--- a/plantillas_maestras/17_seguro_no_especificado/discriminacion/1_ddo_aseguradora/varon/TPL_2664_2025_SEGURO_NO_ESPECIFICADO_DISCRIMINACION_ASEGURADORA_VARON_R1.docx
+++ b/plantillas_maestras/17_seguro_no_especificado/discriminacion/1_ddo_aseguradora/varon/TPL_2664_2025_SEGURO_NO_ESPECIFICADO_DISCRIMINACION_ASEGURADORA_VARON_R1.docx
@@ -299,7 +299,7 @@
           <w14:ligatures w14:val="none"/>
         </w:rPr>
         <w:tab/>
-        <w:t xml:space="preserve">:       </w:t>
+        <w:t xml:space="preserve">: </w:t>
       </w:r>
       <w:r>
         <w:rPr>
@@ -743,7 +743,7 @@
           <w:lang w:val="es-ES" w:eastAsia="es-ES"/>
           <w14:ligatures w14:val="none"/>
         </w:rPr>
-        <w:t>Ley N°29571, Código de Protección y Defensa del Consumidor (en adelante, Código)</w:t>
+        <w:t>Ley 29571, Código de Protección y Defensa del Consumidor (en adelante, Código)</w:t>
       </w:r>
       <w:r>
         <w:rPr>
@@ -2586,7 +2586,7 @@
           <w:lang w:eastAsia="es-PE"/>
           <w14:ligatures w14:val="none"/>
         </w:rPr>
-        <w:t>Nº</w:t>
+        <w:t/>
       </w:r>
       <w:proofErr w:type="spellEnd"/>
       <w:r>
@@ -2620,7 +2620,7 @@
           <w:lang w:eastAsia="es-PE"/>
           <w14:ligatures w14:val="none"/>
         </w:rPr>
-        <w:t xml:space="preserve">  18 DE NOVIEMBRE DE 2025</w:t>
+        <w:t xml:space="preserve"> 18 DE NOVIEMBRE DE 2025</w:t>
       </w:r>
     </w:p>
     <w:p>
@@ -2754,7 +2754,7 @@
           <w:lang w:eastAsia="es-ES"/>
           <w14:ligatures w14:val="none"/>
         </w:rPr>
-        <w:t>Nº</w:t>
+        <w:t/>
       </w:r>
       <w:proofErr w:type="spellEnd"/>
       <w:r>
@@ -2917,7 +2917,7 @@
           <w:lang w:eastAsia="es-ES"/>
           <w14:ligatures w14:val="none"/>
         </w:rPr>
-        <w:t>Nº</w:t>
+        <w:t/>
       </w:r>
       <w:proofErr w:type="spellEnd"/>
       <w:r>
@@ -2938,7 +2938,7 @@
           <w:lang w:eastAsia="es-ES"/>
           <w14:ligatures w14:val="none"/>
         </w:rPr>
-        <w:t>N°</w:t>
+        <w:t/>
       </w:r>
       <w:r>
         <w:rPr>
@@ -2992,7 +2992,7 @@
           <w:lang w:eastAsia="es-ES"/>
           <w14:ligatures w14:val="none"/>
         </w:rPr>
-        <w:t>Por Resolución N° 1 del</w:t>
+        <w:t>Por Resolución 1 del</w:t>
       </w:r>
       <w:r>
         <w:rPr>
@@ -3120,7 +3120,7 @@
           <w:lang w:eastAsia="es-ES"/>
           <w14:ligatures w14:val="none"/>
         </w:rPr>
-        <w:t>N°</w:t>
+        <w:t/>
       </w:r>
       <w:r>
         <w:rPr>
@@ -3141,7 +3141,7 @@
           <w:lang w:eastAsia="es-ES"/>
           <w14:ligatures w14:val="none"/>
         </w:rPr>
-        <w:t>Nº</w:t>
+        <w:t/>
       </w:r>
       <w:proofErr w:type="spellEnd"/>
       <w:r>
@@ -3193,7 +3193,7 @@
           <w:lang w:eastAsia="es-ES"/>
           <w14:ligatures w14:val="none"/>
         </w:rPr>
-        <w:t>Nº</w:t>
+        <w:t/>
       </w:r>
       <w:proofErr w:type="spellEnd"/>
       <w:r>
@@ -3275,7 +3275,7 @@
           <w:lang w:eastAsia="es-ES"/>
           <w14:ligatures w14:val="none"/>
         </w:rPr>
-        <w:t>N°</w:t>
+        <w:t/>
       </w:r>
       <w:r>
         <w:rPr>
@@ -3377,7 +3377,7 @@
           <w:lang w:eastAsia="es-ES"/>
           <w14:ligatures w14:val="none"/>
         </w:rPr>
-        <w:t>Nº</w:t>
+        <w:t/>
       </w:r>
       <w:proofErr w:type="spellEnd"/>
       <w:r>
@@ -3511,7 +3511,7 @@
           <w:lang w:eastAsia="es-ES"/>
           <w14:ligatures w14:val="none"/>
         </w:rPr>
-        <w:t>Nº</w:t>
+        <w:t/>
       </w:r>
       <w:proofErr w:type="spellEnd"/>
       <w:r>
@@ -3675,7 +3675,7 @@
           <w:lang w:eastAsia="es-PE"/>
           <w14:ligatures w14:val="none"/>
         </w:rPr>
-        <w:t xml:space="preserve"> Comisión de Protección al Consumidor N°1 (en adelante, la Secretaría Técnica), en ejercicio de sus facultades</w:t>
+        <w:t xml:space="preserve"> Comisión de Protección al Consumidor 1 (en adelante, la Secretaría Técnica), en ejercicio de sus facultades</w:t>
       </w:r>
       <w:bookmarkEnd w:id="2"/>
       <w:bookmarkEnd w:id="3"/>
@@ -3755,7 +3755,7 @@
           <w:lang w:eastAsia="es-PE"/>
           <w14:ligatures w14:val="none"/>
         </w:rPr>
-        <w:t>°</w:t>
+        <w:t/>
       </w:r>
       <w:r>
         <w:rPr>
@@ -3773,7 +3773,7 @@
           <w:lang w:eastAsia="es-PE"/>
           <w14:ligatures w14:val="none"/>
         </w:rPr>
-        <w:t>°</w:t>
+        <w:t/>
       </w:r>
       <w:r>
         <w:rPr>
@@ -3886,7 +3886,7 @@
           <w:lang w:eastAsia="es-PE"/>
           <w14:ligatures w14:val="none"/>
         </w:rPr>
-        <w:t>°</w:t>
+        <w:t/>
       </w:r>
       <w:r>
         <w:rPr>
@@ -3904,7 +3904,7 @@
           <w:lang w:eastAsia="es-PE"/>
           <w14:ligatures w14:val="none"/>
         </w:rPr>
-        <w:t>°</w:t>
+        <w:t/>
       </w:r>
       <w:r>
         <w:rPr>
@@ -3923,7 +3923,7 @@
           <w:lang w:eastAsia="es-PE"/>
           <w14:ligatures w14:val="none"/>
         </w:rPr>
-        <w:t xml:space="preserve">.  </w:t>
+        <w:t xml:space="preserve">. </w:t>
       </w:r>
       <w:bookmarkStart w:id="11" w:name="_Hlk215162008"/>
       <w:bookmarkEnd w:id="1"/>
@@ -4021,7 +4021,7 @@
           <w:lang w:eastAsia="es-PE"/>
           <w14:ligatures w14:val="none"/>
         </w:rPr>
-        <w:t>°</w:t>
+        <w:t/>
       </w:r>
       <w:r>
         <w:rPr>
@@ -4039,7 +4039,7 @@
           <w:lang w:eastAsia="es-PE"/>
           <w14:ligatures w14:val="none"/>
         </w:rPr>
-        <w:t>°</w:t>
+        <w:t/>
       </w:r>
       <w:r>
         <w:rPr>
@@ -4145,7 +4145,7 @@
           <w:lang w:eastAsia="es-PE"/>
           <w14:ligatures w14:val="none"/>
         </w:rPr>
-        <w:t>°</w:t>
+        <w:t/>
       </w:r>
       <w:r>
         <w:rPr>
@@ -4163,7 +4163,7 @@
           <w:lang w:eastAsia="es-PE"/>
           <w14:ligatures w14:val="none"/>
         </w:rPr>
-        <w:t>°</w:t>
+        <w:t/>
       </w:r>
       <w:r>
         <w:rPr>
@@ -4269,7 +4269,7 @@
           <w:lang w:eastAsia="es-PE"/>
           <w14:ligatures w14:val="none"/>
         </w:rPr>
-        <w:t>°</w:t>
+        <w:t/>
       </w:r>
       <w:r>
         <w:rPr>
@@ -4287,7 +4287,7 @@
           <w:lang w:eastAsia="es-PE"/>
           <w14:ligatures w14:val="none"/>
         </w:rPr>
-        <w:t>°</w:t>
+        <w:t/>
       </w:r>
       <w:r>
         <w:rPr>
@@ -4626,7 +4626,7 @@
           <w:lang w:eastAsia="es-PE"/>
           <w14:ligatures w14:val="none"/>
         </w:rPr>
-        <w:t xml:space="preserve">RESOLUCIÓN DE LA SECRETARÍA TÉCNICA  </w:t>
+        <w:t xml:space="preserve">RESOLUCIÓN DE LA SECRETARÍA TÉCNICA </w:t>
       </w:r>
     </w:p>
     <w:p>
@@ -4687,7 +4687,7 @@
           <w:lang w:eastAsia="es-PE"/>
           <w14:ligatures w14:val="none"/>
         </w:rPr>
-        <w:t xml:space="preserve">ejar sin efecto la Resolución N° </w:t>
+        <w:t xml:space="preserve">ejar sin efecto la Resolución </w:t>
       </w:r>
       <w:r>
         <w:rPr>
@@ -4987,7 +4987,7 @@
           <w:lang w:eastAsia="es-PE"/>
           <w14:ligatures w14:val="none"/>
         </w:rPr>
-        <w:t xml:space="preserve"> infracción a los artículos 18° y 19°</w:t>
+        <w:t xml:space="preserve"> infracción a los artículos 18 y 19</w:t>
       </w:r>
       <w:r>
         <w:rPr>
@@ -5081,7 +5081,7 @@
           <w:lang w:eastAsia="es-PE"/>
           <w14:ligatures w14:val="none"/>
         </w:rPr>
-        <w:t xml:space="preserve"> infracción a los artículos 18° y 19°</w:t>
+        <w:t xml:space="preserve"> infracción a los artículos 18 y 19</w:t>
       </w:r>
       <w:r>
         <w:rPr>
@@ -5186,7 +5186,7 @@
           <w:lang w:eastAsia="es-PE"/>
           <w14:ligatures w14:val="none"/>
         </w:rPr>
-        <w:t xml:space="preserve"> infracción a los artículos 18° y 19°</w:t>
+        <w:t xml:space="preserve"> infracción a los artículos 18 y 19</w:t>
       </w:r>
       <w:r>
         <w:rPr>
@@ -5280,7 +5280,7 @@
           <w:lang w:eastAsia="es-PE"/>
           <w14:ligatures w14:val="none"/>
         </w:rPr>
-        <w:t xml:space="preserve"> infracción a los artículos 18° y 19°</w:t>
+        <w:t xml:space="preserve"> infracción a los artículos 18 y 19</w:t>
       </w:r>
       <w:r>
         <w:rPr>
@@ -5383,7 +5383,7 @@
           <w:lang w:eastAsia="es-PE"/>
           <w14:ligatures w14:val="none"/>
         </w:rPr>
-        <w:t xml:space="preserve"> infracción a los artículos 18° y 19°</w:t>
+        <w:t xml:space="preserve"> infracción a los artículos 18 y 19</w:t>
       </w:r>
       <w:r>
         <w:rPr>
@@ -5746,7 +5746,7 @@
           <w:lang w:eastAsia="es-PE"/>
           <w14:ligatures w14:val="none"/>
         </w:rPr>
-        <w:t>°</w:t>
+        <w:t/>
       </w:r>
       <w:r>
         <w:rPr>
@@ -5832,7 +5832,7 @@
           <w:lang w:eastAsia="es-PE"/>
           <w14:ligatures w14:val="none"/>
         </w:rPr>
-        <w:t>°</w:t>
+        <w:t/>
       </w:r>
       <w:r>
         <w:rPr>
@@ -6033,7 +6033,7 @@
           <w:lang w:eastAsia="es-PE"/>
           <w14:ligatures w14:val="none"/>
         </w:rPr>
-        <w:t>°</w:t>
+        <w:t/>
       </w:r>
       <w:r>
         <w:rPr>
@@ -6276,7 +6276,7 @@
           <w:lang w:eastAsia="es-PE"/>
           <w14:ligatures w14:val="none"/>
         </w:rPr>
-        <w:t>°</w:t>
+        <w:t/>
       </w:r>
       <w:r>
         <w:rPr>
@@ -6317,7 +6317,7 @@
           <w:lang w:eastAsia="es-PE"/>
           <w14:ligatures w14:val="none"/>
         </w:rPr>
-        <w:t>°</w:t>
+        <w:t/>
       </w:r>
       <w:r>
         <w:rPr>
@@ -6337,7 +6337,7 @@
           <w:lang w:eastAsia="es-PE"/>
           <w14:ligatures w14:val="none"/>
         </w:rPr>
-        <w:t>°</w:t>
+        <w:t/>
       </w:r>
       <w:r>
         <w:rPr>
@@ -6357,7 +6357,7 @@
           <w:lang w:eastAsia="es-PE"/>
           <w14:ligatures w14:val="none"/>
         </w:rPr>
-        <w:t>°</w:t>
+        <w:t/>
       </w:r>
       <w:r>
         <w:rPr>
@@ -6410,7 +6410,7 @@
           <w:lang w:eastAsia="es-PE"/>
           <w14:ligatures w14:val="none"/>
         </w:rPr>
-        <w:t>°</w:t>
+        <w:t/>
       </w:r>
       <w:r>
         <w:rPr>
@@ -6511,7 +6511,7 @@
           <w:lang w:eastAsia="es-PE"/>
           <w14:ligatures w14:val="none"/>
         </w:rPr>
-        <w:t>°</w:t>
+        <w:t/>
       </w:r>
       <w:r>
         <w:rPr>
@@ -6586,7 +6586,7 @@
           <w:lang w:eastAsia="es-PE"/>
           <w14:ligatures w14:val="none"/>
         </w:rPr>
-        <w:t>°</w:t>
+        <w:t/>
       </w:r>
       <w:r>
         <w:rPr>
@@ -6594,7 +6594,7 @@
           <w:kern w:val="0"/>
           <w14:ligatures w14:val="none"/>
         </w:rPr>
-        <w:t xml:space="preserve"> del Decreto Legislativo N° 807</w:t>
+        <w:t xml:space="preserve"> del Decreto Legislativo 807</w:t>
       </w:r>
       <w:r>
         <w:rPr>
@@ -7334,7 +7334,7 @@
           <w:szCs w:val="16"/>
         </w:rPr>
         <w:tab/>
-        <w:t xml:space="preserve">Denuncia remitida a esta Comisión mediante MEMORANDUM N° </w:t>
+        <w:t xml:space="preserve">Denuncia remitida a esta Comisión mediante MEMORANDUM </w:t>
       </w:r>
       <w:r>
         <w:rPr>
@@ -7500,7 +7500,7 @@
           <w:sz w:val="16"/>
           <w:szCs w:val="16"/>
         </w:rPr>
-        <w:t xml:space="preserve">LEY N° 29571, CÓDIGO DE PROTECCIÓN Y DEFENSA DEL CONSUMIDOR, publicado el 2 de setiembre de 2010 y modificado por Decreto Legislativo N° 1308  </w:t>
+        <w:t xml:space="preserve">LEY 29571, CÓDIGO DE PROTECCIÓN Y DEFENSA DEL CONSUMIDOR, publicado el 2 de setiembre de 2010 y modificado por Decreto Legislativo 1308 </w:t>
       </w:r>
     </w:p>
     <w:p>
@@ -7570,7 +7570,7 @@
           <w:sz w:val="16"/>
           <w:szCs w:val="16"/>
         </w:rPr>
-        <w:t xml:space="preserve">  </w:t>
+        <w:t xml:space="preserve"> </w:t>
       </w:r>
     </w:p>
     <w:p>
@@ -7618,7 +7618,7 @@
           <w:sz w:val="16"/>
           <w:szCs w:val="16"/>
         </w:rPr>
-        <w:t xml:space="preserve">.  </w:t>
+        <w:t xml:space="preserve">. </w:t>
       </w:r>
     </w:p>
     <w:p>
@@ -7647,7 +7647,7 @@
           <w:sz w:val="16"/>
           <w:szCs w:val="16"/>
         </w:rPr>
-        <w:t>Nº</w:t>
+        <w:t/>
       </w:r>
       <w:proofErr w:type="spellEnd"/>
       <w:r>
@@ -7730,7 +7730,7 @@
           <w:sz w:val="16"/>
           <w:szCs w:val="16"/>
         </w:rPr>
-        <w:t>Nº</w:t>
+        <w:t/>
       </w:r>
       <w:proofErr w:type="spellEnd"/>
       <w:r>
@@ -7752,7 +7752,7 @@
           <w:sz w:val="16"/>
           <w:szCs w:val="16"/>
         </w:rPr>
-        <w:t>Nº</w:t>
+        <w:t/>
       </w:r>
       <w:proofErr w:type="spellEnd"/>
       <w:r>
@@ -7960,7 +7960,7 @@
           <w:sz w:val="16"/>
           <w:szCs w:val="16"/>
         </w:rPr>
-        <w:t xml:space="preserve">           </w:t>
+        <w:t xml:space="preserve"> </w:t>
       </w:r>
       <w:r>
         <w:rPr>
@@ -7978,7 +7978,7 @@
           <w:sz w:val="16"/>
           <w:szCs w:val="16"/>
         </w:rPr>
-        <w:t xml:space="preserve">LEY N° 29571, CÓDIGO DE PROTECCIÓN Y DEFENSA DEL CONSUMIDOR, publicado el 2 de setiembre de 2010 y modificado por Decreto Legislativo N° 1308  </w:t>
+        <w:t xml:space="preserve">LEY 29571, CÓDIGO DE PROTECCIÓN Y DEFENSA DEL CONSUMIDOR, publicado el 2 de setiembre de 2010 y modificado por Decreto Legislativo 1308 </w:t>
       </w:r>
     </w:p>
     <w:p>
@@ -8008,7 +8008,7 @@
           <w:sz w:val="16"/>
           <w:szCs w:val="16"/>
         </w:rPr>
-        <w:t xml:space="preserve">  </w:t>
+        <w:t xml:space="preserve"> </w:t>
       </w:r>
     </w:p>
     <w:p>
@@ -8028,7 +8028,7 @@
           <w:sz w:val="16"/>
           <w:szCs w:val="16"/>
         </w:rPr>
-        <w:t xml:space="preserve">El Instituto Nacional de Defensa de la Competencia y de la Protección de la Propiedad Intelectual (Indecopi) es la autoridad con competencia primaria y de alcance nacional para conocer las presuntas infracciones a las disposiciones contenidas en el presente Código, así como para imponer las sanciones y medidas correctivas establecidas en el presente capítulo, conforme al Decreto Legislativo N° 1033, Ley de Organización y Funciones del Indecopi. Dicha competencia solo puede ser negada cuando ella haya sido asignada o se asigne a favor de otro organismo por norma expresa con rango de ley.  </w:t>
+        <w:t xml:space="preserve">El Instituto Nacional de Defensa de la Competencia y de la Protección de la Propiedad Intelectual (Indecopi) es la autoridad con competencia primaria y de alcance nacional para conocer las presuntas infracciones a las disposiciones contenidas en el presente Código, así como para imponer las sanciones y medidas correctivas establecidas en el presente capítulo, conforme al Decreto Legislativo 1033, Ley de Organización y Funciones del Indecopi. Dicha competencia solo puede ser negada cuando ella haya sido asignada o se asigne a favor de otro organismo por norma expresa con rango de ley. </w:t>
       </w:r>
     </w:p>
     <w:p>
@@ -8048,7 +8048,7 @@
           <w:sz w:val="16"/>
           <w:szCs w:val="16"/>
         </w:rPr>
-        <w:t xml:space="preserve">(…).  </w:t>
+        <w:t xml:space="preserve">(…). </w:t>
       </w:r>
     </w:p>
     <w:p>
@@ -8092,7 +8092,7 @@
           <w:sz w:val="16"/>
           <w:szCs w:val="16"/>
         </w:rPr>
-        <w:t xml:space="preserve">LEY DE ORGANIZACIÓN Y FUNCIONES DEL INDECOPI, APROBADA POR DECRETO LEGISLATIVO N° 1033  </w:t>
+        <w:t xml:space="preserve">LEY DE ORGANIZACIÓN Y FUNCIONES DEL INDECOPI, APROBADA POR DECRETO LEGISLATIVO 1033 </w:t>
       </w:r>
     </w:p>
     <w:p>
@@ -8122,7 +8122,7 @@
           <w:sz w:val="16"/>
           <w:szCs w:val="16"/>
         </w:rPr>
-        <w:t xml:space="preserve"> De la Comisión de Protección al Consumidor.-  </w:t>
+        <w:t xml:space="preserve"> De la Comisión de Protección al Consumidor.- </w:t>
       </w:r>
     </w:p>
     <w:p>
@@ -8142,7 +8142,7 @@
           <w:sz w:val="16"/>
           <w:szCs w:val="16"/>
         </w:rPr>
-        <w:t xml:space="preserve">Corresponde a la Comisión de Protección al Consumidor velar por el cumplimiento de la Ley de Protección al Consumidor y de las leyes que, en general, protegen a los consumidores de la falta de idoneidad de los bienes y servicios en función de la información brindada, de las omisiones de información y de la discriminación en el consumo, así como de aquellas que complementen o sustituyan a las anteriores.  </w:t>
+        <w:t xml:space="preserve">Corresponde a la Comisión de Protección al Consumidor velar por el cumplimiento de la Ley de Protección al Consumidor y de las leyes que, en general, protegen a los consumidores de la falta de idoneidad de los bienes y servicios en función de la información brindada, de las omisiones de información y de la discriminación en el consumo, así como de aquellas que complementen o sustituyan a las anteriores. </w:t>
       </w:r>
     </w:p>
     <w:p>
@@ -8186,7 +8186,7 @@
           <w:sz w:val="16"/>
           <w:szCs w:val="16"/>
         </w:rPr>
-        <w:t xml:space="preserve">LEY SOBRE FACULTADES, NORMAS Y ORGANIZACIÓN DEL INDECOPI, APROBADA POR DECRETO LEGISLATIVO N° 807  </w:t>
+        <w:t xml:space="preserve">LEY SOBRE FACULTADES, NORMAS Y ORGANIZACIÓN DEL INDECOPI, APROBADA POR DECRETO LEGISLATIVO 807 </w:t>
       </w:r>
     </w:p>
     <w:p>
@@ -8216,7 +8216,7 @@
           <w:sz w:val="16"/>
           <w:szCs w:val="16"/>
         </w:rPr>
-        <w:t xml:space="preserve">- El Secretario Técnico se encargará de la tramitación del procedimiento. Para ello, cuenta con las siguientes facultades:  </w:t>
+        <w:t xml:space="preserve">- El Secretario Técnico se encargará de la tramitación del procedimiento. Para ello, cuenta con las siguientes facultades: </w:t>
       </w:r>
     </w:p>
     <w:p>
@@ -8236,7 +8236,7 @@
           <w:sz w:val="16"/>
           <w:szCs w:val="16"/>
         </w:rPr>
-        <w:t xml:space="preserve">(...)  </w:t>
+        <w:t xml:space="preserve">(...) </w:t>
       </w:r>
     </w:p>
     <w:p>
@@ -8256,7 +8256,7 @@
           <w:sz w:val="16"/>
           <w:szCs w:val="16"/>
         </w:rPr>
-        <w:t xml:space="preserve">c) Admitir denuncias a trámite, en aquellos casos en que la Comisión le haya delegado esta facultad.  </w:t>
+        <w:t xml:space="preserve">c) Admitir denuncias a trámite, en aquellos casos en que la Comisión le haya delegado esta facultad. </w:t>
       </w:r>
     </w:p>
     <w:p>
@@ -8351,7 +8351,7 @@
           <w:sz w:val="16"/>
           <w:szCs w:val="16"/>
         </w:rPr>
-        <w:t>Resolución N° 1</w:t>
+        <w:t>Resolución 1</w:t>
       </w:r>
       <w:r>
         <w:rPr>
@@ -8557,7 +8557,7 @@
           <w:sz w:val="16"/>
           <w:szCs w:val="16"/>
         </w:rPr>
-        <w:t xml:space="preserve">  </w:t>
+        <w:t xml:space="preserve"> </w:t>
       </w:r>
       <w:r>
         <w:rPr>
@@ -8575,7 +8575,7 @@
           <w:sz w:val="16"/>
           <w:szCs w:val="16"/>
         </w:rPr>
-        <w:t xml:space="preserve">LEY N° 29571, CÓDIGO DE PROTECCIÓN Y DEFENSA DEL CONSUMIDOR, publicado el 2 de setiembre de 2010 y modificado por Decreto Legislativo N° 1308 </w:t>
+        <w:t xml:space="preserve">LEY 29571, CÓDIGO DE PROTECCIÓN Y DEFENSA DEL CONSUMIDOR, publicado el 2 de setiembre de 2010 y modificado por Decreto Legislativo 1308 </w:t>
       </w:r>
     </w:p>
     <w:p>
@@ -8627,7 +8627,7 @@
           <w:szCs w:val="16"/>
         </w:rPr>
         <w:tab/>
-        <w:t xml:space="preserve">El Instituto Nacional de Defensa de la Competencia y de la Protección de la Propiedad Intelectual (Indecopi) es la autoridad con competencia primaria y de alcance nacional para conocer las presuntas infracciones a las disposiciones contenidas en el presente Código, así como para imponer las sanciones y medidas correctivas establecidas en el presente capítulo, conforme al Decreto Legislativo N° 1033, Ley de Organización y Funciones del Indecopi. Dicha competencia solo puede ser negada cuando ella haya sido asignada o se asigne a favor de otro organismo por norma expresa con rango de ley. </w:t>
+        <w:t xml:space="preserve">El Instituto Nacional de Defensa de la Competencia y de la Protección de la Propiedad Intelectual (Indecopi) es la autoridad con competencia primaria y de alcance nacional para conocer las presuntas infracciones a las disposiciones contenidas en el presente Código, así como para imponer las sanciones y medidas correctivas establecidas en el presente capítulo, conforme al Decreto Legislativo 1033, Ley de Organización y Funciones del Indecopi. Dicha competencia solo puede ser negada cuando ella haya sido asignada o se asigne a favor de otro organismo por norma expresa con rango de ley. </w:t>
       </w:r>
     </w:p>
     <w:p>
@@ -8701,7 +8701,7 @@
           <w:sz w:val="16"/>
           <w:szCs w:val="16"/>
         </w:rPr>
-        <w:t xml:space="preserve">LEY DE ORGANIZACIÓN Y FUNCIONES DEL INDECOPI, APROBADA POR DECRETO LEGISLATIVO N° 1033 </w:t>
+        <w:t xml:space="preserve">LEY DE ORGANIZACIÓN Y FUNCIONES DEL INDECOPI, APROBADA POR DECRETO LEGISLATIVO 1033 </w:t>
       </w:r>
     </w:p>
     <w:p>
@@ -8810,7 +8810,7 @@
           <w:sz w:val="16"/>
           <w:szCs w:val="16"/>
         </w:rPr>
-        <w:t xml:space="preserve">           </w:t>
+        <w:t xml:space="preserve"> </w:t>
       </w:r>
       <w:r>
         <w:rPr>
@@ -8828,7 +8828,7 @@
           <w:sz w:val="16"/>
           <w:szCs w:val="16"/>
         </w:rPr>
-        <w:t xml:space="preserve">LEY N° 29571, CÓDIGO DE PROTECCIÓN Y DEFENSA DEL CONSUMIDOR, publicado el 2 de setiembre de 2010 y modificado por Decreto Legislativo N° 1308   </w:t>
+        <w:t xml:space="preserve">LEY 29571, CÓDIGO DE PROTECCIÓN Y DEFENSA DEL CONSUMIDOR, publicado el 2 de setiembre de 2010 y modificado por Decreto Legislativo 1308 </w:t>
       </w:r>
     </w:p>
     <w:p>
@@ -8852,7 +8852,7 @@
           <w:sz w:val="16"/>
           <w:szCs w:val="16"/>
         </w:rPr>
-        <w:t xml:space="preserve">Artículo 18.- Idoneidad   </w:t>
+        <w:t xml:space="preserve">Artículo 18.- Idoneidad </w:t>
       </w:r>
     </w:p>
     <w:p>
@@ -8872,7 +8872,7 @@
           <w:sz w:val="16"/>
           <w:szCs w:val="16"/>
         </w:rPr>
-        <w:t xml:space="preserve">Se entiende por idoneidad la correspondencia entre lo que un consumidor espera y lo que efectivamente recibe, en función a lo que se le hubiera ofrecido, la publicidad e información transmitida, las condiciones y circunstancias de la transacción, las características y naturaleza del producto o servicio, el precio, entre otros factores, atendiendo a las circunstancias del caso.    </w:t>
+        <w:t xml:space="preserve">Se entiende por idoneidad la correspondencia entre lo que un consumidor espera y lo que efectivamente recibe, en función a lo que se le hubiera ofrecido, la publicidad e información transmitida, las condiciones y circunstancias de la transacción, las características y naturaleza del producto o servicio, el precio, entre otros factores, atendiendo a las circunstancias del caso. </w:t>
       </w:r>
     </w:p>
     <w:p>
@@ -8991,7 +8991,7 @@
           <w:sz w:val="16"/>
           <w:szCs w:val="16"/>
         </w:rPr>
-        <w:t xml:space="preserve">  </w:t>
+        <w:t xml:space="preserve"> </w:t>
       </w:r>
       <w:r>
         <w:rPr>
@@ -9009,7 +9009,7 @@
           <w:sz w:val="16"/>
           <w:szCs w:val="16"/>
         </w:rPr>
-        <w:t>LEY SOBRE FACULTADES, NORMAS Y ORGANIZACIÓN DEL INDECOPI, APROBADA POR DECRETO LEGISLATIVO N° 807 Artículo 24.-</w:t>
+        <w:t>LEY SOBRE FACULTADES, NORMAS Y ORGANIZACIÓN DEL INDECOPI, APROBADA POR DECRETO LEGISLATIVO 807 Artículo 24.-</w:t>
       </w:r>
       <w:r>
         <w:rPr>
@@ -9138,7 +9138,7 @@
           <w:sz w:val="16"/>
           <w:szCs w:val="16"/>
         </w:rPr>
-        <w:t>Nº</w:t>
+        <w:t/>
       </w:r>
       <w:proofErr w:type="spellEnd"/>
       <w:r>
@@ -9226,7 +9226,7 @@
           <w:sz w:val="16"/>
           <w:szCs w:val="16"/>
         </w:rPr>
-        <w:t>publicado el 2 de setiembre de 2010 y modificado por Decreto Legislativo N° 1308</w:t>
+        <w:t>publicado el 2 de setiembre de 2010 y modificado por Decreto Legislativo 1308</w:t>
       </w:r>
     </w:p>
     <w:p>
@@ -9383,15 +9383,15 @@
           <w:szCs w:val="16"/>
           <w:vertAlign w:val="superscript"/>
         </w:rPr>
-        <w:t xml:space="preserve">  </w:t>
-      </w:r>
-      <w:r>
-        <w:rPr>
-          <w:rFonts w:ascii="Arial Narrow" w:hAnsi="Arial Narrow" w:cs="Arial"/>
-          <w:sz w:val="16"/>
-          <w:szCs w:val="16"/>
-        </w:rPr>
-        <w:t xml:space="preserve">     </w:t>
+        <w:t xml:space="preserve"> </w:t>
+      </w:r>
+      <w:r>
+        <w:rPr>
+          <w:rFonts w:ascii="Arial Narrow" w:hAnsi="Arial Narrow" w:cs="Arial"/>
+          <w:sz w:val="16"/>
+          <w:szCs w:val="16"/>
+        </w:rPr>
+        <w:t xml:space="preserve"> </w:t>
       </w:r>
       <w:r>
         <w:rPr>
@@ -9427,7 +9427,7 @@
           <w:sz w:val="16"/>
           <w:szCs w:val="16"/>
         </w:rPr>
-        <w:t>publicado el 2 de setiembre de 2010 y modificado por Decreto Legislativo N° 1308</w:t>
+        <w:t>publicado el 2 de setiembre de 2010 y modificado por Decreto Legislativo 1308</w:t>
       </w:r>
     </w:p>
     <w:p>
@@ -9470,7 +9470,7 @@
           <w:sz w:val="16"/>
           <w:szCs w:val="16"/>
         </w:rPr>
-        <w:t>El órgano resolutivo puede sancionar las infracciones administrativas a que se refiere el artículo 108º con amonestación y multas de hasta cuatrocientos cincuenta (450) Unidades Impositivas Tributarias (UIT), las cuales son calificadas de la siguiente manera:</w:t>
+        <w:t>El órgano resolutivo puede sancionar las infracciones administrativas a que se refiere el artículo 108 con amonestación y multas de hasta cuatrocientos cincuenta (450) Unidades Impositivas Tributarias (UIT), las cuales son calificadas de la siguiente manera:</w:t>
       </w:r>
     </w:p>
     <w:p>
@@ -9593,7 +9593,7 @@
           <w:sz w:val="16"/>
           <w:szCs w:val="16"/>
         </w:rPr>
-        <w:t xml:space="preserve">        </w:t>
+        <w:t xml:space="preserve"> </w:t>
       </w:r>
       <w:r>
         <w:rPr>
@@ -10392,7 +10392,7 @@
           <w:sz w:val="16"/>
           <w:szCs w:val="16"/>
         </w:rPr>
-        <w:t xml:space="preserve">         </w:t>
+        <w:t xml:space="preserve"> </w:t>
       </w:r>
       <w:r>
         <w:rPr>
@@ -10428,7 +10428,7 @@
           <w:sz w:val="16"/>
           <w:szCs w:val="16"/>
         </w:rPr>
-        <w:t>publicado el 2 de setiembre de 2010 y modificado por Decreto Legislativo N° 1308</w:t>
+        <w:t>publicado el 2 de setiembre de 2010 y modificado por Decreto Legislativo 1308</w:t>
       </w:r>
     </w:p>
     <w:p>
@@ -10636,7 +10636,7 @@
           <w:sz w:val="16"/>
           <w:szCs w:val="16"/>
         </w:rPr>
-        <w:t>Nº</w:t>
+        <w:t/>
       </w:r>
       <w:proofErr w:type="spellEnd"/>
       <w:r>
@@ -10878,7 +10878,7 @@
               <w:sz w:val="16"/>
               <w:szCs w:val="16"/>
             </w:rPr>
-            <w:t xml:space="preserve">CNICA DE LA    </w:t>
+            <w:t xml:space="preserve">CNICA DE LA </w:t>
           </w:r>
         </w:p>
         <w:p>

--- a/plantillas_maestras/17_seguro_no_especificado/discriminacion/1_ddo_aseguradora/varon/TPL_2664_2025_SEGURO_NO_ESPECIFICADO_DISCRIMINACION_ASEGURADORA_VARON_R1.docx
+++ b/plantillas_maestras/17_seguro_no_especificado/discriminacion/1_ddo_aseguradora/varon/TPL_2664_2025_SEGURO_NO_ESPECIFICADO_DISCRIMINACION_ASEGURADORA_VARON_R1.docx
@@ -93,7 +93,7 @@
           <w:lang w:eastAsia="es-PE"/>
           <w14:ligatures w14:val="none"/>
         </w:rPr>
-        <w:t>DENUNCIANTE</w:t>
+        <w:t xml:space="preserve">DENUNCIANTE:[DENUNCIANTE] (SEÑOR [APELLIDO])</w:t>
       </w:r>
       <w:r>
         <w:rPr>
@@ -105,7 +105,7 @@
           <w14:ligatures w14:val="none"/>
         </w:rPr>
         <w:tab/>
-        <w:t>:</w:t>
+        <w:t/>
       </w:r>
       <w:r>
         <w:rPr>
@@ -127,40 +127,40 @@
           <w:lang w:eastAsia="es-PE"/>
           <w14:ligatures w14:val="none"/>
         </w:rPr>
-        <w:t xml:space="preserve">EDGARD HUGO SÁNCHEZ SARMIENTO </w:t>
-      </w:r>
-      <w:r>
-        <w:rPr>
-          <w:rFonts w:ascii="Arial Narrow" w:eastAsia="Arial Narrow" w:hAnsi="Arial Narrow" w:cs="Arial Narrow"/>
-          <w:b/>
-          <w:color w:val="000000"/>
-          <w:kern w:val="0"/>
-          <w:lang w:eastAsia="es-PE"/>
-          <w14:ligatures w14:val="none"/>
-        </w:rPr>
-        <w:t xml:space="preserve">(SEÑOR </w:t>
-      </w:r>
-      <w:r>
-        <w:rPr>
-          <w:rFonts w:ascii="Arial Narrow" w:eastAsia="Arial Narrow" w:hAnsi="Arial Narrow" w:cs="Arial Narrow"/>
-          <w:b/>
-          <w:color w:val="000000"/>
-          <w:kern w:val="0"/>
-          <w:lang w:eastAsia="es-PE"/>
-          <w14:ligatures w14:val="none"/>
-        </w:rPr>
-        <w:t>SÁNCHEZ</w:t>
-      </w:r>
-      <w:r>
-        <w:rPr>
-          <w:rFonts w:ascii="Arial Narrow" w:eastAsia="Arial Narrow" w:hAnsi="Arial Narrow" w:cs="Arial Narrow"/>
-          <w:b/>
-          <w:color w:val="000000"/>
-          <w:kern w:val="0"/>
-          <w:lang w:eastAsia="es-PE"/>
-          <w14:ligatures w14:val="none"/>
-        </w:rPr>
-        <w:t>)</w:t>
+        <w:t xml:space="preserve"/>
+      </w:r>
+      <w:r>
+        <w:rPr>
+          <w:rFonts w:ascii="Arial Narrow" w:eastAsia="Arial Narrow" w:hAnsi="Arial Narrow" w:cs="Arial Narrow"/>
+          <w:b/>
+          <w:color w:val="000000"/>
+          <w:kern w:val="0"/>
+          <w:lang w:eastAsia="es-PE"/>
+          <w14:ligatures w14:val="none"/>
+        </w:rPr>
+        <w:t xml:space="preserve"/>
+      </w:r>
+      <w:r>
+        <w:rPr>
+          <w:rFonts w:ascii="Arial Narrow" w:eastAsia="Arial Narrow" w:hAnsi="Arial Narrow" w:cs="Arial Narrow"/>
+          <w:b/>
+          <w:color w:val="000000"/>
+          <w:kern w:val="0"/>
+          <w:lang w:eastAsia="es-PE"/>
+          <w14:ligatures w14:val="none"/>
+        </w:rPr>
+        <w:t/>
+      </w:r>
+      <w:r>
+        <w:rPr>
+          <w:rFonts w:ascii="Arial Narrow" w:eastAsia="Arial Narrow" w:hAnsi="Arial Narrow" w:cs="Arial Narrow"/>
+          <w:b/>
+          <w:color w:val="000000"/>
+          <w:kern w:val="0"/>
+          <w:lang w:eastAsia="es-PE"/>
+          <w14:ligatures w14:val="none"/>
+        </w:rPr>
+        <w:t/>
       </w:r>
     </w:p>
     <w:p>
@@ -612,7 +612,7 @@
           <w:lang w:val="es-ES" w:eastAsia="es-ES"/>
           <w14:ligatures w14:val="none"/>
         </w:rPr>
-        <w:t xml:space="preserve">Mediante el escrito del </w:t>
+        <w:t xml:space="preserve">Mediante el escrito del 6 de setiembre de 2025, complementado mediante el escrito del 10 de setiembre de 2025, el señor [APELLIDO] denunció a Interseguro por presuntas infracciones a la Ley 29571, Código de Protección y Defensa del Consumidor (en adelante, Código), señalando lo siguiente:</w:t>
       </w:r>
       <w:r>
         <w:rPr>
@@ -622,7 +622,7 @@
           <w:lang w:val="es-ES" w:eastAsia="es-ES"/>
           <w14:ligatures w14:val="none"/>
         </w:rPr>
-        <w:t>6</w:t>
+        <w:t/>
       </w:r>
       <w:r>
         <w:rPr>
@@ -632,7 +632,7 @@
           <w:lang w:val="es-ES" w:eastAsia="es-ES"/>
           <w14:ligatures w14:val="none"/>
         </w:rPr>
-        <w:t xml:space="preserve"> de setiembre de 2025</w:t>
+        <w:t xml:space="preserve"/>
       </w:r>
       <w:r>
         <w:rPr>
@@ -651,7 +651,7 @@
           <w:kern w:val="0"/>
           <w14:ligatures w14:val="none"/>
         </w:rPr>
-        <w:t xml:space="preserve">, complementado mediante el escrito del </w:t>
+        <w:t xml:space="preserve"/>
       </w:r>
       <w:r>
         <w:rPr>
@@ -659,7 +659,7 @@
           <w:kern w:val="0"/>
           <w14:ligatures w14:val="none"/>
         </w:rPr>
-        <w:t>10 de setiembre de 2025</w:t>
+        <w:t/>
       </w:r>
       <w:r>
         <w:rPr>
@@ -667,7 +667,7 @@
           <w:kern w:val="0"/>
           <w14:ligatures w14:val="none"/>
         </w:rPr>
-        <w:t>, el</w:t>
+        <w:t/>
       </w:r>
       <w:r>
         <w:rPr>
@@ -675,7 +675,7 @@
           <w:kern w:val="0"/>
           <w14:ligatures w14:val="none"/>
         </w:rPr>
-        <w:t xml:space="preserve"> señor </w:t>
+        <w:t xml:space="preserve"/>
       </w:r>
       <w:r>
         <w:rPr>
@@ -683,7 +683,7 @@
           <w:kern w:val="0"/>
           <w14:ligatures w14:val="none"/>
         </w:rPr>
-        <w:t xml:space="preserve">Sánchez </w:t>
+        <w:t xml:space="preserve"/>
       </w:r>
       <w:r>
         <w:rPr>
@@ -691,7 +691,7 @@
           <w:kern w:val="0"/>
           <w14:ligatures w14:val="none"/>
         </w:rPr>
-        <w:t>d</w:t>
+        <w:t/>
       </w:r>
       <w:r>
         <w:rPr>
@@ -701,7 +701,7 @@
           <w:lang w:val="es-ES" w:eastAsia="es-ES"/>
           <w14:ligatures w14:val="none"/>
         </w:rPr>
-        <w:t xml:space="preserve">enunció a </w:t>
+        <w:t xml:space="preserve"/>
       </w:r>
       <w:proofErr w:type="spellStart"/>
       <w:r>
@@ -712,7 +712,7 @@
           <w:lang w:val="es-ES" w:eastAsia="es-ES"/>
           <w14:ligatures w14:val="none"/>
         </w:rPr>
-        <w:t>Interseguro</w:t>
+        <w:t/>
       </w:r>
       <w:proofErr w:type="spellEnd"/>
       <w:r>
@@ -723,7 +723,7 @@
           <w:lang w:val="es-ES" w:eastAsia="es-ES"/>
           <w14:ligatures w14:val="none"/>
         </w:rPr>
-        <w:t xml:space="preserve"> </w:t>
+        <w:t xml:space="preserve"/>
       </w:r>
       <w:r>
         <w:rPr>
@@ -733,7 +733,7 @@
           <w:lang w:val="es-ES" w:eastAsia="es-ES"/>
           <w14:ligatures w14:val="none"/>
         </w:rPr>
-        <w:t xml:space="preserve">por presuntas infracciones a la </w:t>
+        <w:t xml:space="preserve"/>
       </w:r>
       <w:r>
         <w:rPr>
@@ -743,7 +743,7 @@
           <w:lang w:val="es-ES" w:eastAsia="es-ES"/>
           <w14:ligatures w14:val="none"/>
         </w:rPr>
-        <w:t>Ley 29571, Código de Protección y Defensa del Consumidor (en adelante, Código)</w:t>
+        <w:t/>
       </w:r>
       <w:r>
         <w:rPr>
@@ -764,7 +764,7 @@
           <w:lang w:val="es-ES" w:eastAsia="es-ES"/>
           <w14:ligatures w14:val="none"/>
         </w:rPr>
-        <w:t xml:space="preserve">, señalando </w:t>
+        <w:t xml:space="preserve"/>
       </w:r>
       <w:r>
         <w:rPr>
@@ -775,7 +775,7 @@
           <w:lang w:val="es-ES" w:eastAsia="es-ES"/>
           <w14:ligatures w14:val="none"/>
         </w:rPr>
-        <w:t>lo siguiente:</w:t>
+        <w:t/>
       </w:r>
     </w:p>
     <w:p>
@@ -1426,27 +1426,27 @@
           <w:lang w:eastAsia="es-ES"/>
           <w14:ligatures w14:val="none"/>
         </w:rPr>
-        <w:t xml:space="preserve">El 16 de julio de 2025, al no recibir respuesta satisfactoria, remitió </w:t>
-      </w:r>
-      <w:r>
-        <w:rPr>
-          <w:rFonts w:ascii="Arial Narrow" w:eastAsia="Times New Roman" w:hAnsi="Arial Narrow" w:cs="Arial"/>
-          <w:color w:val="000000"/>
-          <w:kern w:val="0"/>
-          <w:lang w:eastAsia="es-ES"/>
-          <w14:ligatures w14:val="none"/>
-        </w:rPr>
-        <w:t xml:space="preserve">una </w:t>
-      </w:r>
-      <w:r>
-        <w:rPr>
-          <w:rFonts w:ascii="Arial Narrow" w:eastAsia="Times New Roman" w:hAnsi="Arial Narrow" w:cs="Arial"/>
-          <w:color w:val="000000"/>
-          <w:kern w:val="0"/>
-          <w:lang w:eastAsia="es-ES"/>
-          <w14:ligatures w14:val="none"/>
-        </w:rPr>
-        <w:t xml:space="preserve">carta notarial al Vicepresidente de Operaciones y Técnica de </w:t>
+        <w:t xml:space="preserve">El 16 de julio de 2025, al no recibir respuesta satisfactoria, remitió una carta notarial al Vicepresidente de Operaciones y Técnica de Interseguro, el señor [APELLIDO] Carlos Motta, para exigir la corrección de los documentos; pero no recibió respuesta.</w:t>
+      </w:r>
+      <w:r>
+        <w:rPr>
+          <w:rFonts w:ascii="Arial Narrow" w:eastAsia="Times New Roman" w:hAnsi="Arial Narrow" w:cs="Arial"/>
+          <w:color w:val="000000"/>
+          <w:kern w:val="0"/>
+          <w:lang w:eastAsia="es-ES"/>
+          <w14:ligatures w14:val="none"/>
+        </w:rPr>
+        <w:t xml:space="preserve"/>
+      </w:r>
+      <w:r>
+        <w:rPr>
+          <w:rFonts w:ascii="Arial Narrow" w:eastAsia="Times New Roman" w:hAnsi="Arial Narrow" w:cs="Arial"/>
+          <w:color w:val="000000"/>
+          <w:kern w:val="0"/>
+          <w:lang w:eastAsia="es-ES"/>
+          <w14:ligatures w14:val="none"/>
+        </w:rPr>
+        <w:t xml:space="preserve"/>
       </w:r>
       <w:proofErr w:type="spellStart"/>
       <w:r>
@@ -1457,7 +1457,7 @@
           <w:lang w:eastAsia="es-ES"/>
           <w14:ligatures w14:val="none"/>
         </w:rPr>
-        <w:t>Interseguro</w:t>
+        <w:t/>
       </w:r>
       <w:proofErr w:type="spellEnd"/>
       <w:r>
@@ -1468,47 +1468,47 @@
           <w:lang w:eastAsia="es-ES"/>
           <w14:ligatures w14:val="none"/>
         </w:rPr>
-        <w:t xml:space="preserve">, </w:t>
-      </w:r>
-      <w:r>
-        <w:rPr>
-          <w:rFonts w:ascii="Arial Narrow" w:eastAsia="Times New Roman" w:hAnsi="Arial Narrow" w:cs="Arial"/>
-          <w:color w:val="000000"/>
-          <w:kern w:val="0"/>
-          <w:lang w:eastAsia="es-ES"/>
-          <w14:ligatures w14:val="none"/>
-        </w:rPr>
-        <w:t xml:space="preserve">el </w:t>
-      </w:r>
-      <w:r>
-        <w:rPr>
-          <w:rFonts w:ascii="Arial Narrow" w:eastAsia="Times New Roman" w:hAnsi="Arial Narrow" w:cs="Arial"/>
-          <w:color w:val="000000"/>
-          <w:kern w:val="0"/>
-          <w:lang w:eastAsia="es-ES"/>
-          <w14:ligatures w14:val="none"/>
-        </w:rPr>
-        <w:t>señor Juan Carlos Motta, para exigir la corrección de los documentos</w:t>
-      </w:r>
-      <w:r>
-        <w:rPr>
-          <w:rFonts w:ascii="Arial Narrow" w:eastAsia="Times New Roman" w:hAnsi="Arial Narrow" w:cs="Arial"/>
-          <w:color w:val="000000"/>
-          <w:kern w:val="0"/>
-          <w:lang w:eastAsia="es-ES"/>
-          <w14:ligatures w14:val="none"/>
-        </w:rPr>
-        <w:t xml:space="preserve">; pero </w:t>
-      </w:r>
-      <w:r>
-        <w:rPr>
-          <w:rFonts w:ascii="Arial Narrow" w:eastAsia="Times New Roman" w:hAnsi="Arial Narrow" w:cs="Arial"/>
-          <w:color w:val="000000"/>
-          <w:kern w:val="0"/>
-          <w:lang w:eastAsia="es-ES"/>
-          <w14:ligatures w14:val="none"/>
-        </w:rPr>
-        <w:t>no recibió respuesta.</w:t>
+        <w:t xml:space="preserve"/>
+      </w:r>
+      <w:r>
+        <w:rPr>
+          <w:rFonts w:ascii="Arial Narrow" w:eastAsia="Times New Roman" w:hAnsi="Arial Narrow" w:cs="Arial"/>
+          <w:color w:val="000000"/>
+          <w:kern w:val="0"/>
+          <w:lang w:eastAsia="es-ES"/>
+          <w14:ligatures w14:val="none"/>
+        </w:rPr>
+        <w:t xml:space="preserve"/>
+      </w:r>
+      <w:r>
+        <w:rPr>
+          <w:rFonts w:ascii="Arial Narrow" w:eastAsia="Times New Roman" w:hAnsi="Arial Narrow" w:cs="Arial"/>
+          <w:color w:val="000000"/>
+          <w:kern w:val="0"/>
+          <w:lang w:eastAsia="es-ES"/>
+          <w14:ligatures w14:val="none"/>
+        </w:rPr>
+        <w:t/>
+      </w:r>
+      <w:r>
+        <w:rPr>
+          <w:rFonts w:ascii="Arial Narrow" w:eastAsia="Times New Roman" w:hAnsi="Arial Narrow" w:cs="Arial"/>
+          <w:color w:val="000000"/>
+          <w:kern w:val="0"/>
+          <w:lang w:eastAsia="es-ES"/>
+          <w14:ligatures w14:val="none"/>
+        </w:rPr>
+        <w:t xml:space="preserve"/>
+      </w:r>
+      <w:r>
+        <w:rPr>
+          <w:rFonts w:ascii="Arial Narrow" w:eastAsia="Times New Roman" w:hAnsi="Arial Narrow" w:cs="Arial"/>
+          <w:color w:val="000000"/>
+          <w:kern w:val="0"/>
+          <w:lang w:eastAsia="es-ES"/>
+          <w14:ligatures w14:val="none"/>
+        </w:rPr>
+        <w:t/>
       </w:r>
     </w:p>
     <w:p>
@@ -2283,7 +2283,7 @@
           <w:lang w:val="es-ES" w:eastAsia="es-ES"/>
           <w14:ligatures w14:val="none"/>
         </w:rPr>
-        <w:t>El</w:t>
+        <w:t xml:space="preserve">El señor [APELLIDO] solicitó, en calidad de medida correctiva, que Interseguro cumpla con: (i) realizar acciones que aseguren la atención oportuna, diligente y no discriminatoria de los reclamos de consumidores; y, (ii) disponer que Interseguro repare el perjuicio ocasionado, asumiendo el costo de la legalización y apostillado de los documentos, o en su defecto, lo indemnice por los gastos y daños ocasionados. Asimismo, no requirió el reembolso de costos y costas del presente procedimiento.</w:t>
       </w:r>
       <w:r>
         <w:rPr>
@@ -2293,7 +2293,7 @@
           <w:lang w:val="es-ES" w:eastAsia="es-ES"/>
           <w14:ligatures w14:val="none"/>
         </w:rPr>
-        <w:t xml:space="preserve"> señor </w:t>
+        <w:t xml:space="preserve"/>
       </w:r>
       <w:r>
         <w:rPr>
@@ -2301,7 +2301,7 @@
           <w:kern w:val="0"/>
           <w14:ligatures w14:val="none"/>
         </w:rPr>
-        <w:t xml:space="preserve">Sánchez </w:t>
+        <w:t xml:space="preserve"/>
       </w:r>
       <w:r>
         <w:rPr>
@@ -2311,7 +2311,7 @@
           <w:lang w:val="es-ES" w:eastAsia="es-ES"/>
           <w14:ligatures w14:val="none"/>
         </w:rPr>
-        <w:t xml:space="preserve">solicitó, en calidad de medida correctiva, que </w:t>
+        <w:t xml:space="preserve"/>
       </w:r>
       <w:proofErr w:type="spellStart"/>
       <w:r>
@@ -2322,7 +2322,7 @@
           <w:lang w:val="es-ES" w:eastAsia="es-ES"/>
           <w14:ligatures w14:val="none"/>
         </w:rPr>
-        <w:t>Interseguro</w:t>
+        <w:t/>
       </w:r>
       <w:proofErr w:type="spellEnd"/>
       <w:r>
@@ -2333,7 +2333,7 @@
           <w:lang w:val="es-ES" w:eastAsia="es-ES"/>
           <w14:ligatures w14:val="none"/>
         </w:rPr>
-        <w:t xml:space="preserve"> </w:t>
+        <w:t xml:space="preserve"/>
       </w:r>
       <w:r>
         <w:rPr>
@@ -2343,7 +2343,7 @@
           <w:lang w:val="es-ES" w:eastAsia="es-ES"/>
           <w14:ligatures w14:val="none"/>
         </w:rPr>
-        <w:t>cumpla con</w:t>
+        <w:t/>
       </w:r>
       <w:r>
         <w:rPr>
@@ -2353,7 +2353,7 @@
           <w:lang w:val="es-ES" w:eastAsia="es-ES"/>
           <w14:ligatures w14:val="none"/>
         </w:rPr>
-        <w:t>: (i)</w:t>
+        <w:t/>
       </w:r>
       <w:r>
         <w:rPr>
@@ -2363,7 +2363,7 @@
           <w:lang w:val="es-ES" w:eastAsia="es-ES"/>
           <w14:ligatures w14:val="none"/>
         </w:rPr>
-        <w:t xml:space="preserve"> </w:t>
+        <w:t xml:space="preserve"/>
       </w:r>
       <w:r>
         <w:rPr>
@@ -2373,7 +2373,7 @@
           <w:lang w:val="es-ES" w:eastAsia="es-ES"/>
           <w14:ligatures w14:val="none"/>
         </w:rPr>
-        <w:t>realizar acciones que</w:t>
+        <w:t/>
       </w:r>
       <w:r>
         <w:rPr>
@@ -2383,7 +2383,7 @@
           <w:lang w:val="es-ES" w:eastAsia="es-ES"/>
           <w14:ligatures w14:val="none"/>
         </w:rPr>
-        <w:t xml:space="preserve"> aseguren la atención oportuna, diligente y no discriminatoria de los reclamos de consumidores</w:t>
+        <w:t xml:space="preserve"/>
       </w:r>
       <w:r>
         <w:rPr>
@@ -2393,7 +2393,7 @@
           <w:lang w:val="es-ES" w:eastAsia="es-ES"/>
           <w14:ligatures w14:val="none"/>
         </w:rPr>
-        <w:t>; y, (</w:t>
+        <w:t/>
       </w:r>
       <w:proofErr w:type="spellStart"/>
       <w:r>
@@ -2404,7 +2404,7 @@
           <w:lang w:val="es-ES" w:eastAsia="es-ES"/>
           <w14:ligatures w14:val="none"/>
         </w:rPr>
-        <w:t>ii</w:t>
+        <w:t/>
       </w:r>
       <w:proofErr w:type="spellEnd"/>
       <w:r>
@@ -2415,7 +2415,7 @@
           <w:lang w:val="es-ES" w:eastAsia="es-ES"/>
           <w14:ligatures w14:val="none"/>
         </w:rPr>
-        <w:t>)</w:t>
+        <w:t/>
       </w:r>
       <w:r>
         <w:rPr>
@@ -2425,7 +2425,7 @@
           <w:lang w:val="es-ES" w:eastAsia="es-ES"/>
           <w14:ligatures w14:val="none"/>
         </w:rPr>
-        <w:t xml:space="preserve"> </w:t>
+        <w:t xml:space="preserve"/>
       </w:r>
       <w:r>
         <w:rPr>
@@ -2435,7 +2435,7 @@
           <w:lang w:val="es-ES" w:eastAsia="es-ES"/>
           <w14:ligatures w14:val="none"/>
         </w:rPr>
-        <w:t>d</w:t>
+        <w:t/>
       </w:r>
       <w:r>
         <w:rPr>
@@ -2445,7 +2445,7 @@
           <w:lang w:val="es-ES" w:eastAsia="es-ES"/>
           <w14:ligatures w14:val="none"/>
         </w:rPr>
-        <w:t xml:space="preserve">isponer que </w:t>
+        <w:t xml:space="preserve"/>
       </w:r>
       <w:proofErr w:type="spellStart"/>
       <w:r>
@@ -2456,7 +2456,7 @@
           <w:lang w:val="es-ES" w:eastAsia="es-ES"/>
           <w14:ligatures w14:val="none"/>
         </w:rPr>
-        <w:t>Interseguro</w:t>
+        <w:t/>
       </w:r>
       <w:proofErr w:type="spellEnd"/>
       <w:r>
@@ -2467,7 +2467,7 @@
           <w:lang w:val="es-ES" w:eastAsia="es-ES"/>
           <w14:ligatures w14:val="none"/>
         </w:rPr>
-        <w:t xml:space="preserve"> repare el perjuicio ocasionado, asumiendo el costo de la legalización y apostillado de los documentos, o en su defecto, </w:t>
+        <w:t xml:space="preserve"/>
       </w:r>
       <w:r>
         <w:rPr>
@@ -2477,7 +2477,7 @@
           <w:lang w:val="es-ES" w:eastAsia="es-ES"/>
           <w14:ligatures w14:val="none"/>
         </w:rPr>
-        <w:t>lo indemnice</w:t>
+        <w:t/>
       </w:r>
       <w:r>
         <w:rPr>
@@ -2487,7 +2487,7 @@
           <w:lang w:val="es-ES" w:eastAsia="es-ES"/>
           <w14:ligatures w14:val="none"/>
         </w:rPr>
-        <w:t xml:space="preserve"> por los gastos y daños ocasionados.</w:t>
+        <w:t xml:space="preserve"/>
       </w:r>
       <w:r>
         <w:rPr>
@@ -2497,7 +2497,7 @@
           <w:lang w:val="es-ES" w:eastAsia="es-ES"/>
           <w14:ligatures w14:val="none"/>
         </w:rPr>
-        <w:t xml:space="preserve"> Asimismo, </w:t>
+        <w:t xml:space="preserve"/>
       </w:r>
       <w:r>
         <w:rPr>
@@ -2507,7 +2507,7 @@
           <w:lang w:val="es-ES" w:eastAsia="es-ES"/>
           <w14:ligatures w14:val="none"/>
         </w:rPr>
-        <w:t xml:space="preserve">no </w:t>
+        <w:t xml:space="preserve"/>
       </w:r>
       <w:r>
         <w:rPr>
@@ -2517,7 +2517,7 @@
           <w:lang w:val="es-ES" w:eastAsia="es-ES"/>
           <w14:ligatures w14:val="none"/>
         </w:rPr>
-        <w:t>requirió el reembolso de costos y costas del presente procedimiento.</w:t>
+        <w:t/>
       </w:r>
     </w:p>
     <w:p>
@@ -2846,67 +2846,67 @@
           <w14:ligatures w14:val="none"/>
         </w:rPr>
         <w:lastRenderedPageBreak/>
-        <w:t xml:space="preserve">El 6 de </w:t>
-      </w:r>
-      <w:r>
-        <w:rPr>
-          <w:rFonts w:ascii="Arial Narrow" w:eastAsia="Times New Roman" w:hAnsi="Arial Narrow" w:cs="Arial"/>
-          <w:color w:val="000000"/>
-          <w:kern w:val="0"/>
-          <w:lang w:eastAsia="es-ES"/>
-          <w14:ligatures w14:val="none"/>
-        </w:rPr>
-        <w:t>setiembre</w:t>
-      </w:r>
-      <w:r>
-        <w:rPr>
-          <w:rFonts w:ascii="Arial Narrow" w:eastAsia="Times New Roman" w:hAnsi="Arial Narrow" w:cs="Arial"/>
-          <w:color w:val="000000"/>
-          <w:kern w:val="0"/>
-          <w:lang w:eastAsia="es-ES"/>
-          <w14:ligatures w14:val="none"/>
-        </w:rPr>
-        <w:t xml:space="preserve"> de 2025, el señor Sánchez presentó su </w:t>
-      </w:r>
-      <w:r>
-        <w:rPr>
-          <w:rFonts w:ascii="Arial Narrow" w:eastAsia="Times New Roman" w:hAnsi="Arial Narrow" w:cs="Arial"/>
-          <w:color w:val="000000"/>
-          <w:kern w:val="0"/>
-          <w:lang w:eastAsia="es-ES"/>
-          <w14:ligatures w14:val="none"/>
-        </w:rPr>
-        <w:t xml:space="preserve">escrito de </w:t>
-      </w:r>
-      <w:r>
-        <w:rPr>
-          <w:rFonts w:ascii="Arial Narrow" w:eastAsia="Times New Roman" w:hAnsi="Arial Narrow" w:cs="Arial"/>
-          <w:color w:val="000000"/>
-          <w:kern w:val="0"/>
-          <w:lang w:eastAsia="es-ES"/>
-          <w14:ligatures w14:val="none"/>
-        </w:rPr>
-        <w:t>denuncia</w:t>
-      </w:r>
-      <w:r>
-        <w:rPr>
-          <w:rFonts w:ascii="Arial Narrow" w:eastAsia="Times New Roman" w:hAnsi="Arial Narrow" w:cs="Arial"/>
-          <w:color w:val="000000"/>
-          <w:kern w:val="0"/>
-          <w:lang w:eastAsia="es-ES"/>
-          <w14:ligatures w14:val="none"/>
-        </w:rPr>
-        <w:t xml:space="preserve">, cuyos actuados fueron remitidos a este despacho por </w:t>
-      </w:r>
-      <w:r>
-        <w:rPr>
-          <w:rFonts w:ascii="Arial Narrow" w:eastAsia="Times New Roman" w:hAnsi="Arial Narrow" w:cs="Arial"/>
-          <w:color w:val="000000"/>
-          <w:kern w:val="0"/>
-          <w:lang w:eastAsia="es-ES"/>
-          <w14:ligatures w14:val="none"/>
-        </w:rPr>
-        <w:t xml:space="preserve">la Comisión de Protección al Consumidor </w:t>
+        <w:t xml:space="preserve">El 6 de setiembre de 2025, el señor [APELLIDO] presentó su escrito de denuncia, cuyos actuados fueron remitidos a este despacho por la Comisión de Protección al Consumidor  2 mediante el Memorándum  002808-2025-CC2/INDECOPI del 17 de octubre de 2025</w:t>
+      </w:r>
+      <w:r>
+        <w:rPr>
+          <w:rFonts w:ascii="Arial Narrow" w:eastAsia="Times New Roman" w:hAnsi="Arial Narrow" w:cs="Arial"/>
+          <w:color w:val="000000"/>
+          <w:kern w:val="0"/>
+          <w:lang w:eastAsia="es-ES"/>
+          <w14:ligatures w14:val="none"/>
+        </w:rPr>
+        <w:t/>
+      </w:r>
+      <w:r>
+        <w:rPr>
+          <w:rFonts w:ascii="Arial Narrow" w:eastAsia="Times New Roman" w:hAnsi="Arial Narrow" w:cs="Arial"/>
+          <w:color w:val="000000"/>
+          <w:kern w:val="0"/>
+          <w:lang w:eastAsia="es-ES"/>
+          <w14:ligatures w14:val="none"/>
+        </w:rPr>
+        <w:t xml:space="preserve"/>
+      </w:r>
+      <w:r>
+        <w:rPr>
+          <w:rFonts w:ascii="Arial Narrow" w:eastAsia="Times New Roman" w:hAnsi="Arial Narrow" w:cs="Arial"/>
+          <w:color w:val="000000"/>
+          <w:kern w:val="0"/>
+          <w:lang w:eastAsia="es-ES"/>
+          <w14:ligatures w14:val="none"/>
+        </w:rPr>
+        <w:t xml:space="preserve"/>
+      </w:r>
+      <w:r>
+        <w:rPr>
+          <w:rFonts w:ascii="Arial Narrow" w:eastAsia="Times New Roman" w:hAnsi="Arial Narrow" w:cs="Arial"/>
+          <w:color w:val="000000"/>
+          <w:kern w:val="0"/>
+          <w:lang w:eastAsia="es-ES"/>
+          <w14:ligatures w14:val="none"/>
+        </w:rPr>
+        <w:t/>
+      </w:r>
+      <w:r>
+        <w:rPr>
+          <w:rFonts w:ascii="Arial Narrow" w:eastAsia="Times New Roman" w:hAnsi="Arial Narrow" w:cs="Arial"/>
+          <w:color w:val="000000"/>
+          <w:kern w:val="0"/>
+          <w:lang w:eastAsia="es-ES"/>
+          <w14:ligatures w14:val="none"/>
+        </w:rPr>
+        <w:t xml:space="preserve"/>
+      </w:r>
+      <w:r>
+        <w:rPr>
+          <w:rFonts w:ascii="Arial Narrow" w:eastAsia="Times New Roman" w:hAnsi="Arial Narrow" w:cs="Arial"/>
+          <w:color w:val="000000"/>
+          <w:kern w:val="0"/>
+          <w:lang w:eastAsia="es-ES"/>
+          <w14:ligatures w14:val="none"/>
+        </w:rPr>
+        <w:t xml:space="preserve"/>
       </w:r>
       <w:proofErr w:type="spellStart"/>
       <w:r>
@@ -2928,7 +2928,7 @@
           <w:lang w:eastAsia="es-ES"/>
           <w14:ligatures w14:val="none"/>
         </w:rPr>
-        <w:t xml:space="preserve"> 2 mediante el Memorándum </w:t>
+        <w:t xml:space="preserve"/>
       </w:r>
       <w:r>
         <w:rPr>
@@ -2948,7 +2948,7 @@
           <w:lang w:eastAsia="es-ES"/>
           <w14:ligatures w14:val="none"/>
         </w:rPr>
-        <w:t xml:space="preserve"> 002808-2025-CC2/INDECOPI del 17 de octubre de 2025</w:t>
+        <w:t xml:space="preserve"/>
       </w:r>
     </w:p>
     <w:p>
@@ -4769,18 +4769,18 @@
           <w:lang w:eastAsia="es-PE"/>
           <w14:ligatures w14:val="none"/>
         </w:rPr>
-        <w:t>SEGUNDO</w:t>
-      </w:r>
-      <w:r>
-        <w:rPr>
-          <w:rFonts w:ascii="Arial Narrow" w:eastAsia="Arial Narrow" w:hAnsi="Arial Narrow" w:cs="Arial Narrow"/>
-          <w:b/>
-          <w:color w:val="000000"/>
-          <w:kern w:val="0"/>
-          <w:lang w:eastAsia="es-PE"/>
-          <w14:ligatures w14:val="none"/>
-        </w:rPr>
-        <w:t xml:space="preserve">: </w:t>
+        <w:t xml:space="preserve">SEGUNDO: admitir a trámite la denuncia del 6 de setiembre de 2025, complementado mediante el escrito del 10 de setiembre de 2025, interpuesta por el señor [DENUNCIANTE] contra Interseguro Compañía de Seguros S.A., por lo siguiente:</w:t>
+      </w:r>
+      <w:r>
+        <w:rPr>
+          <w:rFonts w:ascii="Arial Narrow" w:eastAsia="Arial Narrow" w:hAnsi="Arial Narrow" w:cs="Arial Narrow"/>
+          <w:b/>
+          <w:color w:val="000000"/>
+          <w:kern w:val="0"/>
+          <w:lang w:eastAsia="es-PE"/>
+          <w14:ligatures w14:val="none"/>
+        </w:rPr>
+        <w:t xml:space="preserve"/>
       </w:r>
       <w:r>
         <w:rPr>
@@ -4791,7 +4791,7 @@
           <w:lang w:eastAsia="es-PE"/>
           <w14:ligatures w14:val="none"/>
         </w:rPr>
-        <w:t xml:space="preserve">admitir a trámite la denuncia del </w:t>
+        <w:t xml:space="preserve"/>
       </w:r>
       <w:r>
         <w:rPr>
@@ -4801,7 +4801,7 @@
           <w:lang w:val="es-ES" w:eastAsia="es-ES"/>
           <w14:ligatures w14:val="none"/>
         </w:rPr>
-        <w:t>6 de setiembre de 2025, complementado mediante el escrito del 10 de setiembre de 2025</w:t>
+        <w:t/>
       </w:r>
       <w:r>
         <w:rPr>
@@ -4811,7 +4811,7 @@
           <w:lang w:val="es-ES" w:eastAsia="es-ES"/>
           <w14:ligatures w14:val="none"/>
         </w:rPr>
-        <w:t xml:space="preserve">, </w:t>
+        <w:t xml:space="preserve"/>
       </w:r>
       <w:r>
         <w:rPr>
@@ -4822,7 +4822,7 @@
           <w:lang w:eastAsia="es-PE"/>
           <w14:ligatures w14:val="none"/>
         </w:rPr>
-        <w:t xml:space="preserve">interpuesta </w:t>
+        <w:t xml:space="preserve"/>
       </w:r>
       <w:r>
         <w:rPr>
@@ -4833,7 +4833,7 @@
           <w:lang w:eastAsia="es-PE"/>
           <w14:ligatures w14:val="none"/>
         </w:rPr>
-        <w:t xml:space="preserve">por el </w:t>
+        <w:t xml:space="preserve"/>
       </w:r>
       <w:r>
         <w:rPr>
@@ -4843,14 +4843,14 @@
           <w:kern w:val="0"/>
           <w14:ligatures w14:val="none"/>
         </w:rPr>
-        <w:t>señor</w:t>
+        <w:t/>
       </w:r>
       <w:r>
         <w:rPr>
           <w:rFonts w:ascii="Arial Narrow" w:eastAsia="Arial Narrow" w:hAnsi="Arial Narrow" w:cs="Arial Narrow"/>
           <w:bCs/>
         </w:rPr>
-        <w:t xml:space="preserve"> Edgard Hugo Sánchez Sarmiento</w:t>
+        <w:t xml:space="preserve"/>
       </w:r>
       <w:r>
         <w:rPr>
@@ -4861,7 +4861,7 @@
           <w:lang w:eastAsia="es-PE"/>
           <w14:ligatures w14:val="none"/>
         </w:rPr>
-        <w:t xml:space="preserve"> c</w:t>
+        <w:t xml:space="preserve"/>
       </w:r>
       <w:r>
         <w:rPr>
@@ -4872,7 +4872,7 @@
           <w:lang w:eastAsia="es-PE"/>
           <w14:ligatures w14:val="none"/>
         </w:rPr>
-        <w:t xml:space="preserve">ontra </w:t>
+        <w:t xml:space="preserve"/>
       </w:r>
       <w:proofErr w:type="spellStart"/>
       <w:r>
@@ -4880,7 +4880,7 @@
           <w:rFonts w:ascii="Arial Narrow" w:eastAsia="Arial Narrow" w:hAnsi="Arial Narrow" w:cs="Arial Narrow"/>
           <w:bCs/>
         </w:rPr>
-        <w:t>Interseguro</w:t>
+        <w:t/>
       </w:r>
       <w:proofErr w:type="spellEnd"/>
       <w:r>
@@ -4888,28 +4888,28 @@
           <w:rFonts w:ascii="Arial Narrow" w:eastAsia="Arial Narrow" w:hAnsi="Arial Narrow" w:cs="Arial Narrow"/>
           <w:bCs/>
         </w:rPr>
-        <w:t xml:space="preserve"> Compañía </w:t>
+        <w:t xml:space="preserve"/>
       </w:r>
       <w:r>
         <w:rPr>
           <w:rFonts w:ascii="Arial Narrow" w:eastAsia="Arial Narrow" w:hAnsi="Arial Narrow" w:cs="Arial Narrow"/>
           <w:bCs/>
         </w:rPr>
-        <w:t>de</w:t>
+        <w:t/>
       </w:r>
       <w:r>
         <w:rPr>
           <w:rFonts w:ascii="Arial Narrow" w:eastAsia="Arial Narrow" w:hAnsi="Arial Narrow" w:cs="Arial Narrow"/>
           <w:bCs/>
         </w:rPr>
-        <w:t xml:space="preserve"> Seguros S.A</w:t>
+        <w:t xml:space="preserve"/>
       </w:r>
       <w:r>
         <w:rPr>
           <w:rFonts w:ascii="Arial Narrow" w:eastAsia="Arial Narrow" w:hAnsi="Arial Narrow" w:cs="Arial Narrow"/>
           <w:bCs/>
         </w:rPr>
-        <w:t>.</w:t>
+        <w:t/>
       </w:r>
       <w:r>
         <w:rPr>
@@ -4920,7 +4920,7 @@
           <w:lang w:eastAsia="es-PE"/>
           <w14:ligatures w14:val="none"/>
         </w:rPr>
-        <w:t xml:space="preserve">, </w:t>
+        <w:t xml:space="preserve"/>
       </w:r>
       <w:bookmarkStart w:id="14" w:name="_Hlk215062067"/>
       <w:r>
@@ -4932,7 +4932,7 @@
           <w:lang w:eastAsia="es-PE"/>
           <w14:ligatures w14:val="none"/>
         </w:rPr>
-        <w:t>por lo siguiente:</w:t>
+        <w:t/>
       </w:r>
     </w:p>
     <w:p>
@@ -6858,7 +6858,7 @@
           <w:kern w:val="0"/>
           <w14:ligatures w14:val="none"/>
         </w:rPr>
-        <w:t xml:space="preserve">DÉCIMO </w:t>
+        <w:t xml:space="preserve">DÉCIMO SEGUNDO: requerir al señor [DENUNCIANTE] para que, dentro del plazo de dos (2) días hábiles siguientes a la fecha en que reciba la notificación en su domicilio procesal, señale un correo electrónico adicional autorizando recibir las notificaciones correspondientes por dicho medio. </w:t>
       </w:r>
       <w:r>
         <w:rPr>
@@ -6868,7 +6868,7 @@
           <w:kern w:val="0"/>
           <w14:ligatures w14:val="none"/>
         </w:rPr>
-        <w:t>SEGUNDO</w:t>
+        <w:t/>
       </w:r>
       <w:r>
         <w:rPr>
@@ -6878,7 +6878,7 @@
           <w:kern w:val="0"/>
           <w14:ligatures w14:val="none"/>
         </w:rPr>
-        <w:t>:</w:t>
+        <w:t/>
       </w:r>
       <w:r>
         <w:rPr>
@@ -6888,7 +6888,7 @@
           <w:kern w:val="0"/>
           <w14:ligatures w14:val="none"/>
         </w:rPr>
-        <w:t xml:space="preserve"> requerir al</w:t>
+        <w:t xml:space="preserve"/>
       </w:r>
       <w:r>
         <w:rPr>
@@ -6898,28 +6898,28 @@
           <w:kern w:val="0"/>
           <w14:ligatures w14:val="none"/>
         </w:rPr>
-        <w:t xml:space="preserve"> señor</w:t>
+        <w:t xml:space="preserve"/>
       </w:r>
       <w:r>
         <w:rPr>
           <w:rFonts w:ascii="Arial Narrow" w:eastAsia="Arial Narrow" w:hAnsi="Arial Narrow" w:cs="Arial Narrow"/>
           <w:bCs/>
         </w:rPr>
-        <w:t xml:space="preserve"> </w:t>
+        <w:t xml:space="preserve"/>
       </w:r>
       <w:r>
         <w:rPr>
           <w:rFonts w:ascii="Arial Narrow" w:eastAsia="Arial Narrow" w:hAnsi="Arial Narrow" w:cs="Arial Narrow"/>
           <w:bCs/>
         </w:rPr>
-        <w:t xml:space="preserve">Edgard Hugo Sánchez Sarmiento </w:t>
+        <w:t xml:space="preserve"/>
       </w:r>
       <w:r>
         <w:rPr>
           <w:rFonts w:ascii="Arial Narrow" w:hAnsi="Arial Narrow"/>
           <w:color w:val="000000"/>
         </w:rPr>
-        <w:t xml:space="preserve">para que, </w:t>
+        <w:t xml:space="preserve"/>
       </w:r>
       <w:r>
         <w:rPr>
@@ -6930,35 +6930,35 @@
           <w:lang w:eastAsia="es-PE"/>
           <w14:ligatures w14:val="none"/>
         </w:rPr>
-        <w:t>dentro del plazo de dos (2) días hábiles siguientes a la fecha en que reciba la notificación en su domicilio procesal</w:t>
+        <w:t/>
       </w:r>
       <w:r>
         <w:rPr>
           <w:rFonts w:ascii="Arial Narrow" w:hAnsi="Arial Narrow"/>
           <w:color w:val="000000"/>
         </w:rPr>
-        <w:t>, señale un correo electrónico</w:t>
+        <w:t/>
       </w:r>
       <w:r>
         <w:rPr>
           <w:rFonts w:ascii="Arial Narrow" w:hAnsi="Arial Narrow"/>
           <w:color w:val="000000"/>
         </w:rPr>
-        <w:t xml:space="preserve"> adicional</w:t>
+        <w:t xml:space="preserve"/>
       </w:r>
       <w:r>
         <w:rPr>
           <w:rFonts w:ascii="Arial Narrow" w:hAnsi="Arial Narrow"/>
           <w:color w:val="000000"/>
         </w:rPr>
-        <w:t xml:space="preserve"> autorizando recibir las notificaciones correspondientes por dicho medio.</w:t>
+        <w:t xml:space="preserve"/>
       </w:r>
       <w:r>
         <w:rPr>
           <w:rFonts w:ascii="Arial Narrow" w:hAnsi="Arial Narrow"/>
           <w:color w:val="000000"/>
         </w:rPr>
-        <w:t xml:space="preserve"> </w:t>
+        <w:t xml:space="preserve"/>
       </w:r>
       <w:bookmarkEnd w:id="19"/>
     </w:p>
@@ -8319,7 +8319,7 @@
           <w:sz w:val="16"/>
           <w:szCs w:val="16"/>
         </w:rPr>
-        <w:t xml:space="preserve"> </w:t>
+        <w:t xml:space="preserve"> Se requirió al señor [APELLIDO] Hugo Sánchez Sarmiento que, en el plazo máximo de dos (2) días hábiles improrrogables, contado a partir del día siguiente de la notificación de la Resolución 1, cumpla con lo siguiente: </w:t>
       </w:r>
       <w:r>
         <w:rPr>
@@ -8335,31 +8335,31 @@
           <w:sz w:val="16"/>
           <w:szCs w:val="16"/>
         </w:rPr>
-        <w:t>Se requirió</w:t>
-      </w:r>
-      <w:r>
-        <w:rPr>
-          <w:rFonts w:ascii="Arial Narrow" w:hAnsi="Arial Narrow" w:cs="Arial"/>
-          <w:sz w:val="16"/>
-          <w:szCs w:val="16"/>
-        </w:rPr>
-        <w:t xml:space="preserve"> al señor Edgard Hugo Sánchez Sarmiento que, en el plazo máximo de dos (2) días hábiles improrrogables, contado a partir del día siguiente de la notificación de la </w:t>
-      </w:r>
-      <w:r>
-        <w:rPr>
-          <w:rFonts w:ascii="Arial Narrow" w:hAnsi="Arial Narrow" w:cs="Arial"/>
-          <w:sz w:val="16"/>
-          <w:szCs w:val="16"/>
-        </w:rPr>
-        <w:t>Resolución 1</w:t>
-      </w:r>
-      <w:r>
-        <w:rPr>
-          <w:rFonts w:ascii="Arial Narrow" w:hAnsi="Arial Narrow" w:cs="Arial"/>
-          <w:sz w:val="16"/>
-          <w:szCs w:val="16"/>
-        </w:rPr>
-        <w:t xml:space="preserve">, cumpla con lo siguiente: </w:t>
+        <w:t/>
+      </w:r>
+      <w:r>
+        <w:rPr>
+          <w:rFonts w:ascii="Arial Narrow" w:hAnsi="Arial Narrow" w:cs="Arial"/>
+          <w:sz w:val="16"/>
+          <w:szCs w:val="16"/>
+        </w:rPr>
+        <w:t xml:space="preserve"/>
+      </w:r>
+      <w:r>
+        <w:rPr>
+          <w:rFonts w:ascii="Arial Narrow" w:hAnsi="Arial Narrow" w:cs="Arial"/>
+          <w:sz w:val="16"/>
+          <w:szCs w:val="16"/>
+        </w:rPr>
+        <w:t/>
+      </w:r>
+      <w:r>
+        <w:rPr>
+          <w:rFonts w:ascii="Arial Narrow" w:hAnsi="Arial Narrow" w:cs="Arial"/>
+          <w:sz w:val="16"/>
+          <w:szCs w:val="16"/>
+        </w:rPr>
+        <w:t xml:space="preserve"/>
       </w:r>
     </w:p>
     <w:p>

--- a/plantillas_maestras/17_seguro_no_especificado/discriminacion/1_ddo_aseguradora/varon/TPL_2664_2025_SEGURO_NO_ESPECIFICADO_DISCRIMINACION_ASEGURADORA_VARON_R1.docx
+++ b/plantillas_maestras/17_seguro_no_especificado/discriminacion/1_ddo_aseguradora/varon/TPL_2664_2025_SEGURO_NO_ESPECIFICADO_DISCRIMINACION_ASEGURADORA_VARON_R1.docx
@@ -821,37 +821,37 @@
           <w:lang w:eastAsia="es-ES"/>
           <w14:ligatures w14:val="none"/>
         </w:rPr>
-        <w:t>E</w:t>
-      </w:r>
-      <w:r>
-        <w:rPr>
-          <w:rFonts w:ascii="Arial Narrow" w:eastAsia="Times New Roman" w:hAnsi="Arial Narrow" w:cs="Arial"/>
-          <w:color w:val="000000"/>
-          <w:kern w:val="0"/>
-          <w:lang w:eastAsia="es-ES"/>
-          <w14:ligatures w14:val="none"/>
-        </w:rPr>
-        <w:t>l 8 de julio de 2025</w:t>
-      </w:r>
-      <w:r>
-        <w:rPr>
-          <w:rFonts w:ascii="Arial Narrow" w:eastAsia="Times New Roman" w:hAnsi="Arial Narrow" w:cs="Arial"/>
-          <w:color w:val="000000"/>
-          <w:kern w:val="0"/>
-          <w:lang w:eastAsia="es-ES"/>
-          <w14:ligatures w14:val="none"/>
-        </w:rPr>
-        <w:t xml:space="preserve">, </w:t>
-      </w:r>
-      <w:r>
-        <w:rPr>
-          <w:rFonts w:ascii="Arial Narrow" w:eastAsia="Times New Roman" w:hAnsi="Arial Narrow" w:cs="Arial"/>
-          <w:color w:val="000000"/>
-          <w:kern w:val="0"/>
-          <w:lang w:eastAsia="es-ES"/>
-          <w14:ligatures w14:val="none"/>
-        </w:rPr>
-        <w:t xml:space="preserve">presentó solicitud vía telefónica a las representantes de </w:t>
+        <w:t xml:space="preserve">El 8 de julio de 2025, presentó solicitud vía telefónica a las representantes de Interseguro, señoras [APELLIDO] y [APELLIDO] , ello con la finalidad de establecer su residencia en Panamá y tramitar una Visa de Pensionado, para la emisión de dos documentos: uno que acreditara que su pensión es vitalicia y otro que certificara la solvencia institucional de la compañía aseguradora que administra dicha pensión.</w:t>
+      </w:r>
+      <w:r>
+        <w:rPr>
+          <w:rFonts w:ascii="Arial Narrow" w:eastAsia="Times New Roman" w:hAnsi="Arial Narrow" w:cs="Arial"/>
+          <w:color w:val="000000"/>
+          <w:kern w:val="0"/>
+          <w:lang w:eastAsia="es-ES"/>
+          <w14:ligatures w14:val="none"/>
+        </w:rPr>
+        <w:t/>
+      </w:r>
+      <w:r>
+        <w:rPr>
+          <w:rFonts w:ascii="Arial Narrow" w:eastAsia="Times New Roman" w:hAnsi="Arial Narrow" w:cs="Arial"/>
+          <w:color w:val="000000"/>
+          <w:kern w:val="0"/>
+          <w:lang w:eastAsia="es-ES"/>
+          <w14:ligatures w14:val="none"/>
+        </w:rPr>
+        <w:t xml:space="preserve"/>
+      </w:r>
+      <w:r>
+        <w:rPr>
+          <w:rFonts w:ascii="Arial Narrow" w:eastAsia="Times New Roman" w:hAnsi="Arial Narrow" w:cs="Arial"/>
+          <w:color w:val="000000"/>
+          <w:kern w:val="0"/>
+          <w:lang w:eastAsia="es-ES"/>
+          <w14:ligatures w14:val="none"/>
+        </w:rPr>
+        <w:t xml:space="preserve"/>
       </w:r>
       <w:proofErr w:type="spellStart"/>
       <w:r>
@@ -862,7 +862,7 @@
           <w:lang w:eastAsia="es-ES"/>
           <w14:ligatures w14:val="none"/>
         </w:rPr>
-        <w:t>Interseguro</w:t>
+        <w:t/>
       </w:r>
       <w:proofErr w:type="spellEnd"/>
       <w:r>
@@ -873,7 +873,7 @@
           <w:lang w:eastAsia="es-ES"/>
           <w14:ligatures w14:val="none"/>
         </w:rPr>
-        <w:t xml:space="preserve">, señoras </w:t>
+        <w:t xml:space="preserve"/>
       </w:r>
       <w:proofErr w:type="spellStart"/>
       <w:r>
@@ -884,7 +884,7 @@
           <w:lang w:eastAsia="es-ES"/>
           <w14:ligatures w14:val="none"/>
         </w:rPr>
-        <w:t>Crisel</w:t>
+        <w:t/>
       </w:r>
       <w:proofErr w:type="spellEnd"/>
       <w:r>
@@ -895,7 +895,7 @@
           <w:lang w:eastAsia="es-ES"/>
           <w14:ligatures w14:val="none"/>
         </w:rPr>
-        <w:t xml:space="preserve"> </w:t>
+        <w:t xml:space="preserve"/>
       </w:r>
       <w:proofErr w:type="spellStart"/>
       <w:r>
@@ -906,7 +906,7 @@
           <w:lang w:eastAsia="es-ES"/>
           <w14:ligatures w14:val="none"/>
         </w:rPr>
-        <w:t>Bezanten</w:t>
+        <w:t/>
       </w:r>
       <w:proofErr w:type="spellEnd"/>
       <w:r>
@@ -917,117 +917,117 @@
           <w:lang w:eastAsia="es-ES"/>
           <w14:ligatures w14:val="none"/>
         </w:rPr>
-        <w:t xml:space="preserve"> y Yanet Rivera,</w:t>
-      </w:r>
-      <w:r>
-        <w:rPr>
-          <w:rFonts w:ascii="Arial Narrow" w:eastAsia="Times New Roman" w:hAnsi="Arial Narrow" w:cs="Arial"/>
-          <w:color w:val="000000"/>
-          <w:kern w:val="0"/>
-          <w:lang w:eastAsia="es-ES"/>
-          <w14:ligatures w14:val="none"/>
-        </w:rPr>
-        <w:t xml:space="preserve"> ello c</w:t>
-      </w:r>
-      <w:r>
-        <w:rPr>
-          <w:rFonts w:ascii="Arial Narrow" w:eastAsia="Times New Roman" w:hAnsi="Arial Narrow" w:cs="Arial"/>
-          <w:color w:val="000000"/>
-          <w:kern w:val="0"/>
-          <w:lang w:eastAsia="es-ES"/>
-          <w14:ligatures w14:val="none"/>
-        </w:rPr>
-        <w:t>on la finalidad de establecer su residencia en Panamá</w:t>
-      </w:r>
-      <w:r>
-        <w:rPr>
-          <w:rFonts w:ascii="Arial Narrow" w:eastAsia="Times New Roman" w:hAnsi="Arial Narrow" w:cs="Arial"/>
-          <w:color w:val="000000"/>
-          <w:kern w:val="0"/>
-          <w:lang w:eastAsia="es-ES"/>
-          <w14:ligatures w14:val="none"/>
-        </w:rPr>
-        <w:t xml:space="preserve"> y</w:t>
-      </w:r>
-      <w:r>
-        <w:rPr>
-          <w:rFonts w:ascii="Arial Narrow" w:eastAsia="Times New Roman" w:hAnsi="Arial Narrow" w:cs="Arial"/>
-          <w:color w:val="000000"/>
-          <w:kern w:val="0"/>
-          <w:lang w:eastAsia="es-ES"/>
-          <w14:ligatures w14:val="none"/>
-        </w:rPr>
-        <w:t xml:space="preserve"> tramitar una Visa de Pensionado</w:t>
-      </w:r>
-      <w:r>
-        <w:rPr>
-          <w:rFonts w:ascii="Arial Narrow" w:eastAsia="Times New Roman" w:hAnsi="Arial Narrow" w:cs="Arial"/>
-          <w:color w:val="000000"/>
-          <w:kern w:val="0"/>
-          <w:lang w:eastAsia="es-ES"/>
-          <w14:ligatures w14:val="none"/>
-        </w:rPr>
-        <w:t>,</w:t>
-      </w:r>
-      <w:r>
-        <w:rPr>
-          <w:rFonts w:ascii="Arial Narrow" w:eastAsia="Times New Roman" w:hAnsi="Arial Narrow" w:cs="Arial"/>
-          <w:color w:val="000000"/>
-          <w:kern w:val="0"/>
-          <w:lang w:eastAsia="es-ES"/>
-          <w14:ligatures w14:val="none"/>
-        </w:rPr>
-        <w:t xml:space="preserve"> para la emisión de dos documentos: uno que acreditara que su pensión es vitalicia y otro que certificara la solvencia institucional de la </w:t>
-      </w:r>
-      <w:r>
-        <w:rPr>
-          <w:rFonts w:ascii="Arial Narrow" w:eastAsia="Times New Roman" w:hAnsi="Arial Narrow" w:cs="Arial"/>
-          <w:color w:val="000000"/>
-          <w:kern w:val="0"/>
-          <w:lang w:eastAsia="es-ES"/>
-          <w14:ligatures w14:val="none"/>
-        </w:rPr>
-        <w:t xml:space="preserve">compañía </w:t>
-      </w:r>
-      <w:r>
-        <w:rPr>
-          <w:rFonts w:ascii="Arial Narrow" w:eastAsia="Times New Roman" w:hAnsi="Arial Narrow" w:cs="Arial"/>
-          <w:color w:val="000000"/>
-          <w:kern w:val="0"/>
-          <w:lang w:eastAsia="es-ES"/>
-          <w14:ligatures w14:val="none"/>
-        </w:rPr>
-        <w:t>aseguradora</w:t>
-      </w:r>
-      <w:r>
-        <w:rPr>
-          <w:rFonts w:ascii="Arial Narrow" w:eastAsia="Times New Roman" w:hAnsi="Arial Narrow" w:cs="Arial"/>
-          <w:color w:val="000000"/>
-          <w:kern w:val="0"/>
-          <w:lang w:eastAsia="es-ES"/>
-          <w14:ligatures w14:val="none"/>
-        </w:rPr>
-        <w:t xml:space="preserve"> </w:t>
-      </w:r>
-      <w:r>
-        <w:rPr>
-          <w:rFonts w:ascii="Arial Narrow" w:eastAsia="Times New Roman" w:hAnsi="Arial Narrow" w:cs="Arial"/>
-          <w:color w:val="000000"/>
-          <w:kern w:val="0"/>
-          <w:lang w:eastAsia="es-ES"/>
-          <w14:ligatures w14:val="none"/>
-        </w:rPr>
-        <w:t>que administra dicha pensión</w:t>
-      </w:r>
-      <w:r>
-        <w:rPr>
-          <w:rFonts w:ascii="Arial Narrow" w:eastAsia="Times New Roman" w:hAnsi="Arial Narrow" w:cs="Arial"/>
-          <w:color w:val="000000"/>
-          <w:kern w:val="0"/>
-          <w:lang w:eastAsia="es-ES"/>
-          <w14:ligatures w14:val="none"/>
-        </w:rPr>
-        <w:t>.</w:t>
+        <w:t xml:space="preserve"/>
+      </w:r>
+      <w:r>
+        <w:rPr>
+          <w:rFonts w:ascii="Arial Narrow" w:eastAsia="Times New Roman" w:hAnsi="Arial Narrow" w:cs="Arial"/>
+          <w:color w:val="000000"/>
+          <w:kern w:val="0"/>
+          <w:lang w:eastAsia="es-ES"/>
+          <w14:ligatures w14:val="none"/>
+        </w:rPr>
+        <w:t xml:space="preserve"/>
+      </w:r>
+      <w:r>
+        <w:rPr>
+          <w:rFonts w:ascii="Arial Narrow" w:eastAsia="Times New Roman" w:hAnsi="Arial Narrow" w:cs="Arial"/>
+          <w:color w:val="000000"/>
+          <w:kern w:val="0"/>
+          <w:lang w:eastAsia="es-ES"/>
+          <w14:ligatures w14:val="none"/>
+        </w:rPr>
+        <w:t/>
+      </w:r>
+      <w:r>
+        <w:rPr>
+          <w:rFonts w:ascii="Arial Narrow" w:eastAsia="Times New Roman" w:hAnsi="Arial Narrow" w:cs="Arial"/>
+          <w:color w:val="000000"/>
+          <w:kern w:val="0"/>
+          <w:lang w:eastAsia="es-ES"/>
+          <w14:ligatures w14:val="none"/>
+        </w:rPr>
+        <w:t xml:space="preserve"/>
+      </w:r>
+      <w:r>
+        <w:rPr>
+          <w:rFonts w:ascii="Arial Narrow" w:eastAsia="Times New Roman" w:hAnsi="Arial Narrow" w:cs="Arial"/>
+          <w:color w:val="000000"/>
+          <w:kern w:val="0"/>
+          <w:lang w:eastAsia="es-ES"/>
+          <w14:ligatures w14:val="none"/>
+        </w:rPr>
+        <w:t xml:space="preserve"/>
+      </w:r>
+      <w:r>
+        <w:rPr>
+          <w:rFonts w:ascii="Arial Narrow" w:eastAsia="Times New Roman" w:hAnsi="Arial Narrow" w:cs="Arial"/>
+          <w:color w:val="000000"/>
+          <w:kern w:val="0"/>
+          <w:lang w:eastAsia="es-ES"/>
+          <w14:ligatures w14:val="none"/>
+        </w:rPr>
+        <w:t/>
+      </w:r>
+      <w:r>
+        <w:rPr>
+          <w:rFonts w:ascii="Arial Narrow" w:eastAsia="Times New Roman" w:hAnsi="Arial Narrow" w:cs="Arial"/>
+          <w:color w:val="000000"/>
+          <w:kern w:val="0"/>
+          <w:lang w:eastAsia="es-ES"/>
+          <w14:ligatures w14:val="none"/>
+        </w:rPr>
+        <w:t xml:space="preserve"/>
+      </w:r>
+      <w:r>
+        <w:rPr>
+          <w:rFonts w:ascii="Arial Narrow" w:eastAsia="Times New Roman" w:hAnsi="Arial Narrow" w:cs="Arial"/>
+          <w:color w:val="000000"/>
+          <w:kern w:val="0"/>
+          <w:lang w:eastAsia="es-ES"/>
+          <w14:ligatures w14:val="none"/>
+        </w:rPr>
+        <w:t xml:space="preserve"/>
+      </w:r>
+      <w:r>
+        <w:rPr>
+          <w:rFonts w:ascii="Arial Narrow" w:eastAsia="Times New Roman" w:hAnsi="Arial Narrow" w:cs="Arial"/>
+          <w:color w:val="000000"/>
+          <w:kern w:val="0"/>
+          <w:lang w:eastAsia="es-ES"/>
+          <w14:ligatures w14:val="none"/>
+        </w:rPr>
+        <w:t/>
+      </w:r>
+      <w:r>
+        <w:rPr>
+          <w:rFonts w:ascii="Arial Narrow" w:eastAsia="Times New Roman" w:hAnsi="Arial Narrow" w:cs="Arial"/>
+          <w:color w:val="000000"/>
+          <w:kern w:val="0"/>
+          <w:lang w:eastAsia="es-ES"/>
+          <w14:ligatures w14:val="none"/>
+        </w:rPr>
+        <w:t xml:space="preserve"/>
+      </w:r>
+      <w:r>
+        <w:rPr>
+          <w:rFonts w:ascii="Arial Narrow" w:eastAsia="Times New Roman" w:hAnsi="Arial Narrow" w:cs="Arial"/>
+          <w:color w:val="000000"/>
+          <w:kern w:val="0"/>
+          <w:lang w:eastAsia="es-ES"/>
+          <w14:ligatures w14:val="none"/>
+        </w:rPr>
+        <w:t/>
+      </w:r>
+      <w:r>
+        <w:rPr>
+          <w:rFonts w:ascii="Arial Narrow" w:eastAsia="Times New Roman" w:hAnsi="Arial Narrow" w:cs="Arial"/>
+          <w:color w:val="000000"/>
+          <w:kern w:val="0"/>
+          <w:lang w:eastAsia="es-ES"/>
+          <w14:ligatures w14:val="none"/>
+        </w:rPr>
+        <w:t/>
       </w:r>
     </w:p>
     <w:p>
@@ -1426,7 +1426,7 @@
           <w:lang w:eastAsia="es-ES"/>
           <w14:ligatures w14:val="none"/>
         </w:rPr>
-        <w:t xml:space="preserve">El 16 de julio de 2025, al no recibir respuesta satisfactoria, remitió una carta notarial al Vicepresidente de Operaciones y Técnica de Interseguro, el señor [APELLIDO] Carlos Motta, para exigir la corrección de los documentos; pero no recibió respuesta.</w:t>
+        <w:t xml:space="preserve">El 16 de julio de 2025, al no recibir respuesta satisfactoria, remitió una carta notarial al Vicepresidente de Operaciones y Técnica de Interseguro, el señor [APELLIDO] , para exigir la corrección de los documentos; pero no recibió respuesta.</w:t>
       </w:r>
       <w:r>
         <w:rPr>
@@ -2846,7 +2846,7 @@
           <w14:ligatures w14:val="none"/>
         </w:rPr>
         <w:lastRenderedPageBreak/>
-        <w:t xml:space="preserve">El 6 de setiembre de 2025, el señor [APELLIDO] presentó su escrito de denuncia, cuyos actuados fueron remitidos a este despacho por la Comisión de Protección al Consumidor  2 mediante el Memorándum  002808-2025-CC2/INDECOPI del 17 de octubre de 2025</w:t>
+        <w:t xml:space="preserve">El 6 de setiembre de 2025, el señor [APELLIDO] presentó su escrito de denuncia, cuyos actuados fueron remitidos a este despacho por la Comisión de Protección al Consumidor 2 mediante el Memorándum 002808-2025-CC2/INDECOPI del 17 de octubre de 2025</w:t>
       </w:r>
       <w:r>
         <w:rPr>
@@ -8319,7 +8319,7 @@
           <w:sz w:val="16"/>
           <w:szCs w:val="16"/>
         </w:rPr>
-        <w:t xml:space="preserve"> Se requirió al señor [APELLIDO] Hugo Sánchez Sarmiento que, en el plazo máximo de dos (2) días hábiles improrrogables, contado a partir del día siguiente de la notificación de la Resolución 1, cumpla con lo siguiente: </w:t>
+        <w:t xml:space="preserve"> Se requirió al señor [APELLIDO] que, en el plazo máximo de dos (2) días hábiles improrrogables, contado a partir del día siguiente de la notificación de la Resolución 1, cumpla con lo siguiente: </w:t>
       </w:r>
       <w:r>
         <w:rPr>

--- a/plantillas_maestras/17_seguro_no_especificado/discriminacion/1_ddo_aseguradora/varon/TPL_2664_2025_SEGURO_NO_ESPECIFICADO_DISCRIMINACION_ASEGURADORA_VARON_R1.docx
+++ b/plantillas_maestras/17_seguro_no_especificado/discriminacion/1_ddo_aseguradora/varon/TPL_2664_2025_SEGURO_NO_ESPECIFICADO_DISCRIMINACION_ASEGURADORA_VARON_R1.docx
@@ -636,6 +636,7 @@
       </w:r>
       <w:r>
         <w:rPr>
+          <w:rStyle w:val="Refdenotaalpie"/>
           <w:rFonts w:ascii="Arial Narrow" w:eastAsia="Times New Roman" w:hAnsi="Arial Narrow" w:cs="Times New Roman"/>
           <w:color w:val="000000"/>
           <w:kern w:val="0"/>
@@ -747,6 +748,7 @@
       </w:r>
       <w:r>
         <w:rPr>
+          <w:rStyle w:val="Refdenotaalpie"/>
           <w:rFonts w:ascii="Arial Narrow" w:eastAsia="Times New Roman" w:hAnsi="Arial Narrow" w:cs="Times New Roman"/>
           <w:color w:val="000000"/>
           <w:kern w:val="0"/>
@@ -2676,6 +2678,7 @@
       </w:r>
       <w:r>
         <w:rPr>
+          <w:rStyle w:val="Refdenotaalpie"/>
           <w:rFonts w:ascii="Arial Narrow" w:eastAsia="Times New Roman" w:hAnsi="Arial Narrow" w:cs="Times New Roman"/>
           <w:color w:val="000000"/>
           <w:kern w:val="0"/>
@@ -2789,6 +2792,7 @@
       </w:r>
       <w:r>
         <w:rPr>
+          <w:rStyle w:val="Refdenotaalpie"/>
           <w:rFonts w:cs="Times New Roman"/>
           <w:vertAlign w:val="superscript"/>
           <w:lang w:val="es-ES" w:eastAsia="es-ES"/>
@@ -3019,6 +3023,7 @@
       </w:r>
       <w:r>
         <w:rPr>
+          <w:rStyle w:val="Refdenotaalpie"/>
           <w:rFonts w:ascii="Arial Narrow" w:hAnsi="Arial Narrow"/>
           <w:vertAlign w:val="superscript"/>
         </w:rPr>
@@ -3039,6 +3044,7 @@
       </w:r>
       <w:r>
         <w:rPr>
+          <w:rStyle w:val="Refdenotaalpie"/>
           <w:rFonts w:ascii="Arial Narrow" w:eastAsia="Times New Roman" w:hAnsi="Arial Narrow" w:cs="Times New Roman"/>
           <w:color w:val="000000"/>
           <w:kern w:val="0"/>
@@ -3682,6 +3688,7 @@
       <w:bookmarkEnd w:id="4"/>
       <w:r>
         <w:rPr>
+          <w:rStyle w:val="Refdenotaalpie"/>
           <w:rFonts w:ascii="Arial Narrow" w:eastAsia="Arial Narrow" w:hAnsi="Arial Narrow" w:cs="Arial Narrow"/>
           <w:kern w:val="0"/>
           <w:vertAlign w:val="superscript"/>
@@ -3787,6 +3794,7 @@
       <w:bookmarkEnd w:id="6"/>
       <w:r>
         <w:rPr>
+          <w:rStyle w:val="Refdenotaalpie"/>
           <w:rFonts w:ascii="Arial Narrow" w:eastAsia="Arial Narrow" w:hAnsi="Arial Narrow" w:cs="Arial"/>
           <w:kern w:val="0"/>
           <w:vertAlign w:val="superscript"/>
@@ -4353,6 +4361,7 @@
       </w:r>
       <w:r>
         <w:rPr>
+          <w:rStyle w:val="Refdenotaalpie"/>
           <w:rFonts w:ascii="Arial Narrow" w:eastAsia="Arial Narrow" w:hAnsi="Arial Narrow" w:cs="Arial Narrow"/>
           <w:kern w:val="0"/>
           <w:vertAlign w:val="superscript"/>
@@ -5809,6 +5818,7 @@
       </w:r>
       <w:r>
         <w:rPr>
+          <w:rStyle w:val="Refdenotaalpie"/>
           <w:rFonts w:ascii="Arial Narrow" w:eastAsia="Calibri" w:hAnsi="Arial Narrow" w:cs="Arial"/>
           <w:kern w:val="0"/>
           <w:vertAlign w:val="superscript"/>
@@ -5853,6 +5863,7 @@
       </w:r>
       <w:r>
         <w:rPr>
+          <w:rStyle w:val="Refdenotaalpie"/>
           <w:rFonts w:ascii="Arial Narrow" w:eastAsia="Calibri" w:hAnsi="Arial Narrow" w:cs="Arial"/>
           <w:spacing w:val="-2"/>
           <w:kern w:val="0"/>
@@ -6290,6 +6301,7 @@
       </w:r>
       <w:r>
         <w:rPr>
+          <w:rStyle w:val="Refdenotaalpie"/>
           <w:rFonts w:ascii="Arial Narrow" w:eastAsia="Arial Narrow" w:hAnsi="Arial Narrow" w:cs="Times New Roman"/>
           <w:color w:val="000000"/>
           <w:kern w:val="0"/>
@@ -6371,6 +6383,7 @@
       </w:r>
       <w:r>
         <w:rPr>
+          <w:rStyle w:val="Refdenotaalpie"/>
           <w:rFonts w:ascii="Arial Narrow" w:eastAsia="Arial Narrow" w:hAnsi="Arial Narrow" w:cs="Times New Roman"/>
           <w:color w:val="000000"/>
           <w:kern w:val="0"/>
@@ -6424,6 +6437,7 @@
       </w:r>
       <w:r>
         <w:rPr>
+          <w:rStyle w:val="Refdenotaalpie"/>
           <w:rFonts w:ascii="Arial Narrow" w:eastAsia="Arial Narrow" w:hAnsi="Arial Narrow" w:cs="Times New Roman"/>
           <w:color w:val="000000"/>
           <w:kern w:val="0"/>
@@ -6598,6 +6612,7 @@
       </w:r>
       <w:r>
         <w:rPr>
+          <w:rStyle w:val="Refdenotaalpie"/>
           <w:rFonts w:ascii="Arial Narrow" w:eastAsia="Calibri" w:hAnsi="Arial Narrow" w:cs="Arial"/>
           <w:kern w:val="0"/>
           <w:vertAlign w:val="superscript"/>
@@ -7213,14 +7228,14 @@
         <w:tab w:val="right" w:pos="8838"/>
       </w:tabs>
       <w:rPr>
-        <w:rFonts w:ascii="Arial" w:eastAsia="Arial" w:hAnsi="Arial" w:cs="Arial"/>
+        <w:rFonts w:ascii="Arial Narrow" w:eastAsia="Arial" w:hAnsi="Arial Narrow" w:cs="Arial"/>
         <w:sz w:val="16"/>
         <w:szCs w:val="16"/>
       </w:rPr>
     </w:pPr>
     <w:r>
       <w:rPr>
-        <w:rFonts w:ascii="Arial" w:eastAsia="Arial" w:hAnsi="Arial" w:cs="Arial"/>
+        <w:rFonts w:ascii="Arial Narrow" w:eastAsia="Arial" w:hAnsi="Arial Narrow" w:cs="Arial"/>
         <w:sz w:val="16"/>
         <w:szCs w:val="16"/>
       </w:rPr>
@@ -7234,7 +7249,7 @@
     </w:pPr>
     <w:r>
       <w:rPr>
-        <w:rFonts w:ascii="Arial" w:eastAsia="Arial" w:hAnsi="Arial" w:cs="Arial"/>
+        <w:rFonts w:ascii="Arial Narrow" w:eastAsia="Arial" w:hAnsi="Arial Narrow" w:cs="Arial"/>
         <w:sz w:val="16"/>
         <w:szCs w:val="16"/>
       </w:rPr>
@@ -7242,7 +7257,7 @@
     </w:r>
     <w:r>
       <w:rPr>
-        <w:rFonts w:ascii="Arial" w:eastAsia="Arial" w:hAnsi="Arial" w:cs="Arial"/>
+        <w:rFonts w:ascii="Arial Narrow" w:eastAsia="Arial" w:hAnsi="Arial Narrow" w:cs="Arial"/>
         <w:sz w:val="16"/>
         <w:szCs w:val="16"/>
       </w:rPr>
@@ -7250,7 +7265,7 @@
     </w:r>
     <w:r>
       <w:rPr>
-        <w:rFonts w:ascii="Arial" w:eastAsia="Arial" w:hAnsi="Arial" w:cs="Arial"/>
+        <w:rFonts w:ascii="Arial Narrow" w:eastAsia="Arial" w:hAnsi="Arial Narrow" w:cs="Arial"/>
         <w:sz w:val="16"/>
         <w:szCs w:val="16"/>
       </w:rPr>
@@ -7258,7 +7273,7 @@
     </w:r>
     <w:r>
       <w:rPr>
-        <w:rFonts w:ascii="Arial" w:eastAsia="Arial" w:hAnsi="Arial" w:cs="Arial"/>
+        <w:rFonts w:ascii="Arial Narrow" w:eastAsia="Arial" w:hAnsi="Arial Narrow" w:cs="Arial"/>
         <w:sz w:val="16"/>
         <w:szCs w:val="16"/>
       </w:rPr>
@@ -7266,7 +7281,7 @@
     </w:r>
     <w:r>
       <w:rPr>
-        <w:rFonts w:ascii="Arial" w:eastAsia="Arial" w:hAnsi="Arial" w:cs="Arial"/>
+        <w:rFonts w:ascii="Arial Narrow" w:eastAsia="Arial" w:hAnsi="Arial Narrow" w:cs="Arial"/>
         <w:sz w:val="16"/>
         <w:szCs w:val="16"/>
       </w:rPr>
@@ -7316,6 +7331,7 @@
           <w:rFonts w:ascii="Arial Narrow" w:hAnsi="Arial Narrow" w:cs="Arial"/>
           <w:sz w:val="16"/>
           <w:szCs w:val="16"/>
+          <w:vertAlign w:val="superscript"/>
         </w:rPr>
         <w:footnoteRef/>
       </w:r>
@@ -7402,6 +7418,7 @@
           <w:rFonts w:ascii="Arial Narrow" w:hAnsi="Arial Narrow" w:cs="Arial"/>
           <w:sz w:val="16"/>
           <w:szCs w:val="16"/>
+          <w:vertAlign w:val="superscript"/>
         </w:rPr>
         <w:footnoteRef/>
       </w:r>
@@ -7473,6 +7490,7 @@
           <w:rFonts w:ascii="Arial Narrow" w:hAnsi="Arial Narrow" w:cs="Arial"/>
           <w:sz w:val="16"/>
           <w:szCs w:val="16"/>
+          <w:vertAlign w:val="superscript"/>
         </w:rPr>
         <w:footnoteRef/>
       </w:r>
@@ -7692,6 +7710,7 @@
           <w:rFonts w:ascii="Arial Narrow" w:hAnsi="Arial Narrow" w:cs="Arial"/>
           <w:sz w:val="16"/>
           <w:szCs w:val="16"/>
+          <w:vertAlign w:val="superscript"/>
         </w:rPr>
         <w:footnoteRef/>
       </w:r>
@@ -7951,6 +7970,7 @@
           <w:rFonts w:ascii="Arial Narrow" w:hAnsi="Arial Narrow" w:cs="Arial"/>
           <w:sz w:val="16"/>
           <w:szCs w:val="16"/>
+          <w:vertAlign w:val="superscript"/>
         </w:rPr>
         <w:footnoteRef/>
       </w:r>
@@ -8310,6 +8330,7 @@
           <w:rFonts w:ascii="Arial Narrow" w:hAnsi="Arial Narrow" w:cs="Arial"/>
           <w:sz w:val="16"/>
           <w:szCs w:val="16"/>
+          <w:vertAlign w:val="superscript"/>
         </w:rPr>
         <w:footnoteRef/>
       </w:r>
@@ -8548,6 +8569,7 @@
           <w:rFonts w:ascii="Arial Narrow" w:hAnsi="Arial Narrow" w:cs="Arial"/>
           <w:sz w:val="16"/>
           <w:szCs w:val="16"/>
+          <w:vertAlign w:val="superscript"/>
         </w:rPr>
         <w:footnoteRef/>
       </w:r>
@@ -8801,6 +8823,7 @@
           <w:rFonts w:ascii="Arial Narrow" w:hAnsi="Arial Narrow"/>
           <w:sz w:val="16"/>
           <w:szCs w:val="16"/>
+          <w:vertAlign w:val="superscript"/>
         </w:rPr>
         <w:footnoteRef/>
       </w:r>
@@ -8982,6 +9005,7 @@
           <w:rFonts w:ascii="Arial Narrow" w:hAnsi="Arial Narrow" w:cs="Arial"/>
           <w:sz w:val="16"/>
           <w:szCs w:val="16"/>
+          <w:vertAlign w:val="superscript"/>
         </w:rPr>
         <w:footnoteRef/>
       </w:r>
@@ -9111,6 +9135,7 @@
           <w:rFonts w:ascii="Arial Narrow" w:hAnsi="Arial Narrow" w:cs="Arial"/>
           <w:sz w:val="16"/>
           <w:szCs w:val="16"/>
+          <w:vertAlign w:val="superscript"/>
         </w:rPr>
         <w:footnoteRef/>
       </w:r>
@@ -9181,6 +9206,7 @@
           <w:rFonts w:ascii="Arial Narrow" w:hAnsi="Arial Narrow" w:cs="Arial"/>
           <w:sz w:val="16"/>
           <w:szCs w:val="16"/>
+          <w:vertAlign w:val="superscript"/>
         </w:rPr>
         <w:footnoteRef/>
       </w:r>
@@ -9368,7 +9394,7 @@
       </w:pPr>
       <w:r>
         <w:rPr>
-          <w:rStyle w:val="TextonotapieCar"/>
+          <w:rStyle w:val="Refdenotaalpie"/>
           <w:rFonts w:ascii="Arial Narrow" w:hAnsi="Arial Narrow" w:cs="Arial"/>
           <w:sz w:val="16"/>
           <w:szCs w:val="16"/>
@@ -9584,6 +9610,7 @@
           <w:rFonts w:ascii="Arial Narrow" w:hAnsi="Arial Narrow" w:cs="Arial"/>
           <w:sz w:val="16"/>
           <w:szCs w:val="16"/>
+          <w:vertAlign w:val="superscript"/>
         </w:rPr>
         <w:footnoteRef/>
       </w:r>
@@ -10383,6 +10410,7 @@
           <w:rFonts w:ascii="Arial Narrow" w:hAnsi="Arial Narrow" w:cs="Arial"/>
           <w:sz w:val="16"/>
           <w:szCs w:val="16"/>
+          <w:vertAlign w:val="superscript"/>
         </w:rPr>
         <w:footnoteRef/>
       </w:r>
@@ -10603,6 +10631,7 @@
           <w:bCs/>
           <w:sz w:val="16"/>
           <w:szCs w:val="16"/>
+          <w:vertAlign w:val="superscript"/>
         </w:rPr>
         <w:footnoteRef/>
       </w:r>
@@ -12963,6 +12992,17 @@
       <w:szCs w:val="20"/>
     </w:rPr>
   </w:style>
+  <w:style w:type="character" w:styleId="FootnoteReference">
+    <w:name w:val="footnote reference"/>
+    <w:basedOn w:val="Fuentedeprrafopredeter"/>
+    <w:uiPriority w:val="99"/>
+    <w:semiHidden/>
+    <w:unhideWhenUsed/>
+    <w:rPr>
+      <w:rFonts w:ascii="Arial Narrow" w:hAnsi="Arial Narrow"/>
+      <w:vertAlign w:val="superscript"/>
+    </w:rPr>
+  </w:style>
 </w:styles>
 </file>
 

--- a/plantillas_maestras/17_seguro_no_especificado/discriminacion/1_ddo_aseguradora/varon/TPL_2664_2025_SEGURO_NO_ESPECIFICADO_DISCRIMINACION_ASEGURADORA_VARON_R1.docx
+++ b/plantillas_maestras/17_seguro_no_especificado/discriminacion/1_ddo_aseguradora/varon/TPL_2664_2025_SEGURO_NO_ESPECIFICADO_DISCRIMINACION_ASEGURADORA_VARON_R1.docx
@@ -1,8 +1,8 @@
 
 <file path=word/document.xml><?xml version="1.0" encoding="utf-8"?>
-<w:document xmlns:wpc="http://schemas.microsoft.com/office/word/2010/wordprocessingCanvas" xmlns:cx="http://schemas.microsoft.com/office/drawing/2014/chartex" xmlns:cx1="http://schemas.microsoft.com/office/drawing/2015/9/8/chartex" xmlns:cx2="http://schemas.microsoft.com/office/drawing/2015/10/21/chartex" xmlns:cx3="http://schemas.microsoft.com/office/drawing/2016/5/9/chartex" xmlns:cx4="http://schemas.microsoft.com/office/drawing/2016/5/10/chartex" xmlns:cx5="http://schemas.microsoft.com/office/drawing/2016/5/11/chartex" xmlns:cx6="http://schemas.microsoft.com/office/drawing/2016/5/12/chartex" xmlns:cx7="http://schemas.microsoft.com/office/drawing/2016/5/13/chartex" xmlns:cx8="http://schemas.microsoft.com/office/drawing/2016/5/14/chartex" xmlns:mc="http://schemas.openxmlformats.org/markup-compatibility/2006" xmlns:aink="http://schemas.microsoft.com/office/drawing/2016/ink" xmlns:am3d="http://schemas.microsoft.com/office/drawing/2017/model3d" xmlns:o="urn:schemas-microsoft-com:office:office" xmlns:oel="http://schemas.microsoft.com/office/2019/extlst" xmlns:r="http://schemas.openxmlformats.org/officeDocument/2006/relationships" xmlns:m="http://schemas.openxmlformats.org/officeDocument/2006/math" xmlns:v="urn:schemas-microsoft-com:vml" xmlns:wp14="http://schemas.microsoft.com/office/word/2010/wordprocessingDrawing" xmlns:wp="http://schemas.openxmlformats.org/drawingml/2006/wordprocessingDrawing" xmlns:w10="urn:schemas-microsoft-com:office:word" xmlns:w="http://schemas.openxmlformats.org/wordprocessingml/2006/main" xmlns:w14="http://schemas.microsoft.com/office/word/2010/wordml" xmlns:w15="http://schemas.microsoft.com/office/word/2012/wordml" xmlns:w16cex="http://schemas.microsoft.com/office/word/2018/wordml/cex" xmlns:w16cid="http://schemas.microsoft.com/office/word/2016/wordml/cid" xmlns:w16="http://schemas.microsoft.com/office/word/2018/wordml" xmlns:w16du="http://schemas.microsoft.com/office/word/2023/wordml/word16du" xmlns:w16sdtdh="http://schemas.microsoft.com/office/word/2020/wordml/sdtdatahash" xmlns:w16sdtfl="http://schemas.microsoft.com/office/word/2024/wordml/sdtformatlock" xmlns:w16se="http://schemas.microsoft.com/office/word/2015/wordml/symex" xmlns:wpg="http://schemas.microsoft.com/office/word/2010/wordprocessingGroup" xmlns:wpi="http://schemas.microsoft.com/office/word/2010/wordprocessingInk" xmlns:wne="http://schemas.microsoft.com/office/word/2006/wordml" xmlns:wps="http://schemas.microsoft.com/office/word/2010/wordprocessingShape" mc:Ignorable="w14 w15 w16se w16cid w16 w16cex w16sdtdh w16sdtfl w16du wp14">
+<w:document xmlns:ns1="http://schemas.openxmlformats.org/markup-compatibility/2006" xmlns:ns2="http://schemas.microsoft.com/office/word/2010/wordml" xmlns:ns3="http://schemas.openxmlformats.org/officeDocument/2006/relationships" xmlns:w="http://schemas.openxmlformats.org/wordprocessingml/2006/main" ns1:Ignorable="w14 w15 w16se w16cid w16 w16cex w16sdtdh w16sdtfl w16du wp14">
   <w:body>
-    <w:p>
+    <w:p ns2:paraId="1B509B2D" ns2:textId="57EC8C34">
       <w:pPr>
         <w:tabs>
           <w:tab w:val="left" w:pos="1701"/>
@@ -14,7 +14,7 @@
           <w:color w:val="000000"/>
           <w:kern w:val="0"/>
           <w:lang w:eastAsia="es-PE"/>
-          <w14:ligatures w14:val="none"/>
+          <ns2:ligatures ns2:val="none"/>
         </w:rPr>
       </w:pPr>
       <w:bookmarkStart w:id="0" w:name="_Hlk80343540"/>
@@ -25,7 +25,7 @@
           <w:color w:val="000000"/>
           <w:kern w:val="0"/>
           <w:lang w:eastAsia="es-PE"/>
-          <w14:ligatures w14:val="none"/>
+          <ns2:ligatures ns2:val="none"/>
         </w:rPr>
         <w:t xml:space="preserve">EXPEDIENTE </w:t>
       </w:r>
@@ -36,7 +36,7 @@
           <w:color w:val="000000"/>
           <w:kern w:val="0"/>
           <w:lang w:eastAsia="es-PE"/>
-          <w14:ligatures w14:val="none"/>
+          <ns2:ligatures ns2:val="none"/>
         </w:rPr>
         <w:tab/>
         <w:t>:</w:t>
@@ -48,7 +48,7 @@
           <w:color w:val="000000"/>
           <w:kern w:val="0"/>
           <w:lang w:eastAsia="es-PE"/>
-          <w14:ligatures w14:val="none"/>
+          <ns2:ligatures ns2:val="none"/>
         </w:rPr>
         <w:tab/>
       </w:r>
@@ -61,12 +61,12 @@
           <w:kern w:val="0"/>
           <w:shd w:val="clear" w:color="auto" w:fill="FFFFFF"/>
           <w:lang w:eastAsia="es-PE"/>
-          <w14:ligatures w14:val="none"/>
+          <ns2:ligatures ns2:val="none"/>
         </w:rPr>
         <w:t>2664-2025/CC1</w:t>
       </w:r>
     </w:p>
-    <w:p>
+    <w:p ns2:paraId="7E5DC22B" ns2:textId="4D6E4CBB">
       <w:pPr>
         <w:tabs>
           <w:tab w:val="left" w:pos="1701"/>
@@ -81,17 +81,17 @@
           <w:color w:val="000000"/>
           <w:kern w:val="0"/>
           <w:lang w:eastAsia="es-PE"/>
-          <w14:ligatures w14:val="none"/>
-        </w:rPr>
-      </w:pPr>
-      <w:r>
-        <w:rPr>
-          <w:rFonts w:ascii="Arial Narrow" w:eastAsia="Arial Narrow" w:hAnsi="Arial Narrow" w:cs="Arial Narrow"/>
-          <w:b/>
-          <w:color w:val="000000"/>
-          <w:kern w:val="0"/>
-          <w:lang w:eastAsia="es-PE"/>
-          <w14:ligatures w14:val="none"/>
+          <ns2:ligatures ns2:val="none"/>
+        </w:rPr>
+      </w:pPr>
+      <w:r>
+        <w:rPr>
+          <w:rFonts w:ascii="Arial Narrow" w:eastAsia="Arial Narrow" w:hAnsi="Arial Narrow" w:cs="Arial Narrow"/>
+          <w:b/>
+          <w:color w:val="000000"/>
+          <w:kern w:val="0"/>
+          <w:lang w:eastAsia="es-PE"/>
+          <ns2:ligatures ns2:val="none"/>
         </w:rPr>
         <w:t xml:space="preserve">DENUNCIANTE:[DENUNCIANTE] (SEÑOR [APELLIDO])</w:t>
       </w:r>
@@ -102,7 +102,7 @@
           <w:color w:val="000000"/>
           <w:kern w:val="0"/>
           <w:lang w:eastAsia="es-PE"/>
-          <w14:ligatures w14:val="none"/>
+          <ns2:ligatures ns2:val="none"/>
         </w:rPr>
         <w:tab/>
         <w:t/>
@@ -114,7 +114,7 @@
           <w:color w:val="000000"/>
           <w:kern w:val="0"/>
           <w:lang w:eastAsia="es-PE"/>
-          <w14:ligatures w14:val="none"/>
+          <ns2:ligatures ns2:val="none"/>
         </w:rPr>
         <w:tab/>
       </w:r>
@@ -125,7 +125,7 @@
           <w:color w:val="000000"/>
           <w:kern w:val="0"/>
           <w:lang w:eastAsia="es-PE"/>
-          <w14:ligatures w14:val="none"/>
+          <ns2:ligatures ns2:val="none"/>
         </w:rPr>
         <w:t xml:space="preserve"/>
       </w:r>
@@ -136,7 +136,7 @@
           <w:color w:val="000000"/>
           <w:kern w:val="0"/>
           <w:lang w:eastAsia="es-PE"/>
-          <w14:ligatures w14:val="none"/>
+          <ns2:ligatures ns2:val="none"/>
         </w:rPr>
         <w:t xml:space="preserve"/>
       </w:r>
@@ -147,7 +147,7 @@
           <w:color w:val="000000"/>
           <w:kern w:val="0"/>
           <w:lang w:eastAsia="es-PE"/>
-          <w14:ligatures w14:val="none"/>
+          <ns2:ligatures ns2:val="none"/>
         </w:rPr>
         <w:t/>
       </w:r>
@@ -158,12 +158,12 @@
           <w:color w:val="000000"/>
           <w:kern w:val="0"/>
           <w:lang w:eastAsia="es-PE"/>
-          <w14:ligatures w14:val="none"/>
+          <ns2:ligatures ns2:val="none"/>
         </w:rPr>
         <w:t/>
       </w:r>
     </w:p>
-    <w:p>
+    <w:p ns2:paraId="6DEEEDFE" ns2:textId="4D60CFED">
       <w:pPr>
         <w:tabs>
           <w:tab w:val="left" w:pos="1701"/>
@@ -178,17 +178,17 @@
           <w:color w:val="000000"/>
           <w:kern w:val="0"/>
           <w:lang w:eastAsia="es-PE"/>
-          <w14:ligatures w14:val="none"/>
-        </w:rPr>
-      </w:pPr>
-      <w:r>
-        <w:rPr>
-          <w:rFonts w:ascii="Arial Narrow" w:eastAsia="Arial Narrow" w:hAnsi="Arial Narrow" w:cs="Arial Narrow"/>
-          <w:b/>
-          <w:color w:val="000000"/>
-          <w:kern w:val="0"/>
-          <w:lang w:eastAsia="es-PE"/>
-          <w14:ligatures w14:val="none"/>
+          <ns2:ligatures ns2:val="none"/>
+        </w:rPr>
+      </w:pPr>
+      <w:r>
+        <w:rPr>
+          <w:rFonts w:ascii="Arial Narrow" w:eastAsia="Arial Narrow" w:hAnsi="Arial Narrow" w:cs="Arial Narrow"/>
+          <w:b/>
+          <w:color w:val="000000"/>
+          <w:kern w:val="0"/>
+          <w:lang w:eastAsia="es-PE"/>
+          <ns2:ligatures ns2:val="none"/>
         </w:rPr>
         <w:t>DENUNCIADO</w:t>
       </w:r>
@@ -199,7 +199,7 @@
           <w:color w:val="000000"/>
           <w:kern w:val="0"/>
           <w:lang w:eastAsia="es-PE"/>
-          <w14:ligatures w14:val="none"/>
+          <ns2:ligatures ns2:val="none"/>
         </w:rPr>
         <w:tab/>
         <w:t>:</w:t>
@@ -211,7 +211,7 @@
           <w:color w:val="000000"/>
           <w:kern w:val="0"/>
           <w:lang w:eastAsia="es-PE"/>
-          <w14:ligatures w14:val="none"/>
+          <ns2:ligatures ns2:val="none"/>
         </w:rPr>
         <w:tab/>
       </w:r>
@@ -222,7 +222,7 @@
           <w:color w:val="000000"/>
           <w:kern w:val="0"/>
           <w:lang w:eastAsia="es-PE"/>
-          <w14:ligatures w14:val="none"/>
+          <ns2:ligatures ns2:val="none"/>
         </w:rPr>
         <w:t xml:space="preserve">INTERSEGURO COMPAÑÍA DE SEGUROS S.A. </w:t>
       </w:r>
@@ -233,7 +233,7 @@
           <w:color w:val="000000"/>
           <w:kern w:val="0"/>
           <w:lang w:eastAsia="es-PE"/>
-          <w14:ligatures w14:val="none"/>
+          <ns2:ligatures ns2:val="none"/>
         </w:rPr>
         <w:t>(</w:t>
       </w:r>
@@ -244,7 +244,7 @@
           <w:color w:val="000000"/>
           <w:kern w:val="0"/>
           <w:lang w:eastAsia="es-PE"/>
-          <w14:ligatures w14:val="none"/>
+          <ns2:ligatures ns2:val="none"/>
         </w:rPr>
         <w:t>INTERSEGURO</w:t>
       </w:r>
@@ -255,12 +255,12 @@
           <w:color w:val="000000"/>
           <w:kern w:val="0"/>
           <w:lang w:eastAsia="es-PE"/>
-          <w14:ligatures w14:val="none"/>
+          <ns2:ligatures ns2:val="none"/>
         </w:rPr>
         <w:t>)</w:t>
       </w:r>
     </w:p>
-    <w:p>
+    <w:p ns2:paraId="022D2B94" ns2:textId="77777777">
       <w:pPr>
         <w:tabs>
           <w:tab w:val="left" w:pos="1701"/>
@@ -275,17 +275,17 @@
           <w:color w:val="000000"/>
           <w:kern w:val="0"/>
           <w:lang w:eastAsia="es-PE"/>
-          <w14:ligatures w14:val="none"/>
-        </w:rPr>
-      </w:pPr>
-      <w:r>
-        <w:rPr>
-          <w:rFonts w:ascii="Arial Narrow" w:eastAsia="Arial Narrow" w:hAnsi="Arial Narrow" w:cs="Arial Narrow"/>
-          <w:b/>
-          <w:color w:val="000000"/>
-          <w:kern w:val="0"/>
-          <w:lang w:eastAsia="es-PE"/>
-          <w14:ligatures w14:val="none"/>
+          <ns2:ligatures ns2:val="none"/>
+        </w:rPr>
+      </w:pPr>
+      <w:r>
+        <w:rPr>
+          <w:rFonts w:ascii="Arial Narrow" w:eastAsia="Arial Narrow" w:hAnsi="Arial Narrow" w:cs="Arial Narrow"/>
+          <w:b/>
+          <w:color w:val="000000"/>
+          <w:kern w:val="0"/>
+          <w:lang w:eastAsia="es-PE"/>
+          <ns2:ligatures ns2:val="none"/>
         </w:rPr>
         <w:t>MATERIAS</w:t>
       </w:r>
@@ -296,7 +296,7 @@
           <w:color w:val="000000"/>
           <w:kern w:val="0"/>
           <w:lang w:eastAsia="es-PE"/>
-          <w14:ligatures w14:val="none"/>
+          <ns2:ligatures ns2:val="none"/>
         </w:rPr>
         <w:tab/>
         <w:t xml:space="preserve">: </w:t>
@@ -308,13 +308,13 @@
           <w:color w:val="000000"/>
           <w:kern w:val="0"/>
           <w:lang w:eastAsia="es-PE"/>
-          <w14:ligatures w14:val="none"/>
+          <ns2:ligatures ns2:val="none"/>
         </w:rPr>
         <w:tab/>
         <w:t>ADMISIÓN A TRÁMITE</w:t>
       </w:r>
     </w:p>
-    <w:p>
+    <w:p ns2:paraId="19ED7B73" ns2:textId="77777777">
       <w:pPr>
         <w:tabs>
           <w:tab w:val="left" w:pos="1701"/>
@@ -329,22 +329,22 @@
           <w:color w:val="000000"/>
           <w:kern w:val="0"/>
           <w:lang w:eastAsia="es-PE"/>
-          <w14:ligatures w14:val="none"/>
-        </w:rPr>
-      </w:pPr>
-      <w:r>
-        <w:rPr>
-          <w:rFonts w:ascii="Arial Narrow" w:eastAsia="Arial Narrow" w:hAnsi="Arial Narrow" w:cs="Arial Narrow"/>
-          <w:b/>
-          <w:color w:val="000000"/>
-          <w:kern w:val="0"/>
-          <w:lang w:eastAsia="es-PE"/>
-          <w14:ligatures w14:val="none"/>
+          <ns2:ligatures ns2:val="none"/>
+        </w:rPr>
+      </w:pPr>
+      <w:r>
+        <w:rPr>
+          <w:rFonts w:ascii="Arial Narrow" w:eastAsia="Arial Narrow" w:hAnsi="Arial Narrow" w:cs="Arial Narrow"/>
+          <w:b/>
+          <w:color w:val="000000"/>
+          <w:kern w:val="0"/>
+          <w:lang w:eastAsia="es-PE"/>
+          <ns2:ligatures ns2:val="none"/>
         </w:rPr>
         <w:t xml:space="preserve">REQUERIMIENTO DE INFORMACIÓN </w:t>
       </w:r>
     </w:p>
-    <w:p>
+    <w:p ns2:paraId="46A5A479" ns2:textId="314261E6">
       <w:pPr>
         <w:tabs>
           <w:tab w:val="left" w:pos="1701"/>
@@ -358,17 +358,17 @@
           <w:color w:val="000000"/>
           <w:kern w:val="0"/>
           <w:lang w:eastAsia="es-PE"/>
-          <w14:ligatures w14:val="none"/>
-        </w:rPr>
-      </w:pPr>
-      <w:r>
-        <w:rPr>
-          <w:rFonts w:ascii="Arial Narrow" w:eastAsia="Arial Narrow" w:hAnsi="Arial Narrow" w:cs="Arial Narrow"/>
-          <w:b/>
-          <w:color w:val="000000"/>
-          <w:kern w:val="0"/>
-          <w:lang w:eastAsia="es-PE"/>
-          <w14:ligatures w14:val="none"/>
+          <ns2:ligatures ns2:val="none"/>
+        </w:rPr>
+      </w:pPr>
+      <w:r>
+        <w:rPr>
+          <w:rFonts w:ascii="Arial Narrow" w:eastAsia="Arial Narrow" w:hAnsi="Arial Narrow" w:cs="Arial Narrow"/>
+          <w:b/>
+          <w:color w:val="000000"/>
+          <w:kern w:val="0"/>
+          <w:lang w:eastAsia="es-PE"/>
+          <ns2:ligatures ns2:val="none"/>
         </w:rPr>
         <w:t xml:space="preserve">RESOLUCIÓN </w:t>
       </w:r>
@@ -379,7 +379,7 @@
           <w:color w:val="000000"/>
           <w:kern w:val="0"/>
           <w:lang w:eastAsia="es-PE"/>
-          <w14:ligatures w14:val="none"/>
+          <ns2:ligatures ns2:val="none"/>
         </w:rPr>
         <w:tab/>
         <w:t>:</w:t>
@@ -391,7 +391,7 @@
           <w:color w:val="000000"/>
           <w:kern w:val="0"/>
           <w:lang w:eastAsia="es-PE"/>
-          <w14:ligatures w14:val="none"/>
+          <ns2:ligatures ns2:val="none"/>
         </w:rPr>
         <w:tab/>
       </w:r>
@@ -402,12 +402,12 @@
           <w:color w:val="000000"/>
           <w:kern w:val="0"/>
           <w:lang w:eastAsia="es-PE"/>
-          <w14:ligatures w14:val="none"/>
+          <ns2:ligatures ns2:val="none"/>
         </w:rPr>
         <w:t>1</w:t>
       </w:r>
     </w:p>
-    <w:p>
+    <w:p ns2:paraId="5BA3A18D" ns2:textId="77777777">
       <w:pPr>
         <w:tabs>
           <w:tab w:val="left" w:pos="1014"/>
@@ -420,11 +420,11 @@
           <w:kern w:val="0"/>
           <w:shd w:val="clear" w:color="auto" w:fill="FFFFFF"/>
           <w:lang w:eastAsia="es-PE"/>
-          <w14:ligatures w14:val="none"/>
-        </w:rPr>
-      </w:pPr>
-    </w:p>
-    <w:p>
+          <ns2:ligatures ns2:val="none"/>
+        </w:rPr>
+      </w:pPr>
+    </w:p>
+    <w:p ns2:paraId="2F799822" ns2:textId="5D640B98">
       <w:pPr>
         <w:tabs>
           <w:tab w:val="left" w:pos="1014"/>
@@ -437,7 +437,7 @@
           <w:kern w:val="0"/>
           <w:shd w:val="clear" w:color="auto" w:fill="FFFFFF"/>
           <w:lang w:eastAsia="es-PE"/>
-          <w14:ligatures w14:val="none"/>
+          <ns2:ligatures ns2:val="none"/>
         </w:rPr>
       </w:pPr>
       <w:r>
@@ -447,7 +447,7 @@
           <w:kern w:val="0"/>
           <w:shd w:val="clear" w:color="auto" w:fill="FFFFFF"/>
           <w:lang w:eastAsia="es-PE"/>
-          <w14:ligatures w14:val="none"/>
+          <ns2:ligatures ns2:val="none"/>
         </w:rPr>
         <w:t>Lima</w:t>
       </w:r>
@@ -458,7 +458,7 @@
           <w:kern w:val="0"/>
           <w:shd w:val="clear" w:color="auto" w:fill="FFFFFF"/>
           <w:lang w:eastAsia="es-PE"/>
-          <w14:ligatures w14:val="none"/>
+          <ns2:ligatures ns2:val="none"/>
         </w:rPr>
         <w:t xml:space="preserve">, </w:t>
       </w:r>
@@ -469,7 +469,7 @@
           <w:kern w:val="0"/>
           <w:shd w:val="clear" w:color="auto" w:fill="FFFFFF"/>
           <w:lang w:eastAsia="es-PE"/>
-          <w14:ligatures w14:val="none"/>
+          <ns2:ligatures ns2:val="none"/>
         </w:rPr>
         <w:t>15</w:t>
       </w:r>
@@ -480,7 +480,7 @@
           <w:kern w:val="0"/>
           <w:shd w:val="clear" w:color="auto" w:fill="FFFFFF"/>
           <w:lang w:eastAsia="es-PE"/>
-          <w14:ligatures w14:val="none"/>
+          <ns2:ligatures ns2:val="none"/>
         </w:rPr>
         <w:t xml:space="preserve"> de</w:t>
       </w:r>
@@ -491,7 +491,7 @@
           <w:kern w:val="0"/>
           <w:shd w:val="clear" w:color="auto" w:fill="FFFFFF"/>
           <w:lang w:eastAsia="es-PE"/>
-          <w14:ligatures w14:val="none"/>
+          <ns2:ligatures ns2:val="none"/>
         </w:rPr>
         <w:t xml:space="preserve"> </w:t>
       </w:r>
@@ -502,7 +502,7 @@
           <w:kern w:val="0"/>
           <w:shd w:val="clear" w:color="auto" w:fill="FFFFFF"/>
           <w:lang w:eastAsia="es-PE"/>
-          <w14:ligatures w14:val="none"/>
+          <ns2:ligatures ns2:val="none"/>
         </w:rPr>
         <w:t>diciembre</w:t>
       </w:r>
@@ -513,7 +513,7 @@
           <w:kern w:val="0"/>
           <w:shd w:val="clear" w:color="auto" w:fill="FFFFFF"/>
           <w:lang w:eastAsia="es-PE"/>
-          <w14:ligatures w14:val="none"/>
+          <ns2:ligatures ns2:val="none"/>
         </w:rPr>
         <w:t xml:space="preserve"> </w:t>
       </w:r>
@@ -524,12 +524,12 @@
           <w:kern w:val="0"/>
           <w:shd w:val="clear" w:color="auto" w:fill="FFFFFF"/>
           <w:lang w:eastAsia="es-PE"/>
-          <w14:ligatures w14:val="none"/>
+          <ns2:ligatures ns2:val="none"/>
         </w:rPr>
         <w:t>de 2025</w:t>
       </w:r>
     </w:p>
-    <w:p>
+    <w:p ns2:paraId="66CE1821" ns2:textId="77777777">
       <w:pPr>
         <w:tabs>
           <w:tab w:val="left" w:pos="1014"/>
@@ -541,11 +541,11 @@
           <w:color w:val="000000"/>
           <w:kern w:val="0"/>
           <w:lang w:eastAsia="es-PE"/>
-          <w14:ligatures w14:val="none"/>
-        </w:rPr>
-      </w:pPr>
-    </w:p>
-    <w:p>
+          <ns2:ligatures ns2:val="none"/>
+        </w:rPr>
+      </w:pPr>
+    </w:p>
+    <w:p ns2:paraId="0B80AAA5" ns2:textId="77777777">
       <w:pPr>
         <w:numPr>
           <w:ilvl w:val="0"/>
@@ -559,22 +559,22 @@
           <w:color w:val="000000"/>
           <w:kern w:val="0"/>
           <w:lang w:eastAsia="es-PE"/>
-          <w14:ligatures w14:val="none"/>
-        </w:rPr>
-      </w:pPr>
-      <w:r>
-        <w:rPr>
-          <w:rFonts w:ascii="Arial Narrow" w:eastAsia="Arial Narrow" w:hAnsi="Arial Narrow" w:cs="Arial Narrow"/>
-          <w:b/>
-          <w:color w:val="000000"/>
-          <w:kern w:val="0"/>
-          <w:lang w:eastAsia="es-PE"/>
-          <w14:ligatures w14:val="none"/>
+          <ns2:ligatures ns2:val="none"/>
+        </w:rPr>
+      </w:pPr>
+      <w:r>
+        <w:rPr>
+          <w:rFonts w:ascii="Arial Narrow" w:eastAsia="Arial Narrow" w:hAnsi="Arial Narrow" w:cs="Arial Narrow"/>
+          <w:b/>
+          <w:color w:val="000000"/>
+          <w:kern w:val="0"/>
+          <w:lang w:eastAsia="es-PE"/>
+          <ns2:ligatures ns2:val="none"/>
         </w:rPr>
         <w:t xml:space="preserve">HECHOS </w:t>
       </w:r>
     </w:p>
-    <w:p>
+    <w:p ns2:paraId="621F2AB2" ns2:textId="77777777">
       <w:pPr>
         <w:spacing w:after="0" w:line="240" w:lineRule="auto"/>
         <w:jc w:val="both"/>
@@ -583,11 +583,11 @@
           <w:color w:val="000000"/>
           <w:kern w:val="0"/>
           <w:lang w:eastAsia="es-PE"/>
-          <w14:ligatures w14:val="none"/>
-        </w:rPr>
-      </w:pPr>
-    </w:p>
-    <w:p>
+          <ns2:ligatures ns2:val="none"/>
+        </w:rPr>
+      </w:pPr>
+    </w:p>
+    <w:p ns2:paraId="60B5D5B0" ns2:textId="72A0A727">
       <w:pPr>
         <w:numPr>
           <w:ilvl w:val="1"/>
@@ -601,7 +601,7 @@
           <w:color w:val="000000"/>
           <w:kern w:val="0"/>
           <w:lang w:val="es-ES" w:eastAsia="es-ES"/>
-          <w14:ligatures w14:val="none"/>
+          <ns2:ligatures ns2:val="none"/>
         </w:rPr>
       </w:pPr>
       <w:r>
@@ -610,7 +610,7 @@
           <w:color w:val="000000"/>
           <w:kern w:val="0"/>
           <w:lang w:val="es-ES" w:eastAsia="es-ES"/>
-          <w14:ligatures w14:val="none"/>
+          <ns2:ligatures ns2:val="none"/>
         </w:rPr>
         <w:t xml:space="preserve">Mediante el escrito del 6 de setiembre de 2025, complementado mediante el escrito del 10 de setiembre de 2025, el señor [APELLIDO] denunció a Interseguro por presuntas infracciones a la Ley 29571, Código de Protección y Defensa del Consumidor (en adelante, Código), señalando lo siguiente:</w:t>
       </w:r>
@@ -620,7 +620,7 @@
           <w:color w:val="000000"/>
           <w:kern w:val="0"/>
           <w:lang w:val="es-ES" w:eastAsia="es-ES"/>
-          <w14:ligatures w14:val="none"/>
+          <ns2:ligatures ns2:val="none"/>
         </w:rPr>
         <w:t/>
       </w:r>
@@ -630,7 +630,7 @@
           <w:color w:val="000000"/>
           <w:kern w:val="0"/>
           <w:lang w:val="es-ES" w:eastAsia="es-ES"/>
-          <w14:ligatures w14:val="none"/>
+          <ns2:ligatures ns2:val="none"/>
         </w:rPr>
         <w:t xml:space="preserve"/>
       </w:r>
@@ -642,7 +642,7 @@
           <w:kern w:val="0"/>
           <w:vertAlign w:val="superscript"/>
           <w:lang w:val="es-ES" w:eastAsia="es-ES"/>
-          <w14:ligatures w14:val="none"/>
+          <ns2:ligatures ns2:val="none"/>
         </w:rPr>
         <w:footnoteReference w:id="1"/>
       </w:r>
@@ -650,7 +650,7 @@
         <w:rPr>
           <w:rFonts w:ascii="Arial Narrow" w:eastAsia="Calibri" w:hAnsi="Arial Narrow" w:cs="Arial"/>
           <w:kern w:val="0"/>
-          <w14:ligatures w14:val="none"/>
+          <ns2:ligatures ns2:val="none"/>
         </w:rPr>
         <w:t xml:space="preserve"/>
       </w:r>
@@ -658,7 +658,7 @@
         <w:rPr>
           <w:rFonts w:ascii="Arial Narrow" w:eastAsia="Calibri" w:hAnsi="Arial Narrow" w:cs="Arial"/>
           <w:kern w:val="0"/>
-          <w14:ligatures w14:val="none"/>
+          <ns2:ligatures ns2:val="none"/>
         </w:rPr>
         <w:t/>
       </w:r>
@@ -666,7 +666,7 @@
         <w:rPr>
           <w:rFonts w:ascii="Arial Narrow" w:eastAsia="Calibri" w:hAnsi="Arial Narrow" w:cs="Arial"/>
           <w:kern w:val="0"/>
-          <w14:ligatures w14:val="none"/>
+          <ns2:ligatures ns2:val="none"/>
         </w:rPr>
         <w:t/>
       </w:r>
@@ -674,7 +674,7 @@
         <w:rPr>
           <w:rFonts w:ascii="Arial Narrow" w:eastAsia="Calibri" w:hAnsi="Arial Narrow" w:cs="Arial"/>
           <w:kern w:val="0"/>
-          <w14:ligatures w14:val="none"/>
+          <ns2:ligatures ns2:val="none"/>
         </w:rPr>
         <w:t xml:space="preserve"/>
       </w:r>
@@ -682,7 +682,7 @@
         <w:rPr>
           <w:rFonts w:ascii="Arial Narrow" w:eastAsia="Calibri" w:hAnsi="Arial Narrow" w:cs="Arial"/>
           <w:kern w:val="0"/>
-          <w14:ligatures w14:val="none"/>
+          <ns2:ligatures ns2:val="none"/>
         </w:rPr>
         <w:t xml:space="preserve"/>
       </w:r>
@@ -690,7 +690,7 @@
         <w:rPr>
           <w:rFonts w:ascii="Arial Narrow" w:eastAsia="Calibri" w:hAnsi="Arial Narrow" w:cs="Arial"/>
           <w:kern w:val="0"/>
-          <w14:ligatures w14:val="none"/>
+          <ns2:ligatures ns2:val="none"/>
         </w:rPr>
         <w:t/>
       </w:r>
@@ -700,7 +700,7 @@
           <w:color w:val="000000"/>
           <w:kern w:val="0"/>
           <w:lang w:val="es-ES" w:eastAsia="es-ES"/>
-          <w14:ligatures w14:val="none"/>
+          <ns2:ligatures ns2:val="none"/>
         </w:rPr>
         <w:t xml:space="preserve"/>
       </w:r>
@@ -711,7 +711,7 @@
           <w:color w:val="000000"/>
           <w:kern w:val="0"/>
           <w:lang w:val="es-ES" w:eastAsia="es-ES"/>
-          <w14:ligatures w14:val="none"/>
+          <ns2:ligatures ns2:val="none"/>
         </w:rPr>
         <w:t/>
       </w:r>
@@ -722,7 +722,7 @@
           <w:color w:val="000000"/>
           <w:kern w:val="0"/>
           <w:lang w:val="es-ES" w:eastAsia="es-ES"/>
-          <w14:ligatures w14:val="none"/>
+          <ns2:ligatures ns2:val="none"/>
         </w:rPr>
         <w:t xml:space="preserve"/>
       </w:r>
@@ -732,7 +732,7 @@
           <w:color w:val="000000"/>
           <w:kern w:val="0"/>
           <w:lang w:val="es-ES" w:eastAsia="es-ES"/>
-          <w14:ligatures w14:val="none"/>
+          <ns2:ligatures ns2:val="none"/>
         </w:rPr>
         <w:t xml:space="preserve"/>
       </w:r>
@@ -742,7 +742,7 @@
           <w:color w:val="000000"/>
           <w:kern w:val="0"/>
           <w:lang w:val="es-ES" w:eastAsia="es-ES"/>
-          <w14:ligatures w14:val="none"/>
+          <ns2:ligatures ns2:val="none"/>
         </w:rPr>
         <w:t/>
       </w:r>
@@ -754,7 +754,7 @@
           <w:kern w:val="0"/>
           <w:vertAlign w:val="superscript"/>
           <w:lang w:val="es-ES" w:eastAsia="es-ES"/>
-          <w14:ligatures w14:val="none"/>
+          <ns2:ligatures ns2:val="none"/>
         </w:rPr>
         <w:footnoteReference w:id="2"/>
       </w:r>
@@ -764,7 +764,7 @@
           <w:color w:val="000000"/>
           <w:kern w:val="0"/>
           <w:lang w:val="es-ES" w:eastAsia="es-ES"/>
-          <w14:ligatures w14:val="none"/>
+          <ns2:ligatures ns2:val="none"/>
         </w:rPr>
         <w:t xml:space="preserve"/>
       </w:r>
@@ -775,25 +775,25 @@
           <w:color w:val="000000"/>
           <w:kern w:val="0"/>
           <w:lang w:val="es-ES" w:eastAsia="es-ES"/>
-          <w14:ligatures w14:val="none"/>
+          <ns2:ligatures ns2:val="none"/>
         </w:rPr>
         <w:t/>
       </w:r>
     </w:p>
-    <w:p>
-      <w:pPr>
-        <w:spacing w:after="0" w:line="240" w:lineRule="auto"/>
-        <w:jc w:val="both"/>
-        <w:rPr>
-          <w:rFonts w:ascii="Arial Narrow" w:eastAsia="Times New Roman" w:hAnsi="Arial Narrow" w:cs="Arial"/>
-          <w:color w:val="000000"/>
-          <w:kern w:val="0"/>
-          <w:lang w:eastAsia="es-ES"/>
-          <w14:ligatures w14:val="none"/>
-        </w:rPr>
-      </w:pPr>
-    </w:p>
-    <w:p>
+    <w:p ns2:paraId="6C6EEB2F" ns2:textId="77777777">
+      <w:pPr>
+        <w:spacing w:after="0" w:line="240" w:lineRule="auto"/>
+        <w:jc w:val="both"/>
+        <w:rPr>
+          <w:rFonts w:ascii="Arial Narrow" w:eastAsia="Times New Roman" w:hAnsi="Arial Narrow" w:cs="Arial"/>
+          <w:color w:val="000000"/>
+          <w:kern w:val="0"/>
+          <w:lang w:eastAsia="es-ES"/>
+          <ns2:ligatures ns2:val="none"/>
+        </w:rPr>
+      </w:pPr>
+    </w:p>
+    <w:p ns2:paraId="6424CADA" ns2:textId="038107AB">
       <w:pPr>
         <w:pStyle w:val="Prrafodelista"/>
         <w:numPr>
@@ -812,16 +812,16 @@
           <w:color w:val="000000"/>
           <w:kern w:val="0"/>
           <w:lang w:eastAsia="es-ES"/>
-          <w14:ligatures w14:val="none"/>
-        </w:rPr>
-      </w:pPr>
-      <w:r>
-        <w:rPr>
-          <w:rFonts w:ascii="Arial Narrow" w:eastAsia="Times New Roman" w:hAnsi="Arial Narrow" w:cs="Arial"/>
-          <w:color w:val="000000"/>
-          <w:kern w:val="0"/>
-          <w:lang w:eastAsia="es-ES"/>
-          <w14:ligatures w14:val="none"/>
+          <ns2:ligatures ns2:val="none"/>
+        </w:rPr>
+      </w:pPr>
+      <w:r>
+        <w:rPr>
+          <w:rFonts w:ascii="Arial Narrow" w:eastAsia="Times New Roman" w:hAnsi="Arial Narrow" w:cs="Arial"/>
+          <w:color w:val="000000"/>
+          <w:kern w:val="0"/>
+          <w:lang w:eastAsia="es-ES"/>
+          <ns2:ligatures ns2:val="none"/>
         </w:rPr>
         <w:t xml:space="preserve">El 8 de julio de 2025, presentó solicitud vía telefónica a las representantes de Interseguro, señoras [APELLIDO] y [APELLIDO] , ello con la finalidad de establecer su residencia en Panamá y tramitar una Visa de Pensionado, para la emisión de dos documentos: uno que acreditara que su pensión es vitalicia y otro que certificara la solvencia institucional de la compañía aseguradora que administra dicha pensión.</w:t>
       </w:r>
@@ -831,7 +831,7 @@
           <w:color w:val="000000"/>
           <w:kern w:val="0"/>
           <w:lang w:eastAsia="es-ES"/>
-          <w14:ligatures w14:val="none"/>
+          <ns2:ligatures ns2:val="none"/>
         </w:rPr>
         <w:t/>
       </w:r>
@@ -841,7 +841,7 @@
           <w:color w:val="000000"/>
           <w:kern w:val="0"/>
           <w:lang w:eastAsia="es-ES"/>
-          <w14:ligatures w14:val="none"/>
+          <ns2:ligatures ns2:val="none"/>
         </w:rPr>
         <w:t xml:space="preserve"/>
       </w:r>
@@ -851,7 +851,7 @@
           <w:color w:val="000000"/>
           <w:kern w:val="0"/>
           <w:lang w:eastAsia="es-ES"/>
-          <w14:ligatures w14:val="none"/>
+          <ns2:ligatures ns2:val="none"/>
         </w:rPr>
         <w:t xml:space="preserve"/>
       </w:r>
@@ -862,7 +862,7 @@
           <w:color w:val="000000"/>
           <w:kern w:val="0"/>
           <w:lang w:eastAsia="es-ES"/>
-          <w14:ligatures w14:val="none"/>
+          <ns2:ligatures ns2:val="none"/>
         </w:rPr>
         <w:t/>
       </w:r>
@@ -873,7 +873,7 @@
           <w:color w:val="000000"/>
           <w:kern w:val="0"/>
           <w:lang w:eastAsia="es-ES"/>
-          <w14:ligatures w14:val="none"/>
+          <ns2:ligatures ns2:val="none"/>
         </w:rPr>
         <w:t xml:space="preserve"/>
       </w:r>
@@ -884,7 +884,7 @@
           <w:color w:val="000000"/>
           <w:kern w:val="0"/>
           <w:lang w:eastAsia="es-ES"/>
-          <w14:ligatures w14:val="none"/>
+          <ns2:ligatures ns2:val="none"/>
         </w:rPr>
         <w:t/>
       </w:r>
@@ -895,7 +895,7 @@
           <w:color w:val="000000"/>
           <w:kern w:val="0"/>
           <w:lang w:eastAsia="es-ES"/>
-          <w14:ligatures w14:val="none"/>
+          <ns2:ligatures ns2:val="none"/>
         </w:rPr>
         <w:t xml:space="preserve"/>
       </w:r>
@@ -906,7 +906,7 @@
           <w:color w:val="000000"/>
           <w:kern w:val="0"/>
           <w:lang w:eastAsia="es-ES"/>
-          <w14:ligatures w14:val="none"/>
+          <ns2:ligatures ns2:val="none"/>
         </w:rPr>
         <w:t/>
       </w:r>
@@ -917,7 +917,7 @@
           <w:color w:val="000000"/>
           <w:kern w:val="0"/>
           <w:lang w:eastAsia="es-ES"/>
-          <w14:ligatures w14:val="none"/>
+          <ns2:ligatures ns2:val="none"/>
         </w:rPr>
         <w:t xml:space="preserve"/>
       </w:r>
@@ -927,7 +927,7 @@
           <w:color w:val="000000"/>
           <w:kern w:val="0"/>
           <w:lang w:eastAsia="es-ES"/>
-          <w14:ligatures w14:val="none"/>
+          <ns2:ligatures ns2:val="none"/>
         </w:rPr>
         <w:t xml:space="preserve"/>
       </w:r>
@@ -937,7 +937,7 @@
           <w:color w:val="000000"/>
           <w:kern w:val="0"/>
           <w:lang w:eastAsia="es-ES"/>
-          <w14:ligatures w14:val="none"/>
+          <ns2:ligatures ns2:val="none"/>
         </w:rPr>
         <w:t/>
       </w:r>
@@ -947,7 +947,7 @@
           <w:color w:val="000000"/>
           <w:kern w:val="0"/>
           <w:lang w:eastAsia="es-ES"/>
-          <w14:ligatures w14:val="none"/>
+          <ns2:ligatures ns2:val="none"/>
         </w:rPr>
         <w:t xml:space="preserve"/>
       </w:r>
@@ -957,7 +957,7 @@
           <w:color w:val="000000"/>
           <w:kern w:val="0"/>
           <w:lang w:eastAsia="es-ES"/>
-          <w14:ligatures w14:val="none"/>
+          <ns2:ligatures ns2:val="none"/>
         </w:rPr>
         <w:t xml:space="preserve"/>
       </w:r>
@@ -967,7 +967,7 @@
           <w:color w:val="000000"/>
           <w:kern w:val="0"/>
           <w:lang w:eastAsia="es-ES"/>
-          <w14:ligatures w14:val="none"/>
+          <ns2:ligatures ns2:val="none"/>
         </w:rPr>
         <w:t/>
       </w:r>
@@ -977,7 +977,7 @@
           <w:color w:val="000000"/>
           <w:kern w:val="0"/>
           <w:lang w:eastAsia="es-ES"/>
-          <w14:ligatures w14:val="none"/>
+          <ns2:ligatures ns2:val="none"/>
         </w:rPr>
         <w:t xml:space="preserve"/>
       </w:r>
@@ -987,7 +987,7 @@
           <w:color w:val="000000"/>
           <w:kern w:val="0"/>
           <w:lang w:eastAsia="es-ES"/>
-          <w14:ligatures w14:val="none"/>
+          <ns2:ligatures ns2:val="none"/>
         </w:rPr>
         <w:t xml:space="preserve"/>
       </w:r>
@@ -997,7 +997,7 @@
           <w:color w:val="000000"/>
           <w:kern w:val="0"/>
           <w:lang w:eastAsia="es-ES"/>
-          <w14:ligatures w14:val="none"/>
+          <ns2:ligatures ns2:val="none"/>
         </w:rPr>
         <w:t/>
       </w:r>
@@ -1007,7 +1007,7 @@
           <w:color w:val="000000"/>
           <w:kern w:val="0"/>
           <w:lang w:eastAsia="es-ES"/>
-          <w14:ligatures w14:val="none"/>
+          <ns2:ligatures ns2:val="none"/>
         </w:rPr>
         <w:t xml:space="preserve"/>
       </w:r>
@@ -1017,7 +1017,7 @@
           <w:color w:val="000000"/>
           <w:kern w:val="0"/>
           <w:lang w:eastAsia="es-ES"/>
-          <w14:ligatures w14:val="none"/>
+          <ns2:ligatures ns2:val="none"/>
         </w:rPr>
         <w:t/>
       </w:r>
@@ -1027,12 +1027,12 @@
           <w:color w:val="000000"/>
           <w:kern w:val="0"/>
           <w:lang w:eastAsia="es-ES"/>
-          <w14:ligatures w14:val="none"/>
+          <ns2:ligatures ns2:val="none"/>
         </w:rPr>
         <w:t/>
       </w:r>
     </w:p>
-    <w:p>
+    <w:p ns2:paraId="3F11B6A5" ns2:textId="77777777">
       <w:pPr>
         <w:pStyle w:val="Prrafodelista"/>
         <w:spacing w:after="0" w:line="240" w:lineRule="auto"/>
@@ -1043,11 +1043,11 @@
           <w:color w:val="000000"/>
           <w:kern w:val="0"/>
           <w:lang w:eastAsia="es-ES"/>
-          <w14:ligatures w14:val="none"/>
-        </w:rPr>
-      </w:pPr>
-    </w:p>
-    <w:p>
+          <ns2:ligatures ns2:val="none"/>
+        </w:rPr>
+      </w:pPr>
+    </w:p>
+    <w:p ns2:paraId="68839B3E" ns2:textId="77777777">
       <w:pPr>
         <w:pStyle w:val="Prrafodelista"/>
         <w:numPr>
@@ -1066,16 +1066,16 @@
           <w:color w:val="000000"/>
           <w:kern w:val="0"/>
           <w:lang w:eastAsia="es-ES"/>
-          <w14:ligatures w14:val="none"/>
-        </w:rPr>
-      </w:pPr>
-      <w:r>
-        <w:rPr>
-          <w:rFonts w:ascii="Arial Narrow" w:eastAsia="Times New Roman" w:hAnsi="Arial Narrow" w:cs="Arial"/>
-          <w:color w:val="000000"/>
-          <w:kern w:val="0"/>
-          <w:lang w:eastAsia="es-ES"/>
-          <w14:ligatures w14:val="none"/>
+          <ns2:ligatures ns2:val="none"/>
+        </w:rPr>
+      </w:pPr>
+      <w:r>
+        <w:rPr>
+          <w:rFonts w:ascii="Arial Narrow" w:eastAsia="Times New Roman" w:hAnsi="Arial Narrow" w:cs="Arial"/>
+          <w:color w:val="000000"/>
+          <w:kern w:val="0"/>
+          <w:lang w:eastAsia="es-ES"/>
+          <ns2:ligatures ns2:val="none"/>
         </w:rPr>
         <w:t xml:space="preserve">El 9 de julio de 2025, reiteró su solicitud a las mismas representantes de </w:t>
       </w:r>
@@ -1086,7 +1086,7 @@
           <w:color w:val="000000"/>
           <w:kern w:val="0"/>
           <w:lang w:eastAsia="es-ES"/>
-          <w14:ligatures w14:val="none"/>
+          <ns2:ligatures ns2:val="none"/>
         </w:rPr>
         <w:t>Interseguro</w:t>
       </w:r>
@@ -1097,12 +1097,12 @@
           <w:color w:val="000000"/>
           <w:kern w:val="0"/>
           <w:lang w:eastAsia="es-ES"/>
-          <w14:ligatures w14:val="none"/>
+          <ns2:ligatures ns2:val="none"/>
         </w:rPr>
         <w:t>, nuevamente por vía telefónica, en busca de los documentos requeridos.</w:t>
       </w:r>
     </w:p>
-    <w:p>
+    <w:p ns2:paraId="1BE78C3E" ns2:textId="77777777">
       <w:pPr>
         <w:pStyle w:val="Prrafodelista"/>
         <w:rPr>
@@ -1110,11 +1110,11 @@
           <w:color w:val="000000"/>
           <w:kern w:val="0"/>
           <w:lang w:eastAsia="es-ES"/>
-          <w14:ligatures w14:val="none"/>
-        </w:rPr>
-      </w:pPr>
-    </w:p>
-    <w:p>
+          <ns2:ligatures ns2:val="none"/>
+        </w:rPr>
+      </w:pPr>
+    </w:p>
+    <w:p ns2:paraId="41CAD70B" ns2:textId="38E699C6">
       <w:pPr>
         <w:pStyle w:val="Prrafodelista"/>
         <w:numPr>
@@ -1133,16 +1133,16 @@
           <w:color w:val="000000"/>
           <w:kern w:val="0"/>
           <w:lang w:eastAsia="es-ES"/>
-          <w14:ligatures w14:val="none"/>
-        </w:rPr>
-      </w:pPr>
-      <w:r>
-        <w:rPr>
-          <w:rFonts w:ascii="Arial Narrow" w:eastAsia="Times New Roman" w:hAnsi="Arial Narrow" w:cs="Arial"/>
-          <w:color w:val="000000"/>
-          <w:kern w:val="0"/>
-          <w:lang w:eastAsia="es-ES"/>
-          <w14:ligatures w14:val="none"/>
+          <ns2:ligatures ns2:val="none"/>
+        </w:rPr>
+      </w:pPr>
+      <w:r>
+        <w:rPr>
+          <w:rFonts w:ascii="Arial Narrow" w:eastAsia="Times New Roman" w:hAnsi="Arial Narrow" w:cs="Arial"/>
+          <w:color w:val="000000"/>
+          <w:kern w:val="0"/>
+          <w:lang w:eastAsia="es-ES"/>
+          <ns2:ligatures ns2:val="none"/>
         </w:rPr>
         <w:t xml:space="preserve">El 10 de julio de 2025, volvió a realizar la solicitud por vía telefónica, dado que </w:t>
       </w:r>
@@ -1153,7 +1153,7 @@
           <w:color w:val="000000"/>
           <w:kern w:val="0"/>
           <w:lang w:eastAsia="es-ES"/>
-          <w14:ligatures w14:val="none"/>
+          <ns2:ligatures ns2:val="none"/>
         </w:rPr>
         <w:t>Interseguro</w:t>
       </w:r>
@@ -1164,7 +1164,7 @@
           <w:color w:val="000000"/>
           <w:kern w:val="0"/>
           <w:lang w:eastAsia="es-ES"/>
-          <w14:ligatures w14:val="none"/>
+          <ns2:ligatures ns2:val="none"/>
         </w:rPr>
         <w:t xml:space="preserve"> no permitía comunicación por correo electrónico ni </w:t>
       </w:r>
@@ -1174,7 +1174,7 @@
           <w:color w:val="000000"/>
           <w:kern w:val="0"/>
           <w:lang w:eastAsia="es-ES"/>
-          <w14:ligatures w14:val="none"/>
+          <ns2:ligatures ns2:val="none"/>
         </w:rPr>
         <w:t xml:space="preserve">aplicativo </w:t>
       </w:r>
@@ -1184,7 +1184,7 @@
           <w:color w:val="000000"/>
           <w:kern w:val="0"/>
           <w:lang w:eastAsia="es-ES"/>
-          <w14:ligatures w14:val="none"/>
+          <ns2:ligatures ns2:val="none"/>
         </w:rPr>
         <w:t xml:space="preserve">WhatsApp, y continuó con la misma petición de los documentos necesarios para acreditar la pensión vitalicia y la solvencia de la compañía </w:t>
       </w:r>
@@ -1194,7 +1194,7 @@
           <w:color w:val="000000"/>
           <w:kern w:val="0"/>
           <w:lang w:eastAsia="es-ES"/>
-          <w14:ligatures w14:val="none"/>
+          <ns2:ligatures ns2:val="none"/>
         </w:rPr>
         <w:t>aseguradora</w:t>
       </w:r>
@@ -1204,12 +1204,12 @@
           <w:color w:val="000000"/>
           <w:kern w:val="0"/>
           <w:lang w:eastAsia="es-ES"/>
-          <w14:ligatures w14:val="none"/>
+          <ns2:ligatures ns2:val="none"/>
         </w:rPr>
         <w:t>.</w:t>
       </w:r>
     </w:p>
-    <w:p>
+    <w:p ns2:paraId="1DA8A6C0" ns2:textId="77777777">
       <w:pPr>
         <w:pStyle w:val="Prrafodelista"/>
         <w:rPr>
@@ -1217,11 +1217,11 @@
           <w:color w:val="000000"/>
           <w:kern w:val="0"/>
           <w:lang w:eastAsia="es-ES"/>
-          <w14:ligatures w14:val="none"/>
-        </w:rPr>
-      </w:pPr>
-    </w:p>
-    <w:p>
+          <ns2:ligatures ns2:val="none"/>
+        </w:rPr>
+      </w:pPr>
+    </w:p>
+    <w:p ns2:paraId="267EB562" ns2:textId="2350F270">
       <w:pPr>
         <w:pStyle w:val="Prrafodelista"/>
         <w:numPr>
@@ -1240,16 +1240,16 @@
           <w:color w:val="000000"/>
           <w:kern w:val="0"/>
           <w:lang w:eastAsia="es-ES"/>
-          <w14:ligatures w14:val="none"/>
-        </w:rPr>
-      </w:pPr>
-      <w:r>
-        <w:rPr>
-          <w:rFonts w:ascii="Arial Narrow" w:eastAsia="Times New Roman" w:hAnsi="Arial Narrow" w:cs="Arial"/>
-          <w:color w:val="000000"/>
-          <w:kern w:val="0"/>
-          <w:lang w:eastAsia="es-ES"/>
-          <w14:ligatures w14:val="none"/>
+          <ns2:ligatures ns2:val="none"/>
+        </w:rPr>
+      </w:pPr>
+      <w:r>
+        <w:rPr>
+          <w:rFonts w:ascii="Arial Narrow" w:eastAsia="Times New Roman" w:hAnsi="Arial Narrow" w:cs="Arial"/>
+          <w:color w:val="000000"/>
+          <w:kern w:val="0"/>
+          <w:lang w:eastAsia="es-ES"/>
+          <ns2:ligatures ns2:val="none"/>
         </w:rPr>
         <w:t>Posteriormente</w:t>
       </w:r>
@@ -1259,7 +1259,7 @@
           <w:color w:val="000000"/>
           <w:kern w:val="0"/>
           <w:lang w:eastAsia="es-ES"/>
-          <w14:ligatures w14:val="none"/>
+          <ns2:ligatures ns2:val="none"/>
         </w:rPr>
         <w:t xml:space="preserve">, </w:t>
       </w:r>
@@ -1270,7 +1270,7 @@
           <w:color w:val="000000"/>
           <w:kern w:val="0"/>
           <w:lang w:eastAsia="es-ES"/>
-          <w14:ligatures w14:val="none"/>
+          <ns2:ligatures ns2:val="none"/>
         </w:rPr>
         <w:t>Interseguro</w:t>
       </w:r>
@@ -1281,7 +1281,7 @@
           <w:color w:val="000000"/>
           <w:kern w:val="0"/>
           <w:lang w:eastAsia="es-ES"/>
-          <w14:ligatures w14:val="none"/>
+          <ns2:ligatures ns2:val="none"/>
         </w:rPr>
         <w:t xml:space="preserve"> envió los documentos solicitados, sin embargo, los mismos fueron incompletos e inadecuados, careciendo de los requisitos solicitados. </w:t>
       </w:r>
@@ -1291,7 +1291,7 @@
           <w:color w:val="000000"/>
           <w:kern w:val="0"/>
           <w:lang w:eastAsia="es-ES"/>
-          <w14:ligatures w14:val="none"/>
+          <ns2:ligatures ns2:val="none"/>
         </w:rPr>
         <w:t xml:space="preserve">Al pedir la corrección, la respuesta fue que </w:t>
       </w:r>
@@ -1301,7 +1301,7 @@
           <w:color w:val="000000"/>
           <w:kern w:val="0"/>
           <w:lang w:eastAsia="es-ES"/>
-          <w14:ligatures w14:val="none"/>
+          <ns2:ligatures ns2:val="none"/>
         </w:rPr>
         <w:t>no se podían</w:t>
       </w:r>
@@ -1311,7 +1311,7 @@
           <w:color w:val="000000"/>
           <w:kern w:val="0"/>
           <w:lang w:eastAsia="es-ES"/>
-          <w14:ligatures w14:val="none"/>
+          <ns2:ligatures ns2:val="none"/>
         </w:rPr>
         <w:t xml:space="preserve"> hacer ninguna </w:t>
       </w:r>
@@ -1321,7 +1321,7 @@
           <w:color w:val="000000"/>
           <w:kern w:val="0"/>
           <w:lang w:eastAsia="es-ES"/>
-          <w14:ligatures w14:val="none"/>
+          <ns2:ligatures ns2:val="none"/>
         </w:rPr>
         <w:t xml:space="preserve">modificación, no obstante, posteriormente sí se pudo realizar </w:t>
       </w:r>
@@ -1331,7 +1331,7 @@
           <w:color w:val="000000"/>
           <w:kern w:val="0"/>
           <w:lang w:eastAsia="es-ES"/>
-          <w14:ligatures w14:val="none"/>
+          <ns2:ligatures ns2:val="none"/>
         </w:rPr>
         <w:t>una</w:t>
       </w:r>
@@ -1341,7 +1341,7 @@
           <w:color w:val="000000"/>
           <w:kern w:val="0"/>
           <w:lang w:eastAsia="es-ES"/>
-          <w14:ligatures w14:val="none"/>
+          <ns2:ligatures ns2:val="none"/>
         </w:rPr>
         <w:t xml:space="preserve"> modificación </w:t>
       </w:r>
@@ -1351,7 +1351,7 @@
           <w:color w:val="000000"/>
           <w:kern w:val="0"/>
           <w:lang w:eastAsia="es-ES"/>
-          <w14:ligatures w14:val="none"/>
+          <ns2:ligatures ns2:val="none"/>
         </w:rPr>
         <w:t xml:space="preserve">de una palabra. Además, la compañía aseguradora se comprometió </w:t>
       </w:r>
@@ -1361,7 +1361,7 @@
           <w:color w:val="000000"/>
           <w:kern w:val="0"/>
           <w:lang w:eastAsia="es-ES"/>
-          <w14:ligatures w14:val="none"/>
+          <ns2:ligatures ns2:val="none"/>
         </w:rPr>
         <w:t>a realizar consultas internas</w:t>
       </w:r>
@@ -1371,7 +1371,7 @@
           <w:color w:val="000000"/>
           <w:kern w:val="0"/>
           <w:lang w:eastAsia="es-ES"/>
-          <w14:ligatures w14:val="none"/>
+          <ns2:ligatures ns2:val="none"/>
         </w:rPr>
         <w:t>, pero no obtuvo una respuesta</w:t>
       </w:r>
@@ -1381,12 +1381,12 @@
           <w:color w:val="000000"/>
           <w:kern w:val="0"/>
           <w:lang w:eastAsia="es-ES"/>
-          <w14:ligatures w14:val="none"/>
+          <ns2:ligatures ns2:val="none"/>
         </w:rPr>
         <w:t>.</w:t>
       </w:r>
     </w:p>
-    <w:p>
+    <w:p ns2:paraId="660134EF" ns2:textId="77777777">
       <w:pPr>
         <w:pStyle w:val="Prrafodelista"/>
         <w:rPr>
@@ -1394,11 +1394,11 @@
           <w:color w:val="000000"/>
           <w:kern w:val="0"/>
           <w:lang w:eastAsia="es-ES"/>
-          <w14:ligatures w14:val="none"/>
-        </w:rPr>
-      </w:pPr>
-    </w:p>
-    <w:p>
+          <ns2:ligatures ns2:val="none"/>
+        </w:rPr>
+      </w:pPr>
+    </w:p>
+    <w:p ns2:paraId="0244F0D6" ns2:textId="41CFBE07">
       <w:pPr>
         <w:pStyle w:val="Prrafodelista"/>
         <w:numPr>
@@ -1417,16 +1417,16 @@
           <w:color w:val="000000"/>
           <w:kern w:val="0"/>
           <w:lang w:eastAsia="es-ES"/>
-          <w14:ligatures w14:val="none"/>
-        </w:rPr>
-      </w:pPr>
-      <w:r>
-        <w:rPr>
-          <w:rFonts w:ascii="Arial Narrow" w:eastAsia="Times New Roman" w:hAnsi="Arial Narrow" w:cs="Arial"/>
-          <w:color w:val="000000"/>
-          <w:kern w:val="0"/>
-          <w:lang w:eastAsia="es-ES"/>
-          <w14:ligatures w14:val="none"/>
+          <ns2:ligatures ns2:val="none"/>
+        </w:rPr>
+      </w:pPr>
+      <w:r>
+        <w:rPr>
+          <w:rFonts w:ascii="Arial Narrow" w:eastAsia="Times New Roman" w:hAnsi="Arial Narrow" w:cs="Arial"/>
+          <w:color w:val="000000"/>
+          <w:kern w:val="0"/>
+          <w:lang w:eastAsia="es-ES"/>
+          <ns2:ligatures ns2:val="none"/>
         </w:rPr>
         <w:t xml:space="preserve">El 16 de julio de 2025, al no recibir respuesta satisfactoria, remitió una carta notarial al Vicepresidente de Operaciones y Técnica de Interseguro, el señor [APELLIDO] , para exigir la corrección de los documentos; pero no recibió respuesta.</w:t>
       </w:r>
@@ -1436,7 +1436,7 @@
           <w:color w:val="000000"/>
           <w:kern w:val="0"/>
           <w:lang w:eastAsia="es-ES"/>
-          <w14:ligatures w14:val="none"/>
+          <ns2:ligatures ns2:val="none"/>
         </w:rPr>
         <w:t xml:space="preserve"/>
       </w:r>
@@ -1446,7 +1446,7 @@
           <w:color w:val="000000"/>
           <w:kern w:val="0"/>
           <w:lang w:eastAsia="es-ES"/>
-          <w14:ligatures w14:val="none"/>
+          <ns2:ligatures ns2:val="none"/>
         </w:rPr>
         <w:t xml:space="preserve"/>
       </w:r>
@@ -1457,7 +1457,7 @@
           <w:color w:val="000000"/>
           <w:kern w:val="0"/>
           <w:lang w:eastAsia="es-ES"/>
-          <w14:ligatures w14:val="none"/>
+          <ns2:ligatures ns2:val="none"/>
         </w:rPr>
         <w:t/>
       </w:r>
@@ -1468,7 +1468,7 @@
           <w:color w:val="000000"/>
           <w:kern w:val="0"/>
           <w:lang w:eastAsia="es-ES"/>
-          <w14:ligatures w14:val="none"/>
+          <ns2:ligatures ns2:val="none"/>
         </w:rPr>
         <w:t xml:space="preserve"/>
       </w:r>
@@ -1478,7 +1478,7 @@
           <w:color w:val="000000"/>
           <w:kern w:val="0"/>
           <w:lang w:eastAsia="es-ES"/>
-          <w14:ligatures w14:val="none"/>
+          <ns2:ligatures ns2:val="none"/>
         </w:rPr>
         <w:t xml:space="preserve"/>
       </w:r>
@@ -1488,7 +1488,7 @@
           <w:color w:val="000000"/>
           <w:kern w:val="0"/>
           <w:lang w:eastAsia="es-ES"/>
-          <w14:ligatures w14:val="none"/>
+          <ns2:ligatures ns2:val="none"/>
         </w:rPr>
         <w:t/>
       </w:r>
@@ -1498,7 +1498,7 @@
           <w:color w:val="000000"/>
           <w:kern w:val="0"/>
           <w:lang w:eastAsia="es-ES"/>
-          <w14:ligatures w14:val="none"/>
+          <ns2:ligatures ns2:val="none"/>
         </w:rPr>
         <w:t xml:space="preserve"/>
       </w:r>
@@ -1508,12 +1508,12 @@
           <w:color w:val="000000"/>
           <w:kern w:val="0"/>
           <w:lang w:eastAsia="es-ES"/>
-          <w14:ligatures w14:val="none"/>
+          <ns2:ligatures ns2:val="none"/>
         </w:rPr>
         <w:t/>
       </w:r>
     </w:p>
-    <w:p>
+    <w:p ns2:paraId="29D7F37F" ns2:textId="77777777">
       <w:pPr>
         <w:pStyle w:val="Prrafodelista"/>
         <w:rPr>
@@ -1521,11 +1521,11 @@
           <w:color w:val="000000"/>
           <w:kern w:val="0"/>
           <w:lang w:eastAsia="es-ES"/>
-          <w14:ligatures w14:val="none"/>
-        </w:rPr>
-      </w:pPr>
-    </w:p>
-    <w:p>
+          <ns2:ligatures ns2:val="none"/>
+        </w:rPr>
+      </w:pPr>
+    </w:p>
+    <w:p ns2:paraId="08C1EDA8" ns2:textId="4FD421F5">
       <w:pPr>
         <w:pStyle w:val="Prrafodelista"/>
         <w:numPr>
@@ -1544,16 +1544,16 @@
           <w:color w:val="000000"/>
           <w:kern w:val="0"/>
           <w:lang w:eastAsia="es-ES"/>
-          <w14:ligatures w14:val="none"/>
-        </w:rPr>
-      </w:pPr>
-      <w:r>
-        <w:rPr>
-          <w:rFonts w:ascii="Arial Narrow" w:eastAsia="Times New Roman" w:hAnsi="Arial Narrow" w:cs="Arial"/>
-          <w:color w:val="000000"/>
-          <w:kern w:val="0"/>
-          <w:lang w:eastAsia="es-ES"/>
-          <w14:ligatures w14:val="none"/>
+          <ns2:ligatures ns2:val="none"/>
+        </w:rPr>
+      </w:pPr>
+      <w:r>
+        <w:rPr>
+          <w:rFonts w:ascii="Arial Narrow" w:eastAsia="Times New Roman" w:hAnsi="Arial Narrow" w:cs="Arial"/>
+          <w:color w:val="000000"/>
+          <w:kern w:val="0"/>
+          <w:lang w:eastAsia="es-ES"/>
+          <ns2:ligatures ns2:val="none"/>
         </w:rPr>
         <w:t xml:space="preserve">El 31 de julio de 2025, presentó </w:t>
       </w:r>
@@ -1563,7 +1563,7 @@
           <w:color w:val="000000"/>
           <w:kern w:val="0"/>
           <w:lang w:eastAsia="es-ES"/>
-          <w14:ligatures w14:val="none"/>
+          <ns2:ligatures ns2:val="none"/>
         </w:rPr>
         <w:t xml:space="preserve">una </w:t>
       </w:r>
@@ -1573,7 +1573,7 @@
           <w:color w:val="000000"/>
           <w:kern w:val="0"/>
           <w:lang w:eastAsia="es-ES"/>
-          <w14:ligatures w14:val="none"/>
+          <ns2:ligatures ns2:val="none"/>
         </w:rPr>
         <w:t xml:space="preserve">denuncia ante la Superintendencia de Banca, Seguros y </w:t>
       </w:r>
@@ -1583,7 +1583,7 @@
           <w:color w:val="000000"/>
           <w:kern w:val="0"/>
           <w:lang w:eastAsia="es-ES"/>
-          <w14:ligatures w14:val="none"/>
+          <ns2:ligatures ns2:val="none"/>
         </w:rPr>
         <w:t xml:space="preserve">Administradora de Fondos de Pensiones </w:t>
       </w:r>
@@ -1593,7 +1593,7 @@
           <w:color w:val="000000"/>
           <w:kern w:val="0"/>
           <w:lang w:eastAsia="es-ES"/>
-          <w14:ligatures w14:val="none"/>
+          <ns2:ligatures ns2:val="none"/>
         </w:rPr>
         <w:t>con</w:t>
       </w:r>
@@ -1603,7 +1603,7 @@
           <w:color w:val="000000"/>
           <w:kern w:val="0"/>
           <w:lang w:eastAsia="es-ES"/>
-          <w14:ligatures w14:val="none"/>
+          <ns2:ligatures ns2:val="none"/>
         </w:rPr>
         <w:t xml:space="preserve"> el</w:t>
       </w:r>
@@ -1613,7 +1613,7 @@
           <w:color w:val="000000"/>
           <w:kern w:val="0"/>
           <w:lang w:eastAsia="es-ES"/>
-          <w14:ligatures w14:val="none"/>
+          <ns2:ligatures ns2:val="none"/>
         </w:rPr>
         <w:t xml:space="preserve"> expediente 2025-70137, la cual </w:t>
       </w:r>
@@ -1623,7 +1623,7 @@
           <w:color w:val="000000"/>
           <w:kern w:val="0"/>
           <w:lang w:eastAsia="es-ES"/>
-          <w14:ligatures w14:val="none"/>
+          <ns2:ligatures ns2:val="none"/>
         </w:rPr>
         <w:t xml:space="preserve">se </w:t>
       </w:r>
@@ -1633,7 +1633,7 @@
           <w:color w:val="000000"/>
           <w:kern w:val="0"/>
           <w:lang w:eastAsia="es-ES"/>
-          <w14:ligatures w14:val="none"/>
+          <ns2:ligatures ns2:val="none"/>
         </w:rPr>
         <w:t xml:space="preserve">determinó que no tenía competencia para resolver el fondo del asunto, pero </w:t>
       </w:r>
@@ -1643,7 +1643,7 @@
           <w:color w:val="000000"/>
           <w:kern w:val="0"/>
           <w:lang w:eastAsia="es-ES"/>
-          <w14:ligatures w14:val="none"/>
+          <ns2:ligatures ns2:val="none"/>
         </w:rPr>
         <w:t xml:space="preserve">se </w:t>
       </w:r>
@@ -1653,7 +1653,7 @@
           <w:color w:val="000000"/>
           <w:kern w:val="0"/>
           <w:lang w:eastAsia="es-ES"/>
-          <w14:ligatures w14:val="none"/>
+          <ns2:ligatures ns2:val="none"/>
         </w:rPr>
         <w:t xml:space="preserve">trasladó la comunicación a </w:t>
       </w:r>
@@ -1664,7 +1664,7 @@
           <w:color w:val="000000"/>
           <w:kern w:val="0"/>
           <w:lang w:eastAsia="es-ES"/>
-          <w14:ligatures w14:val="none"/>
+          <ns2:ligatures ns2:val="none"/>
         </w:rPr>
         <w:t>Interseguro</w:t>
       </w:r>
@@ -1675,7 +1675,7 @@
           <w:color w:val="000000"/>
           <w:kern w:val="0"/>
           <w:lang w:eastAsia="es-ES"/>
-          <w14:ligatures w14:val="none"/>
+          <ns2:ligatures ns2:val="none"/>
         </w:rPr>
         <w:t xml:space="preserve"> </w:t>
       </w:r>
@@ -1685,7 +1685,7 @@
           <w:color w:val="000000"/>
           <w:kern w:val="0"/>
           <w:lang w:eastAsia="es-ES"/>
-          <w14:ligatures w14:val="none"/>
+          <ns2:ligatures ns2:val="none"/>
         </w:rPr>
         <w:t>y el</w:t>
       </w:r>
@@ -1695,7 +1695,7 @@
           <w:color w:val="000000"/>
           <w:kern w:val="0"/>
           <w:lang w:eastAsia="es-ES"/>
-          <w14:ligatures w14:val="none"/>
+          <ns2:ligatures ns2:val="none"/>
         </w:rPr>
         <w:t xml:space="preserve"> </w:t>
       </w:r>
@@ -1705,7 +1705,7 @@
           <w:color w:val="000000"/>
           <w:kern w:val="0"/>
           <w:lang w:eastAsia="es-ES"/>
-          <w14:ligatures w14:val="none"/>
+          <ns2:ligatures ns2:val="none"/>
         </w:rPr>
         <w:t>Instituto Nacional de Defensa de la Competencia y de la Protección de la Propiedad Intelectual</w:t>
       </w:r>
@@ -1715,12 +1715,12 @@
           <w:color w:val="000000"/>
           <w:kern w:val="0"/>
           <w:lang w:eastAsia="es-ES"/>
-          <w14:ligatures w14:val="none"/>
+          <ns2:ligatures ns2:val="none"/>
         </w:rPr>
         <w:t>.</w:t>
       </w:r>
     </w:p>
-    <w:p>
+    <w:p ns2:paraId="45D90122" ns2:textId="77777777">
       <w:pPr>
         <w:pStyle w:val="Prrafodelista"/>
         <w:rPr>
@@ -1728,11 +1728,11 @@
           <w:color w:val="000000"/>
           <w:kern w:val="0"/>
           <w:lang w:eastAsia="es-ES"/>
-          <w14:ligatures w14:val="none"/>
-        </w:rPr>
-      </w:pPr>
-    </w:p>
-    <w:p>
+          <ns2:ligatures ns2:val="none"/>
+        </w:rPr>
+      </w:pPr>
+    </w:p>
+    <w:p ns2:paraId="30624AB6" ns2:textId="34F290B8">
       <w:pPr>
         <w:pStyle w:val="Prrafodelista"/>
         <w:numPr>
@@ -1751,22 +1751,22 @@
           <w:color w:val="000000"/>
           <w:kern w:val="0"/>
           <w:lang w:eastAsia="es-ES"/>
-          <w14:ligatures w14:val="none"/>
-        </w:rPr>
-      </w:pPr>
-      <w:r>
-        <w:rPr>
-          <w:rFonts w:ascii="Arial Narrow" w:eastAsia="Times New Roman" w:hAnsi="Arial Narrow" w:cs="Arial"/>
-          <w:color w:val="000000"/>
-          <w:kern w:val="0"/>
-          <w:lang w:eastAsia="es-ES"/>
-          <w14:ligatures w14:val="none"/>
+          <ns2:ligatures ns2:val="none"/>
+        </w:rPr>
+      </w:pPr>
+      <w:r>
+        <w:rPr>
+          <w:rFonts w:ascii="Arial Narrow" w:eastAsia="Times New Roman" w:hAnsi="Arial Narrow" w:cs="Arial"/>
+          <w:color w:val="000000"/>
+          <w:kern w:val="0"/>
+          <w:lang w:eastAsia="es-ES"/>
+          <ns2:ligatures ns2:val="none"/>
         </w:rPr>
         <w:lastRenderedPageBreak/>
         <w:t>El 17 de agosto de 2025, se encontraba en Panamá, con el resto de sus documentos debidamente legalizados y apostillados. En esa fecha, había adquirido su pasaje de retorno a Panamá, calculando que el trámite de los documentos no podría tomar más de un mes debido a la naturaleza pública de los documentos involucrados.</w:t>
       </w:r>
     </w:p>
-    <w:p>
+    <w:p ns2:paraId="12C6F072" ns2:textId="77777777">
       <w:pPr>
         <w:pStyle w:val="Prrafodelista"/>
         <w:rPr>
@@ -1774,11 +1774,11 @@
           <w:color w:val="000000"/>
           <w:kern w:val="0"/>
           <w:lang w:eastAsia="es-ES"/>
-          <w14:ligatures w14:val="none"/>
-        </w:rPr>
-      </w:pPr>
-    </w:p>
-    <w:p>
+          <ns2:ligatures ns2:val="none"/>
+        </w:rPr>
+      </w:pPr>
+    </w:p>
+    <w:p ns2:paraId="2E593179" ns2:textId="0F5D85D0">
       <w:pPr>
         <w:pStyle w:val="Prrafodelista"/>
         <w:numPr>
@@ -1797,16 +1797,16 @@
           <w:color w:val="000000"/>
           <w:kern w:val="0"/>
           <w:lang w:eastAsia="es-ES"/>
-          <w14:ligatures w14:val="none"/>
-        </w:rPr>
-      </w:pPr>
-      <w:r>
-        <w:rPr>
-          <w:rFonts w:ascii="Arial Narrow" w:eastAsia="Times New Roman" w:hAnsi="Arial Narrow" w:cs="Arial"/>
-          <w:color w:val="000000"/>
-          <w:kern w:val="0"/>
-          <w:lang w:eastAsia="es-ES"/>
-          <w14:ligatures w14:val="none"/>
+          <ns2:ligatures ns2:val="none"/>
+        </w:rPr>
+      </w:pPr>
+      <w:r>
+        <w:rPr>
+          <w:rFonts w:ascii="Arial Narrow" w:eastAsia="Times New Roman" w:hAnsi="Arial Narrow" w:cs="Arial"/>
+          <w:color w:val="000000"/>
+          <w:kern w:val="0"/>
+          <w:lang w:eastAsia="es-ES"/>
+          <ns2:ligatures ns2:val="none"/>
         </w:rPr>
         <w:t xml:space="preserve">El 26 de agosto de 2025, </w:t>
       </w:r>
@@ -1816,7 +1816,7 @@
           <w:color w:val="000000"/>
           <w:kern w:val="0"/>
           <w:lang w:eastAsia="es-ES"/>
-          <w14:ligatures w14:val="none"/>
+          <ns2:ligatures ns2:val="none"/>
         </w:rPr>
         <w:t>cincuenta y un (</w:t>
       </w:r>
@@ -1826,7 +1826,7 @@
           <w:color w:val="000000"/>
           <w:kern w:val="0"/>
           <w:lang w:eastAsia="es-ES"/>
-          <w14:ligatures w14:val="none"/>
+          <ns2:ligatures ns2:val="none"/>
         </w:rPr>
         <w:t>51</w:t>
       </w:r>
@@ -1836,7 +1836,7 @@
           <w:color w:val="000000"/>
           <w:kern w:val="0"/>
           <w:lang w:eastAsia="es-ES"/>
-          <w14:ligatures w14:val="none"/>
+          <ns2:ligatures ns2:val="none"/>
         </w:rPr>
         <w:t>)</w:t>
       </w:r>
@@ -1846,7 +1846,7 @@
           <w:color w:val="000000"/>
           <w:kern w:val="0"/>
           <w:lang w:eastAsia="es-ES"/>
-          <w14:ligatures w14:val="none"/>
+          <ns2:ligatures ns2:val="none"/>
         </w:rPr>
         <w:t xml:space="preserve"> días después de la solicitud inicial, </w:t>
       </w:r>
@@ -1857,7 +1857,7 @@
           <w:color w:val="000000"/>
           <w:kern w:val="0"/>
           <w:lang w:eastAsia="es-ES"/>
-          <w14:ligatures w14:val="none"/>
+          <ns2:ligatures ns2:val="none"/>
         </w:rPr>
         <w:t>Interseguro</w:t>
       </w:r>
@@ -1868,7 +1868,7 @@
           <w:color w:val="000000"/>
           <w:kern w:val="0"/>
           <w:lang w:eastAsia="es-ES"/>
-          <w14:ligatures w14:val="none"/>
+          <ns2:ligatures ns2:val="none"/>
         </w:rPr>
         <w:t xml:space="preserve"> remitió finalmente los documentos requeridos a su domicilio, con firma legalizada por notario. En dicha comunicación, la </w:t>
       </w:r>
@@ -1878,7 +1878,7 @@
           <w:color w:val="000000"/>
           <w:kern w:val="0"/>
           <w:lang w:eastAsia="es-ES"/>
-          <w14:ligatures w14:val="none"/>
+          <ns2:ligatures ns2:val="none"/>
         </w:rPr>
         <w:t>compañía aseguradora</w:t>
       </w:r>
@@ -1888,25 +1888,25 @@
           <w:color w:val="000000"/>
           <w:kern w:val="0"/>
           <w:lang w:eastAsia="es-ES"/>
-          <w14:ligatures w14:val="none"/>
+          <ns2:ligatures ns2:val="none"/>
         </w:rPr>
         <w:t xml:space="preserve"> reconoció su demora y ofreció disculpas por ello.</w:t>
       </w:r>
     </w:p>
-    <w:p>
-      <w:pPr>
-        <w:spacing w:after="0" w:line="240" w:lineRule="auto"/>
-        <w:jc w:val="both"/>
-        <w:rPr>
-          <w:rFonts w:ascii="Arial Narrow" w:eastAsia="Times New Roman" w:hAnsi="Arial Narrow" w:cs="Arial"/>
-          <w:color w:val="000000"/>
-          <w:kern w:val="0"/>
-          <w:lang w:eastAsia="es-ES"/>
-          <w14:ligatures w14:val="none"/>
-        </w:rPr>
-      </w:pPr>
-    </w:p>
-    <w:p>
+    <w:p ns2:paraId="576B56A0" ns2:textId="77777777">
+      <w:pPr>
+        <w:spacing w:after="0" w:line="240" w:lineRule="auto"/>
+        <w:jc w:val="both"/>
+        <w:rPr>
+          <w:rFonts w:ascii="Arial Narrow" w:eastAsia="Times New Roman" w:hAnsi="Arial Narrow" w:cs="Arial"/>
+          <w:color w:val="000000"/>
+          <w:kern w:val="0"/>
+          <w:lang w:eastAsia="es-ES"/>
+          <ns2:ligatures ns2:val="none"/>
+        </w:rPr>
+      </w:pPr>
+    </w:p>
+    <w:p ns2:paraId="192FFC67" ns2:textId="74971F1F">
       <w:pPr>
         <w:pStyle w:val="Prrafodelista"/>
         <w:numPr>
@@ -1925,16 +1925,16 @@
           <w:color w:val="000000"/>
           <w:kern w:val="0"/>
           <w:lang w:eastAsia="es-ES"/>
-          <w14:ligatures w14:val="none"/>
-        </w:rPr>
-      </w:pPr>
-      <w:r>
-        <w:rPr>
-          <w:rFonts w:ascii="Arial Narrow" w:eastAsia="Times New Roman" w:hAnsi="Arial Narrow" w:cs="Arial"/>
-          <w:color w:val="000000"/>
-          <w:kern w:val="0"/>
-          <w:lang w:eastAsia="es-ES"/>
-          <w14:ligatures w14:val="none"/>
+          <ns2:ligatures ns2:val="none"/>
+        </w:rPr>
+      </w:pPr>
+      <w:r>
+        <w:rPr>
+          <w:rFonts w:ascii="Arial Narrow" w:eastAsia="Times New Roman" w:hAnsi="Arial Narrow" w:cs="Arial"/>
+          <w:color w:val="000000"/>
+          <w:kern w:val="0"/>
+          <w:lang w:eastAsia="es-ES"/>
+          <ns2:ligatures ns2:val="none"/>
         </w:rPr>
         <w:t>Posteriormente</w:t>
       </w:r>
@@ -1944,7 +1944,7 @@
           <w:color w:val="000000"/>
           <w:kern w:val="0"/>
           <w:lang w:eastAsia="es-ES"/>
-          <w14:ligatures w14:val="none"/>
+          <ns2:ligatures ns2:val="none"/>
         </w:rPr>
         <w:t xml:space="preserve">, solicitó a </w:t>
       </w:r>
@@ -1955,7 +1955,7 @@
           <w:color w:val="000000"/>
           <w:kern w:val="0"/>
           <w:lang w:eastAsia="es-ES"/>
-          <w14:ligatures w14:val="none"/>
+          <ns2:ligatures ns2:val="none"/>
         </w:rPr>
         <w:t>Interseguro</w:t>
       </w:r>
@@ -1966,7 +1966,7 @@
           <w:color w:val="000000"/>
           <w:kern w:val="0"/>
           <w:lang w:eastAsia="es-ES"/>
-          <w14:ligatures w14:val="none"/>
+          <ns2:ligatures ns2:val="none"/>
         </w:rPr>
         <w:t xml:space="preserve"> como reparación mínima que gestionara la legalización y apostillado de los documentos y los enviara a Panamá, dado que la demora en la emisión de los documentos fue ocasionada exclusivamente por la negligencia de la </w:t>
       </w:r>
@@ -1976,7 +1976,7 @@
           <w:color w:val="000000"/>
           <w:kern w:val="0"/>
           <w:lang w:eastAsia="es-ES"/>
-          <w14:ligatures w14:val="none"/>
+          <ns2:ligatures ns2:val="none"/>
         </w:rPr>
         <w:t xml:space="preserve">compañía </w:t>
       </w:r>
@@ -1986,7 +1986,7 @@
           <w:color w:val="000000"/>
           <w:kern w:val="0"/>
           <w:lang w:eastAsia="es-ES"/>
-          <w14:ligatures w14:val="none"/>
+          <ns2:ligatures ns2:val="none"/>
         </w:rPr>
         <w:t xml:space="preserve">aseguradora. </w:t>
       </w:r>
@@ -1996,7 +1996,7 @@
           <w:color w:val="000000"/>
           <w:kern w:val="0"/>
           <w:lang w:eastAsia="es-ES"/>
-          <w14:ligatures w14:val="none"/>
+          <ns2:ligatures ns2:val="none"/>
         </w:rPr>
         <w:t>No obstante, recibió una</w:t>
       </w:r>
@@ -2006,7 +2006,7 @@
           <w:color w:val="000000"/>
           <w:kern w:val="0"/>
           <w:lang w:eastAsia="es-ES"/>
-          <w14:ligatures w14:val="none"/>
+          <ns2:ligatures ns2:val="none"/>
         </w:rPr>
         <w:t xml:space="preserve"> respuesta </w:t>
       </w:r>
@@ -2016,7 +2016,7 @@
           <w:color w:val="000000"/>
           <w:kern w:val="0"/>
           <w:lang w:eastAsia="es-ES"/>
-          <w14:ligatures w14:val="none"/>
+          <ns2:ligatures ns2:val="none"/>
         </w:rPr>
         <w:t xml:space="preserve">negativa de </w:t>
       </w:r>
@@ -2027,7 +2027,7 @@
           <w:color w:val="000000"/>
           <w:kern w:val="0"/>
           <w:lang w:eastAsia="es-ES"/>
-          <w14:ligatures w14:val="none"/>
+          <ns2:ligatures ns2:val="none"/>
         </w:rPr>
         <w:t>Interseguro</w:t>
       </w:r>
@@ -2038,12 +2038,12 @@
           <w:color w:val="000000"/>
           <w:kern w:val="0"/>
           <w:lang w:eastAsia="es-ES"/>
-          <w14:ligatures w14:val="none"/>
+          <ns2:ligatures ns2:val="none"/>
         </w:rPr>
         <w:t>.</w:t>
       </w:r>
     </w:p>
-    <w:p>
+    <w:p ns2:paraId="60F2AC1F" ns2:textId="77777777">
       <w:pPr>
         <w:pStyle w:val="Prrafodelista"/>
         <w:rPr>
@@ -2051,11 +2051,11 @@
           <w:color w:val="000000"/>
           <w:kern w:val="0"/>
           <w:lang w:eastAsia="es-ES"/>
-          <w14:ligatures w14:val="none"/>
-        </w:rPr>
-      </w:pPr>
-    </w:p>
-    <w:p>
+          <ns2:ligatures ns2:val="none"/>
+        </w:rPr>
+      </w:pPr>
+    </w:p>
+    <w:p ns2:paraId="2F9CF7F5" ns2:textId="3E6A5AB9">
       <w:pPr>
         <w:pStyle w:val="Prrafodelista"/>
         <w:numPr>
@@ -2074,16 +2074,16 @@
           <w:color w:val="000000"/>
           <w:kern w:val="0"/>
           <w:lang w:eastAsia="es-ES"/>
-          <w14:ligatures w14:val="none"/>
-        </w:rPr>
-      </w:pPr>
-      <w:r>
-        <w:rPr>
-          <w:rFonts w:ascii="Arial Narrow" w:eastAsia="Times New Roman" w:hAnsi="Arial Narrow" w:cs="Arial"/>
-          <w:color w:val="000000"/>
-          <w:kern w:val="0"/>
-          <w:lang w:eastAsia="es-ES"/>
-          <w14:ligatures w14:val="none"/>
+          <ns2:ligatures ns2:val="none"/>
+        </w:rPr>
+      </w:pPr>
+      <w:r>
+        <w:rPr>
+          <w:rFonts w:ascii="Arial Narrow" w:eastAsia="Times New Roman" w:hAnsi="Arial Narrow" w:cs="Arial"/>
+          <w:color w:val="000000"/>
+          <w:kern w:val="0"/>
+          <w:lang w:eastAsia="es-ES"/>
+          <ns2:ligatures ns2:val="none"/>
         </w:rPr>
         <w:t xml:space="preserve">El 2 de </w:t>
       </w:r>
@@ -2093,7 +2093,7 @@
           <w:color w:val="000000"/>
           <w:kern w:val="0"/>
           <w:lang w:eastAsia="es-ES"/>
-          <w14:ligatures w14:val="none"/>
+          <ns2:ligatures ns2:val="none"/>
         </w:rPr>
         <w:t>setiembre</w:t>
       </w:r>
@@ -2103,7 +2103,7 @@
           <w:color w:val="000000"/>
           <w:kern w:val="0"/>
           <w:lang w:eastAsia="es-ES"/>
-          <w14:ligatures w14:val="none"/>
+          <ns2:ligatures ns2:val="none"/>
         </w:rPr>
         <w:t xml:space="preserve"> de 2025, se </w:t>
       </w:r>
@@ -2113,7 +2113,7 @@
           <w:color w:val="000000"/>
           <w:kern w:val="0"/>
           <w:lang w:eastAsia="es-ES"/>
-          <w14:ligatures w14:val="none"/>
+          <ns2:ligatures ns2:val="none"/>
         </w:rPr>
         <w:t>realizó</w:t>
       </w:r>
@@ -2123,7 +2123,7 @@
           <w:color w:val="000000"/>
           <w:kern w:val="0"/>
           <w:lang w:eastAsia="es-ES"/>
-          <w14:ligatures w14:val="none"/>
+          <ns2:ligatures ns2:val="none"/>
         </w:rPr>
         <w:t xml:space="preserve"> una audiencia de conciliación </w:t>
       </w:r>
@@ -2133,7 +2133,7 @@
           <w:color w:val="000000"/>
           <w:kern w:val="0"/>
           <w:lang w:eastAsia="es-ES"/>
-          <w14:ligatures w14:val="none"/>
+          <ns2:ligatures ns2:val="none"/>
         </w:rPr>
         <w:t>ante el Instituto Nacional de Defensa de la Competencia y de la Protección de la Propiedad Intelectual</w:t>
       </w:r>
@@ -2143,7 +2143,7 @@
           <w:color w:val="000000"/>
           <w:kern w:val="0"/>
           <w:lang w:eastAsia="es-ES"/>
-          <w14:ligatures w14:val="none"/>
+          <ns2:ligatures ns2:val="none"/>
         </w:rPr>
         <w:t xml:space="preserve">, en la cual el </w:t>
       </w:r>
@@ -2153,7 +2153,7 @@
           <w:color w:val="000000"/>
           <w:kern w:val="0"/>
           <w:lang w:eastAsia="es-ES"/>
-          <w14:ligatures w14:val="none"/>
+          <ns2:ligatures ns2:val="none"/>
         </w:rPr>
         <w:t xml:space="preserve">representante de </w:t>
       </w:r>
@@ -2164,7 +2164,7 @@
           <w:color w:val="000000"/>
           <w:kern w:val="0"/>
           <w:lang w:eastAsia="es-ES"/>
-          <w14:ligatures w14:val="none"/>
+          <ns2:ligatures ns2:val="none"/>
         </w:rPr>
         <w:t>Interseguro</w:t>
       </w:r>
@@ -2175,7 +2175,7 @@
           <w:color w:val="000000"/>
           <w:kern w:val="0"/>
           <w:lang w:eastAsia="es-ES"/>
-          <w14:ligatures w14:val="none"/>
+          <ns2:ligatures ns2:val="none"/>
         </w:rPr>
         <w:t xml:space="preserve"> </w:t>
       </w:r>
@@ -2185,7 +2185,7 @@
           <w:color w:val="000000"/>
           <w:kern w:val="0"/>
           <w:lang w:eastAsia="es-ES"/>
-          <w14:ligatures w14:val="none"/>
+          <ns2:ligatures ns2:val="none"/>
         </w:rPr>
         <w:t>no ofreció</w:t>
       </w:r>
@@ -2195,7 +2195,7 @@
           <w:color w:val="000000"/>
           <w:kern w:val="0"/>
           <w:lang w:eastAsia="es-ES"/>
-          <w14:ligatures w14:val="none"/>
+          <ns2:ligatures ns2:val="none"/>
         </w:rPr>
         <w:t xml:space="preserve"> ninguna solución al problema ocasionado por la </w:t>
       </w:r>
@@ -2205,7 +2205,7 @@
           <w:color w:val="000000"/>
           <w:kern w:val="0"/>
           <w:lang w:eastAsia="es-ES"/>
-          <w14:ligatures w14:val="none"/>
+          <ns2:ligatures ns2:val="none"/>
         </w:rPr>
         <w:t xml:space="preserve">compañía </w:t>
       </w:r>
@@ -2215,7 +2215,7 @@
           <w:color w:val="000000"/>
           <w:kern w:val="0"/>
           <w:lang w:eastAsia="es-ES"/>
-          <w14:ligatures w14:val="none"/>
+          <ns2:ligatures ns2:val="none"/>
         </w:rPr>
         <w:t>aseguradora.</w:t>
       </w:r>
@@ -2225,12 +2225,12 @@
           <w:color w:val="000000"/>
           <w:kern w:val="0"/>
           <w:lang w:eastAsia="es-ES"/>
-          <w14:ligatures w14:val="none"/>
+          <ns2:ligatures ns2:val="none"/>
         </w:rPr>
         <w:t xml:space="preserve"> </w:t>
       </w:r>
     </w:p>
-    <w:p>
+    <w:p ns2:paraId="33E14FF7" ns2:textId="3471819D">
       <w:pPr>
         <w:tabs>
           <w:tab w:val="left" w:pos="1134"/>
@@ -2242,21 +2242,21 @@
           <w:color w:val="000000"/>
           <w:kern w:val="0"/>
           <w:lang w:eastAsia="es-ES"/>
-          <w14:ligatures w14:val="none"/>
-        </w:rPr>
-      </w:pPr>
-      <w:r>
-        <w:rPr>
-          <w:rFonts w:ascii="Arial Narrow" w:eastAsia="Times New Roman" w:hAnsi="Arial Narrow" w:cs="Arial"/>
-          <w:color w:val="000000"/>
-          <w:kern w:val="0"/>
-          <w:lang w:eastAsia="es-ES"/>
-          <w14:ligatures w14:val="none"/>
+          <ns2:ligatures ns2:val="none"/>
+        </w:rPr>
+      </w:pPr>
+      <w:r>
+        <w:rPr>
+          <w:rFonts w:ascii="Arial Narrow" w:eastAsia="Times New Roman" w:hAnsi="Arial Narrow" w:cs="Arial"/>
+          <w:color w:val="000000"/>
+          <w:kern w:val="0"/>
+          <w:lang w:eastAsia="es-ES"/>
+          <ns2:ligatures ns2:val="none"/>
         </w:rPr>
         <w:t xml:space="preserve"> </w:t>
       </w:r>
     </w:p>
-    <w:p>
+    <w:p ns2:paraId="43178666" ns2:textId="7ABBACE9">
       <w:pPr>
         <w:numPr>
           <w:ilvl w:val="1"/>
@@ -2274,7 +2274,7 @@
           <w:color w:val="000000"/>
           <w:kern w:val="0"/>
           <w:lang w:val="es-ES" w:eastAsia="es-ES"/>
-          <w14:ligatures w14:val="none"/>
+          <ns2:ligatures ns2:val="none"/>
         </w:rPr>
       </w:pPr>
       <w:r>
@@ -2283,7 +2283,7 @@
           <w:color w:val="000000"/>
           <w:kern w:val="0"/>
           <w:lang w:val="es-ES" w:eastAsia="es-ES"/>
-          <w14:ligatures w14:val="none"/>
+          <ns2:ligatures ns2:val="none"/>
         </w:rPr>
         <w:t xml:space="preserve">El señor [APELLIDO] solicitó, en calidad de medida correctiva, que Interseguro cumpla con: (i) realizar acciones que aseguren la atención oportuna, diligente y no discriminatoria de los reclamos de consumidores; y, (ii) disponer que Interseguro repare el perjuicio ocasionado, asumiendo el costo de la legalización y apostillado de los documentos, o en su defecto, lo indemnice por los gastos y daños ocasionados. Asimismo, no requirió el reembolso de costos y costas del presente procedimiento.</w:t>
       </w:r>
@@ -2293,7 +2293,7 @@
           <w:color w:val="000000"/>
           <w:kern w:val="0"/>
           <w:lang w:val="es-ES" w:eastAsia="es-ES"/>
-          <w14:ligatures w14:val="none"/>
+          <ns2:ligatures ns2:val="none"/>
         </w:rPr>
         <w:t xml:space="preserve"/>
       </w:r>
@@ -2301,7 +2301,7 @@
         <w:rPr>
           <w:rFonts w:ascii="Arial Narrow" w:eastAsia="Calibri" w:hAnsi="Arial Narrow" w:cs="Arial"/>
           <w:kern w:val="0"/>
-          <w14:ligatures w14:val="none"/>
+          <ns2:ligatures ns2:val="none"/>
         </w:rPr>
         <w:t xml:space="preserve"/>
       </w:r>
@@ -2311,7 +2311,7 @@
           <w:color w:val="000000"/>
           <w:kern w:val="0"/>
           <w:lang w:val="es-ES" w:eastAsia="es-ES"/>
-          <w14:ligatures w14:val="none"/>
+          <ns2:ligatures ns2:val="none"/>
         </w:rPr>
         <w:t xml:space="preserve"/>
       </w:r>
@@ -2322,7 +2322,7 @@
           <w:color w:val="000000"/>
           <w:kern w:val="0"/>
           <w:lang w:val="es-ES" w:eastAsia="es-ES"/>
-          <w14:ligatures w14:val="none"/>
+          <ns2:ligatures ns2:val="none"/>
         </w:rPr>
         <w:t/>
       </w:r>
@@ -2333,7 +2333,7 @@
           <w:color w:val="000000"/>
           <w:kern w:val="0"/>
           <w:lang w:val="es-ES" w:eastAsia="es-ES"/>
-          <w14:ligatures w14:val="none"/>
+          <ns2:ligatures ns2:val="none"/>
         </w:rPr>
         <w:t xml:space="preserve"/>
       </w:r>
@@ -2343,7 +2343,7 @@
           <w:color w:val="000000"/>
           <w:kern w:val="0"/>
           <w:lang w:val="es-ES" w:eastAsia="es-ES"/>
-          <w14:ligatures w14:val="none"/>
+          <ns2:ligatures ns2:val="none"/>
         </w:rPr>
         <w:t/>
       </w:r>
@@ -2353,7 +2353,7 @@
           <w:color w:val="000000"/>
           <w:kern w:val="0"/>
           <w:lang w:val="es-ES" w:eastAsia="es-ES"/>
-          <w14:ligatures w14:val="none"/>
+          <ns2:ligatures ns2:val="none"/>
         </w:rPr>
         <w:t/>
       </w:r>
@@ -2363,7 +2363,7 @@
           <w:color w:val="000000"/>
           <w:kern w:val="0"/>
           <w:lang w:val="es-ES" w:eastAsia="es-ES"/>
-          <w14:ligatures w14:val="none"/>
+          <ns2:ligatures ns2:val="none"/>
         </w:rPr>
         <w:t xml:space="preserve"/>
       </w:r>
@@ -2373,7 +2373,7 @@
           <w:color w:val="000000"/>
           <w:kern w:val="0"/>
           <w:lang w:val="es-ES" w:eastAsia="es-ES"/>
-          <w14:ligatures w14:val="none"/>
+          <ns2:ligatures ns2:val="none"/>
         </w:rPr>
         <w:t/>
       </w:r>
@@ -2383,7 +2383,7 @@
           <w:color w:val="000000"/>
           <w:kern w:val="0"/>
           <w:lang w:val="es-ES" w:eastAsia="es-ES"/>
-          <w14:ligatures w14:val="none"/>
+          <ns2:ligatures ns2:val="none"/>
         </w:rPr>
         <w:t xml:space="preserve"/>
       </w:r>
@@ -2393,7 +2393,7 @@
           <w:color w:val="000000"/>
           <w:kern w:val="0"/>
           <w:lang w:val="es-ES" w:eastAsia="es-ES"/>
-          <w14:ligatures w14:val="none"/>
+          <ns2:ligatures ns2:val="none"/>
         </w:rPr>
         <w:t/>
       </w:r>
@@ -2404,7 +2404,7 @@
           <w:color w:val="000000"/>
           <w:kern w:val="0"/>
           <w:lang w:val="es-ES" w:eastAsia="es-ES"/>
-          <w14:ligatures w14:val="none"/>
+          <ns2:ligatures ns2:val="none"/>
         </w:rPr>
         <w:t/>
       </w:r>
@@ -2415,7 +2415,7 @@
           <w:color w:val="000000"/>
           <w:kern w:val="0"/>
           <w:lang w:val="es-ES" w:eastAsia="es-ES"/>
-          <w14:ligatures w14:val="none"/>
+          <ns2:ligatures ns2:val="none"/>
         </w:rPr>
         <w:t/>
       </w:r>
@@ -2425,7 +2425,7 @@
           <w:color w:val="000000"/>
           <w:kern w:val="0"/>
           <w:lang w:val="es-ES" w:eastAsia="es-ES"/>
-          <w14:ligatures w14:val="none"/>
+          <ns2:ligatures ns2:val="none"/>
         </w:rPr>
         <w:t xml:space="preserve"/>
       </w:r>
@@ -2435,7 +2435,7 @@
           <w:color w:val="000000"/>
           <w:kern w:val="0"/>
           <w:lang w:val="es-ES" w:eastAsia="es-ES"/>
-          <w14:ligatures w14:val="none"/>
+          <ns2:ligatures ns2:val="none"/>
         </w:rPr>
         <w:t/>
       </w:r>
@@ -2445,7 +2445,7 @@
           <w:color w:val="000000"/>
           <w:kern w:val="0"/>
           <w:lang w:val="es-ES" w:eastAsia="es-ES"/>
-          <w14:ligatures w14:val="none"/>
+          <ns2:ligatures ns2:val="none"/>
         </w:rPr>
         <w:t xml:space="preserve"/>
       </w:r>
@@ -2456,7 +2456,7 @@
           <w:color w:val="000000"/>
           <w:kern w:val="0"/>
           <w:lang w:val="es-ES" w:eastAsia="es-ES"/>
-          <w14:ligatures w14:val="none"/>
+          <ns2:ligatures ns2:val="none"/>
         </w:rPr>
         <w:t/>
       </w:r>
@@ -2467,7 +2467,7 @@
           <w:color w:val="000000"/>
           <w:kern w:val="0"/>
           <w:lang w:val="es-ES" w:eastAsia="es-ES"/>
-          <w14:ligatures w14:val="none"/>
+          <ns2:ligatures ns2:val="none"/>
         </w:rPr>
         <w:t xml:space="preserve"/>
       </w:r>
@@ -2477,7 +2477,7 @@
           <w:color w:val="000000"/>
           <w:kern w:val="0"/>
           <w:lang w:val="es-ES" w:eastAsia="es-ES"/>
-          <w14:ligatures w14:val="none"/>
+          <ns2:ligatures ns2:val="none"/>
         </w:rPr>
         <w:t/>
       </w:r>
@@ -2487,7 +2487,7 @@
           <w:color w:val="000000"/>
           <w:kern w:val="0"/>
           <w:lang w:val="es-ES" w:eastAsia="es-ES"/>
-          <w14:ligatures w14:val="none"/>
+          <ns2:ligatures ns2:val="none"/>
         </w:rPr>
         <w:t xml:space="preserve"/>
       </w:r>
@@ -2497,7 +2497,7 @@
           <w:color w:val="000000"/>
           <w:kern w:val="0"/>
           <w:lang w:val="es-ES" w:eastAsia="es-ES"/>
-          <w14:ligatures w14:val="none"/>
+          <ns2:ligatures ns2:val="none"/>
         </w:rPr>
         <w:t xml:space="preserve"/>
       </w:r>
@@ -2507,7 +2507,7 @@
           <w:color w:val="000000"/>
           <w:kern w:val="0"/>
           <w:lang w:val="es-ES" w:eastAsia="es-ES"/>
-          <w14:ligatures w14:val="none"/>
+          <ns2:ligatures ns2:val="none"/>
         </w:rPr>
         <w:t xml:space="preserve"/>
       </w:r>
@@ -2517,12 +2517,12 @@
           <w:color w:val="000000"/>
           <w:kern w:val="0"/>
           <w:lang w:val="es-ES" w:eastAsia="es-ES"/>
-          <w14:ligatures w14:val="none"/>
+          <ns2:ligatures ns2:val="none"/>
         </w:rPr>
         <w:t/>
       </w:r>
     </w:p>
-    <w:p>
+    <w:p ns2:paraId="69717C73" ns2:textId="77777777">
       <w:pPr>
         <w:tabs>
           <w:tab w:val="num" w:pos="1440"/>
@@ -2535,11 +2535,11 @@
           <w:color w:val="000000"/>
           <w:kern w:val="0"/>
           <w:lang w:val="es-ES" w:eastAsia="es-ES"/>
-          <w14:ligatures w14:val="none"/>
-        </w:rPr>
-      </w:pPr>
-    </w:p>
-    <w:p>
+          <ns2:ligatures ns2:val="none"/>
+        </w:rPr>
+      </w:pPr>
+    </w:p>
+    <w:p ns2:paraId="3A97BEBB" ns2:textId="0C18DA66">
       <w:pPr>
         <w:numPr>
           <w:ilvl w:val="0"/>
@@ -2553,17 +2553,17 @@
           <w:color w:val="000000"/>
           <w:kern w:val="0"/>
           <w:lang w:eastAsia="es-PE"/>
-          <w14:ligatures w14:val="none"/>
-        </w:rPr>
-      </w:pPr>
-      <w:r>
-        <w:rPr>
-          <w:rFonts w:ascii="Arial Narrow" w:eastAsia="Arial Narrow" w:hAnsi="Arial Narrow" w:cs="Arial Narrow"/>
-          <w:b/>
-          <w:color w:val="000000"/>
-          <w:kern w:val="0"/>
-          <w:lang w:eastAsia="es-PE"/>
-          <w14:ligatures w14:val="none"/>
+          <ns2:ligatures ns2:val="none"/>
+        </w:rPr>
+      </w:pPr>
+      <w:r>
+        <w:rPr>
+          <w:rFonts w:ascii="Arial Narrow" w:eastAsia="Arial Narrow" w:hAnsi="Arial Narrow" w:cs="Arial Narrow"/>
+          <w:b/>
+          <w:color w:val="000000"/>
+          <w:kern w:val="0"/>
+          <w:lang w:eastAsia="es-PE"/>
+          <ns2:ligatures ns2:val="none"/>
         </w:rPr>
         <w:t>DE</w:t>
       </w:r>
@@ -2574,7 +2574,7 @@
           <w:color w:val="000000"/>
           <w:kern w:val="0"/>
           <w:lang w:eastAsia="es-PE"/>
-          <w14:ligatures w14:val="none"/>
+          <ns2:ligatures ns2:val="none"/>
         </w:rPr>
         <w:t xml:space="preserve"> LA RESOLUCIÓN </w:t>
       </w:r>
@@ -2586,7 +2586,7 @@
           <w:color w:val="000000"/>
           <w:kern w:val="0"/>
           <w:lang w:eastAsia="es-PE"/>
-          <w14:ligatures w14:val="none"/>
+          <ns2:ligatures ns2:val="none"/>
         </w:rPr>
         <w:t/>
       </w:r>
@@ -2598,7 +2598,7 @@
           <w:color w:val="000000"/>
           <w:kern w:val="0"/>
           <w:lang w:eastAsia="es-PE"/>
-          <w14:ligatures w14:val="none"/>
+          <ns2:ligatures ns2:val="none"/>
         </w:rPr>
         <w:t xml:space="preserve"> 1 </w:t>
       </w:r>
@@ -2609,7 +2609,7 @@
           <w:color w:val="000000"/>
           <w:kern w:val="0"/>
           <w:lang w:eastAsia="es-PE"/>
-          <w14:ligatures w14:val="none"/>
+          <ns2:ligatures ns2:val="none"/>
         </w:rPr>
         <w:t>DEL</w:t>
       </w:r>
@@ -2620,25 +2620,25 @@
           <w:color w:val="000000"/>
           <w:kern w:val="0"/>
           <w:lang w:eastAsia="es-PE"/>
-          <w14:ligatures w14:val="none"/>
+          <ns2:ligatures ns2:val="none"/>
         </w:rPr>
         <w:t xml:space="preserve"> 18 DE NOVIEMBRE DE 2025</w:t>
       </w:r>
     </w:p>
-    <w:p>
-      <w:pPr>
-        <w:spacing w:after="0" w:line="240" w:lineRule="auto"/>
-        <w:jc w:val="both"/>
-        <w:rPr>
-          <w:rFonts w:ascii="Arial Narrow" w:eastAsia="Times New Roman" w:hAnsi="Arial Narrow" w:cs="Arial"/>
-          <w:color w:val="000000"/>
-          <w:kern w:val="0"/>
-          <w:lang w:eastAsia="es-ES"/>
-          <w14:ligatures w14:val="none"/>
-        </w:rPr>
-      </w:pPr>
-    </w:p>
-    <w:p>
+    <w:p ns2:paraId="3F25ADFF" ns2:textId="06EA1F19">
+      <w:pPr>
+        <w:spacing w:after="0" w:line="240" w:lineRule="auto"/>
+        <w:jc w:val="both"/>
+        <w:rPr>
+          <w:rFonts w:ascii="Arial Narrow" w:eastAsia="Times New Roman" w:hAnsi="Arial Narrow" w:cs="Arial"/>
+          <w:color w:val="000000"/>
+          <w:kern w:val="0"/>
+          <w:lang w:eastAsia="es-ES"/>
+          <ns2:ligatures ns2:val="none"/>
+        </w:rPr>
+      </w:pPr>
+    </w:p>
+    <w:p ns2:paraId="04B2E91F" ns2:textId="70E1B27A">
       <w:pPr>
         <w:pStyle w:val="Prrafodelista"/>
         <w:numPr>
@@ -2653,16 +2653,16 @@
           <w:color w:val="000000"/>
           <w:kern w:val="0"/>
           <w:lang w:eastAsia="es-ES"/>
-          <w14:ligatures w14:val="none"/>
-        </w:rPr>
-      </w:pPr>
-      <w:r>
-        <w:rPr>
-          <w:rFonts w:ascii="Arial Narrow" w:eastAsia="Times New Roman" w:hAnsi="Arial Narrow" w:cs="Arial"/>
-          <w:color w:val="000000"/>
-          <w:kern w:val="0"/>
-          <w:lang w:eastAsia="es-ES"/>
-          <w14:ligatures w14:val="none"/>
+          <ns2:ligatures ns2:val="none"/>
+        </w:rPr>
+      </w:pPr>
+      <w:r>
+        <w:rPr>
+          <w:rFonts w:ascii="Arial Narrow" w:eastAsia="Times New Roman" w:hAnsi="Arial Narrow" w:cs="Arial"/>
+          <w:color w:val="000000"/>
+          <w:kern w:val="0"/>
+          <w:lang w:eastAsia="es-ES"/>
+          <ns2:ligatures ns2:val="none"/>
         </w:rPr>
         <w:t>C</w:t>
       </w:r>
@@ -2672,7 +2672,7 @@
           <w:color w:val="000000"/>
           <w:kern w:val="0"/>
           <w:lang w:eastAsia="es-ES"/>
-          <w14:ligatures w14:val="none"/>
+          <ns2:ligatures ns2:val="none"/>
         </w:rPr>
         <w:t>onforme a lo dispuesto en el artículo 106.2 del Código</w:t>
       </w:r>
@@ -2684,7 +2684,7 @@
           <w:kern w:val="0"/>
           <w:vertAlign w:val="superscript"/>
           <w:lang w:val="es-ES" w:eastAsia="es-ES"/>
-          <w14:ligatures w14:val="none"/>
+          <ns2:ligatures ns2:val="none"/>
         </w:rPr>
         <w:footnoteReference w:id="3"/>
       </w:r>
@@ -2694,7 +2694,7 @@
           <w:color w:val="000000"/>
           <w:kern w:val="0"/>
           <w:lang w:eastAsia="es-ES"/>
-          <w14:ligatures w14:val="none"/>
+          <ns2:ligatures ns2:val="none"/>
         </w:rPr>
         <w:t>, los procedimientos administrativos en materia de protección al consumidor se rigen supletoriamente por la Ley del Procedimiento Administrativo General.</w:t>
       </w:r>
@@ -2704,7 +2704,7 @@
           <w:color w:val="000000"/>
           <w:kern w:val="0"/>
           <w:lang w:eastAsia="es-ES"/>
-          <w14:ligatures w14:val="none"/>
+          <ns2:ligatures ns2:val="none"/>
         </w:rPr>
         <w:t xml:space="preserve"> </w:t>
       </w:r>
@@ -2714,7 +2714,7 @@
           <w:color w:val="000000"/>
           <w:kern w:val="0"/>
           <w:lang w:eastAsia="es-ES"/>
-          <w14:ligatures w14:val="none"/>
+          <ns2:ligatures ns2:val="none"/>
         </w:rPr>
         <w:t>Asimismo, el artículo 10, numeral y 2, de</w:t>
       </w:r>
@@ -2724,7 +2724,7 @@
           <w:color w:val="000000"/>
           <w:kern w:val="0"/>
           <w:lang w:eastAsia="es-ES"/>
-          <w14:ligatures w14:val="none"/>
+          <ns2:ligatures ns2:val="none"/>
         </w:rPr>
         <w:t>l</w:t>
       </w:r>
@@ -2734,7 +2734,7 @@
           <w:color w:val="000000"/>
           <w:kern w:val="0"/>
           <w:lang w:eastAsia="es-ES"/>
-          <w14:ligatures w14:val="none"/>
+          <ns2:ligatures ns2:val="none"/>
         </w:rPr>
         <w:t xml:space="preserve"> </w:t>
       </w:r>
@@ -2744,7 +2744,7 @@
           <w:color w:val="000000"/>
           <w:kern w:val="0"/>
           <w:lang w:eastAsia="es-ES"/>
-          <w14:ligatures w14:val="none"/>
+          <ns2:ligatures ns2:val="none"/>
         </w:rPr>
         <w:t xml:space="preserve">Texto Único Ordenado de la Ley </w:t>
       </w:r>
@@ -2755,7 +2755,7 @@
           <w:color w:val="000000"/>
           <w:kern w:val="0"/>
           <w:lang w:eastAsia="es-ES"/>
-          <w14:ligatures w14:val="none"/>
+          <ns2:ligatures ns2:val="none"/>
         </w:rPr>
         <w:t/>
       </w:r>
@@ -2766,7 +2766,7 @@
           <w:color w:val="000000"/>
           <w:kern w:val="0"/>
           <w:lang w:eastAsia="es-ES"/>
-          <w14:ligatures w14:val="none"/>
+          <ns2:ligatures ns2:val="none"/>
         </w:rPr>
         <w:t xml:space="preserve"> 27444 - Ley del Procedimiento Administrativo Genera</w:t>
       </w:r>
@@ -2776,7 +2776,7 @@
           <w:color w:val="000000"/>
           <w:kern w:val="0"/>
           <w:lang w:eastAsia="es-ES"/>
-          <w14:ligatures w14:val="none"/>
+          <ns2:ligatures ns2:val="none"/>
         </w:rPr>
         <w:t>l</w:t>
       </w:r>
@@ -2786,7 +2786,7 @@
           <w:color w:val="000000"/>
           <w:kern w:val="0"/>
           <w:lang w:eastAsia="es-ES"/>
-          <w14:ligatures w14:val="none"/>
+          <ns2:ligatures ns2:val="none"/>
         </w:rPr>
         <w:t xml:space="preserve"> (en adelante, Ley del Procedimiento Administrativo General)</w:t>
       </w:r>
@@ -2805,25 +2805,25 @@
           <w:color w:val="000000"/>
           <w:kern w:val="0"/>
           <w:lang w:eastAsia="es-ES"/>
-          <w14:ligatures w14:val="none"/>
+          <ns2:ligatures ns2:val="none"/>
         </w:rPr>
         <w:t xml:space="preserve"> establece que los actos administrativos carecen de validez cuando presentan defectos u omisiones en sus requisitos esenciales, lo cual habilita a evaluar su invalidez.</w:t>
       </w:r>
     </w:p>
-    <w:p>
-      <w:pPr>
-        <w:spacing w:after="0" w:line="240" w:lineRule="auto"/>
-        <w:jc w:val="both"/>
-        <w:rPr>
-          <w:rFonts w:ascii="Arial Narrow" w:eastAsia="Times New Roman" w:hAnsi="Arial Narrow" w:cs="Arial"/>
-          <w:color w:val="000000"/>
-          <w:kern w:val="0"/>
-          <w:lang w:eastAsia="es-ES"/>
-          <w14:ligatures w14:val="none"/>
-        </w:rPr>
-      </w:pPr>
-    </w:p>
-    <w:p>
+    <w:p ns2:paraId="3EDD38E4" ns2:textId="77777777">
+      <w:pPr>
+        <w:spacing w:after="0" w:line="240" w:lineRule="auto"/>
+        <w:jc w:val="both"/>
+        <w:rPr>
+          <w:rFonts w:ascii="Arial Narrow" w:eastAsia="Times New Roman" w:hAnsi="Arial Narrow" w:cs="Arial"/>
+          <w:color w:val="000000"/>
+          <w:kern w:val="0"/>
+          <w:lang w:eastAsia="es-ES"/>
+          <ns2:ligatures ns2:val="none"/>
+        </w:rPr>
+      </w:pPr>
+    </w:p>
+    <w:p ns2:paraId="56B0FF3E" ns2:textId="01D16507">
       <w:pPr>
         <w:pStyle w:val="Prrafodelista"/>
         <w:numPr>
@@ -2838,16 +2838,16 @@
           <w:color w:val="000000"/>
           <w:kern w:val="0"/>
           <w:lang w:eastAsia="es-ES"/>
-          <w14:ligatures w14:val="none"/>
-        </w:rPr>
-      </w:pPr>
-      <w:r>
-        <w:rPr>
-          <w:rFonts w:ascii="Arial Narrow" w:eastAsia="Times New Roman" w:hAnsi="Arial Narrow" w:cs="Arial"/>
-          <w:color w:val="000000"/>
-          <w:kern w:val="0"/>
-          <w:lang w:eastAsia="es-ES"/>
-          <w14:ligatures w14:val="none"/>
+          <ns2:ligatures ns2:val="none"/>
+        </w:rPr>
+      </w:pPr>
+      <w:r>
+        <w:rPr>
+          <w:rFonts w:ascii="Arial Narrow" w:eastAsia="Times New Roman" w:hAnsi="Arial Narrow" w:cs="Arial"/>
+          <w:color w:val="000000"/>
+          <w:kern w:val="0"/>
+          <w:lang w:eastAsia="es-ES"/>
+          <ns2:ligatures ns2:val="none"/>
         </w:rPr>
         <w:lastRenderedPageBreak/>
         <w:t xml:space="preserve">El 6 de setiembre de 2025, el señor [APELLIDO] presentó su escrito de denuncia, cuyos actuados fueron remitidos a este despacho por la Comisión de Protección al Consumidor 2 mediante el Memorándum 002808-2025-CC2/INDECOPI del 17 de octubre de 2025</w:t>
@@ -2858,7 +2858,7 @@
           <w:color w:val="000000"/>
           <w:kern w:val="0"/>
           <w:lang w:eastAsia="es-ES"/>
-          <w14:ligatures w14:val="none"/>
+          <ns2:ligatures ns2:val="none"/>
         </w:rPr>
         <w:t/>
       </w:r>
@@ -2868,7 +2868,7 @@
           <w:color w:val="000000"/>
           <w:kern w:val="0"/>
           <w:lang w:eastAsia="es-ES"/>
-          <w14:ligatures w14:val="none"/>
+          <ns2:ligatures ns2:val="none"/>
         </w:rPr>
         <w:t xml:space="preserve"/>
       </w:r>
@@ -2878,7 +2878,7 @@
           <w:color w:val="000000"/>
           <w:kern w:val="0"/>
           <w:lang w:eastAsia="es-ES"/>
-          <w14:ligatures w14:val="none"/>
+          <ns2:ligatures ns2:val="none"/>
         </w:rPr>
         <w:t xml:space="preserve"/>
       </w:r>
@@ -2888,7 +2888,7 @@
           <w:color w:val="000000"/>
           <w:kern w:val="0"/>
           <w:lang w:eastAsia="es-ES"/>
-          <w14:ligatures w14:val="none"/>
+          <ns2:ligatures ns2:val="none"/>
         </w:rPr>
         <w:t/>
       </w:r>
@@ -2898,7 +2898,7 @@
           <w:color w:val="000000"/>
           <w:kern w:val="0"/>
           <w:lang w:eastAsia="es-ES"/>
-          <w14:ligatures w14:val="none"/>
+          <ns2:ligatures ns2:val="none"/>
         </w:rPr>
         <w:t xml:space="preserve"/>
       </w:r>
@@ -2908,7 +2908,7 @@
           <w:color w:val="000000"/>
           <w:kern w:val="0"/>
           <w:lang w:eastAsia="es-ES"/>
-          <w14:ligatures w14:val="none"/>
+          <ns2:ligatures ns2:val="none"/>
         </w:rPr>
         <w:t xml:space="preserve"/>
       </w:r>
@@ -2919,7 +2919,7 @@
           <w:color w:val="000000"/>
           <w:kern w:val="0"/>
           <w:lang w:eastAsia="es-ES"/>
-          <w14:ligatures w14:val="none"/>
+          <ns2:ligatures ns2:val="none"/>
         </w:rPr>
         <w:t/>
       </w:r>
@@ -2930,7 +2930,7 @@
           <w:color w:val="000000"/>
           <w:kern w:val="0"/>
           <w:lang w:eastAsia="es-ES"/>
-          <w14:ligatures w14:val="none"/>
+          <ns2:ligatures ns2:val="none"/>
         </w:rPr>
         <w:t xml:space="preserve"/>
       </w:r>
@@ -2940,7 +2940,7 @@
           <w:color w:val="000000"/>
           <w:kern w:val="0"/>
           <w:lang w:eastAsia="es-ES"/>
-          <w14:ligatures w14:val="none"/>
+          <ns2:ligatures ns2:val="none"/>
         </w:rPr>
         <w:t/>
       </w:r>
@@ -2950,12 +2950,12 @@
           <w:color w:val="000000"/>
           <w:kern w:val="0"/>
           <w:lang w:eastAsia="es-ES"/>
-          <w14:ligatures w14:val="none"/>
+          <ns2:ligatures ns2:val="none"/>
         </w:rPr>
         <w:t xml:space="preserve"/>
       </w:r>
     </w:p>
-    <w:p>
+    <w:p ns2:paraId="58BFF1ED" ns2:textId="77777777">
       <w:pPr>
         <w:pStyle w:val="Prrafodelista"/>
         <w:spacing w:after="0" w:line="240" w:lineRule="auto"/>
@@ -2966,11 +2966,11 @@
           <w:color w:val="000000"/>
           <w:kern w:val="0"/>
           <w:lang w:eastAsia="es-ES"/>
-          <w14:ligatures w14:val="none"/>
-        </w:rPr>
-      </w:pPr>
-    </w:p>
-    <w:p>
+          <ns2:ligatures ns2:val="none"/>
+        </w:rPr>
+      </w:pPr>
+    </w:p>
+    <w:p ns2:paraId="1B8A27BD" ns2:textId="06150F30">
       <w:pPr>
         <w:pStyle w:val="Prrafodelista"/>
         <w:numPr>
@@ -2985,16 +2985,16 @@
           <w:color w:val="000000"/>
           <w:kern w:val="0"/>
           <w:lang w:eastAsia="es-ES"/>
-          <w14:ligatures w14:val="none"/>
-        </w:rPr>
-      </w:pPr>
-      <w:r>
-        <w:rPr>
-          <w:rFonts w:ascii="Arial Narrow" w:eastAsia="Times New Roman" w:hAnsi="Arial Narrow" w:cs="Arial"/>
-          <w:color w:val="000000"/>
-          <w:kern w:val="0"/>
-          <w:lang w:eastAsia="es-ES"/>
-          <w14:ligatures w14:val="none"/>
+          <ns2:ligatures ns2:val="none"/>
+        </w:rPr>
+      </w:pPr>
+      <w:r>
+        <w:rPr>
+          <w:rFonts w:ascii="Arial Narrow" w:eastAsia="Times New Roman" w:hAnsi="Arial Narrow" w:cs="Arial"/>
+          <w:color w:val="000000"/>
+          <w:kern w:val="0"/>
+          <w:lang w:eastAsia="es-ES"/>
+          <ns2:ligatures ns2:val="none"/>
         </w:rPr>
         <w:t>Por Resolución 1 del</w:t>
       </w:r>
@@ -3004,7 +3004,7 @@
           <w:color w:val="000000"/>
           <w:kern w:val="0"/>
           <w:lang w:eastAsia="es-ES"/>
-          <w14:ligatures w14:val="none"/>
+          <ns2:ligatures ns2:val="none"/>
         </w:rPr>
         <w:t xml:space="preserve"> 18 de noviembre de 2025, </w:t>
       </w:r>
@@ -3050,7 +3050,7 @@
           <w:kern w:val="0"/>
           <w:vertAlign w:val="superscript"/>
           <w:lang w:val="es-ES" w:eastAsia="es-ES"/>
-          <w14:ligatures w14:val="none"/>
+          <ns2:ligatures ns2:val="none"/>
         </w:rPr>
         <w:footnoteReference w:id="6"/>
       </w:r>
@@ -3060,12 +3060,12 @@
           <w:color w:val="000000"/>
           <w:kern w:val="0"/>
           <w:lang w:eastAsia="es-ES"/>
-          <w14:ligatures w14:val="none"/>
+          <ns2:ligatures ns2:val="none"/>
         </w:rPr>
         <w:t>.</w:t>
       </w:r>
     </w:p>
-    <w:p>
+    <w:p ns2:paraId="2AC9D201" ns2:textId="77777777">
       <w:pPr>
         <w:pStyle w:val="Prrafodelista"/>
         <w:spacing w:after="0" w:line="240" w:lineRule="auto"/>
@@ -3076,11 +3076,11 @@
           <w:color w:val="000000"/>
           <w:kern w:val="0"/>
           <w:lang w:eastAsia="es-ES"/>
-          <w14:ligatures w14:val="none"/>
-        </w:rPr>
-      </w:pPr>
-    </w:p>
-    <w:p>
+          <ns2:ligatures ns2:val="none"/>
+        </w:rPr>
+      </w:pPr>
+    </w:p>
+    <w:p ns2:paraId="00E510BA" ns2:textId="53B74F1D">
       <w:pPr>
         <w:pStyle w:val="Prrafodelista"/>
         <w:numPr>
@@ -3095,16 +3095,16 @@
           <w:color w:val="000000"/>
           <w:kern w:val="0"/>
           <w:lang w:eastAsia="es-ES"/>
-          <w14:ligatures w14:val="none"/>
-        </w:rPr>
-      </w:pPr>
-      <w:r>
-        <w:rPr>
-          <w:rFonts w:ascii="Arial Narrow" w:eastAsia="Times New Roman" w:hAnsi="Arial Narrow" w:cs="Arial"/>
-          <w:color w:val="000000"/>
-          <w:kern w:val="0"/>
-          <w:lang w:eastAsia="es-ES"/>
-          <w14:ligatures w14:val="none"/>
+          <ns2:ligatures ns2:val="none"/>
+        </w:rPr>
+      </w:pPr>
+      <w:r>
+        <w:rPr>
+          <w:rFonts w:ascii="Arial Narrow" w:eastAsia="Times New Roman" w:hAnsi="Arial Narrow" w:cs="Arial"/>
+          <w:color w:val="000000"/>
+          <w:kern w:val="0"/>
+          <w:lang w:eastAsia="es-ES"/>
+          <ns2:ligatures ns2:val="none"/>
         </w:rPr>
         <w:t>Por</w:t>
       </w:r>
@@ -3114,7 +3114,7 @@
           <w:color w:val="000000"/>
           <w:kern w:val="0"/>
           <w:lang w:eastAsia="es-ES"/>
-          <w14:ligatures w14:val="none"/>
+          <ns2:ligatures ns2:val="none"/>
         </w:rPr>
         <w:t xml:space="preserve"> Memorándum </w:t>
       </w:r>
@@ -3124,7 +3124,7 @@
           <w:color w:val="000000"/>
           <w:kern w:val="0"/>
           <w:lang w:eastAsia="es-ES"/>
-          <w14:ligatures w14:val="none"/>
+          <ns2:ligatures ns2:val="none"/>
         </w:rPr>
         <w:t/>
       </w:r>
@@ -3134,7 +3134,7 @@
           <w:color w:val="000000"/>
           <w:kern w:val="0"/>
           <w:lang w:eastAsia="es-ES"/>
-          <w14:ligatures w14:val="none"/>
+          <ns2:ligatures ns2:val="none"/>
         </w:rPr>
         <w:t xml:space="preserve"> 002619-2025-PS3/INDECOPI del 28 de noviembre de 2025, el Órgano Resolutivo de Procedimientos Sumarísimos de Protección al Consumidor </w:t>
       </w:r>
@@ -3145,7 +3145,7 @@
           <w:color w:val="000000"/>
           <w:kern w:val="0"/>
           <w:lang w:eastAsia="es-ES"/>
-          <w14:ligatures w14:val="none"/>
+          <ns2:ligatures ns2:val="none"/>
         </w:rPr>
         <w:t/>
       </w:r>
@@ -3156,7 +3156,7 @@
           <w:color w:val="000000"/>
           <w:kern w:val="0"/>
           <w:lang w:eastAsia="es-ES"/>
-          <w14:ligatures w14:val="none"/>
+          <ns2:ligatures ns2:val="none"/>
         </w:rPr>
         <w:t xml:space="preserve"> 3 remitió </w:t>
       </w:r>
@@ -3166,7 +3166,7 @@
           <w:color w:val="000000"/>
           <w:kern w:val="0"/>
           <w:lang w:eastAsia="es-ES"/>
-          <w14:ligatures w14:val="none"/>
+          <ns2:ligatures ns2:val="none"/>
         </w:rPr>
         <w:t xml:space="preserve">a la Secretaría Técnica </w:t>
       </w:r>
@@ -3176,7 +3176,7 @@
           <w:color w:val="000000"/>
           <w:kern w:val="0"/>
           <w:lang w:eastAsia="es-ES"/>
-          <w14:ligatures w14:val="none"/>
+          <ns2:ligatures ns2:val="none"/>
         </w:rPr>
         <w:t>documentos adjuntados por el consumidor en el escrito de denuncia del 6 de setiembre de 2025</w:t>
       </w:r>
@@ -3186,7 +3186,7 @@
           <w:color w:val="000000"/>
           <w:kern w:val="0"/>
           <w:lang w:eastAsia="es-ES"/>
-          <w14:ligatures w14:val="none"/>
+          <ns2:ligatures ns2:val="none"/>
         </w:rPr>
         <w:t xml:space="preserve">, el cual fue incorporado al Expediente </w:t>
       </w:r>
@@ -3197,7 +3197,7 @@
           <w:color w:val="000000"/>
           <w:kern w:val="0"/>
           <w:lang w:eastAsia="es-ES"/>
-          <w14:ligatures w14:val="none"/>
+          <ns2:ligatures ns2:val="none"/>
         </w:rPr>
         <w:t/>
       </w:r>
@@ -3208,12 +3208,12 @@
           <w:color w:val="000000"/>
           <w:kern w:val="0"/>
           <w:lang w:eastAsia="es-ES"/>
-          <w14:ligatures w14:val="none"/>
+          <ns2:ligatures ns2:val="none"/>
         </w:rPr>
         <w:t xml:space="preserve"> 2664-2025/CC1.</w:t>
       </w:r>
     </w:p>
-    <w:p>
+    <w:p ns2:paraId="6EBF5E66" ns2:textId="77777777">
       <w:pPr>
         <w:pStyle w:val="Prrafodelista"/>
         <w:rPr>
@@ -3221,11 +3221,11 @@
           <w:color w:val="000000"/>
           <w:kern w:val="0"/>
           <w:lang w:eastAsia="es-ES"/>
-          <w14:ligatures w14:val="none"/>
-        </w:rPr>
-      </w:pPr>
-    </w:p>
-    <w:p>
+          <ns2:ligatures ns2:val="none"/>
+        </w:rPr>
+      </w:pPr>
+    </w:p>
+    <w:p ns2:paraId="6B5663F9" ns2:textId="6B255E45">
       <w:pPr>
         <w:pStyle w:val="Prrafodelista"/>
         <w:numPr>
@@ -3240,16 +3240,16 @@
           <w:color w:val="000000"/>
           <w:kern w:val="0"/>
           <w:lang w:eastAsia="es-ES"/>
-          <w14:ligatures w14:val="none"/>
-        </w:rPr>
-      </w:pPr>
-      <w:r>
-        <w:rPr>
-          <w:rFonts w:ascii="Arial Narrow" w:eastAsia="Times New Roman" w:hAnsi="Arial Narrow" w:cs="Arial"/>
-          <w:color w:val="000000"/>
-          <w:kern w:val="0"/>
-          <w:lang w:eastAsia="es-ES"/>
-          <w14:ligatures w14:val="none"/>
+          <ns2:ligatures ns2:val="none"/>
+        </w:rPr>
+      </w:pPr>
+      <w:r>
+        <w:rPr>
+          <w:rFonts w:ascii="Arial Narrow" w:eastAsia="Times New Roman" w:hAnsi="Arial Narrow" w:cs="Arial"/>
+          <w:color w:val="000000"/>
+          <w:kern w:val="0"/>
+          <w:lang w:eastAsia="es-ES"/>
+          <ns2:ligatures ns2:val="none"/>
         </w:rPr>
         <w:t xml:space="preserve">De la revisión del escrito de denuncia del 6 de </w:t>
       </w:r>
@@ -3259,7 +3259,7 @@
           <w:color w:val="000000"/>
           <w:kern w:val="0"/>
           <w:lang w:eastAsia="es-ES"/>
-          <w14:ligatures w14:val="none"/>
+          <ns2:ligatures ns2:val="none"/>
         </w:rPr>
         <w:t>setiembre</w:t>
       </w:r>
@@ -3269,7 +3269,7 @@
           <w:color w:val="000000"/>
           <w:kern w:val="0"/>
           <w:lang w:eastAsia="es-ES"/>
-          <w14:ligatures w14:val="none"/>
+          <ns2:ligatures ns2:val="none"/>
         </w:rPr>
         <w:t xml:space="preserve"> de 2025, remitido mediante el Memorándum </w:t>
       </w:r>
@@ -3279,7 +3279,7 @@
           <w:color w:val="000000"/>
           <w:kern w:val="0"/>
           <w:lang w:eastAsia="es-ES"/>
-          <w14:ligatures w14:val="none"/>
+          <ns2:ligatures ns2:val="none"/>
         </w:rPr>
         <w:t/>
       </w:r>
@@ -3289,7 +3289,7 @@
           <w:color w:val="000000"/>
           <w:kern w:val="0"/>
           <w:lang w:eastAsia="es-ES"/>
-          <w14:ligatures w14:val="none"/>
+          <ns2:ligatures ns2:val="none"/>
         </w:rPr>
         <w:t xml:space="preserve"> 002619-2025-PS3/INDECOPI, se verifica que el administrado había consignado de manera diferenciada, ordenada, cronológica y legible los hechos materia de denuncia, había enumerado los presuntos hechos infractores atribuidos al proveedor denunciado, había precisado el producto materia de denuncia y había señalado</w:t>
       </w:r>
@@ -3299,7 +3299,7 @@
           <w:color w:val="000000"/>
           <w:kern w:val="0"/>
           <w:lang w:eastAsia="es-ES"/>
-          <w14:ligatures w14:val="none"/>
+          <ns2:ligatures ns2:val="none"/>
         </w:rPr>
         <w:t xml:space="preserve"> la</w:t>
       </w:r>
@@ -3309,7 +3309,7 @@
           <w:color w:val="000000"/>
           <w:kern w:val="0"/>
           <w:lang w:eastAsia="es-ES"/>
-          <w14:ligatures w14:val="none"/>
+          <ns2:ligatures ns2:val="none"/>
         </w:rPr>
         <w:t xml:space="preserve"> </w:t>
       </w:r>
@@ -3319,7 +3319,7 @@
           <w:color w:val="000000"/>
           <w:kern w:val="0"/>
           <w:lang w:eastAsia="es-ES"/>
-          <w14:ligatures w14:val="none"/>
+          <ns2:ligatures ns2:val="none"/>
         </w:rPr>
         <w:t>implementación de medidas correctivas</w:t>
       </w:r>
@@ -3329,12 +3329,12 @@
           <w:color w:val="000000"/>
           <w:kern w:val="0"/>
           <w:lang w:eastAsia="es-ES"/>
-          <w14:ligatures w14:val="none"/>
+          <ns2:ligatures ns2:val="none"/>
         </w:rPr>
         <w:t>.</w:t>
       </w:r>
     </w:p>
-    <w:p>
+    <w:p ns2:paraId="6C463D18" ns2:textId="77777777">
       <w:pPr>
         <w:pStyle w:val="Prrafodelista"/>
         <w:rPr>
@@ -3342,11 +3342,11 @@
           <w:color w:val="000000"/>
           <w:kern w:val="0"/>
           <w:lang w:eastAsia="es-ES"/>
-          <w14:ligatures w14:val="none"/>
-        </w:rPr>
-      </w:pPr>
-    </w:p>
-    <w:p>
+          <ns2:ligatures ns2:val="none"/>
+        </w:rPr>
+      </w:pPr>
+    </w:p>
+    <w:p ns2:paraId="39F17BE8" ns2:textId="564A6F8C">
       <w:pPr>
         <w:pStyle w:val="Prrafodelista"/>
         <w:numPr>
@@ -3361,16 +3361,16 @@
           <w:color w:val="000000"/>
           <w:kern w:val="0"/>
           <w:lang w:eastAsia="es-ES"/>
-          <w14:ligatures w14:val="none"/>
-        </w:rPr>
-      </w:pPr>
-      <w:r>
-        <w:rPr>
-          <w:rFonts w:ascii="Arial Narrow" w:eastAsia="Times New Roman" w:hAnsi="Arial Narrow" w:cs="Arial"/>
-          <w:color w:val="000000"/>
-          <w:kern w:val="0"/>
-          <w:lang w:eastAsia="es-ES"/>
-          <w14:ligatures w14:val="none"/>
+          <ns2:ligatures ns2:val="none"/>
+        </w:rPr>
+      </w:pPr>
+      <w:r>
+        <w:rPr>
+          <w:rFonts w:ascii="Arial Narrow" w:eastAsia="Times New Roman" w:hAnsi="Arial Narrow" w:cs="Arial"/>
+          <w:color w:val="000000"/>
+          <w:kern w:val="0"/>
+          <w:lang w:eastAsia="es-ES"/>
+          <ns2:ligatures ns2:val="none"/>
         </w:rPr>
         <w:t xml:space="preserve">En ese sentido, se advierte que la Resolución </w:t>
       </w:r>
@@ -3381,7 +3381,7 @@
           <w:color w:val="000000"/>
           <w:kern w:val="0"/>
           <w:lang w:eastAsia="es-ES"/>
-          <w14:ligatures w14:val="none"/>
+          <ns2:ligatures ns2:val="none"/>
         </w:rPr>
         <w:t/>
       </w:r>
@@ -3392,7 +3392,7 @@
           <w:color w:val="000000"/>
           <w:kern w:val="0"/>
           <w:lang w:eastAsia="es-ES"/>
-          <w14:ligatures w14:val="none"/>
+          <ns2:ligatures ns2:val="none"/>
         </w:rPr>
         <w:t xml:space="preserve"> 1</w:t>
       </w:r>
@@ -3402,7 +3402,7 @@
           <w:color w:val="000000"/>
           <w:kern w:val="0"/>
           <w:lang w:eastAsia="es-ES"/>
-          <w14:ligatures w14:val="none"/>
+          <ns2:ligatures ns2:val="none"/>
         </w:rPr>
         <w:t xml:space="preserve"> del 18 de noviembre de 2025</w:t>
       </w:r>
@@ -3412,7 +3412,7 @@
           <w:color w:val="000000"/>
           <w:kern w:val="0"/>
           <w:lang w:eastAsia="es-ES"/>
-          <w14:ligatures w14:val="none"/>
+          <ns2:ligatures ns2:val="none"/>
         </w:rPr>
         <w:t xml:space="preserve"> no fue emitida válidamente, en la medida que la Secretaría Técnica no tuvo en consideración </w:t>
       </w:r>
@@ -3422,7 +3422,7 @@
           <w:color w:val="000000"/>
           <w:kern w:val="0"/>
           <w:lang w:eastAsia="es-ES"/>
-          <w14:ligatures w14:val="none"/>
+          <ns2:ligatures ns2:val="none"/>
         </w:rPr>
         <w:t>documentación presentada por el denunciante</w:t>
       </w:r>
@@ -3432,7 +3432,7 @@
           <w:color w:val="000000"/>
           <w:kern w:val="0"/>
           <w:lang w:eastAsia="es-ES"/>
-          <w14:ligatures w14:val="none"/>
+          <ns2:ligatures ns2:val="none"/>
         </w:rPr>
         <w:t xml:space="preserve"> el 6 de </w:t>
       </w:r>
@@ -3442,7 +3442,7 @@
           <w:color w:val="000000"/>
           <w:kern w:val="0"/>
           <w:lang w:eastAsia="es-ES"/>
-          <w14:ligatures w14:val="none"/>
+          <ns2:ligatures ns2:val="none"/>
         </w:rPr>
         <w:t>setiembre</w:t>
       </w:r>
@@ -3452,7 +3452,7 @@
           <w:color w:val="000000"/>
           <w:kern w:val="0"/>
           <w:lang w:eastAsia="es-ES"/>
-          <w14:ligatures w14:val="none"/>
+          <ns2:ligatures ns2:val="none"/>
         </w:rPr>
         <w:t xml:space="preserve"> de 2025</w:t>
       </w:r>
@@ -3462,25 +3462,25 @@
           <w:color w:val="000000"/>
           <w:kern w:val="0"/>
           <w:lang w:eastAsia="es-ES"/>
-          <w14:ligatures w14:val="none"/>
+          <ns2:ligatures ns2:val="none"/>
         </w:rPr>
         <w:t>.</w:t>
       </w:r>
     </w:p>
-    <w:p>
-      <w:pPr>
-        <w:spacing w:after="0" w:line="240" w:lineRule="auto"/>
-        <w:jc w:val="both"/>
-        <w:rPr>
-          <w:rFonts w:ascii="Arial Narrow" w:eastAsia="Times New Roman" w:hAnsi="Arial Narrow" w:cs="Arial"/>
-          <w:color w:val="000000"/>
-          <w:kern w:val="0"/>
-          <w:lang w:eastAsia="es-ES"/>
-          <w14:ligatures w14:val="none"/>
-        </w:rPr>
-      </w:pPr>
-    </w:p>
-    <w:p>
+    <w:p ns2:paraId="04222F1D" ns2:textId="77777777">
+      <w:pPr>
+        <w:spacing w:after="0" w:line="240" w:lineRule="auto"/>
+        <w:jc w:val="both"/>
+        <w:rPr>
+          <w:rFonts w:ascii="Arial Narrow" w:eastAsia="Times New Roman" w:hAnsi="Arial Narrow" w:cs="Arial"/>
+          <w:color w:val="000000"/>
+          <w:kern w:val="0"/>
+          <w:lang w:eastAsia="es-ES"/>
+          <ns2:ligatures ns2:val="none"/>
+        </w:rPr>
+      </w:pPr>
+    </w:p>
+    <w:p ns2:paraId="1205A621" ns2:textId="64D54ADA">
       <w:pPr>
         <w:pStyle w:val="Prrafodelista"/>
         <w:numPr>
@@ -3495,16 +3495,16 @@
           <w:color w:val="000000"/>
           <w:kern w:val="0"/>
           <w:lang w:eastAsia="es-ES"/>
-          <w14:ligatures w14:val="none"/>
-        </w:rPr>
-      </w:pPr>
-      <w:r>
-        <w:rPr>
-          <w:rFonts w:ascii="Arial Narrow" w:eastAsia="Times New Roman" w:hAnsi="Arial Narrow" w:cs="Arial"/>
-          <w:color w:val="000000"/>
-          <w:kern w:val="0"/>
-          <w:lang w:eastAsia="es-ES"/>
-          <w14:ligatures w14:val="none"/>
+          <ns2:ligatures ns2:val="none"/>
+        </w:rPr>
+      </w:pPr>
+      <w:r>
+        <w:rPr>
+          <w:rFonts w:ascii="Arial Narrow" w:eastAsia="Times New Roman" w:hAnsi="Arial Narrow" w:cs="Arial"/>
+          <w:color w:val="000000"/>
+          <w:kern w:val="0"/>
+          <w:lang w:eastAsia="es-ES"/>
+          <ns2:ligatures ns2:val="none"/>
         </w:rPr>
         <w:t xml:space="preserve">Por consiguiente, y en atención a lo expuesto, corresponde dejar sin efecto la Resolución </w:t>
       </w:r>
@@ -3515,7 +3515,7 @@
           <w:color w:val="000000"/>
           <w:kern w:val="0"/>
           <w:lang w:eastAsia="es-ES"/>
-          <w14:ligatures w14:val="none"/>
+          <ns2:ligatures ns2:val="none"/>
         </w:rPr>
         <w:t/>
       </w:r>
@@ -3526,7 +3526,7 @@
           <w:color w:val="000000"/>
           <w:kern w:val="0"/>
           <w:lang w:eastAsia="es-ES"/>
-          <w14:ligatures w14:val="none"/>
+          <ns2:ligatures ns2:val="none"/>
         </w:rPr>
         <w:t xml:space="preserve"> 1</w:t>
       </w:r>
@@ -3536,7 +3536,7 @@
           <w:color w:val="000000"/>
           <w:kern w:val="0"/>
           <w:lang w:eastAsia="es-ES"/>
-          <w14:ligatures w14:val="none"/>
+          <ns2:ligatures ns2:val="none"/>
         </w:rPr>
         <w:t xml:space="preserve"> del </w:t>
       </w:r>
@@ -3546,7 +3546,7 @@
           <w:color w:val="000000"/>
           <w:kern w:val="0"/>
           <w:lang w:eastAsia="es-ES"/>
-          <w14:ligatures w14:val="none"/>
+          <ns2:ligatures ns2:val="none"/>
         </w:rPr>
         <w:t>18 de noviembre de 2025</w:t>
       </w:r>
@@ -3556,7 +3556,7 @@
           <w:color w:val="000000"/>
           <w:kern w:val="0"/>
           <w:lang w:eastAsia="es-ES"/>
-          <w14:ligatures w14:val="none"/>
+          <ns2:ligatures ns2:val="none"/>
         </w:rPr>
         <w:t xml:space="preserve">, toda vez </w:t>
       </w:r>
@@ -3566,7 +3566,7 @@
           <w:color w:val="000000"/>
           <w:kern w:val="0"/>
           <w:lang w:eastAsia="es-ES"/>
-          <w14:ligatures w14:val="none"/>
+          <ns2:ligatures ns2:val="none"/>
         </w:rPr>
         <w:t xml:space="preserve">que de la evaluación conjunta de la documentación remitida a </w:t>
       </w:r>
@@ -3576,13 +3576,13 @@
           <w:color w:val="000000"/>
           <w:kern w:val="0"/>
           <w:lang w:eastAsia="es-ES"/>
-          <w14:ligatures w14:val="none"/>
+          <ns2:ligatures ns2:val="none"/>
         </w:rPr>
         <w:lastRenderedPageBreak/>
         <w:t>este despacho, se advierte que correspondía admitir la denuncia presentada el 6 de setiembre de 2025 sin realizar un requerimiento previo.</w:t>
       </w:r>
     </w:p>
-    <w:p>
+    <w:p ns2:paraId="66005174" ns2:textId="77777777">
       <w:pPr>
         <w:spacing w:after="0" w:line="240" w:lineRule="auto"/>
         <w:contextualSpacing/>
@@ -3593,11 +3593,11 @@
           <w:color w:val="000000"/>
           <w:kern w:val="0"/>
           <w:lang w:eastAsia="es-PE"/>
-          <w14:ligatures w14:val="none"/>
-        </w:rPr>
-      </w:pPr>
-    </w:p>
-    <w:p>
+          <ns2:ligatures ns2:val="none"/>
+        </w:rPr>
+      </w:pPr>
+    </w:p>
+    <w:p ns2:paraId="3541B1F9" ns2:textId="77777777">
       <w:pPr>
         <w:numPr>
           <w:ilvl w:val="0"/>
@@ -3612,22 +3612,22 @@
           <w:color w:val="000000"/>
           <w:kern w:val="0"/>
           <w:lang w:eastAsia="es-PE"/>
-          <w14:ligatures w14:val="none"/>
-        </w:rPr>
-      </w:pPr>
-      <w:r>
-        <w:rPr>
-          <w:rFonts w:ascii="Arial Narrow" w:eastAsia="Arial Narrow" w:hAnsi="Arial Narrow" w:cs="Arial Narrow"/>
-          <w:b/>
-          <w:color w:val="000000"/>
-          <w:kern w:val="0"/>
-          <w:lang w:eastAsia="es-PE"/>
-          <w14:ligatures w14:val="none"/>
+          <ns2:ligatures ns2:val="none"/>
+        </w:rPr>
+      </w:pPr>
+      <w:r>
+        <w:rPr>
+          <w:rFonts w:ascii="Arial Narrow" w:eastAsia="Arial Narrow" w:hAnsi="Arial Narrow" w:cs="Arial Narrow"/>
+          <w:b/>
+          <w:color w:val="000000"/>
+          <w:kern w:val="0"/>
+          <w:lang w:eastAsia="es-PE"/>
+          <ns2:ligatures ns2:val="none"/>
         </w:rPr>
         <w:t>DE LA ADMISIÓN A TRÁMITE DE LA DENUNCIA</w:t>
       </w:r>
     </w:p>
-    <w:p>
+    <w:p ns2:paraId="34556756" ns2:textId="77777777">
       <w:pPr>
         <w:spacing w:after="0" w:line="240" w:lineRule="auto"/>
         <w:ind w:left="567"/>
@@ -3639,12 +3639,12 @@
           <w:color w:val="000000"/>
           <w:kern w:val="0"/>
           <w:lang w:eastAsia="es-PE"/>
-          <w14:ligatures w14:val="none"/>
+          <ns2:ligatures ns2:val="none"/>
         </w:rPr>
       </w:pPr>
       <w:bookmarkStart w:id="1" w:name="_Hlk212795168"/>
     </w:p>
-    <w:p>
+    <w:p ns2:paraId="5F4266A4" ns2:textId="7598E8D2">
       <w:pPr>
         <w:pStyle w:val="Prrafodelista"/>
         <w:numPr>
@@ -3657,7 +3657,7 @@
         <w:rPr>
           <w:rFonts w:ascii="Arial Narrow" w:eastAsia="Arial Narrow" w:hAnsi="Arial Narrow" w:cs="Arial Narrow"/>
           <w:kern w:val="0"/>
-          <w14:ligatures w14:val="none"/>
+          <ns2:ligatures ns2:val="none"/>
         </w:rPr>
       </w:pPr>
       <w:bookmarkStart w:id="2" w:name="_Hlk140755208"/>
@@ -3669,7 +3669,7 @@
           <w:color w:val="000000"/>
           <w:kern w:val="0"/>
           <w:lang w:eastAsia="es-PE"/>
-          <w14:ligatures w14:val="none"/>
+          <ns2:ligatures ns2:val="none"/>
         </w:rPr>
         <w:t>La Secretaría Técnica de la</w:t>
       </w:r>
@@ -3679,7 +3679,7 @@
           <w:color w:val="000000"/>
           <w:kern w:val="0"/>
           <w:lang w:eastAsia="es-PE"/>
-          <w14:ligatures w14:val="none"/>
+          <ns2:ligatures ns2:val="none"/>
         </w:rPr>
         <w:t xml:space="preserve"> Comisión de Protección al Consumidor 1 (en adelante, la Secretaría Técnica), en ejercicio de sus facultades</w:t>
       </w:r>
@@ -3692,7 +3692,7 @@
           <w:rFonts w:ascii="Arial Narrow" w:eastAsia="Arial Narrow" w:hAnsi="Arial Narrow" w:cs="Arial Narrow"/>
           <w:kern w:val="0"/>
           <w:vertAlign w:val="superscript"/>
-          <w14:ligatures w14:val="none"/>
+          <ns2:ligatures ns2:val="none"/>
         </w:rPr>
         <w:footnoteReference w:id="7"/>
       </w:r>
@@ -3702,7 +3702,7 @@
           <w:color w:val="000000"/>
           <w:kern w:val="0"/>
           <w:lang w:eastAsia="es-PE"/>
-          <w14:ligatures w14:val="none"/>
+          <ns2:ligatures ns2:val="none"/>
         </w:rPr>
         <w:t xml:space="preserve">, </w:t>
       </w:r>
@@ -3712,7 +3712,7 @@
           <w:color w:val="000000"/>
           <w:kern w:val="0"/>
           <w:lang w:eastAsia="es-PE"/>
-          <w14:ligatures w14:val="none"/>
+          <ns2:ligatures ns2:val="none"/>
         </w:rPr>
         <w:t xml:space="preserve">considera </w:t>
       </w:r>
@@ -3720,7 +3720,7 @@
         <w:rPr>
           <w:rFonts w:ascii="Arial Narrow" w:eastAsia="Arial Narrow" w:hAnsi="Arial Narrow" w:cs="Arial Narrow"/>
           <w:kern w:val="0"/>
-          <w14:ligatures w14:val="none"/>
+          <ns2:ligatures ns2:val="none"/>
         </w:rPr>
         <w:t xml:space="preserve">que el hecho denunciado, </w:t>
       </w:r>
@@ -3729,7 +3729,7 @@
         <w:rPr>
           <w:rFonts w:ascii="Arial Narrow" w:eastAsia="Arial Narrow" w:hAnsi="Arial Narrow" w:cs="Arial Narrow"/>
           <w:kern w:val="0"/>
-          <w14:ligatures w14:val="none"/>
+          <ns2:ligatures ns2:val="none"/>
         </w:rPr>
         <w:t xml:space="preserve">consistente en que </w:t>
       </w:r>
@@ -3742,7 +3742,7 @@
           <w:kern w:val="0"/>
           <w:shd w:val="clear" w:color="auto" w:fill="FFFFFF"/>
           <w:lang w:eastAsia="es-PE"/>
-          <w14:ligatures w14:val="none"/>
+          <ns2:ligatures ns2:val="none"/>
         </w:rPr>
         <w:t>la compañía aseguradora no habría permitido que el denunciante los días 8,9 y 10 de julio de 2025 remita comunicaciones por correo electrónico o WhatsApp, pues solo le permitió por vía telefónica</w:t>
       </w:r>
@@ -3750,7 +3750,7 @@
         <w:rPr>
           <w:rFonts w:ascii="Arial Narrow" w:eastAsia="Arial Narrow" w:hAnsi="Arial Narrow" w:cs="Arial Narrow"/>
           <w:kern w:val="0"/>
-          <w14:ligatures w14:val="none"/>
+          <ns2:ligatures ns2:val="none"/>
         </w:rPr>
         <w:t>; involucraría una presunta afectación a sus expectativas, quien no habría encontrado una correspondencia entre lo que esperaba recibir de parte del proveedor y lo que realmente recibió. Por consiguiente, corresponde calificar el hecho materia de denuncia como una presunta infracción al deber de idoneidad, tipificado en los artículos 18</w:t>
       </w:r>
@@ -3760,7 +3760,7 @@
           <w:color w:val="000000"/>
           <w:kern w:val="0"/>
           <w:lang w:eastAsia="es-PE"/>
-          <w14:ligatures w14:val="none"/>
+          <ns2:ligatures ns2:val="none"/>
         </w:rPr>
         <w:t/>
       </w:r>
@@ -3768,7 +3768,7 @@
         <w:rPr>
           <w:rFonts w:ascii="Arial Narrow" w:eastAsia="Arial Narrow" w:hAnsi="Arial Narrow" w:cs="Arial Narrow"/>
           <w:kern w:val="0"/>
-          <w14:ligatures w14:val="none"/>
+          <ns2:ligatures ns2:val="none"/>
         </w:rPr>
         <w:t xml:space="preserve"> y 19</w:t>
       </w:r>
@@ -3778,7 +3778,7 @@
           <w:color w:val="000000"/>
           <w:kern w:val="0"/>
           <w:lang w:eastAsia="es-PE"/>
-          <w14:ligatures w14:val="none"/>
+          <ns2:ligatures ns2:val="none"/>
         </w:rPr>
         <w:t/>
       </w:r>
@@ -3786,7 +3786,7 @@
         <w:rPr>
           <w:rFonts w:ascii="Arial Narrow" w:eastAsia="Arial Narrow" w:hAnsi="Arial Narrow" w:cs="Arial Narrow"/>
           <w:kern w:val="0"/>
-          <w14:ligatures w14:val="none"/>
+          <ns2:ligatures ns2:val="none"/>
         </w:rPr>
         <w:t xml:space="preserve"> del Código</w:t>
       </w:r>
@@ -3798,7 +3798,7 @@
           <w:rFonts w:ascii="Arial Narrow" w:eastAsia="Arial Narrow" w:hAnsi="Arial Narrow" w:cs="Arial"/>
           <w:kern w:val="0"/>
           <w:vertAlign w:val="superscript"/>
-          <w14:ligatures w14:val="none"/>
+          <ns2:ligatures ns2:val="none"/>
         </w:rPr>
         <w:footnoteReference w:id="8"/>
       </w:r>
@@ -3807,13 +3807,13 @@
         <w:rPr>
           <w:rFonts w:ascii="Arial Narrow" w:eastAsia="Arial Narrow" w:hAnsi="Arial Narrow" w:cs="Arial Narrow"/>
           <w:kern w:val="0"/>
-          <w14:ligatures w14:val="none"/>
+          <ns2:ligatures ns2:val="none"/>
         </w:rPr>
         <w:t>.</w:t>
       </w:r>
       <w:bookmarkEnd w:id="7"/>
     </w:p>
-    <w:p>
+    <w:p ns2:paraId="116891C0" ns2:textId="77777777">
       <w:pPr>
         <w:pStyle w:val="Prrafodelista"/>
         <w:spacing w:after="0" w:line="240" w:lineRule="auto"/>
@@ -3822,11 +3822,11 @@
         <w:rPr>
           <w:rFonts w:ascii="Arial Narrow" w:eastAsia="Arial Narrow" w:hAnsi="Arial Narrow" w:cs="Arial Narrow"/>
           <w:kern w:val="0"/>
-          <w14:ligatures w14:val="none"/>
-        </w:rPr>
-      </w:pPr>
-    </w:p>
-    <w:p>
+          <ns2:ligatures ns2:val="none"/>
+        </w:rPr>
+      </w:pPr>
+    </w:p>
+    <w:p ns2:paraId="7A2CF596" ns2:textId="230E13C7">
       <w:pPr>
         <w:pStyle w:val="Prrafodelista"/>
         <w:numPr>
@@ -3839,7 +3839,7 @@
         <w:rPr>
           <w:rFonts w:ascii="Arial Narrow" w:eastAsia="Arial Narrow" w:hAnsi="Arial Narrow" w:cs="Arial Narrow"/>
           <w:kern w:val="0"/>
-          <w14:ligatures w14:val="none"/>
+          <ns2:ligatures ns2:val="none"/>
         </w:rPr>
       </w:pPr>
       <w:bookmarkStart w:id="10" w:name="_Hlk213150180"/>
@@ -3847,7 +3847,7 @@
         <w:rPr>
           <w:rFonts w:ascii="Arial Narrow" w:eastAsia="Arial Narrow" w:hAnsi="Arial Narrow" w:cs="Arial Narrow"/>
           <w:kern w:val="0"/>
-          <w14:ligatures w14:val="none"/>
+          <ns2:ligatures ns2:val="none"/>
         </w:rPr>
         <w:t xml:space="preserve">Así también, la Secretaría Técnica, en ejercicio de sus facultades, </w:t>
       </w:r>
@@ -3857,7 +3857,7 @@
           <w:color w:val="000000"/>
           <w:kern w:val="0"/>
           <w:lang w:eastAsia="es-PE"/>
-          <w14:ligatures w14:val="none"/>
+          <ns2:ligatures ns2:val="none"/>
         </w:rPr>
         <w:t xml:space="preserve">considera </w:t>
       </w:r>
@@ -3865,7 +3865,7 @@
         <w:rPr>
           <w:rFonts w:ascii="Arial Narrow" w:eastAsia="Arial Narrow" w:hAnsi="Arial Narrow" w:cs="Arial Narrow"/>
           <w:kern w:val="0"/>
-          <w14:ligatures w14:val="none"/>
+          <ns2:ligatures ns2:val="none"/>
         </w:rPr>
         <w:t xml:space="preserve">que el hecho denunciado, consistente en que </w:t>
       </w:r>
@@ -3874,7 +3874,7 @@
         <w:rPr>
           <w:rFonts w:ascii="Arial Narrow" w:eastAsia="Arial Narrow" w:hAnsi="Arial Narrow" w:cs="Arial Narrow"/>
           <w:kern w:val="0"/>
-          <w14:ligatures w14:val="none"/>
+          <ns2:ligatures ns2:val="none"/>
         </w:rPr>
         <w:t>la compañía aseguradora no habría cumplido con remitir íntegramente los documentos requeridos por el denunciante el 8,9 y 10 de julio de 2025, brindando una respuesta inadecuada e incompleta</w:t>
       </w:r>
@@ -3882,7 +3882,7 @@
         <w:rPr>
           <w:rFonts w:ascii="Arial Narrow" w:eastAsia="Arial Narrow" w:hAnsi="Arial Narrow" w:cs="Arial Narrow"/>
           <w:kern w:val="0"/>
-          <w14:ligatures w14:val="none"/>
+          <ns2:ligatures ns2:val="none"/>
         </w:rPr>
         <w:t>; involucraría una presunta afectación a sus expectativas, quien no habría encontrado una correspondencia entre lo que esperaba recibir de parte del proveedor y lo que realmente recibió. Por consiguiente, corresponde calificar el hecho materia de denuncia como una presunta infracción al deber de idoneidad, tipificado en los artículos 18</w:t>
       </w:r>
@@ -3892,7 +3892,7 @@
           <w:color w:val="000000"/>
           <w:kern w:val="0"/>
           <w:lang w:eastAsia="es-PE"/>
-          <w14:ligatures w14:val="none"/>
+          <ns2:ligatures ns2:val="none"/>
         </w:rPr>
         <w:t/>
       </w:r>
@@ -3900,7 +3900,7 @@
         <w:rPr>
           <w:rFonts w:ascii="Arial Narrow" w:eastAsia="Arial Narrow" w:hAnsi="Arial Narrow" w:cs="Arial Narrow"/>
           <w:kern w:val="0"/>
-          <w14:ligatures w14:val="none"/>
+          <ns2:ligatures ns2:val="none"/>
         </w:rPr>
         <w:t xml:space="preserve"> y 19</w:t>
       </w:r>
@@ -3910,7 +3910,7 @@
           <w:color w:val="000000"/>
           <w:kern w:val="0"/>
           <w:lang w:eastAsia="es-PE"/>
-          <w14:ligatures w14:val="none"/>
+          <ns2:ligatures ns2:val="none"/>
         </w:rPr>
         <w:t/>
       </w:r>
@@ -3918,7 +3918,7 @@
         <w:rPr>
           <w:rFonts w:ascii="Arial Narrow" w:eastAsia="Arial Narrow" w:hAnsi="Arial Narrow" w:cs="Arial Narrow"/>
           <w:kern w:val="0"/>
-          <w14:ligatures w14:val="none"/>
+          <ns2:ligatures ns2:val="none"/>
         </w:rPr>
         <w:t xml:space="preserve"> del Código</w:t>
       </w:r>
@@ -3929,24 +3929,24 @@
           <w:color w:val="000000"/>
           <w:kern w:val="0"/>
           <w:lang w:eastAsia="es-PE"/>
-          <w14:ligatures w14:val="none"/>
+          <ns2:ligatures ns2:val="none"/>
         </w:rPr>
         <w:t xml:space="preserve">. </w:t>
       </w:r>
       <w:bookmarkStart w:id="11" w:name="_Hlk215162008"/>
       <w:bookmarkEnd w:id="1"/>
     </w:p>
-    <w:p>
+    <w:p ns2:paraId="4A1BCA98" ns2:textId="77777777">
       <w:pPr>
         <w:pStyle w:val="Prrafodelista"/>
         <w:rPr>
           <w:rFonts w:ascii="Arial Narrow" w:eastAsia="Arial Narrow" w:hAnsi="Arial Narrow" w:cs="Arial Narrow"/>
           <w:kern w:val="0"/>
-          <w14:ligatures w14:val="none"/>
-        </w:rPr>
-      </w:pPr>
-    </w:p>
-    <w:p>
+          <ns2:ligatures ns2:val="none"/>
+        </w:rPr>
+      </w:pPr>
+    </w:p>
+    <w:p ns2:paraId="3BF1E645" ns2:textId="4AFD543E">
       <w:pPr>
         <w:pStyle w:val="Prrafodelista"/>
         <w:numPr>
@@ -3959,14 +3959,14 @@
         <w:rPr>
           <w:rFonts w:ascii="Arial Narrow" w:eastAsia="Arial Narrow" w:hAnsi="Arial Narrow" w:cs="Arial Narrow"/>
           <w:kern w:val="0"/>
-          <w14:ligatures w14:val="none"/>
-        </w:rPr>
-      </w:pPr>
-      <w:r>
-        <w:rPr>
-          <w:rFonts w:ascii="Arial Narrow" w:eastAsia="Arial Narrow" w:hAnsi="Arial Narrow" w:cs="Arial Narrow"/>
-          <w:kern w:val="0"/>
-          <w14:ligatures w14:val="none"/>
+          <ns2:ligatures ns2:val="none"/>
+        </w:rPr>
+      </w:pPr>
+      <w:r>
+        <w:rPr>
+          <w:rFonts w:ascii="Arial Narrow" w:eastAsia="Arial Narrow" w:hAnsi="Arial Narrow" w:cs="Arial Narrow"/>
+          <w:kern w:val="0"/>
+          <ns2:ligatures ns2:val="none"/>
         </w:rPr>
         <w:t xml:space="preserve">Además, </w:t>
       </w:r>
@@ -3974,7 +3974,7 @@
         <w:rPr>
           <w:rFonts w:ascii="Arial Narrow" w:eastAsia="Arial Narrow" w:hAnsi="Arial Narrow" w:cs="Arial Narrow"/>
           <w:kern w:val="0"/>
-          <w14:ligatures w14:val="none"/>
+          <ns2:ligatures ns2:val="none"/>
         </w:rPr>
         <w:t xml:space="preserve">la Secretaría Técnica, en ejercicio de sus facultades, </w:t>
       </w:r>
@@ -3984,7 +3984,7 @@
           <w:color w:val="000000"/>
           <w:kern w:val="0"/>
           <w:lang w:eastAsia="es-PE"/>
-          <w14:ligatures w14:val="none"/>
+          <ns2:ligatures ns2:val="none"/>
         </w:rPr>
         <w:t xml:space="preserve">considera </w:t>
       </w:r>
@@ -3992,7 +3992,7 @@
         <w:rPr>
           <w:rFonts w:ascii="Arial Narrow" w:eastAsia="Arial Narrow" w:hAnsi="Arial Narrow" w:cs="Arial Narrow"/>
           <w:kern w:val="0"/>
-          <w14:ligatures w14:val="none"/>
+          <ns2:ligatures ns2:val="none"/>
         </w:rPr>
         <w:t xml:space="preserve">que el hecho denunciado, consistente en que </w:t>
       </w:r>
@@ -4000,7 +4000,7 @@
         <w:rPr>
           <w:rFonts w:ascii="Arial Narrow" w:eastAsia="Arial Narrow" w:hAnsi="Arial Narrow" w:cs="Arial Narrow"/>
           <w:kern w:val="0"/>
-          <w14:ligatures w14:val="none"/>
+          <ns2:ligatures ns2:val="none"/>
         </w:rPr>
         <w:t>la compañía aseguradora no habría cumplido con brindar una respuesta a la dentro del plazo legal a la carta notarial presentada por el denunciante el 16 de julio de 2025</w:t>
       </w:r>
@@ -4008,7 +4008,7 @@
         <w:rPr>
           <w:rFonts w:ascii="Arial Narrow" w:eastAsia="Arial Narrow" w:hAnsi="Arial Narrow" w:cs="Arial Narrow"/>
           <w:kern w:val="0"/>
-          <w14:ligatures w14:val="none"/>
+          <ns2:ligatures ns2:val="none"/>
         </w:rPr>
         <w:t xml:space="preserve">; involucraría una presunta afectación a sus expectativas, quien no habría encontrado una correspondencia entre lo que esperaba recibir de parte del proveedor y lo que realmente recibió. Por </w:t>
       </w:r>
@@ -4016,7 +4016,7 @@
         <w:rPr>
           <w:rFonts w:ascii="Arial Narrow" w:eastAsia="Arial Narrow" w:hAnsi="Arial Narrow" w:cs="Arial Narrow"/>
           <w:kern w:val="0"/>
-          <w14:ligatures w14:val="none"/>
+          <ns2:ligatures ns2:val="none"/>
         </w:rPr>
         <w:lastRenderedPageBreak/>
         <w:t>consiguiente, corresponde calificar el hecho materia de denuncia como una presunta infracción al deber de idoneidad, tipificado en los artículos 18</w:t>
@@ -4027,7 +4027,7 @@
           <w:color w:val="000000"/>
           <w:kern w:val="0"/>
           <w:lang w:eastAsia="es-PE"/>
-          <w14:ligatures w14:val="none"/>
+          <ns2:ligatures ns2:val="none"/>
         </w:rPr>
         <w:t/>
       </w:r>
@@ -4035,7 +4035,7 @@
         <w:rPr>
           <w:rFonts w:ascii="Arial Narrow" w:eastAsia="Arial Narrow" w:hAnsi="Arial Narrow" w:cs="Arial Narrow"/>
           <w:kern w:val="0"/>
-          <w14:ligatures w14:val="none"/>
+          <ns2:ligatures ns2:val="none"/>
         </w:rPr>
         <w:t xml:space="preserve"> y 19</w:t>
       </w:r>
@@ -4045,7 +4045,7 @@
           <w:color w:val="000000"/>
           <w:kern w:val="0"/>
           <w:lang w:eastAsia="es-PE"/>
-          <w14:ligatures w14:val="none"/>
+          <ns2:ligatures ns2:val="none"/>
         </w:rPr>
         <w:t/>
       </w:r>
@@ -4053,7 +4053,7 @@
         <w:rPr>
           <w:rFonts w:ascii="Arial Narrow" w:eastAsia="Arial Narrow" w:hAnsi="Arial Narrow" w:cs="Arial Narrow"/>
           <w:kern w:val="0"/>
-          <w14:ligatures w14:val="none"/>
+          <ns2:ligatures ns2:val="none"/>
         </w:rPr>
         <w:t xml:space="preserve"> del Código</w:t>
       </w:r>
@@ -4064,22 +4064,22 @@
           <w:color w:val="000000"/>
           <w:kern w:val="0"/>
           <w:lang w:eastAsia="es-PE"/>
-          <w14:ligatures w14:val="none"/>
+          <ns2:ligatures ns2:val="none"/>
         </w:rPr>
         <w:t>.</w:t>
       </w:r>
     </w:p>
-    <w:p>
+    <w:p ns2:paraId="383C2F66" ns2:textId="77777777">
       <w:pPr>
         <w:pStyle w:val="Prrafodelista"/>
         <w:rPr>
           <w:rFonts w:ascii="Arial Narrow" w:eastAsia="Arial Narrow" w:hAnsi="Arial Narrow" w:cs="Arial Narrow"/>
           <w:kern w:val="0"/>
-          <w14:ligatures w14:val="none"/>
-        </w:rPr>
-      </w:pPr>
-    </w:p>
-    <w:p>
+          <ns2:ligatures ns2:val="none"/>
+        </w:rPr>
+      </w:pPr>
+    </w:p>
+    <w:p ns2:paraId="7AC8BC33" ns2:textId="74F77FA2">
       <w:pPr>
         <w:pStyle w:val="Prrafodelista"/>
         <w:numPr>
@@ -4092,14 +4092,14 @@
         <w:rPr>
           <w:rFonts w:ascii="Arial Narrow" w:eastAsia="Arial Narrow" w:hAnsi="Arial Narrow" w:cs="Arial Narrow"/>
           <w:kern w:val="0"/>
-          <w14:ligatures w14:val="none"/>
-        </w:rPr>
-      </w:pPr>
-      <w:r>
-        <w:rPr>
-          <w:rFonts w:ascii="Arial Narrow" w:eastAsia="Arial Narrow" w:hAnsi="Arial Narrow" w:cs="Arial Narrow"/>
-          <w:kern w:val="0"/>
-          <w14:ligatures w14:val="none"/>
+          <ns2:ligatures ns2:val="none"/>
+        </w:rPr>
+      </w:pPr>
+      <w:r>
+        <w:rPr>
+          <w:rFonts w:ascii="Arial Narrow" w:eastAsia="Arial Narrow" w:hAnsi="Arial Narrow" w:cs="Arial Narrow"/>
+          <w:kern w:val="0"/>
+          <ns2:ligatures ns2:val="none"/>
         </w:rPr>
         <w:t xml:space="preserve">Así también, </w:t>
       </w:r>
@@ -4107,7 +4107,7 @@
         <w:rPr>
           <w:rFonts w:ascii="Arial Narrow" w:eastAsia="Arial Narrow" w:hAnsi="Arial Narrow" w:cs="Arial Narrow"/>
           <w:kern w:val="0"/>
-          <w14:ligatures w14:val="none"/>
+          <ns2:ligatures ns2:val="none"/>
         </w:rPr>
         <w:t xml:space="preserve">la Secretaría Técnica, en ejercicio de sus facultades, </w:t>
       </w:r>
@@ -4117,7 +4117,7 @@
           <w:color w:val="000000"/>
           <w:kern w:val="0"/>
           <w:lang w:eastAsia="es-PE"/>
-          <w14:ligatures w14:val="none"/>
+          <ns2:ligatures ns2:val="none"/>
         </w:rPr>
         <w:t xml:space="preserve">considera </w:t>
       </w:r>
@@ -4125,7 +4125,7 @@
         <w:rPr>
           <w:rFonts w:ascii="Arial Narrow" w:eastAsia="Arial Narrow" w:hAnsi="Arial Narrow" w:cs="Arial Narrow"/>
           <w:kern w:val="0"/>
-          <w14:ligatures w14:val="none"/>
+          <ns2:ligatures ns2:val="none"/>
         </w:rPr>
         <w:t xml:space="preserve">que el hecho denunciado, consistente en que </w:t>
       </w:r>
@@ -4133,7 +4133,7 @@
         <w:rPr>
           <w:rFonts w:ascii="Arial Narrow" w:eastAsia="Arial Narrow" w:hAnsi="Arial Narrow" w:cs="Arial Narrow"/>
           <w:kern w:val="0"/>
-          <w14:ligatures w14:val="none"/>
+          <ns2:ligatures ns2:val="none"/>
         </w:rPr>
         <w:t>la compañía aseguradora habría demora 51 días en remitir la documentación solicitada por la denunciante referida a acreditar que su pensión es vitalicia y certificara la solvencia institucional de la compañía aseguradora</w:t>
       </w:r>
@@ -4141,7 +4141,7 @@
         <w:rPr>
           <w:rFonts w:ascii="Arial Narrow" w:eastAsia="Arial Narrow" w:hAnsi="Arial Narrow" w:cs="Arial Narrow"/>
           <w:kern w:val="0"/>
-          <w14:ligatures w14:val="none"/>
+          <ns2:ligatures ns2:val="none"/>
         </w:rPr>
         <w:t>; involucraría una presunta afectación a sus expectativas, quien no habría encontrado una correspondencia entre lo que esperaba recibir de parte del proveedor y lo que realmente recibió. Por consiguiente, corresponde calificar el hecho materia de denuncia como una presunta infracción al deber de idoneidad, tipificado en los artículos 18</w:t>
       </w:r>
@@ -4151,7 +4151,7 @@
           <w:color w:val="000000"/>
           <w:kern w:val="0"/>
           <w:lang w:eastAsia="es-PE"/>
-          <w14:ligatures w14:val="none"/>
+          <ns2:ligatures ns2:val="none"/>
         </w:rPr>
         <w:t/>
       </w:r>
@@ -4159,7 +4159,7 @@
         <w:rPr>
           <w:rFonts w:ascii="Arial Narrow" w:eastAsia="Arial Narrow" w:hAnsi="Arial Narrow" w:cs="Arial Narrow"/>
           <w:kern w:val="0"/>
-          <w14:ligatures w14:val="none"/>
+          <ns2:ligatures ns2:val="none"/>
         </w:rPr>
         <w:t xml:space="preserve"> y 19</w:t>
       </w:r>
@@ -4169,7 +4169,7 @@
           <w:color w:val="000000"/>
           <w:kern w:val="0"/>
           <w:lang w:eastAsia="es-PE"/>
-          <w14:ligatures w14:val="none"/>
+          <ns2:ligatures ns2:val="none"/>
         </w:rPr>
         <w:t/>
       </w:r>
@@ -4177,7 +4177,7 @@
         <w:rPr>
           <w:rFonts w:ascii="Arial Narrow" w:eastAsia="Arial Narrow" w:hAnsi="Arial Narrow" w:cs="Arial Narrow"/>
           <w:kern w:val="0"/>
-          <w14:ligatures w14:val="none"/>
+          <ns2:ligatures ns2:val="none"/>
         </w:rPr>
         <w:t xml:space="preserve"> del Código</w:t>
       </w:r>
@@ -4188,22 +4188,22 @@
           <w:color w:val="000000"/>
           <w:kern w:val="0"/>
           <w:lang w:eastAsia="es-PE"/>
-          <w14:ligatures w14:val="none"/>
+          <ns2:ligatures ns2:val="none"/>
         </w:rPr>
         <w:t xml:space="preserve">. </w:t>
       </w:r>
     </w:p>
-    <w:p>
+    <w:p ns2:paraId="0A20D637" ns2:textId="77777777">
       <w:pPr>
         <w:pStyle w:val="Prrafodelista"/>
         <w:rPr>
           <w:rFonts w:ascii="Arial Narrow" w:eastAsia="Arial Narrow" w:hAnsi="Arial Narrow" w:cs="Arial Narrow"/>
           <w:kern w:val="0"/>
-          <w14:ligatures w14:val="none"/>
-        </w:rPr>
-      </w:pPr>
-    </w:p>
-    <w:p>
+          <ns2:ligatures ns2:val="none"/>
+        </w:rPr>
+      </w:pPr>
+    </w:p>
+    <w:p ns2:paraId="7E107A31" ns2:textId="54E1BF69">
       <w:pPr>
         <w:pStyle w:val="Prrafodelista"/>
         <w:numPr>
@@ -4216,14 +4216,14 @@
         <w:rPr>
           <w:rFonts w:ascii="Arial Narrow" w:eastAsia="Arial Narrow" w:hAnsi="Arial Narrow" w:cs="Arial Narrow"/>
           <w:kern w:val="0"/>
-          <w14:ligatures w14:val="none"/>
-        </w:rPr>
-      </w:pPr>
-      <w:r>
-        <w:rPr>
-          <w:rFonts w:ascii="Arial Narrow" w:eastAsia="Arial Narrow" w:hAnsi="Arial Narrow" w:cs="Arial Narrow"/>
-          <w:kern w:val="0"/>
-          <w14:ligatures w14:val="none"/>
+          <ns2:ligatures ns2:val="none"/>
+        </w:rPr>
+      </w:pPr>
+      <w:r>
+        <w:rPr>
+          <w:rFonts w:ascii="Arial Narrow" w:eastAsia="Arial Narrow" w:hAnsi="Arial Narrow" w:cs="Arial Narrow"/>
+          <w:kern w:val="0"/>
+          <ns2:ligatures ns2:val="none"/>
         </w:rPr>
         <w:t xml:space="preserve">Además, </w:t>
       </w:r>
@@ -4231,7 +4231,7 @@
         <w:rPr>
           <w:rFonts w:ascii="Arial Narrow" w:eastAsia="Arial Narrow" w:hAnsi="Arial Narrow" w:cs="Arial Narrow"/>
           <w:kern w:val="0"/>
-          <w14:ligatures w14:val="none"/>
+          <ns2:ligatures ns2:val="none"/>
         </w:rPr>
         <w:t xml:space="preserve">la Secretaría Técnica, en ejercicio de sus facultades, </w:t>
       </w:r>
@@ -4241,7 +4241,7 @@
           <w:color w:val="000000"/>
           <w:kern w:val="0"/>
           <w:lang w:eastAsia="es-PE"/>
-          <w14:ligatures w14:val="none"/>
+          <ns2:ligatures ns2:val="none"/>
         </w:rPr>
         <w:t xml:space="preserve">considera </w:t>
       </w:r>
@@ -4249,7 +4249,7 @@
         <w:rPr>
           <w:rFonts w:ascii="Arial Narrow" w:eastAsia="Arial Narrow" w:hAnsi="Arial Narrow" w:cs="Arial Narrow"/>
           <w:kern w:val="0"/>
-          <w14:ligatures w14:val="none"/>
+          <ns2:ligatures ns2:val="none"/>
         </w:rPr>
         <w:t xml:space="preserve">que el hecho denunciado, consistente en que </w:t>
       </w:r>
@@ -4257,7 +4257,7 @@
         <w:rPr>
           <w:rFonts w:ascii="Arial Narrow" w:eastAsia="Arial Narrow" w:hAnsi="Arial Narrow" w:cs="Arial Narrow"/>
           <w:kern w:val="0"/>
-          <w14:ligatures w14:val="none"/>
+          <ns2:ligatures ns2:val="none"/>
         </w:rPr>
         <w:t>la compañía aseguradora se habría negado indebidamente en gestionar la legalización y apostillado de los documentos remitidos al denunciante el 16 de julio de 2025 y enviarlos a Panamá</w:t>
       </w:r>
@@ -4265,7 +4265,7 @@
         <w:rPr>
           <w:rFonts w:ascii="Arial Narrow" w:eastAsia="Arial Narrow" w:hAnsi="Arial Narrow" w:cs="Arial Narrow"/>
           <w:kern w:val="0"/>
-          <w14:ligatures w14:val="none"/>
+          <ns2:ligatures ns2:val="none"/>
         </w:rPr>
         <w:t>; involucraría una presunta afectación a sus expectativas, quien no habría encontrado una correspondencia entre lo que esperaba recibir de parte del proveedor y lo que realmente recibió. Por consiguiente, corresponde calificar el hecho materia de denuncia como una presunta infracción al deber de idoneidad, tipificado en los artículos 18</w:t>
       </w:r>
@@ -4275,7 +4275,7 @@
           <w:color w:val="000000"/>
           <w:kern w:val="0"/>
           <w:lang w:eastAsia="es-PE"/>
-          <w14:ligatures w14:val="none"/>
+          <ns2:ligatures ns2:val="none"/>
         </w:rPr>
         <w:t/>
       </w:r>
@@ -4283,7 +4283,7 @@
         <w:rPr>
           <w:rFonts w:ascii="Arial Narrow" w:eastAsia="Arial Narrow" w:hAnsi="Arial Narrow" w:cs="Arial Narrow"/>
           <w:kern w:val="0"/>
-          <w14:ligatures w14:val="none"/>
+          <ns2:ligatures ns2:val="none"/>
         </w:rPr>
         <w:t xml:space="preserve"> y 19</w:t>
       </w:r>
@@ -4293,7 +4293,7 @@
           <w:color w:val="000000"/>
           <w:kern w:val="0"/>
           <w:lang w:eastAsia="es-PE"/>
-          <w14:ligatures w14:val="none"/>
+          <ns2:ligatures ns2:val="none"/>
         </w:rPr>
         <w:t/>
       </w:r>
@@ -4301,7 +4301,7 @@
         <w:rPr>
           <w:rFonts w:ascii="Arial Narrow" w:eastAsia="Arial Narrow" w:hAnsi="Arial Narrow" w:cs="Arial Narrow"/>
           <w:kern w:val="0"/>
-          <w14:ligatures w14:val="none"/>
+          <ns2:ligatures ns2:val="none"/>
         </w:rPr>
         <w:t xml:space="preserve"> del Código</w:t>
       </w:r>
@@ -4312,7 +4312,7 @@
           <w:color w:val="000000"/>
           <w:kern w:val="0"/>
           <w:lang w:eastAsia="es-PE"/>
-          <w14:ligatures w14:val="none"/>
+          <ns2:ligatures ns2:val="none"/>
         </w:rPr>
         <w:t xml:space="preserve">. </w:t>
       </w:r>
@@ -4320,7 +4320,7 @@
     <w:bookmarkEnd w:id="5"/>
     <w:bookmarkEnd w:id="8"/>
     <w:bookmarkEnd w:id="11"/>
-    <w:p>
+    <w:p ns2:paraId="432038D6" ns2:textId="0A9F6D75">
       <w:pPr>
         <w:spacing w:after="0" w:line="240" w:lineRule="auto"/>
         <w:jc w:val="both"/>
@@ -4328,11 +4328,11 @@
           <w:rFonts w:ascii="Arial Narrow" w:eastAsia="Calibri" w:hAnsi="Arial Narrow" w:cs="Arial Narrow"/>
           <w:kern w:val="0"/>
           <w:lang w:eastAsia="es-PE"/>
-          <w14:ligatures w14:val="none"/>
-        </w:rPr>
-      </w:pPr>
-    </w:p>
-    <w:p>
+          <ns2:ligatures ns2:val="none"/>
+        </w:rPr>
+      </w:pPr>
+    </w:p>
+    <w:p ns2:paraId="463134E5" ns2:textId="77777777">
       <w:pPr>
         <w:pStyle w:val="Prrafodelista"/>
         <w:numPr>
@@ -4346,7 +4346,7 @@
           <w:rFonts w:ascii="Arial Narrow" w:eastAsia="Calibri" w:hAnsi="Arial Narrow" w:cs="Arial Narrow"/>
           <w:kern w:val="0"/>
           <w:lang w:eastAsia="es-PE"/>
-          <w14:ligatures w14:val="none"/>
+          <ns2:ligatures ns2:val="none"/>
         </w:rPr>
       </w:pPr>
       <w:r>
@@ -4355,7 +4355,7 @@
           <w:color w:val="000000"/>
           <w:kern w:val="0"/>
           <w:lang w:eastAsia="es-PE"/>
-          <w14:ligatures w14:val="none"/>
+          <ns2:ligatures ns2:val="none"/>
         </w:rPr>
         <w:t>En tanto la denuncia reúne los requisitos establecidos por la norma citada, corresponde admitirla a trámite</w:t>
       </w:r>
@@ -4365,7 +4365,7 @@
           <w:rFonts w:ascii="Arial Narrow" w:eastAsia="Arial Narrow" w:hAnsi="Arial Narrow" w:cs="Arial Narrow"/>
           <w:kern w:val="0"/>
           <w:vertAlign w:val="superscript"/>
-          <w14:ligatures w14:val="none"/>
+          <ns2:ligatures ns2:val="none"/>
         </w:rPr>
         <w:footnoteReference w:id="9"/>
       </w:r>
@@ -4375,13 +4375,13 @@
           <w:color w:val="000000"/>
           <w:kern w:val="0"/>
           <w:lang w:eastAsia="es-PE"/>
-          <w14:ligatures w14:val="none"/>
+          <ns2:ligatures ns2:val="none"/>
         </w:rPr>
         <w:t>.</w:t>
       </w:r>
       <w:bookmarkStart w:id="12" w:name="_Hlk214963039"/>
     </w:p>
-    <w:p>
+    <w:p ns2:paraId="68C71625" ns2:textId="77777777">
       <w:pPr>
         <w:spacing w:after="0" w:line="240" w:lineRule="auto"/>
         <w:ind w:left="567"/>
@@ -4392,12 +4392,12 @@
           <w:color w:val="000000"/>
           <w:kern w:val="0"/>
           <w:lang w:eastAsia="es-PE"/>
-          <w14:ligatures w14:val="none"/>
+          <ns2:ligatures ns2:val="none"/>
         </w:rPr>
       </w:pPr>
       <w:bookmarkStart w:id="13" w:name="_Hlk214963071"/>
     </w:p>
-    <w:p>
+    <w:p ns2:paraId="38A98B4B" ns2:textId="77777777">
       <w:pPr>
         <w:pStyle w:val="Prrafodelista"/>
         <w:numPr>
@@ -4417,17 +4417,17 @@
           <w:color w:val="000000"/>
           <w:kern w:val="0"/>
           <w:lang w:eastAsia="es-PE"/>
-          <w14:ligatures w14:val="none"/>
-        </w:rPr>
-      </w:pPr>
-      <w:r>
-        <w:rPr>
-          <w:rFonts w:ascii="Arial Narrow" w:eastAsia="Arial Narrow" w:hAnsi="Arial Narrow" w:cs="Arial Narrow"/>
-          <w:b/>
-          <w:color w:val="000000"/>
-          <w:kern w:val="0"/>
-          <w:lang w:eastAsia="es-PE"/>
-          <w14:ligatures w14:val="none"/>
+          <ns2:ligatures ns2:val="none"/>
+        </w:rPr>
+      </w:pPr>
+      <w:r>
+        <w:rPr>
+          <w:rFonts w:ascii="Arial Narrow" w:eastAsia="Arial Narrow" w:hAnsi="Arial Narrow" w:cs="Arial Narrow"/>
+          <w:b/>
+          <w:color w:val="000000"/>
+          <w:kern w:val="0"/>
+          <w:lang w:eastAsia="es-PE"/>
+          <ns2:ligatures ns2:val="none"/>
         </w:rPr>
         <w:t>REQUERIMIENTO DE INFORMACI</w:t>
       </w:r>
@@ -4438,7 +4438,7 @@
           <w:color w:val="000000"/>
           <w:kern w:val="0"/>
           <w:lang w:eastAsia="es-PE"/>
-          <w14:ligatures w14:val="none"/>
+          <ns2:ligatures ns2:val="none"/>
         </w:rPr>
         <w:t>Ó</w:t>
       </w:r>
@@ -4449,12 +4449,12 @@
           <w:color w:val="000000"/>
           <w:kern w:val="0"/>
           <w:lang w:eastAsia="es-PE"/>
-          <w14:ligatures w14:val="none"/>
+          <ns2:ligatures ns2:val="none"/>
         </w:rPr>
         <w:t>N</w:t>
       </w:r>
     </w:p>
-    <w:p>
+    <w:p ns2:paraId="5B518DC4" ns2:textId="77777777">
       <w:pPr>
         <w:spacing w:after="0" w:line="240" w:lineRule="auto"/>
         <w:jc w:val="both"/>
@@ -4463,11 +4463,11 @@
           <w:color w:val="000000"/>
           <w:kern w:val="0"/>
           <w:lang w:val="es-ES" w:eastAsia="es-ES"/>
-          <w14:ligatures w14:val="none"/>
-        </w:rPr>
-      </w:pPr>
-    </w:p>
-    <w:p>
+          <ns2:ligatures ns2:val="none"/>
+        </w:rPr>
+      </w:pPr>
+    </w:p>
+    <w:p ns2:paraId="62B88A04" ns2:textId="62058BC2">
       <w:pPr>
         <w:pStyle w:val="Prrafodelista"/>
         <w:numPr>
@@ -4482,7 +4482,7 @@
           <w:color w:val="000000"/>
           <w:kern w:val="0"/>
           <w:lang w:val="es-ES" w:eastAsia="es-ES"/>
-          <w14:ligatures w14:val="none"/>
+          <ns2:ligatures ns2:val="none"/>
         </w:rPr>
       </w:pPr>
       <w:r>
@@ -4491,7 +4491,7 @@
           <w:color w:val="000000"/>
           <w:kern w:val="0"/>
           <w:lang w:val="es-ES" w:eastAsia="es-ES"/>
-          <w14:ligatures w14:val="none"/>
+          <ns2:ligatures ns2:val="none"/>
         </w:rPr>
         <w:t xml:space="preserve">A efectos de tener mayores elementos </w:t>
       </w:r>
@@ -4502,7 +4502,7 @@
           <w:color w:val="000000"/>
           <w:kern w:val="0"/>
           <w:lang w:val="es-ES" w:eastAsia="es-ES"/>
-          <w14:ligatures w14:val="none"/>
+          <ns2:ligatures ns2:val="none"/>
         </w:rPr>
         <w:t xml:space="preserve">que sirvan para la resolución definitiva del presente caso, la Secretaría Técnica, en ejercicio de las facultades que la ley le confiere, </w:t>
       </w:r>
@@ -4512,7 +4512,7 @@
           <w:color w:val="000000"/>
           <w:kern w:val="0"/>
           <w:lang w:val="es-ES" w:eastAsia="es-ES"/>
-          <w14:ligatures w14:val="none"/>
+          <ns2:ligatures ns2:val="none"/>
         </w:rPr>
         <w:t xml:space="preserve">conviene requerir </w:t>
       </w:r>
@@ -4522,7 +4522,7 @@
           <w:color w:val="000000"/>
           <w:kern w:val="0"/>
           <w:lang w:val="es-ES" w:eastAsia="es-ES"/>
-          <w14:ligatures w14:val="none"/>
+          <ns2:ligatures ns2:val="none"/>
         </w:rPr>
         <w:t>a la compañía aseguradora</w:t>
       </w:r>
@@ -4532,7 +4532,7 @@
           <w:color w:val="000000"/>
           <w:kern w:val="0"/>
           <w:lang w:val="es-ES" w:eastAsia="es-ES"/>
-          <w14:ligatures w14:val="none"/>
+          <ns2:ligatures ns2:val="none"/>
         </w:rPr>
         <w:t xml:space="preserve"> que, en un plazo no mayor de cinco (5) días hábiles con</w:t>
       </w:r>
@@ -4542,7 +4542,7 @@
           <w:color w:val="000000"/>
           <w:kern w:val="0"/>
           <w:lang w:val="es-ES" w:eastAsia="es-ES"/>
-          <w14:ligatures w14:val="none"/>
+          <ns2:ligatures ns2:val="none"/>
         </w:rPr>
         <w:t xml:space="preserve">tado a partir del día siguiente de la notificación de la presente resolución, cumpla </w:t>
       </w:r>
@@ -4552,7 +4552,7 @@
           <w:color w:val="000000"/>
           <w:kern w:val="0"/>
           <w:lang w:val="es-ES" w:eastAsia="es-ES"/>
-          <w14:ligatures w14:val="none"/>
+          <ns2:ligatures ns2:val="none"/>
         </w:rPr>
         <w:t xml:space="preserve">con </w:t>
       </w:r>
@@ -4562,7 +4562,7 @@
           <w:color w:val="000000"/>
           <w:kern w:val="0"/>
           <w:lang w:val="es-ES" w:eastAsia="es-ES"/>
-          <w14:ligatures w14:val="none"/>
+          <ns2:ligatures ns2:val="none"/>
         </w:rPr>
         <w:t>presentar todas las comunicaciones cursadas con la parte denunciante en virtud de los hechos materia de denuncia</w:t>
       </w:r>
@@ -4572,7 +4572,7 @@
           <w:color w:val="000000"/>
           <w:kern w:val="0"/>
           <w:lang w:val="es-ES" w:eastAsia="es-ES"/>
-          <w14:ligatures w14:val="none"/>
+          <ns2:ligatures ns2:val="none"/>
         </w:rPr>
         <w:t>.</w:t>
       </w:r>
@@ -4582,13 +4582,13 @@
           <w:color w:val="000000"/>
           <w:kern w:val="0"/>
           <w:lang w:eastAsia="es-ES"/>
-          <w14:ligatures w14:val="none"/>
+          <ns2:ligatures ns2:val="none"/>
         </w:rPr>
         <w:t xml:space="preserve"> </w:t>
       </w:r>
     </w:p>
     <w:bookmarkEnd w:id="13"/>
-    <w:p>
+    <w:p ns2:paraId="5C93B848" ns2:textId="77777777">
       <w:pPr>
         <w:pStyle w:val="Prrafodelista"/>
         <w:spacing w:after="0" w:line="240" w:lineRule="auto"/>
@@ -4599,11 +4599,11 @@
           <w:color w:val="000000"/>
           <w:kern w:val="0"/>
           <w:lang w:val="es-ES" w:eastAsia="es-ES"/>
-          <w14:ligatures w14:val="none"/>
-        </w:rPr>
-      </w:pPr>
-    </w:p>
-    <w:p>
+          <ns2:ligatures ns2:val="none"/>
+        </w:rPr>
+      </w:pPr>
+    </w:p>
+    <w:p ns2:paraId="2A119386" ns2:textId="77777777">
       <w:pPr>
         <w:pStyle w:val="Prrafodelista"/>
         <w:numPr>
@@ -4623,56 +4623,56 @@
           <w:color w:val="000000"/>
           <w:kern w:val="0"/>
           <w:lang w:eastAsia="es-PE"/>
-          <w14:ligatures w14:val="none"/>
-        </w:rPr>
-      </w:pPr>
-      <w:r>
-        <w:rPr>
-          <w:rFonts w:ascii="Arial Narrow" w:eastAsia="Arial Narrow" w:hAnsi="Arial Narrow" w:cs="Arial Narrow"/>
-          <w:b/>
-          <w:color w:val="000000"/>
-          <w:kern w:val="0"/>
-          <w:lang w:eastAsia="es-PE"/>
-          <w14:ligatures w14:val="none"/>
+          <ns2:ligatures ns2:val="none"/>
+        </w:rPr>
+      </w:pPr>
+      <w:r>
+        <w:rPr>
+          <w:rFonts w:ascii="Arial Narrow" w:eastAsia="Arial Narrow" w:hAnsi="Arial Narrow" w:cs="Arial Narrow"/>
+          <w:b/>
+          <w:color w:val="000000"/>
+          <w:kern w:val="0"/>
+          <w:lang w:eastAsia="es-PE"/>
+          <ns2:ligatures ns2:val="none"/>
         </w:rPr>
         <w:t xml:space="preserve">RESOLUCIÓN DE LA SECRETARÍA TÉCNICA </w:t>
       </w:r>
     </w:p>
-    <w:p>
-      <w:pPr>
-        <w:spacing w:after="0" w:line="240" w:lineRule="auto"/>
-        <w:jc w:val="both"/>
-        <w:rPr>
-          <w:rFonts w:ascii="Arial Narrow" w:eastAsia="Arial Narrow" w:hAnsi="Arial Narrow" w:cs="Arial Narrow"/>
-          <w:b/>
-          <w:color w:val="000000"/>
-          <w:kern w:val="0"/>
-          <w:lang w:eastAsia="es-PE"/>
-          <w14:ligatures w14:val="none"/>
-        </w:rPr>
-      </w:pPr>
-    </w:p>
-    <w:p>
-      <w:pPr>
-        <w:spacing w:after="0" w:line="240" w:lineRule="auto"/>
-        <w:jc w:val="both"/>
-        <w:rPr>
-          <w:rFonts w:ascii="Arial Narrow" w:eastAsia="Arial Narrow" w:hAnsi="Arial Narrow" w:cs="Arial Narrow"/>
-          <w:b/>
-          <w:color w:val="000000"/>
-          <w:kern w:val="0"/>
-          <w:lang w:eastAsia="es-PE"/>
-          <w14:ligatures w14:val="none"/>
-        </w:rPr>
-      </w:pPr>
-      <w:r>
-        <w:rPr>
-          <w:rFonts w:ascii="Arial Narrow" w:eastAsia="Arial Narrow" w:hAnsi="Arial Narrow" w:cs="Arial Narrow"/>
-          <w:b/>
-          <w:color w:val="000000"/>
-          <w:kern w:val="0"/>
-          <w:lang w:eastAsia="es-PE"/>
-          <w14:ligatures w14:val="none"/>
+    <w:p ns2:paraId="7F554EB2" ns2:textId="77777777">
+      <w:pPr>
+        <w:spacing w:after="0" w:line="240" w:lineRule="auto"/>
+        <w:jc w:val="both"/>
+        <w:rPr>
+          <w:rFonts w:ascii="Arial Narrow" w:eastAsia="Arial Narrow" w:hAnsi="Arial Narrow" w:cs="Arial Narrow"/>
+          <w:b/>
+          <w:color w:val="000000"/>
+          <w:kern w:val="0"/>
+          <w:lang w:eastAsia="es-PE"/>
+          <ns2:ligatures ns2:val="none"/>
+        </w:rPr>
+      </w:pPr>
+    </w:p>
+    <w:p ns2:paraId="542D0AFB" ns2:textId="43979490">
+      <w:pPr>
+        <w:spacing w:after="0" w:line="240" w:lineRule="auto"/>
+        <w:jc w:val="both"/>
+        <w:rPr>
+          <w:rFonts w:ascii="Arial Narrow" w:eastAsia="Arial Narrow" w:hAnsi="Arial Narrow" w:cs="Arial Narrow"/>
+          <w:b/>
+          <w:color w:val="000000"/>
+          <w:kern w:val="0"/>
+          <w:lang w:eastAsia="es-PE"/>
+          <ns2:ligatures ns2:val="none"/>
+        </w:rPr>
+      </w:pPr>
+      <w:r>
+        <w:rPr>
+          <w:rFonts w:ascii="Arial Narrow" w:eastAsia="Arial Narrow" w:hAnsi="Arial Narrow" w:cs="Arial Narrow"/>
+          <w:b/>
+          <w:color w:val="000000"/>
+          <w:kern w:val="0"/>
+          <w:lang w:eastAsia="es-PE"/>
+          <ns2:ligatures ns2:val="none"/>
         </w:rPr>
         <w:t xml:space="preserve">PRIMERO: </w:t>
       </w:r>
@@ -4683,7 +4683,7 @@
           <w:color w:val="000000"/>
           <w:kern w:val="0"/>
           <w:lang w:eastAsia="es-PE"/>
-          <w14:ligatures w14:val="none"/>
+          <ns2:ligatures ns2:val="none"/>
         </w:rPr>
         <w:t>d</w:t>
       </w:r>
@@ -4694,7 +4694,7 @@
           <w:color w:val="000000"/>
           <w:kern w:val="0"/>
           <w:lang w:eastAsia="es-PE"/>
-          <w14:ligatures w14:val="none"/>
+          <ns2:ligatures ns2:val="none"/>
         </w:rPr>
         <w:t xml:space="preserve">ejar sin efecto la Resolución </w:t>
       </w:r>
@@ -4705,7 +4705,7 @@
           <w:color w:val="000000"/>
           <w:kern w:val="0"/>
           <w:lang w:eastAsia="es-PE"/>
-          <w14:ligatures w14:val="none"/>
+          <ns2:ligatures ns2:val="none"/>
         </w:rPr>
         <w:t>1</w:t>
       </w:r>
@@ -4716,7 +4716,7 @@
           <w:color w:val="000000"/>
           <w:kern w:val="0"/>
           <w:lang w:eastAsia="es-PE"/>
-          <w14:ligatures w14:val="none"/>
+          <ns2:ligatures ns2:val="none"/>
         </w:rPr>
         <w:t xml:space="preserve"> del </w:t>
       </w:r>
@@ -4727,7 +4727,7 @@
           <w:color w:val="000000"/>
           <w:kern w:val="0"/>
           <w:lang w:eastAsia="es-PE"/>
-          <w14:ligatures w14:val="none"/>
+          <ns2:ligatures ns2:val="none"/>
         </w:rPr>
         <w:t>18 de noviembre de 2025</w:t>
       </w:r>
@@ -4738,26 +4738,26 @@
           <w:color w:val="000000"/>
           <w:kern w:val="0"/>
           <w:lang w:eastAsia="es-PE"/>
-          <w14:ligatures w14:val="none"/>
+          <ns2:ligatures ns2:val="none"/>
         </w:rPr>
         <w:t>; así como su acto de notificación.</w:t>
       </w:r>
     </w:p>
-    <w:p>
-      <w:pPr>
-        <w:spacing w:after="0" w:line="240" w:lineRule="auto"/>
-        <w:jc w:val="both"/>
-        <w:rPr>
-          <w:rFonts w:ascii="Arial Narrow" w:eastAsia="Arial Narrow" w:hAnsi="Arial Narrow" w:cs="Arial Narrow"/>
-          <w:b/>
-          <w:color w:val="000000"/>
-          <w:kern w:val="0"/>
-          <w:lang w:eastAsia="es-PE"/>
-          <w14:ligatures w14:val="none"/>
-        </w:rPr>
-      </w:pPr>
-    </w:p>
-    <w:p>
+    <w:p ns2:paraId="24686666" ns2:textId="77777777">
+      <w:pPr>
+        <w:spacing w:after="0" w:line="240" w:lineRule="auto"/>
+        <w:jc w:val="both"/>
+        <w:rPr>
+          <w:rFonts w:ascii="Arial Narrow" w:eastAsia="Arial Narrow" w:hAnsi="Arial Narrow" w:cs="Arial Narrow"/>
+          <w:b/>
+          <w:color w:val="000000"/>
+          <w:kern w:val="0"/>
+          <w:lang w:eastAsia="es-PE"/>
+          <ns2:ligatures ns2:val="none"/>
+        </w:rPr>
+      </w:pPr>
+    </w:p>
+    <w:p ns2:paraId="40BE44E6" ns2:textId="61433B74">
       <w:pPr>
         <w:spacing w:after="0" w:line="240" w:lineRule="auto"/>
         <w:jc w:val="both"/>
@@ -4766,17 +4766,17 @@
           <w:color w:val="000000"/>
           <w:kern w:val="0"/>
           <w:lang w:eastAsia="es-PE"/>
-          <w14:ligatures w14:val="none"/>
-        </w:rPr>
-      </w:pPr>
-      <w:r>
-        <w:rPr>
-          <w:rFonts w:ascii="Arial Narrow" w:eastAsia="Arial Narrow" w:hAnsi="Arial Narrow" w:cs="Arial Narrow"/>
-          <w:b/>
-          <w:color w:val="000000"/>
-          <w:kern w:val="0"/>
-          <w:lang w:eastAsia="es-PE"/>
-          <w14:ligatures w14:val="none"/>
+          <ns2:ligatures ns2:val="none"/>
+        </w:rPr>
+      </w:pPr>
+      <w:r>
+        <w:rPr>
+          <w:rFonts w:ascii="Arial Narrow" w:eastAsia="Arial Narrow" w:hAnsi="Arial Narrow" w:cs="Arial Narrow"/>
+          <w:b/>
+          <w:color w:val="000000"/>
+          <w:kern w:val="0"/>
+          <w:lang w:eastAsia="es-PE"/>
+          <ns2:ligatures ns2:val="none"/>
         </w:rPr>
         <w:t xml:space="preserve">SEGUNDO: admitir a trámite la denuncia del 6 de setiembre de 2025, complementado mediante el escrito del 10 de setiembre de 2025, interpuesta por el señor [DENUNCIANTE] contra Interseguro Compañía de Seguros S.A., por lo siguiente:</w:t>
       </w:r>
@@ -4787,7 +4787,7 @@
           <w:color w:val="000000"/>
           <w:kern w:val="0"/>
           <w:lang w:eastAsia="es-PE"/>
-          <w14:ligatures w14:val="none"/>
+          <ns2:ligatures ns2:val="none"/>
         </w:rPr>
         <w:t xml:space="preserve"/>
       </w:r>
@@ -4798,7 +4798,7 @@
           <w:kern w:val="0"/>
           <w:shd w:val="clear" w:color="auto" w:fill="FFFFFF"/>
           <w:lang w:eastAsia="es-PE"/>
-          <w14:ligatures w14:val="none"/>
+          <ns2:ligatures ns2:val="none"/>
         </w:rPr>
         <w:t xml:space="preserve"/>
       </w:r>
@@ -4808,7 +4808,7 @@
           <w:color w:val="000000"/>
           <w:kern w:val="0"/>
           <w:lang w:val="es-ES" w:eastAsia="es-ES"/>
-          <w14:ligatures w14:val="none"/>
+          <ns2:ligatures ns2:val="none"/>
         </w:rPr>
         <w:t/>
       </w:r>
@@ -4818,7 +4818,7 @@
           <w:color w:val="000000"/>
           <w:kern w:val="0"/>
           <w:lang w:val="es-ES" w:eastAsia="es-ES"/>
-          <w14:ligatures w14:val="none"/>
+          <ns2:ligatures ns2:val="none"/>
         </w:rPr>
         <w:t xml:space="preserve"/>
       </w:r>
@@ -4829,7 +4829,7 @@
           <w:kern w:val="0"/>
           <w:shd w:val="clear" w:color="auto" w:fill="FFFFFF"/>
           <w:lang w:eastAsia="es-PE"/>
-          <w14:ligatures w14:val="none"/>
+          <ns2:ligatures ns2:val="none"/>
         </w:rPr>
         <w:t xml:space="preserve"/>
       </w:r>
@@ -4840,7 +4840,7 @@
           <w:kern w:val="0"/>
           <w:shd w:val="clear" w:color="auto" w:fill="FFFFFF"/>
           <w:lang w:eastAsia="es-PE"/>
-          <w14:ligatures w14:val="none"/>
+          <ns2:ligatures ns2:val="none"/>
         </w:rPr>
         <w:t xml:space="preserve"/>
       </w:r>
@@ -4850,7 +4850,7 @@
           <w:bCs/>
           <w:spacing w:val="-3"/>
           <w:kern w:val="0"/>
-          <w14:ligatures w14:val="none"/>
+          <ns2:ligatures ns2:val="none"/>
         </w:rPr>
         <w:t/>
       </w:r>
@@ -4868,7 +4868,7 @@
           <w:kern w:val="0"/>
           <w:shd w:val="clear" w:color="auto" w:fill="FFFFFF"/>
           <w:lang w:eastAsia="es-PE"/>
-          <w14:ligatures w14:val="none"/>
+          <ns2:ligatures ns2:val="none"/>
         </w:rPr>
         <w:t xml:space="preserve"/>
       </w:r>
@@ -4879,7 +4879,7 @@
           <w:kern w:val="0"/>
           <w:shd w:val="clear" w:color="auto" w:fill="FFFFFF"/>
           <w:lang w:eastAsia="es-PE"/>
-          <w14:ligatures w14:val="none"/>
+          <ns2:ligatures ns2:val="none"/>
         </w:rPr>
         <w:t xml:space="preserve"/>
       </w:r>
@@ -4927,7 +4927,7 @@
           <w:kern w:val="0"/>
           <w:shd w:val="clear" w:color="auto" w:fill="FFFFFF"/>
           <w:lang w:eastAsia="es-PE"/>
-          <w14:ligatures w14:val="none"/>
+          <ns2:ligatures ns2:val="none"/>
         </w:rPr>
         <w:t xml:space="preserve"/>
       </w:r>
@@ -4939,12 +4939,12 @@
           <w:kern w:val="0"/>
           <w:shd w:val="clear" w:color="auto" w:fill="FFFFFF"/>
           <w:lang w:eastAsia="es-PE"/>
-          <w14:ligatures w14:val="none"/>
+          <ns2:ligatures ns2:val="none"/>
         </w:rPr>
         <w:t/>
       </w:r>
     </w:p>
-    <w:p>
+    <w:p ns2:paraId="5E66126E" ns2:textId="77777777">
       <w:pPr>
         <w:spacing w:after="0" w:line="240" w:lineRule="auto"/>
         <w:jc w:val="both"/>
@@ -4953,11 +4953,11 @@
           <w:color w:val="000000"/>
           <w:kern w:val="0"/>
           <w:lang w:eastAsia="es-PE"/>
-          <w14:ligatures w14:val="none"/>
-        </w:rPr>
-      </w:pPr>
-    </w:p>
-    <w:p>
+          <ns2:ligatures ns2:val="none"/>
+        </w:rPr>
+      </w:pPr>
+    </w:p>
+    <w:p ns2:paraId="0CFF6801" ns2:textId="53417266">
       <w:pPr>
         <w:pStyle w:val="Prrafodelista"/>
         <w:numPr>
@@ -4975,7 +4975,7 @@
           <w:rFonts w:ascii="Arial Narrow" w:eastAsia="Calibri" w:hAnsi="Arial Narrow" w:cs="Arial Narrow"/>
           <w:kern w:val="0"/>
           <w:lang w:eastAsia="es-PE"/>
-          <w14:ligatures w14:val="none"/>
+          <ns2:ligatures ns2:val="none"/>
         </w:rPr>
       </w:pPr>
       <w:r>
@@ -4984,7 +4984,7 @@
           <w:color w:val="000000"/>
           <w:kern w:val="0"/>
           <w:lang w:eastAsia="es-PE"/>
-          <w14:ligatures w14:val="none"/>
+          <ns2:ligatures ns2:val="none"/>
         </w:rPr>
         <w:t>Presunta</w:t>
       </w:r>
@@ -4994,7 +4994,7 @@
           <w:kern w:val="0"/>
           <w:shd w:val="clear" w:color="auto" w:fill="FFFFFF"/>
           <w:lang w:eastAsia="es-PE"/>
-          <w14:ligatures w14:val="none"/>
+          <ns2:ligatures ns2:val="none"/>
         </w:rPr>
         <w:t xml:space="preserve"> infracción a los artículos 18 y 19</w:t>
       </w:r>
@@ -5003,7 +5003,7 @@
           <w:rFonts w:ascii="Arial Narrow" w:eastAsia="Calibri" w:hAnsi="Arial Narrow" w:cs="Arial Narrow"/>
           <w:kern w:val="0"/>
           <w:lang w:eastAsia="es-PE"/>
-          <w14:ligatures w14:val="none"/>
+          <ns2:ligatures ns2:val="none"/>
         </w:rPr>
         <w:t xml:space="preserve"> de </w:t>
       </w:r>
@@ -5013,7 +5013,7 @@
           <w:kern w:val="0"/>
           <w:shd w:val="clear" w:color="auto" w:fill="FFFFFF"/>
           <w:lang w:eastAsia="es-PE"/>
-          <w14:ligatures w14:val="none"/>
+          <ns2:ligatures ns2:val="none"/>
         </w:rPr>
         <w:t xml:space="preserve">la Ley 29571, Código de Protección y Defensa del Consumidor, en tanto </w:t>
       </w:r>
@@ -5023,7 +5023,7 @@
           <w:kern w:val="0"/>
           <w:shd w:val="clear" w:color="auto" w:fill="FFFFFF"/>
           <w:lang w:eastAsia="es-PE"/>
-          <w14:ligatures w14:val="none"/>
+          <ns2:ligatures ns2:val="none"/>
         </w:rPr>
         <w:t>la compañía aseguradora no habría permitido que el denunciante los días 8,9 y 10 de julio de 2025 remita comunicaciones por correo electrónico o WhatsApp, pues solo le permitió por vía telefónica</w:t>
       </w:r>
@@ -5033,12 +5033,12 @@
           <w:kern w:val="0"/>
           <w:shd w:val="clear" w:color="auto" w:fill="FFFFFF"/>
           <w:lang w:eastAsia="es-PE"/>
-          <w14:ligatures w14:val="none"/>
+          <ns2:ligatures ns2:val="none"/>
         </w:rPr>
         <w:t>.</w:t>
       </w:r>
     </w:p>
-    <w:p>
+    <w:p ns2:paraId="4C16426F" ns2:textId="77777777">
       <w:pPr>
         <w:spacing w:after="0" w:line="240" w:lineRule="auto"/>
         <w:jc w:val="both"/>
@@ -5047,11 +5047,11 @@
           <w:color w:val="000000"/>
           <w:kern w:val="0"/>
           <w:lang w:eastAsia="es-PE"/>
-          <w14:ligatures w14:val="none"/>
-        </w:rPr>
-      </w:pPr>
-    </w:p>
-    <w:p>
+          <ns2:ligatures ns2:val="none"/>
+        </w:rPr>
+      </w:pPr>
+    </w:p>
+    <w:p ns2:paraId="303CFF03" ns2:textId="78B2F456">
       <w:pPr>
         <w:pStyle w:val="Prrafodelista"/>
         <w:numPr>
@@ -5069,7 +5069,7 @@
           <w:rFonts w:ascii="Arial Narrow" w:eastAsia="Calibri" w:hAnsi="Arial Narrow" w:cs="Arial Narrow"/>
           <w:kern w:val="0"/>
           <w:lang w:eastAsia="es-PE"/>
-          <w14:ligatures w14:val="none"/>
+          <ns2:ligatures ns2:val="none"/>
         </w:rPr>
       </w:pPr>
       <w:r>
@@ -5078,7 +5078,7 @@
           <w:color w:val="000000"/>
           <w:kern w:val="0"/>
           <w:lang w:eastAsia="es-PE"/>
-          <w14:ligatures w14:val="none"/>
+          <ns2:ligatures ns2:val="none"/>
         </w:rPr>
         <w:t>Presunta</w:t>
       </w:r>
@@ -5088,7 +5088,7 @@
           <w:kern w:val="0"/>
           <w:shd w:val="clear" w:color="auto" w:fill="FFFFFF"/>
           <w:lang w:eastAsia="es-PE"/>
-          <w14:ligatures w14:val="none"/>
+          <ns2:ligatures ns2:val="none"/>
         </w:rPr>
         <w:t xml:space="preserve"> infracción a los artículos 18 y 19</w:t>
       </w:r>
@@ -5097,7 +5097,7 @@
           <w:rFonts w:ascii="Arial Narrow" w:eastAsia="Calibri" w:hAnsi="Arial Narrow" w:cs="Arial Narrow"/>
           <w:kern w:val="0"/>
           <w:lang w:eastAsia="es-PE"/>
-          <w14:ligatures w14:val="none"/>
+          <ns2:ligatures ns2:val="none"/>
         </w:rPr>
         <w:t xml:space="preserve"> de </w:t>
       </w:r>
@@ -5107,7 +5107,7 @@
           <w:kern w:val="0"/>
           <w:shd w:val="clear" w:color="auto" w:fill="FFFFFF"/>
           <w:lang w:eastAsia="es-PE"/>
-          <w14:ligatures w14:val="none"/>
+          <ns2:ligatures ns2:val="none"/>
         </w:rPr>
         <w:t xml:space="preserve">la Ley 29571, Código de Protección y Defensa del Consumidor, en tanto </w:t>
       </w:r>
@@ -5117,7 +5117,7 @@
           <w:kern w:val="0"/>
           <w:shd w:val="clear" w:color="auto" w:fill="FFFFFF"/>
           <w:lang w:eastAsia="es-PE"/>
-          <w14:ligatures w14:val="none"/>
+          <ns2:ligatures ns2:val="none"/>
         </w:rPr>
         <w:t xml:space="preserve">la compañía aseguradora no habría cumplido con remitir íntegramente los </w:t>
       </w:r>
@@ -5127,7 +5127,7 @@
           <w:kern w:val="0"/>
           <w:shd w:val="clear" w:color="auto" w:fill="FFFFFF"/>
           <w:lang w:eastAsia="es-PE"/>
-          <w14:ligatures w14:val="none"/>
+          <ns2:ligatures ns2:val="none"/>
         </w:rPr>
         <w:lastRenderedPageBreak/>
         <w:t>documentos requeridos por el denunciante el 8,9 y 10 de julio de 2025, brindando una respuesta inadecuada e incompleta</w:t>
@@ -5138,12 +5138,12 @@
           <w:kern w:val="0"/>
           <w:shd w:val="clear" w:color="auto" w:fill="FFFFFF"/>
           <w:lang w:eastAsia="es-PE"/>
-          <w14:ligatures w14:val="none"/>
+          <ns2:ligatures ns2:val="none"/>
         </w:rPr>
         <w:t>.</w:t>
       </w:r>
     </w:p>
-    <w:p>
+    <w:p ns2:paraId="3EB49175" ns2:textId="77777777">
       <w:pPr>
         <w:spacing w:after="0" w:line="240" w:lineRule="auto"/>
         <w:jc w:val="both"/>
@@ -5152,11 +5152,11 @@
           <w:color w:val="000000"/>
           <w:kern w:val="0"/>
           <w:lang w:eastAsia="es-PE"/>
-          <w14:ligatures w14:val="none"/>
-        </w:rPr>
-      </w:pPr>
-    </w:p>
-    <w:p>
+          <ns2:ligatures ns2:val="none"/>
+        </w:rPr>
+      </w:pPr>
+    </w:p>
+    <w:p ns2:paraId="54AFDD2F" ns2:textId="6F1D9D59">
       <w:pPr>
         <w:pStyle w:val="Prrafodelista"/>
         <w:numPr>
@@ -5174,7 +5174,7 @@
           <w:rFonts w:ascii="Arial Narrow" w:eastAsia="Calibri" w:hAnsi="Arial Narrow" w:cs="Arial Narrow"/>
           <w:kern w:val="0"/>
           <w:lang w:eastAsia="es-PE"/>
-          <w14:ligatures w14:val="none"/>
+          <ns2:ligatures ns2:val="none"/>
         </w:rPr>
       </w:pPr>
       <w:r>
@@ -5183,7 +5183,7 @@
           <w:color w:val="000000"/>
           <w:kern w:val="0"/>
           <w:lang w:eastAsia="es-PE"/>
-          <w14:ligatures w14:val="none"/>
+          <ns2:ligatures ns2:val="none"/>
         </w:rPr>
         <w:t>Presunta</w:t>
       </w:r>
@@ -5193,7 +5193,7 @@
           <w:kern w:val="0"/>
           <w:shd w:val="clear" w:color="auto" w:fill="FFFFFF"/>
           <w:lang w:eastAsia="es-PE"/>
-          <w14:ligatures w14:val="none"/>
+          <ns2:ligatures ns2:val="none"/>
         </w:rPr>
         <w:t xml:space="preserve"> infracción a los artículos 18 y 19</w:t>
       </w:r>
@@ -5202,7 +5202,7 @@
           <w:rFonts w:ascii="Arial Narrow" w:eastAsia="Calibri" w:hAnsi="Arial Narrow" w:cs="Arial Narrow"/>
           <w:kern w:val="0"/>
           <w:lang w:eastAsia="es-PE"/>
-          <w14:ligatures w14:val="none"/>
+          <ns2:ligatures ns2:val="none"/>
         </w:rPr>
         <w:t xml:space="preserve"> de </w:t>
       </w:r>
@@ -5212,7 +5212,7 @@
           <w:kern w:val="0"/>
           <w:shd w:val="clear" w:color="auto" w:fill="FFFFFF"/>
           <w:lang w:eastAsia="es-PE"/>
-          <w14:ligatures w14:val="none"/>
+          <ns2:ligatures ns2:val="none"/>
         </w:rPr>
         <w:t xml:space="preserve">la Ley 29571, Código de Protección y Defensa del Consumidor, en tanto </w:t>
       </w:r>
@@ -5222,7 +5222,7 @@
           <w:kern w:val="0"/>
           <w:shd w:val="clear" w:color="auto" w:fill="FFFFFF"/>
           <w:lang w:eastAsia="es-PE"/>
-          <w14:ligatures w14:val="none"/>
+          <ns2:ligatures ns2:val="none"/>
         </w:rPr>
         <w:t>la compañía aseguradora no habría cumplido con brindar una respuesta a la dentro del plazo legal a la carta notarial presentada por el denunciante el 16 de julio de 2025</w:t>
       </w:r>
@@ -5232,12 +5232,12 @@
           <w:kern w:val="0"/>
           <w:shd w:val="clear" w:color="auto" w:fill="FFFFFF"/>
           <w:lang w:eastAsia="es-PE"/>
-          <w14:ligatures w14:val="none"/>
+          <ns2:ligatures ns2:val="none"/>
         </w:rPr>
         <w:t xml:space="preserve">. </w:t>
       </w:r>
     </w:p>
-    <w:p>
+    <w:p ns2:paraId="5984BF68" ns2:textId="77777777">
       <w:pPr>
         <w:spacing w:after="0" w:line="240" w:lineRule="auto"/>
         <w:jc w:val="both"/>
@@ -5246,11 +5246,11 @@
           <w:color w:val="000000"/>
           <w:kern w:val="0"/>
           <w:lang w:eastAsia="es-PE"/>
-          <w14:ligatures w14:val="none"/>
-        </w:rPr>
-      </w:pPr>
-    </w:p>
-    <w:p>
+          <ns2:ligatures ns2:val="none"/>
+        </w:rPr>
+      </w:pPr>
+    </w:p>
+    <w:p ns2:paraId="50487E21" ns2:textId="04B17E0E">
       <w:pPr>
         <w:pStyle w:val="Prrafodelista"/>
         <w:numPr>
@@ -5268,7 +5268,7 @@
           <w:rFonts w:ascii="Arial Narrow" w:eastAsia="Calibri" w:hAnsi="Arial Narrow" w:cs="Arial Narrow"/>
           <w:kern w:val="0"/>
           <w:lang w:eastAsia="es-PE"/>
-          <w14:ligatures w14:val="none"/>
+          <ns2:ligatures ns2:val="none"/>
         </w:rPr>
       </w:pPr>
       <w:r>
@@ -5277,7 +5277,7 @@
           <w:color w:val="000000"/>
           <w:kern w:val="0"/>
           <w:lang w:eastAsia="es-PE"/>
-          <w14:ligatures w14:val="none"/>
+          <ns2:ligatures ns2:val="none"/>
         </w:rPr>
         <w:t>Presunta</w:t>
       </w:r>
@@ -5287,7 +5287,7 @@
           <w:kern w:val="0"/>
           <w:shd w:val="clear" w:color="auto" w:fill="FFFFFF"/>
           <w:lang w:eastAsia="es-PE"/>
-          <w14:ligatures w14:val="none"/>
+          <ns2:ligatures ns2:val="none"/>
         </w:rPr>
         <w:t xml:space="preserve"> infracción a los artículos 18 y 19</w:t>
       </w:r>
@@ -5296,7 +5296,7 @@
           <w:rFonts w:ascii="Arial Narrow" w:eastAsia="Calibri" w:hAnsi="Arial Narrow" w:cs="Arial Narrow"/>
           <w:kern w:val="0"/>
           <w:lang w:eastAsia="es-PE"/>
-          <w14:ligatures w14:val="none"/>
+          <ns2:ligatures ns2:val="none"/>
         </w:rPr>
         <w:t xml:space="preserve"> de </w:t>
       </w:r>
@@ -5306,7 +5306,7 @@
           <w:kern w:val="0"/>
           <w:shd w:val="clear" w:color="auto" w:fill="FFFFFF"/>
           <w:lang w:eastAsia="es-PE"/>
-          <w14:ligatures w14:val="none"/>
+          <ns2:ligatures ns2:val="none"/>
         </w:rPr>
         <w:t xml:space="preserve">la Ley 29571, Código de Protección y Defensa del Consumidor, en tanto </w:t>
       </w:r>
@@ -5316,7 +5316,7 @@
           <w:kern w:val="0"/>
           <w:shd w:val="clear" w:color="auto" w:fill="FFFFFF"/>
           <w:lang w:eastAsia="es-PE"/>
-          <w14:ligatures w14:val="none"/>
+          <ns2:ligatures ns2:val="none"/>
         </w:rPr>
         <w:t xml:space="preserve">la compañía aseguradora habría demora 51 días en remitir la documentación solicitada por </w:t>
       </w:r>
@@ -5326,7 +5326,7 @@
           <w:kern w:val="0"/>
           <w:shd w:val="clear" w:color="auto" w:fill="FFFFFF"/>
           <w:lang w:eastAsia="es-PE"/>
-          <w14:ligatures w14:val="none"/>
+          <ns2:ligatures ns2:val="none"/>
         </w:rPr>
         <w:t>la denunciante referida a acreditar que su pensión es vitalicia y certificara la solvencia institucional de la compañía aseguradora</w:t>
       </w:r>
@@ -5336,12 +5336,12 @@
           <w:kern w:val="0"/>
           <w:shd w:val="clear" w:color="auto" w:fill="FFFFFF"/>
           <w:lang w:eastAsia="es-PE"/>
-          <w14:ligatures w14:val="none"/>
+          <ns2:ligatures ns2:val="none"/>
         </w:rPr>
         <w:t>.</w:t>
       </w:r>
     </w:p>
-    <w:p>
+    <w:p ns2:paraId="464E8A11" ns2:textId="77777777">
       <w:pPr>
         <w:spacing w:after="0" w:line="240" w:lineRule="auto"/>
         <w:jc w:val="both"/>
@@ -5349,11 +5349,11 @@
           <w:rFonts w:ascii="Arial Narrow" w:eastAsia="Calibri" w:hAnsi="Arial Narrow" w:cs="Arial Narrow"/>
           <w:kern w:val="0"/>
           <w:lang w:eastAsia="es-PE"/>
-          <w14:ligatures w14:val="none"/>
-        </w:rPr>
-      </w:pPr>
-    </w:p>
-    <w:p>
+          <ns2:ligatures ns2:val="none"/>
+        </w:rPr>
+      </w:pPr>
+    </w:p>
+    <w:p ns2:paraId="1380EC8B" ns2:textId="7A6938B3">
       <w:pPr>
         <w:pStyle w:val="Prrafodelista"/>
         <w:numPr>
@@ -5371,7 +5371,7 @@
           <w:rFonts w:ascii="Arial Narrow" w:eastAsia="Calibri" w:hAnsi="Arial Narrow" w:cs="Arial Narrow"/>
           <w:kern w:val="0"/>
           <w:lang w:eastAsia="es-PE"/>
-          <w14:ligatures w14:val="none"/>
+          <ns2:ligatures ns2:val="none"/>
         </w:rPr>
       </w:pPr>
       <w:r>
@@ -5380,7 +5380,7 @@
           <w:color w:val="000000"/>
           <w:kern w:val="0"/>
           <w:lang w:eastAsia="es-PE"/>
-          <w14:ligatures w14:val="none"/>
+          <ns2:ligatures ns2:val="none"/>
         </w:rPr>
         <w:t>Presunta</w:t>
       </w:r>
@@ -5390,7 +5390,7 @@
           <w:kern w:val="0"/>
           <w:shd w:val="clear" w:color="auto" w:fill="FFFFFF"/>
           <w:lang w:eastAsia="es-PE"/>
-          <w14:ligatures w14:val="none"/>
+          <ns2:ligatures ns2:val="none"/>
         </w:rPr>
         <w:t xml:space="preserve"> infracción a los artículos 18 y 19</w:t>
       </w:r>
@@ -5399,7 +5399,7 @@
           <w:rFonts w:ascii="Arial Narrow" w:eastAsia="Calibri" w:hAnsi="Arial Narrow" w:cs="Arial Narrow"/>
           <w:kern w:val="0"/>
           <w:lang w:eastAsia="es-PE"/>
-          <w14:ligatures w14:val="none"/>
+          <ns2:ligatures ns2:val="none"/>
         </w:rPr>
         <w:t xml:space="preserve"> de </w:t>
       </w:r>
@@ -5409,7 +5409,7 @@
           <w:kern w:val="0"/>
           <w:shd w:val="clear" w:color="auto" w:fill="FFFFFF"/>
           <w:lang w:eastAsia="es-PE"/>
-          <w14:ligatures w14:val="none"/>
+          <ns2:ligatures ns2:val="none"/>
         </w:rPr>
         <w:t xml:space="preserve">la Ley 29571, Código de Protección y Defensa del Consumidor, en tanto </w:t>
       </w:r>
@@ -5419,7 +5419,7 @@
           <w:kern w:val="0"/>
           <w:shd w:val="clear" w:color="auto" w:fill="FFFFFF"/>
           <w:lang w:eastAsia="es-PE"/>
-          <w14:ligatures w14:val="none"/>
+          <ns2:ligatures ns2:val="none"/>
         </w:rPr>
         <w:t>la compañía aseguradora se habría negado indebidamente en g</w:t>
       </w:r>
@@ -5428,7 +5428,7 @@
           <w:rFonts w:ascii="Arial Narrow" w:eastAsia="Calibri" w:hAnsi="Arial Narrow" w:cs="Arial Narrow"/>
           <w:kern w:val="0"/>
           <w:lang w:eastAsia="es-PE"/>
-          <w14:ligatures w14:val="none"/>
+          <ns2:ligatures ns2:val="none"/>
         </w:rPr>
         <w:t>estionar la legalización y apostillado de los documentos remitidos al denunciante el 16 de julio de 2025 y enviarlos a Panamá</w:t>
       </w:r>
@@ -5437,24 +5437,24 @@
           <w:rFonts w:ascii="Arial Narrow" w:eastAsia="Calibri" w:hAnsi="Arial Narrow" w:cs="Arial Narrow"/>
           <w:kern w:val="0"/>
           <w:lang w:eastAsia="es-PE"/>
-          <w14:ligatures w14:val="none"/>
+          <ns2:ligatures ns2:val="none"/>
         </w:rPr>
         <w:t>.</w:t>
       </w:r>
     </w:p>
     <w:bookmarkEnd w:id="14"/>
-    <w:p>
-      <w:pPr>
-        <w:spacing w:after="0" w:line="240" w:lineRule="auto"/>
-        <w:jc w:val="both"/>
-        <w:rPr>
-          <w:rFonts w:ascii="Arial Narrow" w:eastAsia="Arial Narrow" w:hAnsi="Arial Narrow" w:cs="Arial Narrow"/>
-          <w:kern w:val="0"/>
-          <w14:ligatures w14:val="none"/>
-        </w:rPr>
-      </w:pPr>
-    </w:p>
-    <w:p>
+    <w:p ns2:paraId="042B3F54" ns2:textId="777BBF33">
+      <w:pPr>
+        <w:spacing w:after="0" w:line="240" w:lineRule="auto"/>
+        <w:jc w:val="both"/>
+        <w:rPr>
+          <w:rFonts w:ascii="Arial Narrow" w:eastAsia="Arial Narrow" w:hAnsi="Arial Narrow" w:cs="Arial Narrow"/>
+          <w:kern w:val="0"/>
+          <ns2:ligatures ns2:val="none"/>
+        </w:rPr>
+      </w:pPr>
+    </w:p>
+    <w:p ns2:paraId="0A292C9F" ns2:textId="5C9A1EC7">
       <w:pPr>
         <w:spacing w:line="240" w:lineRule="auto"/>
         <w:contextualSpacing/>
@@ -5462,17 +5462,17 @@
         <w:rPr>
           <w:rFonts w:ascii="Arial Narrow" w:eastAsia="Calibri" w:hAnsi="Arial Narrow" w:cs="Arial"/>
           <w:kern w:val="0"/>
-          <w14:ligatures w14:val="none"/>
-        </w:rPr>
-      </w:pPr>
-      <w:r>
-        <w:rPr>
-          <w:rFonts w:ascii="Arial Narrow" w:eastAsia="Arial Narrow" w:hAnsi="Arial Narrow" w:cs="Arial Narrow"/>
-          <w:b/>
-          <w:color w:val="000000"/>
-          <w:kern w:val="0"/>
-          <w:lang w:eastAsia="es-PE"/>
-          <w14:ligatures w14:val="none"/>
+          <ns2:ligatures ns2:val="none"/>
+        </w:rPr>
+      </w:pPr>
+      <w:r>
+        <w:rPr>
+          <w:rFonts w:ascii="Arial Narrow" w:eastAsia="Arial Narrow" w:hAnsi="Arial Narrow" w:cs="Arial Narrow"/>
+          <w:b/>
+          <w:color w:val="000000"/>
+          <w:kern w:val="0"/>
+          <w:lang w:eastAsia="es-PE"/>
+          <ns2:ligatures ns2:val="none"/>
         </w:rPr>
         <w:t>TERCERO</w:t>
       </w:r>
@@ -5483,7 +5483,7 @@
           <w:color w:val="000000"/>
           <w:kern w:val="0"/>
           <w:lang w:eastAsia="es-PE"/>
-          <w14:ligatures w14:val="none"/>
+          <ns2:ligatures ns2:val="none"/>
         </w:rPr>
         <w:t>:</w:t>
       </w:r>
@@ -5493,7 +5493,7 @@
           <w:color w:val="000000"/>
           <w:kern w:val="0"/>
           <w:lang w:eastAsia="es-PE"/>
-          <w14:ligatures w14:val="none"/>
+          <ns2:ligatures ns2:val="none"/>
         </w:rPr>
         <w:t xml:space="preserve"> tener por ofrecidos los medios probatorios presentados en el escrito de denuncia </w:t>
       </w:r>
@@ -5503,7 +5503,7 @@
           <w:color w:val="000000"/>
           <w:kern w:val="0"/>
           <w:lang w:val="es-ES" w:eastAsia="es-ES"/>
-          <w14:ligatures w14:val="none"/>
+          <ns2:ligatures ns2:val="none"/>
         </w:rPr>
         <w:t xml:space="preserve">del </w:t>
       </w:r>
@@ -5513,7 +5513,7 @@
           <w:color w:val="000000"/>
           <w:kern w:val="0"/>
           <w:lang w:val="es-ES" w:eastAsia="es-ES"/>
-          <w14:ligatures w14:val="none"/>
+          <ns2:ligatures ns2:val="none"/>
         </w:rPr>
         <w:t>6 de setiembre de 2025, complementado mediante el escrito del 10 de setiembre de 2025</w:t>
       </w:r>
@@ -5521,12 +5521,12 @@
         <w:rPr>
           <w:rFonts w:ascii="Arial Narrow" w:eastAsia="Calibri" w:hAnsi="Arial Narrow" w:cs="Arial"/>
           <w:kern w:val="0"/>
-          <w14:ligatures w14:val="none"/>
+          <ns2:ligatures ns2:val="none"/>
         </w:rPr>
         <w:t>.</w:t>
       </w:r>
     </w:p>
-    <w:p>
+    <w:p ns2:paraId="68A17E97" ns2:textId="77777777">
       <w:pPr>
         <w:spacing w:line="240" w:lineRule="auto"/>
         <w:contextualSpacing/>
@@ -5536,30 +5536,30 @@
           <w:color w:val="000000"/>
           <w:kern w:val="0"/>
           <w:lang w:eastAsia="es-PE"/>
-          <w14:ligatures w14:val="none"/>
-        </w:rPr>
-      </w:pPr>
-    </w:p>
-    <w:p>
-      <w:pPr>
-        <w:spacing w:after="0" w:line="240" w:lineRule="auto"/>
-        <w:jc w:val="both"/>
-        <w:rPr>
-          <w:rFonts w:ascii="Arial Narrow" w:eastAsia="Arial Narrow" w:hAnsi="Arial Narrow" w:cs="Arial Narrow"/>
-          <w:color w:val="000000"/>
-          <w:kern w:val="0"/>
-          <w:lang w:eastAsia="es-PE"/>
-          <w14:ligatures w14:val="none"/>
-        </w:rPr>
-      </w:pPr>
-      <w:r>
-        <w:rPr>
-          <w:rFonts w:ascii="Arial Narrow" w:eastAsia="Arial Narrow" w:hAnsi="Arial Narrow" w:cs="Arial Narrow"/>
-          <w:b/>
-          <w:color w:val="000000"/>
-          <w:kern w:val="0"/>
-          <w:lang w:eastAsia="es-PE"/>
-          <w14:ligatures w14:val="none"/>
+          <ns2:ligatures ns2:val="none"/>
+        </w:rPr>
+      </w:pPr>
+    </w:p>
+    <w:p ns2:paraId="168254DA" ns2:textId="1F27665C">
+      <w:pPr>
+        <w:spacing w:after="0" w:line="240" w:lineRule="auto"/>
+        <w:jc w:val="both"/>
+        <w:rPr>
+          <w:rFonts w:ascii="Arial Narrow" w:eastAsia="Arial Narrow" w:hAnsi="Arial Narrow" w:cs="Arial Narrow"/>
+          <w:color w:val="000000"/>
+          <w:kern w:val="0"/>
+          <w:lang w:eastAsia="es-PE"/>
+          <ns2:ligatures ns2:val="none"/>
+        </w:rPr>
+      </w:pPr>
+      <w:r>
+        <w:rPr>
+          <w:rFonts w:ascii="Arial Narrow" w:eastAsia="Arial Narrow" w:hAnsi="Arial Narrow" w:cs="Arial Narrow"/>
+          <w:b/>
+          <w:color w:val="000000"/>
+          <w:kern w:val="0"/>
+          <w:lang w:eastAsia="es-PE"/>
+          <ns2:ligatures ns2:val="none"/>
         </w:rPr>
         <w:t>CUARTO</w:t>
       </w:r>
@@ -5570,7 +5570,7 @@
           <w:color w:val="000000"/>
           <w:kern w:val="0"/>
           <w:lang w:eastAsia="es-PE"/>
-          <w14:ligatures w14:val="none"/>
+          <ns2:ligatures ns2:val="none"/>
         </w:rPr>
         <w:t xml:space="preserve">: </w:t>
       </w:r>
@@ -5580,7 +5580,7 @@
           <w:color w:val="000000"/>
           <w:kern w:val="0"/>
           <w:lang w:eastAsia="es-PE"/>
-          <w14:ligatures w14:val="none"/>
+          <ns2:ligatures ns2:val="none"/>
         </w:rPr>
         <w:t xml:space="preserve">requerir a </w:t>
       </w:r>
@@ -5620,12 +5620,12 @@
           <w:color w:val="000000"/>
           <w:kern w:val="0"/>
           <w:lang w:eastAsia="es-PE"/>
-          <w14:ligatures w14:val="none"/>
+          <ns2:ligatures ns2:val="none"/>
         </w:rPr>
         <w:t xml:space="preserve"> que cumpla con lo siguiente:</w:t>
       </w:r>
     </w:p>
-    <w:p>
+    <w:p ns2:paraId="20FDFB8D" ns2:textId="77777777">
       <w:pPr>
         <w:spacing w:after="0" w:line="240" w:lineRule="auto"/>
         <w:jc w:val="both"/>
@@ -5634,11 +5634,11 @@
           <w:color w:val="000000"/>
           <w:kern w:val="0"/>
           <w:lang w:eastAsia="es-PE"/>
-          <w14:ligatures w14:val="none"/>
-        </w:rPr>
-      </w:pPr>
-    </w:p>
-    <w:p>
+          <ns2:ligatures ns2:val="none"/>
+        </w:rPr>
+      </w:pPr>
+    </w:p>
+    <w:p ns2:paraId="4AA80738" ns2:textId="77777777">
       <w:pPr>
         <w:numPr>
           <w:ilvl w:val="0"/>
@@ -5652,21 +5652,21 @@
           <w:color w:val="000000"/>
           <w:kern w:val="0"/>
           <w:lang w:eastAsia="es-PE"/>
-          <w14:ligatures w14:val="none"/>
-        </w:rPr>
-      </w:pPr>
-      <w:r>
-        <w:rPr>
-          <w:rFonts w:ascii="Arial Narrow" w:eastAsia="Arial Narrow" w:hAnsi="Arial Narrow" w:cs="Arial Narrow"/>
-          <w:color w:val="000000"/>
-          <w:kern w:val="0"/>
-          <w:lang w:eastAsia="es-PE"/>
-          <w14:ligatures w14:val="none"/>
+          <ns2:ligatures ns2:val="none"/>
+        </w:rPr>
+      </w:pPr>
+      <w:r>
+        <w:rPr>
+          <w:rFonts w:ascii="Arial Narrow" w:eastAsia="Arial Narrow" w:hAnsi="Arial Narrow" w:cs="Arial Narrow"/>
+          <w:color w:val="000000"/>
+          <w:kern w:val="0"/>
+          <w:lang w:eastAsia="es-PE"/>
+          <ns2:ligatures ns2:val="none"/>
         </w:rPr>
         <w:t>presentar documentos que acrediten su inscripción en los Registros Públicos o una declaración jurada que indique que cuenta con dicha inscripción;</w:t>
       </w:r>
     </w:p>
-    <w:p>
+    <w:p ns2:paraId="2B29D59F" ns2:textId="77777777">
       <w:pPr>
         <w:numPr>
           <w:ilvl w:val="0"/>
@@ -5680,21 +5680,21 @@
           <w:color w:val="000000"/>
           <w:kern w:val="0"/>
           <w:lang w:eastAsia="es-PE"/>
-          <w14:ligatures w14:val="none"/>
-        </w:rPr>
-      </w:pPr>
-      <w:r>
-        <w:rPr>
-          <w:rFonts w:ascii="Arial Narrow" w:eastAsia="Arial Narrow" w:hAnsi="Arial Narrow" w:cs="Arial Narrow"/>
-          <w:color w:val="000000"/>
-          <w:kern w:val="0"/>
-          <w:lang w:eastAsia="es-PE"/>
-          <w14:ligatures w14:val="none"/>
+          <ns2:ligatures ns2:val="none"/>
+        </w:rPr>
+      </w:pPr>
+      <w:r>
+        <w:rPr>
+          <w:rFonts w:ascii="Arial Narrow" w:eastAsia="Arial Narrow" w:hAnsi="Arial Narrow" w:cs="Arial Narrow"/>
+          <w:color w:val="000000"/>
+          <w:kern w:val="0"/>
+          <w:lang w:eastAsia="es-PE"/>
+          <ns2:ligatures ns2:val="none"/>
         </w:rPr>
         <w:t>presentar copia simple de las facultades de representación de su representante legal en el presente procedimiento o la declaración jurada que indique que cuenta con dichas facultades y que estas se encuentran vigentes;</w:t>
       </w:r>
     </w:p>
-    <w:p>
+    <w:p ns2:paraId="7EF50C46" ns2:textId="77777777">
       <w:pPr>
         <w:numPr>
           <w:ilvl w:val="0"/>
@@ -5708,21 +5708,21 @@
           <w:color w:val="000000"/>
           <w:kern w:val="0"/>
           <w:lang w:eastAsia="es-PE"/>
-          <w14:ligatures w14:val="none"/>
-        </w:rPr>
-      </w:pPr>
-      <w:r>
-        <w:rPr>
-          <w:rFonts w:ascii="Arial Narrow" w:eastAsia="Arial Narrow" w:hAnsi="Arial Narrow" w:cs="Arial Narrow"/>
-          <w:color w:val="000000"/>
-          <w:kern w:val="0"/>
-          <w:lang w:eastAsia="es-PE"/>
-          <w14:ligatures w14:val="none"/>
+          <ns2:ligatures ns2:val="none"/>
+        </w:rPr>
+      </w:pPr>
+      <w:r>
+        <w:rPr>
+          <w:rFonts w:ascii="Arial Narrow" w:eastAsia="Arial Narrow" w:hAnsi="Arial Narrow" w:cs="Arial Narrow"/>
+          <w:color w:val="000000"/>
+          <w:kern w:val="0"/>
+          <w:lang w:eastAsia="es-PE"/>
+          <ns2:ligatures ns2:val="none"/>
         </w:rPr>
         <w:t>consignar el Número de Registro Único de Contribuyentes (RUC); y,</w:t>
       </w:r>
     </w:p>
-    <w:p>
+    <w:p ns2:paraId="19E4DFA1" ns2:textId="77777777">
       <w:pPr>
         <w:numPr>
           <w:ilvl w:val="0"/>
@@ -5734,16 +5734,16 @@
         <w:rPr>
           <w:rFonts w:ascii="Arial Narrow" w:eastAsia="Calibri" w:hAnsi="Arial Narrow" w:cs="Arial"/>
           <w:kern w:val="0"/>
-          <w14:ligatures w14:val="none"/>
-        </w:rPr>
-      </w:pPr>
-      <w:r>
-        <w:rPr>
-          <w:rFonts w:ascii="Arial Narrow" w:eastAsia="Arial Narrow" w:hAnsi="Arial Narrow" w:cs="Arial Narrow"/>
-          <w:color w:val="000000"/>
-          <w:kern w:val="0"/>
-          <w:lang w:eastAsia="es-PE"/>
-          <w14:ligatures w14:val="none"/>
+          <ns2:ligatures ns2:val="none"/>
+        </w:rPr>
+      </w:pPr>
+      <w:r>
+        <w:rPr>
+          <w:rFonts w:ascii="Arial Narrow" w:eastAsia="Arial Narrow" w:hAnsi="Arial Narrow" w:cs="Arial Narrow"/>
+          <w:color w:val="000000"/>
+          <w:kern w:val="0"/>
+          <w:lang w:eastAsia="es-PE"/>
+          <ns2:ligatures ns2:val="none"/>
         </w:rPr>
         <w:t>fijar domicilio procesal para el procedimiento, de conformidad con el numeral 1 del artículo 442</w:t>
       </w:r>
@@ -5753,7 +5753,7 @@
           <w:color w:val="000000"/>
           <w:kern w:val="0"/>
           <w:lang w:eastAsia="es-PE"/>
-          <w14:ligatures w14:val="none"/>
+          <ns2:ligatures ns2:val="none"/>
         </w:rPr>
         <w:t/>
       </w:r>
@@ -5763,7 +5763,7 @@
           <w:color w:val="000000"/>
           <w:kern w:val="0"/>
           <w:lang w:eastAsia="es-PE"/>
-          <w14:ligatures w14:val="none"/>
+          <ns2:ligatures ns2:val="none"/>
         </w:rPr>
         <w:t xml:space="preserve"> del Código Procesal Civil. </w:t>
       </w:r>
@@ -5771,7 +5771,7 @@
         <w:rPr>
           <w:rFonts w:ascii="Arial Narrow" w:eastAsia="Calibri" w:hAnsi="Arial Narrow" w:cs="Arial"/>
           <w:kern w:val="0"/>
-          <w14:ligatures w14:val="none"/>
+          <ns2:ligatures ns2:val="none"/>
         </w:rPr>
         <w:t>Para ello podrá señalar domicilio físico o una dirección electrónica a la que pueda remitirse las notificaciones</w:t>
       </w:r>
@@ -5780,12 +5780,12 @@
           <w:rFonts w:ascii="Arial Narrow" w:eastAsia="Arial" w:hAnsi="Arial Narrow" w:cs="Arial"/>
           <w:kern w:val="0"/>
           <w:lang w:val="es"/>
-          <w14:ligatures w14:val="none"/>
+          <ns2:ligatures ns2:val="none"/>
         </w:rPr>
         <w:t>;</w:t>
       </w:r>
     </w:p>
-    <w:p>
+    <w:p ns2:paraId="7C63E340" ns2:textId="77777777">
       <w:pPr>
         <w:numPr>
           <w:ilvl w:val="0"/>
@@ -5797,14 +5797,14 @@
         <w:rPr>
           <w:rFonts w:ascii="Arial Narrow" w:eastAsia="Calibri" w:hAnsi="Arial Narrow" w:cs="Arial"/>
           <w:kern w:val="0"/>
-          <w14:ligatures w14:val="none"/>
+          <ns2:ligatures ns2:val="none"/>
         </w:rPr>
       </w:pPr>
       <w:r>
         <w:rPr>
           <w:rFonts w:ascii="Arial Narrow" w:eastAsia="Calibri" w:hAnsi="Arial Narrow" w:cs="Arial"/>
           <w:kern w:val="0"/>
-          <w14:ligatures w14:val="none"/>
+          <ns2:ligatures ns2:val="none"/>
         </w:rPr>
         <w:t xml:space="preserve">en caso califique como micro empresa o pequeña empresa, presentar los documentos que acrediten su volumen de ventas o ingresos brutos percibidos el año anterior relativo a todas sus actividades económicas y el número de trabajadores con el </w:t>
       </w:r>
@@ -5812,7 +5812,7 @@
         <w:rPr>
           <w:rFonts w:ascii="Arial Narrow" w:eastAsia="Calibri" w:hAnsi="Arial Narrow" w:cs="Arial"/>
           <w:kern w:val="0"/>
-          <w14:ligatures w14:val="none"/>
+          <ns2:ligatures ns2:val="none"/>
         </w:rPr>
         <w:t>que cuenta</w:t>
       </w:r>
@@ -5822,7 +5822,7 @@
           <w:rFonts w:ascii="Arial Narrow" w:eastAsia="Calibri" w:hAnsi="Arial Narrow" w:cs="Arial"/>
           <w:kern w:val="0"/>
           <w:vertAlign w:val="superscript"/>
-          <w14:ligatures w14:val="none"/>
+          <ns2:ligatures ns2:val="none"/>
         </w:rPr>
         <w:footnoteReference w:id="10"/>
       </w:r>
@@ -5830,7 +5830,7 @@
         <w:rPr>
           <w:rFonts w:ascii="Arial Narrow" w:eastAsia="Calibri" w:hAnsi="Arial Narrow" w:cs="Arial"/>
           <w:kern w:val="0"/>
-          <w14:ligatures w14:val="none"/>
+          <ns2:ligatures ns2:val="none"/>
         </w:rPr>
         <w:t>. Ello, a fin de que la Comisión pueda meritar dicha documentación, conforme lo establece el artículo 110</w:t>
       </w:r>
@@ -5840,7 +5840,7 @@
           <w:color w:val="000000"/>
           <w:kern w:val="0"/>
           <w:lang w:eastAsia="es-PE"/>
-          <w14:ligatures w14:val="none"/>
+          <ns2:ligatures ns2:val="none"/>
         </w:rPr>
         <w:t/>
       </w:r>
@@ -5848,7 +5848,7 @@
         <w:rPr>
           <w:rFonts w:ascii="Arial Narrow" w:eastAsia="Calibri" w:hAnsi="Arial Narrow" w:cs="Arial"/>
           <w:kern w:val="0"/>
-          <w14:ligatures w14:val="none"/>
+          <ns2:ligatures ns2:val="none"/>
         </w:rPr>
         <w:t xml:space="preserve"> del </w:t>
       </w:r>
@@ -5857,7 +5857,7 @@
           <w:rFonts w:ascii="Arial Narrow" w:eastAsia="Calibri" w:hAnsi="Arial Narrow" w:cs="Arial"/>
           <w:spacing w:val="-2"/>
           <w:kern w:val="0"/>
-          <w14:ligatures w14:val="none"/>
+          <ns2:ligatures ns2:val="none"/>
         </w:rPr>
         <w:t>Código</w:t>
       </w:r>
@@ -5868,7 +5868,7 @@
           <w:spacing w:val="-2"/>
           <w:kern w:val="0"/>
           <w:vertAlign w:val="superscript"/>
-          <w14:ligatures w14:val="none"/>
+          <ns2:ligatures ns2:val="none"/>
         </w:rPr>
         <w:footnoteReference w:id="11"/>
       </w:r>
@@ -5877,68 +5877,113 @@
           <w:rFonts w:ascii="Arial Narrow" w:eastAsia="Calibri" w:hAnsi="Arial Narrow" w:cs="Arial"/>
           <w:spacing w:val="-2"/>
           <w:kern w:val="0"/>
-          <w14:ligatures w14:val="none"/>
+          <ns2:ligatures ns2:val="none"/>
         </w:rPr>
         <w:t>.</w:t>
       </w:r>
     </w:p>
+    <w:p ns2:paraId="1F11FE32" ns2:textId="77777777">
+      <w:pPr>
+        <w:spacing w:after="0" w:line="240" w:lineRule="auto"/>
+        <w:ind w:left="567"/>
+        <w:jc w:val="both"/>
+        <w:rPr>
+          <w:rFonts w:ascii="Arial Narrow" w:eastAsia="Arial Narrow" w:hAnsi="Arial Narrow" w:cs="Arial Narrow"/>
+          <w:color w:val="000000"/>
+          <w:kern w:val="0"/>
+          <w:lang w:eastAsia="es-PE"/>
+          <ns2:ligatures ns2:val="none"/>
+        </w:rPr>
+      </w:pPr>
+    </w:p>
     <w:p>
       <w:pPr>
         <w:spacing w:after="0" w:line="240" w:lineRule="auto"/>
-        <w:ind w:left="567"/>
-        <w:jc w:val="both"/>
-        <w:rPr>
-          <w:rFonts w:ascii="Arial Narrow" w:eastAsia="Arial Narrow" w:hAnsi="Arial Narrow" w:cs="Arial Narrow"/>
-          <w:color w:val="000000"/>
-          <w:kern w:val="0"/>
-          <w:lang w:eastAsia="es-PE"/>
-          <w14:ligatures w14:val="none"/>
-        </w:rPr>
-      </w:pPr>
-    </w:p>
-    <w:p>
-      <w:pPr>
-        <w:spacing w:after="0" w:line="240" w:lineRule="auto"/>
-        <w:jc w:val="both"/>
-        <w:rPr>
-          <w:rFonts w:ascii="Arial Narrow" w:eastAsia="Arial Narrow" w:hAnsi="Arial Narrow" w:cs="Arial Narrow"/>
-          <w:color w:val="000000"/>
-          <w:kern w:val="0"/>
-          <w:lang w:eastAsia="es-PE"/>
-          <w14:ligatures w14:val="none"/>
-        </w:rPr>
-      </w:pPr>
-      <w:r>
-        <w:rPr>
-          <w:rFonts w:ascii="Arial Narrow" w:eastAsia="Arial Narrow" w:hAnsi="Arial Narrow" w:cs="Arial Narrow"/>
-          <w:b/>
-          <w:color w:val="000000"/>
-          <w:kern w:val="0"/>
-          <w:lang w:eastAsia="es-PE"/>
-          <w14:ligatures w14:val="none"/>
-        </w:rPr>
-        <w:t>QUINTO</w:t>
-      </w:r>
-      <w:r>
-        <w:rPr>
-          <w:rFonts w:ascii="Arial Narrow" w:eastAsia="Arial Narrow" w:hAnsi="Arial Narrow" w:cs="Arial Narrow"/>
-          <w:b/>
-          <w:color w:val="000000"/>
-          <w:kern w:val="0"/>
-          <w:lang w:eastAsia="es-PE"/>
-          <w14:ligatures w14:val="none"/>
+        <w:jc w:val="both"/>
+        <w:rPr>
+          <w:rFonts w:ascii="Arial Narrow" w:eastAsia="Arial Narrow" w:hAnsi="Arial Narrow" w:cs="Arial Narrow"/>
+          <w:color w:val="000000"/>
+          <w:kern w:val="0"/>
+          <w:lang w:eastAsia="es-PE"/>
+          <ns2:ligatures ns2:val="none"/>
+        </w:rPr>
+      </w:pPr>
+      <w:r>
+        <w:rPr>
+          <w:rFonts w:ascii="Arial Narrow" w:hAnsi="Arial Narrow" w:cs="Arial Narrow"/>
+          <w:b w:val="1"/>
+          <w:bCs w:val="1"/>
+          <w:sz w:val="20"/>
+          <w:szCs w:val="20"/>
+        </w:rPr>
+        <w:t xml:space="preserve">QUINTO: </w:t>
+      </w:r>
+      <w:r>
+        <w:rPr>
+          <w:rFonts w:ascii="Arial Narrow" w:hAnsi="Arial Narrow" w:cs="Arial Narrow"/>
+          <w:sz w:val="20"/>
+          <w:szCs w:val="20"/>
+        </w:rPr>
+        <w:t xml:space="preserve">correr traslado de la presente resolución a Interseguro Compañía de Seguros S.A para que, de conformidad con lo dispuesto por el artículo 26° de la Ley sobre Facultades, Normas y Organización del Indecopi, aprobado por Decreto Legislativo N° 8079, presente sus descargos sobre la imputación de cargos realizada en un plazo no mayor a cinco (5) días hábiles contado a partir del día siguiente de la notificación de la presente resolución, vencido el cual, el Secretario Técnico declarará en rebeldía a los denunciados que no lo hubieran presentado. Debe precisarse que de conformidad con lo establecido por el artículo 223° del Texto Único Ordenado de la Ley N° 27444, Ley del Procedimiento Administrativo General, las alegaciones y los hechos relevantes de la reclamación, salvo que hayan sido específicamente negadas en la contestación, se tendrán por aceptadas o meritadas como ciertas.</w:t>
+      </w:r>
+    </w:p>
+    <w:p ns2:paraId="228F876C" ns2:textId="77777777">
+      <w:pPr>
+        <w:spacing w:after="0" w:line="240" w:lineRule="auto"/>
+        <w:jc w:val="both"/>
+        <w:rPr>
+          <w:rFonts w:ascii="Arial Narrow" w:eastAsia="Arial Narrow" w:hAnsi="Arial Narrow" w:cs="Arial Narrow"/>
+          <w:color w:val="000000"/>
+          <w:kern w:val="0"/>
+          <w:lang w:eastAsia="es-PE"/>
+          <ns2:ligatures ns2:val="none"/>
+        </w:rPr>
+      </w:pPr>
+    </w:p>
+    <w:p ns2:paraId="774AFBA5" ns2:textId="3C8C88E4">
+      <w:pPr>
+        <w:spacing w:after="0" w:line="240" w:lineRule="auto"/>
+        <w:jc w:val="both"/>
+        <w:rPr>
+          <w:rFonts w:ascii="Arial Narrow" w:eastAsia="Times New Roman" w:hAnsi="Arial Narrow" w:cs="Arial"/>
+          <w:color w:val="000000"/>
+          <w:kern w:val="0"/>
+          <w:lang w:val="es-ES" w:eastAsia="es-ES"/>
+          <ns2:ligatures ns2:val="none"/>
+        </w:rPr>
+      </w:pPr>
+      <w:r>
+        <w:rPr>
+          <w:rFonts w:ascii="Arial Narrow" w:eastAsia="Arial Narrow" w:hAnsi="Arial Narrow" w:cs="Arial Narrow"/>
+          <w:b/>
+          <w:color w:val="000000"/>
+          <w:kern w:val="0"/>
+          <w:lang w:eastAsia="es-PE"/>
+          <ns2:ligatures ns2:val="none"/>
+        </w:rPr>
+        <w:t>SEXTO</w:t>
+      </w:r>
+      <w:r>
+        <w:rPr>
+          <w:rFonts w:ascii="Arial Narrow" w:eastAsia="Arial Narrow" w:hAnsi="Arial Narrow" w:cs="Arial Narrow"/>
+          <w:b/>
+          <w:color w:val="000000"/>
+          <w:kern w:val="0"/>
+          <w:lang w:eastAsia="es-PE"/>
+          <ns2:ligatures ns2:val="none"/>
         </w:rPr>
         <w:t xml:space="preserve">: </w:t>
       </w:r>
-      <w:r>
-        <w:rPr>
-          <w:rFonts w:ascii="Arial Narrow" w:eastAsia="Arial Narrow" w:hAnsi="Arial Narrow" w:cs="Arial Narrow"/>
-          <w:color w:val="000000"/>
-          <w:kern w:val="0"/>
-          <w:lang w:eastAsia="es-PE"/>
-          <w14:ligatures w14:val="none"/>
-        </w:rPr>
-        <w:t xml:space="preserve">correr traslado de la denuncia interpuesta </w:t>
+      <w:bookmarkStart w:id="15" w:name="_Hlk188286813"/>
+      <w:r>
+        <w:rPr>
+          <w:rFonts w:ascii="Arial Narrow" w:eastAsia="Times New Roman" w:hAnsi="Arial Narrow" w:cs="Arial"/>
+          <w:color w:val="000000"/>
+          <w:kern w:val="0"/>
+          <w:lang w:eastAsia="es-ES"/>
+          <ns2:ligatures ns2:val="none"/>
+        </w:rPr>
+        <w:t xml:space="preserve">requerir </w:t>
       </w:r>
       <w:r>
         <w:rPr>
@@ -5946,95 +5991,163 @@
           <w:color w:val="000000"/>
           <w:kern w:val="0"/>
           <w:lang w:val="es-ES" w:eastAsia="es-ES"/>
-          <w14:ligatures w14:val="none"/>
-        </w:rPr>
-        <w:t xml:space="preserve">el </w:t>
-      </w:r>
+          <ns2:ligatures ns2:val="none"/>
+        </w:rPr>
+        <w:t xml:space="preserve">que, en un </w:t>
+      </w:r>
+      <w:r>
+        <w:rPr>
+          <w:rFonts w:ascii="Arial Narrow" w:eastAsia="Times New Roman" w:hAnsi="Arial Narrow" w:cs="Arial"/>
+          <w:color w:val="000000"/>
+          <w:kern w:val="0"/>
+          <w:lang w:eastAsia="es-ES"/>
+          <ns2:ligatures ns2:val="none"/>
+        </w:rPr>
+        <w:t>plazo no mayor de cinco (5) días hábiles contado a partir del día siguiente de la notificación de la presente resolución</w:t>
+      </w:r>
+      <w:bookmarkEnd w:id="15"/>
+      <w:r>
+        <w:rPr>
+          <w:rFonts w:ascii="Arial Narrow" w:eastAsia="Times New Roman" w:hAnsi="Arial Narrow" w:cs="Arial"/>
+          <w:color w:val="000000"/>
+          <w:kern w:val="0"/>
+          <w:lang w:eastAsia="es-ES"/>
+          <ns2:ligatures ns2:val="none"/>
+        </w:rPr>
+        <w:t xml:space="preserve">, </w:t>
+      </w:r>
+      <w:bookmarkStart w:id="16" w:name="_Hlk188286828"/>
+      <w:r>
+        <w:rPr>
+          <w:rFonts w:ascii="Arial Narrow" w:eastAsia="Times New Roman" w:hAnsi="Arial Narrow" w:cs="Times New Roman"/>
+          <w:color w:val="000000"/>
+          <w:kern w:val="0"/>
+          <w:shd w:val="clear" w:color="auto" w:fill="FFFFFF"/>
+          <w:lang w:eastAsia="es-PE"/>
+          <ns2:ligatures ns2:val="none"/>
+        </w:rPr>
+        <w:t>el proveedor denunciado</w:t>
+      </w:r>
+      <w:r>
+        <w:rPr>
+          <w:rFonts w:ascii="Arial Narrow" w:eastAsia="Times New Roman" w:hAnsi="Arial Narrow" w:cs="Arial"/>
+          <w:color w:val="000000"/>
+          <w:kern w:val="0"/>
+          <w:lang w:eastAsia="es-ES"/>
+          <ns2:ligatures ns2:val="none"/>
+        </w:rPr>
+        <w:t xml:space="preserve"> </w:t>
+      </w:r>
+      <w:bookmarkEnd w:id="16"/>
       <w:r>
         <w:rPr>
           <w:rFonts w:ascii="Arial Narrow" w:eastAsia="Times New Roman" w:hAnsi="Arial Narrow" w:cs="Arial"/>
           <w:color w:val="000000"/>
           <w:kern w:val="0"/>
           <w:lang w:val="es-ES" w:eastAsia="es-ES"/>
-          <w14:ligatures w14:val="none"/>
-        </w:rPr>
-        <w:t>6 de setiembre de 2025, complementado mediante el escrito del 10 de setiembre de 2025</w:t>
-      </w:r>
-      <w:r>
-        <w:rPr>
-          <w:rFonts w:ascii="Arial Narrow" w:eastAsia="Calibri" w:hAnsi="Arial Narrow" w:cs="Arial"/>
-          <w:kern w:val="0"/>
-          <w14:ligatures w14:val="none"/>
-        </w:rPr>
-        <w:t xml:space="preserve">, </w:t>
-      </w:r>
-      <w:r>
-        <w:rPr>
-          <w:rFonts w:ascii="Arial Narrow" w:eastAsia="Arial Narrow" w:hAnsi="Arial Narrow" w:cs="Arial Narrow"/>
-          <w:color w:val="000000"/>
-          <w:kern w:val="0"/>
-          <w:lang w:eastAsia="es-PE"/>
-          <w14:ligatures w14:val="none"/>
-        </w:rPr>
-        <w:t>a</w:t>
-      </w:r>
-      <w:r>
-        <w:rPr>
-          <w:rFonts w:ascii="Arial Narrow" w:eastAsia="Times New Roman" w:hAnsi="Arial Narrow" w:cs="Times New Roman"/>
-          <w:color w:val="000000"/>
-          <w:kern w:val="0"/>
-          <w:shd w:val="clear" w:color="auto" w:fill="FFFFFF"/>
-          <w:lang w:eastAsia="es-PE"/>
-          <w14:ligatures w14:val="none"/>
+          <ns2:ligatures ns2:val="none"/>
+        </w:rPr>
+        <w:t>cumpla con</w:t>
+      </w:r>
+      <w:r>
+        <w:rPr>
+          <w:rFonts w:ascii="Arial Narrow" w:eastAsia="Times New Roman" w:hAnsi="Arial Narrow" w:cs="Arial"/>
+          <w:color w:val="000000"/>
+          <w:kern w:val="0"/>
+          <w:lang w:val="es-ES" w:eastAsia="es-ES"/>
+          <ns2:ligatures ns2:val="none"/>
         </w:rPr>
         <w:t xml:space="preserve"> </w:t>
       </w:r>
-      <w:proofErr w:type="spellStart"/>
-      <w:r>
-        <w:rPr>
-          <w:rFonts w:ascii="Arial Narrow" w:eastAsia="Arial Narrow" w:hAnsi="Arial Narrow" w:cs="Arial Narrow"/>
-          <w:bCs/>
-        </w:rPr>
-        <w:t>Interseguro</w:t>
-      </w:r>
-      <w:proofErr w:type="spellEnd"/>
-      <w:r>
-        <w:rPr>
-          <w:rFonts w:ascii="Arial Narrow" w:eastAsia="Arial Narrow" w:hAnsi="Arial Narrow" w:cs="Arial Narrow"/>
-          <w:bCs/>
-        </w:rPr>
-        <w:t xml:space="preserve"> Compañía de Seguros S.A.</w:t>
-      </w:r>
-      <w:r>
-        <w:rPr>
-          <w:rFonts w:ascii="Arial Narrow" w:eastAsia="Arial Narrow" w:hAnsi="Arial Narrow" w:cs="Arial Narrow"/>
-          <w:color w:val="000000"/>
-          <w:kern w:val="0"/>
-          <w:lang w:eastAsia="es-PE"/>
-          <w14:ligatures w14:val="none"/>
-        </w:rPr>
-        <w:t xml:space="preserve">, para que, de conformidad </w:t>
-      </w:r>
-      <w:r>
-        <w:rPr>
-          <w:rFonts w:ascii="Arial Narrow" w:eastAsia="Arial Narrow" w:hAnsi="Arial Narrow" w:cs="Arial Narrow"/>
-          <w:color w:val="000000"/>
-          <w:kern w:val="0"/>
-          <w:lang w:eastAsia="es-PE"/>
-          <w14:ligatures w14:val="none"/>
-        </w:rPr>
-        <w:lastRenderedPageBreak/>
-        <w:t>con lo dispu</w:t>
-      </w:r>
-      <w:r>
-        <w:rPr>
-          <w:rFonts w:ascii="Arial Narrow" w:eastAsia="Arial Narrow" w:hAnsi="Arial Narrow" w:cs="Arial Narrow"/>
-          <w:color w:val="000000"/>
-          <w:kern w:val="0"/>
-          <w:lang w:eastAsia="es-PE"/>
-          <w14:ligatures w14:val="none"/>
-        </w:rPr>
-        <w:t>esto por el artículo 26</w:t>
+      <w:r>
+        <w:rPr>
+          <w:rFonts w:ascii="Arial Narrow" w:eastAsia="Times New Roman" w:hAnsi="Arial Narrow" w:cs="Arial"/>
+          <w:color w:val="000000"/>
+          <w:kern w:val="0"/>
+          <w:lang w:val="es-ES" w:eastAsia="es-ES"/>
+          <ns2:ligatures ns2:val="none"/>
+        </w:rPr>
+        <w:t>presentar todas las comunicaciones cursadas con la parte denunciante en virtud de los hechos materia de denuncia</w:t>
+      </w:r>
+      <w:r>
+        <w:rPr>
+          <w:rFonts w:ascii="Arial Narrow" w:eastAsia="Times New Roman" w:hAnsi="Arial Narrow" w:cs="Arial"/>
+          <w:color w:val="000000"/>
+          <w:kern w:val="0"/>
+          <w:lang w:val="es-ES" w:eastAsia="es-ES"/>
+          <ns2:ligatures ns2:val="none"/>
+        </w:rPr>
+        <w:t>.</w:t>
+      </w:r>
+    </w:p>
+    <w:p ns2:paraId="12A4D8BD" ns2:textId="77777777">
+      <w:pPr>
+        <w:spacing w:after="0" w:line="240" w:lineRule="auto"/>
+        <w:jc w:val="both"/>
+        <w:rPr>
+          <w:rFonts w:ascii="Arial Narrow" w:eastAsia="Arial Narrow" w:hAnsi="Arial Narrow" w:cs="Arial Narrow"/>
+          <w:b/>
+          <w:color w:val="000000"/>
+          <w:kern w:val="0"/>
+          <w:lang w:val="es-ES" w:eastAsia="es-PE"/>
+          <ns2:ligatures ns2:val="none"/>
+        </w:rPr>
+      </w:pPr>
+    </w:p>
+    <w:p ns2:paraId="591B7E6F" ns2:textId="245ADA34">
+      <w:pPr>
+        <w:spacing w:after="0" w:line="240" w:lineRule="auto"/>
+        <w:jc w:val="both"/>
+        <w:rPr>
+          <w:rFonts w:ascii="Arial Narrow" w:eastAsia="Arial Narrow" w:hAnsi="Arial Narrow" w:cs="Arial Narrow"/>
+          <w:color w:val="000000"/>
+          <w:kern w:val="0"/>
+          <w:lang w:eastAsia="es-PE"/>
+          <ns2:ligatures ns2:val="none"/>
+        </w:rPr>
+      </w:pPr>
+      <w:r>
+        <w:rPr>
+          <w:rFonts w:ascii="Arial Narrow" w:eastAsia="Arial Narrow" w:hAnsi="Arial Narrow" w:cs="Arial Narrow"/>
+          <w:b/>
+          <w:color w:val="000000"/>
+          <w:kern w:val="0"/>
+          <w:lang w:eastAsia="es-PE"/>
+          <ns2:ligatures ns2:val="none"/>
+        </w:rPr>
+        <w:t>SÉTIMO</w:t>
+      </w:r>
+      <w:r>
+        <w:rPr>
+          <w:rFonts w:ascii="Arial Narrow" w:eastAsia="Arial Narrow" w:hAnsi="Arial Narrow" w:cs="Arial Narrow"/>
+          <w:b/>
+          <w:color w:val="000000"/>
+          <w:kern w:val="0"/>
+          <w:lang w:eastAsia="es-PE"/>
+          <ns2:ligatures ns2:val="none"/>
+        </w:rPr>
+        <w:t>:</w:t>
+      </w:r>
+      <w:r>
+        <w:rPr>
+          <w:rFonts w:ascii="Arial Narrow" w:eastAsia="Arial Narrow" w:hAnsi="Arial Narrow" w:cs="Arial Narrow"/>
+          <w:color w:val="000000"/>
+          <w:kern w:val="0"/>
+          <w:lang w:eastAsia="es-PE"/>
+          <ns2:ligatures ns2:val="none"/>
+        </w:rPr>
+        <w:t xml:space="preserve"> </w:t>
+      </w:r>
+      <w:bookmarkStart w:id="17" w:name="_Hlk188286915"/>
+      <w:r>
+        <w:rPr>
+          <w:rFonts w:ascii="Arial Narrow" w:eastAsia="Arial Narrow" w:hAnsi="Arial Narrow" w:cs="Arial Narrow"/>
+          <w:color w:val="000000"/>
+          <w:kern w:val="0"/>
+          <w:lang w:eastAsia="es-PE"/>
+          <ns2:ligatures ns2:val="none"/>
+        </w:rPr>
+        <w:t>informar a las partes que el artículo 110</w:t>
       </w:r>
       <w:r>
         <w:rPr>
@@ -6042,7 +6155,7 @@
           <w:color w:val="000000"/>
           <w:kern w:val="0"/>
           <w:lang w:eastAsia="es-PE"/>
-          <w14:ligatures w14:val="none"/>
+          <ns2:ligatures ns2:val="none"/>
         </w:rPr>
         <w:t/>
       </w:r>
@@ -6052,250 +6165,7 @@
           <w:color w:val="000000"/>
           <w:kern w:val="0"/>
           <w:lang w:eastAsia="es-PE"/>
-          <w14:ligatures w14:val="none"/>
-        </w:rPr>
-        <w:t xml:space="preserve"> de la Ley sobre Facultades, Normas y Organización del Indecopi, aprobada por Decreto Legislativo 807, presente sus descargos en un plazo no mayor de cinco (5) días hábiles contados desde la notificación. </w:t>
-      </w:r>
-    </w:p>
-    <w:p>
-      <w:pPr>
-        <w:spacing w:after="0" w:line="240" w:lineRule="auto"/>
-        <w:jc w:val="both"/>
-        <w:rPr>
-          <w:rFonts w:ascii="Arial Narrow" w:eastAsia="Arial Narrow" w:hAnsi="Arial Narrow" w:cs="Arial Narrow"/>
-          <w:color w:val="000000"/>
-          <w:kern w:val="0"/>
-          <w:lang w:eastAsia="es-PE"/>
-          <w14:ligatures w14:val="none"/>
-        </w:rPr>
-      </w:pPr>
-    </w:p>
-    <w:p>
-      <w:pPr>
-        <w:spacing w:after="0" w:line="240" w:lineRule="auto"/>
-        <w:jc w:val="both"/>
-        <w:rPr>
-          <w:rFonts w:ascii="Arial Narrow" w:eastAsia="Times New Roman" w:hAnsi="Arial Narrow" w:cs="Arial"/>
-          <w:color w:val="000000"/>
-          <w:kern w:val="0"/>
-          <w:lang w:val="es-ES" w:eastAsia="es-ES"/>
-          <w14:ligatures w14:val="none"/>
-        </w:rPr>
-      </w:pPr>
-      <w:r>
-        <w:rPr>
-          <w:rFonts w:ascii="Arial Narrow" w:eastAsia="Arial Narrow" w:hAnsi="Arial Narrow" w:cs="Arial Narrow"/>
-          <w:b/>
-          <w:color w:val="000000"/>
-          <w:kern w:val="0"/>
-          <w:lang w:eastAsia="es-PE"/>
-          <w14:ligatures w14:val="none"/>
-        </w:rPr>
-        <w:t>SEXTO</w:t>
-      </w:r>
-      <w:r>
-        <w:rPr>
-          <w:rFonts w:ascii="Arial Narrow" w:eastAsia="Arial Narrow" w:hAnsi="Arial Narrow" w:cs="Arial Narrow"/>
-          <w:b/>
-          <w:color w:val="000000"/>
-          <w:kern w:val="0"/>
-          <w:lang w:eastAsia="es-PE"/>
-          <w14:ligatures w14:val="none"/>
-        </w:rPr>
-        <w:t xml:space="preserve">: </w:t>
-      </w:r>
-      <w:bookmarkStart w:id="15" w:name="_Hlk188286813"/>
-      <w:r>
-        <w:rPr>
-          <w:rFonts w:ascii="Arial Narrow" w:eastAsia="Times New Roman" w:hAnsi="Arial Narrow" w:cs="Arial"/>
-          <w:color w:val="000000"/>
-          <w:kern w:val="0"/>
-          <w:lang w:eastAsia="es-ES"/>
-          <w14:ligatures w14:val="none"/>
-        </w:rPr>
-        <w:t xml:space="preserve">requerir </w:t>
-      </w:r>
-      <w:r>
-        <w:rPr>
-          <w:rFonts w:ascii="Arial Narrow" w:eastAsia="Times New Roman" w:hAnsi="Arial Narrow" w:cs="Arial"/>
-          <w:color w:val="000000"/>
-          <w:kern w:val="0"/>
-          <w:lang w:val="es-ES" w:eastAsia="es-ES"/>
-          <w14:ligatures w14:val="none"/>
-        </w:rPr>
-        <w:t xml:space="preserve">que, en un </w:t>
-      </w:r>
-      <w:r>
-        <w:rPr>
-          <w:rFonts w:ascii="Arial Narrow" w:eastAsia="Times New Roman" w:hAnsi="Arial Narrow" w:cs="Arial"/>
-          <w:color w:val="000000"/>
-          <w:kern w:val="0"/>
-          <w:lang w:eastAsia="es-ES"/>
-          <w14:ligatures w14:val="none"/>
-        </w:rPr>
-        <w:t>plazo no mayor de cinco (5) días hábiles contado a partir del día siguiente de la notificación de la presente resolución</w:t>
-      </w:r>
-      <w:bookmarkEnd w:id="15"/>
-      <w:r>
-        <w:rPr>
-          <w:rFonts w:ascii="Arial Narrow" w:eastAsia="Times New Roman" w:hAnsi="Arial Narrow" w:cs="Arial"/>
-          <w:color w:val="000000"/>
-          <w:kern w:val="0"/>
-          <w:lang w:eastAsia="es-ES"/>
-          <w14:ligatures w14:val="none"/>
-        </w:rPr>
-        <w:t xml:space="preserve">, </w:t>
-      </w:r>
-      <w:bookmarkStart w:id="16" w:name="_Hlk188286828"/>
-      <w:r>
-        <w:rPr>
-          <w:rFonts w:ascii="Arial Narrow" w:eastAsia="Times New Roman" w:hAnsi="Arial Narrow" w:cs="Times New Roman"/>
-          <w:color w:val="000000"/>
-          <w:kern w:val="0"/>
-          <w:shd w:val="clear" w:color="auto" w:fill="FFFFFF"/>
-          <w:lang w:eastAsia="es-PE"/>
-          <w14:ligatures w14:val="none"/>
-        </w:rPr>
-        <w:t>el proveedor denunciado</w:t>
-      </w:r>
-      <w:r>
-        <w:rPr>
-          <w:rFonts w:ascii="Arial Narrow" w:eastAsia="Times New Roman" w:hAnsi="Arial Narrow" w:cs="Arial"/>
-          <w:color w:val="000000"/>
-          <w:kern w:val="0"/>
-          <w:lang w:eastAsia="es-ES"/>
-          <w14:ligatures w14:val="none"/>
-        </w:rPr>
-        <w:t xml:space="preserve"> </w:t>
-      </w:r>
-      <w:bookmarkEnd w:id="16"/>
-      <w:r>
-        <w:rPr>
-          <w:rFonts w:ascii="Arial Narrow" w:eastAsia="Times New Roman" w:hAnsi="Arial Narrow" w:cs="Arial"/>
-          <w:color w:val="000000"/>
-          <w:kern w:val="0"/>
-          <w:lang w:val="es-ES" w:eastAsia="es-ES"/>
-          <w14:ligatures w14:val="none"/>
-        </w:rPr>
-        <w:t>cumpla con</w:t>
-      </w:r>
-      <w:r>
-        <w:rPr>
-          <w:rFonts w:ascii="Arial Narrow" w:eastAsia="Times New Roman" w:hAnsi="Arial Narrow" w:cs="Arial"/>
-          <w:color w:val="000000"/>
-          <w:kern w:val="0"/>
-          <w:lang w:val="es-ES" w:eastAsia="es-ES"/>
-          <w14:ligatures w14:val="none"/>
-        </w:rPr>
-        <w:t xml:space="preserve"> </w:t>
-      </w:r>
-      <w:r>
-        <w:rPr>
-          <w:rFonts w:ascii="Arial Narrow" w:eastAsia="Times New Roman" w:hAnsi="Arial Narrow" w:cs="Arial"/>
-          <w:color w:val="000000"/>
-          <w:kern w:val="0"/>
-          <w:lang w:val="es-ES" w:eastAsia="es-ES"/>
-          <w14:ligatures w14:val="none"/>
-        </w:rPr>
-        <w:t>presentar todas las comunicaciones cursadas con la parte denunciante en virtud de los hechos materia de denuncia</w:t>
-      </w:r>
-      <w:r>
-        <w:rPr>
-          <w:rFonts w:ascii="Arial Narrow" w:eastAsia="Times New Roman" w:hAnsi="Arial Narrow" w:cs="Arial"/>
-          <w:color w:val="000000"/>
-          <w:kern w:val="0"/>
-          <w:lang w:val="es-ES" w:eastAsia="es-ES"/>
-          <w14:ligatures w14:val="none"/>
-        </w:rPr>
-        <w:t>.</w:t>
-      </w:r>
-    </w:p>
-    <w:p>
-      <w:pPr>
-        <w:spacing w:after="0" w:line="240" w:lineRule="auto"/>
-        <w:jc w:val="both"/>
-        <w:rPr>
-          <w:rFonts w:ascii="Arial Narrow" w:eastAsia="Arial Narrow" w:hAnsi="Arial Narrow" w:cs="Arial Narrow"/>
-          <w:b/>
-          <w:color w:val="000000"/>
-          <w:kern w:val="0"/>
-          <w:lang w:val="es-ES" w:eastAsia="es-PE"/>
-          <w14:ligatures w14:val="none"/>
-        </w:rPr>
-      </w:pPr>
-    </w:p>
-    <w:p>
-      <w:pPr>
-        <w:spacing w:after="0" w:line="240" w:lineRule="auto"/>
-        <w:jc w:val="both"/>
-        <w:rPr>
-          <w:rFonts w:ascii="Arial Narrow" w:eastAsia="Arial Narrow" w:hAnsi="Arial Narrow" w:cs="Arial Narrow"/>
-          <w:color w:val="000000"/>
-          <w:kern w:val="0"/>
-          <w:lang w:eastAsia="es-PE"/>
-          <w14:ligatures w14:val="none"/>
-        </w:rPr>
-      </w:pPr>
-      <w:r>
-        <w:rPr>
-          <w:rFonts w:ascii="Arial Narrow" w:eastAsia="Arial Narrow" w:hAnsi="Arial Narrow" w:cs="Arial Narrow"/>
-          <w:b/>
-          <w:color w:val="000000"/>
-          <w:kern w:val="0"/>
-          <w:lang w:eastAsia="es-PE"/>
-          <w14:ligatures w14:val="none"/>
-        </w:rPr>
-        <w:t>SÉTIMO</w:t>
-      </w:r>
-      <w:r>
-        <w:rPr>
-          <w:rFonts w:ascii="Arial Narrow" w:eastAsia="Arial Narrow" w:hAnsi="Arial Narrow" w:cs="Arial Narrow"/>
-          <w:b/>
-          <w:color w:val="000000"/>
-          <w:kern w:val="0"/>
-          <w:lang w:eastAsia="es-PE"/>
-          <w14:ligatures w14:val="none"/>
-        </w:rPr>
-        <w:t>:</w:t>
-      </w:r>
-      <w:r>
-        <w:rPr>
-          <w:rFonts w:ascii="Arial Narrow" w:eastAsia="Arial Narrow" w:hAnsi="Arial Narrow" w:cs="Arial Narrow"/>
-          <w:color w:val="000000"/>
-          <w:kern w:val="0"/>
-          <w:lang w:eastAsia="es-PE"/>
-          <w14:ligatures w14:val="none"/>
-        </w:rPr>
-        <w:t xml:space="preserve"> </w:t>
-      </w:r>
-      <w:bookmarkStart w:id="17" w:name="_Hlk188286915"/>
-      <w:r>
-        <w:rPr>
-          <w:rFonts w:ascii="Arial Narrow" w:eastAsia="Arial Narrow" w:hAnsi="Arial Narrow" w:cs="Arial Narrow"/>
-          <w:color w:val="000000"/>
-          <w:kern w:val="0"/>
-          <w:lang w:eastAsia="es-PE"/>
-          <w14:ligatures w14:val="none"/>
-        </w:rPr>
-        <w:t>informar a las partes que el artículo 110</w:t>
-      </w:r>
-      <w:r>
-        <w:rPr>
-          <w:rFonts w:ascii="Arial Narrow" w:eastAsia="Times New Roman" w:hAnsi="Arial Narrow" w:cs="Segoe UI"/>
-          <w:color w:val="000000"/>
-          <w:kern w:val="0"/>
-          <w:lang w:eastAsia="es-PE"/>
-          <w14:ligatures w14:val="none"/>
-        </w:rPr>
-        <w:t/>
-      </w:r>
-      <w:r>
-        <w:rPr>
-          <w:rFonts w:ascii="Arial Narrow" w:eastAsia="Arial Narrow" w:hAnsi="Arial Narrow" w:cs="Arial Narrow"/>
-          <w:color w:val="000000"/>
-          <w:kern w:val="0"/>
-          <w:lang w:eastAsia="es-PE"/>
-          <w14:ligatures w14:val="none"/>
+          <ns2:ligatures ns2:val="none"/>
         </w:rPr>
         <w:t xml:space="preserve"> de la Ley 29571, Código de Protección y Defensa del Consumidor</w:t>
       </w:r>
@@ -6307,7 +6177,7 @@
           <w:kern w:val="0"/>
           <w:vertAlign w:val="superscript"/>
           <w:lang w:eastAsia="es-PE"/>
-          <w14:ligatures w14:val="none"/>
+          <ns2:ligatures ns2:val="none"/>
         </w:rPr>
         <w:footnoteReference w:id="12"/>
       </w:r>
@@ -6317,7 +6187,7 @@
           <w:color w:val="000000"/>
           <w:kern w:val="0"/>
           <w:lang w:eastAsia="es-PE"/>
-          <w14:ligatures w14:val="none"/>
+          <ns2:ligatures ns2:val="none"/>
         </w:rPr>
         <w:t>, faculta a la Comisión a calificar las infracciones de la referida norma como leves, graves o muy graves e imponer sanciones que van desde una amonestación hasta una multa por un máximo de 450 Unidades Impositivas Tributarias, sin perjuicio de las medidas correctivas, reparadoras y complementarias, que puedan ordenarse de acuerdo a lo estipulado en los artículos 114</w:t>
       </w:r>
@@ -6327,7 +6197,7 @@
           <w:color w:val="000000"/>
           <w:kern w:val="0"/>
           <w:lang w:eastAsia="es-PE"/>
-          <w14:ligatures w14:val="none"/>
+          <ns2:ligatures ns2:val="none"/>
         </w:rPr>
         <w:t/>
       </w:r>
@@ -6337,7 +6207,7 @@
           <w:color w:val="000000"/>
           <w:kern w:val="0"/>
           <w:lang w:eastAsia="es-PE"/>
-          <w14:ligatures w14:val="none"/>
+          <ns2:ligatures ns2:val="none"/>
         </w:rPr>
         <w:t>, 115</w:t>
       </w:r>
@@ -6347,7 +6217,7 @@
           <w:color w:val="000000"/>
           <w:kern w:val="0"/>
           <w:lang w:eastAsia="es-PE"/>
-          <w14:ligatures w14:val="none"/>
+          <ns2:ligatures ns2:val="none"/>
         </w:rPr>
         <w:t/>
       </w:r>
@@ -6357,7 +6227,7 @@
           <w:color w:val="000000"/>
           <w:kern w:val="0"/>
           <w:lang w:eastAsia="es-PE"/>
-          <w14:ligatures w14:val="none"/>
+          <ns2:ligatures ns2:val="none"/>
         </w:rPr>
         <w:t xml:space="preserve"> y 116</w:t>
       </w:r>
@@ -6367,7 +6237,7 @@
           <w:color w:val="000000"/>
           <w:kern w:val="0"/>
           <w:lang w:eastAsia="es-PE"/>
-          <w14:ligatures w14:val="none"/>
+          <ns2:ligatures ns2:val="none"/>
         </w:rPr>
         <w:t/>
       </w:r>
@@ -6377,7 +6247,7 @@
           <w:color w:val="000000"/>
           <w:kern w:val="0"/>
           <w:lang w:eastAsia="es-PE"/>
-          <w14:ligatures w14:val="none"/>
+          <ns2:ligatures ns2:val="none"/>
         </w:rPr>
         <w:t xml:space="preserve"> de la referida norma</w:t>
       </w:r>
@@ -6389,7 +6259,7 @@
           <w:kern w:val="0"/>
           <w:vertAlign w:val="superscript"/>
           <w:lang w:eastAsia="es-PE"/>
-          <w14:ligatures w14:val="none"/>
+          <ns2:ligatures ns2:val="none"/>
         </w:rPr>
         <w:footnoteReference w:id="13"/>
       </w:r>
@@ -6399,7 +6269,7 @@
           <w:color w:val="000000"/>
           <w:kern w:val="0"/>
           <w:lang w:eastAsia="es-PE"/>
-          <w14:ligatures w14:val="none"/>
+          <ns2:ligatures ns2:val="none"/>
         </w:rPr>
         <w:t xml:space="preserve">. </w:t>
       </w:r>
@@ -6410,7 +6280,7 @@
           <w:color w:val="000000"/>
           <w:kern w:val="0"/>
           <w:lang w:eastAsia="es-PE"/>
-          <w14:ligatures w14:val="none"/>
+          <ns2:ligatures ns2:val="none"/>
         </w:rPr>
         <w:lastRenderedPageBreak/>
         <w:t>Asimismo, se consideran circunstancias atenuantes para la graduación de la sanción, el allanamiento de la denuncia o el reconocimiento de las pretensiones en ella contenidas, de acuerdo con el artículo 112</w:t>
@@ -6421,7 +6291,7 @@
           <w:color w:val="000000"/>
           <w:kern w:val="0"/>
           <w:lang w:eastAsia="es-PE"/>
-          <w14:ligatures w14:val="none"/>
+          <ns2:ligatures ns2:val="none"/>
         </w:rPr>
         <w:t/>
       </w:r>
@@ -6431,7 +6301,7 @@
           <w:color w:val="000000"/>
           <w:kern w:val="0"/>
           <w:lang w:eastAsia="es-PE"/>
-          <w14:ligatures w14:val="none"/>
+          <ns2:ligatures ns2:val="none"/>
         </w:rPr>
         <w:t xml:space="preserve"> del Código</w:t>
       </w:r>
@@ -6443,7 +6313,7 @@
           <w:kern w:val="0"/>
           <w:vertAlign w:val="superscript"/>
           <w:lang w:eastAsia="es-PE"/>
-          <w14:ligatures w14:val="none"/>
+          <ns2:ligatures ns2:val="none"/>
         </w:rPr>
         <w:footnoteReference w:id="14"/>
       </w:r>
@@ -6453,12 +6323,12 @@
           <w:color w:val="000000"/>
           <w:kern w:val="0"/>
           <w:lang w:eastAsia="es-PE"/>
-          <w14:ligatures w14:val="none"/>
+          <ns2:ligatures ns2:val="none"/>
         </w:rPr>
         <w:t>.</w:t>
       </w:r>
     </w:p>
-    <w:p>
+    <w:p ns2:paraId="0ECE55DF" ns2:textId="77777777">
       <w:pPr>
         <w:shd w:val="clear" w:color="auto" w:fill="FFFFFF"/>
         <w:spacing w:after="0" w:line="240" w:lineRule="auto"/>
@@ -6469,11 +6339,11 @@
           <w:color w:val="000000"/>
           <w:kern w:val="0"/>
           <w:lang w:eastAsia="es-PE"/>
-          <w14:ligatures w14:val="none"/>
-        </w:rPr>
-      </w:pPr>
-    </w:p>
-    <w:p>
+          <ns2:ligatures ns2:val="none"/>
+        </w:rPr>
+      </w:pPr>
+    </w:p>
+    <w:p ns2:paraId="1CC114EB" ns2:textId="79E1D6A4">
       <w:pPr>
         <w:shd w:val="clear" w:color="auto" w:fill="FFFFFF"/>
         <w:spacing w:after="0" w:line="240" w:lineRule="auto"/>
@@ -6483,7 +6353,7 @@
           <w:color w:val="000000"/>
           <w:kern w:val="0"/>
           <w:lang w:eastAsia="es-PE"/>
-          <w14:ligatures w14:val="none"/>
+          <ns2:ligatures ns2:val="none"/>
         </w:rPr>
       </w:pPr>
       <w:r>
@@ -6492,7 +6362,7 @@
           <w:b/>
           <w:bCs/>
           <w:kern w:val="0"/>
-          <w14:ligatures w14:val="none"/>
+          <ns2:ligatures ns2:val="none"/>
         </w:rPr>
         <w:t>OCTAVO</w:t>
       </w:r>
@@ -6503,7 +6373,7 @@
           <w:color w:val="000000"/>
           <w:kern w:val="0"/>
           <w:lang w:eastAsia="es-PE"/>
-          <w14:ligatures w14:val="none"/>
+          <ns2:ligatures ns2:val="none"/>
         </w:rPr>
         <w:t>:</w:t>
       </w:r>
@@ -6513,7 +6383,7 @@
           <w:color w:val="000000"/>
           <w:kern w:val="0"/>
           <w:lang w:eastAsia="es-PE"/>
-          <w14:ligatures w14:val="none"/>
+          <ns2:ligatures ns2:val="none"/>
         </w:rPr>
         <w:t xml:space="preserve"> informar a las partes que conforme a lo establecido en el artículo 39</w:t>
       </w:r>
@@ -6523,7 +6393,7 @@
           <w:color w:val="000000"/>
           <w:kern w:val="0"/>
           <w:lang w:eastAsia="es-PE"/>
-          <w14:ligatures w14:val="none"/>
+          <ns2:ligatures ns2:val="none"/>
         </w:rPr>
         <w:t/>
       </w:r>
@@ -6533,12 +6403,12 @@
           <w:color w:val="000000"/>
           <w:kern w:val="0"/>
           <w:lang w:eastAsia="es-PE"/>
-          <w14:ligatures w14:val="none"/>
+          <ns2:ligatures ns2:val="none"/>
         </w:rPr>
         <w:t xml:space="preserve"> de la Ley sobre Facultades, Normas y Organización del Indecopi, aprobada por Decreto Legislativo 807, los gastos por los peritajes realizados, actuación de pruebas, inspecciones y otros derivados de la tramitación del proceso serán de cargo de la parte que solicita la prueba, salvo pacto en contrario. En todos los casos, la resolución final determinará si los gastos deben ser asumidos por alguna de las partes, o reembolsados a la otra parte o al Indecopi, según sea el caso, de manera adicional a la sanción que haya podido imponerse. </w:t>
       </w:r>
     </w:p>
-    <w:p>
+    <w:p ns2:paraId="364C4B19" ns2:textId="77777777">
       <w:pPr>
         <w:shd w:val="clear" w:color="auto" w:fill="FFFFFF"/>
         <w:spacing w:after="0" w:line="240" w:lineRule="auto"/>
@@ -6548,11 +6418,11 @@
           <w:color w:val="000000"/>
           <w:kern w:val="0"/>
           <w:lang w:eastAsia="es-PE"/>
-          <w14:ligatures w14:val="none"/>
-        </w:rPr>
-      </w:pPr>
-    </w:p>
-    <w:p>
+          <ns2:ligatures ns2:val="none"/>
+        </w:rPr>
+      </w:pPr>
+    </w:p>
+    <w:p ns2:paraId="27E9BBC0" ns2:textId="72B50E94">
       <w:pPr>
         <w:suppressAutoHyphens/>
         <w:spacing w:after="0" w:line="240" w:lineRule="auto"/>
@@ -6561,7 +6431,7 @@
           <w:rFonts w:ascii="Arial Narrow" w:eastAsia="Calibri" w:hAnsi="Arial Narrow" w:cs="Arial"/>
           <w:kern w:val="0"/>
           <w:u w:val="single"/>
-          <w14:ligatures w14:val="none"/>
+          <ns2:ligatures ns2:val="none"/>
         </w:rPr>
       </w:pPr>
       <w:r>
@@ -6571,7 +6441,7 @@
           <w:color w:val="000000"/>
           <w:kern w:val="0"/>
           <w:lang w:eastAsia="es-PE"/>
-          <w14:ligatures w14:val="none"/>
+          <ns2:ligatures ns2:val="none"/>
         </w:rPr>
         <w:t>NOVENO</w:t>
       </w:r>
@@ -6580,7 +6450,7 @@
           <w:rFonts w:ascii="Arial Narrow" w:eastAsia="Calibri" w:hAnsi="Arial Narrow" w:cs="Arial"/>
           <w:b/>
           <w:kern w:val="0"/>
-          <w14:ligatures w14:val="none"/>
+          <ns2:ligatures ns2:val="none"/>
         </w:rPr>
         <w:t>:</w:t>
       </w:r>
@@ -6588,7 +6458,7 @@
         <w:rPr>
           <w:rFonts w:ascii="Arial Narrow" w:eastAsia="Calibri" w:hAnsi="Arial Narrow" w:cs="Arial"/>
           <w:kern w:val="0"/>
-          <w14:ligatures w14:val="none"/>
+          <ns2:ligatures ns2:val="none"/>
         </w:rPr>
         <w:t xml:space="preserve"> comunicar a las partes que, de acuerdo a lo señalado por el artículo 29</w:t>
       </w:r>
@@ -6598,7 +6468,7 @@
           <w:color w:val="000000"/>
           <w:kern w:val="0"/>
           <w:lang w:eastAsia="es-PE"/>
-          <w14:ligatures w14:val="none"/>
+          <ns2:ligatures ns2:val="none"/>
         </w:rPr>
         <w:t/>
       </w:r>
@@ -6606,7 +6476,7 @@
         <w:rPr>
           <w:rFonts w:ascii="Arial Narrow" w:eastAsia="Calibri" w:hAnsi="Arial Narrow" w:cs="Arial"/>
           <w:kern w:val="0"/>
-          <w14:ligatures w14:val="none"/>
+          <ns2:ligatures ns2:val="none"/>
         </w:rPr>
         <w:t xml:space="preserve"> del Decreto Legislativo 807</w:t>
       </w:r>
@@ -6616,7 +6486,7 @@
           <w:rFonts w:ascii="Arial Narrow" w:eastAsia="Calibri" w:hAnsi="Arial Narrow" w:cs="Arial"/>
           <w:kern w:val="0"/>
           <w:vertAlign w:val="superscript"/>
-          <w14:ligatures w14:val="none"/>
+          <ns2:ligatures ns2:val="none"/>
         </w:rPr>
         <w:footnoteReference w:id="15"/>
       </w:r>
@@ -6624,7 +6494,7 @@
         <w:rPr>
           <w:rFonts w:ascii="Arial Narrow" w:eastAsia="Calibri" w:hAnsi="Arial Narrow" w:cs="Arial"/>
           <w:kern w:val="0"/>
-          <w14:ligatures w14:val="none"/>
+          <ns2:ligatures ns2:val="none"/>
         </w:rPr>
         <w:t xml:space="preserve">, hasta antes de la emisión de la Resolución Final tienen la posibilidad de solicitar una audiencia de conciliación. En caso deleguen a favor de una tercera persona su actuación en la diligencia programada, esta deberá presentar un poder especial con firma legalizada ante Notario Público, donde conste </w:t>
       </w:r>
@@ -6633,7 +6503,7 @@
           <w:rFonts w:ascii="Arial Narrow" w:eastAsia="Calibri" w:hAnsi="Arial Narrow" w:cs="Arial"/>
           <w:kern w:val="0"/>
           <w:u w:val="single"/>
-          <w14:ligatures w14:val="none"/>
+          <ns2:ligatures ns2:val="none"/>
         </w:rPr>
         <w:lastRenderedPageBreak/>
         <w:t>expresamente su facultad para asistir y conciliar en su representación</w:t>
@@ -6643,7 +6513,7 @@
           <w:rFonts w:ascii="Arial Narrow" w:eastAsia="Calibri" w:hAnsi="Arial Narrow" w:cs="Arial"/>
           <w:bCs/>
           <w:kern w:val="0"/>
-          <w14:ligatures w14:val="none"/>
+          <ns2:ligatures ns2:val="none"/>
         </w:rPr>
         <w:t>.</w:t>
       </w:r>
@@ -6653,7 +6523,7 @@
           <w:b/>
           <w:bCs/>
           <w:kern w:val="0"/>
-          <w14:ligatures w14:val="none"/>
+          <ns2:ligatures ns2:val="none"/>
         </w:rPr>
         <w:t xml:space="preserve"> </w:t>
       </w:r>
@@ -6662,12 +6532,12 @@
           <w:rFonts w:ascii="Arial Narrow" w:eastAsia="Calibri" w:hAnsi="Arial Narrow" w:cs="Arial"/>
           <w:kern w:val="0"/>
           <w:u w:val="single"/>
-          <w14:ligatures w14:val="none"/>
+          <ns2:ligatures ns2:val="none"/>
         </w:rPr>
         <w:t xml:space="preserve">Ello bajo apercibimiento de no realizar la audiencia de conciliación y levantar el acta de inasistencia correspondiente. </w:t>
       </w:r>
     </w:p>
-    <w:p>
+    <w:p ns2:paraId="4CD47B08" ns2:textId="77777777">
       <w:pPr>
         <w:suppressAutoHyphens/>
         <w:spacing w:after="0" w:line="240" w:lineRule="auto"/>
@@ -6676,11 +6546,11 @@
           <w:rFonts w:ascii="Arial Narrow" w:eastAsia="Calibri" w:hAnsi="Arial Narrow" w:cs="Arial"/>
           <w:kern w:val="0"/>
           <w:u w:val="single"/>
-          <w14:ligatures w14:val="none"/>
-        </w:rPr>
-      </w:pPr>
-    </w:p>
-    <w:p>
+          <ns2:ligatures ns2:val="none"/>
+        </w:rPr>
+      </w:pPr>
+    </w:p>
+    <w:p ns2:paraId="0E80CA49" ns2:textId="2B127EBF">
       <w:pPr>
         <w:suppressAutoHyphens/>
         <w:spacing w:after="0" w:line="240" w:lineRule="auto"/>
@@ -6690,7 +6560,7 @@
           <w:color w:val="000000"/>
           <w:kern w:val="0"/>
           <w:lang w:eastAsia="es-PE"/>
-          <w14:ligatures w14:val="none"/>
+          <ns2:ligatures ns2:val="none"/>
         </w:rPr>
       </w:pPr>
       <w:r>
@@ -6708,7 +6578,7 @@
           <w:color w:val="000000"/>
           <w:kern w:val="0"/>
           <w:lang w:eastAsia="es-PE"/>
-          <w14:ligatures w14:val="none"/>
+          <ns2:ligatures ns2:val="none"/>
         </w:rPr>
         <w:t>:</w:t>
       </w:r>
@@ -6718,14 +6588,14 @@
           <w:color w:val="000000"/>
           <w:kern w:val="0"/>
           <w:lang w:eastAsia="es-PE"/>
-          <w14:ligatures w14:val="none"/>
+          <ns2:ligatures ns2:val="none"/>
         </w:rPr>
         <w:t xml:space="preserve"> poner en conocimiento de las partes que, antes de la emisión de la Resolución Final, tienen la posibilidad de formular su desistimiento o presentar el acuerdo arribado mediante la conciliación, mediación, transacción o cualquier otro que, de forma indubitable, deje constancia que se ha solucionado la controversia materia de denuncia.</w:t>
       </w:r>
       <w:bookmarkStart w:id="18" w:name="h.gjdgxs" w:colFirst="0" w:colLast="0"/>
       <w:bookmarkEnd w:id="18"/>
     </w:p>
-    <w:p>
+    <w:p ns2:paraId="639FE5BE" ns2:textId="77777777">
       <w:pPr>
         <w:suppressAutoHyphens/>
         <w:spacing w:after="0" w:line="240" w:lineRule="auto"/>
@@ -6735,7 +6605,7 @@
         </w:rPr>
       </w:pPr>
     </w:p>
-    <w:p>
+    <w:p ns2:paraId="083D8417" ns2:textId="44F6E007">
       <w:pPr>
         <w:suppressAutoHyphens/>
         <w:spacing w:line="240" w:lineRule="auto"/>
@@ -6766,7 +6636,7 @@
           <w:b/>
           <w:spacing w:val="-3"/>
           <w:kern w:val="0"/>
-          <w14:ligatures w14:val="none"/>
+          <ns2:ligatures ns2:val="none"/>
         </w:rPr>
         <w:t>PRIMERO</w:t>
       </w:r>
@@ -6856,7 +6726,7 @@
       </w:r>
       <w:bookmarkStart w:id="19" w:name="_Hlk198890962"/>
     </w:p>
-    <w:p>
+    <w:p ns2:paraId="23716787" ns2:textId="793B12AD">
       <w:pPr>
         <w:suppressAutoHyphens/>
         <w:spacing w:after="0" w:line="240" w:lineRule="auto"/>
@@ -6871,7 +6741,7 @@
           <w:b/>
           <w:spacing w:val="-3"/>
           <w:kern w:val="0"/>
-          <w14:ligatures w14:val="none"/>
+          <ns2:ligatures ns2:val="none"/>
         </w:rPr>
         <w:t xml:space="preserve">DÉCIMO SEGUNDO: requerir al señor [DENUNCIANTE] para que, dentro del plazo de dos (2) días hábiles siguientes a la fecha en que reciba la notificación en su domicilio procesal, señale un correo electrónico adicional autorizando recibir las notificaciones correspondientes por dicho medio. </w:t>
       </w:r>
@@ -6881,7 +6751,7 @@
           <w:b/>
           <w:spacing w:val="-3"/>
           <w:kern w:val="0"/>
-          <w14:ligatures w14:val="none"/>
+          <ns2:ligatures ns2:val="none"/>
         </w:rPr>
         <w:t/>
       </w:r>
@@ -6891,7 +6761,7 @@
           <w:b/>
           <w:spacing w:val="-3"/>
           <w:kern w:val="0"/>
-          <w14:ligatures w14:val="none"/>
+          <ns2:ligatures ns2:val="none"/>
         </w:rPr>
         <w:t/>
       </w:r>
@@ -6901,7 +6771,7 @@
           <w:bCs/>
           <w:spacing w:val="-3"/>
           <w:kern w:val="0"/>
-          <w14:ligatures w14:val="none"/>
+          <ns2:ligatures ns2:val="none"/>
         </w:rPr>
         <w:t xml:space="preserve"/>
       </w:r>
@@ -6911,7 +6781,7 @@
           <w:bCs/>
           <w:spacing w:val="-3"/>
           <w:kern w:val="0"/>
-          <w14:ligatures w14:val="none"/>
+          <ns2:ligatures ns2:val="none"/>
         </w:rPr>
         <w:t xml:space="preserve"/>
       </w:r>
@@ -6943,7 +6813,7 @@
           <w:color w:val="000000"/>
           <w:kern w:val="0"/>
           <w:lang w:eastAsia="es-PE"/>
-          <w14:ligatures w14:val="none"/>
+          <ns2:ligatures ns2:val="none"/>
         </w:rPr>
         <w:t/>
       </w:r>
@@ -6977,78 +6847,78 @@
       </w:r>
       <w:bookmarkEnd w:id="19"/>
     </w:p>
-    <w:p>
-      <w:pPr>
-        <w:spacing w:after="0" w:line="240" w:lineRule="auto"/>
-        <w:jc w:val="both"/>
-        <w:rPr>
-          <w:rFonts w:ascii="Arial Narrow" w:eastAsia="Arial Narrow" w:hAnsi="Arial Narrow" w:cs="Arial Narrow"/>
-          <w:b/>
-          <w:color w:val="000000"/>
-          <w:kern w:val="0"/>
-          <w:lang w:eastAsia="es-PE"/>
-          <w14:ligatures w14:val="none"/>
-        </w:rPr>
-      </w:pPr>
-    </w:p>
-    <w:p>
-      <w:pPr>
-        <w:spacing w:after="0" w:line="240" w:lineRule="auto"/>
-        <w:jc w:val="both"/>
-        <w:rPr>
-          <w:rFonts w:ascii="Arial Narrow" w:eastAsia="Arial Narrow" w:hAnsi="Arial Narrow" w:cs="Arial Narrow"/>
-          <w:b/>
-          <w:color w:val="000000"/>
-          <w:kern w:val="0"/>
-          <w:lang w:eastAsia="es-PE"/>
-          <w14:ligatures w14:val="none"/>
-        </w:rPr>
-      </w:pPr>
-    </w:p>
-    <w:p>
-      <w:pPr>
-        <w:spacing w:after="0" w:line="240" w:lineRule="auto"/>
-        <w:jc w:val="both"/>
-        <w:rPr>
-          <w:rFonts w:ascii="Arial Narrow" w:eastAsia="Arial Narrow" w:hAnsi="Arial Narrow" w:cs="Arial Narrow"/>
-          <w:b/>
-          <w:color w:val="000000"/>
-          <w:kern w:val="0"/>
-          <w:lang w:eastAsia="es-PE"/>
-          <w14:ligatures w14:val="none"/>
-        </w:rPr>
-      </w:pPr>
-    </w:p>
-    <w:p>
-      <w:pPr>
-        <w:spacing w:after="0" w:line="240" w:lineRule="auto"/>
-        <w:jc w:val="both"/>
-        <w:rPr>
-          <w:rFonts w:ascii="Arial Narrow" w:eastAsia="Arial Narrow" w:hAnsi="Arial Narrow" w:cs="Arial Narrow"/>
-          <w:b/>
-          <w:color w:val="000000"/>
-          <w:kern w:val="0"/>
-          <w:lang w:eastAsia="es-PE"/>
-          <w14:ligatures w14:val="none"/>
-        </w:rPr>
-      </w:pPr>
-    </w:p>
-    <w:p>
-      <w:pPr>
-        <w:spacing w:after="0" w:line="240" w:lineRule="auto"/>
-        <w:jc w:val="both"/>
-        <w:rPr>
-          <w:rFonts w:ascii="Arial Narrow" w:eastAsia="Arial Narrow" w:hAnsi="Arial Narrow" w:cs="Arial Narrow"/>
-          <w:b/>
-          <w:color w:val="000000"/>
-          <w:kern w:val="0"/>
-          <w:lang w:eastAsia="es-PE"/>
-          <w14:ligatures w14:val="none"/>
+    <w:p ns2:paraId="509D673B" ns2:textId="77777777">
+      <w:pPr>
+        <w:spacing w:after="0" w:line="240" w:lineRule="auto"/>
+        <w:jc w:val="both"/>
+        <w:rPr>
+          <w:rFonts w:ascii="Arial Narrow" w:eastAsia="Arial Narrow" w:hAnsi="Arial Narrow" w:cs="Arial Narrow"/>
+          <w:b/>
+          <w:color w:val="000000"/>
+          <w:kern w:val="0"/>
+          <w:lang w:eastAsia="es-PE"/>
+          <ns2:ligatures ns2:val="none"/>
+        </w:rPr>
+      </w:pPr>
+    </w:p>
+    <w:p ns2:paraId="0407B94C" ns2:textId="77777777">
+      <w:pPr>
+        <w:spacing w:after="0" w:line="240" w:lineRule="auto"/>
+        <w:jc w:val="both"/>
+        <w:rPr>
+          <w:rFonts w:ascii="Arial Narrow" w:eastAsia="Arial Narrow" w:hAnsi="Arial Narrow" w:cs="Arial Narrow"/>
+          <w:b/>
+          <w:color w:val="000000"/>
+          <w:kern w:val="0"/>
+          <w:lang w:eastAsia="es-PE"/>
+          <ns2:ligatures ns2:val="none"/>
+        </w:rPr>
+      </w:pPr>
+    </w:p>
+    <w:p ns2:paraId="375C384E" ns2:textId="77777777">
+      <w:pPr>
+        <w:spacing w:after="0" w:line="240" w:lineRule="auto"/>
+        <w:jc w:val="both"/>
+        <w:rPr>
+          <w:rFonts w:ascii="Arial Narrow" w:eastAsia="Arial Narrow" w:hAnsi="Arial Narrow" w:cs="Arial Narrow"/>
+          <w:b/>
+          <w:color w:val="000000"/>
+          <w:kern w:val="0"/>
+          <w:lang w:eastAsia="es-PE"/>
+          <ns2:ligatures ns2:val="none"/>
+        </w:rPr>
+      </w:pPr>
+    </w:p>
+    <w:p ns2:paraId="2ECB98FD" ns2:textId="77777777">
+      <w:pPr>
+        <w:spacing w:after="0" w:line="240" w:lineRule="auto"/>
+        <w:jc w:val="both"/>
+        <w:rPr>
+          <w:rFonts w:ascii="Arial Narrow" w:eastAsia="Arial Narrow" w:hAnsi="Arial Narrow" w:cs="Arial Narrow"/>
+          <w:b/>
+          <w:color w:val="000000"/>
+          <w:kern w:val="0"/>
+          <w:lang w:eastAsia="es-PE"/>
+          <ns2:ligatures ns2:val="none"/>
+        </w:rPr>
+      </w:pPr>
+    </w:p>
+    <w:p ns2:paraId="4D7412E2" ns2:textId="77777777">
+      <w:pPr>
+        <w:spacing w:after="0" w:line="240" w:lineRule="auto"/>
+        <w:jc w:val="both"/>
+        <w:rPr>
+          <w:rFonts w:ascii="Arial Narrow" w:eastAsia="Arial Narrow" w:hAnsi="Arial Narrow" w:cs="Arial Narrow"/>
+          <w:b/>
+          <w:color w:val="000000"/>
+          <w:kern w:val="0"/>
+          <w:lang w:eastAsia="es-PE"/>
+          <ns2:ligatures ns2:val="none"/>
         </w:rPr>
       </w:pPr>
     </w:p>
     <w:bookmarkEnd w:id="0"/>
-    <w:p>
+    <w:p ns2:paraId="59985B4A" ns2:textId="77777777">
       <w:pPr>
         <w:shd w:val="clear" w:color="auto" w:fill="FFFFFF"/>
         <w:spacing w:after="0" w:line="240" w:lineRule="auto"/>
@@ -7059,7 +6929,7 @@
           <w:bCs/>
           <w:color w:val="000000"/>
           <w:kern w:val="0"/>
-          <w14:ligatures w14:val="none"/>
+          <ns2:ligatures ns2:val="none"/>
         </w:rPr>
       </w:pPr>
       <w:r>
@@ -7069,12 +6939,12 @@
           <w:bCs/>
           <w:color w:val="000000"/>
           <w:kern w:val="0"/>
-          <w14:ligatures w14:val="none"/>
+          <ns2:ligatures ns2:val="none"/>
         </w:rPr>
         <w:t>EVELING ROA QUISPE</w:t>
       </w:r>
     </w:p>
-    <w:p>
+    <w:p ns2:paraId="44F30378" ns2:textId="77777777">
       <w:pPr>
         <w:shd w:val="clear" w:color="auto" w:fill="FFFFFF"/>
         <w:spacing w:after="0" w:line="240" w:lineRule="auto"/>
@@ -7085,7 +6955,7 @@
           <w:bCs/>
           <w:color w:val="000000"/>
           <w:kern w:val="0"/>
-          <w14:ligatures w14:val="none"/>
+          <ns2:ligatures ns2:val="none"/>
         </w:rPr>
       </w:pPr>
       <w:r>
@@ -7095,12 +6965,12 @@
           <w:bCs/>
           <w:color w:val="000000"/>
           <w:kern w:val="0"/>
-          <w14:ligatures w14:val="none"/>
+          <ns2:ligatures ns2:val="none"/>
         </w:rPr>
         <w:t>Secretaria Técnica</w:t>
       </w:r>
     </w:p>
-    <w:p>
+    <w:p ns2:paraId="39D8E76A" ns2:textId="77777777">
       <w:pPr>
         <w:shd w:val="clear" w:color="auto" w:fill="FFFFFF"/>
         <w:spacing w:after="0" w:line="240" w:lineRule="auto"/>
@@ -7111,7 +6981,7 @@
           <w:bCs/>
           <w:color w:val="000000"/>
           <w:kern w:val="0"/>
-          <w14:ligatures w14:val="none"/>
+          <ns2:ligatures ns2:val="none"/>
         </w:rPr>
       </w:pPr>
       <w:r>
@@ -7121,26 +6991,26 @@
           <w:bCs/>
           <w:color w:val="000000"/>
           <w:kern w:val="0"/>
-          <w14:ligatures w14:val="none"/>
+          <ns2:ligatures ns2:val="none"/>
         </w:rPr>
         <w:t>Comisión de Protección al Consumidor 1</w:t>
       </w:r>
     </w:p>
-    <w:p>
-      <w:pPr>
-        <w:spacing w:after="0" w:line="240" w:lineRule="auto"/>
-        <w:jc w:val="both"/>
-        <w:rPr>
-          <w:rFonts w:ascii="Arial Narrow" w:eastAsia="Arial Narrow" w:hAnsi="Arial Narrow" w:cs="Arial Narrow"/>
-          <w:b/>
-          <w:color w:val="000000"/>
-          <w:kern w:val="0"/>
-          <w:lang w:eastAsia="es-PE"/>
-          <w14:ligatures w14:val="none"/>
-        </w:rPr>
-      </w:pPr>
-    </w:p>
-    <w:p>
+    <w:p ns2:paraId="513298A9" ns2:textId="77777777">
+      <w:pPr>
+        <w:spacing w:after="0" w:line="240" w:lineRule="auto"/>
+        <w:jc w:val="both"/>
+        <w:rPr>
+          <w:rFonts w:ascii="Arial Narrow" w:eastAsia="Arial Narrow" w:hAnsi="Arial Narrow" w:cs="Arial Narrow"/>
+          <w:b/>
+          <w:color w:val="000000"/>
+          <w:kern w:val="0"/>
+          <w:lang w:eastAsia="es-PE"/>
+          <ns2:ligatures ns2:val="none"/>
+        </w:rPr>
+      </w:pPr>
+    </w:p>
+    <w:p ns2:paraId="74AAB5F4" ns2:textId="3A7D999B">
       <w:pPr>
         <w:spacing w:after="0" w:line="240" w:lineRule="auto"/>
         <w:jc w:val="both"/>
@@ -7158,7 +7028,7 @@
           <w:sz w:val="16"/>
           <w:szCs w:val="16"/>
           <w:lang w:eastAsia="es-PE"/>
-          <w14:ligatures w14:val="none"/>
+          <ns2:ligatures ns2:val="none"/>
         </w:rPr>
         <w:t>AHV</w:t>
       </w:r>
@@ -7170,14 +7040,14 @@
           <w:sz w:val="16"/>
           <w:szCs w:val="16"/>
           <w:lang w:eastAsia="es-PE"/>
-          <w14:ligatures w14:val="none"/>
+          <ns2:ligatures ns2:val="none"/>
         </w:rPr>
         <w:t>/JCQ</w:t>
       </w:r>
     </w:p>
     <w:sectPr>
-      <w:headerReference w:type="default" r:id="rId8"/>
-      <w:footerReference w:type="default" r:id="rId9"/>
+      <w:headerReference w:type="default" ns3:id="rId8"/>
+      <w:footerReference w:type="default" ns3:id="rId9"/>
       <w:pgSz w:w="11906" w:h="16838"/>
       <w:pgMar w:top="1417" w:right="1701" w:bottom="1417" w:left="1701" w:header="708" w:footer="708" w:gutter="0"/>
       <w:cols w:space="708"/>

--- a/plantillas_maestras/17_seguro_no_especificado/discriminacion/1_ddo_aseguradora/varon/TPL_2664_2025_SEGURO_NO_ESPECIFICADO_DISCRIMINACION_ASEGURADORA_VARON_R1.docx
+++ b/plantillas_maestras/17_seguro_no_especificado/discriminacion/1_ddo_aseguradora/varon/TPL_2664_2025_SEGURO_NO_ESPECIFICADO_DISCRIMINACION_ASEGURADORA_VARON_R1.docx
@@ -3424,7 +3424,7 @@
           <w:lang w:eastAsia="es-ES"/>
           <ns2:ligatures ns2:val="none"/>
         </w:rPr>
-        <w:t>documentación presentada por el denunciante</w:t>
+        <w:t xml:space="preserve">documentación presentada por el señor [APELLIDO]</w:t>
       </w:r>
       <w:r>
         <w:rPr>
@@ -5924,7 +5924,7 @@
           <w:sz w:val="20"/>
           <w:szCs w:val="20"/>
         </w:rPr>
-        <w:t xml:space="preserve">correr traslado de la presente resolución a Interseguro Compañía de Seguros S.A para que, de conformidad con lo dispuesto por el artículo 26° de la Ley sobre Facultades, Normas y Organización del Indecopi, aprobado por Decreto Legislativo N° 8079, presente sus descargos sobre la imputación de cargos realizada en un plazo no mayor a cinco (5) días hábiles contado a partir del día siguiente de la notificación de la presente resolución, vencido el cual, el Secretario Técnico declarará en rebeldía a los denunciados que no lo hubieran presentado. Debe precisarse que de conformidad con lo establecido por el artículo 223° del Texto Único Ordenado de la Ley N° 27444, Ley del Procedimiento Administrativo General, las alegaciones y los hechos relevantes de la reclamación, salvo que hayan sido específicamente negadas en la contestación, se tendrán por aceptadas o meritadas como ciertas.</w:t>
+        <w:t xml:space="preserve">correr traslado de la presente resolución a Interseguro Compañía de Seguros S.A. para que, de conformidad con lo dispuesto por el artículo 26 de la Ley sobre Facultades, Normas y Organización del Indecopi, aprobada por Decreto Legislativo 807, presente sus descargos sobre la imputación de cargos realizada en un plazo no mayor a cinco (5) días hábiles contado a partir del día siguiente de la notificación de la presente resolución, vencido el cual, el Secretario Técnico declarará en rebeldía al denunciado que no lo hubiera presentado. Debe precisarse que de conformidad con lo establecido por el artículo 223 del Texto Único Ordenado de la Ley 27444, Ley del Procedimiento Administrativo General, las alegaciones y los hechos relevantes de la reclamación, salvo que hayan sido específicamente negadas en la contestación, se tendrán por aceptadas o merituadas como ciertas.</w:t>
       </w:r>
     </w:p>
     <w:p ns2:paraId="228F876C" ns2:textId="77777777">

--- a/plantillas_maestras/17_seguro_no_especificado/discriminacion/1_ddo_aseguradora/varon/TPL_2664_2025_SEGURO_NO_ESPECIFICADO_DISCRIMINACION_ASEGURADORA_VARON_R1.docx
+++ b/plantillas_maestras/17_seguro_no_especificado/discriminacion/1_ddo_aseguradora/varon/TPL_2664_2025_SEGURO_NO_ESPECIFICADO_DISCRIMINACION_ASEGURADORA_VARON_R1.docx
@@ -471,7 +471,7 @@
           <w:lang w:eastAsia="es-PE"/>
           <ns2:ligatures ns2:val="none"/>
         </w:rPr>
-        <w:t>15</w:t>
+        <w:t xml:space="preserve">15 de diciembre de 2025</w:t>
       </w:r>
       <w:r>
         <w:rPr>
@@ -482,7 +482,7 @@
           <w:lang w:eastAsia="es-PE"/>
           <ns2:ligatures ns2:val="none"/>
         </w:rPr>
-        <w:t xml:space="preserve"> de</w:t>
+        <w:t xml:space="preserve"/>
       </w:r>
       <w:r>
         <w:rPr>
@@ -493,7 +493,7 @@
           <w:lang w:eastAsia="es-PE"/>
           <ns2:ligatures ns2:val="none"/>
         </w:rPr>
-        <w:t xml:space="preserve"> </w:t>
+        <w:t xml:space="preserve"/>
       </w:r>
       <w:r>
         <w:rPr>
@@ -504,7 +504,7 @@
           <w:lang w:eastAsia="es-PE"/>
           <ns2:ligatures ns2:val="none"/>
         </w:rPr>
-        <w:t>diciembre</w:t>
+        <w:t xml:space="preserve"/>
       </w:r>
       <w:r>
         <w:rPr>
@@ -515,7 +515,7 @@
           <w:lang w:eastAsia="es-PE"/>
           <ns2:ligatures ns2:val="none"/>
         </w:rPr>
-        <w:t xml:space="preserve"> </w:t>
+        <w:t xml:space="preserve"/>
       </w:r>
       <w:r>
         <w:rPr>
@@ -526,7 +526,7 @@
           <w:lang w:eastAsia="es-PE"/>
           <ns2:ligatures ns2:val="none"/>
         </w:rPr>
-        <w:t>de 2025</w:t>
+        <w:t xml:space="preserve"/>
       </w:r>
     </w:p>
     <w:p ns2:paraId="66CE1821" ns2:textId="77777777">
@@ -2085,27 +2085,27 @@
           <w:lang w:eastAsia="es-ES"/>
           <ns2:ligatures ns2:val="none"/>
         </w:rPr>
-        <w:t xml:space="preserve">El 2 de </w:t>
-      </w:r>
-      <w:r>
-        <w:rPr>
-          <w:rFonts w:ascii="Arial Narrow" w:eastAsia="Times New Roman" w:hAnsi="Arial Narrow" w:cs="Arial"/>
-          <w:color w:val="000000"/>
-          <w:kern w:val="0"/>
-          <w:lang w:eastAsia="es-ES"/>
-          <ns2:ligatures ns2:val="none"/>
-        </w:rPr>
-        <w:t>setiembre</w:t>
-      </w:r>
-      <w:r>
-        <w:rPr>
-          <w:rFonts w:ascii="Arial Narrow" w:eastAsia="Times New Roman" w:hAnsi="Arial Narrow" w:cs="Arial"/>
-          <w:color w:val="000000"/>
-          <w:kern w:val="0"/>
-          <w:lang w:eastAsia="es-ES"/>
-          <ns2:ligatures ns2:val="none"/>
-        </w:rPr>
-        <w:t xml:space="preserve"> de 2025, se </w:t>
+        <w:t xml:space="preserve">El 2 de setiembre de 2025</w:t>
+      </w:r>
+      <w:r>
+        <w:rPr>
+          <w:rFonts w:ascii="Arial Narrow" w:eastAsia="Times New Roman" w:hAnsi="Arial Narrow" w:cs="Arial"/>
+          <w:color w:val="000000"/>
+          <w:kern w:val="0"/>
+          <w:lang w:eastAsia="es-ES"/>
+          <ns2:ligatures ns2:val="none"/>
+        </w:rPr>
+        <w:t xml:space="preserve"/>
+      </w:r>
+      <w:r>
+        <w:rPr>
+          <w:rFonts w:ascii="Arial Narrow" w:eastAsia="Times New Roman" w:hAnsi="Arial Narrow" w:cs="Arial"/>
+          <w:color w:val="000000"/>
+          <w:kern w:val="0"/>
+          <w:lang w:eastAsia="es-ES"/>
+          <ns2:ligatures ns2:val="none"/>
+        </w:rPr>
+        <w:t xml:space="preserve">, se </w:t>
       </w:r>
       <w:r>
         <w:rPr>
@@ -2622,7 +2622,7 @@
           <w:lang w:eastAsia="es-PE"/>
           <ns2:ligatures ns2:val="none"/>
         </w:rPr>
-        <w:t xml:space="preserve"> 18 DE NOVIEMBRE DE 2025</w:t>
+        <w:t xml:space="preserve"> 18 de noviembre de 2025</w:t>
       </w:r>
     </w:p>
     <w:p ns2:paraId="3F25ADFF" ns2:textId="06EA1F19">
@@ -3251,27 +3251,27 @@
           <w:lang w:eastAsia="es-ES"/>
           <ns2:ligatures ns2:val="none"/>
         </w:rPr>
-        <w:t xml:space="preserve">De la revisión del escrito de denuncia del 6 de </w:t>
-      </w:r>
-      <w:r>
-        <w:rPr>
-          <w:rFonts w:ascii="Arial Narrow" w:eastAsia="Times New Roman" w:hAnsi="Arial Narrow" w:cs="Arial"/>
-          <w:color w:val="000000"/>
-          <w:kern w:val="0"/>
-          <w:lang w:eastAsia="es-ES"/>
-          <ns2:ligatures ns2:val="none"/>
-        </w:rPr>
-        <w:t>setiembre</w:t>
-      </w:r>
-      <w:r>
-        <w:rPr>
-          <w:rFonts w:ascii="Arial Narrow" w:eastAsia="Times New Roman" w:hAnsi="Arial Narrow" w:cs="Arial"/>
-          <w:color w:val="000000"/>
-          <w:kern w:val="0"/>
-          <w:lang w:eastAsia="es-ES"/>
-          <ns2:ligatures ns2:val="none"/>
-        </w:rPr>
-        <w:t xml:space="preserve"> de 2025, remitido mediante el Memorándum </w:t>
+        <w:t xml:space="preserve">De la revisión del escrito de denuncia del 6 de setiembre de 2025</w:t>
+      </w:r>
+      <w:r>
+        <w:rPr>
+          <w:rFonts w:ascii="Arial Narrow" w:eastAsia="Times New Roman" w:hAnsi="Arial Narrow" w:cs="Arial"/>
+          <w:color w:val="000000"/>
+          <w:kern w:val="0"/>
+          <w:lang w:eastAsia="es-ES"/>
+          <ns2:ligatures ns2:val="none"/>
+        </w:rPr>
+        <w:t xml:space="preserve"/>
+      </w:r>
+      <w:r>
+        <w:rPr>
+          <w:rFonts w:ascii="Arial Narrow" w:eastAsia="Times New Roman" w:hAnsi="Arial Narrow" w:cs="Arial"/>
+          <w:color w:val="000000"/>
+          <w:kern w:val="0"/>
+          <w:lang w:eastAsia="es-ES"/>
+          <ns2:ligatures ns2:val="none"/>
+        </w:rPr>
+        <w:t xml:space="preserve">, remitido mediante el Memorándum </w:t>
       </w:r>
       <w:r>
         <w:rPr>
@@ -3434,27 +3434,27 @@
           <w:lang w:eastAsia="es-ES"/>
           <ns2:ligatures ns2:val="none"/>
         </w:rPr>
-        <w:t xml:space="preserve"> el 6 de </w:t>
-      </w:r>
-      <w:r>
-        <w:rPr>
-          <w:rFonts w:ascii="Arial Narrow" w:eastAsia="Times New Roman" w:hAnsi="Arial Narrow" w:cs="Arial"/>
-          <w:color w:val="000000"/>
-          <w:kern w:val="0"/>
-          <w:lang w:eastAsia="es-ES"/>
-          <ns2:ligatures ns2:val="none"/>
-        </w:rPr>
-        <w:t>setiembre</w:t>
-      </w:r>
-      <w:r>
-        <w:rPr>
-          <w:rFonts w:ascii="Arial Narrow" w:eastAsia="Times New Roman" w:hAnsi="Arial Narrow" w:cs="Arial"/>
-          <w:color w:val="000000"/>
-          <w:kern w:val="0"/>
-          <w:lang w:eastAsia="es-ES"/>
-          <ns2:ligatures ns2:val="none"/>
-        </w:rPr>
-        <w:t xml:space="preserve"> de 2025</w:t>
+        <w:t xml:space="preserve"> el 6 de setiembre de 2025</w:t>
+      </w:r>
+      <w:r>
+        <w:rPr>
+          <w:rFonts w:ascii="Arial Narrow" w:eastAsia="Times New Roman" w:hAnsi="Arial Narrow" w:cs="Arial"/>
+          <w:color w:val="000000"/>
+          <w:kern w:val="0"/>
+          <w:lang w:eastAsia="es-ES"/>
+          <ns2:ligatures ns2:val="none"/>
+        </w:rPr>
+        <w:t xml:space="preserve"/>
+      </w:r>
+      <w:r>
+        <w:rPr>
+          <w:rFonts w:ascii="Arial Narrow" w:eastAsia="Times New Roman" w:hAnsi="Arial Narrow" w:cs="Arial"/>
+          <w:color w:val="000000"/>
+          <w:kern w:val="0"/>
+          <w:lang w:eastAsia="es-ES"/>
+          <ns2:ligatures ns2:val="none"/>
+        </w:rPr>
+        <w:t xml:space="preserve"/>
       </w:r>
       <w:r>
         <w:rPr>
@@ -7228,7 +7228,7 @@
           <w:sz w:val="16"/>
           <w:szCs w:val="16"/>
         </w:rPr>
-        <w:t xml:space="preserve">002808-2025-CC2/INDECOPI de fecha 17 de octubre del 2025, </w:t>
+        <w:t xml:space="preserve">002808-2025-CC2/INDECOPI de fecha 17 de octubre de 2025, </w:t>
       </w:r>
       <w:proofErr w:type="spellStart"/>
       <w:r>
@@ -7237,7 +7237,7 @@
           <w:sz w:val="16"/>
           <w:szCs w:val="16"/>
         </w:rPr>
-        <w:t>recepcionada</w:t>
+        <w:t xml:space="preserve">recibida</w:t>
       </w:r>
       <w:proofErr w:type="spellEnd"/>
       <w:r>
@@ -7246,7 +7246,7 @@
           <w:sz w:val="16"/>
           <w:szCs w:val="16"/>
         </w:rPr>
-        <w:t xml:space="preserve"> el 17 de octubre del 2025</w:t>
+        <w:t xml:space="preserve"> el 17 de octubre de 2025</w:t>
       </w:r>
       <w:r>
         <w:rPr>
@@ -7324,7 +7324,7 @@
           <w:sz w:val="16"/>
           <w:szCs w:val="16"/>
         </w:rPr>
-        <w:t>el 2 de setiembre del 2010 en el Diario Oficial El Peruano, vigente desde el 2 de octubre del 2010 y modificado por Decreto Legislativo 1308.</w:t>
+        <w:t xml:space="preserve">el 2 de setiembre de 2010 en el Diario Oficial El Peruano, vigente desde el 2 de octubre de 2010 y modificado por Decreto Legislativo 1308.</w:t>
       </w:r>
     </w:p>
     <w:p>

--- a/plantillas_maestras/17_seguro_no_especificado/discriminacion/1_ddo_aseguradora/varon/TPL_2664_2025_SEGURO_NO_ESPECIFICADO_DISCRIMINACION_ASEGURADORA_VARON_R1.docx
+++ b/plantillas_maestras/17_seguro_no_especificado/discriminacion/1_ddo_aseguradora/varon/TPL_2664_2025_SEGURO_NO_ESPECIFICADO_DISCRIMINACION_ASEGURADORA_VARON_R1.docx
@@ -1,8 +1,8 @@
 
 <file path=word/document.xml><?xml version="1.0" encoding="utf-8"?>
-<w:document xmlns:ns1="http://schemas.openxmlformats.org/markup-compatibility/2006" xmlns:ns2="http://schemas.microsoft.com/office/word/2010/wordml" xmlns:ns3="http://schemas.openxmlformats.org/officeDocument/2006/relationships" xmlns:w="http://schemas.openxmlformats.org/wordprocessingml/2006/main" ns1:Ignorable="w14 w15 w16se w16cid w16 w16cex w16sdtdh w16sdtfl w16du wp14">
+<w:document xmlns:mc="http://schemas.openxmlformats.org/markup-compatibility/2006" xmlns:r="http://schemas.openxmlformats.org/officeDocument/2006/relationships" xmlns:w="http://schemas.openxmlformats.org/wordprocessingml/2006/main" xmlns:w14="http://schemas.microsoft.com/office/word/2010/wordml" xmlns:w15="http://schemas.microsoft.com/office/word/2012/wordml" xmlns:w16="http://schemas.microsoft.com/office/word/2018/wordml" xmlns:w16cex="http://schemas.microsoft.com/office/word/2018/wordml/cex" xmlns:w16cid="http://schemas.microsoft.com/office/word/2016/wordml/cid" xmlns:w16du="http://schemas.microsoft.com/office/word/2023/wordml/word16du" xmlns:w16sdtdh="http://schemas.microsoft.com/office/word/2020/wordml/sdtdatahash" xmlns:w16se="http://schemas.microsoft.com/office/word/2015/wordml/symex" xmlns:wp14="http://schemas.microsoft.com/office/word/2010/wordprocessingDrawing" mc:Ignorable="w14 w15 w16se w16cid w16 w16cex w16sdtdh w16du wp14">
   <w:body>
-    <w:p ns2:paraId="1B509B2D" ns2:textId="57EC8C34">
+    <w:p>
       <w:pPr>
         <w:tabs>
           <w:tab w:val="left" w:pos="1701"/>
@@ -14,7 +14,7 @@
           <w:color w:val="000000"/>
           <w:kern w:val="0"/>
           <w:lang w:eastAsia="es-PE"/>
-          <ns2:ligatures ns2:val="none"/>
+          <w14:ligatures w14:val="none"/>
         </w:rPr>
       </w:pPr>
       <w:bookmarkStart w:id="0" w:name="_Hlk80343540"/>
@@ -25,7 +25,7 @@
           <w:color w:val="000000"/>
           <w:kern w:val="0"/>
           <w:lang w:eastAsia="es-PE"/>
-          <ns2:ligatures ns2:val="none"/>
+          <w14:ligatures w14:val="none"/>
         </w:rPr>
         <w:t xml:space="preserve">EXPEDIENTE </w:t>
       </w:r>
@@ -36,7 +36,7 @@
           <w:color w:val="000000"/>
           <w:kern w:val="0"/>
           <w:lang w:eastAsia="es-PE"/>
-          <ns2:ligatures ns2:val="none"/>
+          <w14:ligatures w14:val="none"/>
         </w:rPr>
         <w:tab/>
         <w:t>:</w:t>
@@ -48,7 +48,7 @@
           <w:color w:val="000000"/>
           <w:kern w:val="0"/>
           <w:lang w:eastAsia="es-PE"/>
-          <ns2:ligatures ns2:val="none"/>
+          <w14:ligatures w14:val="none"/>
         </w:rPr>
         <w:tab/>
       </w:r>
@@ -61,12 +61,12 @@
           <w:kern w:val="0"/>
           <w:shd w:val="clear" w:color="auto" w:fill="FFFFFF"/>
           <w:lang w:eastAsia="es-PE"/>
-          <ns2:ligatures ns2:val="none"/>
+          <w14:ligatures w14:val="none"/>
         </w:rPr>
         <w:t>2664-2025/CC1</w:t>
       </w:r>
     </w:p>
-    <w:p ns2:paraId="7E5DC22B" ns2:textId="4D6E4CBB">
+    <w:p>
       <w:pPr>
         <w:tabs>
           <w:tab w:val="left" w:pos="1701"/>
@@ -81,89 +81,26 @@
           <w:color w:val="000000"/>
           <w:kern w:val="0"/>
           <w:lang w:eastAsia="es-PE"/>
-          <ns2:ligatures ns2:val="none"/>
-        </w:rPr>
-      </w:pPr>
-      <w:r>
-        <w:rPr>
-          <w:rFonts w:ascii="Arial Narrow" w:eastAsia="Arial Narrow" w:hAnsi="Arial Narrow" w:cs="Arial Narrow"/>
-          <w:b/>
-          <w:color w:val="000000"/>
-          <w:kern w:val="0"/>
-          <w:lang w:eastAsia="es-PE"/>
-          <ns2:ligatures ns2:val="none"/>
-        </w:rPr>
-        <w:t xml:space="preserve">DENUNCIANTE:[DENUNCIANTE] (SEÑOR [APELLIDO])</w:t>
-      </w:r>
-      <w:r>
-        <w:rPr>
-          <w:rFonts w:ascii="Arial Narrow" w:eastAsia="Arial Narrow" w:hAnsi="Arial Narrow" w:cs="Arial Narrow"/>
-          <w:b/>
-          <w:color w:val="000000"/>
-          <w:kern w:val="0"/>
-          <w:lang w:eastAsia="es-PE"/>
-          <ns2:ligatures ns2:val="none"/>
-        </w:rPr>
+          <w14:ligatures w14:val="none"/>
+        </w:rPr>
+      </w:pPr>
+      <w:r>
+        <w:rPr>
+          <w:rFonts w:ascii="Arial Narrow" w:eastAsia="Arial Narrow" w:hAnsi="Arial Narrow" w:cs="Arial Narrow"/>
+          <w:b/>
+          <w:color w:val="000000"/>
+          <w:kern w:val="0"/>
+          <w:lang w:eastAsia="es-PE"/>
+          <w14:ligatures w14:val="none"/>
+        </w:rPr>
+        <w:t>DENUNCIANTE</w:t>
         <w:tab/>
-        <w:t/>
-      </w:r>
-      <w:r>
-        <w:rPr>
-          <w:rFonts w:ascii="Arial Narrow" w:eastAsia="Arial Narrow" w:hAnsi="Arial Narrow" w:cs="Arial Narrow"/>
-          <w:b/>
-          <w:color w:val="000000"/>
-          <w:kern w:val="0"/>
-          <w:lang w:eastAsia="es-PE"/>
-          <ns2:ligatures ns2:val="none"/>
-        </w:rPr>
+        <w:t>:</w:t>
         <w:tab/>
-      </w:r>
-      <w:r>
-        <w:rPr>
-          <w:rFonts w:ascii="Arial Narrow" w:eastAsia="Arial Narrow" w:hAnsi="Arial Narrow" w:cs="Arial Narrow"/>
-          <w:b/>
-          <w:color w:val="000000"/>
-          <w:kern w:val="0"/>
-          <w:lang w:eastAsia="es-PE"/>
-          <ns2:ligatures ns2:val="none"/>
-        </w:rPr>
-        <w:t xml:space="preserve"/>
-      </w:r>
-      <w:r>
-        <w:rPr>
-          <w:rFonts w:ascii="Arial Narrow" w:eastAsia="Arial Narrow" w:hAnsi="Arial Narrow" w:cs="Arial Narrow"/>
-          <w:b/>
-          <w:color w:val="000000"/>
-          <w:kern w:val="0"/>
-          <w:lang w:eastAsia="es-PE"/>
-          <ns2:ligatures ns2:val="none"/>
-        </w:rPr>
-        <w:t xml:space="preserve"/>
-      </w:r>
-      <w:r>
-        <w:rPr>
-          <w:rFonts w:ascii="Arial Narrow" w:eastAsia="Arial Narrow" w:hAnsi="Arial Narrow" w:cs="Arial Narrow"/>
-          <w:b/>
-          <w:color w:val="000000"/>
-          <w:kern w:val="0"/>
-          <w:lang w:eastAsia="es-PE"/>
-          <ns2:ligatures ns2:val="none"/>
-        </w:rPr>
-        <w:t/>
-      </w:r>
-      <w:r>
-        <w:rPr>
-          <w:rFonts w:ascii="Arial Narrow" w:eastAsia="Arial Narrow" w:hAnsi="Arial Narrow" w:cs="Arial Narrow"/>
-          <w:b/>
-          <w:color w:val="000000"/>
-          <w:kern w:val="0"/>
-          <w:lang w:eastAsia="es-PE"/>
-          <ns2:ligatures ns2:val="none"/>
-        </w:rPr>
-        <w:t/>
-      </w:r>
-    </w:p>
-    <w:p ns2:paraId="6DEEEDFE" ns2:textId="4D60CFED">
+        <w:t xml:space="preserve">[DENUNCIANTE] (SEÑOR [APELLIDO])</w:t>
+      </w:r>
+    </w:p>
+    <w:p>
       <w:pPr>
         <w:tabs>
           <w:tab w:val="left" w:pos="1701"/>
@@ -178,17 +115,17 @@
           <w:color w:val="000000"/>
           <w:kern w:val="0"/>
           <w:lang w:eastAsia="es-PE"/>
-          <ns2:ligatures ns2:val="none"/>
-        </w:rPr>
-      </w:pPr>
-      <w:r>
-        <w:rPr>
-          <w:rFonts w:ascii="Arial Narrow" w:eastAsia="Arial Narrow" w:hAnsi="Arial Narrow" w:cs="Arial Narrow"/>
-          <w:b/>
-          <w:color w:val="000000"/>
-          <w:kern w:val="0"/>
-          <w:lang w:eastAsia="es-PE"/>
-          <ns2:ligatures ns2:val="none"/>
+          <w14:ligatures w14:val="none"/>
+        </w:rPr>
+      </w:pPr>
+      <w:r>
+        <w:rPr>
+          <w:rFonts w:ascii="Arial Narrow" w:eastAsia="Arial Narrow" w:hAnsi="Arial Narrow" w:cs="Arial Narrow"/>
+          <w:b/>
+          <w:color w:val="000000"/>
+          <w:kern w:val="0"/>
+          <w:lang w:eastAsia="es-PE"/>
+          <w14:ligatures w14:val="none"/>
         </w:rPr>
         <w:t>DENUNCIADO</w:t>
       </w:r>
@@ -199,7 +136,7 @@
           <w:color w:val="000000"/>
           <w:kern w:val="0"/>
           <w:lang w:eastAsia="es-PE"/>
-          <ns2:ligatures ns2:val="none"/>
+          <w14:ligatures w14:val="none"/>
         </w:rPr>
         <w:tab/>
         <w:t>:</w:t>
@@ -211,7 +148,7 @@
           <w:color w:val="000000"/>
           <w:kern w:val="0"/>
           <w:lang w:eastAsia="es-PE"/>
-          <ns2:ligatures ns2:val="none"/>
+          <w14:ligatures w14:val="none"/>
         </w:rPr>
         <w:tab/>
       </w:r>
@@ -222,7 +159,7 @@
           <w:color w:val="000000"/>
           <w:kern w:val="0"/>
           <w:lang w:eastAsia="es-PE"/>
-          <ns2:ligatures ns2:val="none"/>
+          <w14:ligatures w14:val="none"/>
         </w:rPr>
         <w:t xml:space="preserve">INTERSEGURO COMPAÑÍA DE SEGUROS S.A. </w:t>
       </w:r>
@@ -233,7 +170,7 @@
           <w:color w:val="000000"/>
           <w:kern w:val="0"/>
           <w:lang w:eastAsia="es-PE"/>
-          <ns2:ligatures ns2:val="none"/>
+          <w14:ligatures w14:val="none"/>
         </w:rPr>
         <w:t>(</w:t>
       </w:r>
@@ -244,7 +181,7 @@
           <w:color w:val="000000"/>
           <w:kern w:val="0"/>
           <w:lang w:eastAsia="es-PE"/>
-          <ns2:ligatures ns2:val="none"/>
+          <w14:ligatures w14:val="none"/>
         </w:rPr>
         <w:t>INTERSEGURO</w:t>
       </w:r>
@@ -255,12 +192,12 @@
           <w:color w:val="000000"/>
           <w:kern w:val="0"/>
           <w:lang w:eastAsia="es-PE"/>
-          <ns2:ligatures ns2:val="none"/>
+          <w14:ligatures w14:val="none"/>
         </w:rPr>
         <w:t>)</w:t>
       </w:r>
     </w:p>
-    <w:p ns2:paraId="022D2B94" ns2:textId="77777777">
+    <w:p>
       <w:pPr>
         <w:tabs>
           <w:tab w:val="left" w:pos="1701"/>
@@ -275,17 +212,17 @@
           <w:color w:val="000000"/>
           <w:kern w:val="0"/>
           <w:lang w:eastAsia="es-PE"/>
-          <ns2:ligatures ns2:val="none"/>
-        </w:rPr>
-      </w:pPr>
-      <w:r>
-        <w:rPr>
-          <w:rFonts w:ascii="Arial Narrow" w:eastAsia="Arial Narrow" w:hAnsi="Arial Narrow" w:cs="Arial Narrow"/>
-          <w:b/>
-          <w:color w:val="000000"/>
-          <w:kern w:val="0"/>
-          <w:lang w:eastAsia="es-PE"/>
-          <ns2:ligatures ns2:val="none"/>
+          <w14:ligatures w14:val="none"/>
+        </w:rPr>
+      </w:pPr>
+      <w:r>
+        <w:rPr>
+          <w:rFonts w:ascii="Arial Narrow" w:eastAsia="Arial Narrow" w:hAnsi="Arial Narrow" w:cs="Arial Narrow"/>
+          <w:b/>
+          <w:color w:val="000000"/>
+          <w:kern w:val="0"/>
+          <w:lang w:eastAsia="es-PE"/>
+          <w14:ligatures w14:val="none"/>
         </w:rPr>
         <w:t>MATERIAS</w:t>
       </w:r>
@@ -296,7 +233,7 @@
           <w:color w:val="000000"/>
           <w:kern w:val="0"/>
           <w:lang w:eastAsia="es-PE"/>
-          <ns2:ligatures ns2:val="none"/>
+          <w14:ligatures w14:val="none"/>
         </w:rPr>
         <w:tab/>
         <w:t xml:space="preserve">: </w:t>
@@ -308,13 +245,13 @@
           <w:color w:val="000000"/>
           <w:kern w:val="0"/>
           <w:lang w:eastAsia="es-PE"/>
-          <ns2:ligatures ns2:val="none"/>
+          <w14:ligatures w14:val="none"/>
         </w:rPr>
         <w:tab/>
         <w:t>ADMISIÓN A TRÁMITE</w:t>
       </w:r>
     </w:p>
-    <w:p ns2:paraId="19ED7B73" ns2:textId="77777777">
+    <w:p>
       <w:pPr>
         <w:tabs>
           <w:tab w:val="left" w:pos="1701"/>
@@ -329,22 +266,22 @@
           <w:color w:val="000000"/>
           <w:kern w:val="0"/>
           <w:lang w:eastAsia="es-PE"/>
-          <ns2:ligatures ns2:val="none"/>
-        </w:rPr>
-      </w:pPr>
-      <w:r>
-        <w:rPr>
-          <w:rFonts w:ascii="Arial Narrow" w:eastAsia="Arial Narrow" w:hAnsi="Arial Narrow" w:cs="Arial Narrow"/>
-          <w:b/>
-          <w:color w:val="000000"/>
-          <w:kern w:val="0"/>
-          <w:lang w:eastAsia="es-PE"/>
-          <ns2:ligatures ns2:val="none"/>
+          <w14:ligatures w14:val="none"/>
+        </w:rPr>
+      </w:pPr>
+      <w:r>
+        <w:rPr>
+          <w:rFonts w:ascii="Arial Narrow" w:eastAsia="Arial Narrow" w:hAnsi="Arial Narrow" w:cs="Arial Narrow"/>
+          <w:b/>
+          <w:color w:val="000000"/>
+          <w:kern w:val="0"/>
+          <w:lang w:eastAsia="es-PE"/>
+          <w14:ligatures w14:val="none"/>
         </w:rPr>
         <w:t xml:space="preserve">REQUERIMIENTO DE INFORMACIÓN </w:t>
       </w:r>
     </w:p>
-    <w:p ns2:paraId="46A5A479" ns2:textId="314261E6">
+    <w:p>
       <w:pPr>
         <w:tabs>
           <w:tab w:val="left" w:pos="1701"/>
@@ -358,17 +295,17 @@
           <w:color w:val="000000"/>
           <w:kern w:val="0"/>
           <w:lang w:eastAsia="es-PE"/>
-          <ns2:ligatures ns2:val="none"/>
-        </w:rPr>
-      </w:pPr>
-      <w:r>
-        <w:rPr>
-          <w:rFonts w:ascii="Arial Narrow" w:eastAsia="Arial Narrow" w:hAnsi="Arial Narrow" w:cs="Arial Narrow"/>
-          <w:b/>
-          <w:color w:val="000000"/>
-          <w:kern w:val="0"/>
-          <w:lang w:eastAsia="es-PE"/>
-          <ns2:ligatures ns2:val="none"/>
+          <w14:ligatures w14:val="none"/>
+        </w:rPr>
+      </w:pPr>
+      <w:r>
+        <w:rPr>
+          <w:rFonts w:ascii="Arial Narrow" w:eastAsia="Arial Narrow" w:hAnsi="Arial Narrow" w:cs="Arial Narrow"/>
+          <w:b/>
+          <w:color w:val="000000"/>
+          <w:kern w:val="0"/>
+          <w:lang w:eastAsia="es-PE"/>
+          <w14:ligatures w14:val="none"/>
         </w:rPr>
         <w:t xml:space="preserve">RESOLUCIÓN </w:t>
       </w:r>
@@ -379,7 +316,7 @@
           <w:color w:val="000000"/>
           <w:kern w:val="0"/>
           <w:lang w:eastAsia="es-PE"/>
-          <ns2:ligatures ns2:val="none"/>
+          <w14:ligatures w14:val="none"/>
         </w:rPr>
         <w:tab/>
         <w:t>:</w:t>
@@ -391,7 +328,7 @@
           <w:color w:val="000000"/>
           <w:kern w:val="0"/>
           <w:lang w:eastAsia="es-PE"/>
-          <ns2:ligatures ns2:val="none"/>
+          <w14:ligatures w14:val="none"/>
         </w:rPr>
         <w:tab/>
       </w:r>
@@ -402,12 +339,12 @@
           <w:color w:val="000000"/>
           <w:kern w:val="0"/>
           <w:lang w:eastAsia="es-PE"/>
-          <ns2:ligatures ns2:val="none"/>
+          <w14:ligatures w14:val="none"/>
         </w:rPr>
         <w:t>1</w:t>
       </w:r>
     </w:p>
-    <w:p ns2:paraId="5BA3A18D" ns2:textId="77777777">
+    <w:p>
       <w:pPr>
         <w:tabs>
           <w:tab w:val="left" w:pos="1014"/>
@@ -420,11 +357,11 @@
           <w:kern w:val="0"/>
           <w:shd w:val="clear" w:color="auto" w:fill="FFFFFF"/>
           <w:lang w:eastAsia="es-PE"/>
-          <ns2:ligatures ns2:val="none"/>
-        </w:rPr>
-      </w:pPr>
-    </w:p>
-    <w:p ns2:paraId="2F799822" ns2:textId="5D640B98">
+          <w14:ligatures w14:val="none"/>
+        </w:rPr>
+      </w:pPr>
+    </w:p>
+    <w:p>
       <w:pPr>
         <w:tabs>
           <w:tab w:val="left" w:pos="1014"/>
@@ -437,7 +374,7 @@
           <w:kern w:val="0"/>
           <w:shd w:val="clear" w:color="auto" w:fill="FFFFFF"/>
           <w:lang w:eastAsia="es-PE"/>
-          <ns2:ligatures ns2:val="none"/>
+          <w14:ligatures w14:val="none"/>
         </w:rPr>
       </w:pPr>
       <w:r>
@@ -447,7 +384,7 @@
           <w:kern w:val="0"/>
           <w:shd w:val="clear" w:color="auto" w:fill="FFFFFF"/>
           <w:lang w:eastAsia="es-PE"/>
-          <ns2:ligatures ns2:val="none"/>
+          <w14:ligatures w14:val="none"/>
         </w:rPr>
         <w:t>Lima</w:t>
       </w:r>
@@ -458,7 +395,7 @@
           <w:kern w:val="0"/>
           <w:shd w:val="clear" w:color="auto" w:fill="FFFFFF"/>
           <w:lang w:eastAsia="es-PE"/>
-          <ns2:ligatures ns2:val="none"/>
+          <w14:ligatures w14:val="none"/>
         </w:rPr>
         <w:t xml:space="preserve">, </w:t>
       </w:r>
@@ -469,7 +406,7 @@
           <w:kern w:val="0"/>
           <w:shd w:val="clear" w:color="auto" w:fill="FFFFFF"/>
           <w:lang w:eastAsia="es-PE"/>
-          <ns2:ligatures ns2:val="none"/>
+          <w14:ligatures w14:val="none"/>
         </w:rPr>
         <w:t xml:space="preserve">15 de diciembre de 2025</w:t>
       </w:r>
@@ -480,7 +417,7 @@
           <w:kern w:val="0"/>
           <w:shd w:val="clear" w:color="auto" w:fill="FFFFFF"/>
           <w:lang w:eastAsia="es-PE"/>
-          <ns2:ligatures ns2:val="none"/>
+          <w14:ligatures w14:val="none"/>
         </w:rPr>
         <w:t xml:space="preserve"/>
       </w:r>
@@ -491,7 +428,7 @@
           <w:kern w:val="0"/>
           <w:shd w:val="clear" w:color="auto" w:fill="FFFFFF"/>
           <w:lang w:eastAsia="es-PE"/>
-          <ns2:ligatures ns2:val="none"/>
+          <w14:ligatures w14:val="none"/>
         </w:rPr>
         <w:t xml:space="preserve"/>
       </w:r>
@@ -502,7 +439,7 @@
           <w:kern w:val="0"/>
           <w:shd w:val="clear" w:color="auto" w:fill="FFFFFF"/>
           <w:lang w:eastAsia="es-PE"/>
-          <ns2:ligatures ns2:val="none"/>
+          <w14:ligatures w14:val="none"/>
         </w:rPr>
         <w:t xml:space="preserve"/>
       </w:r>
@@ -513,7 +450,7 @@
           <w:kern w:val="0"/>
           <w:shd w:val="clear" w:color="auto" w:fill="FFFFFF"/>
           <w:lang w:eastAsia="es-PE"/>
-          <ns2:ligatures ns2:val="none"/>
+          <w14:ligatures w14:val="none"/>
         </w:rPr>
         <w:t xml:space="preserve"/>
       </w:r>
@@ -524,12 +461,12 @@
           <w:kern w:val="0"/>
           <w:shd w:val="clear" w:color="auto" w:fill="FFFFFF"/>
           <w:lang w:eastAsia="es-PE"/>
-          <ns2:ligatures ns2:val="none"/>
+          <w14:ligatures w14:val="none"/>
         </w:rPr>
         <w:t xml:space="preserve"/>
       </w:r>
     </w:p>
-    <w:p ns2:paraId="66CE1821" ns2:textId="77777777">
+    <w:p>
       <w:pPr>
         <w:tabs>
           <w:tab w:val="left" w:pos="1014"/>
@@ -541,11 +478,11 @@
           <w:color w:val="000000"/>
           <w:kern w:val="0"/>
           <w:lang w:eastAsia="es-PE"/>
-          <ns2:ligatures ns2:val="none"/>
-        </w:rPr>
-      </w:pPr>
-    </w:p>
-    <w:p ns2:paraId="0B80AAA5" ns2:textId="77777777">
+          <w14:ligatures w14:val="none"/>
+        </w:rPr>
+      </w:pPr>
+    </w:p>
+    <w:p>
       <w:pPr>
         <w:numPr>
           <w:ilvl w:val="0"/>
@@ -559,22 +496,22 @@
           <w:color w:val="000000"/>
           <w:kern w:val="0"/>
           <w:lang w:eastAsia="es-PE"/>
-          <ns2:ligatures ns2:val="none"/>
-        </w:rPr>
-      </w:pPr>
-      <w:r>
-        <w:rPr>
-          <w:rFonts w:ascii="Arial Narrow" w:eastAsia="Arial Narrow" w:hAnsi="Arial Narrow" w:cs="Arial Narrow"/>
-          <w:b/>
-          <w:color w:val="000000"/>
-          <w:kern w:val="0"/>
-          <w:lang w:eastAsia="es-PE"/>
-          <ns2:ligatures ns2:val="none"/>
+          <w14:ligatures w14:val="none"/>
+        </w:rPr>
+      </w:pPr>
+      <w:r>
+        <w:rPr>
+          <w:rFonts w:ascii="Arial Narrow" w:eastAsia="Arial Narrow" w:hAnsi="Arial Narrow" w:cs="Arial Narrow"/>
+          <w:b/>
+          <w:color w:val="000000"/>
+          <w:kern w:val="0"/>
+          <w:lang w:eastAsia="es-PE"/>
+          <w14:ligatures w14:val="none"/>
         </w:rPr>
         <w:t xml:space="preserve">HECHOS </w:t>
       </w:r>
     </w:p>
-    <w:p ns2:paraId="621F2AB2" ns2:textId="77777777">
+    <w:p>
       <w:pPr>
         <w:spacing w:after="0" w:line="240" w:lineRule="auto"/>
         <w:jc w:val="both"/>
@@ -583,11 +520,11 @@
           <w:color w:val="000000"/>
           <w:kern w:val="0"/>
           <w:lang w:eastAsia="es-PE"/>
-          <ns2:ligatures ns2:val="none"/>
-        </w:rPr>
-      </w:pPr>
-    </w:p>
-    <w:p ns2:paraId="60B5D5B0" ns2:textId="72A0A727">
+          <w14:ligatures w14:val="none"/>
+        </w:rPr>
+      </w:pPr>
+    </w:p>
+    <w:p>
       <w:pPr>
         <w:numPr>
           <w:ilvl w:val="1"/>
@@ -601,7 +538,7 @@
           <w:color w:val="000000"/>
           <w:kern w:val="0"/>
           <w:lang w:val="es-ES" w:eastAsia="es-ES"/>
-          <ns2:ligatures ns2:val="none"/>
+          <w14:ligatures w14:val="none"/>
         </w:rPr>
       </w:pPr>
       <w:r>
@@ -610,7 +547,7 @@
           <w:color w:val="000000"/>
           <w:kern w:val="0"/>
           <w:lang w:val="es-ES" w:eastAsia="es-ES"/>
-          <ns2:ligatures ns2:val="none"/>
+          <w14:ligatures w14:val="none"/>
         </w:rPr>
         <w:t xml:space="preserve">Mediante el escrito del 6 de setiembre de 2025, complementado mediante el escrito del 10 de setiembre de 2025, el señor [APELLIDO] denunció a Interseguro por presuntas infracciones a la Ley 29571, Código de Protección y Defensa del Consumidor (en adelante, Código), señalando lo siguiente:</w:t>
       </w:r>
@@ -620,7 +557,7 @@
           <w:color w:val="000000"/>
           <w:kern w:val="0"/>
           <w:lang w:val="es-ES" w:eastAsia="es-ES"/>
-          <ns2:ligatures ns2:val="none"/>
+          <w14:ligatures w14:val="none"/>
         </w:rPr>
         <w:t/>
       </w:r>
@@ -630,7 +567,7 @@
           <w:color w:val="000000"/>
           <w:kern w:val="0"/>
           <w:lang w:val="es-ES" w:eastAsia="es-ES"/>
-          <ns2:ligatures ns2:val="none"/>
+          <w14:ligatures w14:val="none"/>
         </w:rPr>
         <w:t xml:space="preserve"/>
       </w:r>
@@ -642,7 +579,7 @@
           <w:kern w:val="0"/>
           <w:vertAlign w:val="superscript"/>
           <w:lang w:val="es-ES" w:eastAsia="es-ES"/>
-          <ns2:ligatures ns2:val="none"/>
+          <w14:ligatures w14:val="none"/>
         </w:rPr>
         <w:footnoteReference w:id="1"/>
       </w:r>
@@ -650,7 +587,7 @@
         <w:rPr>
           <w:rFonts w:ascii="Arial Narrow" w:eastAsia="Calibri" w:hAnsi="Arial Narrow" w:cs="Arial"/>
           <w:kern w:val="0"/>
-          <ns2:ligatures ns2:val="none"/>
+          <w14:ligatures w14:val="none"/>
         </w:rPr>
         <w:t xml:space="preserve"/>
       </w:r>
@@ -658,7 +595,7 @@
         <w:rPr>
           <w:rFonts w:ascii="Arial Narrow" w:eastAsia="Calibri" w:hAnsi="Arial Narrow" w:cs="Arial"/>
           <w:kern w:val="0"/>
-          <ns2:ligatures ns2:val="none"/>
+          <w14:ligatures w14:val="none"/>
         </w:rPr>
         <w:t/>
       </w:r>
@@ -666,7 +603,7 @@
         <w:rPr>
           <w:rFonts w:ascii="Arial Narrow" w:eastAsia="Calibri" w:hAnsi="Arial Narrow" w:cs="Arial"/>
           <w:kern w:val="0"/>
-          <ns2:ligatures ns2:val="none"/>
+          <w14:ligatures w14:val="none"/>
         </w:rPr>
         <w:t/>
       </w:r>
@@ -674,7 +611,7 @@
         <w:rPr>
           <w:rFonts w:ascii="Arial Narrow" w:eastAsia="Calibri" w:hAnsi="Arial Narrow" w:cs="Arial"/>
           <w:kern w:val="0"/>
-          <ns2:ligatures ns2:val="none"/>
+          <w14:ligatures w14:val="none"/>
         </w:rPr>
         <w:t xml:space="preserve"/>
       </w:r>
@@ -682,7 +619,7 @@
         <w:rPr>
           <w:rFonts w:ascii="Arial Narrow" w:eastAsia="Calibri" w:hAnsi="Arial Narrow" w:cs="Arial"/>
           <w:kern w:val="0"/>
-          <ns2:ligatures ns2:val="none"/>
+          <w14:ligatures w14:val="none"/>
         </w:rPr>
         <w:t xml:space="preserve"/>
       </w:r>
@@ -690,7 +627,7 @@
         <w:rPr>
           <w:rFonts w:ascii="Arial Narrow" w:eastAsia="Calibri" w:hAnsi="Arial Narrow" w:cs="Arial"/>
           <w:kern w:val="0"/>
-          <ns2:ligatures ns2:val="none"/>
+          <w14:ligatures w14:val="none"/>
         </w:rPr>
         <w:t/>
       </w:r>
@@ -700,7 +637,7 @@
           <w:color w:val="000000"/>
           <w:kern w:val="0"/>
           <w:lang w:val="es-ES" w:eastAsia="es-ES"/>
-          <ns2:ligatures ns2:val="none"/>
+          <w14:ligatures w14:val="none"/>
         </w:rPr>
         <w:t xml:space="preserve"/>
       </w:r>
@@ -711,7 +648,7 @@
           <w:color w:val="000000"/>
           <w:kern w:val="0"/>
           <w:lang w:val="es-ES" w:eastAsia="es-ES"/>
-          <ns2:ligatures ns2:val="none"/>
+          <w14:ligatures w14:val="none"/>
         </w:rPr>
         <w:t/>
       </w:r>
@@ -722,7 +659,7 @@
           <w:color w:val="000000"/>
           <w:kern w:val="0"/>
           <w:lang w:val="es-ES" w:eastAsia="es-ES"/>
-          <ns2:ligatures ns2:val="none"/>
+          <w14:ligatures w14:val="none"/>
         </w:rPr>
         <w:t xml:space="preserve"/>
       </w:r>
@@ -732,7 +669,7 @@
           <w:color w:val="000000"/>
           <w:kern w:val="0"/>
           <w:lang w:val="es-ES" w:eastAsia="es-ES"/>
-          <ns2:ligatures ns2:val="none"/>
+          <w14:ligatures w14:val="none"/>
         </w:rPr>
         <w:t xml:space="preserve"/>
       </w:r>
@@ -742,7 +679,7 @@
           <w:color w:val="000000"/>
           <w:kern w:val="0"/>
           <w:lang w:val="es-ES" w:eastAsia="es-ES"/>
-          <ns2:ligatures ns2:val="none"/>
+          <w14:ligatures w14:val="none"/>
         </w:rPr>
         <w:t/>
       </w:r>
@@ -754,7 +691,7 @@
           <w:kern w:val="0"/>
           <w:vertAlign w:val="superscript"/>
           <w:lang w:val="es-ES" w:eastAsia="es-ES"/>
-          <ns2:ligatures ns2:val="none"/>
+          <w14:ligatures w14:val="none"/>
         </w:rPr>
         <w:footnoteReference w:id="2"/>
       </w:r>
@@ -764,7 +701,7 @@
           <w:color w:val="000000"/>
           <w:kern w:val="0"/>
           <w:lang w:val="es-ES" w:eastAsia="es-ES"/>
-          <ns2:ligatures ns2:val="none"/>
+          <w14:ligatures w14:val="none"/>
         </w:rPr>
         <w:t xml:space="preserve"/>
       </w:r>
@@ -775,25 +712,25 @@
           <w:color w:val="000000"/>
           <w:kern w:val="0"/>
           <w:lang w:val="es-ES" w:eastAsia="es-ES"/>
-          <ns2:ligatures ns2:val="none"/>
+          <w14:ligatures w14:val="none"/>
         </w:rPr>
         <w:t/>
       </w:r>
     </w:p>
-    <w:p ns2:paraId="6C6EEB2F" ns2:textId="77777777">
-      <w:pPr>
-        <w:spacing w:after="0" w:line="240" w:lineRule="auto"/>
-        <w:jc w:val="both"/>
-        <w:rPr>
-          <w:rFonts w:ascii="Arial Narrow" w:eastAsia="Times New Roman" w:hAnsi="Arial Narrow" w:cs="Arial"/>
-          <w:color w:val="000000"/>
-          <w:kern w:val="0"/>
-          <w:lang w:eastAsia="es-ES"/>
-          <ns2:ligatures ns2:val="none"/>
-        </w:rPr>
-      </w:pPr>
-    </w:p>
-    <w:p ns2:paraId="6424CADA" ns2:textId="038107AB">
+    <w:p>
+      <w:pPr>
+        <w:spacing w:after="0" w:line="240" w:lineRule="auto"/>
+        <w:jc w:val="both"/>
+        <w:rPr>
+          <w:rFonts w:ascii="Arial Narrow" w:eastAsia="Times New Roman" w:hAnsi="Arial Narrow" w:cs="Arial"/>
+          <w:color w:val="000000"/>
+          <w:kern w:val="0"/>
+          <w:lang w:eastAsia="es-ES"/>
+          <w14:ligatures w14:val="none"/>
+        </w:rPr>
+      </w:pPr>
+    </w:p>
+    <w:p>
       <w:pPr>
         <w:pStyle w:val="Prrafodelista"/>
         <w:numPr>
@@ -812,16 +749,16 @@
           <w:color w:val="000000"/>
           <w:kern w:val="0"/>
           <w:lang w:eastAsia="es-ES"/>
-          <ns2:ligatures ns2:val="none"/>
-        </w:rPr>
-      </w:pPr>
-      <w:r>
-        <w:rPr>
-          <w:rFonts w:ascii="Arial Narrow" w:eastAsia="Times New Roman" w:hAnsi="Arial Narrow" w:cs="Arial"/>
-          <w:color w:val="000000"/>
-          <w:kern w:val="0"/>
-          <w:lang w:eastAsia="es-ES"/>
-          <ns2:ligatures ns2:val="none"/>
+          <w14:ligatures w14:val="none"/>
+        </w:rPr>
+      </w:pPr>
+      <w:r>
+        <w:rPr>
+          <w:rFonts w:ascii="Arial Narrow" w:eastAsia="Times New Roman" w:hAnsi="Arial Narrow" w:cs="Arial"/>
+          <w:color w:val="000000"/>
+          <w:kern w:val="0"/>
+          <w:lang w:eastAsia="es-ES"/>
+          <w14:ligatures w14:val="none"/>
         </w:rPr>
         <w:t xml:space="preserve">El 8 de julio de 2025, presentó solicitud vía telefónica a las representantes de Interseguro, señoras [APELLIDO] y [APELLIDO] , ello con la finalidad de establecer su residencia en Panamá y tramitar una Visa de Pensionado, para la emisión de dos documentos: uno que acreditara que su pensión es vitalicia y otro que certificara la solvencia institucional de la compañía aseguradora que administra dicha pensión.</w:t>
       </w:r>
@@ -831,7 +768,7 @@
           <w:color w:val="000000"/>
           <w:kern w:val="0"/>
           <w:lang w:eastAsia="es-ES"/>
-          <ns2:ligatures ns2:val="none"/>
+          <w14:ligatures w14:val="none"/>
         </w:rPr>
         <w:t/>
       </w:r>
@@ -841,7 +778,7 @@
           <w:color w:val="000000"/>
           <w:kern w:val="0"/>
           <w:lang w:eastAsia="es-ES"/>
-          <ns2:ligatures ns2:val="none"/>
+          <w14:ligatures w14:val="none"/>
         </w:rPr>
         <w:t xml:space="preserve"/>
       </w:r>
@@ -851,7 +788,7 @@
           <w:color w:val="000000"/>
           <w:kern w:val="0"/>
           <w:lang w:eastAsia="es-ES"/>
-          <ns2:ligatures ns2:val="none"/>
+          <w14:ligatures w14:val="none"/>
         </w:rPr>
         <w:t xml:space="preserve"/>
       </w:r>
@@ -862,7 +799,7 @@
           <w:color w:val="000000"/>
           <w:kern w:val="0"/>
           <w:lang w:eastAsia="es-ES"/>
-          <ns2:ligatures ns2:val="none"/>
+          <w14:ligatures w14:val="none"/>
         </w:rPr>
         <w:t/>
       </w:r>
@@ -873,7 +810,7 @@
           <w:color w:val="000000"/>
           <w:kern w:val="0"/>
           <w:lang w:eastAsia="es-ES"/>
-          <ns2:ligatures ns2:val="none"/>
+          <w14:ligatures w14:val="none"/>
         </w:rPr>
         <w:t xml:space="preserve"/>
       </w:r>
@@ -884,7 +821,7 @@
           <w:color w:val="000000"/>
           <w:kern w:val="0"/>
           <w:lang w:eastAsia="es-ES"/>
-          <ns2:ligatures ns2:val="none"/>
+          <w14:ligatures w14:val="none"/>
         </w:rPr>
         <w:t/>
       </w:r>
@@ -895,7 +832,7 @@
           <w:color w:val="000000"/>
           <w:kern w:val="0"/>
           <w:lang w:eastAsia="es-ES"/>
-          <ns2:ligatures ns2:val="none"/>
+          <w14:ligatures w14:val="none"/>
         </w:rPr>
         <w:t xml:space="preserve"/>
       </w:r>
@@ -906,7 +843,7 @@
           <w:color w:val="000000"/>
           <w:kern w:val="0"/>
           <w:lang w:eastAsia="es-ES"/>
-          <ns2:ligatures ns2:val="none"/>
+          <w14:ligatures w14:val="none"/>
         </w:rPr>
         <w:t/>
       </w:r>
@@ -917,7 +854,7 @@
           <w:color w:val="000000"/>
           <w:kern w:val="0"/>
           <w:lang w:eastAsia="es-ES"/>
-          <ns2:ligatures ns2:val="none"/>
+          <w14:ligatures w14:val="none"/>
         </w:rPr>
         <w:t xml:space="preserve"/>
       </w:r>
@@ -927,7 +864,7 @@
           <w:color w:val="000000"/>
           <w:kern w:val="0"/>
           <w:lang w:eastAsia="es-ES"/>
-          <ns2:ligatures ns2:val="none"/>
+          <w14:ligatures w14:val="none"/>
         </w:rPr>
         <w:t xml:space="preserve"/>
       </w:r>
@@ -937,7 +874,7 @@
           <w:color w:val="000000"/>
           <w:kern w:val="0"/>
           <w:lang w:eastAsia="es-ES"/>
-          <ns2:ligatures ns2:val="none"/>
+          <w14:ligatures w14:val="none"/>
         </w:rPr>
         <w:t/>
       </w:r>
@@ -947,7 +884,7 @@
           <w:color w:val="000000"/>
           <w:kern w:val="0"/>
           <w:lang w:eastAsia="es-ES"/>
-          <ns2:ligatures ns2:val="none"/>
+          <w14:ligatures w14:val="none"/>
         </w:rPr>
         <w:t xml:space="preserve"/>
       </w:r>
@@ -957,7 +894,7 @@
           <w:color w:val="000000"/>
           <w:kern w:val="0"/>
           <w:lang w:eastAsia="es-ES"/>
-          <ns2:ligatures ns2:val="none"/>
+          <w14:ligatures w14:val="none"/>
         </w:rPr>
         <w:t xml:space="preserve"/>
       </w:r>
@@ -967,7 +904,7 @@
           <w:color w:val="000000"/>
           <w:kern w:val="0"/>
           <w:lang w:eastAsia="es-ES"/>
-          <ns2:ligatures ns2:val="none"/>
+          <w14:ligatures w14:val="none"/>
         </w:rPr>
         <w:t/>
       </w:r>
@@ -977,7 +914,7 @@
           <w:color w:val="000000"/>
           <w:kern w:val="0"/>
           <w:lang w:eastAsia="es-ES"/>
-          <ns2:ligatures ns2:val="none"/>
+          <w14:ligatures w14:val="none"/>
         </w:rPr>
         <w:t xml:space="preserve"/>
       </w:r>
@@ -987,7 +924,7 @@
           <w:color w:val="000000"/>
           <w:kern w:val="0"/>
           <w:lang w:eastAsia="es-ES"/>
-          <ns2:ligatures ns2:val="none"/>
+          <w14:ligatures w14:val="none"/>
         </w:rPr>
         <w:t xml:space="preserve"/>
       </w:r>
@@ -997,7 +934,7 @@
           <w:color w:val="000000"/>
           <w:kern w:val="0"/>
           <w:lang w:eastAsia="es-ES"/>
-          <ns2:ligatures ns2:val="none"/>
+          <w14:ligatures w14:val="none"/>
         </w:rPr>
         <w:t/>
       </w:r>
@@ -1007,7 +944,7 @@
           <w:color w:val="000000"/>
           <w:kern w:val="0"/>
           <w:lang w:eastAsia="es-ES"/>
-          <ns2:ligatures ns2:val="none"/>
+          <w14:ligatures w14:val="none"/>
         </w:rPr>
         <w:t xml:space="preserve"/>
       </w:r>
@@ -1017,7 +954,7 @@
           <w:color w:val="000000"/>
           <w:kern w:val="0"/>
           <w:lang w:eastAsia="es-ES"/>
-          <ns2:ligatures ns2:val="none"/>
+          <w14:ligatures w14:val="none"/>
         </w:rPr>
         <w:t/>
       </w:r>
@@ -1027,12 +964,12 @@
           <w:color w:val="000000"/>
           <w:kern w:val="0"/>
           <w:lang w:eastAsia="es-ES"/>
-          <ns2:ligatures ns2:val="none"/>
+          <w14:ligatures w14:val="none"/>
         </w:rPr>
         <w:t/>
       </w:r>
     </w:p>
-    <w:p ns2:paraId="3F11B6A5" ns2:textId="77777777">
+    <w:p>
       <w:pPr>
         <w:pStyle w:val="Prrafodelista"/>
         <w:spacing w:after="0" w:line="240" w:lineRule="auto"/>
@@ -1043,11 +980,11 @@
           <w:color w:val="000000"/>
           <w:kern w:val="0"/>
           <w:lang w:eastAsia="es-ES"/>
-          <ns2:ligatures ns2:val="none"/>
-        </w:rPr>
-      </w:pPr>
-    </w:p>
-    <w:p ns2:paraId="68839B3E" ns2:textId="77777777">
+          <w14:ligatures w14:val="none"/>
+        </w:rPr>
+      </w:pPr>
+    </w:p>
+    <w:p>
       <w:pPr>
         <w:pStyle w:val="Prrafodelista"/>
         <w:numPr>
@@ -1066,16 +1003,16 @@
           <w:color w:val="000000"/>
           <w:kern w:val="0"/>
           <w:lang w:eastAsia="es-ES"/>
-          <ns2:ligatures ns2:val="none"/>
-        </w:rPr>
-      </w:pPr>
-      <w:r>
-        <w:rPr>
-          <w:rFonts w:ascii="Arial Narrow" w:eastAsia="Times New Roman" w:hAnsi="Arial Narrow" w:cs="Arial"/>
-          <w:color w:val="000000"/>
-          <w:kern w:val="0"/>
-          <w:lang w:eastAsia="es-ES"/>
-          <ns2:ligatures ns2:val="none"/>
+          <w14:ligatures w14:val="none"/>
+        </w:rPr>
+      </w:pPr>
+      <w:r>
+        <w:rPr>
+          <w:rFonts w:ascii="Arial Narrow" w:eastAsia="Times New Roman" w:hAnsi="Arial Narrow" w:cs="Arial"/>
+          <w:color w:val="000000"/>
+          <w:kern w:val="0"/>
+          <w:lang w:eastAsia="es-ES"/>
+          <w14:ligatures w14:val="none"/>
         </w:rPr>
         <w:t xml:space="preserve">El 9 de julio de 2025, reiteró su solicitud a las mismas representantes de </w:t>
       </w:r>
@@ -1086,7 +1023,7 @@
           <w:color w:val="000000"/>
           <w:kern w:val="0"/>
           <w:lang w:eastAsia="es-ES"/>
-          <ns2:ligatures ns2:val="none"/>
+          <w14:ligatures w14:val="none"/>
         </w:rPr>
         <w:t>Interseguro</w:t>
       </w:r>
@@ -1097,12 +1034,12 @@
           <w:color w:val="000000"/>
           <w:kern w:val="0"/>
           <w:lang w:eastAsia="es-ES"/>
-          <ns2:ligatures ns2:val="none"/>
+          <w14:ligatures w14:val="none"/>
         </w:rPr>
         <w:t>, nuevamente por vía telefónica, en busca de los documentos requeridos.</w:t>
       </w:r>
     </w:p>
-    <w:p ns2:paraId="1BE78C3E" ns2:textId="77777777">
+    <w:p>
       <w:pPr>
         <w:pStyle w:val="Prrafodelista"/>
         <w:rPr>
@@ -1110,11 +1047,11 @@
           <w:color w:val="000000"/>
           <w:kern w:val="0"/>
           <w:lang w:eastAsia="es-ES"/>
-          <ns2:ligatures ns2:val="none"/>
-        </w:rPr>
-      </w:pPr>
-    </w:p>
-    <w:p ns2:paraId="41CAD70B" ns2:textId="38E699C6">
+          <w14:ligatures w14:val="none"/>
+        </w:rPr>
+      </w:pPr>
+    </w:p>
+    <w:p>
       <w:pPr>
         <w:pStyle w:val="Prrafodelista"/>
         <w:numPr>
@@ -1133,16 +1070,16 @@
           <w:color w:val="000000"/>
           <w:kern w:val="0"/>
           <w:lang w:eastAsia="es-ES"/>
-          <ns2:ligatures ns2:val="none"/>
-        </w:rPr>
-      </w:pPr>
-      <w:r>
-        <w:rPr>
-          <w:rFonts w:ascii="Arial Narrow" w:eastAsia="Times New Roman" w:hAnsi="Arial Narrow" w:cs="Arial"/>
-          <w:color w:val="000000"/>
-          <w:kern w:val="0"/>
-          <w:lang w:eastAsia="es-ES"/>
-          <ns2:ligatures ns2:val="none"/>
+          <w14:ligatures w14:val="none"/>
+        </w:rPr>
+      </w:pPr>
+      <w:r>
+        <w:rPr>
+          <w:rFonts w:ascii="Arial Narrow" w:eastAsia="Times New Roman" w:hAnsi="Arial Narrow" w:cs="Arial"/>
+          <w:color w:val="000000"/>
+          <w:kern w:val="0"/>
+          <w:lang w:eastAsia="es-ES"/>
+          <w14:ligatures w14:val="none"/>
         </w:rPr>
         <w:t xml:space="preserve">El 10 de julio de 2025, volvió a realizar la solicitud por vía telefónica, dado que </w:t>
       </w:r>
@@ -1153,7 +1090,7 @@
           <w:color w:val="000000"/>
           <w:kern w:val="0"/>
           <w:lang w:eastAsia="es-ES"/>
-          <ns2:ligatures ns2:val="none"/>
+          <w14:ligatures w14:val="none"/>
         </w:rPr>
         <w:t>Interseguro</w:t>
       </w:r>
@@ -1164,7 +1101,7 @@
           <w:color w:val="000000"/>
           <w:kern w:val="0"/>
           <w:lang w:eastAsia="es-ES"/>
-          <ns2:ligatures ns2:val="none"/>
+          <w14:ligatures w14:val="none"/>
         </w:rPr>
         <w:t xml:space="preserve"> no permitía comunicación por correo electrónico ni </w:t>
       </w:r>
@@ -1174,7 +1111,7 @@
           <w:color w:val="000000"/>
           <w:kern w:val="0"/>
           <w:lang w:eastAsia="es-ES"/>
-          <ns2:ligatures ns2:val="none"/>
+          <w14:ligatures w14:val="none"/>
         </w:rPr>
         <w:t xml:space="preserve">aplicativo </w:t>
       </w:r>
@@ -1184,7 +1121,7 @@
           <w:color w:val="000000"/>
           <w:kern w:val="0"/>
           <w:lang w:eastAsia="es-ES"/>
-          <ns2:ligatures ns2:val="none"/>
+          <w14:ligatures w14:val="none"/>
         </w:rPr>
         <w:t xml:space="preserve">WhatsApp, y continuó con la misma petición de los documentos necesarios para acreditar la pensión vitalicia y la solvencia de la compañía </w:t>
       </w:r>
@@ -1194,7 +1131,7 @@
           <w:color w:val="000000"/>
           <w:kern w:val="0"/>
           <w:lang w:eastAsia="es-ES"/>
-          <ns2:ligatures ns2:val="none"/>
+          <w14:ligatures w14:val="none"/>
         </w:rPr>
         <w:t>aseguradora</w:t>
       </w:r>
@@ -1204,12 +1141,12 @@
           <w:color w:val="000000"/>
           <w:kern w:val="0"/>
           <w:lang w:eastAsia="es-ES"/>
-          <ns2:ligatures ns2:val="none"/>
+          <w14:ligatures w14:val="none"/>
         </w:rPr>
         <w:t>.</w:t>
       </w:r>
     </w:p>
-    <w:p ns2:paraId="1DA8A6C0" ns2:textId="77777777">
+    <w:p>
       <w:pPr>
         <w:pStyle w:val="Prrafodelista"/>
         <w:rPr>
@@ -1217,11 +1154,11 @@
           <w:color w:val="000000"/>
           <w:kern w:val="0"/>
           <w:lang w:eastAsia="es-ES"/>
-          <ns2:ligatures ns2:val="none"/>
-        </w:rPr>
-      </w:pPr>
-    </w:p>
-    <w:p ns2:paraId="267EB562" ns2:textId="2350F270">
+          <w14:ligatures w14:val="none"/>
+        </w:rPr>
+      </w:pPr>
+    </w:p>
+    <w:p>
       <w:pPr>
         <w:pStyle w:val="Prrafodelista"/>
         <w:numPr>
@@ -1240,16 +1177,16 @@
           <w:color w:val="000000"/>
           <w:kern w:val="0"/>
           <w:lang w:eastAsia="es-ES"/>
-          <ns2:ligatures ns2:val="none"/>
-        </w:rPr>
-      </w:pPr>
-      <w:r>
-        <w:rPr>
-          <w:rFonts w:ascii="Arial Narrow" w:eastAsia="Times New Roman" w:hAnsi="Arial Narrow" w:cs="Arial"/>
-          <w:color w:val="000000"/>
-          <w:kern w:val="0"/>
-          <w:lang w:eastAsia="es-ES"/>
-          <ns2:ligatures ns2:val="none"/>
+          <w14:ligatures w14:val="none"/>
+        </w:rPr>
+      </w:pPr>
+      <w:r>
+        <w:rPr>
+          <w:rFonts w:ascii="Arial Narrow" w:eastAsia="Times New Roman" w:hAnsi="Arial Narrow" w:cs="Arial"/>
+          <w:color w:val="000000"/>
+          <w:kern w:val="0"/>
+          <w:lang w:eastAsia="es-ES"/>
+          <w14:ligatures w14:val="none"/>
         </w:rPr>
         <w:t>Posteriormente</w:t>
       </w:r>
@@ -1259,7 +1196,7 @@
           <w:color w:val="000000"/>
           <w:kern w:val="0"/>
           <w:lang w:eastAsia="es-ES"/>
-          <ns2:ligatures ns2:val="none"/>
+          <w14:ligatures w14:val="none"/>
         </w:rPr>
         <w:t xml:space="preserve">, </w:t>
       </w:r>
@@ -1270,7 +1207,7 @@
           <w:color w:val="000000"/>
           <w:kern w:val="0"/>
           <w:lang w:eastAsia="es-ES"/>
-          <ns2:ligatures ns2:val="none"/>
+          <w14:ligatures w14:val="none"/>
         </w:rPr>
         <w:t>Interseguro</w:t>
       </w:r>
@@ -1281,7 +1218,7 @@
           <w:color w:val="000000"/>
           <w:kern w:val="0"/>
           <w:lang w:eastAsia="es-ES"/>
-          <ns2:ligatures ns2:val="none"/>
+          <w14:ligatures w14:val="none"/>
         </w:rPr>
         <w:t xml:space="preserve"> envió los documentos solicitados, sin embargo, los mismos fueron incompletos e inadecuados, careciendo de los requisitos solicitados. </w:t>
       </w:r>
@@ -1291,7 +1228,7 @@
           <w:color w:val="000000"/>
           <w:kern w:val="0"/>
           <w:lang w:eastAsia="es-ES"/>
-          <ns2:ligatures ns2:val="none"/>
+          <w14:ligatures w14:val="none"/>
         </w:rPr>
         <w:t xml:space="preserve">Al pedir la corrección, la respuesta fue que </w:t>
       </w:r>
@@ -1301,7 +1238,7 @@
           <w:color w:val="000000"/>
           <w:kern w:val="0"/>
           <w:lang w:eastAsia="es-ES"/>
-          <ns2:ligatures ns2:val="none"/>
+          <w14:ligatures w14:val="none"/>
         </w:rPr>
         <w:t>no se podían</w:t>
       </w:r>
@@ -1311,7 +1248,7 @@
           <w:color w:val="000000"/>
           <w:kern w:val="0"/>
           <w:lang w:eastAsia="es-ES"/>
-          <ns2:ligatures ns2:val="none"/>
+          <w14:ligatures w14:val="none"/>
         </w:rPr>
         <w:t xml:space="preserve"> hacer ninguna </w:t>
       </w:r>
@@ -1321,7 +1258,7 @@
           <w:color w:val="000000"/>
           <w:kern w:val="0"/>
           <w:lang w:eastAsia="es-ES"/>
-          <ns2:ligatures ns2:val="none"/>
+          <w14:ligatures w14:val="none"/>
         </w:rPr>
         <w:t xml:space="preserve">modificación, no obstante, posteriormente sí se pudo realizar </w:t>
       </w:r>
@@ -1331,7 +1268,7 @@
           <w:color w:val="000000"/>
           <w:kern w:val="0"/>
           <w:lang w:eastAsia="es-ES"/>
-          <ns2:ligatures ns2:val="none"/>
+          <w14:ligatures w14:val="none"/>
         </w:rPr>
         <w:t>una</w:t>
       </w:r>
@@ -1341,7 +1278,7 @@
           <w:color w:val="000000"/>
           <w:kern w:val="0"/>
           <w:lang w:eastAsia="es-ES"/>
-          <ns2:ligatures ns2:val="none"/>
+          <w14:ligatures w14:val="none"/>
         </w:rPr>
         <w:t xml:space="preserve"> modificación </w:t>
       </w:r>
@@ -1351,7 +1288,7 @@
           <w:color w:val="000000"/>
           <w:kern w:val="0"/>
           <w:lang w:eastAsia="es-ES"/>
-          <ns2:ligatures ns2:val="none"/>
+          <w14:ligatures w14:val="none"/>
         </w:rPr>
         <w:t xml:space="preserve">de una palabra. Además, la compañía aseguradora se comprometió </w:t>
       </w:r>
@@ -1361,7 +1298,7 @@
           <w:color w:val="000000"/>
           <w:kern w:val="0"/>
           <w:lang w:eastAsia="es-ES"/>
-          <ns2:ligatures ns2:val="none"/>
+          <w14:ligatures w14:val="none"/>
         </w:rPr>
         <w:t>a realizar consultas internas</w:t>
       </w:r>
@@ -1371,7 +1308,7 @@
           <w:color w:val="000000"/>
           <w:kern w:val="0"/>
           <w:lang w:eastAsia="es-ES"/>
-          <ns2:ligatures ns2:val="none"/>
+          <w14:ligatures w14:val="none"/>
         </w:rPr>
         <w:t>, pero no obtuvo una respuesta</w:t>
       </w:r>
@@ -1381,12 +1318,12 @@
           <w:color w:val="000000"/>
           <w:kern w:val="0"/>
           <w:lang w:eastAsia="es-ES"/>
-          <ns2:ligatures ns2:val="none"/>
+          <w14:ligatures w14:val="none"/>
         </w:rPr>
         <w:t>.</w:t>
       </w:r>
     </w:p>
-    <w:p ns2:paraId="660134EF" ns2:textId="77777777">
+    <w:p>
       <w:pPr>
         <w:pStyle w:val="Prrafodelista"/>
         <w:rPr>
@@ -1394,11 +1331,11 @@
           <w:color w:val="000000"/>
           <w:kern w:val="0"/>
           <w:lang w:eastAsia="es-ES"/>
-          <ns2:ligatures ns2:val="none"/>
-        </w:rPr>
-      </w:pPr>
-    </w:p>
-    <w:p ns2:paraId="0244F0D6" ns2:textId="41CFBE07">
+          <w14:ligatures w14:val="none"/>
+        </w:rPr>
+      </w:pPr>
+    </w:p>
+    <w:p>
       <w:pPr>
         <w:pStyle w:val="Prrafodelista"/>
         <w:numPr>
@@ -1417,16 +1354,16 @@
           <w:color w:val="000000"/>
           <w:kern w:val="0"/>
           <w:lang w:eastAsia="es-ES"/>
-          <ns2:ligatures ns2:val="none"/>
-        </w:rPr>
-      </w:pPr>
-      <w:r>
-        <w:rPr>
-          <w:rFonts w:ascii="Arial Narrow" w:eastAsia="Times New Roman" w:hAnsi="Arial Narrow" w:cs="Arial"/>
-          <w:color w:val="000000"/>
-          <w:kern w:val="0"/>
-          <w:lang w:eastAsia="es-ES"/>
-          <ns2:ligatures ns2:val="none"/>
+          <w14:ligatures w14:val="none"/>
+        </w:rPr>
+      </w:pPr>
+      <w:r>
+        <w:rPr>
+          <w:rFonts w:ascii="Arial Narrow" w:eastAsia="Times New Roman" w:hAnsi="Arial Narrow" w:cs="Arial"/>
+          <w:color w:val="000000"/>
+          <w:kern w:val="0"/>
+          <w:lang w:eastAsia="es-ES"/>
+          <w14:ligatures w14:val="none"/>
         </w:rPr>
         <w:t xml:space="preserve">El 16 de julio de 2025, al no recibir respuesta satisfactoria, remitió una carta notarial al Vicepresidente de Operaciones y Técnica de Interseguro, el señor [APELLIDO] , para exigir la corrección de los documentos; pero no recibió respuesta.</w:t>
       </w:r>
@@ -1436,7 +1373,7 @@
           <w:color w:val="000000"/>
           <w:kern w:val="0"/>
           <w:lang w:eastAsia="es-ES"/>
-          <ns2:ligatures ns2:val="none"/>
+          <w14:ligatures w14:val="none"/>
         </w:rPr>
         <w:t xml:space="preserve"/>
       </w:r>
@@ -1446,7 +1383,7 @@
           <w:color w:val="000000"/>
           <w:kern w:val="0"/>
           <w:lang w:eastAsia="es-ES"/>
-          <ns2:ligatures ns2:val="none"/>
+          <w14:ligatures w14:val="none"/>
         </w:rPr>
         <w:t xml:space="preserve"/>
       </w:r>
@@ -1457,7 +1394,7 @@
           <w:color w:val="000000"/>
           <w:kern w:val="0"/>
           <w:lang w:eastAsia="es-ES"/>
-          <ns2:ligatures ns2:val="none"/>
+          <w14:ligatures w14:val="none"/>
         </w:rPr>
         <w:t/>
       </w:r>
@@ -1468,7 +1405,7 @@
           <w:color w:val="000000"/>
           <w:kern w:val="0"/>
           <w:lang w:eastAsia="es-ES"/>
-          <ns2:ligatures ns2:val="none"/>
+          <w14:ligatures w14:val="none"/>
         </w:rPr>
         <w:t xml:space="preserve"/>
       </w:r>
@@ -1478,7 +1415,7 @@
           <w:color w:val="000000"/>
           <w:kern w:val="0"/>
           <w:lang w:eastAsia="es-ES"/>
-          <ns2:ligatures ns2:val="none"/>
+          <w14:ligatures w14:val="none"/>
         </w:rPr>
         <w:t xml:space="preserve"/>
       </w:r>
@@ -1488,7 +1425,7 @@
           <w:color w:val="000000"/>
           <w:kern w:val="0"/>
           <w:lang w:eastAsia="es-ES"/>
-          <ns2:ligatures ns2:val="none"/>
+          <w14:ligatures w14:val="none"/>
         </w:rPr>
         <w:t/>
       </w:r>
@@ -1498,7 +1435,7 @@
           <w:color w:val="000000"/>
           <w:kern w:val="0"/>
           <w:lang w:eastAsia="es-ES"/>
-          <ns2:ligatures ns2:val="none"/>
+          <w14:ligatures w14:val="none"/>
         </w:rPr>
         <w:t xml:space="preserve"/>
       </w:r>
@@ -1508,12 +1445,12 @@
           <w:color w:val="000000"/>
           <w:kern w:val="0"/>
           <w:lang w:eastAsia="es-ES"/>
-          <ns2:ligatures ns2:val="none"/>
+          <w14:ligatures w14:val="none"/>
         </w:rPr>
         <w:t/>
       </w:r>
     </w:p>
-    <w:p ns2:paraId="29D7F37F" ns2:textId="77777777">
+    <w:p>
       <w:pPr>
         <w:pStyle w:val="Prrafodelista"/>
         <w:rPr>
@@ -1521,11 +1458,11 @@
           <w:color w:val="000000"/>
           <w:kern w:val="0"/>
           <w:lang w:eastAsia="es-ES"/>
-          <ns2:ligatures ns2:val="none"/>
-        </w:rPr>
-      </w:pPr>
-    </w:p>
-    <w:p ns2:paraId="08C1EDA8" ns2:textId="4FD421F5">
+          <w14:ligatures w14:val="none"/>
+        </w:rPr>
+      </w:pPr>
+    </w:p>
+    <w:p>
       <w:pPr>
         <w:pStyle w:val="Prrafodelista"/>
         <w:numPr>
@@ -1544,16 +1481,16 @@
           <w:color w:val="000000"/>
           <w:kern w:val="0"/>
           <w:lang w:eastAsia="es-ES"/>
-          <ns2:ligatures ns2:val="none"/>
-        </w:rPr>
-      </w:pPr>
-      <w:r>
-        <w:rPr>
-          <w:rFonts w:ascii="Arial Narrow" w:eastAsia="Times New Roman" w:hAnsi="Arial Narrow" w:cs="Arial"/>
-          <w:color w:val="000000"/>
-          <w:kern w:val="0"/>
-          <w:lang w:eastAsia="es-ES"/>
-          <ns2:ligatures ns2:val="none"/>
+          <w14:ligatures w14:val="none"/>
+        </w:rPr>
+      </w:pPr>
+      <w:r>
+        <w:rPr>
+          <w:rFonts w:ascii="Arial Narrow" w:eastAsia="Times New Roman" w:hAnsi="Arial Narrow" w:cs="Arial"/>
+          <w:color w:val="000000"/>
+          <w:kern w:val="0"/>
+          <w:lang w:eastAsia="es-ES"/>
+          <w14:ligatures w14:val="none"/>
         </w:rPr>
         <w:t xml:space="preserve">El 31 de julio de 2025, presentó </w:t>
       </w:r>
@@ -1563,7 +1500,7 @@
           <w:color w:val="000000"/>
           <w:kern w:val="0"/>
           <w:lang w:eastAsia="es-ES"/>
-          <ns2:ligatures ns2:val="none"/>
+          <w14:ligatures w14:val="none"/>
         </w:rPr>
         <w:t xml:space="preserve">una </w:t>
       </w:r>
@@ -1573,7 +1510,7 @@
           <w:color w:val="000000"/>
           <w:kern w:val="0"/>
           <w:lang w:eastAsia="es-ES"/>
-          <ns2:ligatures ns2:val="none"/>
+          <w14:ligatures w14:val="none"/>
         </w:rPr>
         <w:t xml:space="preserve">denuncia ante la Superintendencia de Banca, Seguros y </w:t>
       </w:r>
@@ -1583,7 +1520,7 @@
           <w:color w:val="000000"/>
           <w:kern w:val="0"/>
           <w:lang w:eastAsia="es-ES"/>
-          <ns2:ligatures ns2:val="none"/>
+          <w14:ligatures w14:val="none"/>
         </w:rPr>
         <w:t xml:space="preserve">Administradora de Fondos de Pensiones </w:t>
       </w:r>
@@ -1593,7 +1530,7 @@
           <w:color w:val="000000"/>
           <w:kern w:val="0"/>
           <w:lang w:eastAsia="es-ES"/>
-          <ns2:ligatures ns2:val="none"/>
+          <w14:ligatures w14:val="none"/>
         </w:rPr>
         <w:t>con</w:t>
       </w:r>
@@ -1603,7 +1540,7 @@
           <w:color w:val="000000"/>
           <w:kern w:val="0"/>
           <w:lang w:eastAsia="es-ES"/>
-          <ns2:ligatures ns2:val="none"/>
+          <w14:ligatures w14:val="none"/>
         </w:rPr>
         <w:t xml:space="preserve"> el</w:t>
       </w:r>
@@ -1613,7 +1550,7 @@
           <w:color w:val="000000"/>
           <w:kern w:val="0"/>
           <w:lang w:eastAsia="es-ES"/>
-          <ns2:ligatures ns2:val="none"/>
+          <w14:ligatures w14:val="none"/>
         </w:rPr>
         <w:t xml:space="preserve"> expediente 2025-70137, la cual </w:t>
       </w:r>
@@ -1623,7 +1560,7 @@
           <w:color w:val="000000"/>
           <w:kern w:val="0"/>
           <w:lang w:eastAsia="es-ES"/>
-          <ns2:ligatures ns2:val="none"/>
+          <w14:ligatures w14:val="none"/>
         </w:rPr>
         <w:t xml:space="preserve">se </w:t>
       </w:r>
@@ -1633,7 +1570,7 @@
           <w:color w:val="000000"/>
           <w:kern w:val="0"/>
           <w:lang w:eastAsia="es-ES"/>
-          <ns2:ligatures ns2:val="none"/>
+          <w14:ligatures w14:val="none"/>
         </w:rPr>
         <w:t xml:space="preserve">determinó que no tenía competencia para resolver el fondo del asunto, pero </w:t>
       </w:r>
@@ -1643,7 +1580,7 @@
           <w:color w:val="000000"/>
           <w:kern w:val="0"/>
           <w:lang w:eastAsia="es-ES"/>
-          <ns2:ligatures ns2:val="none"/>
+          <w14:ligatures w14:val="none"/>
         </w:rPr>
         <w:t xml:space="preserve">se </w:t>
       </w:r>
@@ -1653,7 +1590,7 @@
           <w:color w:val="000000"/>
           <w:kern w:val="0"/>
           <w:lang w:eastAsia="es-ES"/>
-          <ns2:ligatures ns2:val="none"/>
+          <w14:ligatures w14:val="none"/>
         </w:rPr>
         <w:t xml:space="preserve">trasladó la comunicación a </w:t>
       </w:r>
@@ -1664,7 +1601,7 @@
           <w:color w:val="000000"/>
           <w:kern w:val="0"/>
           <w:lang w:eastAsia="es-ES"/>
-          <ns2:ligatures ns2:val="none"/>
+          <w14:ligatures w14:val="none"/>
         </w:rPr>
         <w:t>Interseguro</w:t>
       </w:r>
@@ -1675,7 +1612,7 @@
           <w:color w:val="000000"/>
           <w:kern w:val="0"/>
           <w:lang w:eastAsia="es-ES"/>
-          <ns2:ligatures ns2:val="none"/>
+          <w14:ligatures w14:val="none"/>
         </w:rPr>
         <w:t xml:space="preserve"> </w:t>
       </w:r>
@@ -1685,7 +1622,7 @@
           <w:color w:val="000000"/>
           <w:kern w:val="0"/>
           <w:lang w:eastAsia="es-ES"/>
-          <ns2:ligatures ns2:val="none"/>
+          <w14:ligatures w14:val="none"/>
         </w:rPr>
         <w:t>y el</w:t>
       </w:r>
@@ -1695,7 +1632,7 @@
           <w:color w:val="000000"/>
           <w:kern w:val="0"/>
           <w:lang w:eastAsia="es-ES"/>
-          <ns2:ligatures ns2:val="none"/>
+          <w14:ligatures w14:val="none"/>
         </w:rPr>
         <w:t xml:space="preserve"> </w:t>
       </w:r>
@@ -1705,7 +1642,7 @@
           <w:color w:val="000000"/>
           <w:kern w:val="0"/>
           <w:lang w:eastAsia="es-ES"/>
-          <ns2:ligatures ns2:val="none"/>
+          <w14:ligatures w14:val="none"/>
         </w:rPr>
         <w:t>Instituto Nacional de Defensa de la Competencia y de la Protección de la Propiedad Intelectual</w:t>
       </w:r>
@@ -1715,12 +1652,12 @@
           <w:color w:val="000000"/>
           <w:kern w:val="0"/>
           <w:lang w:eastAsia="es-ES"/>
-          <ns2:ligatures ns2:val="none"/>
+          <w14:ligatures w14:val="none"/>
         </w:rPr>
         <w:t>.</w:t>
       </w:r>
     </w:p>
-    <w:p ns2:paraId="45D90122" ns2:textId="77777777">
+    <w:p>
       <w:pPr>
         <w:pStyle w:val="Prrafodelista"/>
         <w:rPr>
@@ -1728,11 +1665,11 @@
           <w:color w:val="000000"/>
           <w:kern w:val="0"/>
           <w:lang w:eastAsia="es-ES"/>
-          <ns2:ligatures ns2:val="none"/>
-        </w:rPr>
-      </w:pPr>
-    </w:p>
-    <w:p ns2:paraId="30624AB6" ns2:textId="34F290B8">
+          <w14:ligatures w14:val="none"/>
+        </w:rPr>
+      </w:pPr>
+    </w:p>
+    <w:p>
       <w:pPr>
         <w:pStyle w:val="Prrafodelista"/>
         <w:numPr>
@@ -1751,22 +1688,22 @@
           <w:color w:val="000000"/>
           <w:kern w:val="0"/>
           <w:lang w:eastAsia="es-ES"/>
-          <ns2:ligatures ns2:val="none"/>
-        </w:rPr>
-      </w:pPr>
-      <w:r>
-        <w:rPr>
-          <w:rFonts w:ascii="Arial Narrow" w:eastAsia="Times New Roman" w:hAnsi="Arial Narrow" w:cs="Arial"/>
-          <w:color w:val="000000"/>
-          <w:kern w:val="0"/>
-          <w:lang w:eastAsia="es-ES"/>
-          <ns2:ligatures ns2:val="none"/>
+          <w14:ligatures w14:val="none"/>
+        </w:rPr>
+      </w:pPr>
+      <w:r>
+        <w:rPr>
+          <w:rFonts w:ascii="Arial Narrow" w:eastAsia="Times New Roman" w:hAnsi="Arial Narrow" w:cs="Arial"/>
+          <w:color w:val="000000"/>
+          <w:kern w:val="0"/>
+          <w:lang w:eastAsia="es-ES"/>
+          <w14:ligatures w14:val="none"/>
         </w:rPr>
         <w:lastRenderedPageBreak/>
         <w:t>El 17 de agosto de 2025, se encontraba en Panamá, con el resto de sus documentos debidamente legalizados y apostillados. En esa fecha, había adquirido su pasaje de retorno a Panamá, calculando que el trámite de los documentos no podría tomar más de un mes debido a la naturaleza pública de los documentos involucrados.</w:t>
       </w:r>
     </w:p>
-    <w:p ns2:paraId="12C6F072" ns2:textId="77777777">
+    <w:p>
       <w:pPr>
         <w:pStyle w:val="Prrafodelista"/>
         <w:rPr>
@@ -1774,11 +1711,11 @@
           <w:color w:val="000000"/>
           <w:kern w:val="0"/>
           <w:lang w:eastAsia="es-ES"/>
-          <ns2:ligatures ns2:val="none"/>
-        </w:rPr>
-      </w:pPr>
-    </w:p>
-    <w:p ns2:paraId="2E593179" ns2:textId="0F5D85D0">
+          <w14:ligatures w14:val="none"/>
+        </w:rPr>
+      </w:pPr>
+    </w:p>
+    <w:p>
       <w:pPr>
         <w:pStyle w:val="Prrafodelista"/>
         <w:numPr>
@@ -1797,16 +1734,16 @@
           <w:color w:val="000000"/>
           <w:kern w:val="0"/>
           <w:lang w:eastAsia="es-ES"/>
-          <ns2:ligatures ns2:val="none"/>
-        </w:rPr>
-      </w:pPr>
-      <w:r>
-        <w:rPr>
-          <w:rFonts w:ascii="Arial Narrow" w:eastAsia="Times New Roman" w:hAnsi="Arial Narrow" w:cs="Arial"/>
-          <w:color w:val="000000"/>
-          <w:kern w:val="0"/>
-          <w:lang w:eastAsia="es-ES"/>
-          <ns2:ligatures ns2:val="none"/>
+          <w14:ligatures w14:val="none"/>
+        </w:rPr>
+      </w:pPr>
+      <w:r>
+        <w:rPr>
+          <w:rFonts w:ascii="Arial Narrow" w:eastAsia="Times New Roman" w:hAnsi="Arial Narrow" w:cs="Arial"/>
+          <w:color w:val="000000"/>
+          <w:kern w:val="0"/>
+          <w:lang w:eastAsia="es-ES"/>
+          <w14:ligatures w14:val="none"/>
         </w:rPr>
         <w:t xml:space="preserve">El 26 de agosto de 2025, </w:t>
       </w:r>
@@ -1816,7 +1753,7 @@
           <w:color w:val="000000"/>
           <w:kern w:val="0"/>
           <w:lang w:eastAsia="es-ES"/>
-          <ns2:ligatures ns2:val="none"/>
+          <w14:ligatures w14:val="none"/>
         </w:rPr>
         <w:t>cincuenta y un (</w:t>
       </w:r>
@@ -1826,7 +1763,7 @@
           <w:color w:val="000000"/>
           <w:kern w:val="0"/>
           <w:lang w:eastAsia="es-ES"/>
-          <ns2:ligatures ns2:val="none"/>
+          <w14:ligatures w14:val="none"/>
         </w:rPr>
         <w:t>51</w:t>
       </w:r>
@@ -1836,7 +1773,7 @@
           <w:color w:val="000000"/>
           <w:kern w:val="0"/>
           <w:lang w:eastAsia="es-ES"/>
-          <ns2:ligatures ns2:val="none"/>
+          <w14:ligatures w14:val="none"/>
         </w:rPr>
         <w:t>)</w:t>
       </w:r>
@@ -1846,7 +1783,7 @@
           <w:color w:val="000000"/>
           <w:kern w:val="0"/>
           <w:lang w:eastAsia="es-ES"/>
-          <ns2:ligatures ns2:val="none"/>
+          <w14:ligatures w14:val="none"/>
         </w:rPr>
         <w:t xml:space="preserve"> días después de la solicitud inicial, </w:t>
       </w:r>
@@ -1857,7 +1794,7 @@
           <w:color w:val="000000"/>
           <w:kern w:val="0"/>
           <w:lang w:eastAsia="es-ES"/>
-          <ns2:ligatures ns2:val="none"/>
+          <w14:ligatures w14:val="none"/>
         </w:rPr>
         <w:t>Interseguro</w:t>
       </w:r>
@@ -1868,7 +1805,7 @@
           <w:color w:val="000000"/>
           <w:kern w:val="0"/>
           <w:lang w:eastAsia="es-ES"/>
-          <ns2:ligatures ns2:val="none"/>
+          <w14:ligatures w14:val="none"/>
         </w:rPr>
         <w:t xml:space="preserve"> remitió finalmente los documentos requeridos a su domicilio, con firma legalizada por notario. En dicha comunicación, la </w:t>
       </w:r>
@@ -1878,7 +1815,7 @@
           <w:color w:val="000000"/>
           <w:kern w:val="0"/>
           <w:lang w:eastAsia="es-ES"/>
-          <ns2:ligatures ns2:val="none"/>
+          <w14:ligatures w14:val="none"/>
         </w:rPr>
         <w:t>compañía aseguradora</w:t>
       </w:r>
@@ -1888,25 +1825,25 @@
           <w:color w:val="000000"/>
           <w:kern w:val="0"/>
           <w:lang w:eastAsia="es-ES"/>
-          <ns2:ligatures ns2:val="none"/>
+          <w14:ligatures w14:val="none"/>
         </w:rPr>
         <w:t xml:space="preserve"> reconoció su demora y ofreció disculpas por ello.</w:t>
       </w:r>
     </w:p>
-    <w:p ns2:paraId="576B56A0" ns2:textId="77777777">
-      <w:pPr>
-        <w:spacing w:after="0" w:line="240" w:lineRule="auto"/>
-        <w:jc w:val="both"/>
-        <w:rPr>
-          <w:rFonts w:ascii="Arial Narrow" w:eastAsia="Times New Roman" w:hAnsi="Arial Narrow" w:cs="Arial"/>
-          <w:color w:val="000000"/>
-          <w:kern w:val="0"/>
-          <w:lang w:eastAsia="es-ES"/>
-          <ns2:ligatures ns2:val="none"/>
-        </w:rPr>
-      </w:pPr>
-    </w:p>
-    <w:p ns2:paraId="192FFC67" ns2:textId="74971F1F">
+    <w:p>
+      <w:pPr>
+        <w:spacing w:after="0" w:line="240" w:lineRule="auto"/>
+        <w:jc w:val="both"/>
+        <w:rPr>
+          <w:rFonts w:ascii="Arial Narrow" w:eastAsia="Times New Roman" w:hAnsi="Arial Narrow" w:cs="Arial"/>
+          <w:color w:val="000000"/>
+          <w:kern w:val="0"/>
+          <w:lang w:eastAsia="es-ES"/>
+          <w14:ligatures w14:val="none"/>
+        </w:rPr>
+      </w:pPr>
+    </w:p>
+    <w:p>
       <w:pPr>
         <w:pStyle w:val="Prrafodelista"/>
         <w:numPr>
@@ -1925,16 +1862,16 @@
           <w:color w:val="000000"/>
           <w:kern w:val="0"/>
           <w:lang w:eastAsia="es-ES"/>
-          <ns2:ligatures ns2:val="none"/>
-        </w:rPr>
-      </w:pPr>
-      <w:r>
-        <w:rPr>
-          <w:rFonts w:ascii="Arial Narrow" w:eastAsia="Times New Roman" w:hAnsi="Arial Narrow" w:cs="Arial"/>
-          <w:color w:val="000000"/>
-          <w:kern w:val="0"/>
-          <w:lang w:eastAsia="es-ES"/>
-          <ns2:ligatures ns2:val="none"/>
+          <w14:ligatures w14:val="none"/>
+        </w:rPr>
+      </w:pPr>
+      <w:r>
+        <w:rPr>
+          <w:rFonts w:ascii="Arial Narrow" w:eastAsia="Times New Roman" w:hAnsi="Arial Narrow" w:cs="Arial"/>
+          <w:color w:val="000000"/>
+          <w:kern w:val="0"/>
+          <w:lang w:eastAsia="es-ES"/>
+          <w14:ligatures w14:val="none"/>
         </w:rPr>
         <w:t>Posteriormente</w:t>
       </w:r>
@@ -1944,7 +1881,7 @@
           <w:color w:val="000000"/>
           <w:kern w:val="0"/>
           <w:lang w:eastAsia="es-ES"/>
-          <ns2:ligatures ns2:val="none"/>
+          <w14:ligatures w14:val="none"/>
         </w:rPr>
         <w:t xml:space="preserve">, solicitó a </w:t>
       </w:r>
@@ -1955,7 +1892,7 @@
           <w:color w:val="000000"/>
           <w:kern w:val="0"/>
           <w:lang w:eastAsia="es-ES"/>
-          <ns2:ligatures ns2:val="none"/>
+          <w14:ligatures w14:val="none"/>
         </w:rPr>
         <w:t>Interseguro</w:t>
       </w:r>
@@ -1966,7 +1903,7 @@
           <w:color w:val="000000"/>
           <w:kern w:val="0"/>
           <w:lang w:eastAsia="es-ES"/>
-          <ns2:ligatures ns2:val="none"/>
+          <w14:ligatures w14:val="none"/>
         </w:rPr>
         <w:t xml:space="preserve"> como reparación mínima que gestionara la legalización y apostillado de los documentos y los enviara a Panamá, dado que la demora en la emisión de los documentos fue ocasionada exclusivamente por la negligencia de la </w:t>
       </w:r>
@@ -1976,7 +1913,7 @@
           <w:color w:val="000000"/>
           <w:kern w:val="0"/>
           <w:lang w:eastAsia="es-ES"/>
-          <ns2:ligatures ns2:val="none"/>
+          <w14:ligatures w14:val="none"/>
         </w:rPr>
         <w:t xml:space="preserve">compañía </w:t>
       </w:r>
@@ -1986,7 +1923,7 @@
           <w:color w:val="000000"/>
           <w:kern w:val="0"/>
           <w:lang w:eastAsia="es-ES"/>
-          <ns2:ligatures ns2:val="none"/>
+          <w14:ligatures w14:val="none"/>
         </w:rPr>
         <w:t xml:space="preserve">aseguradora. </w:t>
       </w:r>
@@ -1996,7 +1933,7 @@
           <w:color w:val="000000"/>
           <w:kern w:val="0"/>
           <w:lang w:eastAsia="es-ES"/>
-          <ns2:ligatures ns2:val="none"/>
+          <w14:ligatures w14:val="none"/>
         </w:rPr>
         <w:t>No obstante, recibió una</w:t>
       </w:r>
@@ -2006,7 +1943,7 @@
           <w:color w:val="000000"/>
           <w:kern w:val="0"/>
           <w:lang w:eastAsia="es-ES"/>
-          <ns2:ligatures ns2:val="none"/>
+          <w14:ligatures w14:val="none"/>
         </w:rPr>
         <w:t xml:space="preserve"> respuesta </w:t>
       </w:r>
@@ -2016,7 +1953,7 @@
           <w:color w:val="000000"/>
           <w:kern w:val="0"/>
           <w:lang w:eastAsia="es-ES"/>
-          <ns2:ligatures ns2:val="none"/>
+          <w14:ligatures w14:val="none"/>
         </w:rPr>
         <w:t xml:space="preserve">negativa de </w:t>
       </w:r>
@@ -2027,7 +1964,7 @@
           <w:color w:val="000000"/>
           <w:kern w:val="0"/>
           <w:lang w:eastAsia="es-ES"/>
-          <ns2:ligatures ns2:val="none"/>
+          <w14:ligatures w14:val="none"/>
         </w:rPr>
         <w:t>Interseguro</w:t>
       </w:r>
@@ -2038,12 +1975,12 @@
           <w:color w:val="000000"/>
           <w:kern w:val="0"/>
           <w:lang w:eastAsia="es-ES"/>
-          <ns2:ligatures ns2:val="none"/>
+          <w14:ligatures w14:val="none"/>
         </w:rPr>
         <w:t>.</w:t>
       </w:r>
     </w:p>
-    <w:p ns2:paraId="60F2AC1F" ns2:textId="77777777">
+    <w:p>
       <w:pPr>
         <w:pStyle w:val="Prrafodelista"/>
         <w:rPr>
@@ -2051,11 +1988,11 @@
           <w:color w:val="000000"/>
           <w:kern w:val="0"/>
           <w:lang w:eastAsia="es-ES"/>
-          <ns2:ligatures ns2:val="none"/>
-        </w:rPr>
-      </w:pPr>
-    </w:p>
-    <w:p ns2:paraId="2F9CF7F5" ns2:textId="3E6A5AB9">
+          <w14:ligatures w14:val="none"/>
+        </w:rPr>
+      </w:pPr>
+    </w:p>
+    <w:p>
       <w:pPr>
         <w:pStyle w:val="Prrafodelista"/>
         <w:numPr>
@@ -2074,16 +2011,16 @@
           <w:color w:val="000000"/>
           <w:kern w:val="0"/>
           <w:lang w:eastAsia="es-ES"/>
-          <ns2:ligatures ns2:val="none"/>
-        </w:rPr>
-      </w:pPr>
-      <w:r>
-        <w:rPr>
-          <w:rFonts w:ascii="Arial Narrow" w:eastAsia="Times New Roman" w:hAnsi="Arial Narrow" w:cs="Arial"/>
-          <w:color w:val="000000"/>
-          <w:kern w:val="0"/>
-          <w:lang w:eastAsia="es-ES"/>
-          <ns2:ligatures ns2:val="none"/>
+          <w14:ligatures w14:val="none"/>
+        </w:rPr>
+      </w:pPr>
+      <w:r>
+        <w:rPr>
+          <w:rFonts w:ascii="Arial Narrow" w:eastAsia="Times New Roman" w:hAnsi="Arial Narrow" w:cs="Arial"/>
+          <w:color w:val="000000"/>
+          <w:kern w:val="0"/>
+          <w:lang w:eastAsia="es-ES"/>
+          <w14:ligatures w14:val="none"/>
         </w:rPr>
         <w:t xml:space="preserve">El 2 de setiembre de 2025</w:t>
       </w:r>
@@ -2093,7 +2030,7 @@
           <w:color w:val="000000"/>
           <w:kern w:val="0"/>
           <w:lang w:eastAsia="es-ES"/>
-          <ns2:ligatures ns2:val="none"/>
+          <w14:ligatures w14:val="none"/>
         </w:rPr>
         <w:t xml:space="preserve"/>
       </w:r>
@@ -2103,7 +2040,7 @@
           <w:color w:val="000000"/>
           <w:kern w:val="0"/>
           <w:lang w:eastAsia="es-ES"/>
-          <ns2:ligatures ns2:val="none"/>
+          <w14:ligatures w14:val="none"/>
         </w:rPr>
         <w:t xml:space="preserve">, se </w:t>
       </w:r>
@@ -2113,7 +2050,7 @@
           <w:color w:val="000000"/>
           <w:kern w:val="0"/>
           <w:lang w:eastAsia="es-ES"/>
-          <ns2:ligatures ns2:val="none"/>
+          <w14:ligatures w14:val="none"/>
         </w:rPr>
         <w:t>realizó</w:t>
       </w:r>
@@ -2123,7 +2060,7 @@
           <w:color w:val="000000"/>
           <w:kern w:val="0"/>
           <w:lang w:eastAsia="es-ES"/>
-          <ns2:ligatures ns2:val="none"/>
+          <w14:ligatures w14:val="none"/>
         </w:rPr>
         <w:t xml:space="preserve"> una audiencia de conciliación </w:t>
       </w:r>
@@ -2133,7 +2070,7 @@
           <w:color w:val="000000"/>
           <w:kern w:val="0"/>
           <w:lang w:eastAsia="es-ES"/>
-          <ns2:ligatures ns2:val="none"/>
+          <w14:ligatures w14:val="none"/>
         </w:rPr>
         <w:t>ante el Instituto Nacional de Defensa de la Competencia y de la Protección de la Propiedad Intelectual</w:t>
       </w:r>
@@ -2143,7 +2080,7 @@
           <w:color w:val="000000"/>
           <w:kern w:val="0"/>
           <w:lang w:eastAsia="es-ES"/>
-          <ns2:ligatures ns2:val="none"/>
+          <w14:ligatures w14:val="none"/>
         </w:rPr>
         <w:t xml:space="preserve">, en la cual el </w:t>
       </w:r>
@@ -2153,7 +2090,7 @@
           <w:color w:val="000000"/>
           <w:kern w:val="0"/>
           <w:lang w:eastAsia="es-ES"/>
-          <ns2:ligatures ns2:val="none"/>
+          <w14:ligatures w14:val="none"/>
         </w:rPr>
         <w:t xml:space="preserve">representante de </w:t>
       </w:r>
@@ -2164,7 +2101,7 @@
           <w:color w:val="000000"/>
           <w:kern w:val="0"/>
           <w:lang w:eastAsia="es-ES"/>
-          <ns2:ligatures ns2:val="none"/>
+          <w14:ligatures w14:val="none"/>
         </w:rPr>
         <w:t>Interseguro</w:t>
       </w:r>
@@ -2175,7 +2112,7 @@
           <w:color w:val="000000"/>
           <w:kern w:val="0"/>
           <w:lang w:eastAsia="es-ES"/>
-          <ns2:ligatures ns2:val="none"/>
+          <w14:ligatures w14:val="none"/>
         </w:rPr>
         <w:t xml:space="preserve"> </w:t>
       </w:r>
@@ -2185,7 +2122,7 @@
           <w:color w:val="000000"/>
           <w:kern w:val="0"/>
           <w:lang w:eastAsia="es-ES"/>
-          <ns2:ligatures ns2:val="none"/>
+          <w14:ligatures w14:val="none"/>
         </w:rPr>
         <w:t>no ofreció</w:t>
       </w:r>
@@ -2195,7 +2132,7 @@
           <w:color w:val="000000"/>
           <w:kern w:val="0"/>
           <w:lang w:eastAsia="es-ES"/>
-          <ns2:ligatures ns2:val="none"/>
+          <w14:ligatures w14:val="none"/>
         </w:rPr>
         <w:t xml:space="preserve"> ninguna solución al problema ocasionado por la </w:t>
       </w:r>
@@ -2205,7 +2142,7 @@
           <w:color w:val="000000"/>
           <w:kern w:val="0"/>
           <w:lang w:eastAsia="es-ES"/>
-          <ns2:ligatures ns2:val="none"/>
+          <w14:ligatures w14:val="none"/>
         </w:rPr>
         <w:t xml:space="preserve">compañía </w:t>
       </w:r>
@@ -2215,7 +2152,7 @@
           <w:color w:val="000000"/>
           <w:kern w:val="0"/>
           <w:lang w:eastAsia="es-ES"/>
-          <ns2:ligatures ns2:val="none"/>
+          <w14:ligatures w14:val="none"/>
         </w:rPr>
         <w:t>aseguradora.</w:t>
       </w:r>
@@ -2225,12 +2162,12 @@
           <w:color w:val="000000"/>
           <w:kern w:val="0"/>
           <w:lang w:eastAsia="es-ES"/>
-          <ns2:ligatures ns2:val="none"/>
+          <w14:ligatures w14:val="none"/>
         </w:rPr>
         <w:t xml:space="preserve"> </w:t>
       </w:r>
     </w:p>
-    <w:p ns2:paraId="33E14FF7" ns2:textId="3471819D">
+    <w:p>
       <w:pPr>
         <w:tabs>
           <w:tab w:val="left" w:pos="1134"/>
@@ -2242,21 +2179,21 @@
           <w:color w:val="000000"/>
           <w:kern w:val="0"/>
           <w:lang w:eastAsia="es-ES"/>
-          <ns2:ligatures ns2:val="none"/>
-        </w:rPr>
-      </w:pPr>
-      <w:r>
-        <w:rPr>
-          <w:rFonts w:ascii="Arial Narrow" w:eastAsia="Times New Roman" w:hAnsi="Arial Narrow" w:cs="Arial"/>
-          <w:color w:val="000000"/>
-          <w:kern w:val="0"/>
-          <w:lang w:eastAsia="es-ES"/>
-          <ns2:ligatures ns2:val="none"/>
+          <w14:ligatures w14:val="none"/>
+        </w:rPr>
+      </w:pPr>
+      <w:r>
+        <w:rPr>
+          <w:rFonts w:ascii="Arial Narrow" w:eastAsia="Times New Roman" w:hAnsi="Arial Narrow" w:cs="Arial"/>
+          <w:color w:val="000000"/>
+          <w:kern w:val="0"/>
+          <w:lang w:eastAsia="es-ES"/>
+          <w14:ligatures w14:val="none"/>
         </w:rPr>
         <w:t xml:space="preserve"> </w:t>
       </w:r>
     </w:p>
-    <w:p ns2:paraId="43178666" ns2:textId="7ABBACE9">
+    <w:p>
       <w:pPr>
         <w:numPr>
           <w:ilvl w:val="1"/>
@@ -2274,7 +2211,7 @@
           <w:color w:val="000000"/>
           <w:kern w:val="0"/>
           <w:lang w:val="es-ES" w:eastAsia="es-ES"/>
-          <ns2:ligatures ns2:val="none"/>
+          <w14:ligatures w14:val="none"/>
         </w:rPr>
       </w:pPr>
       <w:r>
@@ -2283,7 +2220,7 @@
           <w:color w:val="000000"/>
           <w:kern w:val="0"/>
           <w:lang w:val="es-ES" w:eastAsia="es-ES"/>
-          <ns2:ligatures ns2:val="none"/>
+          <w14:ligatures w14:val="none"/>
         </w:rPr>
         <w:t xml:space="preserve">El señor [APELLIDO] solicitó, en calidad de medida correctiva, que Interseguro cumpla con: (i) realizar acciones que aseguren la atención oportuna, diligente y no discriminatoria de los reclamos de consumidores; y, (ii) disponer que Interseguro repare el perjuicio ocasionado, asumiendo el costo de la legalización y apostillado de los documentos, o en su defecto, lo indemnice por los gastos y daños ocasionados. Asimismo, no requirió el reembolso de costos y costas del presente procedimiento.</w:t>
       </w:r>
@@ -2293,7 +2230,7 @@
           <w:color w:val="000000"/>
           <w:kern w:val="0"/>
           <w:lang w:val="es-ES" w:eastAsia="es-ES"/>
-          <ns2:ligatures ns2:val="none"/>
+          <w14:ligatures w14:val="none"/>
         </w:rPr>
         <w:t xml:space="preserve"/>
       </w:r>
@@ -2301,7 +2238,7 @@
         <w:rPr>
           <w:rFonts w:ascii="Arial Narrow" w:eastAsia="Calibri" w:hAnsi="Arial Narrow" w:cs="Arial"/>
           <w:kern w:val="0"/>
-          <ns2:ligatures ns2:val="none"/>
+          <w14:ligatures w14:val="none"/>
         </w:rPr>
         <w:t xml:space="preserve"/>
       </w:r>
@@ -2311,7 +2248,7 @@
           <w:color w:val="000000"/>
           <w:kern w:val="0"/>
           <w:lang w:val="es-ES" w:eastAsia="es-ES"/>
-          <ns2:ligatures ns2:val="none"/>
+          <w14:ligatures w14:val="none"/>
         </w:rPr>
         <w:t xml:space="preserve"/>
       </w:r>
@@ -2322,7 +2259,7 @@
           <w:color w:val="000000"/>
           <w:kern w:val="0"/>
           <w:lang w:val="es-ES" w:eastAsia="es-ES"/>
-          <ns2:ligatures ns2:val="none"/>
+          <w14:ligatures w14:val="none"/>
         </w:rPr>
         <w:t/>
       </w:r>
@@ -2333,7 +2270,7 @@
           <w:color w:val="000000"/>
           <w:kern w:val="0"/>
           <w:lang w:val="es-ES" w:eastAsia="es-ES"/>
-          <ns2:ligatures ns2:val="none"/>
+          <w14:ligatures w14:val="none"/>
         </w:rPr>
         <w:t xml:space="preserve"/>
       </w:r>
@@ -2343,7 +2280,7 @@
           <w:color w:val="000000"/>
           <w:kern w:val="0"/>
           <w:lang w:val="es-ES" w:eastAsia="es-ES"/>
-          <ns2:ligatures ns2:val="none"/>
+          <w14:ligatures w14:val="none"/>
         </w:rPr>
         <w:t/>
       </w:r>
@@ -2353,7 +2290,7 @@
           <w:color w:val="000000"/>
           <w:kern w:val="0"/>
           <w:lang w:val="es-ES" w:eastAsia="es-ES"/>
-          <ns2:ligatures ns2:val="none"/>
+          <w14:ligatures w14:val="none"/>
         </w:rPr>
         <w:t/>
       </w:r>
@@ -2363,7 +2300,7 @@
           <w:color w:val="000000"/>
           <w:kern w:val="0"/>
           <w:lang w:val="es-ES" w:eastAsia="es-ES"/>
-          <ns2:ligatures ns2:val="none"/>
+          <w14:ligatures w14:val="none"/>
         </w:rPr>
         <w:t xml:space="preserve"/>
       </w:r>
@@ -2373,7 +2310,7 @@
           <w:color w:val="000000"/>
           <w:kern w:val="0"/>
           <w:lang w:val="es-ES" w:eastAsia="es-ES"/>
-          <ns2:ligatures ns2:val="none"/>
+          <w14:ligatures w14:val="none"/>
         </w:rPr>
         <w:t/>
       </w:r>
@@ -2383,7 +2320,7 @@
           <w:color w:val="000000"/>
           <w:kern w:val="0"/>
           <w:lang w:val="es-ES" w:eastAsia="es-ES"/>
-          <ns2:ligatures ns2:val="none"/>
+          <w14:ligatures w14:val="none"/>
         </w:rPr>
         <w:t xml:space="preserve"/>
       </w:r>
@@ -2393,7 +2330,7 @@
           <w:color w:val="000000"/>
           <w:kern w:val="0"/>
           <w:lang w:val="es-ES" w:eastAsia="es-ES"/>
-          <ns2:ligatures ns2:val="none"/>
+          <w14:ligatures w14:val="none"/>
         </w:rPr>
         <w:t/>
       </w:r>
@@ -2404,7 +2341,7 @@
           <w:color w:val="000000"/>
           <w:kern w:val="0"/>
           <w:lang w:val="es-ES" w:eastAsia="es-ES"/>
-          <ns2:ligatures ns2:val="none"/>
+          <w14:ligatures w14:val="none"/>
         </w:rPr>
         <w:t/>
       </w:r>
@@ -2415,7 +2352,7 @@
           <w:color w:val="000000"/>
           <w:kern w:val="0"/>
           <w:lang w:val="es-ES" w:eastAsia="es-ES"/>
-          <ns2:ligatures ns2:val="none"/>
+          <w14:ligatures w14:val="none"/>
         </w:rPr>
         <w:t/>
       </w:r>
@@ -2425,7 +2362,7 @@
           <w:color w:val="000000"/>
           <w:kern w:val="0"/>
           <w:lang w:val="es-ES" w:eastAsia="es-ES"/>
-          <ns2:ligatures ns2:val="none"/>
+          <w14:ligatures w14:val="none"/>
         </w:rPr>
         <w:t xml:space="preserve"/>
       </w:r>
@@ -2435,7 +2372,7 @@
           <w:color w:val="000000"/>
           <w:kern w:val="0"/>
           <w:lang w:val="es-ES" w:eastAsia="es-ES"/>
-          <ns2:ligatures ns2:val="none"/>
+          <w14:ligatures w14:val="none"/>
         </w:rPr>
         <w:t/>
       </w:r>
@@ -2445,7 +2382,7 @@
           <w:color w:val="000000"/>
           <w:kern w:val="0"/>
           <w:lang w:val="es-ES" w:eastAsia="es-ES"/>
-          <ns2:ligatures ns2:val="none"/>
+          <w14:ligatures w14:val="none"/>
         </w:rPr>
         <w:t xml:space="preserve"/>
       </w:r>
@@ -2456,7 +2393,7 @@
           <w:color w:val="000000"/>
           <w:kern w:val="0"/>
           <w:lang w:val="es-ES" w:eastAsia="es-ES"/>
-          <ns2:ligatures ns2:val="none"/>
+          <w14:ligatures w14:val="none"/>
         </w:rPr>
         <w:t/>
       </w:r>
@@ -2467,7 +2404,7 @@
           <w:color w:val="000000"/>
           <w:kern w:val="0"/>
           <w:lang w:val="es-ES" w:eastAsia="es-ES"/>
-          <ns2:ligatures ns2:val="none"/>
+          <w14:ligatures w14:val="none"/>
         </w:rPr>
         <w:t xml:space="preserve"/>
       </w:r>
@@ -2477,7 +2414,7 @@
           <w:color w:val="000000"/>
           <w:kern w:val="0"/>
           <w:lang w:val="es-ES" w:eastAsia="es-ES"/>
-          <ns2:ligatures ns2:val="none"/>
+          <w14:ligatures w14:val="none"/>
         </w:rPr>
         <w:t/>
       </w:r>
@@ -2487,7 +2424,7 @@
           <w:color w:val="000000"/>
           <w:kern w:val="0"/>
           <w:lang w:val="es-ES" w:eastAsia="es-ES"/>
-          <ns2:ligatures ns2:val="none"/>
+          <w14:ligatures w14:val="none"/>
         </w:rPr>
         <w:t xml:space="preserve"/>
       </w:r>
@@ -2497,7 +2434,7 @@
           <w:color w:val="000000"/>
           <w:kern w:val="0"/>
           <w:lang w:val="es-ES" w:eastAsia="es-ES"/>
-          <ns2:ligatures ns2:val="none"/>
+          <w14:ligatures w14:val="none"/>
         </w:rPr>
         <w:t xml:space="preserve"/>
       </w:r>
@@ -2507,7 +2444,7 @@
           <w:color w:val="000000"/>
           <w:kern w:val="0"/>
           <w:lang w:val="es-ES" w:eastAsia="es-ES"/>
-          <ns2:ligatures ns2:val="none"/>
+          <w14:ligatures w14:val="none"/>
         </w:rPr>
         <w:t xml:space="preserve"/>
       </w:r>
@@ -2517,12 +2454,12 @@
           <w:color w:val="000000"/>
           <w:kern w:val="0"/>
           <w:lang w:val="es-ES" w:eastAsia="es-ES"/>
-          <ns2:ligatures ns2:val="none"/>
+          <w14:ligatures w14:val="none"/>
         </w:rPr>
         <w:t/>
       </w:r>
     </w:p>
-    <w:p ns2:paraId="69717C73" ns2:textId="77777777">
+    <w:p>
       <w:pPr>
         <w:tabs>
           <w:tab w:val="num" w:pos="1440"/>
@@ -2535,11 +2472,11 @@
           <w:color w:val="000000"/>
           <w:kern w:val="0"/>
           <w:lang w:val="es-ES" w:eastAsia="es-ES"/>
-          <ns2:ligatures ns2:val="none"/>
-        </w:rPr>
-      </w:pPr>
-    </w:p>
-    <w:p ns2:paraId="3A97BEBB" ns2:textId="0C18DA66">
+          <w14:ligatures w14:val="none"/>
+        </w:rPr>
+      </w:pPr>
+    </w:p>
+    <w:p>
       <w:pPr>
         <w:numPr>
           <w:ilvl w:val="0"/>
@@ -2553,17 +2490,17 @@
           <w:color w:val="000000"/>
           <w:kern w:val="0"/>
           <w:lang w:eastAsia="es-PE"/>
-          <ns2:ligatures ns2:val="none"/>
-        </w:rPr>
-      </w:pPr>
-      <w:r>
-        <w:rPr>
-          <w:rFonts w:ascii="Arial Narrow" w:eastAsia="Arial Narrow" w:hAnsi="Arial Narrow" w:cs="Arial Narrow"/>
-          <w:b/>
-          <w:color w:val="000000"/>
-          <w:kern w:val="0"/>
-          <w:lang w:eastAsia="es-PE"/>
-          <ns2:ligatures ns2:val="none"/>
+          <w14:ligatures w14:val="none"/>
+        </w:rPr>
+      </w:pPr>
+      <w:r>
+        <w:rPr>
+          <w:rFonts w:ascii="Arial Narrow" w:eastAsia="Arial Narrow" w:hAnsi="Arial Narrow" w:cs="Arial Narrow"/>
+          <w:b/>
+          <w:color w:val="000000"/>
+          <w:kern w:val="0"/>
+          <w:lang w:eastAsia="es-PE"/>
+          <w14:ligatures w14:val="none"/>
         </w:rPr>
         <w:t>DE</w:t>
       </w:r>
@@ -2574,7 +2511,7 @@
           <w:color w:val="000000"/>
           <w:kern w:val="0"/>
           <w:lang w:eastAsia="es-PE"/>
-          <ns2:ligatures ns2:val="none"/>
+          <w14:ligatures w14:val="none"/>
         </w:rPr>
         <w:t xml:space="preserve"> LA RESOLUCIÓN </w:t>
       </w:r>
@@ -2586,7 +2523,7 @@
           <w:color w:val="000000"/>
           <w:kern w:val="0"/>
           <w:lang w:eastAsia="es-PE"/>
-          <ns2:ligatures ns2:val="none"/>
+          <w14:ligatures w14:val="none"/>
         </w:rPr>
         <w:t/>
       </w:r>
@@ -2598,7 +2535,7 @@
           <w:color w:val="000000"/>
           <w:kern w:val="0"/>
           <w:lang w:eastAsia="es-PE"/>
-          <ns2:ligatures ns2:val="none"/>
+          <w14:ligatures w14:val="none"/>
         </w:rPr>
         <w:t xml:space="preserve"> 1 </w:t>
       </w:r>
@@ -2609,7 +2546,7 @@
           <w:color w:val="000000"/>
           <w:kern w:val="0"/>
           <w:lang w:eastAsia="es-PE"/>
-          <ns2:ligatures ns2:val="none"/>
+          <w14:ligatures w14:val="none"/>
         </w:rPr>
         <w:t>DEL</w:t>
       </w:r>
@@ -2620,25 +2557,25 @@
           <w:color w:val="000000"/>
           <w:kern w:val="0"/>
           <w:lang w:eastAsia="es-PE"/>
-          <ns2:ligatures ns2:val="none"/>
+          <w14:ligatures w14:val="none"/>
         </w:rPr>
         <w:t xml:space="preserve"> 18 de noviembre de 2025</w:t>
       </w:r>
     </w:p>
-    <w:p ns2:paraId="3F25ADFF" ns2:textId="06EA1F19">
-      <w:pPr>
-        <w:spacing w:after="0" w:line="240" w:lineRule="auto"/>
-        <w:jc w:val="both"/>
-        <w:rPr>
-          <w:rFonts w:ascii="Arial Narrow" w:eastAsia="Times New Roman" w:hAnsi="Arial Narrow" w:cs="Arial"/>
-          <w:color w:val="000000"/>
-          <w:kern w:val="0"/>
-          <w:lang w:eastAsia="es-ES"/>
-          <ns2:ligatures ns2:val="none"/>
-        </w:rPr>
-      </w:pPr>
-    </w:p>
-    <w:p ns2:paraId="04B2E91F" ns2:textId="70E1B27A">
+    <w:p>
+      <w:pPr>
+        <w:spacing w:after="0" w:line="240" w:lineRule="auto"/>
+        <w:jc w:val="both"/>
+        <w:rPr>
+          <w:rFonts w:ascii="Arial Narrow" w:eastAsia="Times New Roman" w:hAnsi="Arial Narrow" w:cs="Arial"/>
+          <w:color w:val="000000"/>
+          <w:kern w:val="0"/>
+          <w:lang w:eastAsia="es-ES"/>
+          <w14:ligatures w14:val="none"/>
+        </w:rPr>
+      </w:pPr>
+    </w:p>
+    <w:p>
       <w:pPr>
         <w:pStyle w:val="Prrafodelista"/>
         <w:numPr>
@@ -2653,16 +2590,16 @@
           <w:color w:val="000000"/>
           <w:kern w:val="0"/>
           <w:lang w:eastAsia="es-ES"/>
-          <ns2:ligatures ns2:val="none"/>
-        </w:rPr>
-      </w:pPr>
-      <w:r>
-        <w:rPr>
-          <w:rFonts w:ascii="Arial Narrow" w:eastAsia="Times New Roman" w:hAnsi="Arial Narrow" w:cs="Arial"/>
-          <w:color w:val="000000"/>
-          <w:kern w:val="0"/>
-          <w:lang w:eastAsia="es-ES"/>
-          <ns2:ligatures ns2:val="none"/>
+          <w14:ligatures w14:val="none"/>
+        </w:rPr>
+      </w:pPr>
+      <w:r>
+        <w:rPr>
+          <w:rFonts w:ascii="Arial Narrow" w:eastAsia="Times New Roman" w:hAnsi="Arial Narrow" w:cs="Arial"/>
+          <w:color w:val="000000"/>
+          <w:kern w:val="0"/>
+          <w:lang w:eastAsia="es-ES"/>
+          <w14:ligatures w14:val="none"/>
         </w:rPr>
         <w:t>C</w:t>
       </w:r>
@@ -2672,7 +2609,7 @@
           <w:color w:val="000000"/>
           <w:kern w:val="0"/>
           <w:lang w:eastAsia="es-ES"/>
-          <ns2:ligatures ns2:val="none"/>
+          <w14:ligatures w14:val="none"/>
         </w:rPr>
         <w:t>onforme a lo dispuesto en el artículo 106.2 del Código</w:t>
       </w:r>
@@ -2684,7 +2621,7 @@
           <w:kern w:val="0"/>
           <w:vertAlign w:val="superscript"/>
           <w:lang w:val="es-ES" w:eastAsia="es-ES"/>
-          <ns2:ligatures ns2:val="none"/>
+          <w14:ligatures w14:val="none"/>
         </w:rPr>
         <w:footnoteReference w:id="3"/>
       </w:r>
@@ -2694,7 +2631,7 @@
           <w:color w:val="000000"/>
           <w:kern w:val="0"/>
           <w:lang w:eastAsia="es-ES"/>
-          <ns2:ligatures ns2:val="none"/>
+          <w14:ligatures w14:val="none"/>
         </w:rPr>
         <w:t>, los procedimientos administrativos en materia de protección al consumidor se rigen supletoriamente por la Ley del Procedimiento Administrativo General.</w:t>
       </w:r>
@@ -2704,7 +2641,7 @@
           <w:color w:val="000000"/>
           <w:kern w:val="0"/>
           <w:lang w:eastAsia="es-ES"/>
-          <ns2:ligatures ns2:val="none"/>
+          <w14:ligatures w14:val="none"/>
         </w:rPr>
         <w:t xml:space="preserve"> </w:t>
       </w:r>
@@ -2714,7 +2651,7 @@
           <w:color w:val="000000"/>
           <w:kern w:val="0"/>
           <w:lang w:eastAsia="es-ES"/>
-          <ns2:ligatures ns2:val="none"/>
+          <w14:ligatures w14:val="none"/>
         </w:rPr>
         <w:t>Asimismo, el artículo 10, numeral y 2, de</w:t>
       </w:r>
@@ -2724,7 +2661,7 @@
           <w:color w:val="000000"/>
           <w:kern w:val="0"/>
           <w:lang w:eastAsia="es-ES"/>
-          <ns2:ligatures ns2:val="none"/>
+          <w14:ligatures w14:val="none"/>
         </w:rPr>
         <w:t>l</w:t>
       </w:r>
@@ -2734,7 +2671,7 @@
           <w:color w:val="000000"/>
           <w:kern w:val="0"/>
           <w:lang w:eastAsia="es-ES"/>
-          <ns2:ligatures ns2:val="none"/>
+          <w14:ligatures w14:val="none"/>
         </w:rPr>
         <w:t xml:space="preserve"> </w:t>
       </w:r>
@@ -2744,7 +2681,7 @@
           <w:color w:val="000000"/>
           <w:kern w:val="0"/>
           <w:lang w:eastAsia="es-ES"/>
-          <ns2:ligatures ns2:val="none"/>
+          <w14:ligatures w14:val="none"/>
         </w:rPr>
         <w:t xml:space="preserve">Texto Único Ordenado de la Ley </w:t>
       </w:r>
@@ -2755,7 +2692,7 @@
           <w:color w:val="000000"/>
           <w:kern w:val="0"/>
           <w:lang w:eastAsia="es-ES"/>
-          <ns2:ligatures ns2:val="none"/>
+          <w14:ligatures w14:val="none"/>
         </w:rPr>
         <w:t/>
       </w:r>
@@ -2766,7 +2703,7 @@
           <w:color w:val="000000"/>
           <w:kern w:val="0"/>
           <w:lang w:eastAsia="es-ES"/>
-          <ns2:ligatures ns2:val="none"/>
+          <w14:ligatures w14:val="none"/>
         </w:rPr>
         <w:t xml:space="preserve"> 27444 - Ley del Procedimiento Administrativo Genera</w:t>
       </w:r>
@@ -2776,7 +2713,7 @@
           <w:color w:val="000000"/>
           <w:kern w:val="0"/>
           <w:lang w:eastAsia="es-ES"/>
-          <ns2:ligatures ns2:val="none"/>
+          <w14:ligatures w14:val="none"/>
         </w:rPr>
         <w:t>l</w:t>
       </w:r>
@@ -2786,7 +2723,7 @@
           <w:color w:val="000000"/>
           <w:kern w:val="0"/>
           <w:lang w:eastAsia="es-ES"/>
-          <ns2:ligatures ns2:val="none"/>
+          <w14:ligatures w14:val="none"/>
         </w:rPr>
         <w:t xml:space="preserve"> (en adelante, Ley del Procedimiento Administrativo General)</w:t>
       </w:r>
@@ -2805,25 +2742,25 @@
           <w:color w:val="000000"/>
           <w:kern w:val="0"/>
           <w:lang w:eastAsia="es-ES"/>
-          <ns2:ligatures ns2:val="none"/>
+          <w14:ligatures w14:val="none"/>
         </w:rPr>
         <w:t xml:space="preserve"> establece que los actos administrativos carecen de validez cuando presentan defectos u omisiones en sus requisitos esenciales, lo cual habilita a evaluar su invalidez.</w:t>
       </w:r>
     </w:p>
-    <w:p ns2:paraId="3EDD38E4" ns2:textId="77777777">
-      <w:pPr>
-        <w:spacing w:after="0" w:line="240" w:lineRule="auto"/>
-        <w:jc w:val="both"/>
-        <w:rPr>
-          <w:rFonts w:ascii="Arial Narrow" w:eastAsia="Times New Roman" w:hAnsi="Arial Narrow" w:cs="Arial"/>
-          <w:color w:val="000000"/>
-          <w:kern w:val="0"/>
-          <w:lang w:eastAsia="es-ES"/>
-          <ns2:ligatures ns2:val="none"/>
-        </w:rPr>
-      </w:pPr>
-    </w:p>
-    <w:p ns2:paraId="56B0FF3E" ns2:textId="01D16507">
+    <w:p>
+      <w:pPr>
+        <w:spacing w:after="0" w:line="240" w:lineRule="auto"/>
+        <w:jc w:val="both"/>
+        <w:rPr>
+          <w:rFonts w:ascii="Arial Narrow" w:eastAsia="Times New Roman" w:hAnsi="Arial Narrow" w:cs="Arial"/>
+          <w:color w:val="000000"/>
+          <w:kern w:val="0"/>
+          <w:lang w:eastAsia="es-ES"/>
+          <w14:ligatures w14:val="none"/>
+        </w:rPr>
+      </w:pPr>
+    </w:p>
+    <w:p>
       <w:pPr>
         <w:pStyle w:val="Prrafodelista"/>
         <w:numPr>
@@ -2838,16 +2775,16 @@
           <w:color w:val="000000"/>
           <w:kern w:val="0"/>
           <w:lang w:eastAsia="es-ES"/>
-          <ns2:ligatures ns2:val="none"/>
-        </w:rPr>
-      </w:pPr>
-      <w:r>
-        <w:rPr>
-          <w:rFonts w:ascii="Arial Narrow" w:eastAsia="Times New Roman" w:hAnsi="Arial Narrow" w:cs="Arial"/>
-          <w:color w:val="000000"/>
-          <w:kern w:val="0"/>
-          <w:lang w:eastAsia="es-ES"/>
-          <ns2:ligatures ns2:val="none"/>
+          <w14:ligatures w14:val="none"/>
+        </w:rPr>
+      </w:pPr>
+      <w:r>
+        <w:rPr>
+          <w:rFonts w:ascii="Arial Narrow" w:eastAsia="Times New Roman" w:hAnsi="Arial Narrow" w:cs="Arial"/>
+          <w:color w:val="000000"/>
+          <w:kern w:val="0"/>
+          <w:lang w:eastAsia="es-ES"/>
+          <w14:ligatures w14:val="none"/>
         </w:rPr>
         <w:lastRenderedPageBreak/>
         <w:t xml:space="preserve">El 6 de setiembre de 2025, el señor [APELLIDO] presentó su escrito de denuncia, cuyos actuados fueron remitidos a este despacho por la Comisión de Protección al Consumidor 2 mediante el Memorándum 002808-2025-CC2/INDECOPI del 17 de octubre de 2025</w:t>
@@ -2858,7 +2795,7 @@
           <w:color w:val="000000"/>
           <w:kern w:val="0"/>
           <w:lang w:eastAsia="es-ES"/>
-          <ns2:ligatures ns2:val="none"/>
+          <w14:ligatures w14:val="none"/>
         </w:rPr>
         <w:t/>
       </w:r>
@@ -2868,7 +2805,7 @@
           <w:color w:val="000000"/>
           <w:kern w:val="0"/>
           <w:lang w:eastAsia="es-ES"/>
-          <ns2:ligatures ns2:val="none"/>
+          <w14:ligatures w14:val="none"/>
         </w:rPr>
         <w:t xml:space="preserve"/>
       </w:r>
@@ -2878,7 +2815,7 @@
           <w:color w:val="000000"/>
           <w:kern w:val="0"/>
           <w:lang w:eastAsia="es-ES"/>
-          <ns2:ligatures ns2:val="none"/>
+          <w14:ligatures w14:val="none"/>
         </w:rPr>
         <w:t xml:space="preserve"/>
       </w:r>
@@ -2888,7 +2825,7 @@
           <w:color w:val="000000"/>
           <w:kern w:val="0"/>
           <w:lang w:eastAsia="es-ES"/>
-          <ns2:ligatures ns2:val="none"/>
+          <w14:ligatures w14:val="none"/>
         </w:rPr>
         <w:t/>
       </w:r>
@@ -2898,7 +2835,7 @@
           <w:color w:val="000000"/>
           <w:kern w:val="0"/>
           <w:lang w:eastAsia="es-ES"/>
-          <ns2:ligatures ns2:val="none"/>
+          <w14:ligatures w14:val="none"/>
         </w:rPr>
         <w:t xml:space="preserve"/>
       </w:r>
@@ -2908,7 +2845,7 @@
           <w:color w:val="000000"/>
           <w:kern w:val="0"/>
           <w:lang w:eastAsia="es-ES"/>
-          <ns2:ligatures ns2:val="none"/>
+          <w14:ligatures w14:val="none"/>
         </w:rPr>
         <w:t xml:space="preserve"/>
       </w:r>
@@ -2919,7 +2856,7 @@
           <w:color w:val="000000"/>
           <w:kern w:val="0"/>
           <w:lang w:eastAsia="es-ES"/>
-          <ns2:ligatures ns2:val="none"/>
+          <w14:ligatures w14:val="none"/>
         </w:rPr>
         <w:t/>
       </w:r>
@@ -2930,7 +2867,7 @@
           <w:color w:val="000000"/>
           <w:kern w:val="0"/>
           <w:lang w:eastAsia="es-ES"/>
-          <ns2:ligatures ns2:val="none"/>
+          <w14:ligatures w14:val="none"/>
         </w:rPr>
         <w:t xml:space="preserve"/>
       </w:r>
@@ -2940,7 +2877,7 @@
           <w:color w:val="000000"/>
           <w:kern w:val="0"/>
           <w:lang w:eastAsia="es-ES"/>
-          <ns2:ligatures ns2:val="none"/>
+          <w14:ligatures w14:val="none"/>
         </w:rPr>
         <w:t/>
       </w:r>
@@ -2950,12 +2887,12 @@
           <w:color w:val="000000"/>
           <w:kern w:val="0"/>
           <w:lang w:eastAsia="es-ES"/>
-          <ns2:ligatures ns2:val="none"/>
+          <w14:ligatures w14:val="none"/>
         </w:rPr>
         <w:t xml:space="preserve"/>
       </w:r>
     </w:p>
-    <w:p ns2:paraId="58BFF1ED" ns2:textId="77777777">
+    <w:p>
       <w:pPr>
         <w:pStyle w:val="Prrafodelista"/>
         <w:spacing w:after="0" w:line="240" w:lineRule="auto"/>
@@ -2966,11 +2903,11 @@
           <w:color w:val="000000"/>
           <w:kern w:val="0"/>
           <w:lang w:eastAsia="es-ES"/>
-          <ns2:ligatures ns2:val="none"/>
-        </w:rPr>
-      </w:pPr>
-    </w:p>
-    <w:p ns2:paraId="1B8A27BD" ns2:textId="06150F30">
+          <w14:ligatures w14:val="none"/>
+        </w:rPr>
+      </w:pPr>
+    </w:p>
+    <w:p>
       <w:pPr>
         <w:pStyle w:val="Prrafodelista"/>
         <w:numPr>
@@ -2985,16 +2922,16 @@
           <w:color w:val="000000"/>
           <w:kern w:val="0"/>
           <w:lang w:eastAsia="es-ES"/>
-          <ns2:ligatures ns2:val="none"/>
-        </w:rPr>
-      </w:pPr>
-      <w:r>
-        <w:rPr>
-          <w:rFonts w:ascii="Arial Narrow" w:eastAsia="Times New Roman" w:hAnsi="Arial Narrow" w:cs="Arial"/>
-          <w:color w:val="000000"/>
-          <w:kern w:val="0"/>
-          <w:lang w:eastAsia="es-ES"/>
-          <ns2:ligatures ns2:val="none"/>
+          <w14:ligatures w14:val="none"/>
+        </w:rPr>
+      </w:pPr>
+      <w:r>
+        <w:rPr>
+          <w:rFonts w:ascii="Arial Narrow" w:eastAsia="Times New Roman" w:hAnsi="Arial Narrow" w:cs="Arial"/>
+          <w:color w:val="000000"/>
+          <w:kern w:val="0"/>
+          <w:lang w:eastAsia="es-ES"/>
+          <w14:ligatures w14:val="none"/>
         </w:rPr>
         <w:t>Por Resolución 1 del</w:t>
       </w:r>
@@ -3004,7 +2941,7 @@
           <w:color w:val="000000"/>
           <w:kern w:val="0"/>
           <w:lang w:eastAsia="es-ES"/>
-          <ns2:ligatures ns2:val="none"/>
+          <w14:ligatures w14:val="none"/>
         </w:rPr>
         <w:t xml:space="preserve"> 18 de noviembre de 2025, </w:t>
       </w:r>
@@ -3050,7 +2987,7 @@
           <w:kern w:val="0"/>
           <w:vertAlign w:val="superscript"/>
           <w:lang w:val="es-ES" w:eastAsia="es-ES"/>
-          <ns2:ligatures ns2:val="none"/>
+          <w14:ligatures w14:val="none"/>
         </w:rPr>
         <w:footnoteReference w:id="6"/>
       </w:r>
@@ -3060,12 +2997,12 @@
           <w:color w:val="000000"/>
           <w:kern w:val="0"/>
           <w:lang w:eastAsia="es-ES"/>
-          <ns2:ligatures ns2:val="none"/>
+          <w14:ligatures w14:val="none"/>
         </w:rPr>
         <w:t>.</w:t>
       </w:r>
     </w:p>
-    <w:p ns2:paraId="2AC9D201" ns2:textId="77777777">
+    <w:p>
       <w:pPr>
         <w:pStyle w:val="Prrafodelista"/>
         <w:spacing w:after="0" w:line="240" w:lineRule="auto"/>
@@ -3076,11 +3013,11 @@
           <w:color w:val="000000"/>
           <w:kern w:val="0"/>
           <w:lang w:eastAsia="es-ES"/>
-          <ns2:ligatures ns2:val="none"/>
-        </w:rPr>
-      </w:pPr>
-    </w:p>
-    <w:p ns2:paraId="00E510BA" ns2:textId="53B74F1D">
+          <w14:ligatures w14:val="none"/>
+        </w:rPr>
+      </w:pPr>
+    </w:p>
+    <w:p>
       <w:pPr>
         <w:pStyle w:val="Prrafodelista"/>
         <w:numPr>
@@ -3095,16 +3032,16 @@
           <w:color w:val="000000"/>
           <w:kern w:val="0"/>
           <w:lang w:eastAsia="es-ES"/>
-          <ns2:ligatures ns2:val="none"/>
-        </w:rPr>
-      </w:pPr>
-      <w:r>
-        <w:rPr>
-          <w:rFonts w:ascii="Arial Narrow" w:eastAsia="Times New Roman" w:hAnsi="Arial Narrow" w:cs="Arial"/>
-          <w:color w:val="000000"/>
-          <w:kern w:val="0"/>
-          <w:lang w:eastAsia="es-ES"/>
-          <ns2:ligatures ns2:val="none"/>
+          <w14:ligatures w14:val="none"/>
+        </w:rPr>
+      </w:pPr>
+      <w:r>
+        <w:rPr>
+          <w:rFonts w:ascii="Arial Narrow" w:eastAsia="Times New Roman" w:hAnsi="Arial Narrow" w:cs="Arial"/>
+          <w:color w:val="000000"/>
+          <w:kern w:val="0"/>
+          <w:lang w:eastAsia="es-ES"/>
+          <w14:ligatures w14:val="none"/>
         </w:rPr>
         <w:t>Por</w:t>
       </w:r>
@@ -3114,7 +3051,7 @@
           <w:color w:val="000000"/>
           <w:kern w:val="0"/>
           <w:lang w:eastAsia="es-ES"/>
-          <ns2:ligatures ns2:val="none"/>
+          <w14:ligatures w14:val="none"/>
         </w:rPr>
         <w:t xml:space="preserve"> Memorándum </w:t>
       </w:r>
@@ -3124,7 +3061,7 @@
           <w:color w:val="000000"/>
           <w:kern w:val="0"/>
           <w:lang w:eastAsia="es-ES"/>
-          <ns2:ligatures ns2:val="none"/>
+          <w14:ligatures w14:val="none"/>
         </w:rPr>
         <w:t/>
       </w:r>
@@ -3134,7 +3071,7 @@
           <w:color w:val="000000"/>
           <w:kern w:val="0"/>
           <w:lang w:eastAsia="es-ES"/>
-          <ns2:ligatures ns2:val="none"/>
+          <w14:ligatures w14:val="none"/>
         </w:rPr>
         <w:t xml:space="preserve"> 002619-2025-PS3/INDECOPI del 28 de noviembre de 2025, el Órgano Resolutivo de Procedimientos Sumarísimos de Protección al Consumidor </w:t>
       </w:r>
@@ -3145,7 +3082,7 @@
           <w:color w:val="000000"/>
           <w:kern w:val="0"/>
           <w:lang w:eastAsia="es-ES"/>
-          <ns2:ligatures ns2:val="none"/>
+          <w14:ligatures w14:val="none"/>
         </w:rPr>
         <w:t/>
       </w:r>
@@ -3156,7 +3093,7 @@
           <w:color w:val="000000"/>
           <w:kern w:val="0"/>
           <w:lang w:eastAsia="es-ES"/>
-          <ns2:ligatures ns2:val="none"/>
+          <w14:ligatures w14:val="none"/>
         </w:rPr>
         <w:t xml:space="preserve"> 3 remitió </w:t>
       </w:r>
@@ -3166,7 +3103,7 @@
           <w:color w:val="000000"/>
           <w:kern w:val="0"/>
           <w:lang w:eastAsia="es-ES"/>
-          <ns2:ligatures ns2:val="none"/>
+          <w14:ligatures w14:val="none"/>
         </w:rPr>
         <w:t xml:space="preserve">a la Secretaría Técnica </w:t>
       </w:r>
@@ -3176,7 +3113,7 @@
           <w:color w:val="000000"/>
           <w:kern w:val="0"/>
           <w:lang w:eastAsia="es-ES"/>
-          <ns2:ligatures ns2:val="none"/>
+          <w14:ligatures w14:val="none"/>
         </w:rPr>
         <w:t>documentos adjuntados por el consumidor en el escrito de denuncia del 6 de setiembre de 2025</w:t>
       </w:r>
@@ -3186,7 +3123,7 @@
           <w:color w:val="000000"/>
           <w:kern w:val="0"/>
           <w:lang w:eastAsia="es-ES"/>
-          <ns2:ligatures ns2:val="none"/>
+          <w14:ligatures w14:val="none"/>
         </w:rPr>
         <w:t xml:space="preserve">, el cual fue incorporado al Expediente </w:t>
       </w:r>
@@ -3197,7 +3134,7 @@
           <w:color w:val="000000"/>
           <w:kern w:val="0"/>
           <w:lang w:eastAsia="es-ES"/>
-          <ns2:ligatures ns2:val="none"/>
+          <w14:ligatures w14:val="none"/>
         </w:rPr>
         <w:t/>
       </w:r>
@@ -3208,12 +3145,12 @@
           <w:color w:val="000000"/>
           <w:kern w:val="0"/>
           <w:lang w:eastAsia="es-ES"/>
-          <ns2:ligatures ns2:val="none"/>
+          <w14:ligatures w14:val="none"/>
         </w:rPr>
         <w:t xml:space="preserve"> 2664-2025/CC1.</w:t>
       </w:r>
     </w:p>
-    <w:p ns2:paraId="6EBF5E66" ns2:textId="77777777">
+    <w:p>
       <w:pPr>
         <w:pStyle w:val="Prrafodelista"/>
         <w:rPr>
@@ -3221,11 +3158,11 @@
           <w:color w:val="000000"/>
           <w:kern w:val="0"/>
           <w:lang w:eastAsia="es-ES"/>
-          <ns2:ligatures ns2:val="none"/>
-        </w:rPr>
-      </w:pPr>
-    </w:p>
-    <w:p ns2:paraId="6B5663F9" ns2:textId="6B255E45">
+          <w14:ligatures w14:val="none"/>
+        </w:rPr>
+      </w:pPr>
+    </w:p>
+    <w:p>
       <w:pPr>
         <w:pStyle w:val="Prrafodelista"/>
         <w:numPr>
@@ -3240,16 +3177,16 @@
           <w:color w:val="000000"/>
           <w:kern w:val="0"/>
           <w:lang w:eastAsia="es-ES"/>
-          <ns2:ligatures ns2:val="none"/>
-        </w:rPr>
-      </w:pPr>
-      <w:r>
-        <w:rPr>
-          <w:rFonts w:ascii="Arial Narrow" w:eastAsia="Times New Roman" w:hAnsi="Arial Narrow" w:cs="Arial"/>
-          <w:color w:val="000000"/>
-          <w:kern w:val="0"/>
-          <w:lang w:eastAsia="es-ES"/>
-          <ns2:ligatures ns2:val="none"/>
+          <w14:ligatures w14:val="none"/>
+        </w:rPr>
+      </w:pPr>
+      <w:r>
+        <w:rPr>
+          <w:rFonts w:ascii="Arial Narrow" w:eastAsia="Times New Roman" w:hAnsi="Arial Narrow" w:cs="Arial"/>
+          <w:color w:val="000000"/>
+          <w:kern w:val="0"/>
+          <w:lang w:eastAsia="es-ES"/>
+          <w14:ligatures w14:val="none"/>
         </w:rPr>
         <w:t xml:space="preserve">De la revisión del escrito de denuncia del 6 de setiembre de 2025</w:t>
       </w:r>
@@ -3259,7 +3196,7 @@
           <w:color w:val="000000"/>
           <w:kern w:val="0"/>
           <w:lang w:eastAsia="es-ES"/>
-          <ns2:ligatures ns2:val="none"/>
+          <w14:ligatures w14:val="none"/>
         </w:rPr>
         <w:t xml:space="preserve"/>
       </w:r>
@@ -3269,7 +3206,7 @@
           <w:color w:val="000000"/>
           <w:kern w:val="0"/>
           <w:lang w:eastAsia="es-ES"/>
-          <ns2:ligatures ns2:val="none"/>
+          <w14:ligatures w14:val="none"/>
         </w:rPr>
         <w:t xml:space="preserve">, remitido mediante el Memorándum </w:t>
       </w:r>
@@ -3279,7 +3216,7 @@
           <w:color w:val="000000"/>
           <w:kern w:val="0"/>
           <w:lang w:eastAsia="es-ES"/>
-          <ns2:ligatures ns2:val="none"/>
+          <w14:ligatures w14:val="none"/>
         </w:rPr>
         <w:t/>
       </w:r>
@@ -3289,7 +3226,7 @@
           <w:color w:val="000000"/>
           <w:kern w:val="0"/>
           <w:lang w:eastAsia="es-ES"/>
-          <ns2:ligatures ns2:val="none"/>
+          <w14:ligatures w14:val="none"/>
         </w:rPr>
         <w:t xml:space="preserve"> 002619-2025-PS3/INDECOPI, se verifica que el administrado había consignado de manera diferenciada, ordenada, cronológica y legible los hechos materia de denuncia, había enumerado los presuntos hechos infractores atribuidos al proveedor denunciado, había precisado el producto materia de denuncia y había señalado</w:t>
       </w:r>
@@ -3299,7 +3236,7 @@
           <w:color w:val="000000"/>
           <w:kern w:val="0"/>
           <w:lang w:eastAsia="es-ES"/>
-          <ns2:ligatures ns2:val="none"/>
+          <w14:ligatures w14:val="none"/>
         </w:rPr>
         <w:t xml:space="preserve"> la</w:t>
       </w:r>
@@ -3309,7 +3246,7 @@
           <w:color w:val="000000"/>
           <w:kern w:val="0"/>
           <w:lang w:eastAsia="es-ES"/>
-          <ns2:ligatures ns2:val="none"/>
+          <w14:ligatures w14:val="none"/>
         </w:rPr>
         <w:t xml:space="preserve"> </w:t>
       </w:r>
@@ -3319,7 +3256,7 @@
           <w:color w:val="000000"/>
           <w:kern w:val="0"/>
           <w:lang w:eastAsia="es-ES"/>
-          <ns2:ligatures ns2:val="none"/>
+          <w14:ligatures w14:val="none"/>
         </w:rPr>
         <w:t>implementación de medidas correctivas</w:t>
       </w:r>
@@ -3329,12 +3266,12 @@
           <w:color w:val="000000"/>
           <w:kern w:val="0"/>
           <w:lang w:eastAsia="es-ES"/>
-          <ns2:ligatures ns2:val="none"/>
+          <w14:ligatures w14:val="none"/>
         </w:rPr>
         <w:t>.</w:t>
       </w:r>
     </w:p>
-    <w:p ns2:paraId="6C463D18" ns2:textId="77777777">
+    <w:p>
       <w:pPr>
         <w:pStyle w:val="Prrafodelista"/>
         <w:rPr>
@@ -3342,11 +3279,11 @@
           <w:color w:val="000000"/>
           <w:kern w:val="0"/>
           <w:lang w:eastAsia="es-ES"/>
-          <ns2:ligatures ns2:val="none"/>
-        </w:rPr>
-      </w:pPr>
-    </w:p>
-    <w:p ns2:paraId="39F17BE8" ns2:textId="564A6F8C">
+          <w14:ligatures w14:val="none"/>
+        </w:rPr>
+      </w:pPr>
+    </w:p>
+    <w:p>
       <w:pPr>
         <w:pStyle w:val="Prrafodelista"/>
         <w:numPr>
@@ -3361,16 +3298,16 @@
           <w:color w:val="000000"/>
           <w:kern w:val="0"/>
           <w:lang w:eastAsia="es-ES"/>
-          <ns2:ligatures ns2:val="none"/>
-        </w:rPr>
-      </w:pPr>
-      <w:r>
-        <w:rPr>
-          <w:rFonts w:ascii="Arial Narrow" w:eastAsia="Times New Roman" w:hAnsi="Arial Narrow" w:cs="Arial"/>
-          <w:color w:val="000000"/>
-          <w:kern w:val="0"/>
-          <w:lang w:eastAsia="es-ES"/>
-          <ns2:ligatures ns2:val="none"/>
+          <w14:ligatures w14:val="none"/>
+        </w:rPr>
+      </w:pPr>
+      <w:r>
+        <w:rPr>
+          <w:rFonts w:ascii="Arial Narrow" w:eastAsia="Times New Roman" w:hAnsi="Arial Narrow" w:cs="Arial"/>
+          <w:color w:val="000000"/>
+          <w:kern w:val="0"/>
+          <w:lang w:eastAsia="es-ES"/>
+          <w14:ligatures w14:val="none"/>
         </w:rPr>
         <w:t xml:space="preserve">En ese sentido, se advierte que la Resolución </w:t>
       </w:r>
@@ -3381,7 +3318,7 @@
           <w:color w:val="000000"/>
           <w:kern w:val="0"/>
           <w:lang w:eastAsia="es-ES"/>
-          <ns2:ligatures ns2:val="none"/>
+          <w14:ligatures w14:val="none"/>
         </w:rPr>
         <w:t/>
       </w:r>
@@ -3392,7 +3329,7 @@
           <w:color w:val="000000"/>
           <w:kern w:val="0"/>
           <w:lang w:eastAsia="es-ES"/>
-          <ns2:ligatures ns2:val="none"/>
+          <w14:ligatures w14:val="none"/>
         </w:rPr>
         <w:t xml:space="preserve"> 1</w:t>
       </w:r>
@@ -3402,7 +3339,7 @@
           <w:color w:val="000000"/>
           <w:kern w:val="0"/>
           <w:lang w:eastAsia="es-ES"/>
-          <ns2:ligatures ns2:val="none"/>
+          <w14:ligatures w14:val="none"/>
         </w:rPr>
         <w:t xml:space="preserve"> del 18 de noviembre de 2025</w:t>
       </w:r>
@@ -3412,7 +3349,7 @@
           <w:color w:val="000000"/>
           <w:kern w:val="0"/>
           <w:lang w:eastAsia="es-ES"/>
-          <ns2:ligatures ns2:val="none"/>
+          <w14:ligatures w14:val="none"/>
         </w:rPr>
         <w:t xml:space="preserve"> no fue emitida válidamente, en la medida que la Secretaría Técnica no tuvo en consideración </w:t>
       </w:r>
@@ -3422,7 +3359,7 @@
           <w:color w:val="000000"/>
           <w:kern w:val="0"/>
           <w:lang w:eastAsia="es-ES"/>
-          <ns2:ligatures ns2:val="none"/>
+          <w14:ligatures w14:val="none"/>
         </w:rPr>
         <w:t xml:space="preserve">documentación presentada por el señor [APELLIDO]</w:t>
       </w:r>
@@ -3432,7 +3369,7 @@
           <w:color w:val="000000"/>
           <w:kern w:val="0"/>
           <w:lang w:eastAsia="es-ES"/>
-          <ns2:ligatures ns2:val="none"/>
+          <w14:ligatures w14:val="none"/>
         </w:rPr>
         <w:t xml:space="preserve"> el 6 de setiembre de 2025</w:t>
       </w:r>
@@ -3442,7 +3379,7 @@
           <w:color w:val="000000"/>
           <w:kern w:val="0"/>
           <w:lang w:eastAsia="es-ES"/>
-          <ns2:ligatures ns2:val="none"/>
+          <w14:ligatures w14:val="none"/>
         </w:rPr>
         <w:t xml:space="preserve"/>
       </w:r>
@@ -3452,7 +3389,7 @@
           <w:color w:val="000000"/>
           <w:kern w:val="0"/>
           <w:lang w:eastAsia="es-ES"/>
-          <ns2:ligatures ns2:val="none"/>
+          <w14:ligatures w14:val="none"/>
         </w:rPr>
         <w:t xml:space="preserve"/>
       </w:r>
@@ -3462,25 +3399,25 @@
           <w:color w:val="000000"/>
           <w:kern w:val="0"/>
           <w:lang w:eastAsia="es-ES"/>
-          <ns2:ligatures ns2:val="none"/>
+          <w14:ligatures w14:val="none"/>
         </w:rPr>
         <w:t>.</w:t>
       </w:r>
     </w:p>
-    <w:p ns2:paraId="04222F1D" ns2:textId="77777777">
-      <w:pPr>
-        <w:spacing w:after="0" w:line="240" w:lineRule="auto"/>
-        <w:jc w:val="both"/>
-        <w:rPr>
-          <w:rFonts w:ascii="Arial Narrow" w:eastAsia="Times New Roman" w:hAnsi="Arial Narrow" w:cs="Arial"/>
-          <w:color w:val="000000"/>
-          <w:kern w:val="0"/>
-          <w:lang w:eastAsia="es-ES"/>
-          <ns2:ligatures ns2:val="none"/>
-        </w:rPr>
-      </w:pPr>
-    </w:p>
-    <w:p ns2:paraId="1205A621" ns2:textId="64D54ADA">
+    <w:p>
+      <w:pPr>
+        <w:spacing w:after="0" w:line="240" w:lineRule="auto"/>
+        <w:jc w:val="both"/>
+        <w:rPr>
+          <w:rFonts w:ascii="Arial Narrow" w:eastAsia="Times New Roman" w:hAnsi="Arial Narrow" w:cs="Arial"/>
+          <w:color w:val="000000"/>
+          <w:kern w:val="0"/>
+          <w:lang w:eastAsia="es-ES"/>
+          <w14:ligatures w14:val="none"/>
+        </w:rPr>
+      </w:pPr>
+    </w:p>
+    <w:p>
       <w:pPr>
         <w:pStyle w:val="Prrafodelista"/>
         <w:numPr>
@@ -3495,16 +3432,16 @@
           <w:color w:val="000000"/>
           <w:kern w:val="0"/>
           <w:lang w:eastAsia="es-ES"/>
-          <ns2:ligatures ns2:val="none"/>
-        </w:rPr>
-      </w:pPr>
-      <w:r>
-        <w:rPr>
-          <w:rFonts w:ascii="Arial Narrow" w:eastAsia="Times New Roman" w:hAnsi="Arial Narrow" w:cs="Arial"/>
-          <w:color w:val="000000"/>
-          <w:kern w:val="0"/>
-          <w:lang w:eastAsia="es-ES"/>
-          <ns2:ligatures ns2:val="none"/>
+          <w14:ligatures w14:val="none"/>
+        </w:rPr>
+      </w:pPr>
+      <w:r>
+        <w:rPr>
+          <w:rFonts w:ascii="Arial Narrow" w:eastAsia="Times New Roman" w:hAnsi="Arial Narrow" w:cs="Arial"/>
+          <w:color w:val="000000"/>
+          <w:kern w:val="0"/>
+          <w:lang w:eastAsia="es-ES"/>
+          <w14:ligatures w14:val="none"/>
         </w:rPr>
         <w:t xml:space="preserve">Por consiguiente, y en atención a lo expuesto, corresponde dejar sin efecto la Resolución </w:t>
       </w:r>
@@ -3515,7 +3452,7 @@
           <w:color w:val="000000"/>
           <w:kern w:val="0"/>
           <w:lang w:eastAsia="es-ES"/>
-          <ns2:ligatures ns2:val="none"/>
+          <w14:ligatures w14:val="none"/>
         </w:rPr>
         <w:t/>
       </w:r>
@@ -3526,7 +3463,7 @@
           <w:color w:val="000000"/>
           <w:kern w:val="0"/>
           <w:lang w:eastAsia="es-ES"/>
-          <ns2:ligatures ns2:val="none"/>
+          <w14:ligatures w14:val="none"/>
         </w:rPr>
         <w:t xml:space="preserve"> 1</w:t>
       </w:r>
@@ -3536,7 +3473,7 @@
           <w:color w:val="000000"/>
           <w:kern w:val="0"/>
           <w:lang w:eastAsia="es-ES"/>
-          <ns2:ligatures ns2:val="none"/>
+          <w14:ligatures w14:val="none"/>
         </w:rPr>
         <w:t xml:space="preserve"> del </w:t>
       </w:r>
@@ -3546,7 +3483,7 @@
           <w:color w:val="000000"/>
           <w:kern w:val="0"/>
           <w:lang w:eastAsia="es-ES"/>
-          <ns2:ligatures ns2:val="none"/>
+          <w14:ligatures w14:val="none"/>
         </w:rPr>
         <w:t>18 de noviembre de 2025</w:t>
       </w:r>
@@ -3556,7 +3493,7 @@
           <w:color w:val="000000"/>
           <w:kern w:val="0"/>
           <w:lang w:eastAsia="es-ES"/>
-          <ns2:ligatures ns2:val="none"/>
+          <w14:ligatures w14:val="none"/>
         </w:rPr>
         <w:t xml:space="preserve">, toda vez </w:t>
       </w:r>
@@ -3566,7 +3503,7 @@
           <w:color w:val="000000"/>
           <w:kern w:val="0"/>
           <w:lang w:eastAsia="es-ES"/>
-          <ns2:ligatures ns2:val="none"/>
+          <w14:ligatures w14:val="none"/>
         </w:rPr>
         <w:t xml:space="preserve">que de la evaluación conjunta de la documentación remitida a </w:t>
       </w:r>
@@ -3576,13 +3513,13 @@
           <w:color w:val="000000"/>
           <w:kern w:val="0"/>
           <w:lang w:eastAsia="es-ES"/>
-          <ns2:ligatures ns2:val="none"/>
+          <w14:ligatures w14:val="none"/>
         </w:rPr>
         <w:lastRenderedPageBreak/>
         <w:t>este despacho, se advierte que correspondía admitir la denuncia presentada el 6 de setiembre de 2025 sin realizar un requerimiento previo.</w:t>
       </w:r>
     </w:p>
-    <w:p ns2:paraId="66005174" ns2:textId="77777777">
+    <w:p>
       <w:pPr>
         <w:spacing w:after="0" w:line="240" w:lineRule="auto"/>
         <w:contextualSpacing/>
@@ -3593,11 +3530,11 @@
           <w:color w:val="000000"/>
           <w:kern w:val="0"/>
           <w:lang w:eastAsia="es-PE"/>
-          <ns2:ligatures ns2:val="none"/>
-        </w:rPr>
-      </w:pPr>
-    </w:p>
-    <w:p ns2:paraId="3541B1F9" ns2:textId="77777777">
+          <w14:ligatures w14:val="none"/>
+        </w:rPr>
+      </w:pPr>
+    </w:p>
+    <w:p>
       <w:pPr>
         <w:numPr>
           <w:ilvl w:val="0"/>
@@ -3612,22 +3549,22 @@
           <w:color w:val="000000"/>
           <w:kern w:val="0"/>
           <w:lang w:eastAsia="es-PE"/>
-          <ns2:ligatures ns2:val="none"/>
-        </w:rPr>
-      </w:pPr>
-      <w:r>
-        <w:rPr>
-          <w:rFonts w:ascii="Arial Narrow" w:eastAsia="Arial Narrow" w:hAnsi="Arial Narrow" w:cs="Arial Narrow"/>
-          <w:b/>
-          <w:color w:val="000000"/>
-          <w:kern w:val="0"/>
-          <w:lang w:eastAsia="es-PE"/>
-          <ns2:ligatures ns2:val="none"/>
+          <w14:ligatures w14:val="none"/>
+        </w:rPr>
+      </w:pPr>
+      <w:r>
+        <w:rPr>
+          <w:rFonts w:ascii="Arial Narrow" w:eastAsia="Arial Narrow" w:hAnsi="Arial Narrow" w:cs="Arial Narrow"/>
+          <w:b/>
+          <w:color w:val="000000"/>
+          <w:kern w:val="0"/>
+          <w:lang w:eastAsia="es-PE"/>
+          <w14:ligatures w14:val="none"/>
         </w:rPr>
         <w:t>DE LA ADMISIÓN A TRÁMITE DE LA DENUNCIA</w:t>
       </w:r>
     </w:p>
-    <w:p ns2:paraId="34556756" ns2:textId="77777777">
+    <w:p>
       <w:pPr>
         <w:spacing w:after="0" w:line="240" w:lineRule="auto"/>
         <w:ind w:left="567"/>
@@ -3639,12 +3576,12 @@
           <w:color w:val="000000"/>
           <w:kern w:val="0"/>
           <w:lang w:eastAsia="es-PE"/>
-          <ns2:ligatures ns2:val="none"/>
+          <w14:ligatures w14:val="none"/>
         </w:rPr>
       </w:pPr>
       <w:bookmarkStart w:id="1" w:name="_Hlk212795168"/>
     </w:p>
-    <w:p ns2:paraId="5F4266A4" ns2:textId="7598E8D2">
+    <w:p>
       <w:pPr>
         <w:pStyle w:val="Prrafodelista"/>
         <w:numPr>
@@ -3657,7 +3594,7 @@
         <w:rPr>
           <w:rFonts w:ascii="Arial Narrow" w:eastAsia="Arial Narrow" w:hAnsi="Arial Narrow" w:cs="Arial Narrow"/>
           <w:kern w:val="0"/>
-          <ns2:ligatures ns2:val="none"/>
+          <w14:ligatures w14:val="none"/>
         </w:rPr>
       </w:pPr>
       <w:bookmarkStart w:id="2" w:name="_Hlk140755208"/>
@@ -3669,7 +3606,7 @@
           <w:color w:val="000000"/>
           <w:kern w:val="0"/>
           <w:lang w:eastAsia="es-PE"/>
-          <ns2:ligatures ns2:val="none"/>
+          <w14:ligatures w14:val="none"/>
         </w:rPr>
         <w:t>La Secretaría Técnica de la</w:t>
       </w:r>
@@ -3679,7 +3616,7 @@
           <w:color w:val="000000"/>
           <w:kern w:val="0"/>
           <w:lang w:eastAsia="es-PE"/>
-          <ns2:ligatures ns2:val="none"/>
+          <w14:ligatures w14:val="none"/>
         </w:rPr>
         <w:t xml:space="preserve"> Comisión de Protección al Consumidor 1 (en adelante, la Secretaría Técnica), en ejercicio de sus facultades</w:t>
       </w:r>
@@ -3692,7 +3629,7 @@
           <w:rFonts w:ascii="Arial Narrow" w:eastAsia="Arial Narrow" w:hAnsi="Arial Narrow" w:cs="Arial Narrow"/>
           <w:kern w:val="0"/>
           <w:vertAlign w:val="superscript"/>
-          <ns2:ligatures ns2:val="none"/>
+          <w14:ligatures w14:val="none"/>
         </w:rPr>
         <w:footnoteReference w:id="7"/>
       </w:r>
@@ -3702,7 +3639,7 @@
           <w:color w:val="000000"/>
           <w:kern w:val="0"/>
           <w:lang w:eastAsia="es-PE"/>
-          <ns2:ligatures ns2:val="none"/>
+          <w14:ligatures w14:val="none"/>
         </w:rPr>
         <w:t xml:space="preserve">, </w:t>
       </w:r>
@@ -3712,7 +3649,7 @@
           <w:color w:val="000000"/>
           <w:kern w:val="0"/>
           <w:lang w:eastAsia="es-PE"/>
-          <ns2:ligatures ns2:val="none"/>
+          <w14:ligatures w14:val="none"/>
         </w:rPr>
         <w:t xml:space="preserve">considera </w:t>
       </w:r>
@@ -3720,7 +3657,7 @@
         <w:rPr>
           <w:rFonts w:ascii="Arial Narrow" w:eastAsia="Arial Narrow" w:hAnsi="Arial Narrow" w:cs="Arial Narrow"/>
           <w:kern w:val="0"/>
-          <ns2:ligatures ns2:val="none"/>
+          <w14:ligatures w14:val="none"/>
         </w:rPr>
         <w:t xml:space="preserve">que el hecho denunciado, </w:t>
       </w:r>
@@ -3729,7 +3666,7 @@
         <w:rPr>
           <w:rFonts w:ascii="Arial Narrow" w:eastAsia="Arial Narrow" w:hAnsi="Arial Narrow" w:cs="Arial Narrow"/>
           <w:kern w:val="0"/>
-          <ns2:ligatures ns2:val="none"/>
+          <w14:ligatures w14:val="none"/>
         </w:rPr>
         <w:t xml:space="preserve">consistente en que </w:t>
       </w:r>
@@ -3742,7 +3679,7 @@
           <w:kern w:val="0"/>
           <w:shd w:val="clear" w:color="auto" w:fill="FFFFFF"/>
           <w:lang w:eastAsia="es-PE"/>
-          <ns2:ligatures ns2:val="none"/>
+          <w14:ligatures w14:val="none"/>
         </w:rPr>
         <w:t>la compañía aseguradora no habría permitido que el denunciante los días 8,9 y 10 de julio de 2025 remita comunicaciones por correo electrónico o WhatsApp, pues solo le permitió por vía telefónica</w:t>
       </w:r>
@@ -3750,7 +3687,7 @@
         <w:rPr>
           <w:rFonts w:ascii="Arial Narrow" w:eastAsia="Arial Narrow" w:hAnsi="Arial Narrow" w:cs="Arial Narrow"/>
           <w:kern w:val="0"/>
-          <ns2:ligatures ns2:val="none"/>
+          <w14:ligatures w14:val="none"/>
         </w:rPr>
         <w:t>; involucraría una presunta afectación a sus expectativas, quien no habría encontrado una correspondencia entre lo que esperaba recibir de parte del proveedor y lo que realmente recibió. Por consiguiente, corresponde calificar el hecho materia de denuncia como una presunta infracción al deber de idoneidad, tipificado en los artículos 18</w:t>
       </w:r>
@@ -3760,7 +3697,7 @@
           <w:color w:val="000000"/>
           <w:kern w:val="0"/>
           <w:lang w:eastAsia="es-PE"/>
-          <ns2:ligatures ns2:val="none"/>
+          <w14:ligatures w14:val="none"/>
         </w:rPr>
         <w:t/>
       </w:r>
@@ -3768,7 +3705,7 @@
         <w:rPr>
           <w:rFonts w:ascii="Arial Narrow" w:eastAsia="Arial Narrow" w:hAnsi="Arial Narrow" w:cs="Arial Narrow"/>
           <w:kern w:val="0"/>
-          <ns2:ligatures ns2:val="none"/>
+          <w14:ligatures w14:val="none"/>
         </w:rPr>
         <w:t xml:space="preserve"> y 19</w:t>
       </w:r>
@@ -3778,7 +3715,7 @@
           <w:color w:val="000000"/>
           <w:kern w:val="0"/>
           <w:lang w:eastAsia="es-PE"/>
-          <ns2:ligatures ns2:val="none"/>
+          <w14:ligatures w14:val="none"/>
         </w:rPr>
         <w:t/>
       </w:r>
@@ -3786,7 +3723,7 @@
         <w:rPr>
           <w:rFonts w:ascii="Arial Narrow" w:eastAsia="Arial Narrow" w:hAnsi="Arial Narrow" w:cs="Arial Narrow"/>
           <w:kern w:val="0"/>
-          <ns2:ligatures ns2:val="none"/>
+          <w14:ligatures w14:val="none"/>
         </w:rPr>
         <w:t xml:space="preserve"> del Código</w:t>
       </w:r>
@@ -3798,7 +3735,7 @@
           <w:rFonts w:ascii="Arial Narrow" w:eastAsia="Arial Narrow" w:hAnsi="Arial Narrow" w:cs="Arial"/>
           <w:kern w:val="0"/>
           <w:vertAlign w:val="superscript"/>
-          <ns2:ligatures ns2:val="none"/>
+          <w14:ligatures w14:val="none"/>
         </w:rPr>
         <w:footnoteReference w:id="8"/>
       </w:r>
@@ -3807,13 +3744,13 @@
         <w:rPr>
           <w:rFonts w:ascii="Arial Narrow" w:eastAsia="Arial Narrow" w:hAnsi="Arial Narrow" w:cs="Arial Narrow"/>
           <w:kern w:val="0"/>
-          <ns2:ligatures ns2:val="none"/>
+          <w14:ligatures w14:val="none"/>
         </w:rPr>
         <w:t>.</w:t>
       </w:r>
       <w:bookmarkEnd w:id="7"/>
     </w:p>
-    <w:p ns2:paraId="116891C0" ns2:textId="77777777">
+    <w:p>
       <w:pPr>
         <w:pStyle w:val="Prrafodelista"/>
         <w:spacing w:after="0" w:line="240" w:lineRule="auto"/>
@@ -3822,11 +3759,11 @@
         <w:rPr>
           <w:rFonts w:ascii="Arial Narrow" w:eastAsia="Arial Narrow" w:hAnsi="Arial Narrow" w:cs="Arial Narrow"/>
           <w:kern w:val="0"/>
-          <ns2:ligatures ns2:val="none"/>
-        </w:rPr>
-      </w:pPr>
-    </w:p>
-    <w:p ns2:paraId="7A2CF596" ns2:textId="230E13C7">
+          <w14:ligatures w14:val="none"/>
+        </w:rPr>
+      </w:pPr>
+    </w:p>
+    <w:p>
       <w:pPr>
         <w:pStyle w:val="Prrafodelista"/>
         <w:numPr>
@@ -3839,7 +3776,7 @@
         <w:rPr>
           <w:rFonts w:ascii="Arial Narrow" w:eastAsia="Arial Narrow" w:hAnsi="Arial Narrow" w:cs="Arial Narrow"/>
           <w:kern w:val="0"/>
-          <ns2:ligatures ns2:val="none"/>
+          <w14:ligatures w14:val="none"/>
         </w:rPr>
       </w:pPr>
       <w:bookmarkStart w:id="10" w:name="_Hlk213150180"/>
@@ -3847,7 +3784,7 @@
         <w:rPr>
           <w:rFonts w:ascii="Arial Narrow" w:eastAsia="Arial Narrow" w:hAnsi="Arial Narrow" w:cs="Arial Narrow"/>
           <w:kern w:val="0"/>
-          <ns2:ligatures ns2:val="none"/>
+          <w14:ligatures w14:val="none"/>
         </w:rPr>
         <w:t xml:space="preserve">Así también, la Secretaría Técnica, en ejercicio de sus facultades, </w:t>
       </w:r>
@@ -3857,7 +3794,7 @@
           <w:color w:val="000000"/>
           <w:kern w:val="0"/>
           <w:lang w:eastAsia="es-PE"/>
-          <ns2:ligatures ns2:val="none"/>
+          <w14:ligatures w14:val="none"/>
         </w:rPr>
         <w:t xml:space="preserve">considera </w:t>
       </w:r>
@@ -3865,7 +3802,7 @@
         <w:rPr>
           <w:rFonts w:ascii="Arial Narrow" w:eastAsia="Arial Narrow" w:hAnsi="Arial Narrow" w:cs="Arial Narrow"/>
           <w:kern w:val="0"/>
-          <ns2:ligatures ns2:val="none"/>
+          <w14:ligatures w14:val="none"/>
         </w:rPr>
         <w:t xml:space="preserve">que el hecho denunciado, consistente en que </w:t>
       </w:r>
@@ -3874,7 +3811,7 @@
         <w:rPr>
           <w:rFonts w:ascii="Arial Narrow" w:eastAsia="Arial Narrow" w:hAnsi="Arial Narrow" w:cs="Arial Narrow"/>
           <w:kern w:val="0"/>
-          <ns2:ligatures ns2:val="none"/>
+          <w14:ligatures w14:val="none"/>
         </w:rPr>
         <w:t>la compañía aseguradora no habría cumplido con remitir íntegramente los documentos requeridos por el denunciante el 8,9 y 10 de julio de 2025, brindando una respuesta inadecuada e incompleta</w:t>
       </w:r>
@@ -3882,7 +3819,7 @@
         <w:rPr>
           <w:rFonts w:ascii="Arial Narrow" w:eastAsia="Arial Narrow" w:hAnsi="Arial Narrow" w:cs="Arial Narrow"/>
           <w:kern w:val="0"/>
-          <ns2:ligatures ns2:val="none"/>
+          <w14:ligatures w14:val="none"/>
         </w:rPr>
         <w:t>; involucraría una presunta afectación a sus expectativas, quien no habría encontrado una correspondencia entre lo que esperaba recibir de parte del proveedor y lo que realmente recibió. Por consiguiente, corresponde calificar el hecho materia de denuncia como una presunta infracción al deber de idoneidad, tipificado en los artículos 18</w:t>
       </w:r>
@@ -3892,7 +3829,7 @@
           <w:color w:val="000000"/>
           <w:kern w:val="0"/>
           <w:lang w:eastAsia="es-PE"/>
-          <ns2:ligatures ns2:val="none"/>
+          <w14:ligatures w14:val="none"/>
         </w:rPr>
         <w:t/>
       </w:r>
@@ -3900,7 +3837,7 @@
         <w:rPr>
           <w:rFonts w:ascii="Arial Narrow" w:eastAsia="Arial Narrow" w:hAnsi="Arial Narrow" w:cs="Arial Narrow"/>
           <w:kern w:val="0"/>
-          <ns2:ligatures ns2:val="none"/>
+          <w14:ligatures w14:val="none"/>
         </w:rPr>
         <w:t xml:space="preserve"> y 19</w:t>
       </w:r>
@@ -3910,7 +3847,7 @@
           <w:color w:val="000000"/>
           <w:kern w:val="0"/>
           <w:lang w:eastAsia="es-PE"/>
-          <ns2:ligatures ns2:val="none"/>
+          <w14:ligatures w14:val="none"/>
         </w:rPr>
         <w:t/>
       </w:r>
@@ -3918,7 +3855,7 @@
         <w:rPr>
           <w:rFonts w:ascii="Arial Narrow" w:eastAsia="Arial Narrow" w:hAnsi="Arial Narrow" w:cs="Arial Narrow"/>
           <w:kern w:val="0"/>
-          <ns2:ligatures ns2:val="none"/>
+          <w14:ligatures w14:val="none"/>
         </w:rPr>
         <w:t xml:space="preserve"> del Código</w:t>
       </w:r>
@@ -3929,24 +3866,24 @@
           <w:color w:val="000000"/>
           <w:kern w:val="0"/>
           <w:lang w:eastAsia="es-PE"/>
-          <ns2:ligatures ns2:val="none"/>
+          <w14:ligatures w14:val="none"/>
         </w:rPr>
         <w:t xml:space="preserve">. </w:t>
       </w:r>
       <w:bookmarkStart w:id="11" w:name="_Hlk215162008"/>
       <w:bookmarkEnd w:id="1"/>
     </w:p>
-    <w:p ns2:paraId="4A1BCA98" ns2:textId="77777777">
+    <w:p>
       <w:pPr>
         <w:pStyle w:val="Prrafodelista"/>
         <w:rPr>
           <w:rFonts w:ascii="Arial Narrow" w:eastAsia="Arial Narrow" w:hAnsi="Arial Narrow" w:cs="Arial Narrow"/>
           <w:kern w:val="0"/>
-          <ns2:ligatures ns2:val="none"/>
-        </w:rPr>
-      </w:pPr>
-    </w:p>
-    <w:p ns2:paraId="3BF1E645" ns2:textId="4AFD543E">
+          <w14:ligatures w14:val="none"/>
+        </w:rPr>
+      </w:pPr>
+    </w:p>
+    <w:p>
       <w:pPr>
         <w:pStyle w:val="Prrafodelista"/>
         <w:numPr>
@@ -3959,14 +3896,14 @@
         <w:rPr>
           <w:rFonts w:ascii="Arial Narrow" w:eastAsia="Arial Narrow" w:hAnsi="Arial Narrow" w:cs="Arial Narrow"/>
           <w:kern w:val="0"/>
-          <ns2:ligatures ns2:val="none"/>
-        </w:rPr>
-      </w:pPr>
-      <w:r>
-        <w:rPr>
-          <w:rFonts w:ascii="Arial Narrow" w:eastAsia="Arial Narrow" w:hAnsi="Arial Narrow" w:cs="Arial Narrow"/>
-          <w:kern w:val="0"/>
-          <ns2:ligatures ns2:val="none"/>
+          <w14:ligatures w14:val="none"/>
+        </w:rPr>
+      </w:pPr>
+      <w:r>
+        <w:rPr>
+          <w:rFonts w:ascii="Arial Narrow" w:eastAsia="Arial Narrow" w:hAnsi="Arial Narrow" w:cs="Arial Narrow"/>
+          <w:kern w:val="0"/>
+          <w14:ligatures w14:val="none"/>
         </w:rPr>
         <w:t xml:space="preserve">Además, </w:t>
       </w:r>
@@ -3974,7 +3911,7 @@
         <w:rPr>
           <w:rFonts w:ascii="Arial Narrow" w:eastAsia="Arial Narrow" w:hAnsi="Arial Narrow" w:cs="Arial Narrow"/>
           <w:kern w:val="0"/>
-          <ns2:ligatures ns2:val="none"/>
+          <w14:ligatures w14:val="none"/>
         </w:rPr>
         <w:t xml:space="preserve">la Secretaría Técnica, en ejercicio de sus facultades, </w:t>
       </w:r>
@@ -3984,7 +3921,7 @@
           <w:color w:val="000000"/>
           <w:kern w:val="0"/>
           <w:lang w:eastAsia="es-PE"/>
-          <ns2:ligatures ns2:val="none"/>
+          <w14:ligatures w14:val="none"/>
         </w:rPr>
         <w:t xml:space="preserve">considera </w:t>
       </w:r>
@@ -3992,7 +3929,7 @@
         <w:rPr>
           <w:rFonts w:ascii="Arial Narrow" w:eastAsia="Arial Narrow" w:hAnsi="Arial Narrow" w:cs="Arial Narrow"/>
           <w:kern w:val="0"/>
-          <ns2:ligatures ns2:val="none"/>
+          <w14:ligatures w14:val="none"/>
         </w:rPr>
         <w:t xml:space="preserve">que el hecho denunciado, consistente en que </w:t>
       </w:r>
@@ -4000,7 +3937,7 @@
         <w:rPr>
           <w:rFonts w:ascii="Arial Narrow" w:eastAsia="Arial Narrow" w:hAnsi="Arial Narrow" w:cs="Arial Narrow"/>
           <w:kern w:val="0"/>
-          <ns2:ligatures ns2:val="none"/>
+          <w14:ligatures w14:val="none"/>
         </w:rPr>
         <w:t>la compañía aseguradora no habría cumplido con brindar una respuesta a la dentro del plazo legal a la carta notarial presentada por el denunciante el 16 de julio de 2025</w:t>
       </w:r>
@@ -4008,7 +3945,7 @@
         <w:rPr>
           <w:rFonts w:ascii="Arial Narrow" w:eastAsia="Arial Narrow" w:hAnsi="Arial Narrow" w:cs="Arial Narrow"/>
           <w:kern w:val="0"/>
-          <ns2:ligatures ns2:val="none"/>
+          <w14:ligatures w14:val="none"/>
         </w:rPr>
         <w:t xml:space="preserve">; involucraría una presunta afectación a sus expectativas, quien no habría encontrado una correspondencia entre lo que esperaba recibir de parte del proveedor y lo que realmente recibió. Por </w:t>
       </w:r>
@@ -4016,7 +3953,7 @@
         <w:rPr>
           <w:rFonts w:ascii="Arial Narrow" w:eastAsia="Arial Narrow" w:hAnsi="Arial Narrow" w:cs="Arial Narrow"/>
           <w:kern w:val="0"/>
-          <ns2:ligatures ns2:val="none"/>
+          <w14:ligatures w14:val="none"/>
         </w:rPr>
         <w:lastRenderedPageBreak/>
         <w:t>consiguiente, corresponde calificar el hecho materia de denuncia como una presunta infracción al deber de idoneidad, tipificado en los artículos 18</w:t>
@@ -4027,7 +3964,7 @@
           <w:color w:val="000000"/>
           <w:kern w:val="0"/>
           <w:lang w:eastAsia="es-PE"/>
-          <ns2:ligatures ns2:val="none"/>
+          <w14:ligatures w14:val="none"/>
         </w:rPr>
         <w:t/>
       </w:r>
@@ -4035,7 +3972,7 @@
         <w:rPr>
           <w:rFonts w:ascii="Arial Narrow" w:eastAsia="Arial Narrow" w:hAnsi="Arial Narrow" w:cs="Arial Narrow"/>
           <w:kern w:val="0"/>
-          <ns2:ligatures ns2:val="none"/>
+          <w14:ligatures w14:val="none"/>
         </w:rPr>
         <w:t xml:space="preserve"> y 19</w:t>
       </w:r>
@@ -4045,7 +3982,7 @@
           <w:color w:val="000000"/>
           <w:kern w:val="0"/>
           <w:lang w:eastAsia="es-PE"/>
-          <ns2:ligatures ns2:val="none"/>
+          <w14:ligatures w14:val="none"/>
         </w:rPr>
         <w:t/>
       </w:r>
@@ -4053,7 +3990,7 @@
         <w:rPr>
           <w:rFonts w:ascii="Arial Narrow" w:eastAsia="Arial Narrow" w:hAnsi="Arial Narrow" w:cs="Arial Narrow"/>
           <w:kern w:val="0"/>
-          <ns2:ligatures ns2:val="none"/>
+          <w14:ligatures w14:val="none"/>
         </w:rPr>
         <w:t xml:space="preserve"> del Código</w:t>
       </w:r>
@@ -4064,22 +4001,22 @@
           <w:color w:val="000000"/>
           <w:kern w:val="0"/>
           <w:lang w:eastAsia="es-PE"/>
-          <ns2:ligatures ns2:val="none"/>
+          <w14:ligatures w14:val="none"/>
         </w:rPr>
         <w:t>.</w:t>
       </w:r>
     </w:p>
-    <w:p ns2:paraId="383C2F66" ns2:textId="77777777">
+    <w:p>
       <w:pPr>
         <w:pStyle w:val="Prrafodelista"/>
         <w:rPr>
           <w:rFonts w:ascii="Arial Narrow" w:eastAsia="Arial Narrow" w:hAnsi="Arial Narrow" w:cs="Arial Narrow"/>
           <w:kern w:val="0"/>
-          <ns2:ligatures ns2:val="none"/>
-        </w:rPr>
-      </w:pPr>
-    </w:p>
-    <w:p ns2:paraId="7AC8BC33" ns2:textId="74F77FA2">
+          <w14:ligatures w14:val="none"/>
+        </w:rPr>
+      </w:pPr>
+    </w:p>
+    <w:p>
       <w:pPr>
         <w:pStyle w:val="Prrafodelista"/>
         <w:numPr>
@@ -4092,14 +4029,14 @@
         <w:rPr>
           <w:rFonts w:ascii="Arial Narrow" w:eastAsia="Arial Narrow" w:hAnsi="Arial Narrow" w:cs="Arial Narrow"/>
           <w:kern w:val="0"/>
-          <ns2:ligatures ns2:val="none"/>
-        </w:rPr>
-      </w:pPr>
-      <w:r>
-        <w:rPr>
-          <w:rFonts w:ascii="Arial Narrow" w:eastAsia="Arial Narrow" w:hAnsi="Arial Narrow" w:cs="Arial Narrow"/>
-          <w:kern w:val="0"/>
-          <ns2:ligatures ns2:val="none"/>
+          <w14:ligatures w14:val="none"/>
+        </w:rPr>
+      </w:pPr>
+      <w:r>
+        <w:rPr>
+          <w:rFonts w:ascii="Arial Narrow" w:eastAsia="Arial Narrow" w:hAnsi="Arial Narrow" w:cs="Arial Narrow"/>
+          <w:kern w:val="0"/>
+          <w14:ligatures w14:val="none"/>
         </w:rPr>
         <w:t xml:space="preserve">Así también, </w:t>
       </w:r>
@@ -4107,7 +4044,7 @@
         <w:rPr>
           <w:rFonts w:ascii="Arial Narrow" w:eastAsia="Arial Narrow" w:hAnsi="Arial Narrow" w:cs="Arial Narrow"/>
           <w:kern w:val="0"/>
-          <ns2:ligatures ns2:val="none"/>
+          <w14:ligatures w14:val="none"/>
         </w:rPr>
         <w:t xml:space="preserve">la Secretaría Técnica, en ejercicio de sus facultades, </w:t>
       </w:r>
@@ -4117,7 +4054,7 @@
           <w:color w:val="000000"/>
           <w:kern w:val="0"/>
           <w:lang w:eastAsia="es-PE"/>
-          <ns2:ligatures ns2:val="none"/>
+          <w14:ligatures w14:val="none"/>
         </w:rPr>
         <w:t xml:space="preserve">considera </w:t>
       </w:r>
@@ -4125,7 +4062,7 @@
         <w:rPr>
           <w:rFonts w:ascii="Arial Narrow" w:eastAsia="Arial Narrow" w:hAnsi="Arial Narrow" w:cs="Arial Narrow"/>
           <w:kern w:val="0"/>
-          <ns2:ligatures ns2:val="none"/>
+          <w14:ligatures w14:val="none"/>
         </w:rPr>
         <w:t xml:space="preserve">que el hecho denunciado, consistente en que </w:t>
       </w:r>
@@ -4133,7 +4070,7 @@
         <w:rPr>
           <w:rFonts w:ascii="Arial Narrow" w:eastAsia="Arial Narrow" w:hAnsi="Arial Narrow" w:cs="Arial Narrow"/>
           <w:kern w:val="0"/>
-          <ns2:ligatures ns2:val="none"/>
+          <w14:ligatures w14:val="none"/>
         </w:rPr>
         <w:t>la compañía aseguradora habría demora 51 días en remitir la documentación solicitada por la denunciante referida a acreditar que su pensión es vitalicia y certificara la solvencia institucional de la compañía aseguradora</w:t>
       </w:r>
@@ -4141,7 +4078,7 @@
         <w:rPr>
           <w:rFonts w:ascii="Arial Narrow" w:eastAsia="Arial Narrow" w:hAnsi="Arial Narrow" w:cs="Arial Narrow"/>
           <w:kern w:val="0"/>
-          <ns2:ligatures ns2:val="none"/>
+          <w14:ligatures w14:val="none"/>
         </w:rPr>
         <w:t>; involucraría una presunta afectación a sus expectativas, quien no habría encontrado una correspondencia entre lo que esperaba recibir de parte del proveedor y lo que realmente recibió. Por consiguiente, corresponde calificar el hecho materia de denuncia como una presunta infracción al deber de idoneidad, tipificado en los artículos 18</w:t>
       </w:r>
@@ -4151,7 +4088,7 @@
           <w:color w:val="000000"/>
           <w:kern w:val="0"/>
           <w:lang w:eastAsia="es-PE"/>
-          <ns2:ligatures ns2:val="none"/>
+          <w14:ligatures w14:val="none"/>
         </w:rPr>
         <w:t/>
       </w:r>
@@ -4159,7 +4096,7 @@
         <w:rPr>
           <w:rFonts w:ascii="Arial Narrow" w:eastAsia="Arial Narrow" w:hAnsi="Arial Narrow" w:cs="Arial Narrow"/>
           <w:kern w:val="0"/>
-          <ns2:ligatures ns2:val="none"/>
+          <w14:ligatures w14:val="none"/>
         </w:rPr>
         <w:t xml:space="preserve"> y 19</w:t>
       </w:r>
@@ -4169,7 +4106,7 @@
           <w:color w:val="000000"/>
           <w:kern w:val="0"/>
           <w:lang w:eastAsia="es-PE"/>
-          <ns2:ligatures ns2:val="none"/>
+          <w14:ligatures w14:val="none"/>
         </w:rPr>
         <w:t/>
       </w:r>
@@ -4177,7 +4114,7 @@
         <w:rPr>
           <w:rFonts w:ascii="Arial Narrow" w:eastAsia="Arial Narrow" w:hAnsi="Arial Narrow" w:cs="Arial Narrow"/>
           <w:kern w:val="0"/>
-          <ns2:ligatures ns2:val="none"/>
+          <w14:ligatures w14:val="none"/>
         </w:rPr>
         <w:t xml:space="preserve"> del Código</w:t>
       </w:r>
@@ -4188,22 +4125,22 @@
           <w:color w:val="000000"/>
           <w:kern w:val="0"/>
           <w:lang w:eastAsia="es-PE"/>
-          <ns2:ligatures ns2:val="none"/>
+          <w14:ligatures w14:val="none"/>
         </w:rPr>
         <w:t xml:space="preserve">. </w:t>
       </w:r>
     </w:p>
-    <w:p ns2:paraId="0A20D637" ns2:textId="77777777">
+    <w:p>
       <w:pPr>
         <w:pStyle w:val="Prrafodelista"/>
         <w:rPr>
           <w:rFonts w:ascii="Arial Narrow" w:eastAsia="Arial Narrow" w:hAnsi="Arial Narrow" w:cs="Arial Narrow"/>
           <w:kern w:val="0"/>
-          <ns2:ligatures ns2:val="none"/>
-        </w:rPr>
-      </w:pPr>
-    </w:p>
-    <w:p ns2:paraId="7E107A31" ns2:textId="54E1BF69">
+          <w14:ligatures w14:val="none"/>
+        </w:rPr>
+      </w:pPr>
+    </w:p>
+    <w:p>
       <w:pPr>
         <w:pStyle w:val="Prrafodelista"/>
         <w:numPr>
@@ -4216,14 +4153,14 @@
         <w:rPr>
           <w:rFonts w:ascii="Arial Narrow" w:eastAsia="Arial Narrow" w:hAnsi="Arial Narrow" w:cs="Arial Narrow"/>
           <w:kern w:val="0"/>
-          <ns2:ligatures ns2:val="none"/>
-        </w:rPr>
-      </w:pPr>
-      <w:r>
-        <w:rPr>
-          <w:rFonts w:ascii="Arial Narrow" w:eastAsia="Arial Narrow" w:hAnsi="Arial Narrow" w:cs="Arial Narrow"/>
-          <w:kern w:val="0"/>
-          <ns2:ligatures ns2:val="none"/>
+          <w14:ligatures w14:val="none"/>
+        </w:rPr>
+      </w:pPr>
+      <w:r>
+        <w:rPr>
+          <w:rFonts w:ascii="Arial Narrow" w:eastAsia="Arial Narrow" w:hAnsi="Arial Narrow" w:cs="Arial Narrow"/>
+          <w:kern w:val="0"/>
+          <w14:ligatures w14:val="none"/>
         </w:rPr>
         <w:t xml:space="preserve">Además, </w:t>
       </w:r>
@@ -4231,7 +4168,7 @@
         <w:rPr>
           <w:rFonts w:ascii="Arial Narrow" w:eastAsia="Arial Narrow" w:hAnsi="Arial Narrow" w:cs="Arial Narrow"/>
           <w:kern w:val="0"/>
-          <ns2:ligatures ns2:val="none"/>
+          <w14:ligatures w14:val="none"/>
         </w:rPr>
         <w:t xml:space="preserve">la Secretaría Técnica, en ejercicio de sus facultades, </w:t>
       </w:r>
@@ -4241,7 +4178,7 @@
           <w:color w:val="000000"/>
           <w:kern w:val="0"/>
           <w:lang w:eastAsia="es-PE"/>
-          <ns2:ligatures ns2:val="none"/>
+          <w14:ligatures w14:val="none"/>
         </w:rPr>
         <w:t xml:space="preserve">considera </w:t>
       </w:r>
@@ -4249,7 +4186,7 @@
         <w:rPr>
           <w:rFonts w:ascii="Arial Narrow" w:eastAsia="Arial Narrow" w:hAnsi="Arial Narrow" w:cs="Arial Narrow"/>
           <w:kern w:val="0"/>
-          <ns2:ligatures ns2:val="none"/>
+          <w14:ligatures w14:val="none"/>
         </w:rPr>
         <w:t xml:space="preserve">que el hecho denunciado, consistente en que </w:t>
       </w:r>
@@ -4257,7 +4194,7 @@
         <w:rPr>
           <w:rFonts w:ascii="Arial Narrow" w:eastAsia="Arial Narrow" w:hAnsi="Arial Narrow" w:cs="Arial Narrow"/>
           <w:kern w:val="0"/>
-          <ns2:ligatures ns2:val="none"/>
+          <w14:ligatures w14:val="none"/>
         </w:rPr>
         <w:t>la compañía aseguradora se habría negado indebidamente en gestionar la legalización y apostillado de los documentos remitidos al denunciante el 16 de julio de 2025 y enviarlos a Panamá</w:t>
       </w:r>
@@ -4265,7 +4202,7 @@
         <w:rPr>
           <w:rFonts w:ascii="Arial Narrow" w:eastAsia="Arial Narrow" w:hAnsi="Arial Narrow" w:cs="Arial Narrow"/>
           <w:kern w:val="0"/>
-          <ns2:ligatures ns2:val="none"/>
+          <w14:ligatures w14:val="none"/>
         </w:rPr>
         <w:t>; involucraría una presunta afectación a sus expectativas, quien no habría encontrado una correspondencia entre lo que esperaba recibir de parte del proveedor y lo que realmente recibió. Por consiguiente, corresponde calificar el hecho materia de denuncia como una presunta infracción al deber de idoneidad, tipificado en los artículos 18</w:t>
       </w:r>
@@ -4275,7 +4212,7 @@
           <w:color w:val="000000"/>
           <w:kern w:val="0"/>
           <w:lang w:eastAsia="es-PE"/>
-          <ns2:ligatures ns2:val="none"/>
+          <w14:ligatures w14:val="none"/>
         </w:rPr>
         <w:t/>
       </w:r>
@@ -4283,7 +4220,7 @@
         <w:rPr>
           <w:rFonts w:ascii="Arial Narrow" w:eastAsia="Arial Narrow" w:hAnsi="Arial Narrow" w:cs="Arial Narrow"/>
           <w:kern w:val="0"/>
-          <ns2:ligatures ns2:val="none"/>
+          <w14:ligatures w14:val="none"/>
         </w:rPr>
         <w:t xml:space="preserve"> y 19</w:t>
       </w:r>
@@ -4293,7 +4230,7 @@
           <w:color w:val="000000"/>
           <w:kern w:val="0"/>
           <w:lang w:eastAsia="es-PE"/>
-          <ns2:ligatures ns2:val="none"/>
+          <w14:ligatures w14:val="none"/>
         </w:rPr>
         <w:t/>
       </w:r>
@@ -4301,7 +4238,7 @@
         <w:rPr>
           <w:rFonts w:ascii="Arial Narrow" w:eastAsia="Arial Narrow" w:hAnsi="Arial Narrow" w:cs="Arial Narrow"/>
           <w:kern w:val="0"/>
-          <ns2:ligatures ns2:val="none"/>
+          <w14:ligatures w14:val="none"/>
         </w:rPr>
         <w:t xml:space="preserve"> del Código</w:t>
       </w:r>
@@ -4312,7 +4249,7 @@
           <w:color w:val="000000"/>
           <w:kern w:val="0"/>
           <w:lang w:eastAsia="es-PE"/>
-          <ns2:ligatures ns2:val="none"/>
+          <w14:ligatures w14:val="none"/>
         </w:rPr>
         <w:t xml:space="preserve">. </w:t>
       </w:r>
@@ -4320,7 +4257,7 @@
     <w:bookmarkEnd w:id="5"/>
     <w:bookmarkEnd w:id="8"/>
     <w:bookmarkEnd w:id="11"/>
-    <w:p ns2:paraId="432038D6" ns2:textId="0A9F6D75">
+    <w:p>
       <w:pPr>
         <w:spacing w:after="0" w:line="240" w:lineRule="auto"/>
         <w:jc w:val="both"/>
@@ -4328,11 +4265,11 @@
           <w:rFonts w:ascii="Arial Narrow" w:eastAsia="Calibri" w:hAnsi="Arial Narrow" w:cs="Arial Narrow"/>
           <w:kern w:val="0"/>
           <w:lang w:eastAsia="es-PE"/>
-          <ns2:ligatures ns2:val="none"/>
-        </w:rPr>
-      </w:pPr>
-    </w:p>
-    <w:p ns2:paraId="463134E5" ns2:textId="77777777">
+          <w14:ligatures w14:val="none"/>
+        </w:rPr>
+      </w:pPr>
+    </w:p>
+    <w:p>
       <w:pPr>
         <w:pStyle w:val="Prrafodelista"/>
         <w:numPr>
@@ -4346,7 +4283,7 @@
           <w:rFonts w:ascii="Arial Narrow" w:eastAsia="Calibri" w:hAnsi="Arial Narrow" w:cs="Arial Narrow"/>
           <w:kern w:val="0"/>
           <w:lang w:eastAsia="es-PE"/>
-          <ns2:ligatures ns2:val="none"/>
+          <w14:ligatures w14:val="none"/>
         </w:rPr>
       </w:pPr>
       <w:r>
@@ -4355,7 +4292,7 @@
           <w:color w:val="000000"/>
           <w:kern w:val="0"/>
           <w:lang w:eastAsia="es-PE"/>
-          <ns2:ligatures ns2:val="none"/>
+          <w14:ligatures w14:val="none"/>
         </w:rPr>
         <w:t>En tanto la denuncia reúne los requisitos establecidos por la norma citada, corresponde admitirla a trámite</w:t>
       </w:r>
@@ -4365,7 +4302,7 @@
           <w:rFonts w:ascii="Arial Narrow" w:eastAsia="Arial Narrow" w:hAnsi="Arial Narrow" w:cs="Arial Narrow"/>
           <w:kern w:val="0"/>
           <w:vertAlign w:val="superscript"/>
-          <ns2:ligatures ns2:val="none"/>
+          <w14:ligatures w14:val="none"/>
         </w:rPr>
         <w:footnoteReference w:id="9"/>
       </w:r>
@@ -4375,13 +4312,13 @@
           <w:color w:val="000000"/>
           <w:kern w:val="0"/>
           <w:lang w:eastAsia="es-PE"/>
-          <ns2:ligatures ns2:val="none"/>
+          <w14:ligatures w14:val="none"/>
         </w:rPr>
         <w:t>.</w:t>
       </w:r>
       <w:bookmarkStart w:id="12" w:name="_Hlk214963039"/>
     </w:p>
-    <w:p ns2:paraId="68C71625" ns2:textId="77777777">
+    <w:p>
       <w:pPr>
         <w:spacing w:after="0" w:line="240" w:lineRule="auto"/>
         <w:ind w:left="567"/>
@@ -4392,12 +4329,12 @@
           <w:color w:val="000000"/>
           <w:kern w:val="0"/>
           <w:lang w:eastAsia="es-PE"/>
-          <ns2:ligatures ns2:val="none"/>
+          <w14:ligatures w14:val="none"/>
         </w:rPr>
       </w:pPr>
       <w:bookmarkStart w:id="13" w:name="_Hlk214963071"/>
     </w:p>
-    <w:p ns2:paraId="38A98B4B" ns2:textId="77777777">
+    <w:p>
       <w:pPr>
         <w:pStyle w:val="Prrafodelista"/>
         <w:numPr>
@@ -4417,17 +4354,17 @@
           <w:color w:val="000000"/>
           <w:kern w:val="0"/>
           <w:lang w:eastAsia="es-PE"/>
-          <ns2:ligatures ns2:val="none"/>
-        </w:rPr>
-      </w:pPr>
-      <w:r>
-        <w:rPr>
-          <w:rFonts w:ascii="Arial Narrow" w:eastAsia="Arial Narrow" w:hAnsi="Arial Narrow" w:cs="Arial Narrow"/>
-          <w:b/>
-          <w:color w:val="000000"/>
-          <w:kern w:val="0"/>
-          <w:lang w:eastAsia="es-PE"/>
-          <ns2:ligatures ns2:val="none"/>
+          <w14:ligatures w14:val="none"/>
+        </w:rPr>
+      </w:pPr>
+      <w:r>
+        <w:rPr>
+          <w:rFonts w:ascii="Arial Narrow" w:eastAsia="Arial Narrow" w:hAnsi="Arial Narrow" w:cs="Arial Narrow"/>
+          <w:b/>
+          <w:color w:val="000000"/>
+          <w:kern w:val="0"/>
+          <w:lang w:eastAsia="es-PE"/>
+          <w14:ligatures w14:val="none"/>
         </w:rPr>
         <w:t>REQUERIMIENTO DE INFORMACI</w:t>
       </w:r>
@@ -4438,7 +4375,7 @@
           <w:color w:val="000000"/>
           <w:kern w:val="0"/>
           <w:lang w:eastAsia="es-PE"/>
-          <ns2:ligatures ns2:val="none"/>
+          <w14:ligatures w14:val="none"/>
         </w:rPr>
         <w:t>Ó</w:t>
       </w:r>
@@ -4449,12 +4386,12 @@
           <w:color w:val="000000"/>
           <w:kern w:val="0"/>
           <w:lang w:eastAsia="es-PE"/>
-          <ns2:ligatures ns2:val="none"/>
+          <w14:ligatures w14:val="none"/>
         </w:rPr>
         <w:t>N</w:t>
       </w:r>
     </w:p>
-    <w:p ns2:paraId="5B518DC4" ns2:textId="77777777">
+    <w:p>
       <w:pPr>
         <w:spacing w:after="0" w:line="240" w:lineRule="auto"/>
         <w:jc w:val="both"/>
@@ -4463,11 +4400,11 @@
           <w:color w:val="000000"/>
           <w:kern w:val="0"/>
           <w:lang w:val="es-ES" w:eastAsia="es-ES"/>
-          <ns2:ligatures ns2:val="none"/>
-        </w:rPr>
-      </w:pPr>
-    </w:p>
-    <w:p ns2:paraId="62B88A04" ns2:textId="62058BC2">
+          <w14:ligatures w14:val="none"/>
+        </w:rPr>
+      </w:pPr>
+    </w:p>
+    <w:p>
       <w:pPr>
         <w:pStyle w:val="Prrafodelista"/>
         <w:numPr>
@@ -4482,7 +4419,7 @@
           <w:color w:val="000000"/>
           <w:kern w:val="0"/>
           <w:lang w:val="es-ES" w:eastAsia="es-ES"/>
-          <ns2:ligatures ns2:val="none"/>
+          <w14:ligatures w14:val="none"/>
         </w:rPr>
       </w:pPr>
       <w:r>
@@ -4491,7 +4428,7 @@
           <w:color w:val="000000"/>
           <w:kern w:val="0"/>
           <w:lang w:val="es-ES" w:eastAsia="es-ES"/>
-          <ns2:ligatures ns2:val="none"/>
+          <w14:ligatures w14:val="none"/>
         </w:rPr>
         <w:t xml:space="preserve">A efectos de tener mayores elementos </w:t>
       </w:r>
@@ -4502,7 +4439,7 @@
           <w:color w:val="000000"/>
           <w:kern w:val="0"/>
           <w:lang w:val="es-ES" w:eastAsia="es-ES"/>
-          <ns2:ligatures ns2:val="none"/>
+          <w14:ligatures w14:val="none"/>
         </w:rPr>
         <w:t xml:space="preserve">que sirvan para la resolución definitiva del presente caso, la Secretaría Técnica, en ejercicio de las facultades que la ley le confiere, </w:t>
       </w:r>
@@ -4512,7 +4449,7 @@
           <w:color w:val="000000"/>
           <w:kern w:val="0"/>
           <w:lang w:val="es-ES" w:eastAsia="es-ES"/>
-          <ns2:ligatures ns2:val="none"/>
+          <w14:ligatures w14:val="none"/>
         </w:rPr>
         <w:t xml:space="preserve">conviene requerir </w:t>
       </w:r>
@@ -4522,7 +4459,7 @@
           <w:color w:val="000000"/>
           <w:kern w:val="0"/>
           <w:lang w:val="es-ES" w:eastAsia="es-ES"/>
-          <ns2:ligatures ns2:val="none"/>
+          <w14:ligatures w14:val="none"/>
         </w:rPr>
         <w:t>a la compañía aseguradora</w:t>
       </w:r>
@@ -4532,7 +4469,7 @@
           <w:color w:val="000000"/>
           <w:kern w:val="0"/>
           <w:lang w:val="es-ES" w:eastAsia="es-ES"/>
-          <ns2:ligatures ns2:val="none"/>
+          <w14:ligatures w14:val="none"/>
         </w:rPr>
         <w:t xml:space="preserve"> que, en un plazo no mayor de cinco (5) días hábiles con</w:t>
       </w:r>
@@ -4542,7 +4479,7 @@
           <w:color w:val="000000"/>
           <w:kern w:val="0"/>
           <w:lang w:val="es-ES" w:eastAsia="es-ES"/>
-          <ns2:ligatures ns2:val="none"/>
+          <w14:ligatures w14:val="none"/>
         </w:rPr>
         <w:t xml:space="preserve">tado a partir del día siguiente de la notificación de la presente resolución, cumpla </w:t>
       </w:r>
@@ -4552,7 +4489,7 @@
           <w:color w:val="000000"/>
           <w:kern w:val="0"/>
           <w:lang w:val="es-ES" w:eastAsia="es-ES"/>
-          <ns2:ligatures ns2:val="none"/>
+          <w14:ligatures w14:val="none"/>
         </w:rPr>
         <w:t xml:space="preserve">con </w:t>
       </w:r>
@@ -4562,7 +4499,7 @@
           <w:color w:val="000000"/>
           <w:kern w:val="0"/>
           <w:lang w:val="es-ES" w:eastAsia="es-ES"/>
-          <ns2:ligatures ns2:val="none"/>
+          <w14:ligatures w14:val="none"/>
         </w:rPr>
         <w:t>presentar todas las comunicaciones cursadas con la parte denunciante en virtud de los hechos materia de denuncia</w:t>
       </w:r>
@@ -4572,7 +4509,7 @@
           <w:color w:val="000000"/>
           <w:kern w:val="0"/>
           <w:lang w:val="es-ES" w:eastAsia="es-ES"/>
-          <ns2:ligatures ns2:val="none"/>
+          <w14:ligatures w14:val="none"/>
         </w:rPr>
         <w:t>.</w:t>
       </w:r>
@@ -4582,13 +4519,13 @@
           <w:color w:val="000000"/>
           <w:kern w:val="0"/>
           <w:lang w:eastAsia="es-ES"/>
-          <ns2:ligatures ns2:val="none"/>
+          <w14:ligatures w14:val="none"/>
         </w:rPr>
         <w:t xml:space="preserve"> </w:t>
       </w:r>
     </w:p>
     <w:bookmarkEnd w:id="13"/>
-    <w:p ns2:paraId="5C93B848" ns2:textId="77777777">
+    <w:p>
       <w:pPr>
         <w:pStyle w:val="Prrafodelista"/>
         <w:spacing w:after="0" w:line="240" w:lineRule="auto"/>
@@ -4599,11 +4536,11 @@
           <w:color w:val="000000"/>
           <w:kern w:val="0"/>
           <w:lang w:val="es-ES" w:eastAsia="es-ES"/>
-          <ns2:ligatures ns2:val="none"/>
-        </w:rPr>
-      </w:pPr>
-    </w:p>
-    <w:p ns2:paraId="2A119386" ns2:textId="77777777">
+          <w14:ligatures w14:val="none"/>
+        </w:rPr>
+      </w:pPr>
+    </w:p>
+    <w:p>
       <w:pPr>
         <w:pStyle w:val="Prrafodelista"/>
         <w:numPr>
@@ -4623,56 +4560,56 @@
           <w:color w:val="000000"/>
           <w:kern w:val="0"/>
           <w:lang w:eastAsia="es-PE"/>
-          <ns2:ligatures ns2:val="none"/>
-        </w:rPr>
-      </w:pPr>
-      <w:r>
-        <w:rPr>
-          <w:rFonts w:ascii="Arial Narrow" w:eastAsia="Arial Narrow" w:hAnsi="Arial Narrow" w:cs="Arial Narrow"/>
-          <w:b/>
-          <w:color w:val="000000"/>
-          <w:kern w:val="0"/>
-          <w:lang w:eastAsia="es-PE"/>
-          <ns2:ligatures ns2:val="none"/>
+          <w14:ligatures w14:val="none"/>
+        </w:rPr>
+      </w:pPr>
+      <w:r>
+        <w:rPr>
+          <w:rFonts w:ascii="Arial Narrow" w:eastAsia="Arial Narrow" w:hAnsi="Arial Narrow" w:cs="Arial Narrow"/>
+          <w:b/>
+          <w:color w:val="000000"/>
+          <w:kern w:val="0"/>
+          <w:lang w:eastAsia="es-PE"/>
+          <w14:ligatures w14:val="none"/>
         </w:rPr>
         <w:t xml:space="preserve">RESOLUCIÓN DE LA SECRETARÍA TÉCNICA </w:t>
       </w:r>
     </w:p>
-    <w:p ns2:paraId="7F554EB2" ns2:textId="77777777">
-      <w:pPr>
-        <w:spacing w:after="0" w:line="240" w:lineRule="auto"/>
-        <w:jc w:val="both"/>
-        <w:rPr>
-          <w:rFonts w:ascii="Arial Narrow" w:eastAsia="Arial Narrow" w:hAnsi="Arial Narrow" w:cs="Arial Narrow"/>
-          <w:b/>
-          <w:color w:val="000000"/>
-          <w:kern w:val="0"/>
-          <w:lang w:eastAsia="es-PE"/>
-          <ns2:ligatures ns2:val="none"/>
-        </w:rPr>
-      </w:pPr>
-    </w:p>
-    <w:p ns2:paraId="542D0AFB" ns2:textId="43979490">
-      <w:pPr>
-        <w:spacing w:after="0" w:line="240" w:lineRule="auto"/>
-        <w:jc w:val="both"/>
-        <w:rPr>
-          <w:rFonts w:ascii="Arial Narrow" w:eastAsia="Arial Narrow" w:hAnsi="Arial Narrow" w:cs="Arial Narrow"/>
-          <w:b/>
-          <w:color w:val="000000"/>
-          <w:kern w:val="0"/>
-          <w:lang w:eastAsia="es-PE"/>
-          <ns2:ligatures ns2:val="none"/>
-        </w:rPr>
-      </w:pPr>
-      <w:r>
-        <w:rPr>
-          <w:rFonts w:ascii="Arial Narrow" w:eastAsia="Arial Narrow" w:hAnsi="Arial Narrow" w:cs="Arial Narrow"/>
-          <w:b/>
-          <w:color w:val="000000"/>
-          <w:kern w:val="0"/>
-          <w:lang w:eastAsia="es-PE"/>
-          <ns2:ligatures ns2:val="none"/>
+    <w:p>
+      <w:pPr>
+        <w:spacing w:after="0" w:line="240" w:lineRule="auto"/>
+        <w:jc w:val="both"/>
+        <w:rPr>
+          <w:rFonts w:ascii="Arial Narrow" w:eastAsia="Arial Narrow" w:hAnsi="Arial Narrow" w:cs="Arial Narrow"/>
+          <w:b/>
+          <w:color w:val="000000"/>
+          <w:kern w:val="0"/>
+          <w:lang w:eastAsia="es-PE"/>
+          <w14:ligatures w14:val="none"/>
+        </w:rPr>
+      </w:pPr>
+    </w:p>
+    <w:p>
+      <w:pPr>
+        <w:spacing w:after="0" w:line="240" w:lineRule="auto"/>
+        <w:jc w:val="both"/>
+        <w:rPr>
+          <w:rFonts w:ascii="Arial Narrow" w:eastAsia="Arial Narrow" w:hAnsi="Arial Narrow" w:cs="Arial Narrow"/>
+          <w:b/>
+          <w:color w:val="000000"/>
+          <w:kern w:val="0"/>
+          <w:lang w:eastAsia="es-PE"/>
+          <w14:ligatures w14:val="none"/>
+        </w:rPr>
+      </w:pPr>
+      <w:r>
+        <w:rPr>
+          <w:rFonts w:ascii="Arial Narrow" w:eastAsia="Arial Narrow" w:hAnsi="Arial Narrow" w:cs="Arial Narrow"/>
+          <w:b/>
+          <w:color w:val="000000"/>
+          <w:kern w:val="0"/>
+          <w:lang w:eastAsia="es-PE"/>
+          <w14:ligatures w14:val="none"/>
         </w:rPr>
         <w:t xml:space="preserve">PRIMERO: </w:t>
       </w:r>
@@ -4683,7 +4620,7 @@
           <w:color w:val="000000"/>
           <w:kern w:val="0"/>
           <w:lang w:eastAsia="es-PE"/>
-          <ns2:ligatures ns2:val="none"/>
+          <w14:ligatures w14:val="none"/>
         </w:rPr>
         <w:t>d</w:t>
       </w:r>
@@ -4694,7 +4631,7 @@
           <w:color w:val="000000"/>
           <w:kern w:val="0"/>
           <w:lang w:eastAsia="es-PE"/>
-          <ns2:ligatures ns2:val="none"/>
+          <w14:ligatures w14:val="none"/>
         </w:rPr>
         <w:t xml:space="preserve">ejar sin efecto la Resolución </w:t>
       </w:r>
@@ -4705,7 +4642,7 @@
           <w:color w:val="000000"/>
           <w:kern w:val="0"/>
           <w:lang w:eastAsia="es-PE"/>
-          <ns2:ligatures ns2:val="none"/>
+          <w14:ligatures w14:val="none"/>
         </w:rPr>
         <w:t>1</w:t>
       </w:r>
@@ -4716,7 +4653,7 @@
           <w:color w:val="000000"/>
           <w:kern w:val="0"/>
           <w:lang w:eastAsia="es-PE"/>
-          <ns2:ligatures ns2:val="none"/>
+          <w14:ligatures w14:val="none"/>
         </w:rPr>
         <w:t xml:space="preserve"> del </w:t>
       </w:r>
@@ -4727,7 +4664,7 @@
           <w:color w:val="000000"/>
           <w:kern w:val="0"/>
           <w:lang w:eastAsia="es-PE"/>
-          <ns2:ligatures ns2:val="none"/>
+          <w14:ligatures w14:val="none"/>
         </w:rPr>
         <w:t>18 de noviembre de 2025</w:t>
       </w:r>
@@ -4738,26 +4675,26 @@
           <w:color w:val="000000"/>
           <w:kern w:val="0"/>
           <w:lang w:eastAsia="es-PE"/>
-          <ns2:ligatures ns2:val="none"/>
+          <w14:ligatures w14:val="none"/>
         </w:rPr>
         <w:t>; así como su acto de notificación.</w:t>
       </w:r>
     </w:p>
-    <w:p ns2:paraId="24686666" ns2:textId="77777777">
-      <w:pPr>
-        <w:spacing w:after="0" w:line="240" w:lineRule="auto"/>
-        <w:jc w:val="both"/>
-        <w:rPr>
-          <w:rFonts w:ascii="Arial Narrow" w:eastAsia="Arial Narrow" w:hAnsi="Arial Narrow" w:cs="Arial Narrow"/>
-          <w:b/>
-          <w:color w:val="000000"/>
-          <w:kern w:val="0"/>
-          <w:lang w:eastAsia="es-PE"/>
-          <ns2:ligatures ns2:val="none"/>
-        </w:rPr>
-      </w:pPr>
-    </w:p>
-    <w:p ns2:paraId="40BE44E6" ns2:textId="61433B74">
+    <w:p>
+      <w:pPr>
+        <w:spacing w:after="0" w:line="240" w:lineRule="auto"/>
+        <w:jc w:val="both"/>
+        <w:rPr>
+          <w:rFonts w:ascii="Arial Narrow" w:eastAsia="Arial Narrow" w:hAnsi="Arial Narrow" w:cs="Arial Narrow"/>
+          <w:b/>
+          <w:color w:val="000000"/>
+          <w:kern w:val="0"/>
+          <w:lang w:eastAsia="es-PE"/>
+          <w14:ligatures w14:val="none"/>
+        </w:rPr>
+      </w:pPr>
+    </w:p>
+    <w:p>
       <w:pPr>
         <w:spacing w:after="0" w:line="240" w:lineRule="auto"/>
         <w:jc w:val="both"/>
@@ -4766,17 +4703,17 @@
           <w:color w:val="000000"/>
           <w:kern w:val="0"/>
           <w:lang w:eastAsia="es-PE"/>
-          <ns2:ligatures ns2:val="none"/>
-        </w:rPr>
-      </w:pPr>
-      <w:r>
-        <w:rPr>
-          <w:rFonts w:ascii="Arial Narrow" w:eastAsia="Arial Narrow" w:hAnsi="Arial Narrow" w:cs="Arial Narrow"/>
-          <w:b/>
-          <w:color w:val="000000"/>
-          <w:kern w:val="0"/>
-          <w:lang w:eastAsia="es-PE"/>
-          <ns2:ligatures ns2:val="none"/>
+          <w14:ligatures w14:val="none"/>
+        </w:rPr>
+      </w:pPr>
+      <w:r>
+        <w:rPr>
+          <w:rFonts w:ascii="Arial Narrow" w:eastAsia="Arial Narrow" w:hAnsi="Arial Narrow" w:cs="Arial Narrow"/>
+          <w:b/>
+          <w:color w:val="000000"/>
+          <w:kern w:val="0"/>
+          <w:lang w:eastAsia="es-PE"/>
+          <w14:ligatures w14:val="none"/>
         </w:rPr>
         <w:t xml:space="preserve">SEGUNDO: admitir a trámite la denuncia del 6 de setiembre de 2025, complementado mediante el escrito del 10 de setiembre de 2025, interpuesta por el señor [DENUNCIANTE] contra Interseguro Compañía de Seguros S.A., por lo siguiente:</w:t>
       </w:r>
@@ -4787,7 +4724,7 @@
           <w:color w:val="000000"/>
           <w:kern w:val="0"/>
           <w:lang w:eastAsia="es-PE"/>
-          <ns2:ligatures ns2:val="none"/>
+          <w14:ligatures w14:val="none"/>
         </w:rPr>
         <w:t xml:space="preserve"/>
       </w:r>
@@ -4798,7 +4735,7 @@
           <w:kern w:val="0"/>
           <w:shd w:val="clear" w:color="auto" w:fill="FFFFFF"/>
           <w:lang w:eastAsia="es-PE"/>
-          <ns2:ligatures ns2:val="none"/>
+          <w14:ligatures w14:val="none"/>
         </w:rPr>
         <w:t xml:space="preserve"/>
       </w:r>
@@ -4808,7 +4745,7 @@
           <w:color w:val="000000"/>
           <w:kern w:val="0"/>
           <w:lang w:val="es-ES" w:eastAsia="es-ES"/>
-          <ns2:ligatures ns2:val="none"/>
+          <w14:ligatures w14:val="none"/>
         </w:rPr>
         <w:t/>
       </w:r>
@@ -4818,7 +4755,7 @@
           <w:color w:val="000000"/>
           <w:kern w:val="0"/>
           <w:lang w:val="es-ES" w:eastAsia="es-ES"/>
-          <ns2:ligatures ns2:val="none"/>
+          <w14:ligatures w14:val="none"/>
         </w:rPr>
         <w:t xml:space="preserve"/>
       </w:r>
@@ -4829,7 +4766,7 @@
           <w:kern w:val="0"/>
           <w:shd w:val="clear" w:color="auto" w:fill="FFFFFF"/>
           <w:lang w:eastAsia="es-PE"/>
-          <ns2:ligatures ns2:val="none"/>
+          <w14:ligatures w14:val="none"/>
         </w:rPr>
         <w:t xml:space="preserve"/>
       </w:r>
@@ -4840,7 +4777,7 @@
           <w:kern w:val="0"/>
           <w:shd w:val="clear" w:color="auto" w:fill="FFFFFF"/>
           <w:lang w:eastAsia="es-PE"/>
-          <ns2:ligatures ns2:val="none"/>
+          <w14:ligatures w14:val="none"/>
         </w:rPr>
         <w:t xml:space="preserve"/>
       </w:r>
@@ -4850,7 +4787,7 @@
           <w:bCs/>
           <w:spacing w:val="-3"/>
           <w:kern w:val="0"/>
-          <ns2:ligatures ns2:val="none"/>
+          <w14:ligatures w14:val="none"/>
         </w:rPr>
         <w:t/>
       </w:r>
@@ -4868,7 +4805,7 @@
           <w:kern w:val="0"/>
           <w:shd w:val="clear" w:color="auto" w:fill="FFFFFF"/>
           <w:lang w:eastAsia="es-PE"/>
-          <ns2:ligatures ns2:val="none"/>
+          <w14:ligatures w14:val="none"/>
         </w:rPr>
         <w:t xml:space="preserve"/>
       </w:r>
@@ -4879,7 +4816,7 @@
           <w:kern w:val="0"/>
           <w:shd w:val="clear" w:color="auto" w:fill="FFFFFF"/>
           <w:lang w:eastAsia="es-PE"/>
-          <ns2:ligatures ns2:val="none"/>
+          <w14:ligatures w14:val="none"/>
         </w:rPr>
         <w:t xml:space="preserve"/>
       </w:r>
@@ -4927,7 +4864,7 @@
           <w:kern w:val="0"/>
           <w:shd w:val="clear" w:color="auto" w:fill="FFFFFF"/>
           <w:lang w:eastAsia="es-PE"/>
-          <ns2:ligatures ns2:val="none"/>
+          <w14:ligatures w14:val="none"/>
         </w:rPr>
         <w:t xml:space="preserve"/>
       </w:r>
@@ -4939,12 +4876,12 @@
           <w:kern w:val="0"/>
           <w:shd w:val="clear" w:color="auto" w:fill="FFFFFF"/>
           <w:lang w:eastAsia="es-PE"/>
-          <ns2:ligatures ns2:val="none"/>
+          <w14:ligatures w14:val="none"/>
         </w:rPr>
         <w:t/>
       </w:r>
     </w:p>
-    <w:p ns2:paraId="5E66126E" ns2:textId="77777777">
+    <w:p>
       <w:pPr>
         <w:spacing w:after="0" w:line="240" w:lineRule="auto"/>
         <w:jc w:val="both"/>
@@ -4953,11 +4890,11 @@
           <w:color w:val="000000"/>
           <w:kern w:val="0"/>
           <w:lang w:eastAsia="es-PE"/>
-          <ns2:ligatures ns2:val="none"/>
-        </w:rPr>
-      </w:pPr>
-    </w:p>
-    <w:p ns2:paraId="0CFF6801" ns2:textId="53417266">
+          <w14:ligatures w14:val="none"/>
+        </w:rPr>
+      </w:pPr>
+    </w:p>
+    <w:p>
       <w:pPr>
         <w:pStyle w:val="Prrafodelista"/>
         <w:numPr>
@@ -4975,7 +4912,7 @@
           <w:rFonts w:ascii="Arial Narrow" w:eastAsia="Calibri" w:hAnsi="Arial Narrow" w:cs="Arial Narrow"/>
           <w:kern w:val="0"/>
           <w:lang w:eastAsia="es-PE"/>
-          <ns2:ligatures ns2:val="none"/>
+          <w14:ligatures w14:val="none"/>
         </w:rPr>
       </w:pPr>
       <w:r>
@@ -4984,7 +4921,7 @@
           <w:color w:val="000000"/>
           <w:kern w:val="0"/>
           <w:lang w:eastAsia="es-PE"/>
-          <ns2:ligatures ns2:val="none"/>
+          <w14:ligatures w14:val="none"/>
         </w:rPr>
         <w:t>Presunta</w:t>
       </w:r>
@@ -4994,7 +4931,7 @@
           <w:kern w:val="0"/>
           <w:shd w:val="clear" w:color="auto" w:fill="FFFFFF"/>
           <w:lang w:eastAsia="es-PE"/>
-          <ns2:ligatures ns2:val="none"/>
+          <w14:ligatures w14:val="none"/>
         </w:rPr>
         <w:t xml:space="preserve"> infracción a los artículos 18 y 19</w:t>
       </w:r>
@@ -5003,7 +4940,7 @@
           <w:rFonts w:ascii="Arial Narrow" w:eastAsia="Calibri" w:hAnsi="Arial Narrow" w:cs="Arial Narrow"/>
           <w:kern w:val="0"/>
           <w:lang w:eastAsia="es-PE"/>
-          <ns2:ligatures ns2:val="none"/>
+          <w14:ligatures w14:val="none"/>
         </w:rPr>
         <w:t xml:space="preserve"> de </w:t>
       </w:r>
@@ -5013,7 +4950,7 @@
           <w:kern w:val="0"/>
           <w:shd w:val="clear" w:color="auto" w:fill="FFFFFF"/>
           <w:lang w:eastAsia="es-PE"/>
-          <ns2:ligatures ns2:val="none"/>
+          <w14:ligatures w14:val="none"/>
         </w:rPr>
         <w:t xml:space="preserve">la Ley 29571, Código de Protección y Defensa del Consumidor, en tanto </w:t>
       </w:r>
@@ -5023,7 +4960,7 @@
           <w:kern w:val="0"/>
           <w:shd w:val="clear" w:color="auto" w:fill="FFFFFF"/>
           <w:lang w:eastAsia="es-PE"/>
-          <ns2:ligatures ns2:val="none"/>
+          <w14:ligatures w14:val="none"/>
         </w:rPr>
         <w:t>la compañía aseguradora no habría permitido que el denunciante los días 8,9 y 10 de julio de 2025 remita comunicaciones por correo electrónico o WhatsApp, pues solo le permitió por vía telefónica</w:t>
       </w:r>
@@ -5033,12 +4970,12 @@
           <w:kern w:val="0"/>
           <w:shd w:val="clear" w:color="auto" w:fill="FFFFFF"/>
           <w:lang w:eastAsia="es-PE"/>
-          <ns2:ligatures ns2:val="none"/>
+          <w14:ligatures w14:val="none"/>
         </w:rPr>
         <w:t>.</w:t>
       </w:r>
     </w:p>
-    <w:p ns2:paraId="4C16426F" ns2:textId="77777777">
+    <w:p>
       <w:pPr>
         <w:spacing w:after="0" w:line="240" w:lineRule="auto"/>
         <w:jc w:val="both"/>
@@ -5047,11 +4984,11 @@
           <w:color w:val="000000"/>
           <w:kern w:val="0"/>
           <w:lang w:eastAsia="es-PE"/>
-          <ns2:ligatures ns2:val="none"/>
-        </w:rPr>
-      </w:pPr>
-    </w:p>
-    <w:p ns2:paraId="303CFF03" ns2:textId="78B2F456">
+          <w14:ligatures w14:val="none"/>
+        </w:rPr>
+      </w:pPr>
+    </w:p>
+    <w:p>
       <w:pPr>
         <w:pStyle w:val="Prrafodelista"/>
         <w:numPr>
@@ -5069,7 +5006,7 @@
           <w:rFonts w:ascii="Arial Narrow" w:eastAsia="Calibri" w:hAnsi="Arial Narrow" w:cs="Arial Narrow"/>
           <w:kern w:val="0"/>
           <w:lang w:eastAsia="es-PE"/>
-          <ns2:ligatures ns2:val="none"/>
+          <w14:ligatures w14:val="none"/>
         </w:rPr>
       </w:pPr>
       <w:r>
@@ -5078,7 +5015,7 @@
           <w:color w:val="000000"/>
           <w:kern w:val="0"/>
           <w:lang w:eastAsia="es-PE"/>
-          <ns2:ligatures ns2:val="none"/>
+          <w14:ligatures w14:val="none"/>
         </w:rPr>
         <w:t>Presunta</w:t>
       </w:r>
@@ -5088,7 +5025,7 @@
           <w:kern w:val="0"/>
           <w:shd w:val="clear" w:color="auto" w:fill="FFFFFF"/>
           <w:lang w:eastAsia="es-PE"/>
-          <ns2:ligatures ns2:val="none"/>
+          <w14:ligatures w14:val="none"/>
         </w:rPr>
         <w:t xml:space="preserve"> infracción a los artículos 18 y 19</w:t>
       </w:r>
@@ -5097,7 +5034,7 @@
           <w:rFonts w:ascii="Arial Narrow" w:eastAsia="Calibri" w:hAnsi="Arial Narrow" w:cs="Arial Narrow"/>
           <w:kern w:val="0"/>
           <w:lang w:eastAsia="es-PE"/>
-          <ns2:ligatures ns2:val="none"/>
+          <w14:ligatures w14:val="none"/>
         </w:rPr>
         <w:t xml:space="preserve"> de </w:t>
       </w:r>
@@ -5107,7 +5044,7 @@
           <w:kern w:val="0"/>
           <w:shd w:val="clear" w:color="auto" w:fill="FFFFFF"/>
           <w:lang w:eastAsia="es-PE"/>
-          <ns2:ligatures ns2:val="none"/>
+          <w14:ligatures w14:val="none"/>
         </w:rPr>
         <w:t xml:space="preserve">la Ley 29571, Código de Protección y Defensa del Consumidor, en tanto </w:t>
       </w:r>
@@ -5117,7 +5054,7 @@
           <w:kern w:val="0"/>
           <w:shd w:val="clear" w:color="auto" w:fill="FFFFFF"/>
           <w:lang w:eastAsia="es-PE"/>
-          <ns2:ligatures ns2:val="none"/>
+          <w14:ligatures w14:val="none"/>
         </w:rPr>
         <w:t xml:space="preserve">la compañía aseguradora no habría cumplido con remitir íntegramente los </w:t>
       </w:r>
@@ -5127,7 +5064,7 @@
           <w:kern w:val="0"/>
           <w:shd w:val="clear" w:color="auto" w:fill="FFFFFF"/>
           <w:lang w:eastAsia="es-PE"/>
-          <ns2:ligatures ns2:val="none"/>
+          <w14:ligatures w14:val="none"/>
         </w:rPr>
         <w:lastRenderedPageBreak/>
         <w:t>documentos requeridos por el denunciante el 8,9 y 10 de julio de 2025, brindando una respuesta inadecuada e incompleta</w:t>
@@ -5138,12 +5075,12 @@
           <w:kern w:val="0"/>
           <w:shd w:val="clear" w:color="auto" w:fill="FFFFFF"/>
           <w:lang w:eastAsia="es-PE"/>
-          <ns2:ligatures ns2:val="none"/>
+          <w14:ligatures w14:val="none"/>
         </w:rPr>
         <w:t>.</w:t>
       </w:r>
     </w:p>
-    <w:p ns2:paraId="3EB49175" ns2:textId="77777777">
+    <w:p>
       <w:pPr>
         <w:spacing w:after="0" w:line="240" w:lineRule="auto"/>
         <w:jc w:val="both"/>
@@ -5152,11 +5089,11 @@
           <w:color w:val="000000"/>
           <w:kern w:val="0"/>
           <w:lang w:eastAsia="es-PE"/>
-          <ns2:ligatures ns2:val="none"/>
-        </w:rPr>
-      </w:pPr>
-    </w:p>
-    <w:p ns2:paraId="54AFDD2F" ns2:textId="6F1D9D59">
+          <w14:ligatures w14:val="none"/>
+        </w:rPr>
+      </w:pPr>
+    </w:p>
+    <w:p>
       <w:pPr>
         <w:pStyle w:val="Prrafodelista"/>
         <w:numPr>
@@ -5174,7 +5111,7 @@
           <w:rFonts w:ascii="Arial Narrow" w:eastAsia="Calibri" w:hAnsi="Arial Narrow" w:cs="Arial Narrow"/>
           <w:kern w:val="0"/>
           <w:lang w:eastAsia="es-PE"/>
-          <ns2:ligatures ns2:val="none"/>
+          <w14:ligatures w14:val="none"/>
         </w:rPr>
       </w:pPr>
       <w:r>
@@ -5183,7 +5120,7 @@
           <w:color w:val="000000"/>
           <w:kern w:val="0"/>
           <w:lang w:eastAsia="es-PE"/>
-          <ns2:ligatures ns2:val="none"/>
+          <w14:ligatures w14:val="none"/>
         </w:rPr>
         <w:t>Presunta</w:t>
       </w:r>
@@ -5193,7 +5130,7 @@
           <w:kern w:val="0"/>
           <w:shd w:val="clear" w:color="auto" w:fill="FFFFFF"/>
           <w:lang w:eastAsia="es-PE"/>
-          <ns2:ligatures ns2:val="none"/>
+          <w14:ligatures w14:val="none"/>
         </w:rPr>
         <w:t xml:space="preserve"> infracción a los artículos 18 y 19</w:t>
       </w:r>
@@ -5202,7 +5139,7 @@
           <w:rFonts w:ascii="Arial Narrow" w:eastAsia="Calibri" w:hAnsi="Arial Narrow" w:cs="Arial Narrow"/>
           <w:kern w:val="0"/>
           <w:lang w:eastAsia="es-PE"/>
-          <ns2:ligatures ns2:val="none"/>
+          <w14:ligatures w14:val="none"/>
         </w:rPr>
         <w:t xml:space="preserve"> de </w:t>
       </w:r>
@@ -5212,7 +5149,7 @@
           <w:kern w:val="0"/>
           <w:shd w:val="clear" w:color="auto" w:fill="FFFFFF"/>
           <w:lang w:eastAsia="es-PE"/>
-          <ns2:ligatures ns2:val="none"/>
+          <w14:ligatures w14:val="none"/>
         </w:rPr>
         <w:t xml:space="preserve">la Ley 29571, Código de Protección y Defensa del Consumidor, en tanto </w:t>
       </w:r>
@@ -5222,7 +5159,7 @@
           <w:kern w:val="0"/>
           <w:shd w:val="clear" w:color="auto" w:fill="FFFFFF"/>
           <w:lang w:eastAsia="es-PE"/>
-          <ns2:ligatures ns2:val="none"/>
+          <w14:ligatures w14:val="none"/>
         </w:rPr>
         <w:t>la compañía aseguradora no habría cumplido con brindar una respuesta a la dentro del plazo legal a la carta notarial presentada por el denunciante el 16 de julio de 2025</w:t>
       </w:r>
@@ -5232,12 +5169,12 @@
           <w:kern w:val="0"/>
           <w:shd w:val="clear" w:color="auto" w:fill="FFFFFF"/>
           <w:lang w:eastAsia="es-PE"/>
-          <ns2:ligatures ns2:val="none"/>
+          <w14:ligatures w14:val="none"/>
         </w:rPr>
         <w:t xml:space="preserve">. </w:t>
       </w:r>
     </w:p>
-    <w:p ns2:paraId="5984BF68" ns2:textId="77777777">
+    <w:p>
       <w:pPr>
         <w:spacing w:after="0" w:line="240" w:lineRule="auto"/>
         <w:jc w:val="both"/>
@@ -5246,11 +5183,11 @@
           <w:color w:val="000000"/>
           <w:kern w:val="0"/>
           <w:lang w:eastAsia="es-PE"/>
-          <ns2:ligatures ns2:val="none"/>
-        </w:rPr>
-      </w:pPr>
-    </w:p>
-    <w:p ns2:paraId="50487E21" ns2:textId="04B17E0E">
+          <w14:ligatures w14:val="none"/>
+        </w:rPr>
+      </w:pPr>
+    </w:p>
+    <w:p>
       <w:pPr>
         <w:pStyle w:val="Prrafodelista"/>
         <w:numPr>
@@ -5268,7 +5205,7 @@
           <w:rFonts w:ascii="Arial Narrow" w:eastAsia="Calibri" w:hAnsi="Arial Narrow" w:cs="Arial Narrow"/>
           <w:kern w:val="0"/>
           <w:lang w:eastAsia="es-PE"/>
-          <ns2:ligatures ns2:val="none"/>
+          <w14:ligatures w14:val="none"/>
         </w:rPr>
       </w:pPr>
       <w:r>
@@ -5277,7 +5214,7 @@
           <w:color w:val="000000"/>
           <w:kern w:val="0"/>
           <w:lang w:eastAsia="es-PE"/>
-          <ns2:ligatures ns2:val="none"/>
+          <w14:ligatures w14:val="none"/>
         </w:rPr>
         <w:t>Presunta</w:t>
       </w:r>
@@ -5287,7 +5224,7 @@
           <w:kern w:val="0"/>
           <w:shd w:val="clear" w:color="auto" w:fill="FFFFFF"/>
           <w:lang w:eastAsia="es-PE"/>
-          <ns2:ligatures ns2:val="none"/>
+          <w14:ligatures w14:val="none"/>
         </w:rPr>
         <w:t xml:space="preserve"> infracción a los artículos 18 y 19</w:t>
       </w:r>
@@ -5296,7 +5233,7 @@
           <w:rFonts w:ascii="Arial Narrow" w:eastAsia="Calibri" w:hAnsi="Arial Narrow" w:cs="Arial Narrow"/>
           <w:kern w:val="0"/>
           <w:lang w:eastAsia="es-PE"/>
-          <ns2:ligatures ns2:val="none"/>
+          <w14:ligatures w14:val="none"/>
         </w:rPr>
         <w:t xml:space="preserve"> de </w:t>
       </w:r>
@@ -5306,7 +5243,7 @@
           <w:kern w:val="0"/>
           <w:shd w:val="clear" w:color="auto" w:fill="FFFFFF"/>
           <w:lang w:eastAsia="es-PE"/>
-          <ns2:ligatures ns2:val="none"/>
+          <w14:ligatures w14:val="none"/>
         </w:rPr>
         <w:t xml:space="preserve">la Ley 29571, Código de Protección y Defensa del Consumidor, en tanto </w:t>
       </w:r>
@@ -5316,7 +5253,7 @@
           <w:kern w:val="0"/>
           <w:shd w:val="clear" w:color="auto" w:fill="FFFFFF"/>
           <w:lang w:eastAsia="es-PE"/>
-          <ns2:ligatures ns2:val="none"/>
+          <w14:ligatures w14:val="none"/>
         </w:rPr>
         <w:t xml:space="preserve">la compañía aseguradora habría demora 51 días en remitir la documentación solicitada por </w:t>
       </w:r>
@@ -5326,7 +5263,7 @@
           <w:kern w:val="0"/>
           <w:shd w:val="clear" w:color="auto" w:fill="FFFFFF"/>
           <w:lang w:eastAsia="es-PE"/>
-          <ns2:ligatures ns2:val="none"/>
+          <w14:ligatures w14:val="none"/>
         </w:rPr>
         <w:t>la denunciante referida a acreditar que su pensión es vitalicia y certificara la solvencia institucional de la compañía aseguradora</w:t>
       </w:r>
@@ -5336,12 +5273,12 @@
           <w:kern w:val="0"/>
           <w:shd w:val="clear" w:color="auto" w:fill="FFFFFF"/>
           <w:lang w:eastAsia="es-PE"/>
-          <ns2:ligatures ns2:val="none"/>
+          <w14:ligatures w14:val="none"/>
         </w:rPr>
         <w:t>.</w:t>
       </w:r>
     </w:p>
-    <w:p ns2:paraId="464E8A11" ns2:textId="77777777">
+    <w:p>
       <w:pPr>
         <w:spacing w:after="0" w:line="240" w:lineRule="auto"/>
         <w:jc w:val="both"/>
@@ -5349,11 +5286,11 @@
           <w:rFonts w:ascii="Arial Narrow" w:eastAsia="Calibri" w:hAnsi="Arial Narrow" w:cs="Arial Narrow"/>
           <w:kern w:val="0"/>
           <w:lang w:eastAsia="es-PE"/>
-          <ns2:ligatures ns2:val="none"/>
-        </w:rPr>
-      </w:pPr>
-    </w:p>
-    <w:p ns2:paraId="1380EC8B" ns2:textId="7A6938B3">
+          <w14:ligatures w14:val="none"/>
+        </w:rPr>
+      </w:pPr>
+    </w:p>
+    <w:p>
       <w:pPr>
         <w:pStyle w:val="Prrafodelista"/>
         <w:numPr>
@@ -5371,7 +5308,7 @@
           <w:rFonts w:ascii="Arial Narrow" w:eastAsia="Calibri" w:hAnsi="Arial Narrow" w:cs="Arial Narrow"/>
           <w:kern w:val="0"/>
           <w:lang w:eastAsia="es-PE"/>
-          <ns2:ligatures ns2:val="none"/>
+          <w14:ligatures w14:val="none"/>
         </w:rPr>
       </w:pPr>
       <w:r>
@@ -5380,7 +5317,7 @@
           <w:color w:val="000000"/>
           <w:kern w:val="0"/>
           <w:lang w:eastAsia="es-PE"/>
-          <ns2:ligatures ns2:val="none"/>
+          <w14:ligatures w14:val="none"/>
         </w:rPr>
         <w:t>Presunta</w:t>
       </w:r>
@@ -5390,7 +5327,7 @@
           <w:kern w:val="0"/>
           <w:shd w:val="clear" w:color="auto" w:fill="FFFFFF"/>
           <w:lang w:eastAsia="es-PE"/>
-          <ns2:ligatures ns2:val="none"/>
+          <w14:ligatures w14:val="none"/>
         </w:rPr>
         <w:t xml:space="preserve"> infracción a los artículos 18 y 19</w:t>
       </w:r>
@@ -5399,7 +5336,7 @@
           <w:rFonts w:ascii="Arial Narrow" w:eastAsia="Calibri" w:hAnsi="Arial Narrow" w:cs="Arial Narrow"/>
           <w:kern w:val="0"/>
           <w:lang w:eastAsia="es-PE"/>
-          <ns2:ligatures ns2:val="none"/>
+          <w14:ligatures w14:val="none"/>
         </w:rPr>
         <w:t xml:space="preserve"> de </w:t>
       </w:r>
@@ -5409,7 +5346,7 @@
           <w:kern w:val="0"/>
           <w:shd w:val="clear" w:color="auto" w:fill="FFFFFF"/>
           <w:lang w:eastAsia="es-PE"/>
-          <ns2:ligatures ns2:val="none"/>
+          <w14:ligatures w14:val="none"/>
         </w:rPr>
         <w:t xml:space="preserve">la Ley 29571, Código de Protección y Defensa del Consumidor, en tanto </w:t>
       </w:r>
@@ -5419,7 +5356,7 @@
           <w:kern w:val="0"/>
           <w:shd w:val="clear" w:color="auto" w:fill="FFFFFF"/>
           <w:lang w:eastAsia="es-PE"/>
-          <ns2:ligatures ns2:val="none"/>
+          <w14:ligatures w14:val="none"/>
         </w:rPr>
         <w:t>la compañía aseguradora se habría negado indebidamente en g</w:t>
       </w:r>
@@ -5428,7 +5365,7 @@
           <w:rFonts w:ascii="Arial Narrow" w:eastAsia="Calibri" w:hAnsi="Arial Narrow" w:cs="Arial Narrow"/>
           <w:kern w:val="0"/>
           <w:lang w:eastAsia="es-PE"/>
-          <ns2:ligatures ns2:val="none"/>
+          <w14:ligatures w14:val="none"/>
         </w:rPr>
         <w:t>estionar la legalización y apostillado de los documentos remitidos al denunciante el 16 de julio de 2025 y enviarlos a Panamá</w:t>
       </w:r>
@@ -5437,24 +5374,24 @@
           <w:rFonts w:ascii="Arial Narrow" w:eastAsia="Calibri" w:hAnsi="Arial Narrow" w:cs="Arial Narrow"/>
           <w:kern w:val="0"/>
           <w:lang w:eastAsia="es-PE"/>
-          <ns2:ligatures ns2:val="none"/>
+          <w14:ligatures w14:val="none"/>
         </w:rPr>
         <w:t>.</w:t>
       </w:r>
     </w:p>
     <w:bookmarkEnd w:id="14"/>
-    <w:p ns2:paraId="042B3F54" ns2:textId="777BBF33">
-      <w:pPr>
-        <w:spacing w:after="0" w:line="240" w:lineRule="auto"/>
-        <w:jc w:val="both"/>
-        <w:rPr>
-          <w:rFonts w:ascii="Arial Narrow" w:eastAsia="Arial Narrow" w:hAnsi="Arial Narrow" w:cs="Arial Narrow"/>
-          <w:kern w:val="0"/>
-          <ns2:ligatures ns2:val="none"/>
-        </w:rPr>
-      </w:pPr>
-    </w:p>
-    <w:p ns2:paraId="0A292C9F" ns2:textId="5C9A1EC7">
+    <w:p>
+      <w:pPr>
+        <w:spacing w:after="0" w:line="240" w:lineRule="auto"/>
+        <w:jc w:val="both"/>
+        <w:rPr>
+          <w:rFonts w:ascii="Arial Narrow" w:eastAsia="Arial Narrow" w:hAnsi="Arial Narrow" w:cs="Arial Narrow"/>
+          <w:kern w:val="0"/>
+          <w14:ligatures w14:val="none"/>
+        </w:rPr>
+      </w:pPr>
+    </w:p>
+    <w:p>
       <w:pPr>
         <w:spacing w:line="240" w:lineRule="auto"/>
         <w:contextualSpacing/>
@@ -5462,17 +5399,17 @@
         <w:rPr>
           <w:rFonts w:ascii="Arial Narrow" w:eastAsia="Calibri" w:hAnsi="Arial Narrow" w:cs="Arial"/>
           <w:kern w:val="0"/>
-          <ns2:ligatures ns2:val="none"/>
-        </w:rPr>
-      </w:pPr>
-      <w:r>
-        <w:rPr>
-          <w:rFonts w:ascii="Arial Narrow" w:eastAsia="Arial Narrow" w:hAnsi="Arial Narrow" w:cs="Arial Narrow"/>
-          <w:b/>
-          <w:color w:val="000000"/>
-          <w:kern w:val="0"/>
-          <w:lang w:eastAsia="es-PE"/>
-          <ns2:ligatures ns2:val="none"/>
+          <w14:ligatures w14:val="none"/>
+        </w:rPr>
+      </w:pPr>
+      <w:r>
+        <w:rPr>
+          <w:rFonts w:ascii="Arial Narrow" w:eastAsia="Arial Narrow" w:hAnsi="Arial Narrow" w:cs="Arial Narrow"/>
+          <w:b/>
+          <w:color w:val="000000"/>
+          <w:kern w:val="0"/>
+          <w:lang w:eastAsia="es-PE"/>
+          <w14:ligatures w14:val="none"/>
         </w:rPr>
         <w:t>TERCERO</w:t>
       </w:r>
@@ -5483,7 +5420,7 @@
           <w:color w:val="000000"/>
           <w:kern w:val="0"/>
           <w:lang w:eastAsia="es-PE"/>
-          <ns2:ligatures ns2:val="none"/>
+          <w14:ligatures w14:val="none"/>
         </w:rPr>
         <w:t>:</w:t>
       </w:r>
@@ -5493,7 +5430,7 @@
           <w:color w:val="000000"/>
           <w:kern w:val="0"/>
           <w:lang w:eastAsia="es-PE"/>
-          <ns2:ligatures ns2:val="none"/>
+          <w14:ligatures w14:val="none"/>
         </w:rPr>
         <w:t xml:space="preserve"> tener por ofrecidos los medios probatorios presentados en el escrito de denuncia </w:t>
       </w:r>
@@ -5503,7 +5440,7 @@
           <w:color w:val="000000"/>
           <w:kern w:val="0"/>
           <w:lang w:val="es-ES" w:eastAsia="es-ES"/>
-          <ns2:ligatures ns2:val="none"/>
+          <w14:ligatures w14:val="none"/>
         </w:rPr>
         <w:t xml:space="preserve">del </w:t>
       </w:r>
@@ -5513,7 +5450,7 @@
           <w:color w:val="000000"/>
           <w:kern w:val="0"/>
           <w:lang w:val="es-ES" w:eastAsia="es-ES"/>
-          <ns2:ligatures ns2:val="none"/>
+          <w14:ligatures w14:val="none"/>
         </w:rPr>
         <w:t>6 de setiembre de 2025, complementado mediante el escrito del 10 de setiembre de 2025</w:t>
       </w:r>
@@ -5521,12 +5458,12 @@
         <w:rPr>
           <w:rFonts w:ascii="Arial Narrow" w:eastAsia="Calibri" w:hAnsi="Arial Narrow" w:cs="Arial"/>
           <w:kern w:val="0"/>
-          <ns2:ligatures ns2:val="none"/>
+          <w14:ligatures w14:val="none"/>
         </w:rPr>
         <w:t>.</w:t>
       </w:r>
     </w:p>
-    <w:p ns2:paraId="68A17E97" ns2:textId="77777777">
+    <w:p>
       <w:pPr>
         <w:spacing w:line="240" w:lineRule="auto"/>
         <w:contextualSpacing/>
@@ -5536,30 +5473,30 @@
           <w:color w:val="000000"/>
           <w:kern w:val="0"/>
           <w:lang w:eastAsia="es-PE"/>
-          <ns2:ligatures ns2:val="none"/>
-        </w:rPr>
-      </w:pPr>
-    </w:p>
-    <w:p ns2:paraId="168254DA" ns2:textId="1F27665C">
-      <w:pPr>
-        <w:spacing w:after="0" w:line="240" w:lineRule="auto"/>
-        <w:jc w:val="both"/>
-        <w:rPr>
-          <w:rFonts w:ascii="Arial Narrow" w:eastAsia="Arial Narrow" w:hAnsi="Arial Narrow" w:cs="Arial Narrow"/>
-          <w:color w:val="000000"/>
-          <w:kern w:val="0"/>
-          <w:lang w:eastAsia="es-PE"/>
-          <ns2:ligatures ns2:val="none"/>
-        </w:rPr>
-      </w:pPr>
-      <w:r>
-        <w:rPr>
-          <w:rFonts w:ascii="Arial Narrow" w:eastAsia="Arial Narrow" w:hAnsi="Arial Narrow" w:cs="Arial Narrow"/>
-          <w:b/>
-          <w:color w:val="000000"/>
-          <w:kern w:val="0"/>
-          <w:lang w:eastAsia="es-PE"/>
-          <ns2:ligatures ns2:val="none"/>
+          <w14:ligatures w14:val="none"/>
+        </w:rPr>
+      </w:pPr>
+    </w:p>
+    <w:p>
+      <w:pPr>
+        <w:spacing w:after="0" w:line="240" w:lineRule="auto"/>
+        <w:jc w:val="both"/>
+        <w:rPr>
+          <w:rFonts w:ascii="Arial Narrow" w:eastAsia="Arial Narrow" w:hAnsi="Arial Narrow" w:cs="Arial Narrow"/>
+          <w:color w:val="000000"/>
+          <w:kern w:val="0"/>
+          <w:lang w:eastAsia="es-PE"/>
+          <w14:ligatures w14:val="none"/>
+        </w:rPr>
+      </w:pPr>
+      <w:r>
+        <w:rPr>
+          <w:rFonts w:ascii="Arial Narrow" w:eastAsia="Arial Narrow" w:hAnsi="Arial Narrow" w:cs="Arial Narrow"/>
+          <w:b/>
+          <w:color w:val="000000"/>
+          <w:kern w:val="0"/>
+          <w:lang w:eastAsia="es-PE"/>
+          <w14:ligatures w14:val="none"/>
         </w:rPr>
         <w:t>CUARTO</w:t>
       </w:r>
@@ -5570,7 +5507,7 @@
           <w:color w:val="000000"/>
           <w:kern w:val="0"/>
           <w:lang w:eastAsia="es-PE"/>
-          <ns2:ligatures ns2:val="none"/>
+          <w14:ligatures w14:val="none"/>
         </w:rPr>
         <w:t xml:space="preserve">: </w:t>
       </w:r>
@@ -5580,7 +5517,7 @@
           <w:color w:val="000000"/>
           <w:kern w:val="0"/>
           <w:lang w:eastAsia="es-PE"/>
-          <ns2:ligatures ns2:val="none"/>
+          <w14:ligatures w14:val="none"/>
         </w:rPr>
         <w:t xml:space="preserve">requerir a </w:t>
       </w:r>
@@ -5620,12 +5557,12 @@
           <w:color w:val="000000"/>
           <w:kern w:val="0"/>
           <w:lang w:eastAsia="es-PE"/>
-          <ns2:ligatures ns2:val="none"/>
+          <w14:ligatures w14:val="none"/>
         </w:rPr>
         <w:t xml:space="preserve"> que cumpla con lo siguiente:</w:t>
       </w:r>
     </w:p>
-    <w:p ns2:paraId="20FDFB8D" ns2:textId="77777777">
+    <w:p>
       <w:pPr>
         <w:spacing w:after="0" w:line="240" w:lineRule="auto"/>
         <w:jc w:val="both"/>
@@ -5634,11 +5571,11 @@
           <w:color w:val="000000"/>
           <w:kern w:val="0"/>
           <w:lang w:eastAsia="es-PE"/>
-          <ns2:ligatures ns2:val="none"/>
-        </w:rPr>
-      </w:pPr>
-    </w:p>
-    <w:p ns2:paraId="4AA80738" ns2:textId="77777777">
+          <w14:ligatures w14:val="none"/>
+        </w:rPr>
+      </w:pPr>
+    </w:p>
+    <w:p>
       <w:pPr>
         <w:numPr>
           <w:ilvl w:val="0"/>
@@ -5652,21 +5589,21 @@
           <w:color w:val="000000"/>
           <w:kern w:val="0"/>
           <w:lang w:eastAsia="es-PE"/>
-          <ns2:ligatures ns2:val="none"/>
-        </w:rPr>
-      </w:pPr>
-      <w:r>
-        <w:rPr>
-          <w:rFonts w:ascii="Arial Narrow" w:eastAsia="Arial Narrow" w:hAnsi="Arial Narrow" w:cs="Arial Narrow"/>
-          <w:color w:val="000000"/>
-          <w:kern w:val="0"/>
-          <w:lang w:eastAsia="es-PE"/>
-          <ns2:ligatures ns2:val="none"/>
+          <w14:ligatures w14:val="none"/>
+        </w:rPr>
+      </w:pPr>
+      <w:r>
+        <w:rPr>
+          <w:rFonts w:ascii="Arial Narrow" w:eastAsia="Arial Narrow" w:hAnsi="Arial Narrow" w:cs="Arial Narrow"/>
+          <w:color w:val="000000"/>
+          <w:kern w:val="0"/>
+          <w:lang w:eastAsia="es-PE"/>
+          <w14:ligatures w14:val="none"/>
         </w:rPr>
         <w:t>presentar documentos que acrediten su inscripción en los Registros Públicos o una declaración jurada que indique que cuenta con dicha inscripción;</w:t>
       </w:r>
     </w:p>
-    <w:p ns2:paraId="2B29D59F" ns2:textId="77777777">
+    <w:p>
       <w:pPr>
         <w:numPr>
           <w:ilvl w:val="0"/>
@@ -5680,21 +5617,21 @@
           <w:color w:val="000000"/>
           <w:kern w:val="0"/>
           <w:lang w:eastAsia="es-PE"/>
-          <ns2:ligatures ns2:val="none"/>
-        </w:rPr>
-      </w:pPr>
-      <w:r>
-        <w:rPr>
-          <w:rFonts w:ascii="Arial Narrow" w:eastAsia="Arial Narrow" w:hAnsi="Arial Narrow" w:cs="Arial Narrow"/>
-          <w:color w:val="000000"/>
-          <w:kern w:val="0"/>
-          <w:lang w:eastAsia="es-PE"/>
-          <ns2:ligatures ns2:val="none"/>
+          <w14:ligatures w14:val="none"/>
+        </w:rPr>
+      </w:pPr>
+      <w:r>
+        <w:rPr>
+          <w:rFonts w:ascii="Arial Narrow" w:eastAsia="Arial Narrow" w:hAnsi="Arial Narrow" w:cs="Arial Narrow"/>
+          <w:color w:val="000000"/>
+          <w:kern w:val="0"/>
+          <w:lang w:eastAsia="es-PE"/>
+          <w14:ligatures w14:val="none"/>
         </w:rPr>
         <w:t>presentar copia simple de las facultades de representación de su representante legal en el presente procedimiento o la declaración jurada que indique que cuenta con dichas facultades y que estas se encuentran vigentes;</w:t>
       </w:r>
     </w:p>
-    <w:p ns2:paraId="7EF50C46" ns2:textId="77777777">
+    <w:p>
       <w:pPr>
         <w:numPr>
           <w:ilvl w:val="0"/>
@@ -5708,21 +5645,21 @@
           <w:color w:val="000000"/>
           <w:kern w:val="0"/>
           <w:lang w:eastAsia="es-PE"/>
-          <ns2:ligatures ns2:val="none"/>
-        </w:rPr>
-      </w:pPr>
-      <w:r>
-        <w:rPr>
-          <w:rFonts w:ascii="Arial Narrow" w:eastAsia="Arial Narrow" w:hAnsi="Arial Narrow" w:cs="Arial Narrow"/>
-          <w:color w:val="000000"/>
-          <w:kern w:val="0"/>
-          <w:lang w:eastAsia="es-PE"/>
-          <ns2:ligatures ns2:val="none"/>
+          <w14:ligatures w14:val="none"/>
+        </w:rPr>
+      </w:pPr>
+      <w:r>
+        <w:rPr>
+          <w:rFonts w:ascii="Arial Narrow" w:eastAsia="Arial Narrow" w:hAnsi="Arial Narrow" w:cs="Arial Narrow"/>
+          <w:color w:val="000000"/>
+          <w:kern w:val="0"/>
+          <w:lang w:eastAsia="es-PE"/>
+          <w14:ligatures w14:val="none"/>
         </w:rPr>
         <w:t>consignar el Número de Registro Único de Contribuyentes (RUC); y,</w:t>
       </w:r>
     </w:p>
-    <w:p ns2:paraId="19E4DFA1" ns2:textId="77777777">
+    <w:p>
       <w:pPr>
         <w:numPr>
           <w:ilvl w:val="0"/>
@@ -5734,16 +5671,16 @@
         <w:rPr>
           <w:rFonts w:ascii="Arial Narrow" w:eastAsia="Calibri" w:hAnsi="Arial Narrow" w:cs="Arial"/>
           <w:kern w:val="0"/>
-          <ns2:ligatures ns2:val="none"/>
-        </w:rPr>
-      </w:pPr>
-      <w:r>
-        <w:rPr>
-          <w:rFonts w:ascii="Arial Narrow" w:eastAsia="Arial Narrow" w:hAnsi="Arial Narrow" w:cs="Arial Narrow"/>
-          <w:color w:val="000000"/>
-          <w:kern w:val="0"/>
-          <w:lang w:eastAsia="es-PE"/>
-          <ns2:ligatures ns2:val="none"/>
+          <w14:ligatures w14:val="none"/>
+        </w:rPr>
+      </w:pPr>
+      <w:r>
+        <w:rPr>
+          <w:rFonts w:ascii="Arial Narrow" w:eastAsia="Arial Narrow" w:hAnsi="Arial Narrow" w:cs="Arial Narrow"/>
+          <w:color w:val="000000"/>
+          <w:kern w:val="0"/>
+          <w:lang w:eastAsia="es-PE"/>
+          <w14:ligatures w14:val="none"/>
         </w:rPr>
         <w:t>fijar domicilio procesal para el procedimiento, de conformidad con el numeral 1 del artículo 442</w:t>
       </w:r>
@@ -5753,7 +5690,7 @@
           <w:color w:val="000000"/>
           <w:kern w:val="0"/>
           <w:lang w:eastAsia="es-PE"/>
-          <ns2:ligatures ns2:val="none"/>
+          <w14:ligatures w14:val="none"/>
         </w:rPr>
         <w:t/>
       </w:r>
@@ -5763,7 +5700,7 @@
           <w:color w:val="000000"/>
           <w:kern w:val="0"/>
           <w:lang w:eastAsia="es-PE"/>
-          <ns2:ligatures ns2:val="none"/>
+          <w14:ligatures w14:val="none"/>
         </w:rPr>
         <w:t xml:space="preserve"> del Código Procesal Civil. </w:t>
       </w:r>
@@ -5771,7 +5708,7 @@
         <w:rPr>
           <w:rFonts w:ascii="Arial Narrow" w:eastAsia="Calibri" w:hAnsi="Arial Narrow" w:cs="Arial"/>
           <w:kern w:val="0"/>
-          <ns2:ligatures ns2:val="none"/>
+          <w14:ligatures w14:val="none"/>
         </w:rPr>
         <w:t>Para ello podrá señalar domicilio físico o una dirección electrónica a la que pueda remitirse las notificaciones</w:t>
       </w:r>
@@ -5780,12 +5717,12 @@
           <w:rFonts w:ascii="Arial Narrow" w:eastAsia="Arial" w:hAnsi="Arial Narrow" w:cs="Arial"/>
           <w:kern w:val="0"/>
           <w:lang w:val="es"/>
-          <ns2:ligatures ns2:val="none"/>
+          <w14:ligatures w14:val="none"/>
         </w:rPr>
         <w:t>;</w:t>
       </w:r>
     </w:p>
-    <w:p ns2:paraId="7C63E340" ns2:textId="77777777">
+    <w:p>
       <w:pPr>
         <w:numPr>
           <w:ilvl w:val="0"/>
@@ -5797,14 +5734,14 @@
         <w:rPr>
           <w:rFonts w:ascii="Arial Narrow" w:eastAsia="Calibri" w:hAnsi="Arial Narrow" w:cs="Arial"/>
           <w:kern w:val="0"/>
-          <ns2:ligatures ns2:val="none"/>
+          <w14:ligatures w14:val="none"/>
         </w:rPr>
       </w:pPr>
       <w:r>
         <w:rPr>
           <w:rFonts w:ascii="Arial Narrow" w:eastAsia="Calibri" w:hAnsi="Arial Narrow" w:cs="Arial"/>
           <w:kern w:val="0"/>
-          <ns2:ligatures ns2:val="none"/>
+          <w14:ligatures w14:val="none"/>
         </w:rPr>
         <w:t xml:space="preserve">en caso califique como micro empresa o pequeña empresa, presentar los documentos que acrediten su volumen de ventas o ingresos brutos percibidos el año anterior relativo a todas sus actividades económicas y el número de trabajadores con el </w:t>
       </w:r>
@@ -5812,7 +5749,7 @@
         <w:rPr>
           <w:rFonts w:ascii="Arial Narrow" w:eastAsia="Calibri" w:hAnsi="Arial Narrow" w:cs="Arial"/>
           <w:kern w:val="0"/>
-          <ns2:ligatures ns2:val="none"/>
+          <w14:ligatures w14:val="none"/>
         </w:rPr>
         <w:t>que cuenta</w:t>
       </w:r>
@@ -5822,7 +5759,7 @@
           <w:rFonts w:ascii="Arial Narrow" w:eastAsia="Calibri" w:hAnsi="Arial Narrow" w:cs="Arial"/>
           <w:kern w:val="0"/>
           <w:vertAlign w:val="superscript"/>
-          <ns2:ligatures ns2:val="none"/>
+          <w14:ligatures w14:val="none"/>
         </w:rPr>
         <w:footnoteReference w:id="10"/>
       </w:r>
@@ -5830,7 +5767,7 @@
         <w:rPr>
           <w:rFonts w:ascii="Arial Narrow" w:eastAsia="Calibri" w:hAnsi="Arial Narrow" w:cs="Arial"/>
           <w:kern w:val="0"/>
-          <ns2:ligatures ns2:val="none"/>
+          <w14:ligatures w14:val="none"/>
         </w:rPr>
         <w:t>. Ello, a fin de que la Comisión pueda meritar dicha documentación, conforme lo establece el artículo 110</w:t>
       </w:r>
@@ -5840,7 +5777,7 @@
           <w:color w:val="000000"/>
           <w:kern w:val="0"/>
           <w:lang w:eastAsia="es-PE"/>
-          <ns2:ligatures ns2:val="none"/>
+          <w14:ligatures w14:val="none"/>
         </w:rPr>
         <w:t/>
       </w:r>
@@ -5848,7 +5785,7 @@
         <w:rPr>
           <w:rFonts w:ascii="Arial Narrow" w:eastAsia="Calibri" w:hAnsi="Arial Narrow" w:cs="Arial"/>
           <w:kern w:val="0"/>
-          <ns2:ligatures ns2:val="none"/>
+          <w14:ligatures w14:val="none"/>
         </w:rPr>
         <w:t xml:space="preserve"> del </w:t>
       </w:r>
@@ -5857,7 +5794,7 @@
           <w:rFonts w:ascii="Arial Narrow" w:eastAsia="Calibri" w:hAnsi="Arial Narrow" w:cs="Arial"/>
           <w:spacing w:val="-2"/>
           <w:kern w:val="0"/>
-          <ns2:ligatures ns2:val="none"/>
+          <w14:ligatures w14:val="none"/>
         </w:rPr>
         <w:t>Código</w:t>
       </w:r>
@@ -5868,7 +5805,7 @@
           <w:spacing w:val="-2"/>
           <w:kern w:val="0"/>
           <w:vertAlign w:val="superscript"/>
-          <ns2:ligatures ns2:val="none"/>
+          <w14:ligatures w14:val="none"/>
         </w:rPr>
         <w:footnoteReference w:id="11"/>
       </w:r>
@@ -5877,12 +5814,12 @@
           <w:rFonts w:ascii="Arial Narrow" w:eastAsia="Calibri" w:hAnsi="Arial Narrow" w:cs="Arial"/>
           <w:spacing w:val="-2"/>
           <w:kern w:val="0"/>
-          <ns2:ligatures ns2:val="none"/>
+          <w14:ligatures w14:val="none"/>
         </w:rPr>
         <w:t>.</w:t>
       </w:r>
     </w:p>
-    <w:p ns2:paraId="1F11FE32" ns2:textId="77777777">
+    <w:p>
       <w:pPr>
         <w:spacing w:after="0" w:line="240" w:lineRule="auto"/>
         <w:ind w:left="567"/>
@@ -5892,20 +5829,20 @@
           <w:color w:val="000000"/>
           <w:kern w:val="0"/>
           <w:lang w:eastAsia="es-PE"/>
-          <ns2:ligatures ns2:val="none"/>
-        </w:rPr>
-      </w:pPr>
-    </w:p>
-    <w:p>
-      <w:pPr>
-        <w:spacing w:after="0" w:line="240" w:lineRule="auto"/>
-        <w:jc w:val="both"/>
-        <w:rPr>
-          <w:rFonts w:ascii="Arial Narrow" w:eastAsia="Arial Narrow" w:hAnsi="Arial Narrow" w:cs="Arial Narrow"/>
-          <w:color w:val="000000"/>
-          <w:kern w:val="0"/>
-          <w:lang w:eastAsia="es-PE"/>
-          <ns2:ligatures ns2:val="none"/>
+          <w14:ligatures w14:val="none"/>
+        </w:rPr>
+      </w:pPr>
+    </w:p>
+    <w:p>
+      <w:pPr>
+        <w:spacing w:after="0" w:line="240" w:lineRule="auto"/>
+        <w:jc w:val="both"/>
+        <w:rPr>
+          <w:rFonts w:ascii="Arial Narrow" w:eastAsia="Arial Narrow" w:hAnsi="Arial Narrow" w:cs="Arial Narrow"/>
+          <w:color w:val="000000"/>
+          <w:kern w:val="0"/>
+          <w:lang w:eastAsia="es-PE"/>
+          <w14:ligatures w14:val="none"/>
         </w:rPr>
       </w:pPr>
       <w:r>
@@ -5924,42 +5861,82 @@
           <w:sz w:val="20"/>
           <w:szCs w:val="20"/>
         </w:rPr>
-        <w:t xml:space="preserve">correr traslado de la presente resolución a Interseguro Compañía de Seguros S.A. para que, de conformidad con lo dispuesto por el artículo 26 de la Ley sobre Facultades, Normas y Organización del Indecopi, aprobada por Decreto Legislativo 807, presente sus descargos sobre la imputación de cargos realizada en un plazo no mayor a cinco (5) días hábiles contado a partir del día siguiente de la notificación de la presente resolución, vencido el cual, el Secretario Técnico declarará en rebeldía al denunciado que no lo hubiera presentado. Debe precisarse que de conformidad con lo establecido por el artículo 223 del Texto Único Ordenado de la Ley 27444, Ley del Procedimiento Administrativo General, las alegaciones y los hechos relevantes de la reclamación, salvo que hayan sido específicamente negadas en la contestación, se tendrán por aceptadas o merituadas como ciertas.</w:t>
-      </w:r>
-    </w:p>
-    <w:p ns2:paraId="228F876C" ns2:textId="77777777">
-      <w:pPr>
-        <w:spacing w:after="0" w:line="240" w:lineRule="auto"/>
-        <w:jc w:val="both"/>
-        <w:rPr>
-          <w:rFonts w:ascii="Arial Narrow" w:eastAsia="Arial Narrow" w:hAnsi="Arial Narrow" w:cs="Arial Narrow"/>
-          <w:color w:val="000000"/>
-          <w:kern w:val="0"/>
-          <w:lang w:eastAsia="es-PE"/>
-          <ns2:ligatures ns2:val="none"/>
-        </w:rPr>
-      </w:pPr>
-    </w:p>
-    <w:p ns2:paraId="774AFBA5" ns2:textId="3C8C88E4">
-      <w:pPr>
-        <w:spacing w:after="0" w:line="240" w:lineRule="auto"/>
-        <w:jc w:val="both"/>
-        <w:rPr>
-          <w:rFonts w:ascii="Arial Narrow" w:eastAsia="Times New Roman" w:hAnsi="Arial Narrow" w:cs="Arial"/>
-          <w:color w:val="000000"/>
-          <w:kern w:val="0"/>
+        <w:t xml:space="preserve">correr traslado de la presente resolución a Interseguro Compañía de Seguros S.A. para que, de conformidad con lo dispuesto por el artículo 26 de la Ley sobre Facultades, Normas y Organización del Indecopi, aprobada por Decreto Legislativo 807</w:t>
+      </w:r>
+      <w:r>
+        <w:rPr>
+          <w:rStyle w:val="Refdenotaalpie"/>
+          <w:rFonts w:ascii="Arial Narrow" w:eastAsia="Times New Roman" w:hAnsi="Arial Narrow" w:cs="Times New Roman"/>
+          <w:color w:val="000000"/>
+          <w:kern w:val="0"/>
+          <w:vertAlign w:val="superscript"/>
           <w:lang w:val="es-ES" w:eastAsia="es-ES"/>
-          <ns2:ligatures ns2:val="none"/>
-        </w:rPr>
-      </w:pPr>
-      <w:r>
-        <w:rPr>
-          <w:rFonts w:ascii="Arial Narrow" w:eastAsia="Arial Narrow" w:hAnsi="Arial Narrow" w:cs="Arial Narrow"/>
-          <w:b/>
-          <w:color w:val="000000"/>
-          <w:kern w:val="0"/>
-          <w:lang w:eastAsia="es-PE"/>
-          <ns2:ligatures ns2:val="none"/>
+          <w14:ligatures w14:val="none"/>
+        </w:rPr>
+        <w:footnoteReference w:id="16"/>
+      </w:r>
+      <w:r>
+        <w:rPr>
+          <w:rFonts w:ascii="Arial Narrow" w:hAnsi="Arial Narrow" w:cs="Arial Narrow"/>
+          <w:sz w:val="20"/>
+          <w:szCs w:val="20"/>
+        </w:rPr>
+        <w:t xml:space="preserve">, presente sus descargos sobre la imputación de cargos realizada en un plazo no mayor a cinco (5) días hábiles contado a partir del día siguiente de la notificación de la presente resolución, vencido el cual, el Secretario Técnico declarará en rebeldía al denunciado que no lo hubiera presentado. Debe precisarse que de conformidad con lo establecido por el artículo 223 del Texto Único Ordenado de la Ley 27444, Ley del Procedimiento Administrativo General</w:t>
+      </w:r>
+      <w:r>
+        <w:rPr>
+          <w:rStyle w:val="Refdenotaalpie"/>
+          <w:rFonts w:ascii="Arial Narrow" w:eastAsia="Times New Roman" w:hAnsi="Arial Narrow" w:cs="Times New Roman"/>
+          <w:color w:val="000000"/>
+          <w:kern w:val="0"/>
+          <w:vertAlign w:val="superscript"/>
+          <w:lang w:val="es-ES" w:eastAsia="es-ES"/>
+          <w14:ligatures w14:val="none"/>
+        </w:rPr>
+        <w:footnoteReference w:id="17"/>
+      </w:r>
+      <w:r>
+        <w:rPr>
+          <w:rFonts w:ascii="Arial Narrow" w:hAnsi="Arial Narrow" w:cs="Arial Narrow"/>
+          <w:sz w:val="20"/>
+          <w:szCs w:val="20"/>
+        </w:rPr>
+        <w:t xml:space="preserve">, las alegaciones y los hechos relevantes de la reclamación, salvo que hayan sido específicamente negadas en la contestación, se tendrán por aceptadas o merituadas como ciertas.</w:t>
+      </w:r>
+    </w:p>
+    <w:p>
+      <w:pPr>
+        <w:spacing w:after="0" w:line="240" w:lineRule="auto"/>
+        <w:jc w:val="both"/>
+        <w:rPr>
+          <w:rFonts w:ascii="Arial Narrow" w:eastAsia="Arial Narrow" w:hAnsi="Arial Narrow" w:cs="Arial Narrow"/>
+          <w:color w:val="000000"/>
+          <w:kern w:val="0"/>
+          <w:lang w:eastAsia="es-PE"/>
+          <w14:ligatures w14:val="none"/>
+        </w:rPr>
+      </w:pPr>
+    </w:p>
+    <w:p>
+      <w:pPr>
+        <w:spacing w:after="0" w:line="240" w:lineRule="auto"/>
+        <w:jc w:val="both"/>
+        <w:rPr>
+          <w:rFonts w:ascii="Arial Narrow" w:eastAsia="Times New Roman" w:hAnsi="Arial Narrow" w:cs="Arial"/>
+          <w:color w:val="000000"/>
+          <w:kern w:val="0"/>
+          <w:lang w:val="es-ES" w:eastAsia="es-ES"/>
+          <w14:ligatures w14:val="none"/>
+        </w:rPr>
+      </w:pPr>
+      <w:r>
+        <w:rPr>
+          <w:rFonts w:ascii="Arial Narrow" w:eastAsia="Arial Narrow" w:hAnsi="Arial Narrow" w:cs="Arial Narrow"/>
+          <w:b/>
+          <w:color w:val="000000"/>
+          <w:kern w:val="0"/>
+          <w:lang w:eastAsia="es-PE"/>
+          <w14:ligatures w14:val="none"/>
         </w:rPr>
         <w:t>SEXTO</w:t>
       </w:r>
@@ -5970,7 +5947,7 @@
           <w:color w:val="000000"/>
           <w:kern w:val="0"/>
           <w:lang w:eastAsia="es-PE"/>
-          <ns2:ligatures ns2:val="none"/>
+          <w14:ligatures w14:val="none"/>
         </w:rPr>
         <w:t xml:space="preserve">: </w:t>
       </w:r>
@@ -5981,7 +5958,7 @@
           <w:color w:val="000000"/>
           <w:kern w:val="0"/>
           <w:lang w:eastAsia="es-ES"/>
-          <ns2:ligatures ns2:val="none"/>
+          <w14:ligatures w14:val="none"/>
         </w:rPr>
         <w:t xml:space="preserve">requerir </w:t>
       </w:r>
@@ -5991,7 +5968,7 @@
           <w:color w:val="000000"/>
           <w:kern w:val="0"/>
           <w:lang w:val="es-ES" w:eastAsia="es-ES"/>
-          <ns2:ligatures ns2:val="none"/>
+          <w14:ligatures w14:val="none"/>
         </w:rPr>
         <w:t xml:space="preserve">que, en un </w:t>
       </w:r>
@@ -6001,7 +5978,7 @@
           <w:color w:val="000000"/>
           <w:kern w:val="0"/>
           <w:lang w:eastAsia="es-ES"/>
-          <ns2:ligatures ns2:val="none"/>
+          <w14:ligatures w14:val="none"/>
         </w:rPr>
         <w:t>plazo no mayor de cinco (5) días hábiles contado a partir del día siguiente de la notificación de la presente resolución</w:t>
       </w:r>
@@ -6012,7 +5989,7 @@
           <w:color w:val="000000"/>
           <w:kern w:val="0"/>
           <w:lang w:eastAsia="es-ES"/>
-          <ns2:ligatures ns2:val="none"/>
+          <w14:ligatures w14:val="none"/>
         </w:rPr>
         <w:t xml:space="preserve">, </w:t>
       </w:r>
@@ -6024,7 +6001,7 @@
           <w:kern w:val="0"/>
           <w:shd w:val="clear" w:color="auto" w:fill="FFFFFF"/>
           <w:lang w:eastAsia="es-PE"/>
-          <ns2:ligatures ns2:val="none"/>
+          <w14:ligatures w14:val="none"/>
         </w:rPr>
         <w:t>el proveedor denunciado</w:t>
       </w:r>
@@ -6034,7 +6011,7 @@
           <w:color w:val="000000"/>
           <w:kern w:val="0"/>
           <w:lang w:eastAsia="es-ES"/>
-          <ns2:ligatures ns2:val="none"/>
+          <w14:ligatures w14:val="none"/>
         </w:rPr>
         <w:t xml:space="preserve"> </w:t>
       </w:r>
@@ -6045,7 +6022,7 @@
           <w:color w:val="000000"/>
           <w:kern w:val="0"/>
           <w:lang w:val="es-ES" w:eastAsia="es-ES"/>
-          <ns2:ligatures ns2:val="none"/>
+          <w14:ligatures w14:val="none"/>
         </w:rPr>
         <w:t>cumpla con</w:t>
       </w:r>
@@ -6055,7 +6032,7 @@
           <w:color w:val="000000"/>
           <w:kern w:val="0"/>
           <w:lang w:val="es-ES" w:eastAsia="es-ES"/>
-          <ns2:ligatures ns2:val="none"/>
+          <w14:ligatures w14:val="none"/>
         </w:rPr>
         <w:t xml:space="preserve"> </w:t>
       </w:r>
@@ -6065,7 +6042,7 @@
           <w:color w:val="000000"/>
           <w:kern w:val="0"/>
           <w:lang w:val="es-ES" w:eastAsia="es-ES"/>
-          <ns2:ligatures ns2:val="none"/>
+          <w14:ligatures w14:val="none"/>
         </w:rPr>
         <w:t>presentar todas las comunicaciones cursadas con la parte denunciante en virtud de los hechos materia de denuncia</w:t>
       </w:r>
@@ -6075,12 +6052,12 @@
           <w:color w:val="000000"/>
           <w:kern w:val="0"/>
           <w:lang w:val="es-ES" w:eastAsia="es-ES"/>
-          <ns2:ligatures ns2:val="none"/>
+          <w14:ligatures w14:val="none"/>
         </w:rPr>
         <w:t>.</w:t>
       </w:r>
     </w:p>
-    <w:p ns2:paraId="12A4D8BD" ns2:textId="77777777">
+    <w:p>
       <w:pPr>
         <w:spacing w:after="0" w:line="240" w:lineRule="auto"/>
         <w:jc w:val="both"/>
@@ -6090,30 +6067,30 @@
           <w:color w:val="000000"/>
           <w:kern w:val="0"/>
           <w:lang w:val="es-ES" w:eastAsia="es-PE"/>
-          <ns2:ligatures ns2:val="none"/>
-        </w:rPr>
-      </w:pPr>
-    </w:p>
-    <w:p ns2:paraId="591B7E6F" ns2:textId="245ADA34">
-      <w:pPr>
-        <w:spacing w:after="0" w:line="240" w:lineRule="auto"/>
-        <w:jc w:val="both"/>
-        <w:rPr>
-          <w:rFonts w:ascii="Arial Narrow" w:eastAsia="Arial Narrow" w:hAnsi="Arial Narrow" w:cs="Arial Narrow"/>
-          <w:color w:val="000000"/>
-          <w:kern w:val="0"/>
-          <w:lang w:eastAsia="es-PE"/>
-          <ns2:ligatures ns2:val="none"/>
-        </w:rPr>
-      </w:pPr>
-      <w:r>
-        <w:rPr>
-          <w:rFonts w:ascii="Arial Narrow" w:eastAsia="Arial Narrow" w:hAnsi="Arial Narrow" w:cs="Arial Narrow"/>
-          <w:b/>
-          <w:color w:val="000000"/>
-          <w:kern w:val="0"/>
-          <w:lang w:eastAsia="es-PE"/>
-          <ns2:ligatures ns2:val="none"/>
+          <w14:ligatures w14:val="none"/>
+        </w:rPr>
+      </w:pPr>
+    </w:p>
+    <w:p>
+      <w:pPr>
+        <w:spacing w:after="0" w:line="240" w:lineRule="auto"/>
+        <w:jc w:val="both"/>
+        <w:rPr>
+          <w:rFonts w:ascii="Arial Narrow" w:eastAsia="Arial Narrow" w:hAnsi="Arial Narrow" w:cs="Arial Narrow"/>
+          <w:color w:val="000000"/>
+          <w:kern w:val="0"/>
+          <w:lang w:eastAsia="es-PE"/>
+          <w14:ligatures w14:val="none"/>
+        </w:rPr>
+      </w:pPr>
+      <w:r>
+        <w:rPr>
+          <w:rFonts w:ascii="Arial Narrow" w:eastAsia="Arial Narrow" w:hAnsi="Arial Narrow" w:cs="Arial Narrow"/>
+          <w:b/>
+          <w:color w:val="000000"/>
+          <w:kern w:val="0"/>
+          <w:lang w:eastAsia="es-PE"/>
+          <w14:ligatures w14:val="none"/>
         </w:rPr>
         <w:t>SÉTIMO</w:t>
       </w:r>
@@ -6124,7 +6101,7 @@
           <w:color w:val="000000"/>
           <w:kern w:val="0"/>
           <w:lang w:eastAsia="es-PE"/>
-          <ns2:ligatures ns2:val="none"/>
+          <w14:ligatures w14:val="none"/>
         </w:rPr>
         <w:t>:</w:t>
       </w:r>
@@ -6134,7 +6111,7 @@
           <w:color w:val="000000"/>
           <w:kern w:val="0"/>
           <w:lang w:eastAsia="es-PE"/>
-          <ns2:ligatures ns2:val="none"/>
+          <w14:ligatures w14:val="none"/>
         </w:rPr>
         <w:t xml:space="preserve"> </w:t>
       </w:r>
@@ -6145,7 +6122,7 @@
           <w:color w:val="000000"/>
           <w:kern w:val="0"/>
           <w:lang w:eastAsia="es-PE"/>
-          <ns2:ligatures ns2:val="none"/>
+          <w14:ligatures w14:val="none"/>
         </w:rPr>
         <w:t>informar a las partes que el artículo 110</w:t>
       </w:r>
@@ -6155,7 +6132,7 @@
           <w:color w:val="000000"/>
           <w:kern w:val="0"/>
           <w:lang w:eastAsia="es-PE"/>
-          <ns2:ligatures ns2:val="none"/>
+          <w14:ligatures w14:val="none"/>
         </w:rPr>
         <w:t/>
       </w:r>
@@ -6165,7 +6142,7 @@
           <w:color w:val="000000"/>
           <w:kern w:val="0"/>
           <w:lang w:eastAsia="es-PE"/>
-          <ns2:ligatures ns2:val="none"/>
+          <w14:ligatures w14:val="none"/>
         </w:rPr>
         <w:t xml:space="preserve"> de la Ley 29571, Código de Protección y Defensa del Consumidor</w:t>
       </w:r>
@@ -6177,7 +6154,7 @@
           <w:kern w:val="0"/>
           <w:vertAlign w:val="superscript"/>
           <w:lang w:eastAsia="es-PE"/>
-          <ns2:ligatures ns2:val="none"/>
+          <w14:ligatures w14:val="none"/>
         </w:rPr>
         <w:footnoteReference w:id="12"/>
       </w:r>
@@ -6187,7 +6164,7 @@
           <w:color w:val="000000"/>
           <w:kern w:val="0"/>
           <w:lang w:eastAsia="es-PE"/>
-          <ns2:ligatures ns2:val="none"/>
+          <w14:ligatures w14:val="none"/>
         </w:rPr>
         <w:t>, faculta a la Comisión a calificar las infracciones de la referida norma como leves, graves o muy graves e imponer sanciones que van desde una amonestación hasta una multa por un máximo de 450 Unidades Impositivas Tributarias, sin perjuicio de las medidas correctivas, reparadoras y complementarias, que puedan ordenarse de acuerdo a lo estipulado en los artículos 114</w:t>
       </w:r>
@@ -6197,7 +6174,7 @@
           <w:color w:val="000000"/>
           <w:kern w:val="0"/>
           <w:lang w:eastAsia="es-PE"/>
-          <ns2:ligatures ns2:val="none"/>
+          <w14:ligatures w14:val="none"/>
         </w:rPr>
         <w:t/>
       </w:r>
@@ -6207,7 +6184,7 @@
           <w:color w:val="000000"/>
           <w:kern w:val="0"/>
           <w:lang w:eastAsia="es-PE"/>
-          <ns2:ligatures ns2:val="none"/>
+          <w14:ligatures w14:val="none"/>
         </w:rPr>
         <w:t>, 115</w:t>
       </w:r>
@@ -6217,7 +6194,7 @@
           <w:color w:val="000000"/>
           <w:kern w:val="0"/>
           <w:lang w:eastAsia="es-PE"/>
-          <ns2:ligatures ns2:val="none"/>
+          <w14:ligatures w14:val="none"/>
         </w:rPr>
         <w:t/>
       </w:r>
@@ -6227,7 +6204,7 @@
           <w:color w:val="000000"/>
           <w:kern w:val="0"/>
           <w:lang w:eastAsia="es-PE"/>
-          <ns2:ligatures ns2:val="none"/>
+          <w14:ligatures w14:val="none"/>
         </w:rPr>
         <w:t xml:space="preserve"> y 116</w:t>
       </w:r>
@@ -6237,7 +6214,7 @@
           <w:color w:val="000000"/>
           <w:kern w:val="0"/>
           <w:lang w:eastAsia="es-PE"/>
-          <ns2:ligatures ns2:val="none"/>
+          <w14:ligatures w14:val="none"/>
         </w:rPr>
         <w:t/>
       </w:r>
@@ -6247,7 +6224,7 @@
           <w:color w:val="000000"/>
           <w:kern w:val="0"/>
           <w:lang w:eastAsia="es-PE"/>
-          <ns2:ligatures ns2:val="none"/>
+          <w14:ligatures w14:val="none"/>
         </w:rPr>
         <w:t xml:space="preserve"> de la referida norma</w:t>
       </w:r>
@@ -6259,7 +6236,7 @@
           <w:kern w:val="0"/>
           <w:vertAlign w:val="superscript"/>
           <w:lang w:eastAsia="es-PE"/>
-          <ns2:ligatures ns2:val="none"/>
+          <w14:ligatures w14:val="none"/>
         </w:rPr>
         <w:footnoteReference w:id="13"/>
       </w:r>
@@ -6269,7 +6246,7 @@
           <w:color w:val="000000"/>
           <w:kern w:val="0"/>
           <w:lang w:eastAsia="es-PE"/>
-          <ns2:ligatures ns2:val="none"/>
+          <w14:ligatures w14:val="none"/>
         </w:rPr>
         <w:t xml:space="preserve">. </w:t>
       </w:r>
@@ -6280,7 +6257,7 @@
           <w:color w:val="000000"/>
           <w:kern w:val="0"/>
           <w:lang w:eastAsia="es-PE"/>
-          <ns2:ligatures ns2:val="none"/>
+          <w14:ligatures w14:val="none"/>
         </w:rPr>
         <w:lastRenderedPageBreak/>
         <w:t>Asimismo, se consideran circunstancias atenuantes para la graduación de la sanción, el allanamiento de la denuncia o el reconocimiento de las pretensiones en ella contenidas, de acuerdo con el artículo 112</w:t>
@@ -6291,7 +6268,7 @@
           <w:color w:val="000000"/>
           <w:kern w:val="0"/>
           <w:lang w:eastAsia="es-PE"/>
-          <ns2:ligatures ns2:val="none"/>
+          <w14:ligatures w14:val="none"/>
         </w:rPr>
         <w:t/>
       </w:r>
@@ -6301,7 +6278,7 @@
           <w:color w:val="000000"/>
           <w:kern w:val="0"/>
           <w:lang w:eastAsia="es-PE"/>
-          <ns2:ligatures ns2:val="none"/>
+          <w14:ligatures w14:val="none"/>
         </w:rPr>
         <w:t xml:space="preserve"> del Código</w:t>
       </w:r>
@@ -6313,7 +6290,7 @@
           <w:kern w:val="0"/>
           <w:vertAlign w:val="superscript"/>
           <w:lang w:eastAsia="es-PE"/>
-          <ns2:ligatures ns2:val="none"/>
+          <w14:ligatures w14:val="none"/>
         </w:rPr>
         <w:footnoteReference w:id="14"/>
       </w:r>
@@ -6323,12 +6300,12 @@
           <w:color w:val="000000"/>
           <w:kern w:val="0"/>
           <w:lang w:eastAsia="es-PE"/>
-          <ns2:ligatures ns2:val="none"/>
+          <w14:ligatures w14:val="none"/>
         </w:rPr>
         <w:t>.</w:t>
       </w:r>
     </w:p>
-    <w:p ns2:paraId="0ECE55DF" ns2:textId="77777777">
+    <w:p>
       <w:pPr>
         <w:shd w:val="clear" w:color="auto" w:fill="FFFFFF"/>
         <w:spacing w:after="0" w:line="240" w:lineRule="auto"/>
@@ -6339,11 +6316,11 @@
           <w:color w:val="000000"/>
           <w:kern w:val="0"/>
           <w:lang w:eastAsia="es-PE"/>
-          <ns2:ligatures ns2:val="none"/>
-        </w:rPr>
-      </w:pPr>
-    </w:p>
-    <w:p ns2:paraId="1CC114EB" ns2:textId="79E1D6A4">
+          <w14:ligatures w14:val="none"/>
+        </w:rPr>
+      </w:pPr>
+    </w:p>
+    <w:p>
       <w:pPr>
         <w:shd w:val="clear" w:color="auto" w:fill="FFFFFF"/>
         <w:spacing w:after="0" w:line="240" w:lineRule="auto"/>
@@ -6353,7 +6330,7 @@
           <w:color w:val="000000"/>
           <w:kern w:val="0"/>
           <w:lang w:eastAsia="es-PE"/>
-          <ns2:ligatures ns2:val="none"/>
+          <w14:ligatures w14:val="none"/>
         </w:rPr>
       </w:pPr>
       <w:r>
@@ -6362,7 +6339,7 @@
           <w:b/>
           <w:bCs/>
           <w:kern w:val="0"/>
-          <ns2:ligatures ns2:val="none"/>
+          <w14:ligatures w14:val="none"/>
         </w:rPr>
         <w:t>OCTAVO</w:t>
       </w:r>
@@ -6373,7 +6350,7 @@
           <w:color w:val="000000"/>
           <w:kern w:val="0"/>
           <w:lang w:eastAsia="es-PE"/>
-          <ns2:ligatures ns2:val="none"/>
+          <w14:ligatures w14:val="none"/>
         </w:rPr>
         <w:t>:</w:t>
       </w:r>
@@ -6383,7 +6360,7 @@
           <w:color w:val="000000"/>
           <w:kern w:val="0"/>
           <w:lang w:eastAsia="es-PE"/>
-          <ns2:ligatures ns2:val="none"/>
+          <w14:ligatures w14:val="none"/>
         </w:rPr>
         <w:t xml:space="preserve"> informar a las partes que conforme a lo establecido en el artículo 39</w:t>
       </w:r>
@@ -6393,7 +6370,7 @@
           <w:color w:val="000000"/>
           <w:kern w:val="0"/>
           <w:lang w:eastAsia="es-PE"/>
-          <ns2:ligatures ns2:val="none"/>
+          <w14:ligatures w14:val="none"/>
         </w:rPr>
         <w:t/>
       </w:r>
@@ -6403,12 +6380,12 @@
           <w:color w:val="000000"/>
           <w:kern w:val="0"/>
           <w:lang w:eastAsia="es-PE"/>
-          <ns2:ligatures ns2:val="none"/>
+          <w14:ligatures w14:val="none"/>
         </w:rPr>
         <w:t xml:space="preserve"> de la Ley sobre Facultades, Normas y Organización del Indecopi, aprobada por Decreto Legislativo 807, los gastos por los peritajes realizados, actuación de pruebas, inspecciones y otros derivados de la tramitación del proceso serán de cargo de la parte que solicita la prueba, salvo pacto en contrario. En todos los casos, la resolución final determinará si los gastos deben ser asumidos por alguna de las partes, o reembolsados a la otra parte o al Indecopi, según sea el caso, de manera adicional a la sanción que haya podido imponerse. </w:t>
       </w:r>
     </w:p>
-    <w:p ns2:paraId="364C4B19" ns2:textId="77777777">
+    <w:p>
       <w:pPr>
         <w:shd w:val="clear" w:color="auto" w:fill="FFFFFF"/>
         <w:spacing w:after="0" w:line="240" w:lineRule="auto"/>
@@ -6418,11 +6395,11 @@
           <w:color w:val="000000"/>
           <w:kern w:val="0"/>
           <w:lang w:eastAsia="es-PE"/>
-          <ns2:ligatures ns2:val="none"/>
-        </w:rPr>
-      </w:pPr>
-    </w:p>
-    <w:p ns2:paraId="27E9BBC0" ns2:textId="72B50E94">
+          <w14:ligatures w14:val="none"/>
+        </w:rPr>
+      </w:pPr>
+    </w:p>
+    <w:p>
       <w:pPr>
         <w:suppressAutoHyphens/>
         <w:spacing w:after="0" w:line="240" w:lineRule="auto"/>
@@ -6431,7 +6408,7 @@
           <w:rFonts w:ascii="Arial Narrow" w:eastAsia="Calibri" w:hAnsi="Arial Narrow" w:cs="Arial"/>
           <w:kern w:val="0"/>
           <w:u w:val="single"/>
-          <ns2:ligatures ns2:val="none"/>
+          <w14:ligatures w14:val="none"/>
         </w:rPr>
       </w:pPr>
       <w:r>
@@ -6441,7 +6418,7 @@
           <w:color w:val="000000"/>
           <w:kern w:val="0"/>
           <w:lang w:eastAsia="es-PE"/>
-          <ns2:ligatures ns2:val="none"/>
+          <w14:ligatures w14:val="none"/>
         </w:rPr>
         <w:t>NOVENO</w:t>
       </w:r>
@@ -6450,7 +6427,7 @@
           <w:rFonts w:ascii="Arial Narrow" w:eastAsia="Calibri" w:hAnsi="Arial Narrow" w:cs="Arial"/>
           <w:b/>
           <w:kern w:val="0"/>
-          <ns2:ligatures ns2:val="none"/>
+          <w14:ligatures w14:val="none"/>
         </w:rPr>
         <w:t>:</w:t>
       </w:r>
@@ -6458,7 +6435,7 @@
         <w:rPr>
           <w:rFonts w:ascii="Arial Narrow" w:eastAsia="Calibri" w:hAnsi="Arial Narrow" w:cs="Arial"/>
           <w:kern w:val="0"/>
-          <ns2:ligatures ns2:val="none"/>
+          <w14:ligatures w14:val="none"/>
         </w:rPr>
         <w:t xml:space="preserve"> comunicar a las partes que, de acuerdo a lo señalado por el artículo 29</w:t>
       </w:r>
@@ -6468,7 +6445,7 @@
           <w:color w:val="000000"/>
           <w:kern w:val="0"/>
           <w:lang w:eastAsia="es-PE"/>
-          <ns2:ligatures ns2:val="none"/>
+          <w14:ligatures w14:val="none"/>
         </w:rPr>
         <w:t/>
       </w:r>
@@ -6476,7 +6453,7 @@
         <w:rPr>
           <w:rFonts w:ascii="Arial Narrow" w:eastAsia="Calibri" w:hAnsi="Arial Narrow" w:cs="Arial"/>
           <w:kern w:val="0"/>
-          <ns2:ligatures ns2:val="none"/>
+          <w14:ligatures w14:val="none"/>
         </w:rPr>
         <w:t xml:space="preserve"> del Decreto Legislativo 807</w:t>
       </w:r>
@@ -6486,7 +6463,7 @@
           <w:rFonts w:ascii="Arial Narrow" w:eastAsia="Calibri" w:hAnsi="Arial Narrow" w:cs="Arial"/>
           <w:kern w:val="0"/>
           <w:vertAlign w:val="superscript"/>
-          <ns2:ligatures ns2:val="none"/>
+          <w14:ligatures w14:val="none"/>
         </w:rPr>
         <w:footnoteReference w:id="15"/>
       </w:r>
@@ -6494,7 +6471,7 @@
         <w:rPr>
           <w:rFonts w:ascii="Arial Narrow" w:eastAsia="Calibri" w:hAnsi="Arial Narrow" w:cs="Arial"/>
           <w:kern w:val="0"/>
-          <ns2:ligatures ns2:val="none"/>
+          <w14:ligatures w14:val="none"/>
         </w:rPr>
         <w:t xml:space="preserve">, hasta antes de la emisión de la Resolución Final tienen la posibilidad de solicitar una audiencia de conciliación. En caso deleguen a favor de una tercera persona su actuación en la diligencia programada, esta deberá presentar un poder especial con firma legalizada ante Notario Público, donde conste </w:t>
       </w:r>
@@ -6503,7 +6480,7 @@
           <w:rFonts w:ascii="Arial Narrow" w:eastAsia="Calibri" w:hAnsi="Arial Narrow" w:cs="Arial"/>
           <w:kern w:val="0"/>
           <w:u w:val="single"/>
-          <ns2:ligatures ns2:val="none"/>
+          <w14:ligatures w14:val="none"/>
         </w:rPr>
         <w:lastRenderedPageBreak/>
         <w:t>expresamente su facultad para asistir y conciliar en su representación</w:t>
@@ -6513,7 +6490,7 @@
           <w:rFonts w:ascii="Arial Narrow" w:eastAsia="Calibri" w:hAnsi="Arial Narrow" w:cs="Arial"/>
           <w:bCs/>
           <w:kern w:val="0"/>
-          <ns2:ligatures ns2:val="none"/>
+          <w14:ligatures w14:val="none"/>
         </w:rPr>
         <w:t>.</w:t>
       </w:r>
@@ -6523,7 +6500,7 @@
           <w:b/>
           <w:bCs/>
           <w:kern w:val="0"/>
-          <ns2:ligatures ns2:val="none"/>
+          <w14:ligatures w14:val="none"/>
         </w:rPr>
         <w:t xml:space="preserve"> </w:t>
       </w:r>
@@ -6532,12 +6509,12 @@
           <w:rFonts w:ascii="Arial Narrow" w:eastAsia="Calibri" w:hAnsi="Arial Narrow" w:cs="Arial"/>
           <w:kern w:val="0"/>
           <w:u w:val="single"/>
-          <ns2:ligatures ns2:val="none"/>
+          <w14:ligatures w14:val="none"/>
         </w:rPr>
         <w:t xml:space="preserve">Ello bajo apercibimiento de no realizar la audiencia de conciliación y levantar el acta de inasistencia correspondiente. </w:t>
       </w:r>
     </w:p>
-    <w:p ns2:paraId="4CD47B08" ns2:textId="77777777">
+    <w:p>
       <w:pPr>
         <w:suppressAutoHyphens/>
         <w:spacing w:after="0" w:line="240" w:lineRule="auto"/>
@@ -6546,11 +6523,11 @@
           <w:rFonts w:ascii="Arial Narrow" w:eastAsia="Calibri" w:hAnsi="Arial Narrow" w:cs="Arial"/>
           <w:kern w:val="0"/>
           <w:u w:val="single"/>
-          <ns2:ligatures ns2:val="none"/>
-        </w:rPr>
-      </w:pPr>
-    </w:p>
-    <w:p ns2:paraId="0E80CA49" ns2:textId="2B127EBF">
+          <w14:ligatures w14:val="none"/>
+        </w:rPr>
+      </w:pPr>
+    </w:p>
+    <w:p>
       <w:pPr>
         <w:suppressAutoHyphens/>
         <w:spacing w:after="0" w:line="240" w:lineRule="auto"/>
@@ -6560,7 +6537,7 @@
           <w:color w:val="000000"/>
           <w:kern w:val="0"/>
           <w:lang w:eastAsia="es-PE"/>
-          <ns2:ligatures ns2:val="none"/>
+          <w14:ligatures w14:val="none"/>
         </w:rPr>
       </w:pPr>
       <w:r>
@@ -6578,7 +6555,7 @@
           <w:color w:val="000000"/>
           <w:kern w:val="0"/>
           <w:lang w:eastAsia="es-PE"/>
-          <ns2:ligatures ns2:val="none"/>
+          <w14:ligatures w14:val="none"/>
         </w:rPr>
         <w:t>:</w:t>
       </w:r>
@@ -6588,14 +6565,14 @@
           <w:color w:val="000000"/>
           <w:kern w:val="0"/>
           <w:lang w:eastAsia="es-PE"/>
-          <ns2:ligatures ns2:val="none"/>
+          <w14:ligatures w14:val="none"/>
         </w:rPr>
         <w:t xml:space="preserve"> poner en conocimiento de las partes que, antes de la emisión de la Resolución Final, tienen la posibilidad de formular su desistimiento o presentar el acuerdo arribado mediante la conciliación, mediación, transacción o cualquier otro que, de forma indubitable, deje constancia que se ha solucionado la controversia materia de denuncia.</w:t>
       </w:r>
       <w:bookmarkStart w:id="18" w:name="h.gjdgxs" w:colFirst="0" w:colLast="0"/>
       <w:bookmarkEnd w:id="18"/>
     </w:p>
-    <w:p ns2:paraId="639FE5BE" ns2:textId="77777777">
+    <w:p>
       <w:pPr>
         <w:suppressAutoHyphens/>
         <w:spacing w:after="0" w:line="240" w:lineRule="auto"/>
@@ -6605,7 +6582,7 @@
         </w:rPr>
       </w:pPr>
     </w:p>
-    <w:p ns2:paraId="083D8417" ns2:textId="44F6E007">
+    <w:p>
       <w:pPr>
         <w:suppressAutoHyphens/>
         <w:spacing w:line="240" w:lineRule="auto"/>
@@ -6636,7 +6613,7 @@
           <w:b/>
           <w:spacing w:val="-3"/>
           <w:kern w:val="0"/>
-          <ns2:ligatures ns2:val="none"/>
+          <w14:ligatures w14:val="none"/>
         </w:rPr>
         <w:t>PRIMERO</w:t>
       </w:r>
@@ -6726,7 +6703,7 @@
       </w:r>
       <w:bookmarkStart w:id="19" w:name="_Hlk198890962"/>
     </w:p>
-    <w:p ns2:paraId="23716787" ns2:textId="793B12AD">
+    <w:p>
       <w:pPr>
         <w:suppressAutoHyphens/>
         <w:spacing w:after="0" w:line="240" w:lineRule="auto"/>
@@ -6741,7 +6718,7 @@
           <w:b/>
           <w:spacing w:val="-3"/>
           <w:kern w:val="0"/>
-          <ns2:ligatures ns2:val="none"/>
+          <w14:ligatures w14:val="none"/>
         </w:rPr>
         <w:t xml:space="preserve">DÉCIMO SEGUNDO: requerir al señor [DENUNCIANTE] para que, dentro del plazo de dos (2) días hábiles siguientes a la fecha en que reciba la notificación en su domicilio procesal, señale un correo electrónico adicional autorizando recibir las notificaciones correspondientes por dicho medio. </w:t>
       </w:r>
@@ -6751,7 +6728,7 @@
           <w:b/>
           <w:spacing w:val="-3"/>
           <w:kern w:val="0"/>
-          <ns2:ligatures ns2:val="none"/>
+          <w14:ligatures w14:val="none"/>
         </w:rPr>
         <w:t/>
       </w:r>
@@ -6761,7 +6738,7 @@
           <w:b/>
           <w:spacing w:val="-3"/>
           <w:kern w:val="0"/>
-          <ns2:ligatures ns2:val="none"/>
+          <w14:ligatures w14:val="none"/>
         </w:rPr>
         <w:t/>
       </w:r>
@@ -6771,7 +6748,7 @@
           <w:bCs/>
           <w:spacing w:val="-3"/>
           <w:kern w:val="0"/>
-          <ns2:ligatures ns2:val="none"/>
+          <w14:ligatures w14:val="none"/>
         </w:rPr>
         <w:t xml:space="preserve"/>
       </w:r>
@@ -6781,7 +6758,7 @@
           <w:bCs/>
           <w:spacing w:val="-3"/>
           <w:kern w:val="0"/>
-          <ns2:ligatures ns2:val="none"/>
+          <w14:ligatures w14:val="none"/>
         </w:rPr>
         <w:t xml:space="preserve"/>
       </w:r>
@@ -6813,7 +6790,7 @@
           <w:color w:val="000000"/>
           <w:kern w:val="0"/>
           <w:lang w:eastAsia="es-PE"/>
-          <ns2:ligatures ns2:val="none"/>
+          <w14:ligatures w14:val="none"/>
         </w:rPr>
         <w:t/>
       </w:r>
@@ -6847,78 +6824,78 @@
       </w:r>
       <w:bookmarkEnd w:id="19"/>
     </w:p>
-    <w:p ns2:paraId="509D673B" ns2:textId="77777777">
-      <w:pPr>
-        <w:spacing w:after="0" w:line="240" w:lineRule="auto"/>
-        <w:jc w:val="both"/>
-        <w:rPr>
-          <w:rFonts w:ascii="Arial Narrow" w:eastAsia="Arial Narrow" w:hAnsi="Arial Narrow" w:cs="Arial Narrow"/>
-          <w:b/>
-          <w:color w:val="000000"/>
-          <w:kern w:val="0"/>
-          <w:lang w:eastAsia="es-PE"/>
-          <ns2:ligatures ns2:val="none"/>
-        </w:rPr>
-      </w:pPr>
-    </w:p>
-    <w:p ns2:paraId="0407B94C" ns2:textId="77777777">
-      <w:pPr>
-        <w:spacing w:after="0" w:line="240" w:lineRule="auto"/>
-        <w:jc w:val="both"/>
-        <w:rPr>
-          <w:rFonts w:ascii="Arial Narrow" w:eastAsia="Arial Narrow" w:hAnsi="Arial Narrow" w:cs="Arial Narrow"/>
-          <w:b/>
-          <w:color w:val="000000"/>
-          <w:kern w:val="0"/>
-          <w:lang w:eastAsia="es-PE"/>
-          <ns2:ligatures ns2:val="none"/>
-        </w:rPr>
-      </w:pPr>
-    </w:p>
-    <w:p ns2:paraId="375C384E" ns2:textId="77777777">
-      <w:pPr>
-        <w:spacing w:after="0" w:line="240" w:lineRule="auto"/>
-        <w:jc w:val="both"/>
-        <w:rPr>
-          <w:rFonts w:ascii="Arial Narrow" w:eastAsia="Arial Narrow" w:hAnsi="Arial Narrow" w:cs="Arial Narrow"/>
-          <w:b/>
-          <w:color w:val="000000"/>
-          <w:kern w:val="0"/>
-          <w:lang w:eastAsia="es-PE"/>
-          <ns2:ligatures ns2:val="none"/>
-        </w:rPr>
-      </w:pPr>
-    </w:p>
-    <w:p ns2:paraId="2ECB98FD" ns2:textId="77777777">
-      <w:pPr>
-        <w:spacing w:after="0" w:line="240" w:lineRule="auto"/>
-        <w:jc w:val="both"/>
-        <w:rPr>
-          <w:rFonts w:ascii="Arial Narrow" w:eastAsia="Arial Narrow" w:hAnsi="Arial Narrow" w:cs="Arial Narrow"/>
-          <w:b/>
-          <w:color w:val="000000"/>
-          <w:kern w:val="0"/>
-          <w:lang w:eastAsia="es-PE"/>
-          <ns2:ligatures ns2:val="none"/>
-        </w:rPr>
-      </w:pPr>
-    </w:p>
-    <w:p ns2:paraId="4D7412E2" ns2:textId="77777777">
-      <w:pPr>
-        <w:spacing w:after="0" w:line="240" w:lineRule="auto"/>
-        <w:jc w:val="both"/>
-        <w:rPr>
-          <w:rFonts w:ascii="Arial Narrow" w:eastAsia="Arial Narrow" w:hAnsi="Arial Narrow" w:cs="Arial Narrow"/>
-          <w:b/>
-          <w:color w:val="000000"/>
-          <w:kern w:val="0"/>
-          <w:lang w:eastAsia="es-PE"/>
-          <ns2:ligatures ns2:val="none"/>
+    <w:p>
+      <w:pPr>
+        <w:spacing w:after="0" w:line="240" w:lineRule="auto"/>
+        <w:jc w:val="both"/>
+        <w:rPr>
+          <w:rFonts w:ascii="Arial Narrow" w:eastAsia="Arial Narrow" w:hAnsi="Arial Narrow" w:cs="Arial Narrow"/>
+          <w:b/>
+          <w:color w:val="000000"/>
+          <w:kern w:val="0"/>
+          <w:lang w:eastAsia="es-PE"/>
+          <w14:ligatures w14:val="none"/>
+        </w:rPr>
+      </w:pPr>
+    </w:p>
+    <w:p>
+      <w:pPr>
+        <w:spacing w:after="0" w:line="240" w:lineRule="auto"/>
+        <w:jc w:val="both"/>
+        <w:rPr>
+          <w:rFonts w:ascii="Arial Narrow" w:eastAsia="Arial Narrow" w:hAnsi="Arial Narrow" w:cs="Arial Narrow"/>
+          <w:b/>
+          <w:color w:val="000000"/>
+          <w:kern w:val="0"/>
+          <w:lang w:eastAsia="es-PE"/>
+          <w14:ligatures w14:val="none"/>
+        </w:rPr>
+      </w:pPr>
+    </w:p>
+    <w:p>
+      <w:pPr>
+        <w:spacing w:after="0" w:line="240" w:lineRule="auto"/>
+        <w:jc w:val="both"/>
+        <w:rPr>
+          <w:rFonts w:ascii="Arial Narrow" w:eastAsia="Arial Narrow" w:hAnsi="Arial Narrow" w:cs="Arial Narrow"/>
+          <w:b/>
+          <w:color w:val="000000"/>
+          <w:kern w:val="0"/>
+          <w:lang w:eastAsia="es-PE"/>
+          <w14:ligatures w14:val="none"/>
+        </w:rPr>
+      </w:pPr>
+    </w:p>
+    <w:p>
+      <w:pPr>
+        <w:spacing w:after="0" w:line="240" w:lineRule="auto"/>
+        <w:jc w:val="both"/>
+        <w:rPr>
+          <w:rFonts w:ascii="Arial Narrow" w:eastAsia="Arial Narrow" w:hAnsi="Arial Narrow" w:cs="Arial Narrow"/>
+          <w:b/>
+          <w:color w:val="000000"/>
+          <w:kern w:val="0"/>
+          <w:lang w:eastAsia="es-PE"/>
+          <w14:ligatures w14:val="none"/>
+        </w:rPr>
+      </w:pPr>
+    </w:p>
+    <w:p>
+      <w:pPr>
+        <w:spacing w:after="0" w:line="240" w:lineRule="auto"/>
+        <w:jc w:val="both"/>
+        <w:rPr>
+          <w:rFonts w:ascii="Arial Narrow" w:eastAsia="Arial Narrow" w:hAnsi="Arial Narrow" w:cs="Arial Narrow"/>
+          <w:b/>
+          <w:color w:val="000000"/>
+          <w:kern w:val="0"/>
+          <w:lang w:eastAsia="es-PE"/>
+          <w14:ligatures w14:val="none"/>
         </w:rPr>
       </w:pPr>
     </w:p>
     <w:bookmarkEnd w:id="0"/>
-    <w:p ns2:paraId="59985B4A" ns2:textId="77777777">
+    <w:p>
       <w:pPr>
         <w:shd w:val="clear" w:color="auto" w:fill="FFFFFF"/>
         <w:spacing w:after="0" w:line="240" w:lineRule="auto"/>
@@ -6929,7 +6906,7 @@
           <w:bCs/>
           <w:color w:val="000000"/>
           <w:kern w:val="0"/>
-          <ns2:ligatures ns2:val="none"/>
+          <w14:ligatures w14:val="none"/>
         </w:rPr>
       </w:pPr>
       <w:r>
@@ -6939,12 +6916,12 @@
           <w:bCs/>
           <w:color w:val="000000"/>
           <w:kern w:val="0"/>
-          <ns2:ligatures ns2:val="none"/>
+          <w14:ligatures w14:val="none"/>
         </w:rPr>
         <w:t>EVELING ROA QUISPE</w:t>
       </w:r>
     </w:p>
-    <w:p ns2:paraId="44F30378" ns2:textId="77777777">
+    <w:p>
       <w:pPr>
         <w:shd w:val="clear" w:color="auto" w:fill="FFFFFF"/>
         <w:spacing w:after="0" w:line="240" w:lineRule="auto"/>
@@ -6955,7 +6932,7 @@
           <w:bCs/>
           <w:color w:val="000000"/>
           <w:kern w:val="0"/>
-          <ns2:ligatures ns2:val="none"/>
+          <w14:ligatures w14:val="none"/>
         </w:rPr>
       </w:pPr>
       <w:r>
@@ -6965,12 +6942,12 @@
           <w:bCs/>
           <w:color w:val="000000"/>
           <w:kern w:val="0"/>
-          <ns2:ligatures ns2:val="none"/>
+          <w14:ligatures w14:val="none"/>
         </w:rPr>
         <w:t>Secretaria Técnica</w:t>
       </w:r>
     </w:p>
-    <w:p ns2:paraId="39D8E76A" ns2:textId="77777777">
+    <w:p>
       <w:pPr>
         <w:shd w:val="clear" w:color="auto" w:fill="FFFFFF"/>
         <w:spacing w:after="0" w:line="240" w:lineRule="auto"/>
@@ -6981,7 +6958,7 @@
           <w:bCs/>
           <w:color w:val="000000"/>
           <w:kern w:val="0"/>
-          <ns2:ligatures ns2:val="none"/>
+          <w14:ligatures w14:val="none"/>
         </w:rPr>
       </w:pPr>
       <w:r>
@@ -6991,26 +6968,26 @@
           <w:bCs/>
           <w:color w:val="000000"/>
           <w:kern w:val="0"/>
-          <ns2:ligatures ns2:val="none"/>
+          <w14:ligatures w14:val="none"/>
         </w:rPr>
         <w:t>Comisión de Protección al Consumidor 1</w:t>
       </w:r>
     </w:p>
-    <w:p ns2:paraId="513298A9" ns2:textId="77777777">
-      <w:pPr>
-        <w:spacing w:after="0" w:line="240" w:lineRule="auto"/>
-        <w:jc w:val="both"/>
-        <w:rPr>
-          <w:rFonts w:ascii="Arial Narrow" w:eastAsia="Arial Narrow" w:hAnsi="Arial Narrow" w:cs="Arial Narrow"/>
-          <w:b/>
-          <w:color w:val="000000"/>
-          <w:kern w:val="0"/>
-          <w:lang w:eastAsia="es-PE"/>
-          <ns2:ligatures ns2:val="none"/>
-        </w:rPr>
-      </w:pPr>
-    </w:p>
-    <w:p ns2:paraId="74AAB5F4" ns2:textId="3A7D999B">
+    <w:p>
+      <w:pPr>
+        <w:spacing w:after="0" w:line="240" w:lineRule="auto"/>
+        <w:jc w:val="both"/>
+        <w:rPr>
+          <w:rFonts w:ascii="Arial Narrow" w:eastAsia="Arial Narrow" w:hAnsi="Arial Narrow" w:cs="Arial Narrow"/>
+          <w:b/>
+          <w:color w:val="000000"/>
+          <w:kern w:val="0"/>
+          <w:lang w:eastAsia="es-PE"/>
+          <w14:ligatures w14:val="none"/>
+        </w:rPr>
+      </w:pPr>
+    </w:p>
+    <w:p>
       <w:pPr>
         <w:spacing w:after="0" w:line="240" w:lineRule="auto"/>
         <w:jc w:val="both"/>
@@ -7028,7 +7005,7 @@
           <w:sz w:val="16"/>
           <w:szCs w:val="16"/>
           <w:lang w:eastAsia="es-PE"/>
-          <ns2:ligatures ns2:val="none"/>
+          <w14:ligatures w14:val="none"/>
         </w:rPr>
         <w:t>AHV</w:t>
       </w:r>
@@ -7040,14 +7017,14 @@
           <w:sz w:val="16"/>
           <w:szCs w:val="16"/>
           <w:lang w:eastAsia="es-PE"/>
-          <ns2:ligatures ns2:val="none"/>
+          <w14:ligatures w14:val="none"/>
         </w:rPr>
         <w:t>/JCQ</w:t>
       </w:r>
     </w:p>
     <w:sectPr>
-      <w:headerReference w:type="default" ns3:id="rId8"/>
-      <w:footerReference w:type="default" ns3:id="rId9"/>
+      <w:headerReference w:type="default" r:id="rId8"/>
+      <w:footerReference w:type="default" r:id="rId9"/>
       <w:pgSz w:w="11906" w:h="16838"/>
       <w:pgMar w:top="1417" w:right="1701" w:bottom="1417" w:left="1701" w:header="708" w:footer="708" w:gutter="0"/>
       <w:cols w:space="708"/>
@@ -7058,7 +7035,7 @@
 </file>
 
 <file path=word/endnotes.xml><?xml version="1.0" encoding="utf-8"?>
-<w:endnotes xmlns:wpc="http://schemas.microsoft.com/office/word/2010/wordprocessingCanvas" xmlns:cx="http://schemas.microsoft.com/office/drawing/2014/chartex" xmlns:cx1="http://schemas.microsoft.com/office/drawing/2015/9/8/chartex" xmlns:cx2="http://schemas.microsoft.com/office/drawing/2015/10/21/chartex" xmlns:cx3="http://schemas.microsoft.com/office/drawing/2016/5/9/chartex" xmlns:cx4="http://schemas.microsoft.com/office/drawing/2016/5/10/chartex" xmlns:cx5="http://schemas.microsoft.com/office/drawing/2016/5/11/chartex" xmlns:cx6="http://schemas.microsoft.com/office/drawing/2016/5/12/chartex" xmlns:cx7="http://schemas.microsoft.com/office/drawing/2016/5/13/chartex" xmlns:cx8="http://schemas.microsoft.com/office/drawing/2016/5/14/chartex" xmlns:mc="http://schemas.openxmlformats.org/markup-compatibility/2006" xmlns:aink="http://schemas.microsoft.com/office/drawing/2016/ink" xmlns:am3d="http://schemas.microsoft.com/office/drawing/2017/model3d" xmlns:o="urn:schemas-microsoft-com:office:office" xmlns:oel="http://schemas.microsoft.com/office/2019/extlst" xmlns:r="http://schemas.openxmlformats.org/officeDocument/2006/relationships" xmlns:m="http://schemas.openxmlformats.org/officeDocument/2006/math" xmlns:v="urn:schemas-microsoft-com:vml" xmlns:wp14="http://schemas.microsoft.com/office/word/2010/wordprocessingDrawing" xmlns:wp="http://schemas.openxmlformats.org/drawingml/2006/wordprocessingDrawing" xmlns:w10="urn:schemas-microsoft-com:office:word" xmlns:w="http://schemas.openxmlformats.org/wordprocessingml/2006/main" xmlns:w14="http://schemas.microsoft.com/office/word/2010/wordml" xmlns:w15="http://schemas.microsoft.com/office/word/2012/wordml" xmlns:w16cex="http://schemas.microsoft.com/office/word/2018/wordml/cex" xmlns:w16cid="http://schemas.microsoft.com/office/word/2016/wordml/cid" xmlns:w16="http://schemas.microsoft.com/office/word/2018/wordml" xmlns:w16du="http://schemas.microsoft.com/office/word/2023/wordml/word16du" xmlns:w16sdtdh="http://schemas.microsoft.com/office/word/2020/wordml/sdtdatahash" xmlns:w16sdtfl="http://schemas.microsoft.com/office/word/2024/wordml/sdtformatlock" xmlns:w16se="http://schemas.microsoft.com/office/word/2015/wordml/symex" xmlns:wpg="http://schemas.microsoft.com/office/word/2010/wordprocessingGroup" xmlns:wpi="http://schemas.microsoft.com/office/word/2010/wordprocessingInk" xmlns:wne="http://schemas.microsoft.com/office/word/2006/wordml" xmlns:wps="http://schemas.microsoft.com/office/word/2010/wordprocessingShape" mc:Ignorable="w14 w15 w16se w16cid w16 w16cex w16sdtdh w16sdtfl w16du wp14">
+<w:endnotes xmlns:mc="http://schemas.openxmlformats.org/markup-compatibility/2006" xmlns:r="http://schemas.openxmlformats.org/officeDocument/2006/relationships" xmlns:w="http://schemas.openxmlformats.org/wordprocessingml/2006/main" xmlns:w14="http://schemas.microsoft.com/office/word/2010/wordml" xmlns:w15="http://schemas.microsoft.com/office/word/2012/wordml" xmlns:w16="http://schemas.microsoft.com/office/word/2018/wordml" xmlns:w16cex="http://schemas.microsoft.com/office/word/2018/wordml/cex" xmlns:w16cid="http://schemas.microsoft.com/office/word/2016/wordml/cid" xmlns:w16du="http://schemas.microsoft.com/office/word/2023/wordml/word16du" xmlns:w16sdtdh="http://schemas.microsoft.com/office/word/2020/wordml/sdtdatahash" xmlns:w16se="http://schemas.microsoft.com/office/word/2015/wordml/symex" xmlns:wp14="http://schemas.microsoft.com/office/word/2010/wordprocessingDrawing" mc:Ignorable="w14 w15 w16se w16cid w16 w16cex w16sdtdh w16du wp14">
   <w:endnote w:type="separator" w:id="-1">
     <w:p>
       <w:pPr>
@@ -7083,7 +7060,7 @@
 </file>
 
 <file path=word/footer1.xml><?xml version="1.0" encoding="utf-8"?>
-<w:ftr xmlns:wpc="http://schemas.microsoft.com/office/word/2010/wordprocessingCanvas" xmlns:cx="http://schemas.microsoft.com/office/drawing/2014/chartex" xmlns:cx1="http://schemas.microsoft.com/office/drawing/2015/9/8/chartex" xmlns:cx2="http://schemas.microsoft.com/office/drawing/2015/10/21/chartex" xmlns:cx3="http://schemas.microsoft.com/office/drawing/2016/5/9/chartex" xmlns:cx4="http://schemas.microsoft.com/office/drawing/2016/5/10/chartex" xmlns:cx5="http://schemas.microsoft.com/office/drawing/2016/5/11/chartex" xmlns:cx6="http://schemas.microsoft.com/office/drawing/2016/5/12/chartex" xmlns:cx7="http://schemas.microsoft.com/office/drawing/2016/5/13/chartex" xmlns:cx8="http://schemas.microsoft.com/office/drawing/2016/5/14/chartex" xmlns:mc="http://schemas.openxmlformats.org/markup-compatibility/2006" xmlns:aink="http://schemas.microsoft.com/office/drawing/2016/ink" xmlns:am3d="http://schemas.microsoft.com/office/drawing/2017/model3d" xmlns:o="urn:schemas-microsoft-com:office:office" xmlns:oel="http://schemas.microsoft.com/office/2019/extlst" xmlns:r="http://schemas.openxmlformats.org/officeDocument/2006/relationships" xmlns:m="http://schemas.openxmlformats.org/officeDocument/2006/math" xmlns:v="urn:schemas-microsoft-com:vml" xmlns:wp14="http://schemas.microsoft.com/office/word/2010/wordprocessingDrawing" xmlns:wp="http://schemas.openxmlformats.org/drawingml/2006/wordprocessingDrawing" xmlns:w10="urn:schemas-microsoft-com:office:word" xmlns:w="http://schemas.openxmlformats.org/wordprocessingml/2006/main" xmlns:w14="http://schemas.microsoft.com/office/word/2010/wordml" xmlns:w15="http://schemas.microsoft.com/office/word/2012/wordml" xmlns:w16cex="http://schemas.microsoft.com/office/word/2018/wordml/cex" xmlns:w16cid="http://schemas.microsoft.com/office/word/2016/wordml/cid" xmlns:w16="http://schemas.microsoft.com/office/word/2018/wordml" xmlns:w16du="http://schemas.microsoft.com/office/word/2023/wordml/word16du" xmlns:w16sdtdh="http://schemas.microsoft.com/office/word/2020/wordml/sdtdatahash" xmlns:w16sdtfl="http://schemas.microsoft.com/office/word/2024/wordml/sdtformatlock" xmlns:w16se="http://schemas.microsoft.com/office/word/2015/wordml/symex" xmlns:wpg="http://schemas.microsoft.com/office/word/2010/wordprocessingGroup" xmlns:wpi="http://schemas.microsoft.com/office/word/2010/wordprocessingInk" xmlns:wne="http://schemas.microsoft.com/office/word/2006/wordml" xmlns:wps="http://schemas.microsoft.com/office/word/2010/wordprocessingShape" mc:Ignorable="w14 w15 w16se w16cid w16 w16cex w16sdtdh w16sdtfl w16du wp14">
+<w:ftr xmlns:mc="http://schemas.openxmlformats.org/markup-compatibility/2006" xmlns:r="http://schemas.openxmlformats.org/officeDocument/2006/relationships" xmlns:w="http://schemas.openxmlformats.org/wordprocessingml/2006/main" xmlns:w14="http://schemas.microsoft.com/office/word/2010/wordml" xmlns:w15="http://schemas.microsoft.com/office/word/2012/wordml" xmlns:w16="http://schemas.microsoft.com/office/word/2018/wordml" xmlns:w16cex="http://schemas.microsoft.com/office/word/2018/wordml/cex" xmlns:w16cid="http://schemas.microsoft.com/office/word/2016/wordml/cid" xmlns:w16du="http://schemas.microsoft.com/office/word/2023/wordml/word16du" xmlns:w16sdtdh="http://schemas.microsoft.com/office/word/2020/wordml/sdtdatahash" xmlns:w16se="http://schemas.microsoft.com/office/word/2015/wordml/symex" xmlns:wp14="http://schemas.microsoft.com/office/word/2010/wordprocessingDrawing" mc:Ignorable="w14 w15 w16se w16cid w16 w16cex w16sdtdh w16du wp14">
   <w:p>
     <w:pPr>
       <w:pBdr>
@@ -7162,7 +7139,7 @@
 </file>
 
 <file path=word/footnotes.xml><?xml version="1.0" encoding="utf-8"?>
-<w:footnotes xmlns:wpc="http://schemas.microsoft.com/office/word/2010/wordprocessingCanvas" xmlns:cx="http://schemas.microsoft.com/office/drawing/2014/chartex" xmlns:cx1="http://schemas.microsoft.com/office/drawing/2015/9/8/chartex" xmlns:cx2="http://schemas.microsoft.com/office/drawing/2015/10/21/chartex" xmlns:cx3="http://schemas.microsoft.com/office/drawing/2016/5/9/chartex" xmlns:cx4="http://schemas.microsoft.com/office/drawing/2016/5/10/chartex" xmlns:cx5="http://schemas.microsoft.com/office/drawing/2016/5/11/chartex" xmlns:cx6="http://schemas.microsoft.com/office/drawing/2016/5/12/chartex" xmlns:cx7="http://schemas.microsoft.com/office/drawing/2016/5/13/chartex" xmlns:cx8="http://schemas.microsoft.com/office/drawing/2016/5/14/chartex" xmlns:mc="http://schemas.openxmlformats.org/markup-compatibility/2006" xmlns:aink="http://schemas.microsoft.com/office/drawing/2016/ink" xmlns:am3d="http://schemas.microsoft.com/office/drawing/2017/model3d" xmlns:o="urn:schemas-microsoft-com:office:office" xmlns:oel="http://schemas.microsoft.com/office/2019/extlst" xmlns:r="http://schemas.openxmlformats.org/officeDocument/2006/relationships" xmlns:m="http://schemas.openxmlformats.org/officeDocument/2006/math" xmlns:v="urn:schemas-microsoft-com:vml" xmlns:wp14="http://schemas.microsoft.com/office/word/2010/wordprocessingDrawing" xmlns:wp="http://schemas.openxmlformats.org/drawingml/2006/wordprocessingDrawing" xmlns:w10="urn:schemas-microsoft-com:office:word" xmlns:w="http://schemas.openxmlformats.org/wordprocessingml/2006/main" xmlns:w14="http://schemas.microsoft.com/office/word/2010/wordml" xmlns:w15="http://schemas.microsoft.com/office/word/2012/wordml" xmlns:w16cex="http://schemas.microsoft.com/office/word/2018/wordml/cex" xmlns:w16cid="http://schemas.microsoft.com/office/word/2016/wordml/cid" xmlns:w16="http://schemas.microsoft.com/office/word/2018/wordml" xmlns:w16du="http://schemas.microsoft.com/office/word/2023/wordml/word16du" xmlns:w16sdtdh="http://schemas.microsoft.com/office/word/2020/wordml/sdtdatahash" xmlns:w16sdtfl="http://schemas.microsoft.com/office/word/2024/wordml/sdtformatlock" xmlns:w16se="http://schemas.microsoft.com/office/word/2015/wordml/symex" xmlns:wpg="http://schemas.microsoft.com/office/word/2010/wordprocessingGroup" xmlns:wpi="http://schemas.microsoft.com/office/word/2010/wordprocessingInk" xmlns:wne="http://schemas.microsoft.com/office/word/2006/wordml" xmlns:wps="http://schemas.microsoft.com/office/word/2010/wordprocessingShape" mc:Ignorable="w14 w15 w16se w16cid w16 w16cex w16sdtdh w16sdtfl w16du wp14">
+<w:footnotes xmlns:mc="http://schemas.openxmlformats.org/markup-compatibility/2006" xmlns:r="http://schemas.openxmlformats.org/officeDocument/2006/relationships" xmlns:w="http://schemas.openxmlformats.org/wordprocessingml/2006/main" xmlns:w14="http://schemas.microsoft.com/office/word/2010/wordml" xmlns:w15="http://schemas.microsoft.com/office/word/2012/wordml" xmlns:w16="http://schemas.microsoft.com/office/word/2018/wordml" xmlns:w16cex="http://schemas.microsoft.com/office/word/2018/wordml/cex" xmlns:w16cid="http://schemas.microsoft.com/office/word/2016/wordml/cid" xmlns:w16du="http://schemas.microsoft.com/office/word/2023/wordml/word16du" xmlns:w16sdtdh="http://schemas.microsoft.com/office/word/2020/wordml/sdtdatahash" xmlns:w16se="http://schemas.microsoft.com/office/word/2015/wordml/symex" xmlns:wp14="http://schemas.microsoft.com/office/word/2010/wordprocessingDrawing" mc:Ignorable="w14 w15 w16se w16cid w16 w16cex w16sdtdh w16du wp14">
   <w:footnote w:type="separator" w:id="-1">
     <w:p>
       <w:pPr>
@@ -9250,6 +9227,161 @@
       </w:pPr>
     </w:p>
   </w:footnote>
+  <w:footnote w:id="16">
+    <w:p>
+      <w:pPr>
+        <w:pStyle w:val="Textonotapie"/>
+        <w:ind w:left="567" w:hanging="567"/>
+        <w:jc w:val="both"/>
+      </w:pPr>
+      <w:r>
+        <w:rPr>
+          <w:rStyle w:val="Refdenotaalpie"/>
+          <w:rFonts w:ascii="Arial Narrow" w:hAnsi="Arial Narrow" w:cs="Arial"/>
+          <w:sz w:val="16"/>
+          <w:szCs w:val="16"/>
+          <w:vertAlign w:val="superscript"/>
+        </w:rPr>
+        <w:footnoteRef/>
+      </w:r>
+      <w:r>
+        <w:rPr>
+          <w:rFonts w:ascii="Arial Narrow" w:hAnsi="Arial Narrow" w:cs="Arial"/>
+          <w:sz w:val="16"/>
+          <w:szCs w:val="16"/>
+        </w:rPr>
+        <w:tab/>
+      </w:r>
+      <w:r>
+        <w:rPr>
+          <w:rFonts w:ascii="Arial Narrow" w:hAnsi="Arial Narrow" w:cs="Arial"/>
+          <w:b/>
+          <w:bCs/>
+          <w:sz w:val="16"/>
+          <w:szCs w:val="16"/>
+        </w:rPr>
+        <w:t xml:space="preserve">DECRETO LEGISLATIVO 807, LEY SOBRE FACULTADES, NORMAS Y ORGANIZACIÓN DEL INDECOPI, publicado el 18 de abril de 1996</w:t>
+      </w:r>
+    </w:p>
+    <w:p>
+      <w:pPr>
+        <w:pStyle w:val="Textonotapie"/>
+        <w:ind w:left="567" w:hanging="567"/>
+        <w:jc w:val="both"/>
+      </w:pPr>
+      <w:r>
+        <w:rPr>
+          <w:rFonts w:ascii="Arial Narrow" w:hAnsi="Arial Narrow" w:cs="Arial"/>
+          <w:sz w:val="16"/>
+          <w:szCs w:val="16"/>
+        </w:rPr>
+        <w:tab/>
+      </w:r>
+      <w:r>
+        <w:rPr>
+          <w:rFonts w:ascii="Arial Narrow" w:hAnsi="Arial Narrow" w:cs="Arial"/>
+          <w:b/>
+          <w:bCs/>
+          <w:sz w:val="16"/>
+          <w:szCs w:val="16"/>
+        </w:rPr>
+        <w:t xml:space="preserve">Artículo 26.-</w:t>
+      </w:r>
+      <w:r>
+        <w:rPr>
+          <w:rFonts w:ascii="Arial Narrow" w:hAnsi="Arial Narrow" w:cs="Arial"/>
+          <w:sz w:val="16"/>
+          <w:szCs w:val="16"/>
+        </w:rPr>
+        <w:t xml:space="preserve"> Una vez admitida a trámite la denuncia, se correrá traslado de la misma al denunciado, a fin de que éste presente su descargo. El plazo para la presentación del descargo será de cinco (5) días contados desde la notificación, vencido el cual, el Secretario Técnico declarará en rebeldía al denunciado que no lo hubiera presentado.</w:t>
+      </w:r>
+    </w:p>
+  </w:footnote>
+  <w:footnote w:id="17">
+    <w:p>
+      <w:pPr>
+        <w:pStyle w:val="Textonotapie"/>
+        <w:ind w:left="567" w:hanging="567"/>
+        <w:jc w:val="both"/>
+      </w:pPr>
+      <w:r>
+        <w:rPr>
+          <w:rStyle w:val="Refdenotaalpie"/>
+          <w:rFonts w:ascii="Arial Narrow" w:hAnsi="Arial Narrow" w:cs="Arial"/>
+          <w:sz w:val="16"/>
+          <w:szCs w:val="16"/>
+          <w:vertAlign w:val="superscript"/>
+        </w:rPr>
+        <w:footnoteRef/>
+      </w:r>
+      <w:r>
+        <w:rPr>
+          <w:rFonts w:ascii="Arial Narrow" w:hAnsi="Arial Narrow" w:cs="Arial"/>
+          <w:sz w:val="16"/>
+          <w:szCs w:val="16"/>
+        </w:rPr>
+        <w:tab/>
+      </w:r>
+      <w:r>
+        <w:rPr>
+          <w:rFonts w:ascii="Arial Narrow" w:hAnsi="Arial Narrow" w:cs="Arial"/>
+          <w:b/>
+          <w:bCs/>
+          <w:sz w:val="16"/>
+          <w:szCs w:val="16"/>
+        </w:rPr>
+        <w:t xml:space="preserve">DECRETO SUPREMO 006-2026-JUS, TEXTO ÚNICO ORDENADO DE LA LEY 27444, LEY DEL PROCEDIMIENTO ADMINISTRATIVO GENERAL, publicado el 30 de abril de 2026</w:t>
+      </w:r>
+    </w:p>
+    <w:p>
+      <w:pPr>
+        <w:pStyle w:val="Textonotapie"/>
+        <w:ind w:left="567" w:hanging="567"/>
+        <w:jc w:val="both"/>
+      </w:pPr>
+      <w:r>
+        <w:rPr>
+          <w:rFonts w:ascii="Arial Narrow" w:hAnsi="Arial Narrow" w:cs="Arial"/>
+          <w:sz w:val="16"/>
+          <w:szCs w:val="16"/>
+        </w:rPr>
+        <w:tab/>
+      </w:r>
+      <w:r>
+        <w:rPr>
+          <w:rFonts w:ascii="Arial Narrow" w:hAnsi="Arial Narrow" w:cs="Arial"/>
+          <w:b/>
+          <w:bCs/>
+          <w:sz w:val="16"/>
+          <w:szCs w:val="16"/>
+        </w:rPr>
+        <w:t xml:space="preserve">Artículo 223.- Contestación de la reclamación</w:t>
+      </w:r>
+    </w:p>
+    <w:p>
+      <w:pPr>
+        <w:pStyle w:val="Textonotapie"/>
+        <w:ind w:left="567" w:hanging="567"/>
+        <w:jc w:val="both"/>
+      </w:pPr>
+      <w:r>
+        <w:rPr>
+          <w:rFonts w:ascii="Arial Narrow" w:hAnsi="Arial Narrow" w:cs="Arial"/>
+          <w:sz w:val="16"/>
+          <w:szCs w:val="16"/>
+        </w:rPr>
+        <w:tab/>
+      </w:r>
+      <w:r>
+        <w:rPr>
+          <w:rFonts w:ascii="Arial Narrow" w:hAnsi="Arial Narrow" w:cs="Arial"/>
+          <w:sz w:val="16"/>
+          <w:szCs w:val="16"/>
+        </w:rPr>
+        <w:t xml:space="preserve">223.1 El reclamado deberá presentar la contestación de la reclamación dentro de los quince (15) días posteriores a la notificación de ésta; vencido este plazo, la Administración declarará en rebeldía al reclamado que no la hubiera presentado. La contestación deberá contener los requisitos de los escritos previstos en el artículo 113 de la presente Ley, así como la absolución de todos los asuntos controvertidos de hecho y de derecho, Las alegaciones y los hechos relevantes de la reclamación, salvo que hayan sido específicamente negadas en la contestación, se tendrán por aceptadas o merituadas como ciertas.</w:t>
+      </w:r>
+    </w:p>
+  </w:footnote>
   <w:footnote w:id="12">
     <w:p>
       <w:pPr>
@@ -10599,7 +10731,7 @@
 </file>
 
 <file path=word/header1.xml><?xml version="1.0" encoding="utf-8"?>
-<w:hdr xmlns:wpc="http://schemas.microsoft.com/office/word/2010/wordprocessingCanvas" xmlns:cx="http://schemas.microsoft.com/office/drawing/2014/chartex" xmlns:cx1="http://schemas.microsoft.com/office/drawing/2015/9/8/chartex" xmlns:cx2="http://schemas.microsoft.com/office/drawing/2015/10/21/chartex" xmlns:cx3="http://schemas.microsoft.com/office/drawing/2016/5/9/chartex" xmlns:cx4="http://schemas.microsoft.com/office/drawing/2016/5/10/chartex" xmlns:cx5="http://schemas.microsoft.com/office/drawing/2016/5/11/chartex" xmlns:cx6="http://schemas.microsoft.com/office/drawing/2016/5/12/chartex" xmlns:cx7="http://schemas.microsoft.com/office/drawing/2016/5/13/chartex" xmlns:cx8="http://schemas.microsoft.com/office/drawing/2016/5/14/chartex" xmlns:mc="http://schemas.openxmlformats.org/markup-compatibility/2006" xmlns:aink="http://schemas.microsoft.com/office/drawing/2016/ink" xmlns:am3d="http://schemas.microsoft.com/office/drawing/2017/model3d" xmlns:o="urn:schemas-microsoft-com:office:office" xmlns:oel="http://schemas.microsoft.com/office/2019/extlst" xmlns:r="http://schemas.openxmlformats.org/officeDocument/2006/relationships" xmlns:m="http://schemas.openxmlformats.org/officeDocument/2006/math" xmlns:v="urn:schemas-microsoft-com:vml" xmlns:wp14="http://schemas.microsoft.com/office/word/2010/wordprocessingDrawing" xmlns:wp="http://schemas.openxmlformats.org/drawingml/2006/wordprocessingDrawing" xmlns:w10="urn:schemas-microsoft-com:office:word" xmlns:w="http://schemas.openxmlformats.org/wordprocessingml/2006/main" xmlns:w14="http://schemas.microsoft.com/office/word/2010/wordml" xmlns:w15="http://schemas.microsoft.com/office/word/2012/wordml" xmlns:w16cex="http://schemas.microsoft.com/office/word/2018/wordml/cex" xmlns:w16cid="http://schemas.microsoft.com/office/word/2016/wordml/cid" xmlns:w16="http://schemas.microsoft.com/office/word/2018/wordml" xmlns:w16du="http://schemas.microsoft.com/office/word/2023/wordml/word16du" xmlns:w16sdtdh="http://schemas.microsoft.com/office/word/2020/wordml/sdtdatahash" xmlns:w16sdtfl="http://schemas.microsoft.com/office/word/2024/wordml/sdtformatlock" xmlns:w16se="http://schemas.microsoft.com/office/word/2015/wordml/symex" xmlns:wpg="http://schemas.microsoft.com/office/word/2010/wordprocessingGroup" xmlns:wpi="http://schemas.microsoft.com/office/word/2010/wordprocessingInk" xmlns:wne="http://schemas.microsoft.com/office/word/2006/wordml" xmlns:wps="http://schemas.microsoft.com/office/word/2010/wordprocessingShape" mc:Ignorable="w14 w15 w16se w16cid w16 w16cex w16sdtdh w16sdtfl w16du wp14">
+<w:hdr xmlns:a="http://schemas.openxmlformats.org/drawingml/2006/main" xmlns:a14="http://schemas.microsoft.com/office/drawing/2010/main" xmlns:mc="http://schemas.openxmlformats.org/markup-compatibility/2006" xmlns:pic="http://schemas.openxmlformats.org/drawingml/2006/picture" xmlns:r="http://schemas.openxmlformats.org/officeDocument/2006/relationships" xmlns:w="http://schemas.openxmlformats.org/wordprocessingml/2006/main" xmlns:w14="http://schemas.microsoft.com/office/word/2010/wordml" xmlns:w15="http://schemas.microsoft.com/office/word/2012/wordml" xmlns:w16="http://schemas.microsoft.com/office/word/2018/wordml" xmlns:w16cex="http://schemas.microsoft.com/office/word/2018/wordml/cex" xmlns:w16cid="http://schemas.microsoft.com/office/word/2016/wordml/cid" xmlns:w16du="http://schemas.microsoft.com/office/word/2023/wordml/word16du" xmlns:w16sdtdh="http://schemas.microsoft.com/office/word/2020/wordml/sdtdatahash" xmlns:w16se="http://schemas.microsoft.com/office/word/2015/wordml/symex" xmlns:wp="http://schemas.openxmlformats.org/drawingml/2006/wordprocessingDrawing" xmlns:wp14="http://schemas.microsoft.com/office/word/2010/wordprocessingDrawing" mc:Ignorable="w14 w15 w16se w16cid w16 w16cex w16sdtdh w16du wp14">
   <w:tbl>
     <w:tblPr>
       <w:tblW w:w="8645" w:type="dxa"/>

--- a/plantillas_maestras/17_seguro_no_especificado/discriminacion/1_ddo_aseguradora/varon/TPL_2664_2025_SEGURO_NO_ESPECIFICADO_DISCRIMINACION_ASEGURADORA_VARON_R1.docx
+++ b/plantillas_maestras/17_seguro_no_especificado/discriminacion/1_ddo_aseguradora/varon/TPL_2664_2025_SEGURO_NO_ESPECIFICADO_DISCRIMINACION_ASEGURADORA_VARON_R1.docx
@@ -633,31 +633,7 @@
           <w:lang w:val="es-ES" w:eastAsia="es-ES"/>
           <w14:ligatures w14:val="none"/>
         </w:rPr>
-        <w:t xml:space="preserve">Mediante el escrito del 6 de setiembre de 2025, complementado mediante el escrito del 10 de setiembre de 2025, el señor [APELLIDO] denunció a Interseguro por presuntas infracciones a la Ley 29571, Código de Protección y Defensa del Consumidor (en adelante, Código), señalando lo siguiente:</w:t>
-      </w:r>
-      <w:r>
-        <w:rPr>
-          <w:rFonts w:ascii="Arial Narrow" w:eastAsia="Arial Narrow" w:hAnsi="Arial Narrow" w:cs="Arial Narrow"/>
-          <w:color w:val="000000"/>
-          <w:kern w:val="0"/>
-          <w:sz w:val="22"/>
-          <w:szCs w:val="22"/>
-          <w:lang w:val="es-ES" w:eastAsia="es-ES"/>
-          <w14:ligatures w14:val="none"/>
-        </w:rPr>
-        <w:t/>
-      </w:r>
-      <w:r>
-        <w:rPr>
-          <w:rFonts w:ascii="Arial Narrow" w:eastAsia="Arial Narrow" w:hAnsi="Arial Narrow" w:cs="Arial Narrow"/>
-          <w:color w:val="000000"/>
-          <w:kern w:val="0"/>
-          <w:sz w:val="22"/>
-          <w:szCs w:val="22"/>
-          <w:lang w:val="es-ES" w:eastAsia="es-ES"/>
-          <w14:ligatures w14:val="none"/>
-        </w:rPr>
-        <w:t xml:space="preserve"/>
+        <w:t xml:space="preserve">Mediante el escrito del 6 de setiembre de 2025, complementado mediante el escrito del 10 de setiembre de 2025, el señor [APELLIDO] denunció a Interseguro por presuntas infracciones a la Ley 29571, Código de Protección y Defensa del Consumidor</w:t>
       </w:r>
       <w:r>
         <w:rPr>
@@ -676,124 +652,38 @@
       <w:r>
         <w:rPr>
           <w:rFonts w:ascii="Arial Narrow" w:eastAsia="Arial Narrow" w:hAnsi="Arial Narrow" w:cs="Arial Narrow"/>
-          <w:kern w:val="0"/>
-          <w14:ligatures w14:val="none"/>
-          <w:sz w:val="22"/>
-          <w:szCs w:val="22"/>
+          <w:color w:val="000000"/>
+          <w:kern w:val="0"/>
+          <w:sz w:val="22"/>
+          <w:szCs w:val="22"/>
+          <w:lang w:val="es-ES" w:eastAsia="es-ES"/>
+          <w14:ligatures w14:val="none"/>
+        </w:rPr>
+        <w:t xml:space="preserve"> (en adelante, Código), señalando lo siguiente:</w:t>
+      </w:r>
+      <w:r>
+        <w:rPr>
+          <w:rFonts w:ascii="Arial Narrow" w:eastAsia="Arial Narrow" w:hAnsi="Arial Narrow" w:cs="Arial Narrow"/>
+          <w:color w:val="000000"/>
+          <w:kern w:val="0"/>
+          <w:sz w:val="22"/>
+          <w:szCs w:val="22"/>
+          <w:lang w:val="es-ES" w:eastAsia="es-ES"/>
+          <w14:ligatures w14:val="none"/>
+        </w:rPr>
+        <w:t/>
+      </w:r>
+      <w:r>
+        <w:rPr>
+          <w:rFonts w:ascii="Arial Narrow" w:eastAsia="Arial Narrow" w:hAnsi="Arial Narrow" w:cs="Arial Narrow"/>
+          <w:color w:val="000000"/>
+          <w:kern w:val="0"/>
+          <w:sz w:val="22"/>
+          <w:szCs w:val="22"/>
+          <w:lang w:val="es-ES" w:eastAsia="es-ES"/>
+          <w14:ligatures w14:val="none"/>
         </w:rPr>
         <w:t xml:space="preserve"/>
-      </w:r>
-      <w:r>
-        <w:rPr>
-          <w:rFonts w:ascii="Arial Narrow" w:eastAsia="Arial Narrow" w:hAnsi="Arial Narrow" w:cs="Arial Narrow"/>
-          <w:kern w:val="0"/>
-          <w14:ligatures w14:val="none"/>
-          <w:sz w:val="22"/>
-          <w:szCs w:val="22"/>
-        </w:rPr>
-        <w:t/>
-      </w:r>
-      <w:r>
-        <w:rPr>
-          <w:rFonts w:ascii="Arial Narrow" w:eastAsia="Arial Narrow" w:hAnsi="Arial Narrow" w:cs="Arial Narrow"/>
-          <w:kern w:val="0"/>
-          <w14:ligatures w14:val="none"/>
-          <w:sz w:val="22"/>
-          <w:szCs w:val="22"/>
-        </w:rPr>
-        <w:t/>
-      </w:r>
-      <w:r>
-        <w:rPr>
-          <w:rFonts w:ascii="Arial Narrow" w:eastAsia="Arial Narrow" w:hAnsi="Arial Narrow" w:cs="Arial Narrow"/>
-          <w:kern w:val="0"/>
-          <w14:ligatures w14:val="none"/>
-          <w:sz w:val="22"/>
-          <w:szCs w:val="22"/>
-        </w:rPr>
-        <w:t xml:space="preserve"/>
-      </w:r>
-      <w:r>
-        <w:rPr>
-          <w:rFonts w:ascii="Arial Narrow" w:eastAsia="Arial Narrow" w:hAnsi="Arial Narrow" w:cs="Arial Narrow"/>
-          <w:kern w:val="0"/>
-          <w14:ligatures w14:val="none"/>
-          <w:sz w:val="22"/>
-          <w:szCs w:val="22"/>
-        </w:rPr>
-        <w:t xml:space="preserve"/>
-      </w:r>
-      <w:r>
-        <w:rPr>
-          <w:rFonts w:ascii="Arial Narrow" w:eastAsia="Arial Narrow" w:hAnsi="Arial Narrow" w:cs="Arial Narrow"/>
-          <w:kern w:val="0"/>
-          <w14:ligatures w14:val="none"/>
-          <w:sz w:val="22"/>
-          <w:szCs w:val="22"/>
-        </w:rPr>
-        <w:t/>
-      </w:r>
-      <w:r>
-        <w:rPr>
-          <w:rFonts w:ascii="Arial Narrow" w:eastAsia="Arial Narrow" w:hAnsi="Arial Narrow" w:cs="Arial Narrow"/>
-          <w:color w:val="000000"/>
-          <w:kern w:val="0"/>
-          <w:sz w:val="22"/>
-          <w:szCs w:val="22"/>
-          <w:lang w:val="es-ES" w:eastAsia="es-ES"/>
-          <w14:ligatures w14:val="none"/>
-        </w:rPr>
-        <w:t xml:space="preserve"/>
-      </w:r>
-      <w:proofErr w:type="spellStart"/>
-      <w:r>
-        <w:rPr>
-          <w:rFonts w:ascii="Arial Narrow" w:eastAsia="Arial Narrow" w:hAnsi="Arial Narrow" w:cs="Arial Narrow"/>
-          <w:color w:val="000000"/>
-          <w:kern w:val="0"/>
-          <w:sz w:val="22"/>
-          <w:szCs w:val="22"/>
-          <w:lang w:val="es-ES" w:eastAsia="es-ES"/>
-          <w14:ligatures w14:val="none"/>
-        </w:rPr>
-        <w:t/>
-      </w:r>
-      <w:proofErr w:type="spellEnd"/>
-      <w:r>
-        <w:rPr>
-          <w:rFonts w:ascii="Arial Narrow" w:eastAsia="Arial Narrow" w:hAnsi="Arial Narrow" w:cs="Arial Narrow"/>
-          <w:color w:val="000000"/>
-          <w:kern w:val="0"/>
-          <w:sz w:val="22"/>
-          <w:szCs w:val="22"/>
-          <w:lang w:val="es-ES" w:eastAsia="es-ES"/>
-          <w14:ligatures w14:val="none"/>
-        </w:rPr>
-        <w:t xml:space="preserve"/>
-      </w:r>
-      <w:r>
-        <w:rPr>
-          <w:rFonts w:ascii="Arial Narrow" w:eastAsia="Arial Narrow" w:hAnsi="Arial Narrow" w:cs="Arial Narrow"/>
-          <w:color w:val="000000"/>
-          <w:kern w:val="0"/>
-          <w:sz w:val="22"/>
-          <w:szCs w:val="22"/>
-          <w:lang w:val="es-ES" w:eastAsia="es-ES"/>
-          <w14:ligatures w14:val="none"/>
-        </w:rPr>
-        <w:t xml:space="preserve"/>
-      </w:r>
-      <w:r>
-        <w:rPr>
-          <w:rFonts w:ascii="Arial Narrow" w:eastAsia="Arial Narrow" w:hAnsi="Arial Narrow" w:cs="Arial Narrow"/>
-          <w:color w:val="000000"/>
-          <w:kern w:val="0"/>
-          <w:sz w:val="22"/>
-          <w:szCs w:val="22"/>
-          <w:lang w:val="es-ES" w:eastAsia="es-ES"/>
-          <w14:ligatures w14:val="none"/>
-        </w:rPr>
-        <w:t/>
       </w:r>
       <w:r>
         <w:rPr>
@@ -808,6 +698,128 @@
           <w14:ligatures w14:val="none"/>
         </w:rPr>
         <w:footnoteReference w:id="2"/>
+      </w:r>
+      <w:r>
+        <w:rPr>
+          <w:rFonts w:ascii="Arial Narrow" w:eastAsia="Arial Narrow" w:hAnsi="Arial Narrow" w:cs="Arial Narrow"/>
+          <w:kern w:val="0"/>
+          <w14:ligatures w14:val="none"/>
+          <w:sz w:val="22"/>
+          <w:szCs w:val="22"/>
+        </w:rPr>
+        <w:t xml:space="preserve"/>
+      </w:r>
+      <w:r>
+        <w:rPr>
+          <w:rFonts w:ascii="Arial Narrow" w:eastAsia="Arial Narrow" w:hAnsi="Arial Narrow" w:cs="Arial Narrow"/>
+          <w:kern w:val="0"/>
+          <w14:ligatures w14:val="none"/>
+          <w:sz w:val="22"/>
+          <w:szCs w:val="22"/>
+        </w:rPr>
+        <w:t/>
+      </w:r>
+      <w:r>
+        <w:rPr>
+          <w:rFonts w:ascii="Arial Narrow" w:eastAsia="Arial Narrow" w:hAnsi="Arial Narrow" w:cs="Arial Narrow"/>
+          <w:kern w:val="0"/>
+          <w14:ligatures w14:val="none"/>
+          <w:sz w:val="22"/>
+          <w:szCs w:val="22"/>
+        </w:rPr>
+        <w:t/>
+      </w:r>
+      <w:r>
+        <w:rPr>
+          <w:rFonts w:ascii="Arial Narrow" w:eastAsia="Arial Narrow" w:hAnsi="Arial Narrow" w:cs="Arial Narrow"/>
+          <w:kern w:val="0"/>
+          <w14:ligatures w14:val="none"/>
+          <w:sz w:val="22"/>
+          <w:szCs w:val="22"/>
+        </w:rPr>
+        <w:t xml:space="preserve"/>
+      </w:r>
+      <w:r>
+        <w:rPr>
+          <w:rFonts w:ascii="Arial Narrow" w:eastAsia="Arial Narrow" w:hAnsi="Arial Narrow" w:cs="Arial Narrow"/>
+          <w:kern w:val="0"/>
+          <w14:ligatures w14:val="none"/>
+          <w:sz w:val="22"/>
+          <w:szCs w:val="22"/>
+        </w:rPr>
+        <w:t xml:space="preserve"/>
+      </w:r>
+      <w:r>
+        <w:rPr>
+          <w:rFonts w:ascii="Arial Narrow" w:eastAsia="Arial Narrow" w:hAnsi="Arial Narrow" w:cs="Arial Narrow"/>
+          <w:kern w:val="0"/>
+          <w14:ligatures w14:val="none"/>
+          <w:sz w:val="22"/>
+          <w:szCs w:val="22"/>
+        </w:rPr>
+        <w:t/>
+      </w:r>
+      <w:r>
+        <w:rPr>
+          <w:rFonts w:ascii="Arial Narrow" w:eastAsia="Arial Narrow" w:hAnsi="Arial Narrow" w:cs="Arial Narrow"/>
+          <w:color w:val="000000"/>
+          <w:kern w:val="0"/>
+          <w:sz w:val="22"/>
+          <w:szCs w:val="22"/>
+          <w:lang w:val="es-ES" w:eastAsia="es-ES"/>
+          <w14:ligatures w14:val="none"/>
+        </w:rPr>
+        <w:t xml:space="preserve"/>
+      </w:r>
+      <w:proofErr w:type="spellStart"/>
+      <w:r>
+        <w:rPr>
+          <w:rFonts w:ascii="Arial Narrow" w:eastAsia="Arial Narrow" w:hAnsi="Arial Narrow" w:cs="Arial Narrow"/>
+          <w:color w:val="000000"/>
+          <w:kern w:val="0"/>
+          <w:sz w:val="22"/>
+          <w:szCs w:val="22"/>
+          <w:lang w:val="es-ES" w:eastAsia="es-ES"/>
+          <w14:ligatures w14:val="none"/>
+        </w:rPr>
+        <w:t/>
+      </w:r>
+      <w:proofErr w:type="spellEnd"/>
+      <w:r>
+        <w:rPr>
+          <w:rFonts w:ascii="Arial Narrow" w:eastAsia="Arial Narrow" w:hAnsi="Arial Narrow" w:cs="Arial Narrow"/>
+          <w:color w:val="000000"/>
+          <w:kern w:val="0"/>
+          <w:sz w:val="22"/>
+          <w:szCs w:val="22"/>
+          <w:lang w:val="es-ES" w:eastAsia="es-ES"/>
+          <w14:ligatures w14:val="none"/>
+        </w:rPr>
+        <w:t xml:space="preserve"/>
+      </w:r>
+      <w:r>
+        <w:rPr>
+          <w:rFonts w:ascii="Arial Narrow" w:eastAsia="Arial Narrow" w:hAnsi="Arial Narrow" w:cs="Arial Narrow"/>
+          <w:color w:val="000000"/>
+          <w:kern w:val="0"/>
+          <w:sz w:val="22"/>
+          <w:szCs w:val="22"/>
+          <w:lang w:val="es-ES" w:eastAsia="es-ES"/>
+          <w14:ligatures w14:val="none"/>
+        </w:rPr>
+        <w:t xml:space="preserve"/>
+      </w:r>
+      <w:r>
+        <w:rPr>
+          <w:rFonts w:ascii="Arial Narrow" w:eastAsia="Arial Narrow" w:hAnsi="Arial Narrow" w:cs="Arial Narrow"/>
+          <w:color w:val="000000"/>
+          <w:kern w:val="0"/>
+          <w:sz w:val="22"/>
+          <w:szCs w:val="22"/>
+          <w:lang w:val="es-ES" w:eastAsia="es-ES"/>
+          <w14:ligatures w14:val="none"/>
+        </w:rPr>
+        <w:t/>
       </w:r>
       <w:r>
         <w:rPr>
@@ -5427,12 +5439,23 @@
           <w:lang w:eastAsia="es-PE"/>
           <w14:ligatures w14:val="none"/>
         </w:rPr>
-        <w:t xml:space="preserve">PRIMERO: </w:t>
-      </w:r>
-      <w:r>
-        <w:rPr>
-          <w:rFonts w:ascii="Arial Narrow" w:eastAsia="Arial Narrow" w:hAnsi="Arial Narrow" w:cs="Arial Narrow"/>
-          <w:bCs/>
+        <w:t xml:space="preserve">PRIMERO:</w:t>
+      </w:r>
+      <w:r>
+        <w:rPr>
+          <w:rFonts w:ascii="Arial Narrow" w:eastAsia="Arial Narrow" w:hAnsi="Arial Narrow" w:cs="Arial Narrow"/>
+          <w:color w:val="000000"/>
+          <w:kern w:val="0"/>
+          <w:sz w:val="22"/>
+          <w:szCs w:val="22"/>
+          <w:lang w:eastAsia="es-PE"/>
+          <w14:ligatures w14:val="none"/>
+        </w:rPr>
+        <w:t xml:space="preserve"> </w:t>
+      </w:r>
+      <w:r>
+        <w:rPr>
+          <w:rFonts w:ascii="Arial Narrow" w:eastAsia="Arial Narrow" w:hAnsi="Arial Narrow" w:cs="Arial Narrow"/>
           <w:color w:val="000000"/>
           <w:kern w:val="0"/>
           <w:sz w:val="22"/>
@@ -5445,7 +5468,6 @@
       <w:r>
         <w:rPr>
           <w:rFonts w:ascii="Arial Narrow" w:eastAsia="Arial Narrow" w:hAnsi="Arial Narrow" w:cs="Arial Narrow"/>
-          <w:bCs/>
           <w:color w:val="000000"/>
           <w:kern w:val="0"/>
           <w:sz w:val="22"/>
@@ -5458,7 +5480,6 @@
       <w:r>
         <w:rPr>
           <w:rFonts w:ascii="Arial Narrow" w:eastAsia="Arial Narrow" w:hAnsi="Arial Narrow" w:cs="Arial Narrow"/>
-          <w:bCs/>
           <w:color w:val="000000"/>
           <w:kern w:val="0"/>
           <w:sz w:val="22"/>
@@ -5471,7 +5492,6 @@
       <w:r>
         <w:rPr>
           <w:rFonts w:ascii="Arial Narrow" w:eastAsia="Arial Narrow" w:hAnsi="Arial Narrow" w:cs="Arial Narrow"/>
-          <w:bCs/>
           <w:color w:val="000000"/>
           <w:kern w:val="0"/>
           <w:sz w:val="22"/>
@@ -5484,7 +5504,6 @@
       <w:r>
         <w:rPr>
           <w:rFonts w:ascii="Arial Narrow" w:eastAsia="Arial Narrow" w:hAnsi="Arial Narrow" w:cs="Arial Narrow"/>
-          <w:bCs/>
           <w:color w:val="000000"/>
           <w:kern w:val="0"/>
           <w:sz w:val="22"/>
@@ -5497,7 +5516,6 @@
       <w:r>
         <w:rPr>
           <w:rFonts w:ascii="Arial Narrow" w:eastAsia="Arial Narrow" w:hAnsi="Arial Narrow" w:cs="Arial Narrow"/>
-          <w:bCs/>
           <w:color w:val="000000"/>
           <w:kern w:val="0"/>
           <w:sz w:val="22"/>
@@ -5549,12 +5567,23 @@
           <w:lang w:eastAsia="es-PE"/>
           <w14:ligatures w14:val="none"/>
         </w:rPr>
-        <w:t xml:space="preserve">SEGUNDO: admitir a trámite la denuncia del 6 de setiembre de 2025, complementado mediante el escrito del 10 de setiembre de 2025, interpuesta por el señor [DENUNCIANTE] contra Interseguro Compañía de Seguros S.A., por lo siguiente:</w:t>
-      </w:r>
-      <w:r>
-        <w:rPr>
-          <w:rFonts w:ascii="Arial Narrow" w:eastAsia="Arial Narrow" w:hAnsi="Arial Narrow" w:cs="Arial Narrow"/>
-          <w:b/>
+        <w:t xml:space="preserve">SEGUNDO:</w:t>
+      </w:r>
+      <w:r>
+        <w:rPr>
+          <w:rFonts w:ascii="Arial Narrow" w:eastAsia="Arial Narrow" w:hAnsi="Arial Narrow" w:cs="Arial Narrow"/>
+          <w:color w:val="000000"/>
+          <w:kern w:val="0"/>
+          <w:sz w:val="22"/>
+          <w:szCs w:val="22"/>
+          <w:lang w:eastAsia="es-PE"/>
+          <w14:ligatures w14:val="none"/>
+        </w:rPr>
+        <w:t xml:space="preserve"> admitir a trámite la denuncia del 6 de setiembre de 2025, complementado mediante el escrito del 10 de setiembre de 2025, interpuesta por el señor [DENUNCIANTE] contra Interseguro Compañía de Seguros S.A., por lo siguiente:</w:t>
+      </w:r>
+      <w:r>
+        <w:rPr>
+          <w:rFonts w:ascii="Arial Narrow" w:eastAsia="Arial Narrow" w:hAnsi="Arial Narrow" w:cs="Arial Narrow"/>
           <w:color w:val="000000"/>
           <w:kern w:val="0"/>
           <w:sz w:val="22"/>
@@ -5630,7 +5659,6 @@
       <w:r>
         <w:rPr>
           <w:rFonts w:ascii="Arial Narrow" w:eastAsia="Arial Narrow" w:hAnsi="Arial Narrow" w:cs="Arial Narrow"/>
-          <w:bCs/>
           <w:spacing w:val="-3"/>
           <w:kern w:val="0"/>
           <w14:ligatures w14:val="none"/>
@@ -5642,7 +5670,6 @@
       <w:r>
         <w:rPr>
           <w:rFonts w:ascii="Arial Narrow" w:eastAsia="Arial Narrow" w:hAnsi="Arial Narrow" w:cs="Arial Narrow"/>
-          <w:bCs/>
           <w:sz w:val="22"/>
           <w:szCs w:val="22"/>
         </w:rPr>
@@ -5678,7 +5705,6 @@
       <w:r>
         <w:rPr>
           <w:rFonts w:ascii="Arial Narrow" w:eastAsia="Arial Narrow" w:hAnsi="Arial Narrow" w:cs="Arial Narrow"/>
-          <w:bCs/>
           <w:sz w:val="22"/>
           <w:szCs w:val="22"/>
         </w:rPr>
@@ -5688,7 +5714,6 @@
       <w:r>
         <w:rPr>
           <w:rFonts w:ascii="Arial Narrow" w:eastAsia="Arial Narrow" w:hAnsi="Arial Narrow" w:cs="Arial Narrow"/>
-          <w:bCs/>
           <w:sz w:val="22"/>
           <w:szCs w:val="22"/>
         </w:rPr>
@@ -5697,7 +5722,6 @@
       <w:r>
         <w:rPr>
           <w:rFonts w:ascii="Arial Narrow" w:eastAsia="Arial Narrow" w:hAnsi="Arial Narrow" w:cs="Arial Narrow"/>
-          <w:bCs/>
           <w:sz w:val="22"/>
           <w:szCs w:val="22"/>
         </w:rPr>
@@ -5706,7 +5730,6 @@
       <w:r>
         <w:rPr>
           <w:rFonts w:ascii="Arial Narrow" w:eastAsia="Arial Narrow" w:hAnsi="Arial Narrow" w:cs="Arial Narrow"/>
-          <w:bCs/>
           <w:sz w:val="22"/>
           <w:szCs w:val="22"/>
         </w:rPr>
@@ -5715,7 +5738,6 @@
       <w:r>
         <w:rPr>
           <w:rFonts w:ascii="Arial Narrow" w:eastAsia="Arial Narrow" w:hAnsi="Arial Narrow" w:cs="Arial Narrow"/>
-          <w:bCs/>
           <w:sz w:val="22"/>
           <w:szCs w:val="22"/>
         </w:rPr>
@@ -6487,7 +6509,19 @@
           <w:lang w:eastAsia="es-PE"/>
           <w14:ligatures w14:val="none"/>
         </w:rPr>
-        <w:t xml:space="preserve">: </w:t>
+        <w:t xml:space="preserve">:</w:t>
+      </w:r>
+      <w:r>
+        <w:rPr>
+          <w:rFonts w:ascii="Arial Narrow" w:eastAsia="Arial Narrow" w:hAnsi="Arial Narrow" w:cs="Arial Narrow"/>
+          <w:color w:val="000000"/>
+          <w:kern w:val="0"/>
+          <w:sz w:val="22"/>
+          <w:szCs w:val="22"/>
+          <w:lang w:eastAsia="es-PE"/>
+          <w14:ligatures w14:val="none"/>
+        </w:rPr>
+        <w:t xml:space="preserve"> </w:t>
       </w:r>
       <w:r>
         <w:rPr>
@@ -6505,7 +6539,6 @@
       <w:r>
         <w:rPr>
           <w:rFonts w:ascii="Arial Narrow" w:eastAsia="Arial Narrow" w:hAnsi="Arial Narrow" w:cs="Arial Narrow"/>
-          <w:bCs/>
           <w:sz w:val="22"/>
           <w:szCs w:val="22"/>
         </w:rPr>
@@ -6515,7 +6548,6 @@
       <w:r>
         <w:rPr>
           <w:rFonts w:ascii="Arial Narrow" w:eastAsia="Arial Narrow" w:hAnsi="Arial Narrow" w:cs="Arial Narrow"/>
-          <w:bCs/>
           <w:sz w:val="22"/>
           <w:szCs w:val="22"/>
         </w:rPr>
@@ -6524,7 +6556,6 @@
       <w:r>
         <w:rPr>
           <w:rFonts w:ascii="Arial Narrow" w:eastAsia="Arial Narrow" w:hAnsi="Arial Narrow" w:cs="Arial Narrow"/>
-          <w:bCs/>
           <w:sz w:val="22"/>
           <w:szCs w:val="22"/>
         </w:rPr>
@@ -6533,7 +6564,6 @@
       <w:r>
         <w:rPr>
           <w:rFonts w:ascii="Arial Narrow" w:eastAsia="Arial Narrow" w:hAnsi="Arial Narrow" w:cs="Arial Narrow"/>
-          <w:bCs/>
           <w:sz w:val="22"/>
           <w:szCs w:val="22"/>
         </w:rPr>
@@ -6893,7 +6923,15 @@
           <w:sz w:val="22"/>
           <w:szCs w:val="22"/>
         </w:rPr>
-        <w:t xml:space="preserve">QUINTO: </w:t>
+        <w:t xml:space="preserve">QUINTO:</w:t>
+      </w:r>
+      <w:r>
+        <w:rPr>
+          <w:rFonts w:ascii="Arial Narrow" w:eastAsia="Arial Narrow" w:hAnsi="Arial Narrow" w:cs="Arial Narrow"/>
+          <w:sz w:val="22"/>
+          <w:szCs w:val="22"/>
+        </w:rPr>
+        <w:t xml:space="preserve"> </w:t>
       </w:r>
       <w:r>
         <w:rPr>
@@ -6915,7 +6953,7 @@
           <w:lang w:val="es-ES" w:eastAsia="es-ES"/>
           <w14:ligatures w14:val="none"/>
         </w:rPr>
-        <w:footnoteReference w:id="16"/>
+        <w:footnoteReference w:id="12"/>
       </w:r>
       <w:r>
         <w:rPr>
@@ -6937,7 +6975,7 @@
           <w:lang w:val="es-ES" w:eastAsia="es-ES"/>
           <w14:ligatures w14:val="none"/>
         </w:rPr>
-        <w:footnoteReference w:id="17"/>
+        <w:footnoteReference w:id="13"/>
       </w:r>
       <w:r>
         <w:rPr>
@@ -7001,7 +7039,19 @@
           <w:lang w:eastAsia="es-PE"/>
           <w14:ligatures w14:val="none"/>
         </w:rPr>
-        <w:t xml:space="preserve">: </w:t>
+        <w:t xml:space="preserve">:</w:t>
+      </w:r>
+      <w:r>
+        <w:rPr>
+          <w:rFonts w:ascii="Arial Narrow" w:eastAsia="Arial Narrow" w:hAnsi="Arial Narrow" w:cs="Arial Narrow"/>
+          <w:color w:val="000000"/>
+          <w:kern w:val="0"/>
+          <w:sz w:val="22"/>
+          <w:szCs w:val="22"/>
+          <w:lang w:eastAsia="es-PE"/>
+          <w14:ligatures w14:val="none"/>
+        </w:rPr>
+        <w:t xml:space="preserve"> </w:t>
       </w:r>
       <w:bookmarkStart w:id="15" w:name="_Hlk188286813"/>
       <w:r>
@@ -7246,7 +7296,7 @@
           <w:lang w:eastAsia="es-PE"/>
           <w14:ligatures w14:val="none"/>
         </w:rPr>
-        <w:footnoteReference w:id="12"/>
+        <w:footnoteReference w:id="14"/>
       </w:r>
       <w:r>
         <w:rPr>
@@ -7344,7 +7394,7 @@
           <w:lang w:eastAsia="es-PE"/>
           <w14:ligatures w14:val="none"/>
         </w:rPr>
-        <w:footnoteReference w:id="13"/>
+        <w:footnoteReference w:id="15"/>
       </w:r>
       <w:r>
         <w:rPr>
@@ -7408,7 +7458,7 @@
           <w:lang w:eastAsia="es-PE"/>
           <w14:ligatures w14:val="none"/>
         </w:rPr>
-        <w:footnoteReference w:id="14"/>
+        <w:footnoteReference w:id="16"/>
       </w:r>
       <w:r>
         <w:rPr>
@@ -7613,7 +7663,7 @@
           <w:vertAlign w:val="superscript"/>
           <w14:ligatures w14:val="none"/>
         </w:rPr>
-        <w:footnoteReference w:id="15"/>
+        <w:footnoteReference w:id="17"/>
       </w:r>
       <w:r>
         <w:rPr>
@@ -7631,7 +7681,6 @@
           <w:kern w:val="0"/>
           <w:sz w:val="22"/>
           <w:szCs w:val="22"/>
-          <w:u w:val="single"/>
           <w14:ligatures w14:val="none"/>
         </w:rPr>
         <w:lastRenderedPageBreak/>
@@ -7640,7 +7689,6 @@
       <w:r>
         <w:rPr>
           <w:rFonts w:ascii="Arial Narrow" w:eastAsia="Arial Narrow" w:hAnsi="Arial Narrow" w:cs="Arial Narrow"/>
-          <w:bCs/>
           <w:kern w:val="0"/>
           <w14:ligatures w14:val="none"/>
           <w:sz w:val="22"/>
@@ -7651,8 +7699,6 @@
       <w:r>
         <w:rPr>
           <w:rFonts w:ascii="Arial Narrow" w:eastAsia="Arial Narrow" w:hAnsi="Arial Narrow" w:cs="Arial Narrow"/>
-          <w:b/>
-          <w:bCs/>
           <w:kern w:val="0"/>
           <w14:ligatures w14:val="none"/>
           <w:sz w:val="22"/>
@@ -7666,7 +7712,6 @@
           <w:kern w:val="0"/>
           <w:sz w:val="22"/>
           <w:szCs w:val="22"/>
-          <w:u w:val="single"/>
           <w14:ligatures w14:val="none"/>
         </w:rPr>
         <w:t xml:space="preserve">Ello bajo apercibimiento de no realizar la audiencia de conciliación y levantar el acta de inasistencia correspondiente. </w:t>
@@ -7933,7 +7978,7 @@
           <w:sz w:val="22"/>
           <w:szCs w:val="22"/>
         </w:rPr>
-        <w:t xml:space="preserve">DÉCIMO SEGUNDO: </w:t>
+        <w:t xml:space="preserve">DÉCIMO SEGUNDO:</w:t>
       </w:r>
       <w:r>
         <w:rPr>
@@ -7944,6 +7989,17 @@
           <w:sz w:val="22"/>
           <w:szCs w:val="22"/>
         </w:rPr>
+        <w:t xml:space="preserve"> </w:t>
+      </w:r>
+      <w:r>
+        <w:rPr>
+          <w:rFonts w:ascii="Arial Narrow" w:eastAsia="Arial Narrow" w:hAnsi="Arial Narrow" w:cs="Arial Narrow"/>
+          <w:spacing w:val="-3"/>
+          <w:kern w:val="0"/>
+          <w14:ligatures w14:val="none"/>
+          <w:sz w:val="22"/>
+          <w:szCs w:val="22"/>
+        </w:rPr>
         <w:t xml:space="preserve">requerir al señor [DENUNCIANTE] para que, dentro del plazo de dos (2) días hábiles siguientes a la fecha en que reciba la notificación en su domicilio procesal, señale un correo electrónico adicional autorizando recibir las notificaciones correspondientes por dicho medio. </w:t>
       </w:r>
       <w:r>
@@ -8146,6 +8202,36 @@
       </w:pPr>
     </w:p>
     <w:bookmarkEnd w:id="0"/>
+    <w:p>
+      <w:pPr>
+        <w:shd w:val="clear" w:color="auto" w:fill="FFFFFF"/>
+        <w:spacing w:after="0" w:line="240" w:lineRule="auto"/>
+        <w:jc w:val="center"/>
+        <w:rPr>
+          <w:rFonts w:ascii="Arial Narrow" w:eastAsia="Arial Narrow" w:hAnsi="Arial Narrow" w:cs="Arial Narrow"/>
+          <w:b/>
+          <w:bCs/>
+          <w:color w:val="000000"/>
+          <w:kern w:val="0"/>
+          <w14:ligatures w14:val="none"/>
+          <w:sz w:val="22"/>
+          <w:szCs w:val="22"/>
+        </w:rPr>
+      </w:pPr>
+      <w:r>
+        <w:rPr>
+          <w:rFonts w:ascii="Arial Narrow" w:eastAsia="Arial Narrow" w:hAnsi="Arial Narrow" w:cs="Arial Narrow"/>
+          <w:b/>
+          <w:bCs/>
+          <w:color w:val="000000"/>
+          <w:kern w:val="0"/>
+          <w14:ligatures w14:val="none"/>
+          <w:sz w:val="22"/>
+          <w:szCs w:val="22"/>
+        </w:rPr>
+        <w:t xml:space="preserve">Firmado digitalmente por</w:t>
+      </w:r>
+    </w:p>
     <w:p>
       <w:pPr>
         <w:shd w:val="clear" w:color="auto" w:fill="FFFFFF"/>
@@ -8429,6 +8515,9 @@
     <w:p>
       <w:pPr>
         <w:pStyle w:val="Textonotapie"/>
+        <w:tabs>
+          <w:tab w:val="left" w:pos="567"/>
+        </w:tabs>
         <w:ind w:left="567" w:hanging="567"/>
         <w:jc w:val="both"/>
         <w:rPr>
@@ -8453,7 +8542,82 @@
           <w:sz w:val="16"/>
           <w:szCs w:val="16"/>
         </w:rPr>
+        <w:tab/>
+        <w:t xml:space="preserve"/>
+      </w:r>
+      <w:r>
+        <w:rPr>
+          <w:rFonts w:ascii="Arial Narrow" w:eastAsia="Arial Narrow" w:hAnsi="Arial Narrow" w:cs="Arial Narrow"/>
+          <w:sz w:val="16"/>
+          <w:szCs w:val="16"/>
+        </w:rPr>
+        <w:tab/>
+        <w:t>Publicado</w:t>
+      </w:r>
+      <w:r>
+        <w:rPr>
+          <w:rFonts w:ascii="Arial Narrow" w:eastAsia="Arial Narrow" w:hAnsi="Arial Narrow" w:cs="Arial Narrow"/>
+          <w:b/>
+          <w:sz w:val="16"/>
+          <w:szCs w:val="16"/>
+        </w:rPr>
         <w:t xml:space="preserve"> </w:t>
+      </w:r>
+      <w:r>
+        <w:rPr>
+          <w:rFonts w:ascii="Arial Narrow" w:eastAsia="Arial Narrow" w:hAnsi="Arial Narrow" w:cs="Arial Narrow"/>
+          <w:sz w:val="16"/>
+          <w:szCs w:val="16"/>
+        </w:rPr>
+        <w:t xml:space="preserve">el 2 de setiembre de 2010 en el Diario Oficial El Peruano, vigente desde el 2 de octubre de 2010 y modificado por Decreto Legislativo 1308.</w:t>
+      </w:r>
+    </w:p>
+    <w:p>
+      <w:pPr>
+        <w:pStyle w:val="Textonotapie"/>
+        <w:ind w:left="567" w:hanging="567"/>
+        <w:jc w:val="both"/>
+        <w:rPr>
+          <w:rFonts w:ascii="Arial Narrow" w:eastAsia="Arial Narrow" w:hAnsi="Arial Narrow" w:cs="Arial Narrow"/>
+          <w:sz w:val="16"/>
+          <w:szCs w:val="16"/>
+        </w:rPr>
+      </w:pPr>
+    </w:p>
+  </w:footnote>
+  <w:footnote w:id="2">
+    <w:p>
+      <w:pPr>
+        <w:pStyle w:val="Textonotapie"/>
+        <w:tabs>
+          <w:tab w:val="left" w:pos="567"/>
+        </w:tabs>
+        <w:ind w:left="567" w:hanging="567"/>
+        <w:jc w:val="both"/>
+        <w:rPr>
+          <w:rFonts w:ascii="Arial Narrow" w:eastAsia="Arial Narrow" w:hAnsi="Arial Narrow" w:cs="Arial Narrow"/>
+          <w:sz w:val="16"/>
+          <w:szCs w:val="16"/>
+        </w:rPr>
+      </w:pPr>
+      <w:r>
+        <w:rPr>
+          <w:rStyle w:val="Refdenotaalpie"/>
+          <w:rFonts w:ascii="Arial Narrow" w:eastAsia="Arial Narrow" w:hAnsi="Arial Narrow" w:cs="Arial Narrow"/>
+          <w:sz w:val="16"/>
+          <w:szCs w:val="16"/>
+          <w:vertAlign w:val="superscript"/>
+        </w:rPr>
+        <w:footnoteRef/>
+      </w:r>
+      <w:r>
+        <w:rPr>
+          <w:rFonts w:ascii="Arial Narrow" w:eastAsia="Arial Narrow" w:hAnsi="Arial Narrow" w:cs="Arial Narrow"/>
+          <w:sz w:val="16"/>
+          <w:szCs w:val="16"/>
+        </w:rPr>
+        <w:tab/>
+        <w:t xml:space="preserve"/>
       </w:r>
       <w:r>
         <w:rPr>
@@ -8512,7 +8676,217 @@
       </w:pPr>
     </w:p>
   </w:footnote>
-  <w:footnote w:id="2">
+  <w:footnote w:id="3">
+    <w:p>
+      <w:pPr>
+        <w:pStyle w:val="Textonotapie"/>
+        <w:tabs>
+          <w:tab w:val="left" w:pos="567"/>
+        </w:tabs>
+        <w:ind w:left="567" w:hanging="567"/>
+        <w:jc w:val="both"/>
+        <w:rPr>
+          <w:rFonts w:ascii="Arial Narrow" w:eastAsia="Arial Narrow" w:hAnsi="Arial Narrow" w:cs="Arial Narrow"/>
+          <w:b/>
+          <w:bCs/>
+          <w:sz w:val="16"/>
+          <w:szCs w:val="16"/>
+        </w:rPr>
+      </w:pPr>
+      <w:r>
+        <w:rPr>
+          <w:rStyle w:val="Refdenotaalpie"/>
+          <w:rFonts w:ascii="Arial Narrow" w:eastAsia="Arial Narrow" w:hAnsi="Arial Narrow" w:cs="Arial Narrow"/>
+          <w:sz w:val="16"/>
+          <w:szCs w:val="16"/>
+          <w:vertAlign w:val="superscript"/>
+        </w:rPr>
+        <w:footnoteRef/>
+      </w:r>
+      <w:r>
+        <w:rPr>
+          <w:rFonts w:ascii="Arial Narrow" w:eastAsia="Arial Narrow" w:hAnsi="Arial Narrow" w:cs="Arial Narrow"/>
+          <w:sz w:val="16"/>
+          <w:szCs w:val="16"/>
+        </w:rPr>
+        <w:tab/>
+        <w:t xml:space="preserve"/>
+      </w:r>
+      <w:r>
+        <w:rPr>
+          <w:rFonts w:ascii="Arial Narrow" w:eastAsia="Arial Narrow" w:hAnsi="Arial Narrow" w:cs="Arial Narrow"/>
+          <w:sz w:val="16"/>
+          <w:szCs w:val="16"/>
+        </w:rPr>
+        <w:tab/>
+      </w:r>
+      <w:r>
+        <w:rPr>
+          <w:rFonts w:ascii="Arial Narrow" w:eastAsia="Arial Narrow" w:hAnsi="Arial Narrow" w:cs="Arial Narrow"/>
+          <w:b/>
+          <w:bCs/>
+          <w:sz w:val="16"/>
+          <w:szCs w:val="16"/>
+        </w:rPr>
+        <w:t xml:space="preserve">LEY 29571, CÓDIGO DE PROTECCIÓN Y DEFENSA DEL CONSUMIDOR, publicado el 2 de setiembre de 2010 y modificado por Decreto Legislativo 1308 </w:t>
+      </w:r>
+    </w:p>
+    <w:p>
+      <w:pPr>
+        <w:pStyle w:val="Textonotapie"/>
+        <w:ind w:left="567"/>
+        <w:jc w:val="both"/>
+        <w:rPr>
+          <w:rFonts w:ascii="Arial Narrow" w:eastAsia="Arial Narrow" w:hAnsi="Arial Narrow" w:cs="Arial Narrow"/>
+          <w:sz w:val="16"/>
+          <w:szCs w:val="16"/>
+        </w:rPr>
+      </w:pPr>
+      <w:r>
+        <w:rPr>
+          <w:rFonts w:ascii="Arial Narrow" w:eastAsia="Arial Narrow" w:hAnsi="Arial Narrow" w:cs="Arial Narrow"/>
+          <w:b/>
+          <w:bCs/>
+          <w:sz w:val="16"/>
+          <w:szCs w:val="16"/>
+        </w:rPr>
+        <w:t>Artículo 10</w:t>
+      </w:r>
+      <w:r>
+        <w:rPr>
+          <w:rFonts w:ascii="Arial Narrow" w:eastAsia="Arial Narrow" w:hAnsi="Arial Narrow" w:cs="Arial Narrow"/>
+          <w:b/>
+          <w:bCs/>
+          <w:sz w:val="16"/>
+          <w:szCs w:val="16"/>
+        </w:rPr>
+        <w:t>6</w:t>
+      </w:r>
+      <w:r>
+        <w:rPr>
+          <w:rFonts w:ascii="Arial Narrow" w:eastAsia="Arial Narrow" w:hAnsi="Arial Narrow" w:cs="Arial Narrow"/>
+          <w:b/>
+          <w:bCs/>
+          <w:sz w:val="16"/>
+          <w:szCs w:val="16"/>
+        </w:rPr>
+        <w:t xml:space="preserve">.- </w:t>
+      </w:r>
+      <w:r>
+        <w:rPr>
+          <w:rFonts w:ascii="Arial Narrow" w:eastAsia="Arial Narrow" w:hAnsi="Arial Narrow" w:cs="Arial Narrow"/>
+          <w:b/>
+          <w:bCs/>
+          <w:sz w:val="16"/>
+          <w:szCs w:val="16"/>
+        </w:rPr>
+        <w:t>Procedimientos a cargo del Indecopi</w:t>
+      </w:r>
+      <w:r>
+        <w:rPr>
+          <w:rFonts w:ascii="Arial Narrow" w:eastAsia="Arial Narrow" w:hAnsi="Arial Narrow" w:cs="Arial Narrow"/>
+          <w:b/>
+          <w:bCs/>
+          <w:sz w:val="16"/>
+          <w:szCs w:val="16"/>
+        </w:rPr>
+        <w:t>.</w:t>
+      </w:r>
+      <w:r>
+        <w:rPr>
+          <w:rFonts w:ascii="Arial Narrow" w:eastAsia="Arial Narrow" w:hAnsi="Arial Narrow" w:cs="Arial Narrow"/>
+          <w:sz w:val="16"/>
+          <w:szCs w:val="16"/>
+        </w:rPr>
+        <w:t xml:space="preserve"> </w:t>
+      </w:r>
+    </w:p>
+    <w:p>
+      <w:pPr>
+        <w:pStyle w:val="Textonotapie"/>
+        <w:ind w:left="567"/>
+        <w:jc w:val="both"/>
+        <w:rPr>
+          <w:rFonts w:ascii="Arial Narrow" w:eastAsia="Arial Narrow" w:hAnsi="Arial Narrow" w:cs="Arial Narrow"/>
+          <w:sz w:val="16"/>
+          <w:szCs w:val="16"/>
+        </w:rPr>
+      </w:pPr>
+      <w:r>
+        <w:rPr>
+          <w:rFonts w:ascii="Arial Narrow" w:eastAsia="Arial Narrow" w:hAnsi="Arial Narrow" w:cs="Arial Narrow"/>
+          <w:sz w:val="16"/>
+          <w:szCs w:val="16"/>
+        </w:rPr>
+        <w:t>El Indecopi tiene a su cargo los siguientes procedimientos:</w:t>
+      </w:r>
+    </w:p>
+    <w:p>
+      <w:pPr>
+        <w:pStyle w:val="Textonotapie"/>
+        <w:ind w:left="567"/>
+        <w:jc w:val="both"/>
+        <w:rPr>
+          <w:rFonts w:ascii="Arial Narrow" w:eastAsia="Arial Narrow" w:hAnsi="Arial Narrow" w:cs="Arial Narrow"/>
+          <w:sz w:val="16"/>
+          <w:szCs w:val="16"/>
+        </w:rPr>
+      </w:pPr>
+      <w:r>
+        <w:rPr>
+          <w:rFonts w:ascii="Arial Narrow" w:eastAsia="Arial Narrow" w:hAnsi="Arial Narrow" w:cs="Arial Narrow"/>
+          <w:sz w:val="16"/>
+          <w:szCs w:val="16"/>
+        </w:rPr>
+        <w:t>(…)</w:t>
+      </w:r>
+      <w:r>
+        <w:rPr>
+          <w:rFonts w:ascii="Arial Narrow" w:eastAsia="Arial Narrow" w:hAnsi="Arial Narrow" w:cs="Arial Narrow"/>
+          <w:sz w:val="16"/>
+          <w:szCs w:val="16"/>
+        </w:rPr>
+        <w:t xml:space="preserve">. </w:t>
+      </w:r>
+    </w:p>
+    <w:p>
+      <w:pPr>
+        <w:pStyle w:val="Textonotapie"/>
+        <w:ind w:left="567"/>
+        <w:jc w:val="both"/>
+        <w:rPr>
+          <w:rFonts w:ascii="Arial Narrow" w:eastAsia="Arial Narrow" w:hAnsi="Arial Narrow" w:cs="Arial Narrow"/>
+          <w:sz w:val="16"/>
+          <w:szCs w:val="16"/>
+        </w:rPr>
+      </w:pPr>
+      <w:r>
+        <w:rPr>
+          <w:rFonts w:ascii="Arial Narrow" w:eastAsia="Arial Narrow" w:hAnsi="Arial Narrow" w:cs="Arial Narrow"/>
+          <w:sz w:val="16"/>
+          <w:szCs w:val="16"/>
+        </w:rPr>
+        <w:t xml:space="preserve">De manera supletoria, en todo lo no previsto en el presente Código y en las disposiciones especiales, es aplicable a los procedimientos administrativos anteriormente señalados, la Ley </w:t>
+      </w:r>
+      <w:proofErr w:type="spellStart"/>
+      <w:r>
+        <w:rPr>
+          <w:rFonts w:ascii="Arial Narrow" w:eastAsia="Arial Narrow" w:hAnsi="Arial Narrow" w:cs="Arial Narrow"/>
+          <w:sz w:val="16"/>
+          <w:szCs w:val="16"/>
+        </w:rPr>
+        <w:t/>
+      </w:r>
+      <w:proofErr w:type="spellEnd"/>
+      <w:r>
+        <w:rPr>
+          <w:rFonts w:ascii="Arial Narrow" w:eastAsia="Arial Narrow" w:hAnsi="Arial Narrow" w:cs="Arial Narrow"/>
+          <w:sz w:val="16"/>
+          <w:szCs w:val="16"/>
+        </w:rPr>
+        <w:t xml:space="preserve">27444, Ley del Procedimiento Administrativo General. La regulación propia del Derecho Procesal Civil es aplicable solo en cuanto sea compatible con el régimen administrativo.</w:t>
+      </w:r>
+    </w:p>
     <w:p>
       <w:pPr>
         <w:pStyle w:val="Textonotapie"/>
@@ -8520,6 +8894,27 @@
         <w:jc w:val="both"/>
         <w:rPr>
           <w:rFonts w:ascii="Arial Narrow" w:eastAsia="Arial Narrow" w:hAnsi="Arial Narrow" w:cs="Arial Narrow"/>
+          <w:b/>
+          <w:bCs/>
+          <w:sz w:val="16"/>
+          <w:szCs w:val="16"/>
+        </w:rPr>
+      </w:pPr>
+    </w:p>
+  </w:footnote>
+  <w:footnote w:id="4">
+    <w:p>
+      <w:pPr>
+        <w:pStyle w:val="Textonotapie"/>
+        <w:tabs>
+          <w:tab w:val="left" w:pos="567"/>
+        </w:tabs>
+        <w:ind w:left="567" w:hanging="567"/>
+        <w:jc w:val="both"/>
+        <w:rPr>
+          <w:rFonts w:ascii="Arial Narrow" w:eastAsia="Arial Narrow" w:hAnsi="Arial Narrow" w:cs="Arial Narrow"/>
+          <w:b/>
+          <w:bCs/>
           <w:sz w:val="16"/>
           <w:szCs w:val="16"/>
         </w:rPr>
@@ -8540,33 +8935,202 @@
           <w:sz w:val="16"/>
           <w:szCs w:val="16"/>
         </w:rPr>
-        <w:t xml:space="preserve"> </w:t>
-      </w:r>
-      <w:r>
-        <w:rPr>
-          <w:rFonts w:ascii="Arial Narrow" w:eastAsia="Arial Narrow" w:hAnsi="Arial Narrow" w:cs="Arial Narrow"/>
-          <w:sz w:val="16"/>
-          <w:szCs w:val="16"/>
-        </w:rPr>
         <w:tab/>
-        <w:t>Publicado</w:t>
-      </w:r>
-      <w:r>
-        <w:rPr>
-          <w:rFonts w:ascii="Arial Narrow" w:eastAsia="Arial Narrow" w:hAnsi="Arial Narrow" w:cs="Arial Narrow"/>
-          <w:b/>
-          <w:sz w:val="16"/>
-          <w:szCs w:val="16"/>
-        </w:rPr>
-        <w:t xml:space="preserve"> </w:t>
-      </w:r>
-      <w:r>
-        <w:rPr>
-          <w:rFonts w:ascii="Arial Narrow" w:eastAsia="Arial Narrow" w:hAnsi="Arial Narrow" w:cs="Arial Narrow"/>
-          <w:sz w:val="16"/>
-          <w:szCs w:val="16"/>
-        </w:rPr>
-        <w:t xml:space="preserve">el 2 de setiembre de 2010 en el Diario Oficial El Peruano, vigente desde el 2 de octubre de 2010 y modificado por Decreto Legislativo 1308.</w:t>
+        <w:t xml:space="preserve"/>
+      </w:r>
+      <w:r>
+        <w:rPr>
+          <w:rFonts w:ascii="Arial Narrow" w:eastAsia="Arial Narrow" w:hAnsi="Arial Narrow" w:cs="Arial Narrow"/>
+          <w:sz w:val="16"/>
+          <w:szCs w:val="16"/>
+        </w:rPr>
+        <w:tab/>
+      </w:r>
+      <w:r>
+        <w:rPr>
+          <w:rFonts w:ascii="Arial Narrow" w:eastAsia="Arial Narrow" w:hAnsi="Arial Narrow" w:cs="Arial Narrow"/>
+          <w:b/>
+          <w:bCs/>
+          <w:sz w:val="16"/>
+          <w:szCs w:val="16"/>
+        </w:rPr>
+        <w:t xml:space="preserve">DECRETO SUPREMO </w:t>
+      </w:r>
+      <w:proofErr w:type="spellStart"/>
+      <w:r>
+        <w:rPr>
+          <w:rFonts w:ascii="Arial Narrow" w:eastAsia="Arial Narrow" w:hAnsi="Arial Narrow" w:cs="Arial Narrow"/>
+          <w:b/>
+          <w:bCs/>
+          <w:sz w:val="16"/>
+          <w:szCs w:val="16"/>
+        </w:rPr>
+        <w:t/>
+      </w:r>
+      <w:proofErr w:type="spellEnd"/>
+      <w:r>
+        <w:rPr>
+          <w:rFonts w:ascii="Arial Narrow" w:eastAsia="Arial Narrow" w:hAnsi="Arial Narrow" w:cs="Arial Narrow"/>
+          <w:b/>
+          <w:bCs/>
+          <w:sz w:val="16"/>
+          <w:szCs w:val="16"/>
+        </w:rPr>
+        <w:t xml:space="preserve">006-2026-JUS, Decreto Supremo que aprueba el Texto Único Ordenado de la Ley </w:t>
+      </w:r>
+      <w:proofErr w:type="spellStart"/>
+      <w:r>
+        <w:rPr>
+          <w:rFonts w:ascii="Arial Narrow" w:eastAsia="Arial Narrow" w:hAnsi="Arial Narrow" w:cs="Arial Narrow"/>
+          <w:b/>
+          <w:bCs/>
+          <w:sz w:val="16"/>
+          <w:szCs w:val="16"/>
+        </w:rPr>
+        <w:t/>
+      </w:r>
+      <w:proofErr w:type="spellEnd"/>
+      <w:r>
+        <w:rPr>
+          <w:rFonts w:ascii="Arial Narrow" w:eastAsia="Arial Narrow" w:hAnsi="Arial Narrow" w:cs="Arial Narrow"/>
+          <w:b/>
+          <w:bCs/>
+          <w:sz w:val="16"/>
+          <w:szCs w:val="16"/>
+        </w:rPr>
+        <w:t xml:space="preserve">27444 - Ley del Procedimiento Administrativo General</w:t>
+      </w:r>
+    </w:p>
+    <w:p>
+      <w:pPr>
+        <w:pStyle w:val="Textonotapie"/>
+        <w:ind w:left="567"/>
+        <w:jc w:val="both"/>
+        <w:rPr>
+          <w:rFonts w:ascii="Arial Narrow" w:eastAsia="Arial Narrow" w:hAnsi="Arial Narrow" w:cs="Arial Narrow"/>
+          <w:b/>
+          <w:bCs/>
+          <w:sz w:val="16"/>
+          <w:szCs w:val="16"/>
+        </w:rPr>
+      </w:pPr>
+      <w:r>
+        <w:rPr>
+          <w:rFonts w:ascii="Arial Narrow" w:eastAsia="Arial Narrow" w:hAnsi="Arial Narrow" w:cs="Arial Narrow"/>
+          <w:b/>
+          <w:bCs/>
+          <w:sz w:val="16"/>
+          <w:szCs w:val="16"/>
+        </w:rPr>
+        <w:t xml:space="preserve">CAPÍTULO II </w:t>
+      </w:r>
+    </w:p>
+    <w:p>
+      <w:pPr>
+        <w:pStyle w:val="Textonotapie"/>
+        <w:ind w:left="567"/>
+        <w:jc w:val="both"/>
+        <w:rPr>
+          <w:rFonts w:ascii="Arial Narrow" w:eastAsia="Arial Narrow" w:hAnsi="Arial Narrow" w:cs="Arial Narrow"/>
+          <w:b/>
+          <w:bCs/>
+          <w:sz w:val="16"/>
+          <w:szCs w:val="16"/>
+        </w:rPr>
+      </w:pPr>
+      <w:r>
+        <w:rPr>
+          <w:rFonts w:ascii="Arial Narrow" w:eastAsia="Arial Narrow" w:hAnsi="Arial Narrow" w:cs="Arial Narrow"/>
+          <w:b/>
+          <w:bCs/>
+          <w:sz w:val="16"/>
+          <w:szCs w:val="16"/>
+        </w:rPr>
+        <w:t>Nulidad de los actos administrativos</w:t>
+      </w:r>
+    </w:p>
+    <w:p>
+      <w:pPr>
+        <w:pStyle w:val="Textonotapie"/>
+        <w:ind w:left="567"/>
+        <w:jc w:val="both"/>
+        <w:rPr>
+          <w:rFonts w:ascii="Arial Narrow" w:eastAsia="Arial Narrow" w:hAnsi="Arial Narrow" w:cs="Arial Narrow"/>
+          <w:b/>
+          <w:bCs/>
+          <w:sz w:val="16"/>
+          <w:szCs w:val="16"/>
+        </w:rPr>
+      </w:pPr>
+      <w:r>
+        <w:rPr>
+          <w:rFonts w:ascii="Arial Narrow" w:eastAsia="Arial Narrow" w:hAnsi="Arial Narrow" w:cs="Arial Narrow"/>
+          <w:b/>
+          <w:bCs/>
+          <w:sz w:val="16"/>
+          <w:szCs w:val="16"/>
+        </w:rPr>
+        <w:t>Artículo 10.- Causales de nulidad</w:t>
+      </w:r>
+    </w:p>
+    <w:p>
+      <w:pPr>
+        <w:pStyle w:val="Textonotapie"/>
+        <w:ind w:left="567"/>
+        <w:jc w:val="both"/>
+        <w:rPr>
+          <w:rFonts w:ascii="Arial Narrow" w:eastAsia="Arial Narrow" w:hAnsi="Arial Narrow" w:cs="Arial Narrow"/>
+          <w:sz w:val="16"/>
+          <w:szCs w:val="16"/>
+        </w:rPr>
+      </w:pPr>
+      <w:r>
+        <w:rPr>
+          <w:rFonts w:ascii="Arial Narrow" w:eastAsia="Arial Narrow" w:hAnsi="Arial Narrow" w:cs="Arial Narrow"/>
+          <w:sz w:val="16"/>
+          <w:szCs w:val="16"/>
+        </w:rPr>
+        <w:t>Son vicios del acto administrativo, que causan su nulidad de pleno derecho, los siguientes:</w:t>
+      </w:r>
+    </w:p>
+    <w:p>
+      <w:pPr>
+        <w:pStyle w:val="Textonotapie"/>
+        <w:ind w:left="567"/>
+        <w:jc w:val="both"/>
+        <w:rPr>
+          <w:rFonts w:ascii="Arial Narrow" w:eastAsia="Arial Narrow" w:hAnsi="Arial Narrow" w:cs="Arial Narrow"/>
+          <w:sz w:val="16"/>
+          <w:szCs w:val="16"/>
+        </w:rPr>
+      </w:pPr>
+      <w:r>
+        <w:rPr>
+          <w:rFonts w:ascii="Arial Narrow" w:eastAsia="Arial Narrow" w:hAnsi="Arial Narrow" w:cs="Arial Narrow"/>
+          <w:sz w:val="16"/>
+          <w:szCs w:val="16"/>
+        </w:rPr>
+        <w:t>(…)</w:t>
+      </w:r>
+    </w:p>
+    <w:p>
+      <w:pPr>
+        <w:pStyle w:val="Textonotapie"/>
+        <w:ind w:left="567"/>
+        <w:jc w:val="both"/>
+        <w:rPr>
+          <w:rFonts w:ascii="Arial Narrow" w:eastAsia="Arial Narrow" w:hAnsi="Arial Narrow" w:cs="Arial Narrow"/>
+          <w:sz w:val="16"/>
+          <w:szCs w:val="16"/>
+        </w:rPr>
+      </w:pPr>
+      <w:r>
+        <w:rPr>
+          <w:rFonts w:ascii="Arial Narrow" w:eastAsia="Arial Narrow" w:hAnsi="Arial Narrow" w:cs="Arial Narrow"/>
+          <w:sz w:val="16"/>
+          <w:szCs w:val="16"/>
+        </w:rPr>
+        <w:t>2. El defecto o la omisión de alguno de sus requisitos de validez, salvo que se presente alguno de los supuestos de conservación del acto a que se refiere el artículo 14.</w:t>
       </w:r>
     </w:p>
     <w:p>
@@ -8576,13 +9140,327 @@
         <w:jc w:val="both"/>
         <w:rPr>
           <w:rFonts w:ascii="Arial Narrow" w:eastAsia="Arial Narrow" w:hAnsi="Arial Narrow" w:cs="Arial Narrow"/>
+          <w:b/>
+          <w:bCs/>
           <w:sz w:val="16"/>
           <w:szCs w:val="16"/>
         </w:rPr>
       </w:pPr>
     </w:p>
   </w:footnote>
-  <w:footnote w:id="3">
+  <w:footnote w:id="5">
+    <w:p>
+      <w:pPr>
+        <w:pStyle w:val="Textonotapie"/>
+        <w:tabs>
+          <w:tab w:val="left" w:pos="567"/>
+        </w:tabs>
+        <w:ind w:left="567" w:hanging="567"/>
+        <w:jc w:val="both"/>
+        <w:rPr>
+          <w:rFonts w:ascii="Arial Narrow" w:eastAsia="Arial Narrow" w:hAnsi="Arial Narrow" w:cs="Arial Narrow"/>
+          <w:b/>
+          <w:bCs/>
+          <w:sz w:val="16"/>
+          <w:szCs w:val="16"/>
+        </w:rPr>
+      </w:pPr>
+      <w:r>
+        <w:rPr>
+          <w:rStyle w:val="Refdenotaalpie"/>
+          <w:rFonts w:ascii="Arial Narrow" w:eastAsia="Arial Narrow" w:hAnsi="Arial Narrow" w:cs="Arial Narrow"/>
+          <w:sz w:val="16"/>
+          <w:szCs w:val="16"/>
+          <w:vertAlign w:val="superscript"/>
+        </w:rPr>
+        <w:footnoteRef/>
+      </w:r>
+      <w:r>
+        <w:rPr>
+          <w:rFonts w:ascii="Arial Narrow" w:eastAsia="Arial Narrow" w:hAnsi="Arial Narrow" w:cs="Arial Narrow"/>
+          <w:sz w:val="16"/>
+          <w:szCs w:val="16"/>
+        </w:rPr>
+        <w:tab/>
+        <w:t xml:space="preserve"/>
+      </w:r>
+      <w:r>
+        <w:rPr>
+          <w:rFonts w:ascii="Arial Narrow" w:eastAsia="Arial Narrow" w:hAnsi="Arial Narrow" w:cs="Arial Narrow"/>
+          <w:sz w:val="16"/>
+          <w:szCs w:val="16"/>
+        </w:rPr>
+        <w:tab/>
+      </w:r>
+      <w:r>
+        <w:rPr>
+          <w:rFonts w:ascii="Arial Narrow" w:eastAsia="Arial Narrow" w:hAnsi="Arial Narrow" w:cs="Arial Narrow"/>
+          <w:b/>
+          <w:bCs/>
+          <w:sz w:val="16"/>
+          <w:szCs w:val="16"/>
+        </w:rPr>
+        <w:t xml:space="preserve">LEY 29571, CÓDIGO DE PROTECCIÓN Y DEFENSA DEL CONSUMIDOR, publicado el 2 de setiembre de 2010 y modificado por Decreto Legislativo 1308 </w:t>
+      </w:r>
+    </w:p>
+    <w:p>
+      <w:pPr>
+        <w:pStyle w:val="Textonotapie"/>
+        <w:ind w:left="567"/>
+        <w:jc w:val="both"/>
+        <w:rPr>
+          <w:rFonts w:ascii="Arial Narrow" w:eastAsia="Arial Narrow" w:hAnsi="Arial Narrow" w:cs="Arial Narrow"/>
+          <w:sz w:val="16"/>
+          <w:szCs w:val="16"/>
+        </w:rPr>
+      </w:pPr>
+      <w:r>
+        <w:rPr>
+          <w:rFonts w:ascii="Arial Narrow" w:eastAsia="Arial Narrow" w:hAnsi="Arial Narrow" w:cs="Arial Narrow"/>
+          <w:b/>
+          <w:bCs/>
+          <w:sz w:val="16"/>
+          <w:szCs w:val="16"/>
+        </w:rPr>
+        <w:t>Artículo 105.- Autoridad competente.</w:t>
+      </w:r>
+      <w:r>
+        <w:rPr>
+          <w:rFonts w:ascii="Arial Narrow" w:eastAsia="Arial Narrow" w:hAnsi="Arial Narrow" w:cs="Arial Narrow"/>
+          <w:sz w:val="16"/>
+          <w:szCs w:val="16"/>
+        </w:rPr>
+        <w:t xml:space="preserve"> </w:t>
+      </w:r>
+    </w:p>
+    <w:p>
+      <w:pPr>
+        <w:pStyle w:val="Textonotapie"/>
+        <w:ind w:left="567"/>
+        <w:jc w:val="both"/>
+        <w:rPr>
+          <w:rFonts w:ascii="Arial Narrow" w:eastAsia="Arial Narrow" w:hAnsi="Arial Narrow" w:cs="Arial Narrow"/>
+          <w:sz w:val="16"/>
+          <w:szCs w:val="16"/>
+        </w:rPr>
+      </w:pPr>
+      <w:r>
+        <w:rPr>
+          <w:rFonts w:ascii="Arial Narrow" w:eastAsia="Arial Narrow" w:hAnsi="Arial Narrow" w:cs="Arial Narrow"/>
+          <w:sz w:val="16"/>
+          <w:szCs w:val="16"/>
+        </w:rPr>
+        <w:t xml:space="preserve">El Instituto Nacional de Defensa de la Competencia y de la Protección de la Propiedad Intelectual (Indecopi) es la autoridad con competencia primaria y de alcance nacional para conocer las presuntas infracciones a las disposiciones contenidas en el presente Código, así como para imponer las sanciones y medidas correctivas establecidas en el presente capítulo, conforme al Decreto Legislativo 1033, Ley de Organización y Funciones del Indecopi. Dicha competencia solo puede ser negada cuando ella haya sido asignada o se asigne a favor de otro organismo por norma expresa con rango de ley. </w:t>
+      </w:r>
+    </w:p>
+    <w:p>
+      <w:pPr>
+        <w:pStyle w:val="Textonotapie"/>
+        <w:ind w:left="567"/>
+        <w:jc w:val="both"/>
+        <w:rPr>
+          <w:rFonts w:ascii="Arial Narrow" w:eastAsia="Arial Narrow" w:hAnsi="Arial Narrow" w:cs="Arial Narrow"/>
+          <w:sz w:val="16"/>
+          <w:szCs w:val="16"/>
+        </w:rPr>
+      </w:pPr>
+      <w:r>
+        <w:rPr>
+          <w:rFonts w:ascii="Arial Narrow" w:eastAsia="Arial Narrow" w:hAnsi="Arial Narrow" w:cs="Arial Narrow"/>
+          <w:sz w:val="16"/>
+          <w:szCs w:val="16"/>
+        </w:rPr>
+        <w:t xml:space="preserve">(…). </w:t>
+      </w:r>
+    </w:p>
+    <w:p>
+      <w:pPr>
+        <w:pStyle w:val="Textonotapie"/>
+        <w:ind w:left="567"/>
+        <w:jc w:val="both"/>
+        <w:rPr>
+          <w:rFonts w:ascii="Arial Narrow" w:eastAsia="Arial Narrow" w:hAnsi="Arial Narrow" w:cs="Arial Narrow"/>
+          <w:b/>
+          <w:bCs/>
+          <w:sz w:val="16"/>
+          <w:szCs w:val="16"/>
+        </w:rPr>
+      </w:pPr>
+      <w:r>
+        <w:rPr>
+          <w:rFonts w:ascii="Arial Narrow" w:eastAsia="Arial Narrow" w:hAnsi="Arial Narrow" w:cs="Arial Narrow"/>
+          <w:b/>
+          <w:bCs/>
+          <w:sz w:val="16"/>
+          <w:szCs w:val="16"/>
+        </w:rPr>
+        <w:t xml:space="preserve">LEY DE ORGANIZACIÓN Y FUNCIONES DEL INDECOPI, APROBADA POR DECRETO LEGISLATIVO 1033 </w:t>
+      </w:r>
+    </w:p>
+    <w:p>
+      <w:pPr>
+        <w:pStyle w:val="Textonotapie"/>
+        <w:ind w:left="567"/>
+        <w:jc w:val="both"/>
+        <w:rPr>
+          <w:rFonts w:ascii="Arial Narrow" w:eastAsia="Arial Narrow" w:hAnsi="Arial Narrow" w:cs="Arial Narrow"/>
+          <w:sz w:val="16"/>
+          <w:szCs w:val="16"/>
+        </w:rPr>
+      </w:pPr>
+      <w:r>
+        <w:rPr>
+          <w:rFonts w:ascii="Arial Narrow" w:eastAsia="Arial Narrow" w:hAnsi="Arial Narrow" w:cs="Arial Narrow"/>
+          <w:b/>
+          <w:bCs/>
+          <w:sz w:val="16"/>
+          <w:szCs w:val="16"/>
+        </w:rPr>
+        <w:t>Artículo 27.-</w:t>
+      </w:r>
+      <w:r>
+        <w:rPr>
+          <w:rFonts w:ascii="Arial Narrow" w:eastAsia="Arial Narrow" w:hAnsi="Arial Narrow" w:cs="Arial Narrow"/>
+          <w:sz w:val="16"/>
+          <w:szCs w:val="16"/>
+        </w:rPr>
+        <w:t xml:space="preserve"> De la Comisión de Protección al Consumidor.- </w:t>
+      </w:r>
+    </w:p>
+    <w:p>
+      <w:pPr>
+        <w:pStyle w:val="Textonotapie"/>
+        <w:ind w:left="567"/>
+        <w:jc w:val="both"/>
+        <w:rPr>
+          <w:rFonts w:ascii="Arial Narrow" w:eastAsia="Arial Narrow" w:hAnsi="Arial Narrow" w:cs="Arial Narrow"/>
+          <w:sz w:val="16"/>
+          <w:szCs w:val="16"/>
+        </w:rPr>
+      </w:pPr>
+      <w:r>
+        <w:rPr>
+          <w:rFonts w:ascii="Arial Narrow" w:eastAsia="Arial Narrow" w:hAnsi="Arial Narrow" w:cs="Arial Narrow"/>
+          <w:sz w:val="16"/>
+          <w:szCs w:val="16"/>
+        </w:rPr>
+        <w:t xml:space="preserve">Corresponde a la Comisión de Protección al Consumidor velar por el cumplimiento de la Ley de Protección al Consumidor y de las leyes que, en general, protegen a los consumidores de la falta de idoneidad de los bienes y servicios en función de la información brindada, de las omisiones de información y de la discriminación en el consumo, así como de aquellas que complementen o sustituyan a las anteriores. </w:t>
+      </w:r>
+    </w:p>
+    <w:p>
+      <w:pPr>
+        <w:pStyle w:val="Textonotapie"/>
+        <w:ind w:left="567"/>
+        <w:jc w:val="both"/>
+        <w:rPr>
+          <w:rFonts w:ascii="Arial Narrow" w:eastAsia="Arial Narrow" w:hAnsi="Arial Narrow" w:cs="Arial Narrow"/>
+          <w:b/>
+          <w:bCs/>
+          <w:sz w:val="16"/>
+          <w:szCs w:val="16"/>
+        </w:rPr>
+      </w:pPr>
+      <w:r>
+        <w:rPr>
+          <w:rFonts w:ascii="Arial Narrow" w:eastAsia="Arial Narrow" w:hAnsi="Arial Narrow" w:cs="Arial Narrow"/>
+          <w:b/>
+          <w:bCs/>
+          <w:sz w:val="16"/>
+          <w:szCs w:val="16"/>
+        </w:rPr>
+        <w:t xml:space="preserve">LEY SOBRE FACULTADES, NORMAS Y ORGANIZACIÓN DEL INDECOPI, APROBADA POR DECRETO LEGISLATIVO 807 </w:t>
+      </w:r>
+    </w:p>
+    <w:p>
+      <w:pPr>
+        <w:pStyle w:val="Textonotapie"/>
+        <w:ind w:left="567"/>
+        <w:jc w:val="both"/>
+        <w:rPr>
+          <w:rFonts w:ascii="Arial Narrow" w:eastAsia="Arial Narrow" w:hAnsi="Arial Narrow" w:cs="Arial Narrow"/>
+          <w:sz w:val="16"/>
+          <w:szCs w:val="16"/>
+        </w:rPr>
+      </w:pPr>
+      <w:r>
+        <w:rPr>
+          <w:rFonts w:ascii="Arial Narrow" w:eastAsia="Arial Narrow" w:hAnsi="Arial Narrow" w:cs="Arial Narrow"/>
+          <w:b/>
+          <w:bCs/>
+          <w:sz w:val="16"/>
+          <w:szCs w:val="16"/>
+        </w:rPr>
+        <w:t>Artículo 24.</w:t>
+      </w:r>
+      <w:r>
+        <w:rPr>
+          <w:rFonts w:ascii="Arial Narrow" w:eastAsia="Arial Narrow" w:hAnsi="Arial Narrow" w:cs="Arial Narrow"/>
+          <w:sz w:val="16"/>
+          <w:szCs w:val="16"/>
+        </w:rPr>
+        <w:t xml:space="preserve">- El Secretario Técnico se encargará de la tramitación del procedimiento. Para ello, cuenta con las siguientes facultades: </w:t>
+      </w:r>
+    </w:p>
+    <w:p>
+      <w:pPr>
+        <w:pStyle w:val="Textonotapie"/>
+        <w:ind w:left="567"/>
+        <w:jc w:val="both"/>
+        <w:rPr>
+          <w:rFonts w:ascii="Arial Narrow" w:eastAsia="Arial Narrow" w:hAnsi="Arial Narrow" w:cs="Arial Narrow"/>
+          <w:sz w:val="16"/>
+          <w:szCs w:val="16"/>
+        </w:rPr>
+      </w:pPr>
+      <w:r>
+        <w:rPr>
+          <w:rFonts w:ascii="Arial Narrow" w:eastAsia="Arial Narrow" w:hAnsi="Arial Narrow" w:cs="Arial Narrow"/>
+          <w:sz w:val="16"/>
+          <w:szCs w:val="16"/>
+        </w:rPr>
+        <w:t xml:space="preserve">(...) </w:t>
+      </w:r>
+    </w:p>
+    <w:p>
+      <w:pPr>
+        <w:pStyle w:val="Textonotapie"/>
+        <w:ind w:left="567"/>
+        <w:jc w:val="both"/>
+        <w:rPr>
+          <w:rFonts w:ascii="Arial Narrow" w:eastAsia="Arial Narrow" w:hAnsi="Arial Narrow" w:cs="Arial Narrow"/>
+          <w:sz w:val="16"/>
+          <w:szCs w:val="16"/>
+        </w:rPr>
+      </w:pPr>
+      <w:r>
+        <w:rPr>
+          <w:rFonts w:ascii="Arial Narrow" w:eastAsia="Arial Narrow" w:hAnsi="Arial Narrow" w:cs="Arial Narrow"/>
+          <w:sz w:val="16"/>
+          <w:szCs w:val="16"/>
+        </w:rPr>
+        <w:t xml:space="preserve">c) Admitir denuncias a trámite, en aquellos casos en que la Comisión le haya delegado esta facultad. </w:t>
+      </w:r>
+    </w:p>
+    <w:p>
+      <w:pPr>
+        <w:pStyle w:val="Textonotapie"/>
+        <w:ind w:left="567"/>
+        <w:jc w:val="both"/>
+        <w:rPr>
+          <w:rFonts w:ascii="Arial Narrow" w:eastAsia="Arial Narrow" w:hAnsi="Arial Narrow" w:cs="Arial Narrow"/>
+          <w:sz w:val="16"/>
+          <w:szCs w:val="16"/>
+        </w:rPr>
+      </w:pPr>
+      <w:r>
+        <w:rPr>
+          <w:rFonts w:ascii="Arial Narrow" w:eastAsia="Arial Narrow" w:hAnsi="Arial Narrow" w:cs="Arial Narrow"/>
+          <w:sz w:val="16"/>
+          <w:szCs w:val="16"/>
+        </w:rPr>
+        <w:t xml:space="preserve">(...). </w:t>
+      </w:r>
+    </w:p>
     <w:p>
       <w:pPr>
         <w:pStyle w:val="Textonotapie"/>
@@ -8596,824 +9474,15 @@
           <w:szCs w:val="16"/>
         </w:rPr>
       </w:pPr>
-      <w:r>
-        <w:rPr>
-          <w:rStyle w:val="Refdenotaalpie"/>
-          <w:rFonts w:ascii="Arial Narrow" w:eastAsia="Arial Narrow" w:hAnsi="Arial Narrow" w:cs="Arial Narrow"/>
-          <w:sz w:val="16"/>
-          <w:szCs w:val="16"/>
-          <w:vertAlign w:val="superscript"/>
-        </w:rPr>
-        <w:footnoteRef/>
-      </w:r>
-      <w:r>
-        <w:rPr>
-          <w:rFonts w:ascii="Arial Narrow" w:eastAsia="Arial Narrow" w:hAnsi="Arial Narrow" w:cs="Arial Narrow"/>
-          <w:sz w:val="16"/>
-          <w:szCs w:val="16"/>
-        </w:rPr>
-        <w:t xml:space="preserve"> </w:t>
-      </w:r>
-      <w:r>
-        <w:rPr>
-          <w:rFonts w:ascii="Arial Narrow" w:eastAsia="Arial Narrow" w:hAnsi="Arial Narrow" w:cs="Arial Narrow"/>
-          <w:sz w:val="16"/>
-          <w:szCs w:val="16"/>
-        </w:rPr>
-        <w:tab/>
-      </w:r>
-      <w:r>
-        <w:rPr>
-          <w:rFonts w:ascii="Arial Narrow" w:eastAsia="Arial Narrow" w:hAnsi="Arial Narrow" w:cs="Arial Narrow"/>
-          <w:b/>
-          <w:bCs/>
-          <w:sz w:val="16"/>
-          <w:szCs w:val="16"/>
-        </w:rPr>
-        <w:t xml:space="preserve">LEY 29571, CÓDIGO DE PROTECCIÓN Y DEFENSA DEL CONSUMIDOR, publicado el 2 de setiembre de 2010 y modificado por Decreto Legislativo 1308 </w:t>
-      </w:r>
-    </w:p>
-    <w:p>
-      <w:pPr>
-        <w:pStyle w:val="Textonotapie"/>
-        <w:ind w:left="567"/>
-        <w:jc w:val="both"/>
-        <w:rPr>
-          <w:rFonts w:ascii="Arial Narrow" w:eastAsia="Arial Narrow" w:hAnsi="Arial Narrow" w:cs="Arial Narrow"/>
-          <w:sz w:val="16"/>
-          <w:szCs w:val="16"/>
-        </w:rPr>
-      </w:pPr>
-      <w:r>
-        <w:rPr>
-          <w:rFonts w:ascii="Arial Narrow" w:eastAsia="Arial Narrow" w:hAnsi="Arial Narrow" w:cs="Arial Narrow"/>
-          <w:b/>
-          <w:bCs/>
-          <w:sz w:val="16"/>
-          <w:szCs w:val="16"/>
-        </w:rPr>
-        <w:t>Artículo 10</w:t>
-      </w:r>
-      <w:r>
-        <w:rPr>
-          <w:rFonts w:ascii="Arial Narrow" w:eastAsia="Arial Narrow" w:hAnsi="Arial Narrow" w:cs="Arial Narrow"/>
-          <w:b/>
-          <w:bCs/>
-          <w:sz w:val="16"/>
-          <w:szCs w:val="16"/>
-        </w:rPr>
-        <w:t>6</w:t>
-      </w:r>
-      <w:r>
-        <w:rPr>
-          <w:rFonts w:ascii="Arial Narrow" w:eastAsia="Arial Narrow" w:hAnsi="Arial Narrow" w:cs="Arial Narrow"/>
-          <w:b/>
-          <w:bCs/>
-          <w:sz w:val="16"/>
-          <w:szCs w:val="16"/>
-        </w:rPr>
-        <w:t xml:space="preserve">.- </w:t>
-      </w:r>
-      <w:r>
-        <w:rPr>
-          <w:rFonts w:ascii="Arial Narrow" w:eastAsia="Arial Narrow" w:hAnsi="Arial Narrow" w:cs="Arial Narrow"/>
-          <w:b/>
-          <w:bCs/>
-          <w:sz w:val="16"/>
-          <w:szCs w:val="16"/>
-        </w:rPr>
-        <w:t>Procedimientos a cargo del Indecopi</w:t>
-      </w:r>
-      <w:r>
-        <w:rPr>
-          <w:rFonts w:ascii="Arial Narrow" w:eastAsia="Arial Narrow" w:hAnsi="Arial Narrow" w:cs="Arial Narrow"/>
-          <w:b/>
-          <w:bCs/>
-          <w:sz w:val="16"/>
-          <w:szCs w:val="16"/>
-        </w:rPr>
-        <w:t>.</w:t>
-      </w:r>
-      <w:r>
-        <w:rPr>
-          <w:rFonts w:ascii="Arial Narrow" w:eastAsia="Arial Narrow" w:hAnsi="Arial Narrow" w:cs="Arial Narrow"/>
-          <w:sz w:val="16"/>
-          <w:szCs w:val="16"/>
-        </w:rPr>
-        <w:t xml:space="preserve"> </w:t>
-      </w:r>
-    </w:p>
-    <w:p>
-      <w:pPr>
-        <w:pStyle w:val="Textonotapie"/>
-        <w:ind w:left="567"/>
-        <w:jc w:val="both"/>
-        <w:rPr>
-          <w:rFonts w:ascii="Arial Narrow" w:eastAsia="Arial Narrow" w:hAnsi="Arial Narrow" w:cs="Arial Narrow"/>
-          <w:sz w:val="16"/>
-          <w:szCs w:val="16"/>
-        </w:rPr>
-      </w:pPr>
-      <w:r>
-        <w:rPr>
-          <w:rFonts w:ascii="Arial Narrow" w:eastAsia="Arial Narrow" w:hAnsi="Arial Narrow" w:cs="Arial Narrow"/>
-          <w:sz w:val="16"/>
-          <w:szCs w:val="16"/>
-        </w:rPr>
-        <w:t>El Indecopi tiene a su cargo los siguientes procedimientos:</w:t>
-      </w:r>
-    </w:p>
-    <w:p>
-      <w:pPr>
-        <w:pStyle w:val="Textonotapie"/>
-        <w:ind w:left="567"/>
-        <w:jc w:val="both"/>
-        <w:rPr>
-          <w:rFonts w:ascii="Arial Narrow" w:eastAsia="Arial Narrow" w:hAnsi="Arial Narrow" w:cs="Arial Narrow"/>
-          <w:sz w:val="16"/>
-          <w:szCs w:val="16"/>
-        </w:rPr>
-      </w:pPr>
-      <w:r>
-        <w:rPr>
-          <w:rFonts w:ascii="Arial Narrow" w:eastAsia="Arial Narrow" w:hAnsi="Arial Narrow" w:cs="Arial Narrow"/>
-          <w:sz w:val="16"/>
-          <w:szCs w:val="16"/>
-        </w:rPr>
-        <w:t>(…)</w:t>
-      </w:r>
-      <w:r>
-        <w:rPr>
-          <w:rFonts w:ascii="Arial Narrow" w:eastAsia="Arial Narrow" w:hAnsi="Arial Narrow" w:cs="Arial Narrow"/>
-          <w:sz w:val="16"/>
-          <w:szCs w:val="16"/>
-        </w:rPr>
-        <w:t xml:space="preserve">. </w:t>
-      </w:r>
-    </w:p>
-    <w:p>
-      <w:pPr>
-        <w:pStyle w:val="Textonotapie"/>
-        <w:ind w:left="567"/>
-        <w:jc w:val="both"/>
-        <w:rPr>
-          <w:rFonts w:ascii="Arial Narrow" w:eastAsia="Arial Narrow" w:hAnsi="Arial Narrow" w:cs="Arial Narrow"/>
-          <w:sz w:val="16"/>
-          <w:szCs w:val="16"/>
-        </w:rPr>
-      </w:pPr>
-      <w:r>
-        <w:rPr>
-          <w:rFonts w:ascii="Arial Narrow" w:eastAsia="Arial Narrow" w:hAnsi="Arial Narrow" w:cs="Arial Narrow"/>
-          <w:sz w:val="16"/>
-          <w:szCs w:val="16"/>
-        </w:rPr>
-        <w:t xml:space="preserve">De manera supletoria, en todo lo no previsto en el presente Código y en las disposiciones especiales, es aplicable a los procedimientos administrativos anteriormente señalados, la Ley </w:t>
-      </w:r>
-      <w:proofErr w:type="spellStart"/>
-      <w:r>
-        <w:rPr>
-          <w:rFonts w:ascii="Arial Narrow" w:eastAsia="Arial Narrow" w:hAnsi="Arial Narrow" w:cs="Arial Narrow"/>
-          <w:sz w:val="16"/>
-          <w:szCs w:val="16"/>
-        </w:rPr>
-        <w:t/>
-      </w:r>
-      <w:proofErr w:type="spellEnd"/>
-      <w:r>
-        <w:rPr>
-          <w:rFonts w:ascii="Arial Narrow" w:eastAsia="Arial Narrow" w:hAnsi="Arial Narrow" w:cs="Arial Narrow"/>
-          <w:sz w:val="16"/>
-          <w:szCs w:val="16"/>
-        </w:rPr>
-        <w:t xml:space="preserve"> 27444, Ley del Procedimiento Administrativo General. La regulación propia del Derecho Procesal Civil es aplicable solo en cuanto sea compatible con el régimen administrativo.</w:t>
-      </w:r>
-    </w:p>
-    <w:p>
-      <w:pPr>
-        <w:pStyle w:val="Textonotapie"/>
-        <w:ind w:left="567" w:hanging="567"/>
-        <w:jc w:val="both"/>
-        <w:rPr>
-          <w:rFonts w:ascii="Arial Narrow" w:eastAsia="Arial Narrow" w:hAnsi="Arial Narrow" w:cs="Arial Narrow"/>
-          <w:b/>
-          <w:bCs/>
-          <w:sz w:val="16"/>
-          <w:szCs w:val="16"/>
-        </w:rPr>
-      </w:pPr>
-    </w:p>
-  </w:footnote>
-  <w:footnote w:id="4">
-    <w:p>
-      <w:pPr>
-        <w:pStyle w:val="Textonotapie"/>
-        <w:ind w:left="567" w:hanging="567"/>
-        <w:jc w:val="both"/>
-        <w:rPr>
-          <w:rFonts w:ascii="Arial Narrow" w:eastAsia="Arial Narrow" w:hAnsi="Arial Narrow" w:cs="Arial Narrow"/>
-          <w:b/>
-          <w:bCs/>
-          <w:sz w:val="16"/>
-          <w:szCs w:val="16"/>
-        </w:rPr>
-      </w:pPr>
-      <w:r>
-        <w:rPr>
-          <w:rStyle w:val="Refdenotaalpie"/>
-          <w:rFonts w:ascii="Arial Narrow" w:eastAsia="Arial Narrow" w:hAnsi="Arial Narrow" w:cs="Arial Narrow"/>
-          <w:sz w:val="16"/>
-          <w:szCs w:val="16"/>
-          <w:vertAlign w:val="superscript"/>
-        </w:rPr>
-        <w:footnoteRef/>
-      </w:r>
-      <w:r>
-        <w:rPr>
-          <w:rFonts w:ascii="Arial Narrow" w:eastAsia="Arial Narrow" w:hAnsi="Arial Narrow" w:cs="Arial Narrow"/>
-          <w:sz w:val="16"/>
-          <w:szCs w:val="16"/>
-        </w:rPr>
-        <w:t xml:space="preserve"> </w:t>
-      </w:r>
-      <w:r>
-        <w:rPr>
-          <w:rFonts w:ascii="Arial Narrow" w:eastAsia="Arial Narrow" w:hAnsi="Arial Narrow" w:cs="Arial Narrow"/>
-          <w:sz w:val="16"/>
-          <w:szCs w:val="16"/>
-        </w:rPr>
-        <w:tab/>
-      </w:r>
-      <w:r>
-        <w:rPr>
-          <w:rFonts w:ascii="Arial Narrow" w:eastAsia="Arial Narrow" w:hAnsi="Arial Narrow" w:cs="Arial Narrow"/>
-          <w:b/>
-          <w:bCs/>
-          <w:sz w:val="16"/>
-          <w:szCs w:val="16"/>
-        </w:rPr>
-        <w:t xml:space="preserve">DECRETO SUPREMO </w:t>
-      </w:r>
-      <w:proofErr w:type="spellStart"/>
-      <w:r>
-        <w:rPr>
-          <w:rFonts w:ascii="Arial Narrow" w:eastAsia="Arial Narrow" w:hAnsi="Arial Narrow" w:cs="Arial Narrow"/>
-          <w:b/>
-          <w:bCs/>
-          <w:sz w:val="16"/>
-          <w:szCs w:val="16"/>
-        </w:rPr>
-        <w:t/>
-      </w:r>
-      <w:proofErr w:type="spellEnd"/>
-      <w:r>
-        <w:rPr>
-          <w:rFonts w:ascii="Arial Narrow" w:eastAsia="Arial Narrow" w:hAnsi="Arial Narrow" w:cs="Arial Narrow"/>
-          <w:b/>
-          <w:bCs/>
-          <w:sz w:val="16"/>
-          <w:szCs w:val="16"/>
-        </w:rPr>
-        <w:t xml:space="preserve"> 006-2026-JUS, Decreto Supremo que aprueba el Texto Único Ordenado de la Ley </w:t>
-      </w:r>
-      <w:proofErr w:type="spellStart"/>
-      <w:r>
-        <w:rPr>
-          <w:rFonts w:ascii="Arial Narrow" w:eastAsia="Arial Narrow" w:hAnsi="Arial Narrow" w:cs="Arial Narrow"/>
-          <w:b/>
-          <w:bCs/>
-          <w:sz w:val="16"/>
-          <w:szCs w:val="16"/>
-        </w:rPr>
-        <w:t/>
-      </w:r>
-      <w:proofErr w:type="spellEnd"/>
-      <w:r>
-        <w:rPr>
-          <w:rFonts w:ascii="Arial Narrow" w:eastAsia="Arial Narrow" w:hAnsi="Arial Narrow" w:cs="Arial Narrow"/>
-          <w:b/>
-          <w:bCs/>
-          <w:sz w:val="16"/>
-          <w:szCs w:val="16"/>
-        </w:rPr>
-        <w:t xml:space="preserve"> 27444 - Ley del Procedimiento Administrativo General</w:t>
-      </w:r>
-    </w:p>
-    <w:p>
-      <w:pPr>
-        <w:pStyle w:val="Textonotapie"/>
-        <w:ind w:left="567"/>
-        <w:jc w:val="both"/>
-        <w:rPr>
-          <w:rFonts w:ascii="Arial Narrow" w:eastAsia="Arial Narrow" w:hAnsi="Arial Narrow" w:cs="Arial Narrow"/>
-          <w:b/>
-          <w:bCs/>
-          <w:sz w:val="16"/>
-          <w:szCs w:val="16"/>
-        </w:rPr>
-      </w:pPr>
-      <w:r>
-        <w:rPr>
-          <w:rFonts w:ascii="Arial Narrow" w:eastAsia="Arial Narrow" w:hAnsi="Arial Narrow" w:cs="Arial Narrow"/>
-          <w:b/>
-          <w:bCs/>
-          <w:sz w:val="16"/>
-          <w:szCs w:val="16"/>
-        </w:rPr>
-        <w:t xml:space="preserve">CAPÍTULO II </w:t>
-      </w:r>
-    </w:p>
-    <w:p>
-      <w:pPr>
-        <w:pStyle w:val="Textonotapie"/>
-        <w:ind w:left="567"/>
-        <w:jc w:val="both"/>
-        <w:rPr>
-          <w:rFonts w:ascii="Arial Narrow" w:eastAsia="Arial Narrow" w:hAnsi="Arial Narrow" w:cs="Arial Narrow"/>
-          <w:b/>
-          <w:bCs/>
-          <w:sz w:val="16"/>
-          <w:szCs w:val="16"/>
-        </w:rPr>
-      </w:pPr>
-      <w:r>
-        <w:rPr>
-          <w:rFonts w:ascii="Arial Narrow" w:eastAsia="Arial Narrow" w:hAnsi="Arial Narrow" w:cs="Arial Narrow"/>
-          <w:b/>
-          <w:bCs/>
-          <w:sz w:val="16"/>
-          <w:szCs w:val="16"/>
-        </w:rPr>
-        <w:t>Nulidad de los actos administrativos</w:t>
-      </w:r>
-    </w:p>
-    <w:p>
-      <w:pPr>
-        <w:pStyle w:val="Textonotapie"/>
-        <w:ind w:left="567"/>
-        <w:jc w:val="both"/>
-        <w:rPr>
-          <w:rFonts w:ascii="Arial Narrow" w:eastAsia="Arial Narrow" w:hAnsi="Arial Narrow" w:cs="Arial Narrow"/>
-          <w:b/>
-          <w:bCs/>
-          <w:sz w:val="16"/>
-          <w:szCs w:val="16"/>
-        </w:rPr>
-      </w:pPr>
-      <w:r>
-        <w:rPr>
-          <w:rFonts w:ascii="Arial Narrow" w:eastAsia="Arial Narrow" w:hAnsi="Arial Narrow" w:cs="Arial Narrow"/>
-          <w:b/>
-          <w:bCs/>
-          <w:sz w:val="16"/>
-          <w:szCs w:val="16"/>
-        </w:rPr>
-        <w:t>Artículo 10.- Causales de nulidad</w:t>
-      </w:r>
-    </w:p>
-    <w:p>
-      <w:pPr>
-        <w:pStyle w:val="Textonotapie"/>
-        <w:ind w:left="567"/>
-        <w:jc w:val="both"/>
-        <w:rPr>
-          <w:rFonts w:ascii="Arial Narrow" w:eastAsia="Arial Narrow" w:hAnsi="Arial Narrow" w:cs="Arial Narrow"/>
-          <w:sz w:val="16"/>
-          <w:szCs w:val="16"/>
-        </w:rPr>
-      </w:pPr>
-      <w:r>
-        <w:rPr>
-          <w:rFonts w:ascii="Arial Narrow" w:eastAsia="Arial Narrow" w:hAnsi="Arial Narrow" w:cs="Arial Narrow"/>
-          <w:sz w:val="16"/>
-          <w:szCs w:val="16"/>
-        </w:rPr>
-        <w:t>Son vicios del acto administrativo, que causan su nulidad de pleno derecho, los siguientes:</w:t>
-      </w:r>
-    </w:p>
-    <w:p>
-      <w:pPr>
-        <w:pStyle w:val="Textonotapie"/>
-        <w:ind w:left="567"/>
-        <w:jc w:val="both"/>
-        <w:rPr>
-          <w:rFonts w:ascii="Arial Narrow" w:eastAsia="Arial Narrow" w:hAnsi="Arial Narrow" w:cs="Arial Narrow"/>
-          <w:sz w:val="16"/>
-          <w:szCs w:val="16"/>
-        </w:rPr>
-      </w:pPr>
-      <w:r>
-        <w:rPr>
-          <w:rFonts w:ascii="Arial Narrow" w:eastAsia="Arial Narrow" w:hAnsi="Arial Narrow" w:cs="Arial Narrow"/>
-          <w:sz w:val="16"/>
-          <w:szCs w:val="16"/>
-        </w:rPr>
-        <w:t>(…)</w:t>
-      </w:r>
-    </w:p>
-    <w:p>
-      <w:pPr>
-        <w:pStyle w:val="Textonotapie"/>
-        <w:ind w:left="567"/>
-        <w:jc w:val="both"/>
-        <w:rPr>
-          <w:rFonts w:ascii="Arial Narrow" w:eastAsia="Arial Narrow" w:hAnsi="Arial Narrow" w:cs="Arial Narrow"/>
-          <w:sz w:val="16"/>
-          <w:szCs w:val="16"/>
-        </w:rPr>
-      </w:pPr>
-      <w:r>
-        <w:rPr>
-          <w:rFonts w:ascii="Arial Narrow" w:eastAsia="Arial Narrow" w:hAnsi="Arial Narrow" w:cs="Arial Narrow"/>
-          <w:sz w:val="16"/>
-          <w:szCs w:val="16"/>
-        </w:rPr>
-        <w:t>2. El defecto o la omisión de alguno de sus requisitos de validez, salvo que se presente alguno de los supuestos de conservación del acto a que se refiere el artículo 14.</w:t>
-      </w:r>
-    </w:p>
-    <w:p>
-      <w:pPr>
-        <w:pStyle w:val="Textonotapie"/>
-        <w:ind w:left="567" w:hanging="567"/>
-        <w:jc w:val="both"/>
-        <w:rPr>
-          <w:rFonts w:ascii="Arial Narrow" w:eastAsia="Arial Narrow" w:hAnsi="Arial Narrow" w:cs="Arial Narrow"/>
-          <w:b/>
-          <w:bCs/>
-          <w:sz w:val="16"/>
-          <w:szCs w:val="16"/>
-        </w:rPr>
-      </w:pPr>
-    </w:p>
-  </w:footnote>
-  <w:footnote w:id="5">
-    <w:p>
-      <w:pPr>
-        <w:pStyle w:val="Textonotapie"/>
-        <w:ind w:left="567" w:hanging="567"/>
-        <w:jc w:val="both"/>
-        <w:rPr>
-          <w:rFonts w:ascii="Arial Narrow" w:eastAsia="Arial Narrow" w:hAnsi="Arial Narrow" w:cs="Arial Narrow"/>
-          <w:b/>
-          <w:bCs/>
-          <w:sz w:val="16"/>
-          <w:szCs w:val="16"/>
-        </w:rPr>
-      </w:pPr>
-      <w:r>
-        <w:rPr>
-          <w:rStyle w:val="Refdenotaalpie"/>
-          <w:rFonts w:ascii="Arial Narrow" w:eastAsia="Arial Narrow" w:hAnsi="Arial Narrow" w:cs="Arial Narrow"/>
-          <w:sz w:val="16"/>
-          <w:szCs w:val="16"/>
-          <w:vertAlign w:val="superscript"/>
-        </w:rPr>
-        <w:footnoteRef/>
-      </w:r>
-      <w:r>
-        <w:rPr>
-          <w:rFonts w:ascii="Arial Narrow" w:eastAsia="Arial Narrow" w:hAnsi="Arial Narrow" w:cs="Arial Narrow"/>
-          <w:sz w:val="16"/>
-          <w:szCs w:val="16"/>
-        </w:rPr>
-        <w:t xml:space="preserve"> </w:t>
-      </w:r>
-      <w:r>
-        <w:rPr>
-          <w:rFonts w:ascii="Arial Narrow" w:eastAsia="Arial Narrow" w:hAnsi="Arial Narrow" w:cs="Arial Narrow"/>
-          <w:sz w:val="16"/>
-          <w:szCs w:val="16"/>
-        </w:rPr>
-        <w:tab/>
-      </w:r>
-      <w:r>
-        <w:rPr>
-          <w:rFonts w:ascii="Arial Narrow" w:eastAsia="Arial Narrow" w:hAnsi="Arial Narrow" w:cs="Arial Narrow"/>
-          <w:b/>
-          <w:bCs/>
-          <w:sz w:val="16"/>
-          <w:szCs w:val="16"/>
-        </w:rPr>
-        <w:t xml:space="preserve">LEY 29571, CÓDIGO DE PROTECCIÓN Y DEFENSA DEL CONSUMIDOR, publicado el 2 de setiembre de 2010 y modificado por Decreto Legislativo 1308 </w:t>
-      </w:r>
-    </w:p>
-    <w:p>
-      <w:pPr>
-        <w:pStyle w:val="Textonotapie"/>
-        <w:ind w:left="567"/>
-        <w:jc w:val="both"/>
-        <w:rPr>
-          <w:rFonts w:ascii="Arial Narrow" w:eastAsia="Arial Narrow" w:hAnsi="Arial Narrow" w:cs="Arial Narrow"/>
-          <w:sz w:val="16"/>
-          <w:szCs w:val="16"/>
-        </w:rPr>
-      </w:pPr>
-      <w:r>
-        <w:rPr>
-          <w:rFonts w:ascii="Arial Narrow" w:eastAsia="Arial Narrow" w:hAnsi="Arial Narrow" w:cs="Arial Narrow"/>
-          <w:b/>
-          <w:bCs/>
-          <w:sz w:val="16"/>
-          <w:szCs w:val="16"/>
-        </w:rPr>
-        <w:t>Artículo 105.- Autoridad competente.</w:t>
-      </w:r>
-      <w:r>
-        <w:rPr>
-          <w:rFonts w:ascii="Arial Narrow" w:eastAsia="Arial Narrow" w:hAnsi="Arial Narrow" w:cs="Arial Narrow"/>
-          <w:sz w:val="16"/>
-          <w:szCs w:val="16"/>
-        </w:rPr>
-        <w:t xml:space="preserve"> </w:t>
-      </w:r>
-    </w:p>
-    <w:p>
-      <w:pPr>
-        <w:pStyle w:val="Textonotapie"/>
-        <w:ind w:left="567"/>
-        <w:jc w:val="both"/>
-        <w:rPr>
-          <w:rFonts w:ascii="Arial Narrow" w:eastAsia="Arial Narrow" w:hAnsi="Arial Narrow" w:cs="Arial Narrow"/>
-          <w:sz w:val="16"/>
-          <w:szCs w:val="16"/>
-        </w:rPr>
-      </w:pPr>
-      <w:r>
-        <w:rPr>
-          <w:rFonts w:ascii="Arial Narrow" w:eastAsia="Arial Narrow" w:hAnsi="Arial Narrow" w:cs="Arial Narrow"/>
-          <w:sz w:val="16"/>
-          <w:szCs w:val="16"/>
-        </w:rPr>
-        <w:t xml:space="preserve">El Instituto Nacional de Defensa de la Competencia y de la Protección de la Propiedad Intelectual (Indecopi) es la autoridad con competencia primaria y de alcance nacional para conocer las presuntas infracciones a las disposiciones contenidas en el presente Código, así como para imponer las sanciones y medidas correctivas establecidas en el presente capítulo, conforme al Decreto Legislativo 1033, Ley de Organización y Funciones del Indecopi. Dicha competencia solo puede ser negada cuando ella haya sido asignada o se asigne a favor de otro organismo por norma expresa con rango de ley. </w:t>
-      </w:r>
-    </w:p>
-    <w:p>
-      <w:pPr>
-        <w:pStyle w:val="Textonotapie"/>
-        <w:ind w:left="567"/>
-        <w:jc w:val="both"/>
-        <w:rPr>
-          <w:rFonts w:ascii="Arial Narrow" w:eastAsia="Arial Narrow" w:hAnsi="Arial Narrow" w:cs="Arial Narrow"/>
-          <w:sz w:val="16"/>
-          <w:szCs w:val="16"/>
-        </w:rPr>
-      </w:pPr>
-      <w:r>
-        <w:rPr>
-          <w:rFonts w:ascii="Arial Narrow" w:eastAsia="Arial Narrow" w:hAnsi="Arial Narrow" w:cs="Arial Narrow"/>
-          <w:sz w:val="16"/>
-          <w:szCs w:val="16"/>
-        </w:rPr>
-        <w:t xml:space="preserve">(…). </w:t>
-      </w:r>
-    </w:p>
-    <w:p>
-      <w:pPr>
-        <w:pStyle w:val="Textonotapie"/>
-        <w:ind w:left="567"/>
-        <w:jc w:val="both"/>
-        <w:rPr>
-          <w:rFonts w:ascii="Arial Narrow" w:eastAsia="Arial Narrow" w:hAnsi="Arial Narrow" w:cs="Arial Narrow"/>
-          <w:sz w:val="16"/>
-          <w:szCs w:val="16"/>
-        </w:rPr>
-      </w:pPr>
-      <w:r>
-        <w:rPr>
-          <w:rFonts w:ascii="Arial Narrow" w:eastAsia="Arial Narrow" w:hAnsi="Arial Narrow" w:cs="Arial Narrow"/>
-          <w:sz w:val="16"/>
-          <w:szCs w:val="16"/>
-        </w:rPr>
-        <w:t xml:space="preserve"> </w:t>
-      </w:r>
-    </w:p>
-    <w:p>
-      <w:pPr>
-        <w:pStyle w:val="Textonotapie"/>
-        <w:ind w:left="567"/>
-        <w:jc w:val="both"/>
-        <w:rPr>
-          <w:rFonts w:ascii="Arial Narrow" w:eastAsia="Arial Narrow" w:hAnsi="Arial Narrow" w:cs="Arial Narrow"/>
-          <w:b/>
-          <w:bCs/>
-          <w:sz w:val="16"/>
-          <w:szCs w:val="16"/>
-        </w:rPr>
-      </w:pPr>
-      <w:r>
-        <w:rPr>
-          <w:rFonts w:ascii="Arial Narrow" w:eastAsia="Arial Narrow" w:hAnsi="Arial Narrow" w:cs="Arial Narrow"/>
-          <w:b/>
-          <w:bCs/>
-          <w:sz w:val="16"/>
-          <w:szCs w:val="16"/>
-        </w:rPr>
-        <w:t xml:space="preserve">LEY DE ORGANIZACIÓN Y FUNCIONES DEL INDECOPI, APROBADA POR DECRETO LEGISLATIVO 1033 </w:t>
-      </w:r>
-    </w:p>
-    <w:p>
-      <w:pPr>
-        <w:pStyle w:val="Textonotapie"/>
-        <w:ind w:left="567"/>
-        <w:jc w:val="both"/>
-        <w:rPr>
-          <w:rFonts w:ascii="Arial Narrow" w:eastAsia="Arial Narrow" w:hAnsi="Arial Narrow" w:cs="Arial Narrow"/>
-          <w:sz w:val="16"/>
-          <w:szCs w:val="16"/>
-        </w:rPr>
-      </w:pPr>
-      <w:r>
-        <w:rPr>
-          <w:rFonts w:ascii="Arial Narrow" w:eastAsia="Arial Narrow" w:hAnsi="Arial Narrow" w:cs="Arial Narrow"/>
-          <w:b/>
-          <w:bCs/>
-          <w:sz w:val="16"/>
-          <w:szCs w:val="16"/>
-        </w:rPr>
-        <w:t>Artículo 27.-</w:t>
-      </w:r>
-      <w:r>
-        <w:rPr>
-          <w:rFonts w:ascii="Arial Narrow" w:eastAsia="Arial Narrow" w:hAnsi="Arial Narrow" w:cs="Arial Narrow"/>
-          <w:sz w:val="16"/>
-          <w:szCs w:val="16"/>
-        </w:rPr>
-        <w:t xml:space="preserve"> De la Comisión de Protección al Consumidor.- </w:t>
-      </w:r>
-    </w:p>
-    <w:p>
-      <w:pPr>
-        <w:pStyle w:val="Textonotapie"/>
-        <w:ind w:left="567"/>
-        <w:jc w:val="both"/>
-        <w:rPr>
-          <w:rFonts w:ascii="Arial Narrow" w:eastAsia="Arial Narrow" w:hAnsi="Arial Narrow" w:cs="Arial Narrow"/>
-          <w:sz w:val="16"/>
-          <w:szCs w:val="16"/>
-        </w:rPr>
-      </w:pPr>
-      <w:r>
-        <w:rPr>
-          <w:rFonts w:ascii="Arial Narrow" w:eastAsia="Arial Narrow" w:hAnsi="Arial Narrow" w:cs="Arial Narrow"/>
-          <w:sz w:val="16"/>
-          <w:szCs w:val="16"/>
-        </w:rPr>
-        <w:t xml:space="preserve">Corresponde a la Comisión de Protección al Consumidor velar por el cumplimiento de la Ley de Protección al Consumidor y de las leyes que, en general, protegen a los consumidores de la falta de idoneidad de los bienes y servicios en función de la información brindada, de las omisiones de información y de la discriminación en el consumo, así como de aquellas que complementen o sustituyan a las anteriores. </w:t>
-      </w:r>
-    </w:p>
-    <w:p>
-      <w:pPr>
-        <w:pStyle w:val="Textonotapie"/>
-        <w:ind w:left="567"/>
-        <w:jc w:val="both"/>
-        <w:rPr>
-          <w:rFonts w:ascii="Arial Narrow" w:eastAsia="Arial Narrow" w:hAnsi="Arial Narrow" w:cs="Arial Narrow"/>
-          <w:sz w:val="16"/>
-          <w:szCs w:val="16"/>
-        </w:rPr>
-      </w:pPr>
-      <w:r>
-        <w:rPr>
-          <w:rFonts w:ascii="Arial Narrow" w:eastAsia="Arial Narrow" w:hAnsi="Arial Narrow" w:cs="Arial Narrow"/>
-          <w:sz w:val="16"/>
-          <w:szCs w:val="16"/>
-        </w:rPr>
-        <w:t xml:space="preserve"> </w:t>
-      </w:r>
-    </w:p>
-    <w:p>
-      <w:pPr>
-        <w:pStyle w:val="Textonotapie"/>
-        <w:ind w:left="567"/>
-        <w:jc w:val="both"/>
-        <w:rPr>
-          <w:rFonts w:ascii="Arial Narrow" w:eastAsia="Arial Narrow" w:hAnsi="Arial Narrow" w:cs="Arial Narrow"/>
-          <w:b/>
-          <w:bCs/>
-          <w:sz w:val="16"/>
-          <w:szCs w:val="16"/>
-        </w:rPr>
-      </w:pPr>
-      <w:r>
-        <w:rPr>
-          <w:rFonts w:ascii="Arial Narrow" w:eastAsia="Arial Narrow" w:hAnsi="Arial Narrow" w:cs="Arial Narrow"/>
-          <w:b/>
-          <w:bCs/>
-          <w:sz w:val="16"/>
-          <w:szCs w:val="16"/>
-        </w:rPr>
-        <w:t xml:space="preserve">LEY SOBRE FACULTADES, NORMAS Y ORGANIZACIÓN DEL INDECOPI, APROBADA POR DECRETO LEGISLATIVO 807 </w:t>
-      </w:r>
-    </w:p>
-    <w:p>
-      <w:pPr>
-        <w:pStyle w:val="Textonotapie"/>
-        <w:ind w:left="567"/>
-        <w:jc w:val="both"/>
-        <w:rPr>
-          <w:rFonts w:ascii="Arial Narrow" w:eastAsia="Arial Narrow" w:hAnsi="Arial Narrow" w:cs="Arial Narrow"/>
-          <w:sz w:val="16"/>
-          <w:szCs w:val="16"/>
-        </w:rPr>
-      </w:pPr>
-      <w:r>
-        <w:rPr>
-          <w:rFonts w:ascii="Arial Narrow" w:eastAsia="Arial Narrow" w:hAnsi="Arial Narrow" w:cs="Arial Narrow"/>
-          <w:b/>
-          <w:bCs/>
-          <w:sz w:val="16"/>
-          <w:szCs w:val="16"/>
-        </w:rPr>
-        <w:t>Artículo 24.</w:t>
-      </w:r>
-      <w:r>
-        <w:rPr>
-          <w:rFonts w:ascii="Arial Narrow" w:eastAsia="Arial Narrow" w:hAnsi="Arial Narrow" w:cs="Arial Narrow"/>
-          <w:sz w:val="16"/>
-          <w:szCs w:val="16"/>
-        </w:rPr>
-        <w:t xml:space="preserve">- El Secretario Técnico se encargará de la tramitación del procedimiento. Para ello, cuenta con las siguientes facultades: </w:t>
-      </w:r>
-    </w:p>
-    <w:p>
-      <w:pPr>
-        <w:pStyle w:val="Textonotapie"/>
-        <w:ind w:left="567"/>
-        <w:jc w:val="both"/>
-        <w:rPr>
-          <w:rFonts w:ascii="Arial Narrow" w:eastAsia="Arial Narrow" w:hAnsi="Arial Narrow" w:cs="Arial Narrow"/>
-          <w:sz w:val="16"/>
-          <w:szCs w:val="16"/>
-        </w:rPr>
-      </w:pPr>
-      <w:r>
-        <w:rPr>
-          <w:rFonts w:ascii="Arial Narrow" w:eastAsia="Arial Narrow" w:hAnsi="Arial Narrow" w:cs="Arial Narrow"/>
-          <w:sz w:val="16"/>
-          <w:szCs w:val="16"/>
-        </w:rPr>
-        <w:t xml:space="preserve">(...) </w:t>
-      </w:r>
-    </w:p>
-    <w:p>
-      <w:pPr>
-        <w:pStyle w:val="Textonotapie"/>
-        <w:ind w:left="567"/>
-        <w:jc w:val="both"/>
-        <w:rPr>
-          <w:rFonts w:ascii="Arial Narrow" w:eastAsia="Arial Narrow" w:hAnsi="Arial Narrow" w:cs="Arial Narrow"/>
-          <w:sz w:val="16"/>
-          <w:szCs w:val="16"/>
-        </w:rPr>
-      </w:pPr>
-      <w:r>
-        <w:rPr>
-          <w:rFonts w:ascii="Arial Narrow" w:eastAsia="Arial Narrow" w:hAnsi="Arial Narrow" w:cs="Arial Narrow"/>
-          <w:sz w:val="16"/>
-          <w:szCs w:val="16"/>
-        </w:rPr>
-        <w:t xml:space="preserve">c) Admitir denuncias a trámite, en aquellos casos en que la Comisión le haya delegado esta facultad. </w:t>
-      </w:r>
-    </w:p>
-    <w:p>
-      <w:pPr>
-        <w:pStyle w:val="Textonotapie"/>
-        <w:ind w:left="567"/>
-        <w:jc w:val="both"/>
-        <w:rPr>
-          <w:rFonts w:ascii="Arial Narrow" w:eastAsia="Arial Narrow" w:hAnsi="Arial Narrow" w:cs="Arial Narrow"/>
-          <w:sz w:val="16"/>
-          <w:szCs w:val="16"/>
-        </w:rPr>
-      </w:pPr>
-      <w:r>
-        <w:rPr>
-          <w:rFonts w:ascii="Arial Narrow" w:eastAsia="Arial Narrow" w:hAnsi="Arial Narrow" w:cs="Arial Narrow"/>
-          <w:sz w:val="16"/>
-          <w:szCs w:val="16"/>
-        </w:rPr>
-        <w:t xml:space="preserve">(...). </w:t>
-      </w:r>
-    </w:p>
-    <w:p>
-      <w:pPr>
-        <w:pStyle w:val="Textonotapie"/>
-        <w:ind w:left="567" w:hanging="567"/>
-        <w:jc w:val="both"/>
-        <w:rPr>
-          <w:rFonts w:ascii="Arial Narrow" w:eastAsia="Arial Narrow" w:hAnsi="Arial Narrow" w:cs="Arial Narrow"/>
-          <w:b/>
-          <w:bCs/>
-          <w:sz w:val="16"/>
-          <w:szCs w:val="16"/>
-        </w:rPr>
-      </w:pPr>
     </w:p>
   </w:footnote>
   <w:footnote w:id="6">
     <w:p>
       <w:pPr>
         <w:pStyle w:val="Textonotapie"/>
+        <w:tabs>
+          <w:tab w:val="left" w:pos="567"/>
+        </w:tabs>
         <w:ind w:left="567" w:hanging="567"/>
         <w:jc w:val="both"/>
         <w:rPr>
@@ -9438,7 +9507,8 @@
           <w:sz w:val="16"/>
           <w:szCs w:val="16"/>
         </w:rPr>
-        <w:t xml:space="preserve"> Se requirió al señor [APELLIDO] que, en el plazo máximo de dos (2) días hábiles improrrogables, contado a partir del día siguiente de la notificación de la Resolución 1, cumpla con lo siguiente: </w:t>
+        <w:tab/>
+        <w:t xml:space="preserve">Se requirió al señor [APELLIDO] que, en el plazo máximo de dos (2) días hábiles improrrogables, contado a partir del día siguiente de la notificación de la Resolución 1, cumpla con lo siguiente: </w:t>
       </w:r>
       <w:r>
         <w:rPr>
@@ -9677,7 +9747,8 @@
           <w:sz w:val="16"/>
           <w:szCs w:val="16"/>
         </w:rPr>
-        <w:t xml:space="preserve"> </w:t>
+        <w:tab/>
+        <w:t xml:space="preserve"/>
       </w:r>
       <w:r>
         <w:rPr>
@@ -9784,10 +9855,30 @@
         <w:jc w:val="both"/>
         <w:rPr>
           <w:rFonts w:ascii="Arial Narrow" w:eastAsia="Arial Narrow" w:hAnsi="Arial Narrow" w:cs="Arial Narrow"/>
-          <w:sz w:val="16"/>
-          <w:szCs w:val="16"/>
-        </w:rPr>
-      </w:pPr>
+          <w:b/>
+          <w:bCs/>
+          <w:sz w:val="16"/>
+          <w:szCs w:val="16"/>
+        </w:rPr>
+      </w:pPr>
+      <w:r>
+        <w:rPr>
+          <w:rFonts w:ascii="Arial Narrow" w:eastAsia="Arial Narrow" w:hAnsi="Arial Narrow" w:cs="Arial Narrow"/>
+          <w:sz w:val="16"/>
+          <w:szCs w:val="16"/>
+        </w:rPr>
+        <w:tab/>
+      </w:r>
+      <w:r>
+        <w:rPr>
+          <w:rFonts w:ascii="Arial Narrow" w:eastAsia="Arial Narrow" w:hAnsi="Arial Narrow" w:cs="Arial Narrow"/>
+          <w:b/>
+          <w:bCs/>
+          <w:sz w:val="16"/>
+          <w:szCs w:val="16"/>
+        </w:rPr>
+        <w:t xml:space="preserve">LEY DE ORGANIZACIÓN Y FUNCIONES DEL INDECOPI, APROBADA POR DECRETO LEGISLATIVO 1033 </w:t>
+      </w:r>
     </w:p>
     <w:p>
       <w:pPr>
@@ -9799,29 +9890,28 @@
         <w:jc w:val="both"/>
         <w:rPr>
           <w:rFonts w:ascii="Arial Narrow" w:eastAsia="Arial Narrow" w:hAnsi="Arial Narrow" w:cs="Arial Narrow"/>
+          <w:sz w:val="16"/>
+          <w:szCs w:val="16"/>
+        </w:rPr>
+      </w:pPr>
+      <w:r>
+        <w:rPr>
+          <w:rFonts w:ascii="Arial Narrow" w:eastAsia="Arial Narrow" w:hAnsi="Arial Narrow" w:cs="Arial Narrow"/>
           <w:b/>
           <w:bCs/>
           <w:sz w:val="16"/>
           <w:szCs w:val="16"/>
         </w:rPr>
-      </w:pPr>
-      <w:r>
-        <w:rPr>
-          <w:rFonts w:ascii="Arial Narrow" w:eastAsia="Arial Narrow" w:hAnsi="Arial Narrow" w:cs="Arial Narrow"/>
-          <w:sz w:val="16"/>
-          <w:szCs w:val="16"/>
-        </w:rPr>
         <w:tab/>
-      </w:r>
-      <w:r>
-        <w:rPr>
-          <w:rFonts w:ascii="Arial Narrow" w:eastAsia="Arial Narrow" w:hAnsi="Arial Narrow" w:cs="Arial Narrow"/>
-          <w:b/>
-          <w:bCs/>
-          <w:sz w:val="16"/>
-          <w:szCs w:val="16"/>
-        </w:rPr>
-        <w:t xml:space="preserve">LEY DE ORGANIZACIÓN Y FUNCIONES DEL INDECOPI, APROBADA POR DECRETO LEGISLATIVO 1033 </w:t>
+        <w:t>Artículo 27.-</w:t>
+      </w:r>
+      <w:r>
+        <w:rPr>
+          <w:rFonts w:ascii="Arial Narrow" w:eastAsia="Arial Narrow" w:hAnsi="Arial Narrow" w:cs="Arial Narrow"/>
+          <w:sz w:val="16"/>
+          <w:szCs w:val="16"/>
+        </w:rPr>
+        <w:t xml:space="preserve"> De la Comisión de Protección al Consumidor.- </w:t>
       </w:r>
     </w:p>
     <w:p>
@@ -9841,21 +9931,11 @@
       <w:r>
         <w:rPr>
           <w:rFonts w:ascii="Arial Narrow" w:eastAsia="Arial Narrow" w:hAnsi="Arial Narrow" w:cs="Arial Narrow"/>
-          <w:b/>
-          <w:bCs/>
           <w:sz w:val="16"/>
           <w:szCs w:val="16"/>
         </w:rPr>
         <w:tab/>
-        <w:t>Artículo 27.-</w:t>
-      </w:r>
-      <w:r>
-        <w:rPr>
-          <w:rFonts w:ascii="Arial Narrow" w:eastAsia="Arial Narrow" w:hAnsi="Arial Narrow" w:cs="Arial Narrow"/>
-          <w:sz w:val="16"/>
-          <w:szCs w:val="16"/>
-        </w:rPr>
-        <w:t xml:space="preserve"> De la Comisión de Protección al Consumidor.- </w:t>
+        <w:t>Corresponde a la Comisión de Protección al Consumidor velar por el cumplimiento de la Ley de Protección al Consumidor y de las leyes que, en general, protegen a los consumidores de la falta de idoneidad de los bienes y servicios en función de la información brindada, de las omisiones de información y de la discriminación en el consumo, así como de aquellas que complementen o sustituyan a las anteriores.</w:t>
       </w:r>
     </w:p>
     <w:p>
@@ -9868,20 +9948,15 @@
         <w:jc w:val="both"/>
         <w:rPr>
           <w:rFonts w:ascii="Arial Narrow" w:eastAsia="Arial Narrow" w:hAnsi="Arial Narrow" w:cs="Arial Narrow"/>
-          <w:sz w:val="16"/>
-          <w:szCs w:val="16"/>
-        </w:rPr>
-      </w:pPr>
-      <w:r>
-        <w:rPr>
-          <w:rFonts w:ascii="Arial Narrow" w:eastAsia="Arial Narrow" w:hAnsi="Arial Narrow" w:cs="Arial Narrow"/>
-          <w:sz w:val="16"/>
-          <w:szCs w:val="16"/>
-        </w:rPr>
-        <w:tab/>
-        <w:t>Corresponde a la Comisión de Protección al Consumidor velar por el cumplimiento de la Ley de Protección al Consumidor y de las leyes que, en general, protegen a los consumidores de la falta de idoneidad de los bienes y servicios en función de la información brindada, de las omisiones de información y de la discriminación en el consumo, así como de aquellas que complementen o sustituyan a las anteriores.</w:t>
-      </w:r>
-    </w:p>
+          <w:b/>
+          <w:bCs/>
+          <w:sz w:val="16"/>
+          <w:szCs w:val="16"/>
+        </w:rPr>
+      </w:pPr>
+    </w:p>
+  </w:footnote>
+  <w:footnote w:id="8">
     <w:p>
       <w:pPr>
         <w:pStyle w:val="Textonotapie"/>
@@ -9898,9 +9973,150 @@
           <w:szCs w:val="16"/>
         </w:rPr>
       </w:pPr>
-    </w:p>
-  </w:footnote>
-  <w:footnote w:id="8">
+      <w:r>
+        <w:rPr>
+          <w:rStyle w:val="Refdenotaalpie"/>
+          <w:rFonts w:ascii="Arial Narrow" w:eastAsia="Arial Narrow" w:hAnsi="Arial Narrow" w:cs="Arial Narrow"/>
+          <w:sz w:val="16"/>
+          <w:szCs w:val="16"/>
+          <w:vertAlign w:val="superscript"/>
+        </w:rPr>
+        <w:footnoteRef/>
+      </w:r>
+      <w:r>
+        <w:rPr>
+          <w:rFonts w:ascii="Arial Narrow" w:eastAsia="Arial Narrow" w:hAnsi="Arial Narrow" w:cs="Arial Narrow"/>
+          <w:sz w:val="16"/>
+          <w:szCs w:val="16"/>
+        </w:rPr>
+        <w:tab/>
+        <w:t xml:space="preserve"/>
+      </w:r>
+      <w:r>
+        <w:rPr>
+          <w:rFonts w:ascii="Arial Narrow" w:eastAsia="Arial Narrow" w:hAnsi="Arial Narrow" w:cs="Arial Narrow"/>
+          <w:sz w:val="16"/>
+          <w:szCs w:val="16"/>
+        </w:rPr>
+        <w:tab/>
+      </w:r>
+      <w:r>
+        <w:rPr>
+          <w:rFonts w:ascii="Arial Narrow" w:eastAsia="Arial Narrow" w:hAnsi="Arial Narrow" w:cs="Arial Narrow"/>
+          <w:b/>
+          <w:bCs/>
+          <w:sz w:val="16"/>
+          <w:szCs w:val="16"/>
+        </w:rPr>
+        <w:t xml:space="preserve">LEY 29571, CÓDIGO DE PROTECCIÓN Y DEFENSA DEL CONSUMIDOR, publicado el 2 de setiembre de 2010 y modificado por Decreto Legislativo 1308 </w:t>
+      </w:r>
+    </w:p>
+    <w:p>
+      <w:pPr>
+        <w:pStyle w:val="Textonotapie"/>
+        <w:ind w:left="567" w:right="-1"/>
+        <w:jc w:val="both"/>
+        <w:rPr>
+          <w:rFonts w:ascii="Arial Narrow" w:eastAsia="Arial Narrow" w:hAnsi="Arial Narrow" w:cs="Arial Narrow"/>
+          <w:b/>
+          <w:bCs/>
+          <w:sz w:val="16"/>
+          <w:szCs w:val="16"/>
+        </w:rPr>
+      </w:pPr>
+      <w:r>
+        <w:rPr>
+          <w:rFonts w:ascii="Arial Narrow" w:eastAsia="Arial Narrow" w:hAnsi="Arial Narrow" w:cs="Arial Narrow"/>
+          <w:b/>
+          <w:bCs/>
+          <w:sz w:val="16"/>
+          <w:szCs w:val="16"/>
+        </w:rPr>
+        <w:t xml:space="preserve">Artículo 18.- Idoneidad </w:t>
+      </w:r>
+    </w:p>
+    <w:p>
+      <w:pPr>
+        <w:pStyle w:val="Textonotapie"/>
+        <w:ind w:left="567" w:right="-1"/>
+        <w:jc w:val="both"/>
+        <w:rPr>
+          <w:rFonts w:ascii="Arial Narrow" w:eastAsia="Arial Narrow" w:hAnsi="Arial Narrow" w:cs="Arial Narrow"/>
+          <w:sz w:val="16"/>
+          <w:szCs w:val="16"/>
+        </w:rPr>
+      </w:pPr>
+      <w:r>
+        <w:rPr>
+          <w:rFonts w:ascii="Arial Narrow" w:eastAsia="Arial Narrow" w:hAnsi="Arial Narrow" w:cs="Arial Narrow"/>
+          <w:sz w:val="16"/>
+          <w:szCs w:val="16"/>
+        </w:rPr>
+        <w:t xml:space="preserve">Se entiende por idoneidad la correspondencia entre lo que un consumidor espera y lo que efectivamente recibe, en función a lo que se le hubiera ofrecido, la publicidad e información transmitida, las condiciones y circunstancias de la transacción, las características y naturaleza del producto o servicio, el precio, entre otros factores, atendiendo a las circunstancias del caso. </w:t>
+      </w:r>
+    </w:p>
+    <w:p>
+      <w:pPr>
+        <w:pStyle w:val="Textonotapie"/>
+        <w:ind w:left="567" w:right="-1"/>
+        <w:jc w:val="both"/>
+        <w:rPr>
+          <w:rFonts w:ascii="Arial Narrow" w:eastAsia="Arial Narrow" w:hAnsi="Arial Narrow" w:cs="Arial Narrow"/>
+          <w:sz w:val="16"/>
+          <w:szCs w:val="16"/>
+        </w:rPr>
+      </w:pPr>
+      <w:r>
+        <w:rPr>
+          <w:rFonts w:ascii="Arial Narrow" w:eastAsia="Arial Narrow" w:hAnsi="Arial Narrow" w:cs="Arial Narrow"/>
+          <w:sz w:val="16"/>
+          <w:szCs w:val="16"/>
+        </w:rPr>
+        <w:t xml:space="preserve">La idoneidad es evaluada en función a la propia naturaleza del producto o servicio y a su aptitud para satisfacer la finalidad para la cual ha sido puesto en el mercado. Las autorizaciones por parte de los organismos del Estado para la fabricación de un producto o la prestación de un servicio, en los casos que sea necesario, no eximen de responsabilidad al proveedor frente al consumidor. </w:t>
+      </w:r>
+    </w:p>
+    <w:p>
+      <w:pPr>
+        <w:pStyle w:val="Textonotapie"/>
+        <w:ind w:left="567" w:right="-1"/>
+        <w:jc w:val="both"/>
+        <w:rPr>
+          <w:rFonts w:ascii="Arial Narrow" w:eastAsia="Arial Narrow" w:hAnsi="Arial Narrow" w:cs="Arial Narrow"/>
+          <w:sz w:val="16"/>
+          <w:szCs w:val="16"/>
+        </w:rPr>
+      </w:pPr>
+      <w:r>
+        <w:rPr>
+          <w:rFonts w:ascii="Arial Narrow" w:eastAsia="Arial Narrow" w:hAnsi="Arial Narrow" w:cs="Arial Narrow"/>
+          <w:b/>
+          <w:bCs/>
+          <w:sz w:val="16"/>
+          <w:szCs w:val="16"/>
+        </w:rPr>
+        <w:t xml:space="preserve">Artículo 19.- Obligación de los proveedores </w:t>
+      </w:r>
+    </w:p>
+    <w:p>
+      <w:pPr>
+        <w:pStyle w:val="Textonotapie"/>
+        <w:ind w:left="567" w:right="-1"/>
+        <w:jc w:val="both"/>
+        <w:rPr>
+          <w:rFonts w:ascii="Arial Narrow" w:eastAsia="Arial Narrow" w:hAnsi="Arial Narrow" w:cs="Arial Narrow"/>
+          <w:sz w:val="16"/>
+          <w:szCs w:val="16"/>
+        </w:rPr>
+      </w:pPr>
+      <w:r>
+        <w:rPr>
+          <w:rFonts w:ascii="Arial Narrow" w:eastAsia="Arial Narrow" w:hAnsi="Arial Narrow" w:cs="Arial Narrow"/>
+          <w:sz w:val="16"/>
+          <w:szCs w:val="16"/>
+        </w:rPr>
+        <w:t>El proveedor responde por la idoneidad y calidad de los productos y servicios ofrecidos; por la autenticidad de las marcas y leyendas que exhiben sus productos o del signo que respalda al prestador del servicio, por la falta de conformidad entre la publicidad comercial de los productos y servicios y estos, así como por el contenido y la vida útil del producto indicado en el envase, en lo que corresponda.</w:t>
+      </w:r>
+    </w:p>
     <w:p>
       <w:pPr>
         <w:pStyle w:val="Textonotapie"/>
@@ -9917,161 +10133,9 @@
           <w:szCs w:val="16"/>
         </w:rPr>
       </w:pPr>
-      <w:r>
-        <w:rPr>
-          <w:rStyle w:val="Refdenotaalpie"/>
-          <w:rFonts w:ascii="Arial Narrow" w:eastAsia="Arial Narrow" w:hAnsi="Arial Narrow" w:cs="Arial Narrow"/>
-          <w:sz w:val="16"/>
-          <w:szCs w:val="16"/>
-          <w:vertAlign w:val="superscript"/>
-        </w:rPr>
-        <w:footnoteRef/>
-      </w:r>
-      <w:r>
-        <w:rPr>
-          <w:rFonts w:ascii="Arial Narrow" w:eastAsia="Arial Narrow" w:hAnsi="Arial Narrow" w:cs="Arial Narrow"/>
-          <w:sz w:val="16"/>
-          <w:szCs w:val="16"/>
-        </w:rPr>
-        <w:t xml:space="preserve"> </w:t>
-      </w:r>
-      <w:r>
-        <w:rPr>
-          <w:rFonts w:ascii="Arial Narrow" w:eastAsia="Arial Narrow" w:hAnsi="Arial Narrow" w:cs="Arial Narrow"/>
-          <w:sz w:val="16"/>
-          <w:szCs w:val="16"/>
-        </w:rPr>
-        <w:tab/>
-      </w:r>
-      <w:r>
-        <w:rPr>
-          <w:rFonts w:ascii="Arial Narrow" w:eastAsia="Arial Narrow" w:hAnsi="Arial Narrow" w:cs="Arial Narrow"/>
-          <w:b/>
-          <w:bCs/>
-          <w:sz w:val="16"/>
-          <w:szCs w:val="16"/>
-        </w:rPr>
-        <w:t xml:space="preserve">LEY 29571, CÓDIGO DE PROTECCIÓN Y DEFENSA DEL CONSUMIDOR, publicado el 2 de setiembre de 2010 y modificado por Decreto Legislativo 1308 </w:t>
-      </w:r>
-    </w:p>
-    <w:p>
-      <w:pPr>
-        <w:pStyle w:val="Textonotapie"/>
-        <w:ind w:left="567" w:right="-1"/>
-        <w:jc w:val="both"/>
-        <w:rPr>
-          <w:rFonts w:ascii="Arial Narrow" w:eastAsia="Arial Narrow" w:hAnsi="Arial Narrow" w:cs="Arial Narrow"/>
-          <w:b/>
-          <w:bCs/>
-          <w:sz w:val="16"/>
-          <w:szCs w:val="16"/>
-        </w:rPr>
-      </w:pPr>
-      <w:r>
-        <w:rPr>
-          <w:rFonts w:ascii="Arial Narrow" w:eastAsia="Arial Narrow" w:hAnsi="Arial Narrow" w:cs="Arial Narrow"/>
-          <w:b/>
-          <w:bCs/>
-          <w:sz w:val="16"/>
-          <w:szCs w:val="16"/>
-        </w:rPr>
-        <w:t xml:space="preserve">Artículo 18.- Idoneidad </w:t>
-      </w:r>
-    </w:p>
-    <w:p>
-      <w:pPr>
-        <w:pStyle w:val="Textonotapie"/>
-        <w:ind w:left="567" w:right="-1"/>
-        <w:jc w:val="both"/>
-        <w:rPr>
-          <w:rFonts w:ascii="Arial Narrow" w:eastAsia="Arial Narrow" w:hAnsi="Arial Narrow" w:cs="Arial Narrow"/>
-          <w:sz w:val="16"/>
-          <w:szCs w:val="16"/>
-        </w:rPr>
-      </w:pPr>
-      <w:r>
-        <w:rPr>
-          <w:rFonts w:ascii="Arial Narrow" w:eastAsia="Arial Narrow" w:hAnsi="Arial Narrow" w:cs="Arial Narrow"/>
-          <w:sz w:val="16"/>
-          <w:szCs w:val="16"/>
-        </w:rPr>
-        <w:t xml:space="preserve">Se entiende por idoneidad la correspondencia entre lo que un consumidor espera y lo que efectivamente recibe, en función a lo que se le hubiera ofrecido, la publicidad e información transmitida, las condiciones y circunstancias de la transacción, las características y naturaleza del producto o servicio, el precio, entre otros factores, atendiendo a las circunstancias del caso. </w:t>
-      </w:r>
-    </w:p>
-    <w:p>
-      <w:pPr>
-        <w:pStyle w:val="Textonotapie"/>
-        <w:ind w:left="567" w:right="-1"/>
-        <w:jc w:val="both"/>
-        <w:rPr>
-          <w:rFonts w:ascii="Arial Narrow" w:eastAsia="Arial Narrow" w:hAnsi="Arial Narrow" w:cs="Arial Narrow"/>
-          <w:sz w:val="16"/>
-          <w:szCs w:val="16"/>
-        </w:rPr>
-      </w:pPr>
-      <w:r>
-        <w:rPr>
-          <w:rFonts w:ascii="Arial Narrow" w:eastAsia="Arial Narrow" w:hAnsi="Arial Narrow" w:cs="Arial Narrow"/>
-          <w:sz w:val="16"/>
-          <w:szCs w:val="16"/>
-        </w:rPr>
-        <w:t xml:space="preserve">La idoneidad es evaluada en función a la propia naturaleza del producto o servicio y a su aptitud para satisfacer la finalidad para la cual ha sido puesto en el mercado. Las autorizaciones por parte de los organismos del Estado para la fabricación de un producto o la prestación de un servicio, en los casos que sea necesario, no eximen de responsabilidad al proveedor frente al consumidor. </w:t>
-      </w:r>
-    </w:p>
-    <w:p>
-      <w:pPr>
-        <w:pStyle w:val="Textonotapie"/>
-        <w:ind w:left="567" w:right="-1"/>
-        <w:jc w:val="both"/>
-        <w:rPr>
-          <w:rFonts w:ascii="Arial Narrow" w:eastAsia="Arial Narrow" w:hAnsi="Arial Narrow" w:cs="Arial Narrow"/>
-          <w:sz w:val="16"/>
-          <w:szCs w:val="16"/>
-        </w:rPr>
-      </w:pPr>
-    </w:p>
-    <w:p>
-      <w:pPr>
-        <w:pStyle w:val="Textonotapie"/>
-        <w:ind w:left="567" w:right="-1"/>
-        <w:jc w:val="both"/>
-        <w:rPr>
-          <w:rFonts w:ascii="Arial Narrow" w:eastAsia="Arial Narrow" w:hAnsi="Arial Narrow" w:cs="Arial Narrow"/>
-          <w:sz w:val="16"/>
-          <w:szCs w:val="16"/>
-        </w:rPr>
-      </w:pPr>
-      <w:r>
-        <w:rPr>
-          <w:rFonts w:ascii="Arial Narrow" w:eastAsia="Arial Narrow" w:hAnsi="Arial Narrow" w:cs="Arial Narrow"/>
-          <w:b/>
-          <w:bCs/>
-          <w:sz w:val="16"/>
-          <w:szCs w:val="16"/>
-        </w:rPr>
-        <w:t xml:space="preserve">Artículo 19.- Obligación de los proveedores </w:t>
-      </w:r>
-    </w:p>
-    <w:p>
-      <w:pPr>
-        <w:pStyle w:val="Textonotapie"/>
-        <w:ind w:left="567" w:right="-1"/>
-        <w:jc w:val="both"/>
-        <w:rPr>
-          <w:rFonts w:ascii="Arial Narrow" w:eastAsia="Arial Narrow" w:hAnsi="Arial Narrow" w:cs="Arial Narrow"/>
-          <w:sz w:val="16"/>
-          <w:szCs w:val="16"/>
-        </w:rPr>
-      </w:pPr>
-      <w:r>
-        <w:rPr>
-          <w:rFonts w:ascii="Arial Narrow" w:eastAsia="Arial Narrow" w:hAnsi="Arial Narrow" w:cs="Arial Narrow"/>
-          <w:sz w:val="16"/>
-          <w:szCs w:val="16"/>
-        </w:rPr>
-        <w:t>El proveedor responde por la idoneidad y calidad de los productos y servicios ofrecidos; por la autenticidad de las marcas y leyendas que exhiben sus productos o del signo que respalda al prestador del servicio, por la falta de conformidad entre la publicidad comercial de los productos y servicios y estos, así como por el contenido y la vida útil del producto indicado en el envase, en lo que corresponda.</w:t>
-      </w:r>
-    </w:p>
+    </w:p>
+  </w:footnote>
+  <w:footnote w:id="9">
     <w:p>
       <w:pPr>
         <w:pStyle w:val="Textonotapie"/>
@@ -10082,15 +10146,56 @@
         <w:jc w:val="both"/>
         <w:rPr>
           <w:rFonts w:ascii="Arial Narrow" w:eastAsia="Arial Narrow" w:hAnsi="Arial Narrow" w:cs="Arial Narrow"/>
+          <w:sz w:val="16"/>
+          <w:szCs w:val="16"/>
+        </w:rPr>
+      </w:pPr>
+      <w:r>
+        <w:rPr>
+          <w:rStyle w:val="Refdenotaalpie"/>
+          <w:rFonts w:ascii="Arial Narrow" w:eastAsia="Arial Narrow" w:hAnsi="Arial Narrow" w:cs="Arial Narrow"/>
+          <w:sz w:val="16"/>
+          <w:szCs w:val="16"/>
+          <w:vertAlign w:val="superscript"/>
+        </w:rPr>
+        <w:footnoteRef/>
+      </w:r>
+      <w:r>
+        <w:rPr>
+          <w:rFonts w:ascii="Arial Narrow" w:eastAsia="Arial Narrow" w:hAnsi="Arial Narrow" w:cs="Arial Narrow"/>
+          <w:sz w:val="16"/>
+          <w:szCs w:val="16"/>
+        </w:rPr>
+        <w:tab/>
+        <w:t xml:space="preserve"/>
+      </w:r>
+      <w:r>
+        <w:rPr>
+          <w:rFonts w:ascii="Arial Narrow" w:eastAsia="Arial Narrow" w:hAnsi="Arial Narrow" w:cs="Arial Narrow"/>
+          <w:sz w:val="16"/>
+          <w:szCs w:val="16"/>
+        </w:rPr>
+        <w:tab/>
+      </w:r>
+      <w:r>
+        <w:rPr>
+          <w:rFonts w:ascii="Arial Narrow" w:eastAsia="Arial Narrow" w:hAnsi="Arial Narrow" w:cs="Arial Narrow"/>
           <w:b/>
           <w:bCs/>
           <w:sz w:val="16"/>
           <w:szCs w:val="16"/>
         </w:rPr>
-      </w:pPr>
-    </w:p>
-  </w:footnote>
-  <w:footnote w:id="9">
+        <w:t>LEY SOBRE FACULTADES, NORMAS Y ORGANIZACIÓN DEL INDECOPI, APROBADA POR DECRETO LEGISLATIVO 807 Artículo 24.-</w:t>
+      </w:r>
+      <w:r>
+        <w:rPr>
+          <w:rFonts w:ascii="Arial Narrow" w:eastAsia="Arial Narrow" w:hAnsi="Arial Narrow" w:cs="Arial Narrow"/>
+          <w:sz w:val="16"/>
+          <w:szCs w:val="16"/>
+        </w:rPr>
+        <w:t xml:space="preserve"> El Secretario Técnico se encargará de la tramitación del procedimiento. Para ello, cuenta con las siguientes facultades:</w:t>
+      </w:r>
+    </w:p>
     <w:p>
       <w:pPr>
         <w:pStyle w:val="Textonotapie"/>
@@ -10107,47 +10212,12 @@
       </w:pPr>
       <w:r>
         <w:rPr>
-          <w:rStyle w:val="Refdenotaalpie"/>
-          <w:rFonts w:ascii="Arial Narrow" w:eastAsia="Arial Narrow" w:hAnsi="Arial Narrow" w:cs="Arial Narrow"/>
-          <w:sz w:val="16"/>
-          <w:szCs w:val="16"/>
-          <w:vertAlign w:val="superscript"/>
-        </w:rPr>
-        <w:footnoteRef/>
-      </w:r>
-      <w:r>
-        <w:rPr>
-          <w:rFonts w:ascii="Arial Narrow" w:eastAsia="Arial Narrow" w:hAnsi="Arial Narrow" w:cs="Arial Narrow"/>
-          <w:sz w:val="16"/>
-          <w:szCs w:val="16"/>
-        </w:rPr>
-        <w:t xml:space="preserve"> </w:t>
-      </w:r>
-      <w:r>
-        <w:rPr>
           <w:rFonts w:ascii="Arial Narrow" w:eastAsia="Arial Narrow" w:hAnsi="Arial Narrow" w:cs="Arial Narrow"/>
           <w:sz w:val="16"/>
           <w:szCs w:val="16"/>
         </w:rPr>
         <w:tab/>
-      </w:r>
-      <w:r>
-        <w:rPr>
-          <w:rFonts w:ascii="Arial Narrow" w:eastAsia="Arial Narrow" w:hAnsi="Arial Narrow" w:cs="Arial Narrow"/>
-          <w:b/>
-          <w:bCs/>
-          <w:sz w:val="16"/>
-          <w:szCs w:val="16"/>
-        </w:rPr>
-        <w:t>LEY SOBRE FACULTADES, NORMAS Y ORGANIZACIÓN DEL INDECOPI, APROBADA POR DECRETO LEGISLATIVO 807 Artículo 24.-</w:t>
-      </w:r>
-      <w:r>
-        <w:rPr>
-          <w:rFonts w:ascii="Arial Narrow" w:eastAsia="Arial Narrow" w:hAnsi="Arial Narrow" w:cs="Arial Narrow"/>
-          <w:sz w:val="16"/>
-          <w:szCs w:val="16"/>
-        </w:rPr>
-        <w:t xml:space="preserve"> El Secretario Técnico se encargará de la tramitación del procedimiento. Para ello, cuenta con las siguientes facultades:</w:t>
+        <w:t xml:space="preserve">(...) </w:t>
       </w:r>
     </w:p>
     <w:p>
@@ -10171,7 +10241,7 @@
           <w:szCs w:val="16"/>
         </w:rPr>
         <w:tab/>
-        <w:t xml:space="preserve">(...) </w:t>
+        <w:t xml:space="preserve">c) Admitir denuncias a trámite, en aquellos casos en que la Comisión le haya delegado esta facultad. </w:t>
       </w:r>
     </w:p>
     <w:p>
@@ -10195,7 +10265,7 @@
           <w:szCs w:val="16"/>
         </w:rPr>
         <w:tab/>
-        <w:t xml:space="preserve">c) Admitir denuncias a trámite, en aquellos casos en que la Comisión le haya delegado esta facultad. </w:t>
+        <w:t>(...).</w:t>
       </w:r>
     </w:p>
     <w:p>
@@ -10212,1515 +10282,9 @@
           <w:szCs w:val="16"/>
         </w:rPr>
       </w:pPr>
-      <w:r>
-        <w:rPr>
-          <w:rFonts w:ascii="Arial Narrow" w:eastAsia="Arial Narrow" w:hAnsi="Arial Narrow" w:cs="Arial Narrow"/>
-          <w:sz w:val="16"/>
-          <w:szCs w:val="16"/>
-        </w:rPr>
-        <w:tab/>
-        <w:t>(...).</w:t>
-      </w:r>
-    </w:p>
-    <w:p>
-      <w:pPr>
-        <w:pStyle w:val="Textonotapie"/>
-        <w:tabs>
-          <w:tab w:val="left" w:pos="567"/>
-        </w:tabs>
-        <w:ind w:left="567" w:right="-1" w:hanging="567"/>
-        <w:jc w:val="both"/>
-        <w:rPr>
-          <w:rFonts w:ascii="Arial Narrow" w:eastAsia="Arial Narrow" w:hAnsi="Arial Narrow" w:cs="Arial Narrow"/>
-          <w:sz w:val="16"/>
-          <w:szCs w:val="16"/>
-        </w:rPr>
-      </w:pPr>
     </w:p>
   </w:footnote>
   <w:footnote w:id="10">
-    <w:p>
-      <w:pPr>
-        <w:pStyle w:val="Textonotapie"/>
-        <w:ind w:left="567" w:hanging="567"/>
-        <w:jc w:val="both"/>
-        <w:rPr>
-          <w:rFonts w:ascii="Arial Narrow" w:eastAsia="Arial Narrow" w:hAnsi="Arial Narrow" w:cs="Arial Narrow"/>
-          <w:sz w:val="16"/>
-          <w:szCs w:val="16"/>
-        </w:rPr>
-      </w:pPr>
-      <w:r>
-        <w:rPr>
-          <w:rStyle w:val="Refdenotaalpie"/>
-          <w:rFonts w:ascii="Arial Narrow" w:eastAsia="Arial Narrow" w:hAnsi="Arial Narrow" w:cs="Arial Narrow"/>
-          <w:sz w:val="16"/>
-          <w:szCs w:val="16"/>
-          <w:vertAlign w:val="superscript"/>
-        </w:rPr>
-        <w:footnoteRef/>
-      </w:r>
-      <w:r>
-        <w:rPr>
-          <w:rFonts w:ascii="Arial Narrow" w:eastAsia="Arial Narrow" w:hAnsi="Arial Narrow" w:cs="Arial Narrow"/>
-          <w:sz w:val="16"/>
-          <w:szCs w:val="16"/>
-        </w:rPr>
-        <w:t xml:space="preserve"> </w:t>
-      </w:r>
-      <w:r>
-        <w:rPr>
-          <w:rFonts w:ascii="Arial Narrow" w:eastAsia="Arial Narrow" w:hAnsi="Arial Narrow" w:cs="Arial Narrow"/>
-          <w:sz w:val="16"/>
-          <w:szCs w:val="16"/>
-        </w:rPr>
-        <w:tab/>
-        <w:t xml:space="preserve">El número de trabajadores se atenderá siempre que la empresa haya sido constituida antes de la vigencia de la Ley </w:t>
-      </w:r>
-      <w:proofErr w:type="spellStart"/>
-      <w:r>
-        <w:rPr>
-          <w:rFonts w:ascii="Arial Narrow" w:eastAsia="Arial Narrow" w:hAnsi="Arial Narrow" w:cs="Arial Narrow"/>
-          <w:sz w:val="16"/>
-          <w:szCs w:val="16"/>
-        </w:rPr>
-        <w:t/>
-      </w:r>
-      <w:proofErr w:type="spellEnd"/>
-      <w:r>
-        <w:rPr>
-          <w:rFonts w:ascii="Arial Narrow" w:eastAsia="Arial Narrow" w:hAnsi="Arial Narrow" w:cs="Arial Narrow"/>
-          <w:sz w:val="16"/>
-          <w:szCs w:val="16"/>
-        </w:rPr>
-        <w:t xml:space="preserve"> 30056, publicada el 2 de julio de 2013, que modificó el artículo 5 del Texto Único Ordenado de la Ley de Promoción de la Competitividad, Formalización y Desarrollo de la Micro y Pequeña Empresa y de Acceso al Empleo Decente (LEY MYPE). Ello, en la medida que la Tercera Disposición Complementaria Transitoria de la norma modificatoria precisa que las empresas constituidas antes de la entrada en vigencia de dicha Ley se rigen por los requisitos de acogimiento al régimen de las micro y pequeñas empresas regulados en el Decreto Legislativo 1086.</w:t>
-      </w:r>
-    </w:p>
-    <w:p>
-      <w:pPr>
-        <w:pStyle w:val="Textonotapie"/>
-        <w:ind w:left="567" w:hanging="567"/>
-        <w:jc w:val="both"/>
-        <w:rPr>
-          <w:rFonts w:ascii="Arial Narrow" w:eastAsia="Arial Narrow" w:hAnsi="Arial Narrow" w:cs="Arial Narrow"/>
-          <w:sz w:val="16"/>
-          <w:szCs w:val="16"/>
-        </w:rPr>
-      </w:pPr>
-    </w:p>
-  </w:footnote>
-  <w:footnote w:id="11">
-    <w:p>
-      <w:pPr>
-        <w:pStyle w:val="Textonotapie"/>
-        <w:ind w:left="567" w:hanging="567"/>
-        <w:jc w:val="both"/>
-        <w:rPr>
-          <w:rFonts w:ascii="Arial Narrow" w:eastAsia="Arial Narrow" w:hAnsi="Arial Narrow" w:cs="Arial Narrow"/>
-          <w:sz w:val="16"/>
-          <w:szCs w:val="16"/>
-        </w:rPr>
-      </w:pPr>
-      <w:r>
-        <w:rPr>
-          <w:rStyle w:val="Refdenotaalpie"/>
-          <w:rFonts w:ascii="Arial Narrow" w:eastAsia="Arial Narrow" w:hAnsi="Arial Narrow" w:cs="Arial Narrow"/>
-          <w:sz w:val="16"/>
-          <w:szCs w:val="16"/>
-          <w:vertAlign w:val="superscript"/>
-        </w:rPr>
-        <w:footnoteRef/>
-      </w:r>
-      <w:r>
-        <w:rPr>
-          <w:rFonts w:ascii="Arial Narrow" w:eastAsia="Arial Narrow" w:hAnsi="Arial Narrow" w:cs="Arial Narrow"/>
-          <w:sz w:val="16"/>
-          <w:szCs w:val="16"/>
-        </w:rPr>
-        <w:t xml:space="preserve"> </w:t>
-      </w:r>
-      <w:r>
-        <w:rPr>
-          <w:rFonts w:ascii="Arial Narrow" w:eastAsia="Arial Narrow" w:hAnsi="Arial Narrow" w:cs="Arial Narrow"/>
-          <w:sz w:val="16"/>
-          <w:szCs w:val="16"/>
-        </w:rPr>
-        <w:tab/>
-      </w:r>
-      <w:r>
-        <w:rPr>
-          <w:rFonts w:ascii="Arial Narrow" w:eastAsia="Arial Narrow" w:hAnsi="Arial Narrow" w:cs="Arial Narrow"/>
-          <w:b/>
-          <w:sz w:val="16"/>
-          <w:szCs w:val="16"/>
-        </w:rPr>
-        <w:t>LEY 29571, CÓDIGO DE PROTECCIÓN Y DEFENSA DEL CONSUMIDOR</w:t>
-      </w:r>
-      <w:r>
-        <w:rPr>
-          <w:rFonts w:ascii="Arial Narrow" w:eastAsia="Arial Narrow" w:hAnsi="Arial Narrow" w:cs="Arial Narrow"/>
-          <w:b/>
-          <w:bCs/>
-          <w:sz w:val="16"/>
-          <w:szCs w:val="16"/>
-        </w:rPr>
-        <w:t xml:space="preserve">, </w:t>
-      </w:r>
-      <w:r>
-        <w:rPr>
-          <w:rFonts w:ascii="Arial Narrow" w:eastAsia="Arial Narrow" w:hAnsi="Arial Narrow" w:cs="Arial Narrow"/>
-          <w:b/>
-          <w:sz w:val="16"/>
-          <w:szCs w:val="16"/>
-        </w:rPr>
-        <w:t>publicado el 2 de setiembre de 2010 y modificado por Decreto Legislativo 1308</w:t>
-      </w:r>
-    </w:p>
-    <w:p>
-      <w:pPr>
-        <w:pStyle w:val="Textonotapie"/>
-        <w:ind w:left="567" w:hanging="567"/>
-        <w:jc w:val="both"/>
-        <w:rPr>
-          <w:rFonts w:ascii="Arial Narrow" w:eastAsia="Arial Narrow" w:hAnsi="Arial Narrow" w:cs="Arial Narrow"/>
-          <w:b/>
-          <w:bCs/>
-          <w:sz w:val="16"/>
-          <w:szCs w:val="16"/>
-        </w:rPr>
-      </w:pPr>
-      <w:r>
-        <w:rPr>
-          <w:rFonts w:ascii="Arial Narrow" w:eastAsia="Arial Narrow" w:hAnsi="Arial Narrow" w:cs="Arial Narrow"/>
-          <w:sz w:val="16"/>
-          <w:szCs w:val="16"/>
-        </w:rPr>
-        <w:tab/>
-      </w:r>
-      <w:r>
-        <w:rPr>
-          <w:rFonts w:ascii="Arial Narrow" w:eastAsia="Arial Narrow" w:hAnsi="Arial Narrow" w:cs="Arial Narrow"/>
-          <w:b/>
-          <w:bCs/>
-          <w:sz w:val="16"/>
-          <w:szCs w:val="16"/>
-        </w:rPr>
-        <w:t>Artículo 110.- Sanciones Administrativas</w:t>
-      </w:r>
-    </w:p>
-    <w:p>
-      <w:pPr>
-        <w:autoSpaceDE w:val="0"/>
-        <w:autoSpaceDN w:val="0"/>
-        <w:adjustRightInd w:val="0"/>
-        <w:spacing w:after="0" w:line="240" w:lineRule="auto"/>
-        <w:ind w:left="567"/>
-        <w:jc w:val="both"/>
-        <w:rPr>
-          <w:rFonts w:ascii="Arial Narrow" w:eastAsia="Arial Narrow" w:hAnsi="Arial Narrow" w:cs="Arial Narrow"/>
-          <w:sz w:val="16"/>
-          <w:szCs w:val="16"/>
-          <w:lang w:eastAsia="es-PE"/>
-        </w:rPr>
-      </w:pPr>
-      <w:r>
-        <w:rPr>
-          <w:rFonts w:ascii="Arial Narrow" w:eastAsia="Arial Narrow" w:hAnsi="Arial Narrow" w:cs="Arial Narrow"/>
-          <w:sz w:val="16"/>
-          <w:szCs w:val="16"/>
-          <w:lang w:eastAsia="es-PE"/>
-        </w:rPr>
-        <w:t>(…)</w:t>
-      </w:r>
-    </w:p>
-    <w:p>
-      <w:pPr>
-        <w:autoSpaceDE w:val="0"/>
-        <w:autoSpaceDN w:val="0"/>
-        <w:adjustRightInd w:val="0"/>
-        <w:spacing w:after="0" w:line="240" w:lineRule="auto"/>
-        <w:ind w:left="567"/>
-        <w:jc w:val="both"/>
-        <w:rPr>
-          <w:rFonts w:ascii="Arial Narrow" w:eastAsia="Arial Narrow" w:hAnsi="Arial Narrow" w:cs="Arial Narrow"/>
-          <w:sz w:val="16"/>
-          <w:szCs w:val="16"/>
-          <w:lang w:eastAsia="es-PE"/>
-        </w:rPr>
-      </w:pPr>
-      <w:r>
-        <w:rPr>
-          <w:rFonts w:ascii="Arial Narrow" w:eastAsia="Arial Narrow" w:hAnsi="Arial Narrow" w:cs="Arial Narrow"/>
-          <w:sz w:val="16"/>
-          <w:szCs w:val="16"/>
-          <w:lang w:eastAsia="es-PE"/>
-        </w:rPr>
-        <w:t>En el caso de las microempresas, la multa no puede superar el diez por ciento (10%) de las ventas o ingresos brutos percibidos por el infractor, relativos a todas sus actividades económicas, correspondientes al ejercicio inmediato anterior al de la expedición de la resolución de primera instancia, siempre que se haya acreditado dichos ingresos, no se encuentre en una situación de reincidencia y el caso no verse sobre la vida, salud o integridad de los consumidores. Para el caso de las pequeñas empresas, la multa no puede superar el veinte por ciento (20%) de las ventas o ingresos brutos percibidos por el infractor, conforme a los requisitos señalados anteriormente.</w:t>
-      </w:r>
-    </w:p>
-    <w:p>
-      <w:pPr>
-        <w:autoSpaceDE w:val="0"/>
-        <w:autoSpaceDN w:val="0"/>
-        <w:adjustRightInd w:val="0"/>
-        <w:spacing w:after="0" w:line="240" w:lineRule="auto"/>
-        <w:ind w:left="567"/>
-        <w:jc w:val="both"/>
-        <w:rPr>
-          <w:rFonts w:ascii="Arial Narrow" w:eastAsia="Arial Narrow" w:hAnsi="Arial Narrow" w:cs="Arial Narrow"/>
-          <w:sz w:val="16"/>
-          <w:szCs w:val="16"/>
-          <w:lang w:eastAsia="es-PE"/>
-        </w:rPr>
-      </w:pPr>
-      <w:r>
-        <w:rPr>
-          <w:rFonts w:ascii="Arial Narrow" w:eastAsia="Arial Narrow" w:hAnsi="Arial Narrow" w:cs="Arial Narrow"/>
-          <w:sz w:val="16"/>
-          <w:szCs w:val="16"/>
-          <w:lang w:eastAsia="es-PE"/>
-        </w:rPr>
-        <w:t>(…).</w:t>
-      </w:r>
-    </w:p>
-    <w:p>
-      <w:pPr>
-        <w:pStyle w:val="Textonotapie"/>
-        <w:ind w:left="567" w:hanging="567"/>
-        <w:jc w:val="both"/>
-        <w:rPr>
-          <w:rFonts w:ascii="Arial Narrow" w:eastAsia="Arial Narrow" w:hAnsi="Arial Narrow" w:cs="Arial Narrow"/>
-          <w:sz w:val="16"/>
-          <w:szCs w:val="16"/>
-        </w:rPr>
-      </w:pPr>
-    </w:p>
-  </w:footnote>
-  <w:footnote w:id="16">
-    <w:p>
-      <w:pPr>
-        <w:pStyle w:val="Textonotapie"/>
-        <w:ind w:left="567" w:hanging="567"/>
-        <w:jc w:val="both"/>
-        <w:rPr>
-          <w:rFonts w:ascii="Arial Narrow" w:eastAsia="Arial Narrow" w:hAnsi="Arial Narrow" w:cs="Arial Narrow"/>
-          <w:sz w:val="16"/>
-          <w:szCs w:val="16"/>
-        </w:rPr>
-      </w:pPr>
-      <w:r>
-        <w:rPr>
-          <w:rStyle w:val="Refdenotaalpie"/>
-          <w:rFonts w:ascii="Arial Narrow" w:eastAsia="Arial Narrow" w:hAnsi="Arial Narrow" w:cs="Arial Narrow"/>
-          <w:sz w:val="16"/>
-          <w:szCs w:val="16"/>
-          <w:vertAlign w:val="superscript"/>
-        </w:rPr>
-        <w:footnoteRef/>
-      </w:r>
-      <w:r>
-        <w:rPr>
-          <w:rFonts w:ascii="Arial Narrow" w:eastAsia="Arial Narrow" w:hAnsi="Arial Narrow" w:cs="Arial Narrow"/>
-          <w:sz w:val="16"/>
-          <w:szCs w:val="16"/>
-        </w:rPr>
-        <w:tab/>
-      </w:r>
-      <w:r>
-        <w:rPr>
-          <w:rFonts w:ascii="Arial Narrow" w:eastAsia="Arial Narrow" w:hAnsi="Arial Narrow" w:cs="Arial Narrow"/>
-          <w:b/>
-          <w:bCs/>
-          <w:sz w:val="16"/>
-          <w:szCs w:val="16"/>
-        </w:rPr>
-        <w:t xml:space="preserve">DECRETO LEGISLATIVO 807, LEY SOBRE FACULTADES, NORMAS Y ORGANIZACIÓN DEL INDECOPI, publicado el 18 de abril de 1996</w:t>
-      </w:r>
-    </w:p>
-    <w:p>
-      <w:pPr>
-        <w:pStyle w:val="Textonotapie"/>
-        <w:ind w:left="567" w:hanging="567"/>
-        <w:jc w:val="both"/>
-        <w:rPr>
-          <w:rFonts w:ascii="Arial Narrow" w:eastAsia="Arial Narrow" w:hAnsi="Arial Narrow" w:cs="Arial Narrow"/>
-          <w:sz w:val="16"/>
-          <w:szCs w:val="16"/>
-        </w:rPr>
-      </w:pPr>
-      <w:r>
-        <w:rPr>
-          <w:rFonts w:ascii="Arial Narrow" w:eastAsia="Arial Narrow" w:hAnsi="Arial Narrow" w:cs="Arial Narrow"/>
-          <w:sz w:val="16"/>
-          <w:szCs w:val="16"/>
-        </w:rPr>
-        <w:tab/>
-      </w:r>
-      <w:r>
-        <w:rPr>
-          <w:rFonts w:ascii="Arial Narrow" w:eastAsia="Arial Narrow" w:hAnsi="Arial Narrow" w:cs="Arial Narrow"/>
-          <w:b/>
-          <w:bCs/>
-          <w:sz w:val="16"/>
-          <w:szCs w:val="16"/>
-        </w:rPr>
-        <w:t xml:space="preserve">Artículo 26.-</w:t>
-      </w:r>
-      <w:r>
-        <w:rPr>
-          <w:rFonts w:ascii="Arial Narrow" w:eastAsia="Arial Narrow" w:hAnsi="Arial Narrow" w:cs="Arial Narrow"/>
-          <w:sz w:val="16"/>
-          <w:szCs w:val="16"/>
-        </w:rPr>
-        <w:t xml:space="preserve"> Una vez admitida a trámite la denuncia, se correrá traslado de la misma al denunciado, a fin de que éste presente su descargo. El plazo para la presentación del descargo será de cinco (5) días contados desde la notificación, vencido el cual, el Secretario Técnico declarará en rebeldía al denunciado que no lo hubiera presentado.</w:t>
-      </w:r>
-    </w:p>
-    <w:p>
-      <w:pPr>
-        <w:pStyle w:val="Textonotapie"/>
-        <w:ind w:left="567" w:hanging="567"/>
-        <w:jc w:val="both"/>
-        <w:rPr>
-          <w:rFonts w:ascii="Arial Narrow" w:eastAsia="Arial Narrow" w:hAnsi="Arial Narrow" w:cs="Arial Narrow"/>
-          <w:sz w:val="16"/>
-          <w:szCs w:val="16"/>
-        </w:rPr>
-      </w:pPr>
-    </w:p>
-  </w:footnote>
-  <w:footnote w:id="17">
-    <w:p>
-      <w:pPr>
-        <w:pStyle w:val="Textonotapie"/>
-        <w:ind w:left="567" w:hanging="567"/>
-        <w:jc w:val="both"/>
-        <w:rPr>
-          <w:rFonts w:ascii="Arial Narrow" w:eastAsia="Arial Narrow" w:hAnsi="Arial Narrow" w:cs="Arial Narrow"/>
-          <w:sz w:val="16"/>
-          <w:szCs w:val="16"/>
-        </w:rPr>
-      </w:pPr>
-      <w:r>
-        <w:rPr>
-          <w:rStyle w:val="Refdenotaalpie"/>
-          <w:rFonts w:ascii="Arial Narrow" w:eastAsia="Arial Narrow" w:hAnsi="Arial Narrow" w:cs="Arial Narrow"/>
-          <w:sz w:val="16"/>
-          <w:szCs w:val="16"/>
-          <w:vertAlign w:val="superscript"/>
-        </w:rPr>
-        <w:footnoteRef/>
-      </w:r>
-      <w:r>
-        <w:rPr>
-          <w:rFonts w:ascii="Arial Narrow" w:eastAsia="Arial Narrow" w:hAnsi="Arial Narrow" w:cs="Arial Narrow"/>
-          <w:sz w:val="16"/>
-          <w:szCs w:val="16"/>
-        </w:rPr>
-        <w:tab/>
-      </w:r>
-      <w:r>
-        <w:rPr>
-          <w:rFonts w:ascii="Arial Narrow" w:eastAsia="Arial Narrow" w:hAnsi="Arial Narrow" w:cs="Arial Narrow"/>
-          <w:b/>
-          <w:bCs/>
-          <w:sz w:val="16"/>
-          <w:szCs w:val="16"/>
-        </w:rPr>
-        <w:t xml:space="preserve">DECRETO SUPREMO 006-2026-JUS, TEXTO ÚNICO ORDENADO DE LA LEY 27444, LEY DEL PROCEDIMIENTO ADMINISTRATIVO GENERAL, publicado el 30 de abril de 2026</w:t>
-      </w:r>
-    </w:p>
-    <w:p>
-      <w:pPr>
-        <w:pStyle w:val="Textonotapie"/>
-        <w:ind w:left="567" w:hanging="567"/>
-        <w:jc w:val="both"/>
-        <w:rPr>
-          <w:rFonts w:ascii="Arial Narrow" w:eastAsia="Arial Narrow" w:hAnsi="Arial Narrow" w:cs="Arial Narrow"/>
-          <w:sz w:val="16"/>
-          <w:szCs w:val="16"/>
-        </w:rPr>
-      </w:pPr>
-      <w:r>
-        <w:rPr>
-          <w:rFonts w:ascii="Arial Narrow" w:eastAsia="Arial Narrow" w:hAnsi="Arial Narrow" w:cs="Arial Narrow"/>
-          <w:sz w:val="16"/>
-          <w:szCs w:val="16"/>
-        </w:rPr>
-        <w:tab/>
-      </w:r>
-      <w:r>
-        <w:rPr>
-          <w:rFonts w:ascii="Arial Narrow" w:eastAsia="Arial Narrow" w:hAnsi="Arial Narrow" w:cs="Arial Narrow"/>
-          <w:b/>
-          <w:bCs/>
-          <w:sz w:val="16"/>
-          <w:szCs w:val="16"/>
-        </w:rPr>
-        <w:t xml:space="preserve">Artículo 223.- Contestación de la reclamación</w:t>
-      </w:r>
-    </w:p>
-    <w:p>
-      <w:pPr>
-        <w:pStyle w:val="Textonotapie"/>
-        <w:ind w:left="567" w:hanging="567"/>
-        <w:jc w:val="both"/>
-        <w:rPr>
-          <w:rFonts w:ascii="Arial Narrow" w:eastAsia="Arial Narrow" w:hAnsi="Arial Narrow" w:cs="Arial Narrow"/>
-          <w:sz w:val="16"/>
-          <w:szCs w:val="16"/>
-        </w:rPr>
-      </w:pPr>
-      <w:r>
-        <w:rPr>
-          <w:rFonts w:ascii="Arial Narrow" w:eastAsia="Arial Narrow" w:hAnsi="Arial Narrow" w:cs="Arial Narrow"/>
-          <w:sz w:val="16"/>
-          <w:szCs w:val="16"/>
-        </w:rPr>
-        <w:tab/>
-      </w:r>
-      <w:r>
-        <w:rPr>
-          <w:rFonts w:ascii="Arial Narrow" w:eastAsia="Arial Narrow" w:hAnsi="Arial Narrow" w:cs="Arial Narrow"/>
-          <w:sz w:val="16"/>
-          <w:szCs w:val="16"/>
-        </w:rPr>
-        <w:t xml:space="preserve">223.1 El reclamado deberá presentar la contestación de la reclamación dentro de los quince (15) días posteriores a la notificación de ésta; vencido este plazo, la Administración declarará en rebeldía al reclamado que no la hubiera presentado. La contestación deberá contener los requisitos de los escritos previstos en el artículo 113 de la presente Ley, así como la absolución de todos los asuntos controvertidos de hecho y de derecho, Las alegaciones y los hechos relevantes de la reclamación, salvo que hayan sido específicamente negadas en la contestación, se tendrán por aceptadas o merituadas como ciertas.</w:t>
-      </w:r>
-    </w:p>
-    <w:p>
-      <w:pPr>
-        <w:pStyle w:val="Textonotapie"/>
-        <w:ind w:left="567" w:hanging="567"/>
-        <w:jc w:val="both"/>
-        <w:rPr>
-          <w:rFonts w:ascii="Arial Narrow" w:eastAsia="Arial Narrow" w:hAnsi="Arial Narrow" w:cs="Arial Narrow"/>
-          <w:sz w:val="16"/>
-          <w:szCs w:val="16"/>
-        </w:rPr>
-      </w:pPr>
-    </w:p>
-  </w:footnote>
-  <w:footnote w:id="12">
-    <w:p>
-      <w:pPr>
-        <w:spacing w:after="0" w:line="240" w:lineRule="auto"/>
-        <w:ind w:left="567" w:hanging="567"/>
-        <w:jc w:val="both"/>
-        <w:rPr>
-          <w:rFonts w:ascii="Arial Narrow" w:eastAsia="Arial Narrow" w:hAnsi="Arial Narrow" w:cs="Arial Narrow"/>
-          <w:sz w:val="16"/>
-          <w:szCs w:val="16"/>
-        </w:rPr>
-      </w:pPr>
-      <w:r>
-        <w:rPr>
-          <w:rStyle w:val="Refdenotaalpie"/>
-          <w:rFonts w:ascii="Arial Narrow" w:eastAsia="Arial Narrow" w:hAnsi="Arial Narrow" w:cs="Arial Narrow"/>
-          <w:sz w:val="16"/>
-          <w:szCs w:val="16"/>
-          <w:vertAlign w:val="superscript"/>
-        </w:rPr>
-        <w:footnoteRef/>
-      </w:r>
-      <w:r>
-        <w:rPr>
-          <w:rFonts w:ascii="Arial Narrow" w:eastAsia="Arial Narrow" w:hAnsi="Arial Narrow" w:cs="Arial Narrow"/>
-          <w:sz w:val="16"/>
-          <w:szCs w:val="16"/>
-          <w:vertAlign w:val="superscript"/>
-        </w:rPr>
-        <w:t xml:space="preserve"> </w:t>
-      </w:r>
-      <w:r>
-        <w:rPr>
-          <w:rFonts w:ascii="Arial Narrow" w:eastAsia="Arial Narrow" w:hAnsi="Arial Narrow" w:cs="Arial Narrow"/>
-          <w:sz w:val="16"/>
-          <w:szCs w:val="16"/>
-        </w:rPr>
-        <w:t xml:space="preserve"> </w:t>
-      </w:r>
-      <w:r>
-        <w:rPr>
-          <w:rFonts w:ascii="Arial Narrow" w:eastAsia="Arial Narrow" w:hAnsi="Arial Narrow" w:cs="Arial Narrow"/>
-          <w:sz w:val="16"/>
-          <w:szCs w:val="16"/>
-        </w:rPr>
-        <w:tab/>
-      </w:r>
-      <w:r>
-        <w:rPr>
-          <w:rFonts w:ascii="Arial Narrow" w:eastAsia="Arial Narrow" w:hAnsi="Arial Narrow" w:cs="Arial Narrow"/>
-          <w:b/>
-          <w:sz w:val="16"/>
-          <w:szCs w:val="16"/>
-        </w:rPr>
-        <w:t>LEY 29571, CÓDIGO DE PROTECCIÓN Y DEFENSA DEL CONSUMIDOR</w:t>
-      </w:r>
-      <w:r>
-        <w:rPr>
-          <w:rFonts w:ascii="Arial Narrow" w:eastAsia="Arial Narrow" w:hAnsi="Arial Narrow" w:cs="Arial Narrow"/>
-          <w:b/>
-          <w:bCs/>
-          <w:sz w:val="16"/>
-          <w:szCs w:val="16"/>
-        </w:rPr>
-        <w:t xml:space="preserve">, </w:t>
-      </w:r>
-      <w:r>
-        <w:rPr>
-          <w:rFonts w:ascii="Arial Narrow" w:eastAsia="Arial Narrow" w:hAnsi="Arial Narrow" w:cs="Arial Narrow"/>
-          <w:b/>
-          <w:sz w:val="16"/>
-          <w:szCs w:val="16"/>
-        </w:rPr>
-        <w:t>publicado el 2 de setiembre de 2010 y modificado por Decreto Legislativo 1308</w:t>
-      </w:r>
-    </w:p>
-    <w:p>
-      <w:pPr>
-        <w:spacing w:after="0" w:line="240" w:lineRule="auto"/>
-        <w:ind w:left="567" w:hanging="567"/>
-        <w:jc w:val="both"/>
-        <w:rPr>
-          <w:rFonts w:ascii="Arial Narrow" w:eastAsia="Arial Narrow" w:hAnsi="Arial Narrow" w:cs="Arial Narrow"/>
-          <w:b/>
-          <w:sz w:val="16"/>
-          <w:szCs w:val="16"/>
-        </w:rPr>
-      </w:pPr>
-      <w:r>
-        <w:rPr>
-          <w:rFonts w:ascii="Arial Narrow" w:eastAsia="Arial Narrow" w:hAnsi="Arial Narrow" w:cs="Arial Narrow"/>
-          <w:b/>
-          <w:sz w:val="16"/>
-          <w:szCs w:val="16"/>
-        </w:rPr>
-        <w:tab/>
-        <w:t>Artículo 110.- Sanciones administrativas</w:t>
-      </w:r>
-    </w:p>
-    <w:p>
-      <w:pPr>
-        <w:spacing w:after="0" w:line="240" w:lineRule="auto"/>
-        <w:ind w:left="567"/>
-        <w:jc w:val="both"/>
-        <w:rPr>
-          <w:rFonts w:ascii="Arial Narrow" w:eastAsia="Arial Narrow" w:hAnsi="Arial Narrow" w:cs="Arial Narrow"/>
-          <w:sz w:val="16"/>
-          <w:szCs w:val="16"/>
-        </w:rPr>
-      </w:pPr>
-      <w:r>
-        <w:rPr>
-          <w:rFonts w:ascii="Arial Narrow" w:eastAsia="Arial Narrow" w:hAnsi="Arial Narrow" w:cs="Arial Narrow"/>
-          <w:sz w:val="16"/>
-          <w:szCs w:val="16"/>
-        </w:rPr>
-        <w:t>El órgano resolutivo puede sancionar las infracciones administrativas a que se refiere el artículo 108 con amonestación y multas de hasta cuatrocientos cincuenta (450) Unidades Impositivas Tributarias (UIT), las cuales son calificadas de la siguiente manera:</w:t>
-      </w:r>
-    </w:p>
-    <w:p>
-      <w:pPr>
-        <w:numPr>
-          <w:ilvl w:val="0"/>
-          <w:numId w:val="2"/>
-        </w:numPr>
-        <w:spacing w:after="0" w:line="240" w:lineRule="auto"/>
-        <w:ind w:left="426" w:firstLine="141"/>
-        <w:jc w:val="both"/>
-        <w:rPr>
-          <w:rFonts w:ascii="Arial Narrow" w:eastAsia="Arial Narrow" w:hAnsi="Arial Narrow" w:cs="Arial Narrow"/>
-          <w:sz w:val="16"/>
-          <w:szCs w:val="16"/>
-        </w:rPr>
-      </w:pPr>
-      <w:r>
-        <w:rPr>
-          <w:rFonts w:ascii="Arial Narrow" w:eastAsia="Arial Narrow" w:hAnsi="Arial Narrow" w:cs="Arial Narrow"/>
-          <w:sz w:val="16"/>
-          <w:szCs w:val="16"/>
-        </w:rPr>
-        <w:t>Infracciones leves, con una amonestación o con una multa de hasta cincuenta (50) UIT.</w:t>
-      </w:r>
-    </w:p>
-    <w:p>
-      <w:pPr>
-        <w:numPr>
-          <w:ilvl w:val="0"/>
-          <w:numId w:val="2"/>
-        </w:numPr>
-        <w:spacing w:after="0" w:line="240" w:lineRule="auto"/>
-        <w:ind w:left="426" w:firstLine="141"/>
-        <w:jc w:val="both"/>
-        <w:rPr>
-          <w:rFonts w:ascii="Arial Narrow" w:eastAsia="Arial Narrow" w:hAnsi="Arial Narrow" w:cs="Arial Narrow"/>
-          <w:sz w:val="16"/>
-          <w:szCs w:val="16"/>
-        </w:rPr>
-      </w:pPr>
-      <w:r>
-        <w:rPr>
-          <w:rFonts w:ascii="Arial Narrow" w:eastAsia="Arial Narrow" w:hAnsi="Arial Narrow" w:cs="Arial Narrow"/>
-          <w:sz w:val="16"/>
-          <w:szCs w:val="16"/>
-        </w:rPr>
-        <w:t>Infracciones graves, con una multa de hasta ciento cincuenta (150) UIT.</w:t>
-      </w:r>
-    </w:p>
-    <w:p>
-      <w:pPr>
-        <w:numPr>
-          <w:ilvl w:val="0"/>
-          <w:numId w:val="2"/>
-        </w:numPr>
-        <w:spacing w:after="0" w:line="240" w:lineRule="auto"/>
-        <w:ind w:left="426" w:firstLine="141"/>
-        <w:jc w:val="both"/>
-        <w:rPr>
-          <w:rFonts w:ascii="Arial Narrow" w:eastAsia="Arial Narrow" w:hAnsi="Arial Narrow" w:cs="Arial Narrow"/>
-          <w:sz w:val="16"/>
-          <w:szCs w:val="16"/>
-        </w:rPr>
-      </w:pPr>
-      <w:r>
-        <w:rPr>
-          <w:rFonts w:ascii="Arial Narrow" w:eastAsia="Arial Narrow" w:hAnsi="Arial Narrow" w:cs="Arial Narrow"/>
-          <w:sz w:val="16"/>
-          <w:szCs w:val="16"/>
-        </w:rPr>
-        <w:t>Infracciones muy graves, con una multa de hasta cuatrocientos cincuenta (450) UIT.</w:t>
-      </w:r>
-    </w:p>
-    <w:p>
-      <w:pPr>
-        <w:spacing w:after="0" w:line="240" w:lineRule="auto"/>
-        <w:ind w:left="567"/>
-        <w:jc w:val="both"/>
-        <w:rPr>
-          <w:rFonts w:ascii="Arial Narrow" w:eastAsia="Arial Narrow" w:hAnsi="Arial Narrow" w:cs="Arial Narrow"/>
-          <w:sz w:val="16"/>
-          <w:szCs w:val="16"/>
-        </w:rPr>
-      </w:pPr>
-      <w:r>
-        <w:rPr>
-          <w:rFonts w:ascii="Arial Narrow" w:eastAsia="Arial Narrow" w:hAnsi="Arial Narrow" w:cs="Arial Narrow"/>
-          <w:sz w:val="16"/>
-          <w:szCs w:val="16"/>
-        </w:rPr>
-        <w:t>(…).</w:t>
-      </w:r>
-    </w:p>
-    <w:p>
-      <w:pPr>
-        <w:spacing w:after="0" w:line="240" w:lineRule="auto"/>
-        <w:ind w:left="567" w:hanging="567"/>
-        <w:jc w:val="both"/>
-        <w:rPr>
-          <w:rFonts w:ascii="Arial Narrow" w:eastAsia="Arial Narrow" w:hAnsi="Arial Narrow" w:cs="Arial Narrow"/>
-          <w:sz w:val="16"/>
-          <w:szCs w:val="16"/>
-        </w:rPr>
-      </w:pPr>
-    </w:p>
-  </w:footnote>
-  <w:footnote w:id="13">
-    <w:p>
-      <w:pPr>
-        <w:spacing w:after="0" w:line="240" w:lineRule="auto"/>
-        <w:ind w:left="567" w:hanging="567"/>
-        <w:jc w:val="both"/>
-        <w:rPr>
-          <w:rFonts w:ascii="Arial Narrow" w:eastAsia="Arial Narrow" w:hAnsi="Arial Narrow" w:cs="Arial Narrow"/>
-          <w:sz w:val="16"/>
-          <w:szCs w:val="16"/>
-        </w:rPr>
-      </w:pPr>
-      <w:r>
-        <w:rPr>
-          <w:rStyle w:val="Refdenotaalpie"/>
-          <w:rFonts w:ascii="Arial Narrow" w:eastAsia="Arial Narrow" w:hAnsi="Arial Narrow" w:cs="Arial Narrow"/>
-          <w:sz w:val="16"/>
-          <w:szCs w:val="16"/>
-          <w:vertAlign w:val="superscript"/>
-        </w:rPr>
-        <w:footnoteRef/>
-      </w:r>
-      <w:r>
-        <w:rPr>
-          <w:rFonts w:ascii="Arial Narrow" w:eastAsia="Arial Narrow" w:hAnsi="Arial Narrow" w:cs="Arial Narrow"/>
-          <w:sz w:val="16"/>
-          <w:szCs w:val="16"/>
-        </w:rPr>
-        <w:t xml:space="preserve"> </w:t>
-      </w:r>
-      <w:r>
-        <w:rPr>
-          <w:rFonts w:ascii="Arial Narrow" w:eastAsia="Arial Narrow" w:hAnsi="Arial Narrow" w:cs="Arial Narrow"/>
-          <w:sz w:val="16"/>
-          <w:szCs w:val="16"/>
-        </w:rPr>
-        <w:tab/>
-      </w:r>
-      <w:r>
-        <w:rPr>
-          <w:rFonts w:ascii="Arial Narrow" w:eastAsia="Arial Narrow" w:hAnsi="Arial Narrow" w:cs="Arial Narrow"/>
-          <w:b/>
-          <w:sz w:val="16"/>
-          <w:szCs w:val="16"/>
-        </w:rPr>
-        <w:t>Artículo 114.- Medidas correctivas</w:t>
-      </w:r>
-    </w:p>
-    <w:p>
-      <w:pPr>
-        <w:spacing w:after="0" w:line="240" w:lineRule="auto"/>
-        <w:ind w:left="567"/>
-        <w:jc w:val="both"/>
-        <w:rPr>
-          <w:rFonts w:ascii="Arial Narrow" w:eastAsia="Arial Narrow" w:hAnsi="Arial Narrow" w:cs="Arial Narrow"/>
-          <w:sz w:val="16"/>
-          <w:szCs w:val="16"/>
-        </w:rPr>
-      </w:pPr>
-      <w:r>
-        <w:rPr>
-          <w:rFonts w:ascii="Arial Narrow" w:eastAsia="Arial Narrow" w:hAnsi="Arial Narrow" w:cs="Arial Narrow"/>
-          <w:sz w:val="16"/>
-          <w:szCs w:val="16"/>
-        </w:rPr>
-        <w:t xml:space="preserve">Sin perjuicio de la sanción administrativa que corresponda al proveedor por una infracción al presente Código, el Indecopi puede dictar, en calidad de mandatos, medidas correctivas reparadoras y complementarias. </w:t>
-      </w:r>
-    </w:p>
-    <w:p>
-      <w:pPr>
-        <w:spacing w:after="0" w:line="240" w:lineRule="auto"/>
-        <w:ind w:left="567" w:hanging="567"/>
-        <w:jc w:val="both"/>
-        <w:rPr>
-          <w:rFonts w:ascii="Arial Narrow" w:eastAsia="Arial Narrow" w:hAnsi="Arial Narrow" w:cs="Arial Narrow"/>
-          <w:sz w:val="16"/>
-          <w:szCs w:val="16"/>
-        </w:rPr>
-      </w:pPr>
-      <w:r>
-        <w:rPr>
-          <w:rFonts w:ascii="Arial Narrow" w:eastAsia="Arial Narrow" w:hAnsi="Arial Narrow" w:cs="Arial Narrow"/>
-          <w:sz w:val="16"/>
-          <w:szCs w:val="16"/>
-        </w:rPr>
-        <w:tab/>
-        <w:t xml:space="preserve">Las medidas correctivas reparadoras pueden dictarse a pedido de parte o de oficio, siempre y cuando sean expresamente informadas sobre esa posibilidad en la notificación de cargo al proveedor por la autoridad encargada del procedimiento. </w:t>
-      </w:r>
-    </w:p>
-    <w:p>
-      <w:pPr>
-        <w:spacing w:after="0" w:line="240" w:lineRule="auto"/>
-        <w:ind w:left="567" w:hanging="567"/>
-        <w:jc w:val="both"/>
-        <w:rPr>
-          <w:rFonts w:ascii="Arial Narrow" w:eastAsia="Arial Narrow" w:hAnsi="Arial Narrow" w:cs="Arial Narrow"/>
-          <w:sz w:val="16"/>
-          <w:szCs w:val="16"/>
-        </w:rPr>
-      </w:pPr>
-      <w:r>
-        <w:rPr>
-          <w:rFonts w:ascii="Arial Narrow" w:eastAsia="Arial Narrow" w:hAnsi="Arial Narrow" w:cs="Arial Narrow"/>
-          <w:sz w:val="16"/>
-          <w:szCs w:val="16"/>
-        </w:rPr>
-        <w:tab/>
-        <w:t>Las medidas correctivas complementarias pueden dictarse de oficio o a pedido de parte.</w:t>
-      </w:r>
-    </w:p>
-    <w:p>
-      <w:pPr>
-        <w:spacing w:after="0" w:line="240" w:lineRule="auto"/>
-        <w:ind w:left="567" w:hanging="567"/>
-        <w:jc w:val="both"/>
-        <w:rPr>
-          <w:rFonts w:ascii="Arial Narrow" w:eastAsia="Arial Narrow" w:hAnsi="Arial Narrow" w:cs="Arial Narrow"/>
-          <w:sz w:val="16"/>
-          <w:szCs w:val="16"/>
-        </w:rPr>
-      </w:pPr>
-    </w:p>
-    <w:p>
-      <w:pPr>
-        <w:spacing w:after="0" w:line="240" w:lineRule="auto"/>
-        <w:ind w:left="567" w:hanging="567"/>
-        <w:jc w:val="both"/>
-        <w:rPr>
-          <w:rFonts w:ascii="Arial Narrow" w:eastAsia="Arial Narrow" w:hAnsi="Arial Narrow" w:cs="Arial Narrow"/>
-          <w:sz w:val="16"/>
-          <w:szCs w:val="16"/>
-        </w:rPr>
-      </w:pPr>
-      <w:r>
-        <w:rPr>
-          <w:rFonts w:ascii="Arial Narrow" w:eastAsia="Arial Narrow" w:hAnsi="Arial Narrow" w:cs="Arial Narrow"/>
-          <w:b/>
-          <w:sz w:val="16"/>
-          <w:szCs w:val="16"/>
-        </w:rPr>
-        <w:tab/>
-        <w:t>Artículo 115.- Medidas correctivas reparadoras</w:t>
-      </w:r>
-    </w:p>
-    <w:p>
-      <w:pPr>
-        <w:spacing w:after="0" w:line="240" w:lineRule="auto"/>
-        <w:ind w:left="567" w:hanging="283"/>
-        <w:jc w:val="both"/>
-        <w:rPr>
-          <w:rFonts w:ascii="Arial Narrow" w:eastAsia="Arial Narrow" w:hAnsi="Arial Narrow" w:cs="Arial Narrow"/>
-          <w:sz w:val="16"/>
-          <w:szCs w:val="16"/>
-        </w:rPr>
-      </w:pPr>
-      <w:r>
-        <w:rPr>
-          <w:rFonts w:ascii="Arial Narrow" w:eastAsia="Arial Narrow" w:hAnsi="Arial Narrow" w:cs="Arial Narrow"/>
-          <w:sz w:val="16"/>
-          <w:szCs w:val="16"/>
-        </w:rPr>
-        <w:tab/>
-        <w:t>115.1 Las medidas correctivas reparadoras tienen el objeto de resarcir las consecuencias patrimoniales directas e inmediatas ocasionadas al consumidor por la infracción administrativa a su estado anterior. En caso el órgano resolutivo dicte una o varias medidas correctivas, debe considerar lo acordado por las partes durante la relación de consumo. Las medidas correctivas reparadoras pueden consistir en ordenar al proveedor infractor lo siguiente:</w:t>
-      </w:r>
-    </w:p>
-    <w:p>
-      <w:pPr>
-        <w:numPr>
-          <w:ilvl w:val="0"/>
-          <w:numId w:val="1"/>
-        </w:numPr>
-        <w:spacing w:after="0" w:line="240" w:lineRule="auto"/>
-        <w:ind w:left="567" w:firstLine="0"/>
-        <w:jc w:val="both"/>
-        <w:rPr>
-          <w:rFonts w:ascii="Arial Narrow" w:eastAsia="Arial Narrow" w:hAnsi="Arial Narrow" w:cs="Arial Narrow"/>
-          <w:sz w:val="16"/>
-          <w:szCs w:val="16"/>
-        </w:rPr>
-      </w:pPr>
-      <w:r>
-        <w:rPr>
-          <w:rFonts w:ascii="Arial Narrow" w:eastAsia="Arial Narrow" w:hAnsi="Arial Narrow" w:cs="Arial Narrow"/>
-          <w:sz w:val="16"/>
-          <w:szCs w:val="16"/>
-        </w:rPr>
-        <w:t>Reparar productos.</w:t>
-      </w:r>
-    </w:p>
-    <w:p>
-      <w:pPr>
-        <w:numPr>
-          <w:ilvl w:val="0"/>
-          <w:numId w:val="1"/>
-        </w:numPr>
-        <w:spacing w:after="0" w:line="240" w:lineRule="auto"/>
-        <w:ind w:left="567" w:firstLine="0"/>
-        <w:jc w:val="both"/>
-        <w:rPr>
-          <w:rFonts w:ascii="Arial Narrow" w:eastAsia="Arial Narrow" w:hAnsi="Arial Narrow" w:cs="Arial Narrow"/>
-          <w:sz w:val="16"/>
-          <w:szCs w:val="16"/>
-        </w:rPr>
-      </w:pPr>
-      <w:r>
-        <w:rPr>
-          <w:rFonts w:ascii="Arial Narrow" w:eastAsia="Arial Narrow" w:hAnsi="Arial Narrow" w:cs="Arial Narrow"/>
-          <w:sz w:val="16"/>
-          <w:szCs w:val="16"/>
-        </w:rPr>
-        <w:t>Cambiar productos por otros de idénticas o similares características, cuando la reparación no sea posible o no resulte razonable según las circunstancias.</w:t>
-      </w:r>
-    </w:p>
-    <w:p>
-      <w:pPr>
-        <w:numPr>
-          <w:ilvl w:val="0"/>
-          <w:numId w:val="1"/>
-        </w:numPr>
-        <w:spacing w:after="0" w:line="240" w:lineRule="auto"/>
-        <w:ind w:left="567" w:firstLine="0"/>
-        <w:jc w:val="both"/>
-        <w:rPr>
-          <w:rFonts w:ascii="Arial Narrow" w:eastAsia="Arial Narrow" w:hAnsi="Arial Narrow" w:cs="Arial Narrow"/>
-          <w:sz w:val="16"/>
-          <w:szCs w:val="16"/>
-        </w:rPr>
-      </w:pPr>
-      <w:r>
-        <w:rPr>
-          <w:rFonts w:ascii="Arial Narrow" w:eastAsia="Arial Narrow" w:hAnsi="Arial Narrow" w:cs="Arial Narrow"/>
-          <w:sz w:val="16"/>
-          <w:szCs w:val="16"/>
-        </w:rPr>
-        <w:t>Entregar un producto de idénticas características o, cuando esto no resulte posible, de similares características, en los supuestos de pérdida o deterioro atribuible al proveedor y siempre que exista interés del consumidor.</w:t>
-      </w:r>
-    </w:p>
-    <w:p>
-      <w:pPr>
-        <w:numPr>
-          <w:ilvl w:val="0"/>
-          <w:numId w:val="1"/>
-        </w:numPr>
-        <w:spacing w:after="0" w:line="240" w:lineRule="auto"/>
-        <w:ind w:left="567" w:firstLine="0"/>
-        <w:jc w:val="both"/>
-        <w:rPr>
-          <w:rFonts w:ascii="Arial Narrow" w:eastAsia="Arial Narrow" w:hAnsi="Arial Narrow" w:cs="Arial Narrow"/>
-          <w:sz w:val="16"/>
-          <w:szCs w:val="16"/>
-        </w:rPr>
-      </w:pPr>
-      <w:r>
-        <w:rPr>
-          <w:rFonts w:ascii="Arial Narrow" w:eastAsia="Arial Narrow" w:hAnsi="Arial Narrow" w:cs="Arial Narrow"/>
-          <w:sz w:val="16"/>
-          <w:szCs w:val="16"/>
-        </w:rPr>
-        <w:t>Cumplir con ejecutar la prestación u obligación asumida; y si esto no resulte posible o no sea razonable, otra de efectos equivalentes, incluyendo prestaciones dinerarias.</w:t>
-      </w:r>
-    </w:p>
-    <w:p>
-      <w:pPr>
-        <w:numPr>
-          <w:ilvl w:val="0"/>
-          <w:numId w:val="1"/>
-        </w:numPr>
-        <w:spacing w:after="0" w:line="240" w:lineRule="auto"/>
-        <w:ind w:left="567" w:firstLine="0"/>
-        <w:jc w:val="both"/>
-        <w:rPr>
-          <w:rFonts w:ascii="Arial Narrow" w:eastAsia="Arial Narrow" w:hAnsi="Arial Narrow" w:cs="Arial Narrow"/>
-          <w:sz w:val="16"/>
-          <w:szCs w:val="16"/>
-        </w:rPr>
-      </w:pPr>
-      <w:r>
-        <w:rPr>
-          <w:rFonts w:ascii="Arial Narrow" w:eastAsia="Arial Narrow" w:hAnsi="Arial Narrow" w:cs="Arial Narrow"/>
-          <w:sz w:val="16"/>
-          <w:szCs w:val="16"/>
-        </w:rPr>
-        <w:t>Cumplir con ejecutar otras prestaciones u obligaciones legales o convencionales a su cargo.</w:t>
-      </w:r>
-    </w:p>
-    <w:p>
-      <w:pPr>
-        <w:numPr>
-          <w:ilvl w:val="0"/>
-          <w:numId w:val="1"/>
-        </w:numPr>
-        <w:spacing w:after="0" w:line="240" w:lineRule="auto"/>
-        <w:ind w:left="567" w:firstLine="0"/>
-        <w:jc w:val="both"/>
-        <w:rPr>
-          <w:rFonts w:ascii="Arial Narrow" w:eastAsia="Arial Narrow" w:hAnsi="Arial Narrow" w:cs="Arial Narrow"/>
-          <w:sz w:val="16"/>
-          <w:szCs w:val="16"/>
-        </w:rPr>
-      </w:pPr>
-      <w:r>
-        <w:rPr>
-          <w:rFonts w:ascii="Arial Narrow" w:eastAsia="Arial Narrow" w:hAnsi="Arial Narrow" w:cs="Arial Narrow"/>
-          <w:sz w:val="16"/>
-          <w:szCs w:val="16"/>
-        </w:rPr>
-        <w:t>Devolver la contraprestación pagada por el consumidor, más los intereses legales correspondientes, cuando la reparación, reposición, o cumplimiento de la prestación u obligación, según sea el caso, no resulte posible o no sea razonable según las circunstancias.</w:t>
-      </w:r>
-    </w:p>
-    <w:p>
-      <w:pPr>
-        <w:numPr>
-          <w:ilvl w:val="0"/>
-          <w:numId w:val="1"/>
-        </w:numPr>
-        <w:spacing w:after="0" w:line="240" w:lineRule="auto"/>
-        <w:ind w:left="567" w:firstLine="0"/>
-        <w:jc w:val="both"/>
-        <w:rPr>
-          <w:rFonts w:ascii="Arial Narrow" w:eastAsia="Arial Narrow" w:hAnsi="Arial Narrow" w:cs="Arial Narrow"/>
-          <w:sz w:val="16"/>
-          <w:szCs w:val="16"/>
-        </w:rPr>
-      </w:pPr>
-      <w:r>
-        <w:rPr>
-          <w:rFonts w:ascii="Arial Narrow" w:eastAsia="Arial Narrow" w:hAnsi="Arial Narrow" w:cs="Arial Narrow"/>
-          <w:sz w:val="16"/>
-          <w:szCs w:val="16"/>
-        </w:rPr>
-        <w:t>En los supuestos de pagos indebidos o en exceso, devolver estos montos, más los intereses correspondientes.</w:t>
-      </w:r>
-    </w:p>
-    <w:p>
-      <w:pPr>
-        <w:pStyle w:val="Sinespaciado"/>
-        <w:ind w:firstLine="567"/>
-        <w:jc w:val="both"/>
-        <w:rPr>
-          <w:rFonts w:ascii="Arial Narrow" w:eastAsia="Arial Narrow" w:hAnsi="Arial Narrow" w:cs="Arial Narrow"/>
-          <w:sz w:val="16"/>
-          <w:szCs w:val="16"/>
-        </w:rPr>
-      </w:pPr>
-      <w:r>
-        <w:rPr>
-          <w:rFonts w:ascii="Arial Narrow" w:eastAsia="Arial Narrow" w:hAnsi="Arial Narrow" w:cs="Arial Narrow"/>
-          <w:sz w:val="16"/>
-          <w:szCs w:val="16"/>
-        </w:rPr>
-        <w:t>Pagar los gastos incurridos por el consumidor para mitigar las consecuencias de la infracción administrativa.</w:t>
-      </w:r>
-    </w:p>
-    <w:p>
-      <w:pPr>
-        <w:pStyle w:val="Sinespaciado"/>
-        <w:ind w:firstLine="567"/>
-        <w:jc w:val="both"/>
-        <w:rPr>
-          <w:rFonts w:ascii="Arial Narrow" w:eastAsia="Arial Narrow" w:hAnsi="Arial Narrow" w:cs="Arial Narrow"/>
-          <w:sz w:val="16"/>
-          <w:szCs w:val="16"/>
-        </w:rPr>
-      </w:pPr>
-      <w:r>
-        <w:rPr>
-          <w:rFonts w:ascii="Arial Narrow" w:eastAsia="Arial Narrow" w:hAnsi="Arial Narrow" w:cs="Arial Narrow"/>
-          <w:sz w:val="16"/>
-          <w:szCs w:val="16"/>
-        </w:rPr>
-        <w:t>Otras medidas reparadoras análogas de efectos equivalentes a las anteriores.</w:t>
-      </w:r>
-    </w:p>
-    <w:p>
-      <w:pPr>
-        <w:pStyle w:val="Sinespaciado"/>
-        <w:ind w:left="567"/>
-        <w:jc w:val="both"/>
-        <w:rPr>
-          <w:rFonts w:ascii="Arial Narrow" w:eastAsia="Arial Narrow" w:hAnsi="Arial Narrow" w:cs="Arial Narrow"/>
-          <w:sz w:val="16"/>
-          <w:szCs w:val="16"/>
-        </w:rPr>
-      </w:pPr>
-      <w:r>
-        <w:rPr>
-          <w:rFonts w:ascii="Arial Narrow" w:eastAsia="Arial Narrow" w:hAnsi="Arial Narrow" w:cs="Arial Narrow"/>
-          <w:sz w:val="16"/>
-          <w:szCs w:val="16"/>
-        </w:rPr>
-        <w:t>115.2 Las medidas correctivas reparadoras no pueden ser solicitadas de manera acumulativa conjunta, pudiendo plantearse de manera alternativa o subsidiaria, con excepción de la medida correctiva señalada en el literal h) que puede solicitarse conjuntamente con otra medida correctiva. Cuando los órganos competentes del Indecopi se pronuncian respecto de una medida correctiva reparadora, aplican el principio de congruencia procesal.</w:t>
-      </w:r>
-    </w:p>
-    <w:p>
-      <w:pPr>
-        <w:spacing w:after="0" w:line="240" w:lineRule="auto"/>
-        <w:ind w:left="567"/>
-        <w:jc w:val="both"/>
-        <w:rPr>
-          <w:rFonts w:ascii="Arial Narrow" w:eastAsia="Arial Narrow" w:hAnsi="Arial Narrow" w:cs="Arial Narrow"/>
-          <w:sz w:val="16"/>
-          <w:szCs w:val="16"/>
-        </w:rPr>
-      </w:pPr>
-      <w:r>
-        <w:rPr>
-          <w:rFonts w:ascii="Arial Narrow" w:eastAsia="Arial Narrow" w:hAnsi="Arial Narrow" w:cs="Arial Narrow"/>
-          <w:sz w:val="16"/>
-          <w:szCs w:val="16"/>
-        </w:rPr>
-        <w:t>115.3 Las medidas correctivas reparadoras pueden solicitarse en cualquier momento hasta antes de la notificación de cargo al proveedor, sin perjuicio de la facultad de secretaría técnica de la comisión de requerir al consumidor que precise la medida correctiva materia de solicitud. El consumidor puede variar su solicitud de medida correctiva hasta antes de la decisión de primera instancia, en cuyo caso se confiere traslado al proveedor para que formule su descargo.</w:t>
-      </w:r>
-    </w:p>
-    <w:p>
-      <w:pPr>
-        <w:spacing w:after="0" w:line="240" w:lineRule="auto"/>
-        <w:ind w:left="567"/>
-        <w:jc w:val="both"/>
-        <w:rPr>
-          <w:rFonts w:ascii="Arial Narrow" w:eastAsia="Arial Narrow" w:hAnsi="Arial Narrow" w:cs="Arial Narrow"/>
-          <w:sz w:val="16"/>
-          <w:szCs w:val="16"/>
-        </w:rPr>
-      </w:pPr>
-      <w:r>
-        <w:rPr>
-          <w:rFonts w:ascii="Arial Narrow" w:eastAsia="Arial Narrow" w:hAnsi="Arial Narrow" w:cs="Arial Narrow"/>
-          <w:sz w:val="16"/>
-          <w:szCs w:val="16"/>
-        </w:rPr>
-        <w:t>115.4 Corresponde al consumidor que solicita el dictado de la medida correctiva reparadora probar las consecuencias patrimoniales directas e inmediatas causadas por la comisión de la infracción administrativa.</w:t>
-      </w:r>
-    </w:p>
-    <w:p>
-      <w:pPr>
-        <w:spacing w:after="0" w:line="240" w:lineRule="auto"/>
-        <w:ind w:left="567"/>
-        <w:jc w:val="both"/>
-        <w:rPr>
-          <w:rFonts w:ascii="Arial Narrow" w:eastAsia="Arial Narrow" w:hAnsi="Arial Narrow" w:cs="Arial Narrow"/>
-          <w:sz w:val="16"/>
-          <w:szCs w:val="16"/>
-        </w:rPr>
-      </w:pPr>
-      <w:r>
-        <w:rPr>
-          <w:rFonts w:ascii="Arial Narrow" w:eastAsia="Arial Narrow" w:hAnsi="Arial Narrow" w:cs="Arial Narrow"/>
-          <w:sz w:val="16"/>
-          <w:szCs w:val="16"/>
-        </w:rPr>
-        <w:t>115.5 Los bienes o montos objeto de medidas correctivas reparadoras son entregados por el proveedor directamente al consumidor que los reclama, salvo mandato distinto contenido en la resolución. Aquellos bienes o montos materia de una medida correctiva reparadora, que por algún motivo se encuentran en posesión del Indecopi y deban ser entregados a los consumidores beneficiados, son puestos a disposición de estos.</w:t>
-      </w:r>
-    </w:p>
-    <w:p>
-      <w:pPr>
-        <w:spacing w:after="0" w:line="240" w:lineRule="auto"/>
-        <w:ind w:left="567"/>
-        <w:jc w:val="both"/>
-        <w:rPr>
-          <w:rFonts w:ascii="Arial Narrow" w:eastAsia="Arial Narrow" w:hAnsi="Arial Narrow" w:cs="Arial Narrow"/>
-          <w:sz w:val="16"/>
-          <w:szCs w:val="16"/>
-        </w:rPr>
-      </w:pPr>
-      <w:r>
-        <w:rPr>
-          <w:rFonts w:ascii="Arial Narrow" w:eastAsia="Arial Narrow" w:hAnsi="Arial Narrow" w:cs="Arial Narrow"/>
-          <w:sz w:val="16"/>
-          <w:szCs w:val="16"/>
-        </w:rPr>
-        <w:t>115.6 El extremo de la resolución final que ordena el cumplimiento de una medida correctiva reparadora a favor del consumidor constituye título ejecutivo conforme con lo dispuesto en el artículo 688 del Código Procesal Civil, una vez que quedan consentidas o causan estado en la vía administrativa. La legitimidad para obrar en los procesos civiles de ejecución corresponde a los consumidores beneficiados con la medida correctiva reparadora.</w:t>
-      </w:r>
-    </w:p>
-    <w:p>
-      <w:pPr>
-        <w:spacing w:after="0" w:line="240" w:lineRule="auto"/>
-        <w:ind w:left="567"/>
-        <w:jc w:val="both"/>
-        <w:rPr>
-          <w:rFonts w:ascii="Arial Narrow" w:eastAsia="Arial Narrow" w:hAnsi="Arial Narrow" w:cs="Arial Narrow"/>
-          <w:sz w:val="16"/>
-          <w:szCs w:val="16"/>
-        </w:rPr>
-      </w:pPr>
-      <w:r>
-        <w:rPr>
-          <w:rFonts w:ascii="Arial Narrow" w:eastAsia="Arial Narrow" w:hAnsi="Arial Narrow" w:cs="Arial Narrow"/>
-          <w:sz w:val="16"/>
-          <w:szCs w:val="16"/>
-        </w:rPr>
-        <w:t>115.7 Las medidas correctivas reparadoras como mandatos dirigidos a resarcir las consecuencias patrimoniales directas e inmediatas originadas por la infracción buscan corregir la conducta infractora y no tienen naturaleza indemnizatoria; son dictadas sin perjuicio de la indemnización por los daños y perjuicios que el consumidor puede solicitar en la vía judicial o arbitral correspondiente. No obstante, se descuenta de la indemnización patrimonial aquella satisfacción patrimonial deducible que el consumidor haya recibido a consecuencia del dictado de una medida correctiva reparadora en sede administrativa.</w:t>
-      </w:r>
-    </w:p>
-    <w:p>
-      <w:pPr>
-        <w:spacing w:after="0" w:line="240" w:lineRule="auto"/>
-        <w:ind w:left="567"/>
-        <w:jc w:val="both"/>
-        <w:rPr>
-          <w:rFonts w:ascii="Arial Narrow" w:eastAsia="Arial Narrow" w:hAnsi="Arial Narrow" w:cs="Arial Narrow"/>
-          <w:sz w:val="16"/>
-          <w:szCs w:val="16"/>
-        </w:rPr>
-      </w:pPr>
-    </w:p>
-    <w:p>
-      <w:pPr>
-        <w:spacing w:after="0" w:line="240" w:lineRule="auto"/>
-        <w:ind w:left="567"/>
-        <w:jc w:val="both"/>
-        <w:rPr>
-          <w:rFonts w:ascii="Arial Narrow" w:eastAsia="Arial Narrow" w:hAnsi="Arial Narrow" w:cs="Arial Narrow"/>
-          <w:b/>
-          <w:bCs/>
-          <w:sz w:val="16"/>
-          <w:szCs w:val="16"/>
-        </w:rPr>
-      </w:pPr>
-      <w:r>
-        <w:rPr>
-          <w:rFonts w:ascii="Arial Narrow" w:eastAsia="Arial Narrow" w:hAnsi="Arial Narrow" w:cs="Arial Narrow"/>
-          <w:b/>
-          <w:bCs/>
-          <w:sz w:val="16"/>
-          <w:szCs w:val="16"/>
-        </w:rPr>
-        <w:t>Artículo 116.- Medidas correctivas complementarias</w:t>
-      </w:r>
-    </w:p>
-    <w:p>
-      <w:pPr>
-        <w:spacing w:after="0" w:line="240" w:lineRule="auto"/>
-        <w:ind w:left="567"/>
-        <w:jc w:val="both"/>
-        <w:rPr>
-          <w:rFonts w:ascii="Arial Narrow" w:eastAsia="Arial Narrow" w:hAnsi="Arial Narrow" w:cs="Arial Narrow"/>
-          <w:sz w:val="16"/>
-          <w:szCs w:val="16"/>
-        </w:rPr>
-      </w:pPr>
-      <w:r>
-        <w:rPr>
-          <w:rFonts w:ascii="Arial Narrow" w:eastAsia="Arial Narrow" w:hAnsi="Arial Narrow" w:cs="Arial Narrow"/>
-          <w:sz w:val="16"/>
-          <w:szCs w:val="16"/>
-        </w:rPr>
-        <w:t xml:space="preserve">Las medidas correctivas complementarias tienen el objeto de revertir los efectos de la conducta infractora o evitar que esta se produzca nuevamente en el futuro y pueden ser, entre otras, las siguientes: </w:t>
-      </w:r>
-    </w:p>
-    <w:p>
-      <w:pPr>
-        <w:spacing w:after="0" w:line="240" w:lineRule="auto"/>
-        <w:ind w:left="567"/>
-        <w:jc w:val="both"/>
-        <w:rPr>
-          <w:rFonts w:ascii="Arial Narrow" w:eastAsia="Arial Narrow" w:hAnsi="Arial Narrow" w:cs="Arial Narrow"/>
-          <w:sz w:val="16"/>
-          <w:szCs w:val="16"/>
-        </w:rPr>
-      </w:pPr>
-      <w:r>
-        <w:rPr>
-          <w:rFonts w:ascii="Arial Narrow" w:eastAsia="Arial Narrow" w:hAnsi="Arial Narrow" w:cs="Arial Narrow"/>
-          <w:sz w:val="16"/>
-          <w:szCs w:val="16"/>
-        </w:rPr>
-        <w:t xml:space="preserve">a. Que el proveedor cumpla con atender la solicitud de información requerida por el consumidor, siempre que dicho requerimiento guarde relación con el producto adquirido o servicio contratado. </w:t>
-      </w:r>
-    </w:p>
-    <w:p>
-      <w:pPr>
-        <w:spacing w:after="0" w:line="240" w:lineRule="auto"/>
-        <w:ind w:left="567"/>
-        <w:jc w:val="both"/>
-        <w:rPr>
-          <w:rFonts w:ascii="Arial Narrow" w:eastAsia="Arial Narrow" w:hAnsi="Arial Narrow" w:cs="Arial Narrow"/>
-          <w:sz w:val="16"/>
-          <w:szCs w:val="16"/>
-        </w:rPr>
-      </w:pPr>
-      <w:r>
-        <w:rPr>
-          <w:rFonts w:ascii="Arial Narrow" w:eastAsia="Arial Narrow" w:hAnsi="Arial Narrow" w:cs="Arial Narrow"/>
-          <w:sz w:val="16"/>
-          <w:szCs w:val="16"/>
-        </w:rPr>
-        <w:t xml:space="preserve">b. Declarar inexigibles las cláusulas que han sido identificadas como abusivas en el procedimiento. </w:t>
-      </w:r>
-    </w:p>
-    <w:p>
-      <w:pPr>
-        <w:spacing w:after="0" w:line="240" w:lineRule="auto"/>
-        <w:ind w:left="567"/>
-        <w:jc w:val="both"/>
-        <w:rPr>
-          <w:rFonts w:ascii="Arial Narrow" w:eastAsia="Arial Narrow" w:hAnsi="Arial Narrow" w:cs="Arial Narrow"/>
-          <w:sz w:val="16"/>
-          <w:szCs w:val="16"/>
-        </w:rPr>
-      </w:pPr>
-      <w:r>
-        <w:rPr>
-          <w:rFonts w:ascii="Arial Narrow" w:eastAsia="Arial Narrow" w:hAnsi="Arial Narrow" w:cs="Arial Narrow"/>
-          <w:sz w:val="16"/>
-          <w:szCs w:val="16"/>
-        </w:rPr>
-        <w:t xml:space="preserve">c. El decomiso y destrucción de la mercadería, envases, envolturas o etiquetas. </w:t>
-      </w:r>
-    </w:p>
-    <w:p>
-      <w:pPr>
-        <w:spacing w:after="0" w:line="240" w:lineRule="auto"/>
-        <w:ind w:left="567"/>
-        <w:jc w:val="both"/>
-        <w:rPr>
-          <w:rFonts w:ascii="Arial Narrow" w:eastAsia="Arial Narrow" w:hAnsi="Arial Narrow" w:cs="Arial Narrow"/>
-          <w:sz w:val="16"/>
-          <w:szCs w:val="16"/>
-        </w:rPr>
-      </w:pPr>
-      <w:r>
-        <w:rPr>
-          <w:rFonts w:ascii="Arial Narrow" w:eastAsia="Arial Narrow" w:hAnsi="Arial Narrow" w:cs="Arial Narrow"/>
-          <w:sz w:val="16"/>
-          <w:szCs w:val="16"/>
-        </w:rPr>
-        <w:t xml:space="preserve">d. En caso de infracciones muy graves y de reincidencia o </w:t>
-      </w:r>
-      <w:proofErr w:type="spellStart"/>
-      <w:r>
-        <w:rPr>
-          <w:rFonts w:ascii="Arial Narrow" w:eastAsia="Arial Narrow" w:hAnsi="Arial Narrow" w:cs="Arial Narrow"/>
-          <w:sz w:val="16"/>
-          <w:szCs w:val="16"/>
-        </w:rPr>
-        <w:t>reiterancia</w:t>
-      </w:r>
-      <w:proofErr w:type="spellEnd"/>
-      <w:r>
-        <w:rPr>
-          <w:rFonts w:ascii="Arial Narrow" w:eastAsia="Arial Narrow" w:hAnsi="Arial Narrow" w:cs="Arial Narrow"/>
-          <w:sz w:val="16"/>
-          <w:szCs w:val="16"/>
-        </w:rPr>
-        <w:t xml:space="preserve">: </w:t>
-      </w:r>
-    </w:p>
-    <w:p>
-      <w:pPr>
-        <w:spacing w:after="0" w:line="240" w:lineRule="auto"/>
-        <w:ind w:left="567"/>
-        <w:jc w:val="both"/>
-        <w:rPr>
-          <w:rFonts w:ascii="Arial Narrow" w:eastAsia="Arial Narrow" w:hAnsi="Arial Narrow" w:cs="Arial Narrow"/>
-          <w:sz w:val="16"/>
-          <w:szCs w:val="16"/>
-        </w:rPr>
-      </w:pPr>
-      <w:r>
-        <w:rPr>
-          <w:rFonts w:ascii="Arial Narrow" w:eastAsia="Arial Narrow" w:hAnsi="Arial Narrow" w:cs="Arial Narrow"/>
-          <w:sz w:val="16"/>
-          <w:szCs w:val="16"/>
-        </w:rPr>
-        <w:t xml:space="preserve">(i) Solicitar a la autoridad correspondiente la clausura temporal del establecimiento industrial, comercial o de servicios por un plazo máximo de seis (6) meses. </w:t>
-      </w:r>
-    </w:p>
-    <w:p>
-      <w:pPr>
-        <w:spacing w:after="0" w:line="240" w:lineRule="auto"/>
-        <w:ind w:left="567"/>
-        <w:jc w:val="both"/>
-        <w:rPr>
-          <w:rFonts w:ascii="Arial Narrow" w:eastAsia="Arial Narrow" w:hAnsi="Arial Narrow" w:cs="Arial Narrow"/>
-          <w:sz w:val="16"/>
-          <w:szCs w:val="16"/>
-        </w:rPr>
-      </w:pPr>
-      <w:r>
-        <w:rPr>
-          <w:rFonts w:ascii="Arial Narrow" w:eastAsia="Arial Narrow" w:hAnsi="Arial Narrow" w:cs="Arial Narrow"/>
-          <w:sz w:val="16"/>
-          <w:szCs w:val="16"/>
-        </w:rPr>
-        <w:t>(</w:t>
-      </w:r>
-      <w:proofErr w:type="spellStart"/>
-      <w:r>
-        <w:rPr>
-          <w:rFonts w:ascii="Arial Narrow" w:eastAsia="Arial Narrow" w:hAnsi="Arial Narrow" w:cs="Arial Narrow"/>
-          <w:sz w:val="16"/>
-          <w:szCs w:val="16"/>
-        </w:rPr>
-        <w:t>ii</w:t>
-      </w:r>
-      <w:proofErr w:type="spellEnd"/>
-      <w:r>
-        <w:rPr>
-          <w:rFonts w:ascii="Arial Narrow" w:eastAsia="Arial Narrow" w:hAnsi="Arial Narrow" w:cs="Arial Narrow"/>
-          <w:sz w:val="16"/>
-          <w:szCs w:val="16"/>
-        </w:rPr>
-        <w:t xml:space="preserve">) Solicitar a la autoridad competente la inhabilitación, temporal o permanente, del proveedor en función de los alcances de la infracción sancionada. </w:t>
-      </w:r>
-    </w:p>
-    <w:p>
-      <w:pPr>
-        <w:spacing w:after="0" w:line="240" w:lineRule="auto"/>
-        <w:ind w:left="567"/>
-        <w:jc w:val="both"/>
-        <w:rPr>
-          <w:rFonts w:ascii="Arial Narrow" w:eastAsia="Arial Narrow" w:hAnsi="Arial Narrow" w:cs="Arial Narrow"/>
-          <w:sz w:val="16"/>
-          <w:szCs w:val="16"/>
-        </w:rPr>
-      </w:pPr>
-      <w:r>
-        <w:rPr>
-          <w:rFonts w:ascii="Arial Narrow" w:eastAsia="Arial Narrow" w:hAnsi="Arial Narrow" w:cs="Arial Narrow"/>
-          <w:sz w:val="16"/>
-          <w:szCs w:val="16"/>
-        </w:rPr>
-        <w:t xml:space="preserve">e. Publicación de avisos </w:t>
-      </w:r>
-      <w:proofErr w:type="spellStart"/>
-      <w:r>
-        <w:rPr>
-          <w:rFonts w:ascii="Arial Narrow" w:eastAsia="Arial Narrow" w:hAnsi="Arial Narrow" w:cs="Arial Narrow"/>
-          <w:sz w:val="16"/>
-          <w:szCs w:val="16"/>
-        </w:rPr>
-        <w:t>rectificatorios</w:t>
-      </w:r>
-      <w:proofErr w:type="spellEnd"/>
-      <w:r>
-        <w:rPr>
-          <w:rFonts w:ascii="Arial Narrow" w:eastAsia="Arial Narrow" w:hAnsi="Arial Narrow" w:cs="Arial Narrow"/>
-          <w:sz w:val="16"/>
-          <w:szCs w:val="16"/>
-        </w:rPr>
-        <w:t xml:space="preserve"> o informativos en la forma que determine el Indecopi, tomando en consideración los medios que resulten idóneos para revertir los efectos que el acto objeto de sanción ha ocasionado. </w:t>
-      </w:r>
-    </w:p>
-    <w:p>
-      <w:pPr>
-        <w:spacing w:after="0" w:line="240" w:lineRule="auto"/>
-        <w:ind w:left="567"/>
-        <w:jc w:val="both"/>
-        <w:rPr>
-          <w:rFonts w:ascii="Arial Narrow" w:eastAsia="Arial Narrow" w:hAnsi="Arial Narrow" w:cs="Arial Narrow"/>
-          <w:sz w:val="16"/>
-          <w:szCs w:val="16"/>
-        </w:rPr>
-      </w:pPr>
-      <w:r>
-        <w:rPr>
-          <w:rFonts w:ascii="Arial Narrow" w:eastAsia="Arial Narrow" w:hAnsi="Arial Narrow" w:cs="Arial Narrow"/>
-          <w:sz w:val="16"/>
-          <w:szCs w:val="16"/>
-        </w:rPr>
-        <w:t xml:space="preserve">f. Cualquier otra medida correctiva que tenga el objeto de revertir los efectos de la conducta infractora o evitar que esta se produzca nuevamente en el futuro. </w:t>
-      </w:r>
-    </w:p>
-    <w:p>
-      <w:pPr>
-        <w:spacing w:after="0" w:line="240" w:lineRule="auto"/>
-        <w:ind w:left="567"/>
-        <w:jc w:val="both"/>
-        <w:rPr>
-          <w:rFonts w:ascii="Arial Narrow" w:eastAsia="Arial Narrow" w:hAnsi="Arial Narrow" w:cs="Arial Narrow"/>
-          <w:sz w:val="16"/>
-          <w:szCs w:val="16"/>
-        </w:rPr>
-      </w:pPr>
-      <w:r>
-        <w:rPr>
-          <w:rFonts w:ascii="Arial Narrow" w:eastAsia="Arial Narrow" w:hAnsi="Arial Narrow" w:cs="Arial Narrow"/>
-          <w:sz w:val="16"/>
-          <w:szCs w:val="16"/>
-        </w:rPr>
-        <w:t>El Indecopi está facultado para solicitar a la autoridad municipal y policial el apoyo respectivo para la ejecución de las medidas correctivas complementarias correspondientes.</w:t>
-      </w:r>
-    </w:p>
-    <w:p>
-      <w:pPr>
-        <w:spacing w:after="0" w:line="240" w:lineRule="auto"/>
-        <w:ind w:left="567" w:hanging="567"/>
-        <w:jc w:val="both"/>
-        <w:rPr>
-          <w:rFonts w:ascii="Arial Narrow" w:eastAsia="Arial Narrow" w:hAnsi="Arial Narrow" w:cs="Arial Narrow"/>
-          <w:sz w:val="16"/>
-          <w:szCs w:val="16"/>
-        </w:rPr>
-      </w:pPr>
-    </w:p>
-  </w:footnote>
-  <w:footnote w:id="14">
     <w:p>
       <w:pPr>
         <w:pStyle w:val="Textonotapie"/>
@@ -11731,7 +10295,6 @@
         <w:jc w:val="both"/>
         <w:rPr>
           <w:rFonts w:ascii="Arial Narrow" w:eastAsia="Arial Narrow" w:hAnsi="Arial Narrow" w:cs="Arial Narrow"/>
-          <w:b/>
           <w:sz w:val="16"/>
           <w:szCs w:val="16"/>
         </w:rPr>
@@ -11752,7 +10315,1533 @@
           <w:sz w:val="16"/>
           <w:szCs w:val="16"/>
         </w:rPr>
+        <w:tab/>
+        <w:t xml:space="preserve"/>
+      </w:r>
+      <w:r>
+        <w:rPr>
+          <w:rFonts w:ascii="Arial Narrow" w:eastAsia="Arial Narrow" w:hAnsi="Arial Narrow" w:cs="Arial Narrow"/>
+          <w:sz w:val="16"/>
+          <w:szCs w:val="16"/>
+        </w:rPr>
+        <w:tab/>
+        <w:t xml:space="preserve">El número de trabajadores se atenderá siempre que la empresa haya sido constituida antes de la vigencia de la Ley </w:t>
+      </w:r>
+      <w:proofErr w:type="spellStart"/>
+      <w:r>
+        <w:rPr>
+          <w:rFonts w:ascii="Arial Narrow" w:eastAsia="Arial Narrow" w:hAnsi="Arial Narrow" w:cs="Arial Narrow"/>
+          <w:sz w:val="16"/>
+          <w:szCs w:val="16"/>
+        </w:rPr>
+        <w:t/>
+      </w:r>
+      <w:proofErr w:type="spellEnd"/>
+      <w:r>
+        <w:rPr>
+          <w:rFonts w:ascii="Arial Narrow" w:eastAsia="Arial Narrow" w:hAnsi="Arial Narrow" w:cs="Arial Narrow"/>
+          <w:sz w:val="16"/>
+          <w:szCs w:val="16"/>
+        </w:rPr>
+        <w:t xml:space="preserve">30056, publicada el 2 de julio de 2013, que modificó el artículo 5 del Texto Único Ordenado de la Ley de Promoción de la Competitividad, Formalización y Desarrollo de la Micro y Pequeña Empresa y de Acceso al Empleo Decente (LEY MYPE). Ello, en la medida que la Tercera Disposición Complementaria Transitoria de la norma modificatoria precisa que las empresas constituidas antes de la entrada en vigencia de dicha Ley se rigen por los requisitos de acogimiento al régimen de las micro y pequeñas empresas regulados en el Decreto Legislativo 1086.</w:t>
+      </w:r>
+    </w:p>
+    <w:p>
+      <w:pPr>
+        <w:pStyle w:val="Textonotapie"/>
+        <w:ind w:left="567" w:hanging="567"/>
+        <w:jc w:val="both"/>
+        <w:rPr>
+          <w:rFonts w:ascii="Arial Narrow" w:eastAsia="Arial Narrow" w:hAnsi="Arial Narrow" w:cs="Arial Narrow"/>
+          <w:sz w:val="16"/>
+          <w:szCs w:val="16"/>
+        </w:rPr>
+      </w:pPr>
+    </w:p>
+  </w:footnote>
+  <w:footnote w:id="11">
+    <w:p>
+      <w:pPr>
+        <w:pStyle w:val="Textonotapie"/>
+        <w:tabs>
+          <w:tab w:val="left" w:pos="567"/>
+        </w:tabs>
+        <w:ind w:left="567" w:hanging="567"/>
+        <w:jc w:val="both"/>
+        <w:rPr>
+          <w:rFonts w:ascii="Arial Narrow" w:eastAsia="Arial Narrow" w:hAnsi="Arial Narrow" w:cs="Arial Narrow"/>
+          <w:sz w:val="16"/>
+          <w:szCs w:val="16"/>
+        </w:rPr>
+      </w:pPr>
+      <w:r>
+        <w:rPr>
+          <w:rStyle w:val="Refdenotaalpie"/>
+          <w:rFonts w:ascii="Arial Narrow" w:eastAsia="Arial Narrow" w:hAnsi="Arial Narrow" w:cs="Arial Narrow"/>
+          <w:sz w:val="16"/>
+          <w:szCs w:val="16"/>
+          <w:vertAlign w:val="superscript"/>
+        </w:rPr>
+        <w:footnoteRef/>
+      </w:r>
+      <w:r>
+        <w:rPr>
+          <w:rFonts w:ascii="Arial Narrow" w:eastAsia="Arial Narrow" w:hAnsi="Arial Narrow" w:cs="Arial Narrow"/>
+          <w:sz w:val="16"/>
+          <w:szCs w:val="16"/>
+        </w:rPr>
+        <w:tab/>
+        <w:t xml:space="preserve"/>
+      </w:r>
+      <w:r>
+        <w:rPr>
+          <w:rFonts w:ascii="Arial Narrow" w:eastAsia="Arial Narrow" w:hAnsi="Arial Narrow" w:cs="Arial Narrow"/>
+          <w:sz w:val="16"/>
+          <w:szCs w:val="16"/>
+        </w:rPr>
+        <w:tab/>
+      </w:r>
+      <w:r>
+        <w:rPr>
+          <w:rFonts w:ascii="Arial Narrow" w:eastAsia="Arial Narrow" w:hAnsi="Arial Narrow" w:cs="Arial Narrow"/>
+          <w:b/>
+          <w:sz w:val="16"/>
+          <w:szCs w:val="16"/>
+        </w:rPr>
+        <w:t>LEY 29571, CÓDIGO DE PROTECCIÓN Y DEFENSA DEL CONSUMIDOR</w:t>
+      </w:r>
+      <w:r>
+        <w:rPr>
+          <w:rFonts w:ascii="Arial Narrow" w:eastAsia="Arial Narrow" w:hAnsi="Arial Narrow" w:cs="Arial Narrow"/>
+          <w:b/>
+          <w:bCs/>
+          <w:sz w:val="16"/>
+          <w:szCs w:val="16"/>
+        </w:rPr>
+        <w:t xml:space="preserve">, </w:t>
+      </w:r>
+      <w:r>
+        <w:rPr>
+          <w:rFonts w:ascii="Arial Narrow" w:eastAsia="Arial Narrow" w:hAnsi="Arial Narrow" w:cs="Arial Narrow"/>
+          <w:b/>
+          <w:sz w:val="16"/>
+          <w:szCs w:val="16"/>
+        </w:rPr>
+        <w:t>publicado el 2 de setiembre de 2010 y modificado por Decreto Legislativo 1308</w:t>
+      </w:r>
+    </w:p>
+    <w:p>
+      <w:pPr>
+        <w:pStyle w:val="Textonotapie"/>
+        <w:ind w:left="567" w:hanging="567"/>
+        <w:jc w:val="both"/>
+        <w:rPr>
+          <w:rFonts w:ascii="Arial Narrow" w:eastAsia="Arial Narrow" w:hAnsi="Arial Narrow" w:cs="Arial Narrow"/>
+          <w:b/>
+          <w:bCs/>
+          <w:sz w:val="16"/>
+          <w:szCs w:val="16"/>
+        </w:rPr>
+      </w:pPr>
+      <w:r>
+        <w:rPr>
+          <w:rFonts w:ascii="Arial Narrow" w:eastAsia="Arial Narrow" w:hAnsi="Arial Narrow" w:cs="Arial Narrow"/>
+          <w:sz w:val="16"/>
+          <w:szCs w:val="16"/>
+        </w:rPr>
+        <w:tab/>
+      </w:r>
+      <w:r>
+        <w:rPr>
+          <w:rFonts w:ascii="Arial Narrow" w:eastAsia="Arial Narrow" w:hAnsi="Arial Narrow" w:cs="Arial Narrow"/>
+          <w:b/>
+          <w:bCs/>
+          <w:sz w:val="16"/>
+          <w:szCs w:val="16"/>
+        </w:rPr>
+        <w:t>Artículo 110.- Sanciones Administrativas</w:t>
+      </w:r>
+    </w:p>
+    <w:p>
+      <w:pPr>
+        <w:autoSpaceDE w:val="0"/>
+        <w:autoSpaceDN w:val="0"/>
+        <w:adjustRightInd w:val="0"/>
+        <w:spacing w:after="0" w:line="240" w:lineRule="auto"/>
+        <w:ind w:left="567"/>
+        <w:jc w:val="both"/>
+        <w:rPr>
+          <w:rFonts w:ascii="Arial Narrow" w:eastAsia="Arial Narrow" w:hAnsi="Arial Narrow" w:cs="Arial Narrow"/>
+          <w:sz w:val="16"/>
+          <w:szCs w:val="16"/>
+          <w:lang w:eastAsia="es-PE"/>
+        </w:rPr>
+      </w:pPr>
+      <w:r>
+        <w:rPr>
+          <w:rFonts w:ascii="Arial Narrow" w:eastAsia="Arial Narrow" w:hAnsi="Arial Narrow" w:cs="Arial Narrow"/>
+          <w:sz w:val="16"/>
+          <w:szCs w:val="16"/>
+          <w:lang w:eastAsia="es-PE"/>
+        </w:rPr>
+        <w:t>(…)</w:t>
+      </w:r>
+    </w:p>
+    <w:p>
+      <w:pPr>
+        <w:autoSpaceDE w:val="0"/>
+        <w:autoSpaceDN w:val="0"/>
+        <w:adjustRightInd w:val="0"/>
+        <w:spacing w:after="0" w:line="240" w:lineRule="auto"/>
+        <w:ind w:left="567"/>
+        <w:jc w:val="both"/>
+        <w:rPr>
+          <w:rFonts w:ascii="Arial Narrow" w:eastAsia="Arial Narrow" w:hAnsi="Arial Narrow" w:cs="Arial Narrow"/>
+          <w:sz w:val="16"/>
+          <w:szCs w:val="16"/>
+          <w:lang w:eastAsia="es-PE"/>
+        </w:rPr>
+      </w:pPr>
+      <w:r>
+        <w:rPr>
+          <w:rFonts w:ascii="Arial Narrow" w:eastAsia="Arial Narrow" w:hAnsi="Arial Narrow" w:cs="Arial Narrow"/>
+          <w:sz w:val="16"/>
+          <w:szCs w:val="16"/>
+          <w:lang w:eastAsia="es-PE"/>
+        </w:rPr>
+        <w:t>En el caso de las microempresas, la multa no puede superar el diez por ciento (10%) de las ventas o ingresos brutos percibidos por el infractor, relativos a todas sus actividades económicas, correspondientes al ejercicio inmediato anterior al de la expedición de la resolución de primera instancia, siempre que se haya acreditado dichos ingresos, no se encuentre en una situación de reincidencia y el caso no verse sobre la vida, salud o integridad de los consumidores. Para el caso de las pequeñas empresas, la multa no puede superar el veinte por ciento (20%) de las ventas o ingresos brutos percibidos por el infractor, conforme a los requisitos señalados anteriormente.</w:t>
+      </w:r>
+    </w:p>
+    <w:p>
+      <w:pPr>
+        <w:autoSpaceDE w:val="0"/>
+        <w:autoSpaceDN w:val="0"/>
+        <w:adjustRightInd w:val="0"/>
+        <w:spacing w:after="0" w:line="240" w:lineRule="auto"/>
+        <w:ind w:left="567"/>
+        <w:jc w:val="both"/>
+        <w:rPr>
+          <w:rFonts w:ascii="Arial Narrow" w:eastAsia="Arial Narrow" w:hAnsi="Arial Narrow" w:cs="Arial Narrow"/>
+          <w:sz w:val="16"/>
+          <w:szCs w:val="16"/>
+          <w:lang w:eastAsia="es-PE"/>
+        </w:rPr>
+      </w:pPr>
+      <w:r>
+        <w:rPr>
+          <w:rFonts w:ascii="Arial Narrow" w:eastAsia="Arial Narrow" w:hAnsi="Arial Narrow" w:cs="Arial Narrow"/>
+          <w:sz w:val="16"/>
+          <w:szCs w:val="16"/>
+          <w:lang w:eastAsia="es-PE"/>
+        </w:rPr>
+        <w:t>(…).</w:t>
+      </w:r>
+    </w:p>
+    <w:p>
+      <w:pPr>
+        <w:pStyle w:val="Textonotapie"/>
+        <w:ind w:left="567" w:hanging="567"/>
+        <w:jc w:val="both"/>
+        <w:rPr>
+          <w:rFonts w:ascii="Arial Narrow" w:eastAsia="Arial Narrow" w:hAnsi="Arial Narrow" w:cs="Arial Narrow"/>
+          <w:sz w:val="16"/>
+          <w:szCs w:val="16"/>
+        </w:rPr>
+      </w:pPr>
+    </w:p>
+  </w:footnote>
+  <w:footnote w:id="12">
+    <w:p>
+      <w:pPr>
+        <w:pStyle w:val="Textonotapie"/>
+        <w:tabs>
+          <w:tab w:val="left" w:pos="567"/>
+        </w:tabs>
+        <w:ind w:left="567" w:hanging="567"/>
+        <w:jc w:val="both"/>
+        <w:rPr>
+          <w:rFonts w:ascii="Arial Narrow" w:eastAsia="Arial Narrow" w:hAnsi="Arial Narrow" w:cs="Arial Narrow"/>
+          <w:sz w:val="16"/>
+          <w:szCs w:val="16"/>
+        </w:rPr>
+      </w:pPr>
+      <w:r>
+        <w:rPr>
+          <w:rStyle w:val="Refdenotaalpie"/>
+          <w:rFonts w:ascii="Arial Narrow" w:eastAsia="Arial Narrow" w:hAnsi="Arial Narrow" w:cs="Arial Narrow"/>
+          <w:sz w:val="16"/>
+          <w:szCs w:val="16"/>
+          <w:vertAlign w:val="superscript"/>
+        </w:rPr>
+        <w:footnoteRef/>
+      </w:r>
+      <w:r>
+        <w:rPr>
+          <w:rFonts w:ascii="Arial Narrow" w:eastAsia="Arial Narrow" w:hAnsi="Arial Narrow" w:cs="Arial Narrow"/>
+          <w:sz w:val="16"/>
+          <w:szCs w:val="16"/>
+        </w:rPr>
+        <w:tab/>
+      </w:r>
+      <w:r>
+        <w:rPr>
+          <w:rFonts w:ascii="Arial Narrow" w:eastAsia="Arial Narrow" w:hAnsi="Arial Narrow" w:cs="Arial Narrow"/>
+          <w:b/>
+          <w:bCs/>
+          <w:sz w:val="16"/>
+          <w:szCs w:val="16"/>
+        </w:rPr>
+        <w:t xml:space="preserve">DECRETO LEGISLATIVO 807, LEY SOBRE FACULTADES, NORMAS Y ORGANIZACIÓN DEL INDECOPI, publicado el 18 de abril de 1996</w:t>
+      </w:r>
+    </w:p>
+    <w:p>
+      <w:pPr>
+        <w:pStyle w:val="Textonotapie"/>
+        <w:ind w:left="567" w:hanging="567"/>
+        <w:jc w:val="both"/>
+        <w:rPr>
+          <w:rFonts w:ascii="Arial Narrow" w:eastAsia="Arial Narrow" w:hAnsi="Arial Narrow" w:cs="Arial Narrow"/>
+          <w:sz w:val="16"/>
+          <w:szCs w:val="16"/>
+        </w:rPr>
+      </w:pPr>
+      <w:r>
+        <w:rPr>
+          <w:rFonts w:ascii="Arial Narrow" w:eastAsia="Arial Narrow" w:hAnsi="Arial Narrow" w:cs="Arial Narrow"/>
+          <w:sz w:val="16"/>
+          <w:szCs w:val="16"/>
+        </w:rPr>
+        <w:tab/>
+      </w:r>
+      <w:r>
+        <w:rPr>
+          <w:rFonts w:ascii="Arial Narrow" w:eastAsia="Arial Narrow" w:hAnsi="Arial Narrow" w:cs="Arial Narrow"/>
+          <w:b/>
+          <w:bCs/>
+          <w:sz w:val="16"/>
+          <w:szCs w:val="16"/>
+        </w:rPr>
+        <w:t xml:space="preserve">Artículo 26.-</w:t>
+      </w:r>
+      <w:r>
+        <w:rPr>
+          <w:rFonts w:ascii="Arial Narrow" w:eastAsia="Arial Narrow" w:hAnsi="Arial Narrow" w:cs="Arial Narrow"/>
+          <w:sz w:val="16"/>
+          <w:szCs w:val="16"/>
+        </w:rPr>
+        <w:t xml:space="preserve"> Una vez admitida a trámite la denuncia, se correrá traslado de la misma al denunciado, a fin de que éste presente su descargo. El plazo para la presentación del descargo será de cinco (5) días contados desde la notificación, vencido el cual, el Secretario Técnico declarará en rebeldía al denunciado que no lo hubiera presentado.</w:t>
+      </w:r>
+    </w:p>
+    <w:p>
+      <w:pPr>
+        <w:pStyle w:val="Textonotapie"/>
+        <w:ind w:left="567" w:hanging="567"/>
+        <w:jc w:val="both"/>
+        <w:rPr>
+          <w:rFonts w:ascii="Arial Narrow" w:eastAsia="Arial Narrow" w:hAnsi="Arial Narrow" w:cs="Arial Narrow"/>
+          <w:sz w:val="16"/>
+          <w:szCs w:val="16"/>
+        </w:rPr>
+      </w:pPr>
+    </w:p>
+  </w:footnote>
+  <w:footnote w:id="13">
+    <w:p>
+      <w:pPr>
+        <w:pStyle w:val="Textonotapie"/>
+        <w:tabs>
+          <w:tab w:val="left" w:pos="567"/>
+        </w:tabs>
+        <w:ind w:left="567" w:hanging="567"/>
+        <w:jc w:val="both"/>
+        <w:rPr>
+          <w:rFonts w:ascii="Arial Narrow" w:eastAsia="Arial Narrow" w:hAnsi="Arial Narrow" w:cs="Arial Narrow"/>
+          <w:sz w:val="16"/>
+          <w:szCs w:val="16"/>
+        </w:rPr>
+      </w:pPr>
+      <w:r>
+        <w:rPr>
+          <w:rStyle w:val="Refdenotaalpie"/>
+          <w:rFonts w:ascii="Arial Narrow" w:eastAsia="Arial Narrow" w:hAnsi="Arial Narrow" w:cs="Arial Narrow"/>
+          <w:sz w:val="16"/>
+          <w:szCs w:val="16"/>
+          <w:vertAlign w:val="superscript"/>
+        </w:rPr>
+        <w:footnoteRef/>
+      </w:r>
+      <w:r>
+        <w:rPr>
+          <w:rFonts w:ascii="Arial Narrow" w:eastAsia="Arial Narrow" w:hAnsi="Arial Narrow" w:cs="Arial Narrow"/>
+          <w:sz w:val="16"/>
+          <w:szCs w:val="16"/>
+        </w:rPr>
+        <w:tab/>
+      </w:r>
+      <w:r>
+        <w:rPr>
+          <w:rFonts w:ascii="Arial Narrow" w:eastAsia="Arial Narrow" w:hAnsi="Arial Narrow" w:cs="Arial Narrow"/>
+          <w:b/>
+          <w:bCs/>
+          <w:sz w:val="16"/>
+          <w:szCs w:val="16"/>
+        </w:rPr>
+        <w:t xml:space="preserve">DECRETO SUPREMO 006-2026-JUS, TEXTO ÚNICO ORDENADO DE LA LEY 27444, LEY DEL PROCEDIMIENTO ADMINISTRATIVO GENERAL, publicado el 30 de abril de 2026</w:t>
+      </w:r>
+    </w:p>
+    <w:p>
+      <w:pPr>
+        <w:pStyle w:val="Textonotapie"/>
+        <w:ind w:left="567" w:hanging="567"/>
+        <w:jc w:val="both"/>
+        <w:rPr>
+          <w:rFonts w:ascii="Arial Narrow" w:eastAsia="Arial Narrow" w:hAnsi="Arial Narrow" w:cs="Arial Narrow"/>
+          <w:sz w:val="16"/>
+          <w:szCs w:val="16"/>
+        </w:rPr>
+      </w:pPr>
+      <w:r>
+        <w:rPr>
+          <w:rFonts w:ascii="Arial Narrow" w:eastAsia="Arial Narrow" w:hAnsi="Arial Narrow" w:cs="Arial Narrow"/>
+          <w:sz w:val="16"/>
+          <w:szCs w:val="16"/>
+        </w:rPr>
+        <w:tab/>
+      </w:r>
+      <w:r>
+        <w:rPr>
+          <w:rFonts w:ascii="Arial Narrow" w:eastAsia="Arial Narrow" w:hAnsi="Arial Narrow" w:cs="Arial Narrow"/>
+          <w:b/>
+          <w:bCs/>
+          <w:sz w:val="16"/>
+          <w:szCs w:val="16"/>
+        </w:rPr>
+        <w:t xml:space="preserve">Artículo 223.- Contestación de la reclamación</w:t>
+      </w:r>
+    </w:p>
+    <w:p>
+      <w:pPr>
+        <w:pStyle w:val="Textonotapie"/>
+        <w:ind w:left="567" w:hanging="567"/>
+        <w:jc w:val="both"/>
+        <w:rPr>
+          <w:rFonts w:ascii="Arial Narrow" w:eastAsia="Arial Narrow" w:hAnsi="Arial Narrow" w:cs="Arial Narrow"/>
+          <w:sz w:val="16"/>
+          <w:szCs w:val="16"/>
+        </w:rPr>
+      </w:pPr>
+      <w:r>
+        <w:rPr>
+          <w:rFonts w:ascii="Arial Narrow" w:eastAsia="Arial Narrow" w:hAnsi="Arial Narrow" w:cs="Arial Narrow"/>
+          <w:sz w:val="16"/>
+          <w:szCs w:val="16"/>
+        </w:rPr>
+        <w:tab/>
+      </w:r>
+      <w:r>
+        <w:rPr>
+          <w:rFonts w:ascii="Arial Narrow" w:eastAsia="Arial Narrow" w:hAnsi="Arial Narrow" w:cs="Arial Narrow"/>
+          <w:sz w:val="16"/>
+          <w:szCs w:val="16"/>
+        </w:rPr>
+        <w:t xml:space="preserve">223.1 El reclamado deberá presentar la contestación de la reclamación dentro de los quince (15) días posteriores a la notificación de ésta; vencido este plazo, la Administración declarará en rebeldía al reclamado que no la hubiera presentado. La contestación deberá contener los requisitos de los escritos previstos en el artículo 113 de la presente Ley, así como la absolución de todos los asuntos controvertidos de hecho y de derecho, Las alegaciones y los hechos relevantes de la reclamación, salvo que hayan sido específicamente negadas en la contestación, se tendrán por aceptadas o merituadas como ciertas.</w:t>
+      </w:r>
+    </w:p>
+    <w:p>
+      <w:pPr>
+        <w:pStyle w:val="Textonotapie"/>
+        <w:ind w:left="567" w:hanging="567"/>
+        <w:jc w:val="both"/>
+        <w:rPr>
+          <w:rFonts w:ascii="Arial Narrow" w:eastAsia="Arial Narrow" w:hAnsi="Arial Narrow" w:cs="Arial Narrow"/>
+          <w:sz w:val="16"/>
+          <w:szCs w:val="16"/>
+        </w:rPr>
+      </w:pPr>
+    </w:p>
+  </w:footnote>
+  <w:footnote w:id="14">
+    <w:p>
+      <w:pPr>
+        <w:tabs>
+          <w:tab w:val="left" w:pos="567"/>
+        </w:tabs>
+        <w:spacing w:after="0" w:line="240" w:lineRule="auto"/>
+        <w:ind w:left="567" w:hanging="567"/>
+        <w:jc w:val="both"/>
+        <w:rPr>
+          <w:rFonts w:ascii="Arial Narrow" w:eastAsia="Arial Narrow" w:hAnsi="Arial Narrow" w:cs="Arial Narrow"/>
+          <w:sz w:val="16"/>
+          <w:szCs w:val="16"/>
+        </w:rPr>
+      </w:pPr>
+      <w:r>
+        <w:rPr>
+          <w:rStyle w:val="Refdenotaalpie"/>
+          <w:rFonts w:ascii="Arial Narrow" w:eastAsia="Arial Narrow" w:hAnsi="Arial Narrow" w:cs="Arial Narrow"/>
+          <w:sz w:val="16"/>
+          <w:szCs w:val="16"/>
+          <w:vertAlign w:val="superscript"/>
+        </w:rPr>
+        <w:footnoteRef/>
+      </w:r>
+      <w:r>
+        <w:rPr>
+          <w:rFonts w:ascii="Arial Narrow" w:eastAsia="Arial Narrow" w:hAnsi="Arial Narrow" w:cs="Arial Narrow"/>
+          <w:sz w:val="16"/>
+          <w:szCs w:val="16"/>
+          <w:vertAlign w:val="superscript"/>
+        </w:rPr>
+        <w:tab/>
+        <w:t xml:space="preserve"/>
+      </w:r>
+      <w:r>
+        <w:rPr>
+          <w:rFonts w:ascii="Arial Narrow" w:eastAsia="Arial Narrow" w:hAnsi="Arial Narrow" w:cs="Arial Narrow"/>
+          <w:sz w:val="16"/>
+          <w:szCs w:val="16"/>
+        </w:rPr>
         <w:t xml:space="preserve"> </w:t>
+      </w:r>
+      <w:r>
+        <w:rPr>
+          <w:rFonts w:ascii="Arial Narrow" w:eastAsia="Arial Narrow" w:hAnsi="Arial Narrow" w:cs="Arial Narrow"/>
+          <w:sz w:val="16"/>
+          <w:szCs w:val="16"/>
+        </w:rPr>
+        <w:tab/>
+      </w:r>
+      <w:r>
+        <w:rPr>
+          <w:rFonts w:ascii="Arial Narrow" w:eastAsia="Arial Narrow" w:hAnsi="Arial Narrow" w:cs="Arial Narrow"/>
+          <w:b/>
+          <w:sz w:val="16"/>
+          <w:szCs w:val="16"/>
+        </w:rPr>
+        <w:t>LEY 29571, CÓDIGO DE PROTECCIÓN Y DEFENSA DEL CONSUMIDOR</w:t>
+      </w:r>
+      <w:r>
+        <w:rPr>
+          <w:rFonts w:ascii="Arial Narrow" w:eastAsia="Arial Narrow" w:hAnsi="Arial Narrow" w:cs="Arial Narrow"/>
+          <w:b/>
+          <w:bCs/>
+          <w:sz w:val="16"/>
+          <w:szCs w:val="16"/>
+        </w:rPr>
+        <w:t xml:space="preserve">, </w:t>
+      </w:r>
+      <w:r>
+        <w:rPr>
+          <w:rFonts w:ascii="Arial Narrow" w:eastAsia="Arial Narrow" w:hAnsi="Arial Narrow" w:cs="Arial Narrow"/>
+          <w:b/>
+          <w:sz w:val="16"/>
+          <w:szCs w:val="16"/>
+        </w:rPr>
+        <w:t>publicado el 2 de setiembre de 2010 y modificado por Decreto Legislativo 1308</w:t>
+      </w:r>
+    </w:p>
+    <w:p>
+      <w:pPr>
+        <w:spacing w:after="0" w:line="240" w:lineRule="auto"/>
+        <w:ind w:left="567" w:hanging="567"/>
+        <w:jc w:val="both"/>
+        <w:rPr>
+          <w:rFonts w:ascii="Arial Narrow" w:eastAsia="Arial Narrow" w:hAnsi="Arial Narrow" w:cs="Arial Narrow"/>
+          <w:b/>
+          <w:sz w:val="16"/>
+          <w:szCs w:val="16"/>
+        </w:rPr>
+      </w:pPr>
+      <w:r>
+        <w:rPr>
+          <w:rFonts w:ascii="Arial Narrow" w:eastAsia="Arial Narrow" w:hAnsi="Arial Narrow" w:cs="Arial Narrow"/>
+          <w:b/>
+          <w:sz w:val="16"/>
+          <w:szCs w:val="16"/>
+        </w:rPr>
+        <w:tab/>
+        <w:t>Artículo 110.- Sanciones administrativas</w:t>
+      </w:r>
+    </w:p>
+    <w:p>
+      <w:pPr>
+        <w:spacing w:after="0" w:line="240" w:lineRule="auto"/>
+        <w:ind w:left="567"/>
+        <w:jc w:val="both"/>
+        <w:rPr>
+          <w:rFonts w:ascii="Arial Narrow" w:eastAsia="Arial Narrow" w:hAnsi="Arial Narrow" w:cs="Arial Narrow"/>
+          <w:sz w:val="16"/>
+          <w:szCs w:val="16"/>
+        </w:rPr>
+      </w:pPr>
+      <w:r>
+        <w:rPr>
+          <w:rFonts w:ascii="Arial Narrow" w:eastAsia="Arial Narrow" w:hAnsi="Arial Narrow" w:cs="Arial Narrow"/>
+          <w:sz w:val="16"/>
+          <w:szCs w:val="16"/>
+        </w:rPr>
+        <w:t>El órgano resolutivo puede sancionar las infracciones administrativas a que se refiere el artículo 108 con amonestación y multas de hasta cuatrocientos cincuenta (450) Unidades Impositivas Tributarias (UIT), las cuales son calificadas de la siguiente manera:</w:t>
+      </w:r>
+    </w:p>
+    <w:p>
+      <w:pPr>
+        <w:numPr>
+          <w:ilvl w:val="0"/>
+          <w:numId w:val="2"/>
+        </w:numPr>
+        <w:spacing w:after="0" w:line="240" w:lineRule="auto"/>
+        <w:ind w:left="426" w:firstLine="141"/>
+        <w:jc w:val="both"/>
+        <w:rPr>
+          <w:rFonts w:ascii="Arial Narrow" w:eastAsia="Arial Narrow" w:hAnsi="Arial Narrow" w:cs="Arial Narrow"/>
+          <w:sz w:val="16"/>
+          <w:szCs w:val="16"/>
+        </w:rPr>
+      </w:pPr>
+      <w:r>
+        <w:rPr>
+          <w:rFonts w:ascii="Arial Narrow" w:eastAsia="Arial Narrow" w:hAnsi="Arial Narrow" w:cs="Arial Narrow"/>
+          <w:sz w:val="16"/>
+          <w:szCs w:val="16"/>
+        </w:rPr>
+        <w:t>Infracciones leves, con una amonestación o con una multa de hasta cincuenta (50) UIT.</w:t>
+      </w:r>
+    </w:p>
+    <w:p>
+      <w:pPr>
+        <w:numPr>
+          <w:ilvl w:val="0"/>
+          <w:numId w:val="2"/>
+        </w:numPr>
+        <w:spacing w:after="0" w:line="240" w:lineRule="auto"/>
+        <w:ind w:left="426" w:firstLine="141"/>
+        <w:jc w:val="both"/>
+        <w:rPr>
+          <w:rFonts w:ascii="Arial Narrow" w:eastAsia="Arial Narrow" w:hAnsi="Arial Narrow" w:cs="Arial Narrow"/>
+          <w:sz w:val="16"/>
+          <w:szCs w:val="16"/>
+        </w:rPr>
+      </w:pPr>
+      <w:r>
+        <w:rPr>
+          <w:rFonts w:ascii="Arial Narrow" w:eastAsia="Arial Narrow" w:hAnsi="Arial Narrow" w:cs="Arial Narrow"/>
+          <w:sz w:val="16"/>
+          <w:szCs w:val="16"/>
+        </w:rPr>
+        <w:t>Infracciones graves, con una multa de hasta ciento cincuenta (150) UIT.</w:t>
+      </w:r>
+    </w:p>
+    <w:p>
+      <w:pPr>
+        <w:numPr>
+          <w:ilvl w:val="0"/>
+          <w:numId w:val="2"/>
+        </w:numPr>
+        <w:spacing w:after="0" w:line="240" w:lineRule="auto"/>
+        <w:ind w:left="426" w:firstLine="141"/>
+        <w:jc w:val="both"/>
+        <w:rPr>
+          <w:rFonts w:ascii="Arial Narrow" w:eastAsia="Arial Narrow" w:hAnsi="Arial Narrow" w:cs="Arial Narrow"/>
+          <w:sz w:val="16"/>
+          <w:szCs w:val="16"/>
+        </w:rPr>
+      </w:pPr>
+      <w:r>
+        <w:rPr>
+          <w:rFonts w:ascii="Arial Narrow" w:eastAsia="Arial Narrow" w:hAnsi="Arial Narrow" w:cs="Arial Narrow"/>
+          <w:sz w:val="16"/>
+          <w:szCs w:val="16"/>
+        </w:rPr>
+        <w:t>Infracciones muy graves, con una multa de hasta cuatrocientos cincuenta (450) UIT.</w:t>
+      </w:r>
+    </w:p>
+    <w:p>
+      <w:pPr>
+        <w:spacing w:after="0" w:line="240" w:lineRule="auto"/>
+        <w:ind w:left="567"/>
+        <w:jc w:val="both"/>
+        <w:rPr>
+          <w:rFonts w:ascii="Arial Narrow" w:eastAsia="Arial Narrow" w:hAnsi="Arial Narrow" w:cs="Arial Narrow"/>
+          <w:sz w:val="16"/>
+          <w:szCs w:val="16"/>
+        </w:rPr>
+      </w:pPr>
+      <w:r>
+        <w:rPr>
+          <w:rFonts w:ascii="Arial Narrow" w:eastAsia="Arial Narrow" w:hAnsi="Arial Narrow" w:cs="Arial Narrow"/>
+          <w:sz w:val="16"/>
+          <w:szCs w:val="16"/>
+        </w:rPr>
+        <w:t>(…).</w:t>
+      </w:r>
+    </w:p>
+    <w:p>
+      <w:pPr>
+        <w:spacing w:after="0" w:line="240" w:lineRule="auto"/>
+        <w:ind w:left="567" w:hanging="567"/>
+        <w:jc w:val="both"/>
+        <w:rPr>
+          <w:rFonts w:ascii="Arial Narrow" w:eastAsia="Arial Narrow" w:hAnsi="Arial Narrow" w:cs="Arial Narrow"/>
+          <w:sz w:val="16"/>
+          <w:szCs w:val="16"/>
+        </w:rPr>
+      </w:pPr>
+    </w:p>
+  </w:footnote>
+  <w:footnote w:id="15">
+    <w:p>
+      <w:pPr>
+        <w:pStyle w:val="Textonotapie"/>
+        <w:tabs>
+          <w:tab w:val="left" w:pos="567"/>
+        </w:tabs>
+        <w:ind w:left="567" w:hanging="567"/>
+        <w:jc w:val="both"/>
+        <w:rPr>
+          <w:rFonts w:ascii="Arial Narrow" w:eastAsia="Arial Narrow" w:hAnsi="Arial Narrow" w:cs="Arial Narrow"/>
+          <w:b/>
+          <w:bCs/>
+          <w:sz w:val="16"/>
+          <w:szCs w:val="16"/>
+        </w:rPr>
+      </w:pPr>
+      <w:r>
+        <w:rPr>
+          <w:rStyle w:val="Refdenotaalpie"/>
+          <w:rFonts w:ascii="Arial Narrow" w:eastAsia="Arial Narrow" w:hAnsi="Arial Narrow" w:cs="Arial Narrow"/>
+          <w:sz w:val="16"/>
+          <w:szCs w:val="16"/>
+          <w:vertAlign w:val="superscript"/>
+        </w:rPr>
+        <w:footnoteRef/>
+      </w:r>
+      <w:r>
+        <w:rPr>
+          <w:rFonts w:ascii="Arial Narrow" w:eastAsia="Arial Narrow" w:hAnsi="Arial Narrow" w:cs="Arial Narrow"/>
+          <w:sz w:val="16"/>
+          <w:szCs w:val="16"/>
+        </w:rPr>
+        <w:tab/>
+        <w:t xml:space="preserve"/>
+      </w:r>
+      <w:r>
+        <w:rPr>
+          <w:rFonts w:ascii="Arial Narrow" w:eastAsia="Arial Narrow" w:hAnsi="Arial Narrow" w:cs="Arial Narrow"/>
+          <w:sz w:val="16"/>
+          <w:szCs w:val="16"/>
+        </w:rPr>
+        <w:tab/>
+      </w:r>
+      <w:r>
+        <w:rPr>
+          <w:rFonts w:ascii="Arial Narrow" w:eastAsia="Arial Narrow" w:hAnsi="Arial Narrow" w:cs="Arial Narrow"/>
+          <w:b/>
+          <w:bCs/>
+          <w:sz w:val="16"/>
+          <w:szCs w:val="16"/>
+        </w:rPr>
+        <w:t xml:space="preserve">LEY 29571, CÓDIGO DE PROTECCIÓN Y DEFENSA DEL CONSUMIDOR, publicado el 2 de setiembre de 2010 y modificado por Decreto Legislativo 1308 </w:t>
+      </w:r>
+    </w:p>
+    <w:p>
+      <w:pPr>
+        <w:tabs>
+          <w:tab w:val="left" w:pos="567"/>
+        </w:tabs>
+        <w:spacing w:after="0" w:line="240" w:lineRule="auto"/>
+        <w:ind w:left="567" w:hanging="567"/>
+        <w:jc w:val="both"/>
+        <w:rPr>
+          <w:rFonts w:ascii="Arial Narrow" w:eastAsia="Arial Narrow" w:hAnsi="Arial Narrow" w:cs="Arial Narrow"/>
+          <w:sz w:val="16"/>
+          <w:szCs w:val="16"/>
+        </w:rPr>
+      </w:pPr>
+      <w:r>
+        <w:rPr>
+          <w:rFonts w:ascii="Arial Narrow" w:eastAsia="Arial Narrow" w:hAnsi="Arial Narrow" w:cs="Arial Narrow"/>
+          <w:sz w:val="16"/>
+          <w:szCs w:val="16"/>
+        </w:rPr>
+        <w:tab/>
+        <w:t xml:space="preserve"/>
+      </w:r>
+      <w:r>
+        <w:rPr>
+          <w:rFonts w:ascii="Arial Narrow" w:eastAsia="Arial Narrow" w:hAnsi="Arial Narrow" w:cs="Arial Narrow"/>
+          <w:b/>
+          <w:sz w:val="16"/>
+          <w:szCs w:val="16"/>
+        </w:rPr>
+        <w:t>Artículo 114.- Medidas correctivas</w:t>
+      </w:r>
+    </w:p>
+    <w:p>
+      <w:pPr>
+        <w:spacing w:after="0" w:line="240" w:lineRule="auto"/>
+        <w:ind w:left="567"/>
+        <w:jc w:val="both"/>
+        <w:rPr>
+          <w:rFonts w:ascii="Arial Narrow" w:eastAsia="Arial Narrow" w:hAnsi="Arial Narrow" w:cs="Arial Narrow"/>
+          <w:sz w:val="16"/>
+          <w:szCs w:val="16"/>
+        </w:rPr>
+      </w:pPr>
+      <w:r>
+        <w:rPr>
+          <w:rFonts w:ascii="Arial Narrow" w:eastAsia="Arial Narrow" w:hAnsi="Arial Narrow" w:cs="Arial Narrow"/>
+          <w:sz w:val="16"/>
+          <w:szCs w:val="16"/>
+        </w:rPr>
+        <w:t xml:space="preserve">Sin perjuicio de la sanción administrativa que corresponda al proveedor por una infracción al presente Código, el Indecopi puede dictar, en calidad de mandatos, medidas correctivas reparadoras y complementarias. </w:t>
+      </w:r>
+    </w:p>
+    <w:p>
+      <w:pPr>
+        <w:spacing w:after="0" w:line="240" w:lineRule="auto"/>
+        <w:ind w:left="567" w:hanging="567"/>
+        <w:jc w:val="both"/>
+        <w:rPr>
+          <w:rFonts w:ascii="Arial Narrow" w:eastAsia="Arial Narrow" w:hAnsi="Arial Narrow" w:cs="Arial Narrow"/>
+          <w:sz w:val="16"/>
+          <w:szCs w:val="16"/>
+        </w:rPr>
+      </w:pPr>
+      <w:r>
+        <w:rPr>
+          <w:rFonts w:ascii="Arial Narrow" w:eastAsia="Arial Narrow" w:hAnsi="Arial Narrow" w:cs="Arial Narrow"/>
+          <w:sz w:val="16"/>
+          <w:szCs w:val="16"/>
+        </w:rPr>
+        <w:tab/>
+        <w:t xml:space="preserve">Las medidas correctivas reparadoras pueden dictarse a pedido de parte o de oficio, siempre y cuando sean expresamente informadas sobre esa posibilidad en la notificación de cargo al proveedor por la autoridad encargada del procedimiento. </w:t>
+      </w:r>
+    </w:p>
+    <w:p>
+      <w:pPr>
+        <w:spacing w:after="0" w:line="240" w:lineRule="auto"/>
+        <w:ind w:left="567" w:hanging="567"/>
+        <w:jc w:val="both"/>
+        <w:rPr>
+          <w:rFonts w:ascii="Arial Narrow" w:eastAsia="Arial Narrow" w:hAnsi="Arial Narrow" w:cs="Arial Narrow"/>
+          <w:sz w:val="16"/>
+          <w:szCs w:val="16"/>
+        </w:rPr>
+      </w:pPr>
+      <w:r>
+        <w:rPr>
+          <w:rFonts w:ascii="Arial Narrow" w:eastAsia="Arial Narrow" w:hAnsi="Arial Narrow" w:cs="Arial Narrow"/>
+          <w:sz w:val="16"/>
+          <w:szCs w:val="16"/>
+        </w:rPr>
+        <w:tab/>
+        <w:t>Las medidas correctivas complementarias pueden dictarse de oficio o a pedido de parte.</w:t>
+      </w:r>
+    </w:p>
+    <w:p>
+      <w:pPr>
+        <w:spacing w:after="0" w:line="240" w:lineRule="auto"/>
+        <w:ind w:left="567" w:hanging="567"/>
+        <w:jc w:val="both"/>
+        <w:rPr>
+          <w:rFonts w:ascii="Arial Narrow" w:eastAsia="Arial Narrow" w:hAnsi="Arial Narrow" w:cs="Arial Narrow"/>
+          <w:sz w:val="16"/>
+          <w:szCs w:val="16"/>
+        </w:rPr>
+      </w:pPr>
+      <w:r>
+        <w:rPr>
+          <w:rFonts w:ascii="Arial Narrow" w:eastAsia="Arial Narrow" w:hAnsi="Arial Narrow" w:cs="Arial Narrow"/>
+          <w:b/>
+          <w:sz w:val="16"/>
+          <w:szCs w:val="16"/>
+        </w:rPr>
+        <w:tab/>
+        <w:t>Artículo 115.- Medidas correctivas reparadoras</w:t>
+      </w:r>
+    </w:p>
+    <w:p>
+      <w:pPr>
+        <w:spacing w:after="0" w:line="240" w:lineRule="auto"/>
+        <w:ind w:left="567" w:hanging="283"/>
+        <w:jc w:val="both"/>
+        <w:rPr>
+          <w:rFonts w:ascii="Arial Narrow" w:eastAsia="Arial Narrow" w:hAnsi="Arial Narrow" w:cs="Arial Narrow"/>
+          <w:sz w:val="16"/>
+          <w:szCs w:val="16"/>
+        </w:rPr>
+      </w:pPr>
+      <w:r>
+        <w:rPr>
+          <w:rFonts w:ascii="Arial Narrow" w:eastAsia="Arial Narrow" w:hAnsi="Arial Narrow" w:cs="Arial Narrow"/>
+          <w:sz w:val="16"/>
+          <w:szCs w:val="16"/>
+        </w:rPr>
+        <w:tab/>
+        <w:t>115.1 Las medidas correctivas reparadoras tienen el objeto de resarcir las consecuencias patrimoniales directas e inmediatas ocasionadas al consumidor por la infracción administrativa a su estado anterior. En caso el órgano resolutivo dicte una o varias medidas correctivas, debe considerar lo acordado por las partes durante la relación de consumo. Las medidas correctivas reparadoras pueden consistir en ordenar al proveedor infractor lo siguiente:</w:t>
+      </w:r>
+    </w:p>
+    <w:p>
+      <w:pPr>
+        <w:numPr>
+          <w:ilvl w:val="0"/>
+          <w:numId w:val="1"/>
+        </w:numPr>
+        <w:spacing w:after="0" w:line="240" w:lineRule="auto"/>
+        <w:ind w:left="567" w:firstLine="0"/>
+        <w:jc w:val="both"/>
+        <w:rPr>
+          <w:rFonts w:ascii="Arial Narrow" w:eastAsia="Arial Narrow" w:hAnsi="Arial Narrow" w:cs="Arial Narrow"/>
+          <w:sz w:val="16"/>
+          <w:szCs w:val="16"/>
+        </w:rPr>
+      </w:pPr>
+      <w:r>
+        <w:rPr>
+          <w:rFonts w:ascii="Arial Narrow" w:eastAsia="Arial Narrow" w:hAnsi="Arial Narrow" w:cs="Arial Narrow"/>
+          <w:sz w:val="16"/>
+          <w:szCs w:val="16"/>
+        </w:rPr>
+        <w:t>Reparar productos.</w:t>
+      </w:r>
+    </w:p>
+    <w:p>
+      <w:pPr>
+        <w:numPr>
+          <w:ilvl w:val="0"/>
+          <w:numId w:val="1"/>
+        </w:numPr>
+        <w:spacing w:after="0" w:line="240" w:lineRule="auto"/>
+        <w:ind w:left="567" w:firstLine="0"/>
+        <w:jc w:val="both"/>
+        <w:rPr>
+          <w:rFonts w:ascii="Arial Narrow" w:eastAsia="Arial Narrow" w:hAnsi="Arial Narrow" w:cs="Arial Narrow"/>
+          <w:sz w:val="16"/>
+          <w:szCs w:val="16"/>
+        </w:rPr>
+      </w:pPr>
+      <w:r>
+        <w:rPr>
+          <w:rFonts w:ascii="Arial Narrow" w:eastAsia="Arial Narrow" w:hAnsi="Arial Narrow" w:cs="Arial Narrow"/>
+          <w:sz w:val="16"/>
+          <w:szCs w:val="16"/>
+        </w:rPr>
+        <w:t>Cambiar productos por otros de idénticas o similares características, cuando la reparación no sea posible o no resulte razonable según las circunstancias.</w:t>
+      </w:r>
+    </w:p>
+    <w:p>
+      <w:pPr>
+        <w:numPr>
+          <w:ilvl w:val="0"/>
+          <w:numId w:val="1"/>
+        </w:numPr>
+        <w:spacing w:after="0" w:line="240" w:lineRule="auto"/>
+        <w:ind w:left="567" w:firstLine="0"/>
+        <w:jc w:val="both"/>
+        <w:rPr>
+          <w:rFonts w:ascii="Arial Narrow" w:eastAsia="Arial Narrow" w:hAnsi="Arial Narrow" w:cs="Arial Narrow"/>
+          <w:sz w:val="16"/>
+          <w:szCs w:val="16"/>
+        </w:rPr>
+      </w:pPr>
+      <w:r>
+        <w:rPr>
+          <w:rFonts w:ascii="Arial Narrow" w:eastAsia="Arial Narrow" w:hAnsi="Arial Narrow" w:cs="Arial Narrow"/>
+          <w:sz w:val="16"/>
+          <w:szCs w:val="16"/>
+        </w:rPr>
+        <w:t>Entregar un producto de idénticas características o, cuando esto no resulte posible, de similares características, en los supuestos de pérdida o deterioro atribuible al proveedor y siempre que exista interés del consumidor.</w:t>
+      </w:r>
+    </w:p>
+    <w:p>
+      <w:pPr>
+        <w:numPr>
+          <w:ilvl w:val="0"/>
+          <w:numId w:val="1"/>
+        </w:numPr>
+        <w:spacing w:after="0" w:line="240" w:lineRule="auto"/>
+        <w:ind w:left="567" w:firstLine="0"/>
+        <w:jc w:val="both"/>
+        <w:rPr>
+          <w:rFonts w:ascii="Arial Narrow" w:eastAsia="Arial Narrow" w:hAnsi="Arial Narrow" w:cs="Arial Narrow"/>
+          <w:sz w:val="16"/>
+          <w:szCs w:val="16"/>
+        </w:rPr>
+      </w:pPr>
+      <w:r>
+        <w:rPr>
+          <w:rFonts w:ascii="Arial Narrow" w:eastAsia="Arial Narrow" w:hAnsi="Arial Narrow" w:cs="Arial Narrow"/>
+          <w:sz w:val="16"/>
+          <w:szCs w:val="16"/>
+        </w:rPr>
+        <w:t>Cumplir con ejecutar la prestación u obligación asumida; y si esto no resulte posible o no sea razonable, otra de efectos equivalentes, incluyendo prestaciones dinerarias.</w:t>
+      </w:r>
+    </w:p>
+    <w:p>
+      <w:pPr>
+        <w:numPr>
+          <w:ilvl w:val="0"/>
+          <w:numId w:val="1"/>
+        </w:numPr>
+        <w:spacing w:after="0" w:line="240" w:lineRule="auto"/>
+        <w:ind w:left="567" w:firstLine="0"/>
+        <w:jc w:val="both"/>
+        <w:rPr>
+          <w:rFonts w:ascii="Arial Narrow" w:eastAsia="Arial Narrow" w:hAnsi="Arial Narrow" w:cs="Arial Narrow"/>
+          <w:sz w:val="16"/>
+          <w:szCs w:val="16"/>
+        </w:rPr>
+      </w:pPr>
+      <w:r>
+        <w:rPr>
+          <w:rFonts w:ascii="Arial Narrow" w:eastAsia="Arial Narrow" w:hAnsi="Arial Narrow" w:cs="Arial Narrow"/>
+          <w:sz w:val="16"/>
+          <w:szCs w:val="16"/>
+        </w:rPr>
+        <w:t>Cumplir con ejecutar otras prestaciones u obligaciones legales o convencionales a su cargo.</w:t>
+      </w:r>
+    </w:p>
+    <w:p>
+      <w:pPr>
+        <w:numPr>
+          <w:ilvl w:val="0"/>
+          <w:numId w:val="1"/>
+        </w:numPr>
+        <w:spacing w:after="0" w:line="240" w:lineRule="auto"/>
+        <w:ind w:left="567" w:firstLine="0"/>
+        <w:jc w:val="both"/>
+        <w:rPr>
+          <w:rFonts w:ascii="Arial Narrow" w:eastAsia="Arial Narrow" w:hAnsi="Arial Narrow" w:cs="Arial Narrow"/>
+          <w:sz w:val="16"/>
+          <w:szCs w:val="16"/>
+        </w:rPr>
+      </w:pPr>
+      <w:r>
+        <w:rPr>
+          <w:rFonts w:ascii="Arial Narrow" w:eastAsia="Arial Narrow" w:hAnsi="Arial Narrow" w:cs="Arial Narrow"/>
+          <w:sz w:val="16"/>
+          <w:szCs w:val="16"/>
+        </w:rPr>
+        <w:t>Devolver la contraprestación pagada por el consumidor, más los intereses legales correspondientes, cuando la reparación, reposición, o cumplimiento de la prestación u obligación, según sea el caso, no resulte posible o no sea razonable según las circunstancias.</w:t>
+      </w:r>
+    </w:p>
+    <w:p>
+      <w:pPr>
+        <w:numPr>
+          <w:ilvl w:val="0"/>
+          <w:numId w:val="1"/>
+        </w:numPr>
+        <w:spacing w:after="0" w:line="240" w:lineRule="auto"/>
+        <w:ind w:left="567" w:firstLine="0"/>
+        <w:jc w:val="both"/>
+        <w:rPr>
+          <w:rFonts w:ascii="Arial Narrow" w:eastAsia="Arial Narrow" w:hAnsi="Arial Narrow" w:cs="Arial Narrow"/>
+          <w:sz w:val="16"/>
+          <w:szCs w:val="16"/>
+        </w:rPr>
+      </w:pPr>
+      <w:r>
+        <w:rPr>
+          <w:rFonts w:ascii="Arial Narrow" w:eastAsia="Arial Narrow" w:hAnsi="Arial Narrow" w:cs="Arial Narrow"/>
+          <w:sz w:val="16"/>
+          <w:szCs w:val="16"/>
+        </w:rPr>
+        <w:t>En los supuestos de pagos indebidos o en exceso, devolver estos montos, más los intereses correspondientes.</w:t>
+      </w:r>
+    </w:p>
+    <w:p>
+      <w:pPr>
+        <w:numPr>
+          <w:ilvl w:val="0"/>
+          <w:numId w:val="1"/>
+        </w:numPr>
+        <w:spacing w:after="0" w:line="240" w:lineRule="auto"/>
+        <w:ind w:left="567" w:firstLine="0"/>
+        <w:jc w:val="both"/>
+        <w:rPr>
+          <w:rFonts w:ascii="Arial Narrow" w:eastAsia="Arial Narrow" w:hAnsi="Arial Narrow" w:cs="Arial Narrow"/>
+          <w:sz w:val="16"/>
+          <w:szCs w:val="16"/>
+        </w:rPr>
+      </w:pPr>
+      <w:r>
+        <w:rPr>
+          <w:rFonts w:ascii="Arial Narrow" w:eastAsia="Arial Narrow" w:hAnsi="Arial Narrow" w:cs="Arial Narrow"/>
+          <w:sz w:val="16"/>
+          <w:szCs w:val="16"/>
+        </w:rPr>
+        <w:t>Pagar los gastos incurridos por el consumidor para mitigar las consecuencias de la infracción administrativa.</w:t>
+      </w:r>
+    </w:p>
+    <w:p>
+      <w:pPr>
+        <w:numPr>
+          <w:ilvl w:val="0"/>
+          <w:numId w:val="1"/>
+        </w:numPr>
+        <w:spacing w:after="0" w:line="240" w:lineRule="auto"/>
+        <w:ind w:left="567" w:firstLine="0"/>
+        <w:jc w:val="both"/>
+        <w:rPr>
+          <w:rFonts w:ascii="Arial Narrow" w:eastAsia="Arial Narrow" w:hAnsi="Arial Narrow" w:cs="Arial Narrow"/>
+          <w:sz w:val="16"/>
+          <w:szCs w:val="16"/>
+        </w:rPr>
+      </w:pPr>
+      <w:r>
+        <w:rPr>
+          <w:rFonts w:ascii="Arial Narrow" w:eastAsia="Arial Narrow" w:hAnsi="Arial Narrow" w:cs="Arial Narrow"/>
+          <w:sz w:val="16"/>
+          <w:szCs w:val="16"/>
+        </w:rPr>
+        <w:t>Otras medidas reparadoras análogas de efectos equivalentes a las anteriores.</w:t>
+      </w:r>
+    </w:p>
+    <w:p>
+      <w:pPr>
+        <w:pStyle w:val="Sinespaciado"/>
+        <w:ind w:left="567"/>
+        <w:jc w:val="both"/>
+        <w:rPr>
+          <w:rFonts w:ascii="Arial Narrow" w:eastAsia="Arial Narrow" w:hAnsi="Arial Narrow" w:cs="Arial Narrow"/>
+          <w:sz w:val="16"/>
+          <w:szCs w:val="16"/>
+        </w:rPr>
+      </w:pPr>
+      <w:r>
+        <w:rPr>
+          <w:rFonts w:ascii="Arial Narrow" w:eastAsia="Arial Narrow" w:hAnsi="Arial Narrow" w:cs="Arial Narrow"/>
+          <w:sz w:val="16"/>
+          <w:szCs w:val="16"/>
+        </w:rPr>
+        <w:t>115.2 Las medidas correctivas reparadoras no pueden ser solicitadas de manera acumulativa conjunta, pudiendo plantearse de manera alternativa o subsidiaria, con excepción de la medida correctiva señalada en el literal h) que puede solicitarse conjuntamente con otra medida correctiva. Cuando los órganos competentes del Indecopi se pronuncian respecto de una medida correctiva reparadora, aplican el principio de congruencia procesal.</w:t>
+      </w:r>
+    </w:p>
+    <w:p>
+      <w:pPr>
+        <w:spacing w:after="0" w:line="240" w:lineRule="auto"/>
+        <w:ind w:left="567"/>
+        <w:jc w:val="both"/>
+        <w:rPr>
+          <w:rFonts w:ascii="Arial Narrow" w:eastAsia="Arial Narrow" w:hAnsi="Arial Narrow" w:cs="Arial Narrow"/>
+          <w:sz w:val="16"/>
+          <w:szCs w:val="16"/>
+        </w:rPr>
+      </w:pPr>
+      <w:r>
+        <w:rPr>
+          <w:rFonts w:ascii="Arial Narrow" w:eastAsia="Arial Narrow" w:hAnsi="Arial Narrow" w:cs="Arial Narrow"/>
+          <w:sz w:val="16"/>
+          <w:szCs w:val="16"/>
+        </w:rPr>
+        <w:t>115.3 Las medidas correctivas reparadoras pueden solicitarse en cualquier momento hasta antes de la notificación de cargo al proveedor, sin perjuicio de la facultad de secretaría técnica de la comisión de requerir al consumidor que precise la medida correctiva materia de solicitud. El consumidor puede variar su solicitud de medida correctiva hasta antes de la decisión de primera instancia, en cuyo caso se confiere traslado al proveedor para que formule su descargo.</w:t>
+      </w:r>
+    </w:p>
+    <w:p>
+      <w:pPr>
+        <w:spacing w:after="0" w:line="240" w:lineRule="auto"/>
+        <w:ind w:left="567"/>
+        <w:jc w:val="both"/>
+        <w:rPr>
+          <w:rFonts w:ascii="Arial Narrow" w:eastAsia="Arial Narrow" w:hAnsi="Arial Narrow" w:cs="Arial Narrow"/>
+          <w:sz w:val="16"/>
+          <w:szCs w:val="16"/>
+        </w:rPr>
+      </w:pPr>
+      <w:r>
+        <w:rPr>
+          <w:rFonts w:ascii="Arial Narrow" w:eastAsia="Arial Narrow" w:hAnsi="Arial Narrow" w:cs="Arial Narrow"/>
+          <w:sz w:val="16"/>
+          <w:szCs w:val="16"/>
+        </w:rPr>
+        <w:t>115.4 Corresponde al consumidor que solicita el dictado de la medida correctiva reparadora probar las consecuencias patrimoniales directas e inmediatas causadas por la comisión de la infracción administrativa.</w:t>
+      </w:r>
+    </w:p>
+    <w:p>
+      <w:pPr>
+        <w:spacing w:after="0" w:line="240" w:lineRule="auto"/>
+        <w:ind w:left="567"/>
+        <w:jc w:val="both"/>
+        <w:rPr>
+          <w:rFonts w:ascii="Arial Narrow" w:eastAsia="Arial Narrow" w:hAnsi="Arial Narrow" w:cs="Arial Narrow"/>
+          <w:sz w:val="16"/>
+          <w:szCs w:val="16"/>
+        </w:rPr>
+      </w:pPr>
+      <w:r>
+        <w:rPr>
+          <w:rFonts w:ascii="Arial Narrow" w:eastAsia="Arial Narrow" w:hAnsi="Arial Narrow" w:cs="Arial Narrow"/>
+          <w:sz w:val="16"/>
+          <w:szCs w:val="16"/>
+        </w:rPr>
+        <w:t>115.5 Los bienes o montos objeto de medidas correctivas reparadoras son entregados por el proveedor directamente al consumidor que los reclama, salvo mandato distinto contenido en la resolución. Aquellos bienes o montos materia de una medida correctiva reparadora, que por algún motivo se encuentran en posesión del Indecopi y deban ser entregados a los consumidores beneficiados, son puestos a disposición de estos.</w:t>
+      </w:r>
+    </w:p>
+    <w:p>
+      <w:pPr>
+        <w:spacing w:after="0" w:line="240" w:lineRule="auto"/>
+        <w:ind w:left="567"/>
+        <w:jc w:val="both"/>
+        <w:rPr>
+          <w:rFonts w:ascii="Arial Narrow" w:eastAsia="Arial Narrow" w:hAnsi="Arial Narrow" w:cs="Arial Narrow"/>
+          <w:sz w:val="16"/>
+          <w:szCs w:val="16"/>
+        </w:rPr>
+      </w:pPr>
+      <w:r>
+        <w:rPr>
+          <w:rFonts w:ascii="Arial Narrow" w:eastAsia="Arial Narrow" w:hAnsi="Arial Narrow" w:cs="Arial Narrow"/>
+          <w:sz w:val="16"/>
+          <w:szCs w:val="16"/>
+        </w:rPr>
+        <w:t>115.6 El extremo de la resolución final que ordena el cumplimiento de una medida correctiva reparadora a favor del consumidor constituye título ejecutivo conforme con lo dispuesto en el artículo 688 del Código Procesal Civil, una vez que quedan consentidas o causan estado en la vía administrativa. La legitimidad para obrar en los procesos civiles de ejecución corresponde a los consumidores beneficiados con la medida correctiva reparadora.</w:t>
+      </w:r>
+    </w:p>
+    <w:p>
+      <w:pPr>
+        <w:spacing w:after="0" w:line="240" w:lineRule="auto"/>
+        <w:ind w:left="567"/>
+        <w:jc w:val="both"/>
+        <w:rPr>
+          <w:rFonts w:ascii="Arial Narrow" w:eastAsia="Arial Narrow" w:hAnsi="Arial Narrow" w:cs="Arial Narrow"/>
+          <w:sz w:val="16"/>
+          <w:szCs w:val="16"/>
+        </w:rPr>
+      </w:pPr>
+      <w:r>
+        <w:rPr>
+          <w:rFonts w:ascii="Arial Narrow" w:eastAsia="Arial Narrow" w:hAnsi="Arial Narrow" w:cs="Arial Narrow"/>
+          <w:sz w:val="16"/>
+          <w:szCs w:val="16"/>
+        </w:rPr>
+        <w:t>115.7 Las medidas correctivas reparadoras como mandatos dirigidos a resarcir las consecuencias patrimoniales directas e inmediatas originadas por la infracción buscan corregir la conducta infractora y no tienen naturaleza indemnizatoria; son dictadas sin perjuicio de la indemnización por los daños y perjuicios que el consumidor puede solicitar en la vía judicial o arbitral correspondiente. No obstante, se descuenta de la indemnización patrimonial aquella satisfacción patrimonial deducible que el consumidor haya recibido a consecuencia del dictado de una medida correctiva reparadora en sede administrativa.</w:t>
+      </w:r>
+    </w:p>
+    <w:p>
+      <w:pPr>
+        <w:spacing w:after="0" w:line="240" w:lineRule="auto"/>
+        <w:ind w:left="567"/>
+        <w:jc w:val="both"/>
+        <w:rPr>
+          <w:rFonts w:ascii="Arial Narrow" w:eastAsia="Arial Narrow" w:hAnsi="Arial Narrow" w:cs="Arial Narrow"/>
+          <w:b/>
+          <w:bCs/>
+          <w:sz w:val="16"/>
+          <w:szCs w:val="16"/>
+        </w:rPr>
+      </w:pPr>
+      <w:r>
+        <w:rPr>
+          <w:rFonts w:ascii="Arial Narrow" w:eastAsia="Arial Narrow" w:hAnsi="Arial Narrow" w:cs="Arial Narrow"/>
+          <w:b/>
+          <w:bCs/>
+          <w:sz w:val="16"/>
+          <w:szCs w:val="16"/>
+        </w:rPr>
+        <w:t>Artículo 116.- Medidas correctivas complementarias</w:t>
+      </w:r>
+    </w:p>
+    <w:p>
+      <w:pPr>
+        <w:spacing w:after="0" w:line="240" w:lineRule="auto"/>
+        <w:ind w:left="567"/>
+        <w:jc w:val="both"/>
+        <w:rPr>
+          <w:rFonts w:ascii="Arial Narrow" w:eastAsia="Arial Narrow" w:hAnsi="Arial Narrow" w:cs="Arial Narrow"/>
+          <w:sz w:val="16"/>
+          <w:szCs w:val="16"/>
+        </w:rPr>
+      </w:pPr>
+      <w:r>
+        <w:rPr>
+          <w:rFonts w:ascii="Arial Narrow" w:eastAsia="Arial Narrow" w:hAnsi="Arial Narrow" w:cs="Arial Narrow"/>
+          <w:sz w:val="16"/>
+          <w:szCs w:val="16"/>
+        </w:rPr>
+        <w:t xml:space="preserve">Las medidas correctivas complementarias tienen el objeto de revertir los efectos de la conducta infractora o evitar que esta se produzca nuevamente en el futuro y pueden ser, entre otras, las siguientes: </w:t>
+      </w:r>
+    </w:p>
+    <w:p>
+      <w:pPr>
+        <w:spacing w:after="0" w:line="240" w:lineRule="auto"/>
+        <w:ind w:left="567"/>
+        <w:jc w:val="both"/>
+        <w:rPr>
+          <w:rFonts w:ascii="Arial Narrow" w:eastAsia="Arial Narrow" w:hAnsi="Arial Narrow" w:cs="Arial Narrow"/>
+          <w:sz w:val="16"/>
+          <w:szCs w:val="16"/>
+        </w:rPr>
+      </w:pPr>
+      <w:r>
+        <w:rPr>
+          <w:rFonts w:ascii="Arial Narrow" w:eastAsia="Arial Narrow" w:hAnsi="Arial Narrow" w:cs="Arial Narrow"/>
+          <w:sz w:val="16"/>
+          <w:szCs w:val="16"/>
+        </w:rPr>
+        <w:t xml:space="preserve">a. Que el proveedor cumpla con atender la solicitud de información requerida por el consumidor, siempre que dicho requerimiento guarde relación con el producto adquirido o servicio contratado. </w:t>
+      </w:r>
+    </w:p>
+    <w:p>
+      <w:pPr>
+        <w:spacing w:after="0" w:line="240" w:lineRule="auto"/>
+        <w:ind w:left="567"/>
+        <w:jc w:val="both"/>
+        <w:rPr>
+          <w:rFonts w:ascii="Arial Narrow" w:eastAsia="Arial Narrow" w:hAnsi="Arial Narrow" w:cs="Arial Narrow"/>
+          <w:sz w:val="16"/>
+          <w:szCs w:val="16"/>
+        </w:rPr>
+      </w:pPr>
+      <w:r>
+        <w:rPr>
+          <w:rFonts w:ascii="Arial Narrow" w:eastAsia="Arial Narrow" w:hAnsi="Arial Narrow" w:cs="Arial Narrow"/>
+          <w:sz w:val="16"/>
+          <w:szCs w:val="16"/>
+        </w:rPr>
+        <w:t xml:space="preserve">b. Declarar inexigibles las cláusulas que han sido identificadas como abusivas en el procedimiento. </w:t>
+      </w:r>
+    </w:p>
+    <w:p>
+      <w:pPr>
+        <w:spacing w:after="0" w:line="240" w:lineRule="auto"/>
+        <w:ind w:left="567"/>
+        <w:jc w:val="both"/>
+        <w:rPr>
+          <w:rFonts w:ascii="Arial Narrow" w:eastAsia="Arial Narrow" w:hAnsi="Arial Narrow" w:cs="Arial Narrow"/>
+          <w:sz w:val="16"/>
+          <w:szCs w:val="16"/>
+        </w:rPr>
+      </w:pPr>
+      <w:r>
+        <w:rPr>
+          <w:rFonts w:ascii="Arial Narrow" w:eastAsia="Arial Narrow" w:hAnsi="Arial Narrow" w:cs="Arial Narrow"/>
+          <w:sz w:val="16"/>
+          <w:szCs w:val="16"/>
+        </w:rPr>
+        <w:t xml:space="preserve">c. El decomiso y destrucción de la mercadería, envases, envolturas o etiquetas. </w:t>
+      </w:r>
+    </w:p>
+    <w:p>
+      <w:pPr>
+        <w:spacing w:after="0" w:line="240" w:lineRule="auto"/>
+        <w:ind w:left="567"/>
+        <w:jc w:val="both"/>
+        <w:rPr>
+          <w:rFonts w:ascii="Arial Narrow" w:eastAsia="Arial Narrow" w:hAnsi="Arial Narrow" w:cs="Arial Narrow"/>
+          <w:sz w:val="16"/>
+          <w:szCs w:val="16"/>
+        </w:rPr>
+      </w:pPr>
+      <w:r>
+        <w:rPr>
+          <w:rFonts w:ascii="Arial Narrow" w:eastAsia="Arial Narrow" w:hAnsi="Arial Narrow" w:cs="Arial Narrow"/>
+          <w:sz w:val="16"/>
+          <w:szCs w:val="16"/>
+        </w:rPr>
+        <w:t xml:space="preserve">d. En caso de infracciones muy graves y de reincidencia o </w:t>
+      </w:r>
+      <w:proofErr w:type="spellStart"/>
+      <w:r>
+        <w:rPr>
+          <w:rFonts w:ascii="Arial Narrow" w:eastAsia="Arial Narrow" w:hAnsi="Arial Narrow" w:cs="Arial Narrow"/>
+          <w:sz w:val="16"/>
+          <w:szCs w:val="16"/>
+        </w:rPr>
+        <w:t>reiterancia</w:t>
+      </w:r>
+      <w:proofErr w:type="spellEnd"/>
+      <w:r>
+        <w:rPr>
+          <w:rFonts w:ascii="Arial Narrow" w:eastAsia="Arial Narrow" w:hAnsi="Arial Narrow" w:cs="Arial Narrow"/>
+          <w:sz w:val="16"/>
+          <w:szCs w:val="16"/>
+        </w:rPr>
+        <w:t xml:space="preserve">: </w:t>
+      </w:r>
+    </w:p>
+    <w:p>
+      <w:pPr>
+        <w:spacing w:after="0" w:line="240" w:lineRule="auto"/>
+        <w:ind w:left="567"/>
+        <w:jc w:val="both"/>
+        <w:rPr>
+          <w:rFonts w:ascii="Arial Narrow" w:eastAsia="Arial Narrow" w:hAnsi="Arial Narrow" w:cs="Arial Narrow"/>
+          <w:sz w:val="16"/>
+          <w:szCs w:val="16"/>
+        </w:rPr>
+      </w:pPr>
+      <w:r>
+        <w:rPr>
+          <w:rFonts w:ascii="Arial Narrow" w:eastAsia="Arial Narrow" w:hAnsi="Arial Narrow" w:cs="Arial Narrow"/>
+          <w:sz w:val="16"/>
+          <w:szCs w:val="16"/>
+        </w:rPr>
+        <w:t xml:space="preserve">(i) Solicitar a la autoridad correspondiente la clausura temporal del establecimiento industrial, comercial o de servicios por un plazo máximo de seis (6) meses. </w:t>
+      </w:r>
+    </w:p>
+    <w:p>
+      <w:pPr>
+        <w:spacing w:after="0" w:line="240" w:lineRule="auto"/>
+        <w:ind w:left="567"/>
+        <w:jc w:val="both"/>
+        <w:rPr>
+          <w:rFonts w:ascii="Arial Narrow" w:eastAsia="Arial Narrow" w:hAnsi="Arial Narrow" w:cs="Arial Narrow"/>
+          <w:sz w:val="16"/>
+          <w:szCs w:val="16"/>
+        </w:rPr>
+      </w:pPr>
+      <w:r>
+        <w:rPr>
+          <w:rFonts w:ascii="Arial Narrow" w:eastAsia="Arial Narrow" w:hAnsi="Arial Narrow" w:cs="Arial Narrow"/>
+          <w:sz w:val="16"/>
+          <w:szCs w:val="16"/>
+        </w:rPr>
+        <w:t>(</w:t>
+      </w:r>
+      <w:proofErr w:type="spellStart"/>
+      <w:r>
+        <w:rPr>
+          <w:rFonts w:ascii="Arial Narrow" w:eastAsia="Arial Narrow" w:hAnsi="Arial Narrow" w:cs="Arial Narrow"/>
+          <w:sz w:val="16"/>
+          <w:szCs w:val="16"/>
+        </w:rPr>
+        <w:t>ii</w:t>
+      </w:r>
+      <w:proofErr w:type="spellEnd"/>
+      <w:r>
+        <w:rPr>
+          <w:rFonts w:ascii="Arial Narrow" w:eastAsia="Arial Narrow" w:hAnsi="Arial Narrow" w:cs="Arial Narrow"/>
+          <w:sz w:val="16"/>
+          <w:szCs w:val="16"/>
+        </w:rPr>
+        <w:t xml:space="preserve">) Solicitar a la autoridad competente la inhabilitación, temporal o permanente, del proveedor en función de los alcances de la infracción sancionada. </w:t>
+      </w:r>
+    </w:p>
+    <w:p>
+      <w:pPr>
+        <w:spacing w:after="0" w:line="240" w:lineRule="auto"/>
+        <w:ind w:left="567"/>
+        <w:jc w:val="both"/>
+        <w:rPr>
+          <w:rFonts w:ascii="Arial Narrow" w:eastAsia="Arial Narrow" w:hAnsi="Arial Narrow" w:cs="Arial Narrow"/>
+          <w:sz w:val="16"/>
+          <w:szCs w:val="16"/>
+        </w:rPr>
+      </w:pPr>
+      <w:r>
+        <w:rPr>
+          <w:rFonts w:ascii="Arial Narrow" w:eastAsia="Arial Narrow" w:hAnsi="Arial Narrow" w:cs="Arial Narrow"/>
+          <w:sz w:val="16"/>
+          <w:szCs w:val="16"/>
+        </w:rPr>
+        <w:t xml:space="preserve">e. Publicación de avisos </w:t>
+      </w:r>
+      <w:proofErr w:type="spellStart"/>
+      <w:r>
+        <w:rPr>
+          <w:rFonts w:ascii="Arial Narrow" w:eastAsia="Arial Narrow" w:hAnsi="Arial Narrow" w:cs="Arial Narrow"/>
+          <w:sz w:val="16"/>
+          <w:szCs w:val="16"/>
+        </w:rPr>
+        <w:t>rectificatorios</w:t>
+      </w:r>
+      <w:proofErr w:type="spellEnd"/>
+      <w:r>
+        <w:rPr>
+          <w:rFonts w:ascii="Arial Narrow" w:eastAsia="Arial Narrow" w:hAnsi="Arial Narrow" w:cs="Arial Narrow"/>
+          <w:sz w:val="16"/>
+          <w:szCs w:val="16"/>
+        </w:rPr>
+        <w:t xml:space="preserve"> o informativos en la forma que determine el Indecopi, tomando en consideración los medios que resulten idóneos para revertir los efectos que el acto objeto de sanción ha ocasionado. </w:t>
+      </w:r>
+    </w:p>
+    <w:p>
+      <w:pPr>
+        <w:spacing w:after="0" w:line="240" w:lineRule="auto"/>
+        <w:ind w:left="567"/>
+        <w:jc w:val="both"/>
+        <w:rPr>
+          <w:rFonts w:ascii="Arial Narrow" w:eastAsia="Arial Narrow" w:hAnsi="Arial Narrow" w:cs="Arial Narrow"/>
+          <w:sz w:val="16"/>
+          <w:szCs w:val="16"/>
+        </w:rPr>
+      </w:pPr>
+      <w:r>
+        <w:rPr>
+          <w:rFonts w:ascii="Arial Narrow" w:eastAsia="Arial Narrow" w:hAnsi="Arial Narrow" w:cs="Arial Narrow"/>
+          <w:sz w:val="16"/>
+          <w:szCs w:val="16"/>
+        </w:rPr>
+        <w:t xml:space="preserve">f. Cualquier otra medida correctiva que tenga el objeto de revertir los efectos de la conducta infractora o evitar que esta se produzca nuevamente en el futuro. </w:t>
+      </w:r>
+    </w:p>
+    <w:p>
+      <w:pPr>
+        <w:spacing w:after="0" w:line="240" w:lineRule="auto"/>
+        <w:ind w:left="567"/>
+        <w:jc w:val="both"/>
+        <w:rPr>
+          <w:rFonts w:ascii="Arial Narrow" w:eastAsia="Arial Narrow" w:hAnsi="Arial Narrow" w:cs="Arial Narrow"/>
+          <w:sz w:val="16"/>
+          <w:szCs w:val="16"/>
+        </w:rPr>
+      </w:pPr>
+      <w:r>
+        <w:rPr>
+          <w:rFonts w:ascii="Arial Narrow" w:eastAsia="Arial Narrow" w:hAnsi="Arial Narrow" w:cs="Arial Narrow"/>
+          <w:sz w:val="16"/>
+          <w:szCs w:val="16"/>
+        </w:rPr>
+        <w:t>El Indecopi está facultado para solicitar a la autoridad municipal y policial el apoyo respectivo para la ejecución de las medidas correctivas complementarias correspondientes.</w:t>
+      </w:r>
+    </w:p>
+    <w:p>
+      <w:pPr>
+        <w:spacing w:after="0" w:line="240" w:lineRule="auto"/>
+        <w:ind w:left="567" w:hanging="567"/>
+        <w:jc w:val="both"/>
+        <w:rPr>
+          <w:rFonts w:ascii="Arial Narrow" w:eastAsia="Arial Narrow" w:hAnsi="Arial Narrow" w:cs="Arial Narrow"/>
+          <w:sz w:val="16"/>
+          <w:szCs w:val="16"/>
+        </w:rPr>
+      </w:pPr>
+    </w:p>
+  </w:footnote>
+  <w:footnote w:id="16">
+    <w:p>
+      <w:pPr>
+        <w:pStyle w:val="Textonotapie"/>
+        <w:tabs>
+          <w:tab w:val="left" w:pos="567"/>
+        </w:tabs>
+        <w:ind w:left="567" w:hanging="567"/>
+        <w:jc w:val="both"/>
+        <w:rPr>
+          <w:rFonts w:ascii="Arial Narrow" w:eastAsia="Arial Narrow" w:hAnsi="Arial Narrow" w:cs="Arial Narrow"/>
+          <w:b/>
+          <w:sz w:val="16"/>
+          <w:szCs w:val="16"/>
+        </w:rPr>
+      </w:pPr>
+      <w:r>
+        <w:rPr>
+          <w:rStyle w:val="Refdenotaalpie"/>
+          <w:rFonts w:ascii="Arial Narrow" w:eastAsia="Arial Narrow" w:hAnsi="Arial Narrow" w:cs="Arial Narrow"/>
+          <w:sz w:val="16"/>
+          <w:szCs w:val="16"/>
+          <w:vertAlign w:val="superscript"/>
+        </w:rPr>
+        <w:footnoteRef/>
+      </w:r>
+      <w:r>
+        <w:rPr>
+          <w:rFonts w:ascii="Arial Narrow" w:eastAsia="Arial Narrow" w:hAnsi="Arial Narrow" w:cs="Arial Narrow"/>
+          <w:sz w:val="16"/>
+          <w:szCs w:val="16"/>
+        </w:rPr>
+        <w:tab/>
+        <w:t xml:space="preserve"/>
       </w:r>
       <w:r>
         <w:rPr>
@@ -11943,12 +12032,15 @@
       </w:pPr>
     </w:p>
   </w:footnote>
-  <w:footnote w:id="15">
+  <w:footnote w:id="17">
     <w:p>
       <w:pPr>
         <w:autoSpaceDE w:val="0"/>
         <w:autoSpaceDN w:val="0"/>
         <w:adjustRightInd w:val="0"/>
+        <w:tabs>
+          <w:tab w:val="left" w:pos="567"/>
+        </w:tabs>
         <w:spacing w:after="0" w:line="240" w:lineRule="auto"/>
         <w:ind w:left="567" w:hanging="567"/>
         <w:jc w:val="both"/>
@@ -11980,7 +12072,8 @@
           <w:sz w:val="16"/>
           <w:szCs w:val="16"/>
         </w:rPr>
-        <w:t xml:space="preserve"> </w:t>
+        <w:tab/>
+        <w:t xml:space="preserve"/>
       </w:r>
       <w:r>
         <w:rPr>
@@ -12013,7 +12106,7 @@
           <w:sz w:val="16"/>
           <w:szCs w:val="16"/>
         </w:rPr>
-        <w:t xml:space="preserve"> 807, LEY SOBRE FACULTADES, NORMAS Y ORGANIZACIÓN DEL INDECOPI FACULTADES DE LAS COMISIONES Y OFICINAS DEL INDECOPI</w:t>
+        <w:t xml:space="preserve">807, LEY SOBRE FACULTADES, NORMAS Y ORGANIZACIÓN DEL INDECOPI FACULTADES DE LAS COMISIONES Y OFICINAS DEL INDECOPI</w:t>
       </w:r>
     </w:p>
     <w:p>

--- a/plantillas_maestras/17_seguro_no_especificado/discriminacion/1_ddo_aseguradora/varon/TPL_2664_2025_SEGURO_NO_ESPECIFICADO_DISCRIMINACION_ASEGURADORA_VARON_R1.docx
+++ b/plantillas_maestras/17_seguro_no_especificado/discriminacion/1_ddo_aseguradora/varon/TPL_2664_2025_SEGURO_NO_ESPECIFICADO_DISCRIMINACION_ASEGURADORA_VARON_R1.docx
@@ -591,7 +591,7 @@
     </w:p>
     <w:p>
       <w:pPr>
-        <w:spacing w:after="0" w:line="240" w:lineRule="auto"/>
+        <w:spacing w:before="0" w:after="0" w:line="240" w:lineRule="auto"/>
         <w:jc w:val="both"/>
         <w:rPr>
           <w:rFonts w:ascii="Arial Narrow" w:eastAsia="Arial Narrow" w:hAnsi="Arial Narrow" w:cs="Arial Narrow"/>
@@ -633,7 +633,7 @@
           <w:lang w:val="es-ES" w:eastAsia="es-ES"/>
           <w14:ligatures w14:val="none"/>
         </w:rPr>
-        <w:t xml:space="preserve">Mediante el escrito del 6 de setiembre de 2025, complementado mediante el escrito del 10 de setiembre de 2025, el señor [APELLIDO] denunció a Interseguro por presuntas infracciones a la Ley 29571, Código de Protección y Defensa del Consumidor</w:t>
+        <w:t xml:space="preserve">Mediante el escrito del 6 de setiembre de 2025</w:t>
       </w:r>
       <w:r>
         <w:rPr>
@@ -659,31 +659,7 @@
           <w:lang w:val="es-ES" w:eastAsia="es-ES"/>
           <w14:ligatures w14:val="none"/>
         </w:rPr>
-        <w:t xml:space="preserve"> (en adelante, Código), señalando lo siguiente:</w:t>
-      </w:r>
-      <w:r>
-        <w:rPr>
-          <w:rFonts w:ascii="Arial Narrow" w:eastAsia="Arial Narrow" w:hAnsi="Arial Narrow" w:cs="Arial Narrow"/>
-          <w:color w:val="000000"/>
-          <w:kern w:val="0"/>
-          <w:sz w:val="22"/>
-          <w:szCs w:val="22"/>
-          <w:lang w:val="es-ES" w:eastAsia="es-ES"/>
-          <w14:ligatures w14:val="none"/>
-        </w:rPr>
-        <w:t/>
-      </w:r>
-      <w:r>
-        <w:rPr>
-          <w:rFonts w:ascii="Arial Narrow" w:eastAsia="Arial Narrow" w:hAnsi="Arial Narrow" w:cs="Arial Narrow"/>
-          <w:color w:val="000000"/>
-          <w:kern w:val="0"/>
-          <w:sz w:val="22"/>
-          <w:szCs w:val="22"/>
-          <w:lang w:val="es-ES" w:eastAsia="es-ES"/>
-          <w14:ligatures w14:val="none"/>
-        </w:rPr>
-        <w:t xml:space="preserve"/>
+        <w:t xml:space="preserve">, complementado mediante el escrito del 10 de setiembre de 2025, el señor [APELLIDO] denunció a Interseguro por presuntas infracciones a la Ley 29571, Código de Protección y Defensa del Consumidor</w:t>
       </w:r>
       <w:r>
         <w:rPr>
@@ -702,10 +678,36 @@
       <w:r>
         <w:rPr>
           <w:rFonts w:ascii="Arial Narrow" w:eastAsia="Arial Narrow" w:hAnsi="Arial Narrow" w:cs="Arial Narrow"/>
-          <w:kern w:val="0"/>
-          <w14:ligatures w14:val="none"/>
-          <w:sz w:val="22"/>
-          <w:szCs w:val="22"/>
+          <w:color w:val="000000"/>
+          <w:kern w:val="0"/>
+          <w:sz w:val="22"/>
+          <w:szCs w:val="22"/>
+          <w:lang w:val="es-ES" w:eastAsia="es-ES"/>
+          <w14:ligatures w14:val="none"/>
+        </w:rPr>
+        <w:t xml:space="preserve"> (en adelante, Código), señalando lo siguiente:</w:t>
+      </w:r>
+      <w:r>
+        <w:rPr>
+          <w:rFonts w:ascii="Arial Narrow" w:eastAsia="Arial Narrow" w:hAnsi="Arial Narrow" w:cs="Arial Narrow"/>
+          <w:color w:val="000000"/>
+          <w:kern w:val="0"/>
+          <w:sz w:val="22"/>
+          <w:szCs w:val="22"/>
+          <w:lang w:val="es-ES" w:eastAsia="es-ES"/>
+          <w14:ligatures w14:val="none"/>
+        </w:rPr>
+        <w:t/>
+      </w:r>
+      <w:r>
+        <w:rPr>
+          <w:rFonts w:ascii="Arial Narrow" w:eastAsia="Arial Narrow" w:hAnsi="Arial Narrow" w:cs="Arial Narrow"/>
+          <w:color w:val="000000"/>
+          <w:kern w:val="0"/>
+          <w:sz w:val="22"/>
+          <w:szCs w:val="22"/>
+          <w:lang w:val="es-ES" w:eastAsia="es-ES"/>
+          <w14:ligatures w14:val="none"/>
         </w:rPr>
         <w:t xml:space="preserve"/>
       </w:r>
@@ -717,6 +719,16 @@
           <w:sz w:val="22"/>
           <w:szCs w:val="22"/>
         </w:rPr>
+        <w:t xml:space="preserve"/>
+      </w:r>
+      <w:r>
+        <w:rPr>
+          <w:rFonts w:ascii="Arial Narrow" w:eastAsia="Arial Narrow" w:hAnsi="Arial Narrow" w:cs="Arial Narrow"/>
+          <w:kern w:val="0"/>
+          <w14:ligatures w14:val="none"/>
+          <w:sz w:val="22"/>
+          <w:szCs w:val="22"/>
+        </w:rPr>
         <w:t/>
       </w:r>
       <w:r>
@@ -849,7 +861,7 @@
     </w:p>
     <w:p>
       <w:pPr>
-        <w:spacing w:after="0" w:line="240" w:lineRule="auto"/>
+        <w:spacing w:before="0" w:after="0" w:line="240" w:lineRule="auto"/>
         <w:jc w:val="both"/>
         <w:rPr>
           <w:rFonts w:ascii="Arial Narrow" w:eastAsia="Arial Narrow" w:hAnsi="Arial Narrow" w:cs="Arial Narrow"/>
@@ -1148,7 +1160,7 @@
     <w:p>
       <w:pPr>
         <w:pStyle w:val="Prrafodelista"/>
-        <w:spacing w:after="0" w:line="240" w:lineRule="auto"/>
+        <w:spacing w:before="0" w:after="0" w:line="240" w:lineRule="auto"/>
         <w:ind w:left="1134"/>
         <w:jc w:val="both"/>
         <w:rPr>
@@ -1228,6 +1240,7 @@
     <w:p>
       <w:pPr>
         <w:pStyle w:val="Prrafodelista"/>
+        <w:spacing w:before="0" w:after="0" w:line="240" w:lineRule="auto"/>
         <w:rPr>
           <w:rFonts w:ascii="Arial Narrow" w:eastAsia="Arial Narrow" w:hAnsi="Arial Narrow" w:cs="Arial Narrow"/>
           <w:color w:val="000000"/>
@@ -1353,6 +1366,7 @@
     <w:p>
       <w:pPr>
         <w:pStyle w:val="Prrafodelista"/>
+        <w:spacing w:before="0" w:after="0" w:line="240" w:lineRule="auto"/>
         <w:rPr>
           <w:rFonts w:ascii="Arial Narrow" w:eastAsia="Arial Narrow" w:hAnsi="Arial Narrow" w:cs="Arial Narrow"/>
           <w:color w:val="000000"/>
@@ -1562,6 +1576,7 @@
     <w:p>
       <w:pPr>
         <w:pStyle w:val="Prrafodelista"/>
+        <w:spacing w:before="0" w:after="0" w:line="240" w:lineRule="auto"/>
         <w:rPr>
           <w:rFonts w:ascii="Arial Narrow" w:eastAsia="Arial Narrow" w:hAnsi="Arial Narrow" w:cs="Arial Narrow"/>
           <w:color w:val="000000"/>
@@ -1711,6 +1726,7 @@
     <w:p>
       <w:pPr>
         <w:pStyle w:val="Prrafodelista"/>
+        <w:spacing w:before="0" w:after="0" w:line="240" w:lineRule="auto"/>
         <w:rPr>
           <w:rFonts w:ascii="Arial Narrow" w:eastAsia="Arial Narrow" w:hAnsi="Arial Narrow" w:cs="Arial Narrow"/>
           <w:color w:val="000000"/>
@@ -1956,6 +1972,7 @@
     <w:p>
       <w:pPr>
         <w:pStyle w:val="Prrafodelista"/>
+        <w:spacing w:before="0" w:after="0" w:line="240" w:lineRule="auto"/>
         <w:rPr>
           <w:rFonts w:ascii="Arial Narrow" w:eastAsia="Arial Narrow" w:hAnsi="Arial Narrow" w:cs="Arial Narrow"/>
           <w:color w:val="000000"/>
@@ -2008,6 +2025,7 @@
     <w:p>
       <w:pPr>
         <w:pStyle w:val="Prrafodelista"/>
+        <w:spacing w:before="0" w:after="0" w:line="240" w:lineRule="auto"/>
         <w:rPr>
           <w:rFonts w:ascii="Arial Narrow" w:eastAsia="Arial Narrow" w:hAnsi="Arial Narrow" w:cs="Arial Narrow"/>
           <w:color w:val="000000"/>
@@ -2156,7 +2174,7 @@
     </w:p>
     <w:p>
       <w:pPr>
-        <w:spacing w:after="0" w:line="240" w:lineRule="auto"/>
+        <w:spacing w:before="0" w:after="0" w:line="240" w:lineRule="auto"/>
         <w:jc w:val="both"/>
         <w:rPr>
           <w:rFonts w:ascii="Arial Narrow" w:eastAsia="Arial Narrow" w:hAnsi="Arial Narrow" w:cs="Arial Narrow"/>
@@ -2333,6 +2351,7 @@
     <w:p>
       <w:pPr>
         <w:pStyle w:val="Prrafodelista"/>
+        <w:spacing w:before="0" w:after="0" w:line="240" w:lineRule="auto"/>
         <w:rPr>
           <w:rFonts w:ascii="Arial Narrow" w:eastAsia="Arial Narrow" w:hAnsi="Arial Narrow" w:cs="Arial Narrow"/>
           <w:color w:val="000000"/>
@@ -2553,10 +2572,10 @@
     </w:p>
     <w:p>
       <w:pPr>
+        <w:spacing w:before="0" w:after="0" w:line="240" w:lineRule="auto"/>
         <w:tabs>
           <w:tab w:val="left" w:pos="1134"/>
         </w:tabs>
-        <w:spacing w:after="0" w:line="240" w:lineRule="auto"/>
         <w:jc w:val="both"/>
         <w:rPr>
           <w:rFonts w:ascii="Arial Narrow" w:eastAsia="Arial Narrow" w:hAnsi="Arial Narrow" w:cs="Arial Narrow"/>
@@ -2899,10 +2918,10 @@
     </w:p>
     <w:p>
       <w:pPr>
+        <w:spacing w:before="0" w:after="0" w:line="240" w:lineRule="auto"/>
         <w:tabs>
           <w:tab w:val="num" w:pos="1440"/>
         </w:tabs>
-        <w:spacing w:after="0" w:line="240" w:lineRule="auto"/>
         <w:contextualSpacing/>
         <w:jc w:val="both"/>
         <w:rPr>
@@ -3018,7 +3037,7 @@
     </w:p>
     <w:p>
       <w:pPr>
-        <w:spacing w:after="0" w:line="240" w:lineRule="auto"/>
+        <w:spacing w:before="0" w:after="0" w:line="240" w:lineRule="auto"/>
         <w:jc w:val="both"/>
         <w:rPr>
           <w:rFonts w:ascii="Arial Narrow" w:eastAsia="Arial Narrow" w:hAnsi="Arial Narrow" w:cs="Arial Narrow"/>
@@ -3237,7 +3256,7 @@
     </w:p>
     <w:p>
       <w:pPr>
-        <w:spacing w:after="0" w:line="240" w:lineRule="auto"/>
+        <w:spacing w:before="0" w:after="0" w:line="240" w:lineRule="auto"/>
         <w:jc w:val="both"/>
         <w:rPr>
           <w:rFonts w:ascii="Arial Narrow" w:eastAsia="Arial Narrow" w:hAnsi="Arial Narrow" w:cs="Arial Narrow"/>
@@ -3409,7 +3428,7 @@
     <w:p>
       <w:pPr>
         <w:pStyle w:val="Prrafodelista"/>
-        <w:spacing w:after="0" w:line="240" w:lineRule="auto"/>
+        <w:spacing w:before="0" w:after="0" w:line="240" w:lineRule="auto"/>
         <w:ind w:left="567"/>
         <w:jc w:val="both"/>
         <w:rPr>
@@ -3541,7 +3560,7 @@
     <w:p>
       <w:pPr>
         <w:pStyle w:val="Prrafodelista"/>
-        <w:spacing w:after="0" w:line="240" w:lineRule="auto"/>
+        <w:spacing w:before="0" w:after="0" w:line="240" w:lineRule="auto"/>
         <w:ind w:left="567"/>
         <w:jc w:val="both"/>
         <w:rPr>
@@ -3715,6 +3734,7 @@
     <w:p>
       <w:pPr>
         <w:pStyle w:val="Prrafodelista"/>
+        <w:spacing w:before="0" w:after="0" w:line="240" w:lineRule="auto"/>
         <w:rPr>
           <w:rFonts w:ascii="Arial Narrow" w:eastAsia="Arial Narrow" w:hAnsi="Arial Narrow" w:cs="Arial Narrow"/>
           <w:color w:val="000000"/>
@@ -3858,6 +3878,7 @@
     <w:p>
       <w:pPr>
         <w:pStyle w:val="Prrafodelista"/>
+        <w:spacing w:before="0" w:after="0" w:line="240" w:lineRule="auto"/>
         <w:rPr>
           <w:rFonts w:ascii="Arial Narrow" w:eastAsia="Arial Narrow" w:hAnsi="Arial Narrow" w:cs="Arial Narrow"/>
           <w:color w:val="000000"/>
@@ -4014,7 +4035,7 @@
     </w:p>
     <w:p>
       <w:pPr>
-        <w:spacing w:after="0" w:line="240" w:lineRule="auto"/>
+        <w:spacing w:before="0" w:after="0" w:line="240" w:lineRule="auto"/>
         <w:jc w:val="both"/>
         <w:rPr>
           <w:rFonts w:ascii="Arial Narrow" w:eastAsia="Arial Narrow" w:hAnsi="Arial Narrow" w:cs="Arial Narrow"/>
@@ -4149,7 +4170,7 @@
     </w:p>
     <w:p>
       <w:pPr>
-        <w:spacing w:after="0" w:line="240" w:lineRule="auto"/>
+        <w:spacing w:before="0" w:after="0" w:line="240" w:lineRule="auto"/>
         <w:contextualSpacing/>
         <w:jc w:val="both"/>
         <w:rPr>
@@ -4200,7 +4221,7 @@
     </w:p>
     <w:p>
       <w:pPr>
-        <w:spacing w:after="0" w:line="240" w:lineRule="auto"/>
+        <w:spacing w:before="0" w:after="0" w:line="240" w:lineRule="auto"/>
         <w:ind w:left="567"/>
         <w:contextualSpacing/>
         <w:jc w:val="both"/>
@@ -4421,7 +4442,7 @@
     <w:p>
       <w:pPr>
         <w:pStyle w:val="Prrafodelista"/>
-        <w:spacing w:after="0" w:line="240" w:lineRule="auto"/>
+        <w:spacing w:before="0" w:after="0" w:line="240" w:lineRule="auto"/>
         <w:ind w:left="567"/>
         <w:jc w:val="both"/>
         <w:rPr>
@@ -4568,6 +4589,7 @@
     <w:p>
       <w:pPr>
         <w:pStyle w:val="Prrafodelista"/>
+        <w:spacing w:before="0" w:after="0" w:line="240" w:lineRule="auto"/>
         <w:rPr>
           <w:rFonts w:ascii="Arial Narrow" w:eastAsia="Arial Narrow" w:hAnsi="Arial Narrow" w:cs="Arial Narrow"/>
           <w:kern w:val="0"/>
@@ -4729,6 +4751,7 @@
     <w:p>
       <w:pPr>
         <w:pStyle w:val="Prrafodelista"/>
+        <w:spacing w:before="0" w:after="0" w:line="240" w:lineRule="auto"/>
         <w:rPr>
           <w:rFonts w:ascii="Arial Narrow" w:eastAsia="Arial Narrow" w:hAnsi="Arial Narrow" w:cs="Arial Narrow"/>
           <w:kern w:val="0"/>
@@ -4879,6 +4902,7 @@
     <w:p>
       <w:pPr>
         <w:pStyle w:val="Prrafodelista"/>
+        <w:spacing w:before="0" w:after="0" w:line="240" w:lineRule="auto"/>
         <w:rPr>
           <w:rFonts w:ascii="Arial Narrow" w:eastAsia="Arial Narrow" w:hAnsi="Arial Narrow" w:cs="Arial Narrow"/>
           <w:kern w:val="0"/>
@@ -5031,7 +5055,7 @@
     <w:bookmarkEnd w:id="11"/>
     <w:p>
       <w:pPr>
-        <w:spacing w:after="0" w:line="240" w:lineRule="auto"/>
+        <w:spacing w:before="0" w:after="0" w:line="240" w:lineRule="auto"/>
         <w:jc w:val="both"/>
         <w:rPr>
           <w:rFonts w:ascii="Arial Narrow" w:eastAsia="Arial Narrow" w:hAnsi="Arial Narrow" w:cs="Arial Narrow"/>
@@ -5102,7 +5126,7 @@
     </w:p>
     <w:p>
       <w:pPr>
-        <w:spacing w:after="0" w:line="240" w:lineRule="auto"/>
+        <w:spacing w:before="0" w:after="0" w:line="240" w:lineRule="auto"/>
         <w:ind w:left="567"/>
         <w:contextualSpacing/>
         <w:jc w:val="both"/>
@@ -5185,7 +5209,7 @@
     </w:p>
     <w:p>
       <w:pPr>
-        <w:spacing w:after="0" w:line="240" w:lineRule="auto"/>
+        <w:spacing w:before="0" w:after="0" w:line="240" w:lineRule="auto"/>
         <w:jc w:val="both"/>
         <w:rPr>
           <w:rFonts w:ascii="Arial Narrow" w:eastAsia="Arial Narrow" w:hAnsi="Arial Narrow" w:cs="Arial Narrow"/>
@@ -5344,7 +5368,7 @@
     <w:p>
       <w:pPr>
         <w:pStyle w:val="Prrafodelista"/>
-        <w:spacing w:after="0" w:line="240" w:lineRule="auto"/>
+        <w:spacing w:before="0" w:after="0" w:line="240" w:lineRule="auto"/>
         <w:ind w:left="567"/>
         <w:jc w:val="both"/>
         <w:rPr>
@@ -5399,6 +5423,22 @@
     </w:p>
     <w:p>
       <w:pPr>
+        <w:spacing w:before="0" w:after="0" w:line="240" w:lineRule="auto"/>
+        <w:jc w:val="both"/>
+        <w:rPr>
+          <w:rFonts w:ascii="Arial Narrow" w:eastAsia="Arial Narrow" w:hAnsi="Arial Narrow" w:cs="Arial Narrow"/>
+          <w:b/>
+          <w:color w:val="000000"/>
+          <w:kern w:val="0"/>
+          <w:sz w:val="22"/>
+          <w:szCs w:val="22"/>
+          <w:lang w:eastAsia="es-PE"/>
+          <w14:ligatures w14:val="none"/>
+        </w:rPr>
+      </w:pPr>
+    </w:p>
+    <w:p>
+      <w:pPr>
         <w:spacing w:after="0" w:line="240" w:lineRule="auto"/>
         <w:jc w:val="both"/>
         <w:rPr>
@@ -5412,6 +5452,119 @@
           <w14:ligatures w14:val="none"/>
         </w:rPr>
       </w:pPr>
+      <w:r>
+        <w:rPr>
+          <w:rFonts w:ascii="Arial Narrow" w:eastAsia="Arial Narrow" w:hAnsi="Arial Narrow" w:cs="Arial Narrow"/>
+          <w:b/>
+          <w:color w:val="000000"/>
+          <w:kern w:val="0"/>
+          <w:sz w:val="22"/>
+          <w:szCs w:val="22"/>
+          <w:lang w:eastAsia="es-PE"/>
+          <w14:ligatures w14:val="none"/>
+        </w:rPr>
+        <w:t xml:space="preserve">PRIMERO:</w:t>
+      </w:r>
+      <w:r>
+        <w:rPr>
+          <w:rFonts w:ascii="Arial Narrow" w:eastAsia="Arial Narrow" w:hAnsi="Arial Narrow" w:cs="Arial Narrow"/>
+          <w:color w:val="000000"/>
+          <w:kern w:val="0"/>
+          <w:sz w:val="22"/>
+          <w:szCs w:val="22"/>
+          <w:lang w:eastAsia="es-PE"/>
+          <w14:ligatures w14:val="none"/>
+        </w:rPr>
+        <w:t xml:space="preserve"> </w:t>
+      </w:r>
+      <w:r>
+        <w:rPr>
+          <w:rFonts w:ascii="Arial Narrow" w:eastAsia="Arial Narrow" w:hAnsi="Arial Narrow" w:cs="Arial Narrow"/>
+          <w:color w:val="000000"/>
+          <w:kern w:val="0"/>
+          <w:sz w:val="22"/>
+          <w:szCs w:val="22"/>
+          <w:lang w:eastAsia="es-PE"/>
+          <w14:ligatures w14:val="none"/>
+        </w:rPr>
+        <w:t>d</w:t>
+      </w:r>
+      <w:r>
+        <w:rPr>
+          <w:rFonts w:ascii="Arial Narrow" w:eastAsia="Arial Narrow" w:hAnsi="Arial Narrow" w:cs="Arial Narrow"/>
+          <w:color w:val="000000"/>
+          <w:kern w:val="0"/>
+          <w:sz w:val="22"/>
+          <w:szCs w:val="22"/>
+          <w:lang w:eastAsia="es-PE"/>
+          <w14:ligatures w14:val="none"/>
+        </w:rPr>
+        <w:t xml:space="preserve">ejar sin efecto la Resolución </w:t>
+      </w:r>
+      <w:r>
+        <w:rPr>
+          <w:rFonts w:ascii="Arial Narrow" w:eastAsia="Arial Narrow" w:hAnsi="Arial Narrow" w:cs="Arial Narrow"/>
+          <w:color w:val="000000"/>
+          <w:kern w:val="0"/>
+          <w:sz w:val="22"/>
+          <w:szCs w:val="22"/>
+          <w:lang w:eastAsia="es-PE"/>
+          <w14:ligatures w14:val="none"/>
+        </w:rPr>
+        <w:t>1</w:t>
+      </w:r>
+      <w:r>
+        <w:rPr>
+          <w:rFonts w:ascii="Arial Narrow" w:eastAsia="Arial Narrow" w:hAnsi="Arial Narrow" w:cs="Arial Narrow"/>
+          <w:color w:val="000000"/>
+          <w:kern w:val="0"/>
+          <w:sz w:val="22"/>
+          <w:szCs w:val="22"/>
+          <w:lang w:eastAsia="es-PE"/>
+          <w14:ligatures w14:val="none"/>
+        </w:rPr>
+        <w:t xml:space="preserve"> del </w:t>
+      </w:r>
+      <w:r>
+        <w:rPr>
+          <w:rFonts w:ascii="Arial Narrow" w:eastAsia="Arial Narrow" w:hAnsi="Arial Narrow" w:cs="Arial Narrow"/>
+          <w:color w:val="000000"/>
+          <w:kern w:val="0"/>
+          <w:sz w:val="22"/>
+          <w:szCs w:val="22"/>
+          <w:lang w:eastAsia="es-PE"/>
+          <w14:ligatures w14:val="none"/>
+        </w:rPr>
+        <w:t>18 de noviembre de 2025</w:t>
+      </w:r>
+      <w:r>
+        <w:rPr>
+          <w:rFonts w:ascii="Arial Narrow" w:eastAsia="Arial Narrow" w:hAnsi="Arial Narrow" w:cs="Arial Narrow"/>
+          <w:color w:val="000000"/>
+          <w:kern w:val="0"/>
+          <w:sz w:val="22"/>
+          <w:szCs w:val="22"/>
+          <w:lang w:eastAsia="es-PE"/>
+          <w14:ligatures w14:val="none"/>
+        </w:rPr>
+        <w:t>; así como su acto de notificación.</w:t>
+      </w:r>
+    </w:p>
+    <w:p>
+      <w:pPr>
+        <w:spacing w:before="0" w:after="0" w:line="240" w:lineRule="auto"/>
+        <w:jc w:val="both"/>
+        <w:rPr>
+          <w:rFonts w:ascii="Arial Narrow" w:eastAsia="Arial Narrow" w:hAnsi="Arial Narrow" w:cs="Arial Narrow"/>
+          <w:b/>
+          <w:color w:val="000000"/>
+          <w:kern w:val="0"/>
+          <w:sz w:val="22"/>
+          <w:szCs w:val="22"/>
+          <w:lang w:eastAsia="es-PE"/>
+          <w14:ligatures w14:val="none"/>
+        </w:rPr>
+      </w:pPr>
     </w:p>
     <w:p>
       <w:pPr>
@@ -5419,135 +5572,6 @@
         <w:jc w:val="both"/>
         <w:rPr>
           <w:rFonts w:ascii="Arial Narrow" w:eastAsia="Arial Narrow" w:hAnsi="Arial Narrow" w:cs="Arial Narrow"/>
-          <w:b/>
-          <w:color w:val="000000"/>
-          <w:kern w:val="0"/>
-          <w:sz w:val="22"/>
-          <w:szCs w:val="22"/>
-          <w:lang w:eastAsia="es-PE"/>
-          <w14:ligatures w14:val="none"/>
-        </w:rPr>
-      </w:pPr>
-      <w:r>
-        <w:rPr>
-          <w:rFonts w:ascii="Arial Narrow" w:eastAsia="Arial Narrow" w:hAnsi="Arial Narrow" w:cs="Arial Narrow"/>
-          <w:b/>
-          <w:color w:val="000000"/>
-          <w:kern w:val="0"/>
-          <w:sz w:val="22"/>
-          <w:szCs w:val="22"/>
-          <w:lang w:eastAsia="es-PE"/>
-          <w14:ligatures w14:val="none"/>
-        </w:rPr>
-        <w:t xml:space="preserve">PRIMERO:</w:t>
-      </w:r>
-      <w:r>
-        <w:rPr>
-          <w:rFonts w:ascii="Arial Narrow" w:eastAsia="Arial Narrow" w:hAnsi="Arial Narrow" w:cs="Arial Narrow"/>
-          <w:color w:val="000000"/>
-          <w:kern w:val="0"/>
-          <w:sz w:val="22"/>
-          <w:szCs w:val="22"/>
-          <w:lang w:eastAsia="es-PE"/>
-          <w14:ligatures w14:val="none"/>
-        </w:rPr>
-        <w:t xml:space="preserve"> </w:t>
-      </w:r>
-      <w:r>
-        <w:rPr>
-          <w:rFonts w:ascii="Arial Narrow" w:eastAsia="Arial Narrow" w:hAnsi="Arial Narrow" w:cs="Arial Narrow"/>
-          <w:color w:val="000000"/>
-          <w:kern w:val="0"/>
-          <w:sz w:val="22"/>
-          <w:szCs w:val="22"/>
-          <w:lang w:eastAsia="es-PE"/>
-          <w14:ligatures w14:val="none"/>
-        </w:rPr>
-        <w:t>d</w:t>
-      </w:r>
-      <w:r>
-        <w:rPr>
-          <w:rFonts w:ascii="Arial Narrow" w:eastAsia="Arial Narrow" w:hAnsi="Arial Narrow" w:cs="Arial Narrow"/>
-          <w:color w:val="000000"/>
-          <w:kern w:val="0"/>
-          <w:sz w:val="22"/>
-          <w:szCs w:val="22"/>
-          <w:lang w:eastAsia="es-PE"/>
-          <w14:ligatures w14:val="none"/>
-        </w:rPr>
-        <w:t xml:space="preserve">ejar sin efecto la Resolución </w:t>
-      </w:r>
-      <w:r>
-        <w:rPr>
-          <w:rFonts w:ascii="Arial Narrow" w:eastAsia="Arial Narrow" w:hAnsi="Arial Narrow" w:cs="Arial Narrow"/>
-          <w:color w:val="000000"/>
-          <w:kern w:val="0"/>
-          <w:sz w:val="22"/>
-          <w:szCs w:val="22"/>
-          <w:lang w:eastAsia="es-PE"/>
-          <w14:ligatures w14:val="none"/>
-        </w:rPr>
-        <w:t>1</w:t>
-      </w:r>
-      <w:r>
-        <w:rPr>
-          <w:rFonts w:ascii="Arial Narrow" w:eastAsia="Arial Narrow" w:hAnsi="Arial Narrow" w:cs="Arial Narrow"/>
-          <w:color w:val="000000"/>
-          <w:kern w:val="0"/>
-          <w:sz w:val="22"/>
-          <w:szCs w:val="22"/>
-          <w:lang w:eastAsia="es-PE"/>
-          <w14:ligatures w14:val="none"/>
-        </w:rPr>
-        <w:t xml:space="preserve"> del </w:t>
-      </w:r>
-      <w:r>
-        <w:rPr>
-          <w:rFonts w:ascii="Arial Narrow" w:eastAsia="Arial Narrow" w:hAnsi="Arial Narrow" w:cs="Arial Narrow"/>
-          <w:color w:val="000000"/>
-          <w:kern w:val="0"/>
-          <w:sz w:val="22"/>
-          <w:szCs w:val="22"/>
-          <w:lang w:eastAsia="es-PE"/>
-          <w14:ligatures w14:val="none"/>
-        </w:rPr>
-        <w:t>18 de noviembre de 2025</w:t>
-      </w:r>
-      <w:r>
-        <w:rPr>
-          <w:rFonts w:ascii="Arial Narrow" w:eastAsia="Arial Narrow" w:hAnsi="Arial Narrow" w:cs="Arial Narrow"/>
-          <w:color w:val="000000"/>
-          <w:kern w:val="0"/>
-          <w:sz w:val="22"/>
-          <w:szCs w:val="22"/>
-          <w:lang w:eastAsia="es-PE"/>
-          <w14:ligatures w14:val="none"/>
-        </w:rPr>
-        <w:t>; así como su acto de notificación.</w:t>
-      </w:r>
-    </w:p>
-    <w:p>
-      <w:pPr>
-        <w:spacing w:after="0" w:line="240" w:lineRule="auto"/>
-        <w:jc w:val="both"/>
-        <w:rPr>
-          <w:rFonts w:ascii="Arial Narrow" w:eastAsia="Arial Narrow" w:hAnsi="Arial Narrow" w:cs="Arial Narrow"/>
-          <w:b/>
-          <w:color w:val="000000"/>
-          <w:kern w:val="0"/>
-          <w:sz w:val="22"/>
-          <w:szCs w:val="22"/>
-          <w:lang w:eastAsia="es-PE"/>
-          <w14:ligatures w14:val="none"/>
-        </w:rPr>
-      </w:pPr>
-    </w:p>
-    <w:p>
-      <w:pPr>
-        <w:spacing w:after="0" w:line="240" w:lineRule="auto"/>
-        <w:jc w:val="both"/>
-        <w:rPr>
-          <w:rFonts w:ascii="Arial Narrow" w:eastAsia="Arial Narrow" w:hAnsi="Arial Narrow" w:cs="Arial Narrow"/>
           <w:color w:val="000000"/>
           <w:kern w:val="0"/>
           <w:sz w:val="22"/>
@@ -5773,7 +5797,7 @@
     </w:p>
     <w:p>
       <w:pPr>
-        <w:spacing w:after="0" w:line="240" w:lineRule="auto"/>
+        <w:spacing w:before="0" w:after="0" w:line="240" w:lineRule="auto"/>
         <w:jc w:val="both"/>
         <w:rPr>
           <w:rFonts w:ascii="Arial Narrow" w:eastAsia="Arial Narrow" w:hAnsi="Arial Narrow" w:cs="Arial Narrow"/>
@@ -5883,7 +5907,7 @@
     </w:p>
     <w:p>
       <w:pPr>
-        <w:spacing w:after="0" w:line="240" w:lineRule="auto"/>
+        <w:spacing w:before="0" w:after="0" w:line="240" w:lineRule="auto"/>
         <w:jc w:val="both"/>
         <w:rPr>
           <w:rFonts w:ascii="Arial Narrow" w:eastAsia="Arial Narrow" w:hAnsi="Arial Narrow" w:cs="Arial Narrow"/>
@@ -6006,7 +6030,7 @@
     </w:p>
     <w:p>
       <w:pPr>
-        <w:spacing w:after="0" w:line="240" w:lineRule="auto"/>
+        <w:spacing w:before="0" w:after="0" w:line="240" w:lineRule="auto"/>
         <w:jc w:val="both"/>
         <w:rPr>
           <w:rFonts w:ascii="Arial Narrow" w:eastAsia="Arial Narrow" w:hAnsi="Arial Narrow" w:cs="Arial Narrow"/>
@@ -6116,7 +6140,7 @@
     </w:p>
     <w:p>
       <w:pPr>
-        <w:spacing w:after="0" w:line="240" w:lineRule="auto"/>
+        <w:spacing w:before="0" w:after="0" w:line="240" w:lineRule="auto"/>
         <w:jc w:val="both"/>
         <w:rPr>
           <w:rFonts w:ascii="Arial Narrow" w:eastAsia="Arial Narrow" w:hAnsi="Arial Narrow" w:cs="Arial Narrow"/>
@@ -6238,7 +6262,7 @@
     </w:p>
     <w:p>
       <w:pPr>
-        <w:spacing w:after="0" w:line="240" w:lineRule="auto"/>
+        <w:spacing w:before="0" w:after="0" w:line="240" w:lineRule="auto"/>
         <w:jc w:val="both"/>
         <w:rPr>
           <w:rFonts w:ascii="Arial Narrow" w:eastAsia="Arial Narrow" w:hAnsi="Arial Narrow" w:cs="Arial Narrow"/>
@@ -6358,7 +6382,7 @@
     <w:bookmarkEnd w:id="14"/>
     <w:p>
       <w:pPr>
-        <w:spacing w:after="0" w:line="240" w:lineRule="auto"/>
+        <w:spacing w:before="0" w:after="0" w:line="240" w:lineRule="auto"/>
         <w:jc w:val="both"/>
         <w:rPr>
           <w:rFonts w:ascii="Arial Narrow" w:eastAsia="Arial Narrow" w:hAnsi="Arial Narrow" w:cs="Arial Narrow"/>
@@ -6457,7 +6481,7 @@
     </w:p>
     <w:p>
       <w:pPr>
-        <w:spacing w:line="240" w:lineRule="auto"/>
+        <w:spacing w:before="0" w:after="0" w:line="240" w:lineRule="auto"/>
         <w:contextualSpacing/>
         <w:jc w:val="both"/>
         <w:rPr>
@@ -6584,7 +6608,7 @@
     </w:p>
     <w:p>
       <w:pPr>
-        <w:spacing w:after="0" w:line="240" w:lineRule="auto"/>
+        <w:spacing w:before="0" w:after="0" w:line="240" w:lineRule="auto"/>
         <w:jc w:val="both"/>
         <w:rPr>
           <w:rFonts w:ascii="Arial Narrow" w:eastAsia="Arial Narrow" w:hAnsi="Arial Narrow" w:cs="Arial Narrow"/>
@@ -6887,7 +6911,7 @@
     </w:p>
     <w:p>
       <w:pPr>
-        <w:spacing w:after="0" w:line="240" w:lineRule="auto"/>
+        <w:spacing w:before="0" w:after="0" w:line="240" w:lineRule="auto"/>
         <w:ind w:left="567"/>
         <w:jc w:val="both"/>
         <w:rPr>
@@ -6988,6 +7012,21 @@
     </w:p>
     <w:p>
       <w:pPr>
+        <w:spacing w:before="0" w:after="0" w:line="240" w:lineRule="auto"/>
+        <w:jc w:val="both"/>
+        <w:rPr>
+          <w:rFonts w:ascii="Arial Narrow" w:eastAsia="Arial Narrow" w:hAnsi="Arial Narrow" w:cs="Arial Narrow"/>
+          <w:color w:val="000000"/>
+          <w:kern w:val="0"/>
+          <w:sz w:val="22"/>
+          <w:szCs w:val="22"/>
+          <w:lang w:eastAsia="es-PE"/>
+          <w14:ligatures w14:val="none"/>
+        </w:rPr>
+      </w:pPr>
+    </w:p>
+    <w:p>
+      <w:pPr>
         <w:spacing w:after="0" w:line="240" w:lineRule="auto"/>
         <w:jc w:val="both"/>
         <w:rPr>
@@ -6996,21 +7035,6 @@
           <w:kern w:val="0"/>
           <w:sz w:val="22"/>
           <w:szCs w:val="22"/>
-          <w:lang w:eastAsia="es-PE"/>
-          <w14:ligatures w14:val="none"/>
-        </w:rPr>
-      </w:pPr>
-    </w:p>
-    <w:p>
-      <w:pPr>
-        <w:spacing w:after="0" w:line="240" w:lineRule="auto"/>
-        <w:jc w:val="both"/>
-        <w:rPr>
-          <w:rFonts w:ascii="Arial Narrow" w:eastAsia="Arial Narrow" w:hAnsi="Arial Narrow" w:cs="Arial Narrow"/>
-          <w:color w:val="000000"/>
-          <w:kern w:val="0"/>
-          <w:sz w:val="22"/>
-          <w:szCs w:val="22"/>
           <w:lang w:val="es-ES" w:eastAsia="es-ES"/>
           <w14:ligatures w14:val="none"/>
         </w:rPr>
@@ -7181,7 +7205,7 @@
     </w:p>
     <w:p>
       <w:pPr>
-        <w:spacing w:after="0" w:line="240" w:lineRule="auto"/>
+        <w:spacing w:before="0" w:after="0" w:line="240" w:lineRule="auto"/>
         <w:jc w:val="both"/>
         <w:rPr>
           <w:rFonts w:ascii="Arial Narrow" w:eastAsia="Arial Narrow" w:hAnsi="Arial Narrow" w:cs="Arial Narrow"/>
@@ -7475,102 +7499,102 @@
     </w:p>
     <w:p>
       <w:pPr>
+        <w:spacing w:before="0" w:after="0" w:line="240" w:lineRule="auto"/>
+        <w:shd w:val="clear" w:color="auto" w:fill="FFFFFF"/>
+        <w:jc w:val="both"/>
+        <w:rPr>
+          <w:rFonts w:ascii="Arial Narrow" w:eastAsia="Arial Narrow" w:hAnsi="Arial Narrow" w:cs="Arial Narrow"/>
+          <w:b/>
+          <w:color w:val="000000"/>
+          <w:kern w:val="0"/>
+          <w:sz w:val="22"/>
+          <w:szCs w:val="22"/>
+          <w:lang w:eastAsia="es-PE"/>
+          <w14:ligatures w14:val="none"/>
+        </w:rPr>
+      </w:pPr>
+    </w:p>
+    <w:p>
+      <w:pPr>
         <w:shd w:val="clear" w:color="auto" w:fill="FFFFFF"/>
         <w:spacing w:after="0" w:line="240" w:lineRule="auto"/>
         <w:jc w:val="both"/>
         <w:rPr>
           <w:rFonts w:ascii="Arial Narrow" w:eastAsia="Arial Narrow" w:hAnsi="Arial Narrow" w:cs="Arial Narrow"/>
-          <w:b/>
-          <w:color w:val="000000"/>
-          <w:kern w:val="0"/>
-          <w:sz w:val="22"/>
-          <w:szCs w:val="22"/>
-          <w:lang w:eastAsia="es-PE"/>
-          <w14:ligatures w14:val="none"/>
-        </w:rPr>
-      </w:pPr>
-    </w:p>
-    <w:p>
-      <w:pPr>
+          <w:color w:val="000000"/>
+          <w:kern w:val="0"/>
+          <w:sz w:val="22"/>
+          <w:szCs w:val="22"/>
+          <w:lang w:eastAsia="es-PE"/>
+          <w14:ligatures w14:val="none"/>
+        </w:rPr>
+      </w:pPr>
+      <w:r>
+        <w:rPr>
+          <w:rFonts w:ascii="Arial Narrow" w:eastAsia="Arial Narrow" w:hAnsi="Arial Narrow" w:cs="Arial Narrow"/>
+          <w:b/>
+          <w:bCs/>
+          <w:kern w:val="0"/>
+          <w14:ligatures w14:val="none"/>
+          <w:sz w:val="22"/>
+          <w:szCs w:val="22"/>
+        </w:rPr>
+        <w:t>OCTAVO</w:t>
+      </w:r>
+      <w:r>
+        <w:rPr>
+          <w:rFonts w:ascii="Arial Narrow" w:eastAsia="Arial Narrow" w:hAnsi="Arial Narrow" w:cs="Arial Narrow"/>
+          <w:b/>
+          <w:color w:val="000000"/>
+          <w:kern w:val="0"/>
+          <w:sz w:val="22"/>
+          <w:szCs w:val="22"/>
+          <w:lang w:eastAsia="es-PE"/>
+          <w14:ligatures w14:val="none"/>
+        </w:rPr>
+        <w:t>:</w:t>
+      </w:r>
+      <w:r>
+        <w:rPr>
+          <w:rFonts w:ascii="Arial Narrow" w:eastAsia="Arial Narrow" w:hAnsi="Arial Narrow" w:cs="Arial Narrow"/>
+          <w:color w:val="000000"/>
+          <w:kern w:val="0"/>
+          <w:sz w:val="22"/>
+          <w:szCs w:val="22"/>
+          <w:lang w:eastAsia="es-PE"/>
+          <w14:ligatures w14:val="none"/>
+        </w:rPr>
+        <w:t xml:space="preserve"> informar a las partes que conforme a lo establecido en el artículo 39</w:t>
+      </w:r>
+      <w:r>
+        <w:rPr>
+          <w:rFonts w:ascii="Arial Narrow" w:eastAsia="Arial Narrow" w:hAnsi="Arial Narrow" w:cs="Arial Narrow"/>
+          <w:color w:val="000000"/>
+          <w:kern w:val="0"/>
+          <w:sz w:val="22"/>
+          <w:szCs w:val="22"/>
+          <w:lang w:eastAsia="es-PE"/>
+          <w14:ligatures w14:val="none"/>
+        </w:rPr>
+        <w:t/>
+      </w:r>
+      <w:r>
+        <w:rPr>
+          <w:rFonts w:ascii="Arial Narrow" w:eastAsia="Arial Narrow" w:hAnsi="Arial Narrow" w:cs="Arial Narrow"/>
+          <w:color w:val="000000"/>
+          <w:kern w:val="0"/>
+          <w:sz w:val="22"/>
+          <w:szCs w:val="22"/>
+          <w:lang w:eastAsia="es-PE"/>
+          <w14:ligatures w14:val="none"/>
+        </w:rPr>
+        <w:t xml:space="preserve"> de la Ley sobre Facultades, Normas y Organización del Indecopi, aprobada por Decreto Legislativo 807, los gastos por los peritajes realizados, actuación de pruebas, inspecciones y otros derivados de la tramitación del proceso serán de cargo de la parte que solicita la prueba, salvo pacto en contrario. En todos los casos, la resolución final determinará si los gastos deben ser asumidos por alguna de las partes, o reembolsados a la otra parte o al Indecopi, según sea el caso, de manera adicional a la sanción que haya podido imponerse. </w:t>
+      </w:r>
+    </w:p>
+    <w:p>
+      <w:pPr>
+        <w:spacing w:before="0" w:after="0" w:line="240" w:lineRule="auto"/>
         <w:shd w:val="clear" w:color="auto" w:fill="FFFFFF"/>
-        <w:spacing w:after="0" w:line="240" w:lineRule="auto"/>
-        <w:jc w:val="both"/>
-        <w:rPr>
-          <w:rFonts w:ascii="Arial Narrow" w:eastAsia="Arial Narrow" w:hAnsi="Arial Narrow" w:cs="Arial Narrow"/>
-          <w:color w:val="000000"/>
-          <w:kern w:val="0"/>
-          <w:sz w:val="22"/>
-          <w:szCs w:val="22"/>
-          <w:lang w:eastAsia="es-PE"/>
-          <w14:ligatures w14:val="none"/>
-        </w:rPr>
-      </w:pPr>
-      <w:r>
-        <w:rPr>
-          <w:rFonts w:ascii="Arial Narrow" w:eastAsia="Arial Narrow" w:hAnsi="Arial Narrow" w:cs="Arial Narrow"/>
-          <w:b/>
-          <w:bCs/>
-          <w:kern w:val="0"/>
-          <w14:ligatures w14:val="none"/>
-          <w:sz w:val="22"/>
-          <w:szCs w:val="22"/>
-        </w:rPr>
-        <w:t>OCTAVO</w:t>
-      </w:r>
-      <w:r>
-        <w:rPr>
-          <w:rFonts w:ascii="Arial Narrow" w:eastAsia="Arial Narrow" w:hAnsi="Arial Narrow" w:cs="Arial Narrow"/>
-          <w:b/>
-          <w:color w:val="000000"/>
-          <w:kern w:val="0"/>
-          <w:sz w:val="22"/>
-          <w:szCs w:val="22"/>
-          <w:lang w:eastAsia="es-PE"/>
-          <w14:ligatures w14:val="none"/>
-        </w:rPr>
-        <w:t>:</w:t>
-      </w:r>
-      <w:r>
-        <w:rPr>
-          <w:rFonts w:ascii="Arial Narrow" w:eastAsia="Arial Narrow" w:hAnsi="Arial Narrow" w:cs="Arial Narrow"/>
-          <w:color w:val="000000"/>
-          <w:kern w:val="0"/>
-          <w:sz w:val="22"/>
-          <w:szCs w:val="22"/>
-          <w:lang w:eastAsia="es-PE"/>
-          <w14:ligatures w14:val="none"/>
-        </w:rPr>
-        <w:t xml:space="preserve"> informar a las partes que conforme a lo establecido en el artículo 39</w:t>
-      </w:r>
-      <w:r>
-        <w:rPr>
-          <w:rFonts w:ascii="Arial Narrow" w:eastAsia="Arial Narrow" w:hAnsi="Arial Narrow" w:cs="Arial Narrow"/>
-          <w:color w:val="000000"/>
-          <w:kern w:val="0"/>
-          <w:sz w:val="22"/>
-          <w:szCs w:val="22"/>
-          <w:lang w:eastAsia="es-PE"/>
-          <w14:ligatures w14:val="none"/>
-        </w:rPr>
-        <w:t/>
-      </w:r>
-      <w:r>
-        <w:rPr>
-          <w:rFonts w:ascii="Arial Narrow" w:eastAsia="Arial Narrow" w:hAnsi="Arial Narrow" w:cs="Arial Narrow"/>
-          <w:color w:val="000000"/>
-          <w:kern w:val="0"/>
-          <w:sz w:val="22"/>
-          <w:szCs w:val="22"/>
-          <w:lang w:eastAsia="es-PE"/>
-          <w14:ligatures w14:val="none"/>
-        </w:rPr>
-        <w:t xml:space="preserve"> de la Ley sobre Facultades, Normas y Organización del Indecopi, aprobada por Decreto Legislativo 807, los gastos por los peritajes realizados, actuación de pruebas, inspecciones y otros derivados de la tramitación del proceso serán de cargo de la parte que solicita la prueba, salvo pacto en contrario. En todos los casos, la resolución final determinará si los gastos deben ser asumidos por alguna de las partes, o reembolsados a la otra parte o al Indecopi, según sea el caso, de manera adicional a la sanción que haya podido imponerse. </w:t>
-      </w:r>
-    </w:p>
-    <w:p>
-      <w:pPr>
-        <w:shd w:val="clear" w:color="auto" w:fill="FFFFFF"/>
-        <w:spacing w:after="0" w:line="240" w:lineRule="auto"/>
         <w:jc w:val="both"/>
         <w:rPr>
           <w:rFonts w:ascii="Arial Narrow" w:eastAsia="Arial Narrow" w:hAnsi="Arial Narrow" w:cs="Arial Narrow"/>
@@ -7719,26 +7743,26 @@
     </w:p>
     <w:p>
       <w:pPr>
+        <w:spacing w:before="0" w:after="0" w:line="240" w:lineRule="auto"/>
+        <w:suppressAutoHyphens/>
+        <w:jc w:val="both"/>
+        <w:rPr>
+          <w:rFonts w:ascii="Arial Narrow" w:eastAsia="Arial Narrow" w:hAnsi="Arial Narrow" w:cs="Arial Narrow"/>
+          <w:kern w:val="0"/>
+          <w:sz w:val="22"/>
+          <w:szCs w:val="22"/>
+          <w:u w:val="single"/>
+          <w14:ligatures w14:val="none"/>
+        </w:rPr>
+      </w:pPr>
+    </w:p>
+    <w:p>
+      <w:pPr>
         <w:suppressAutoHyphens/>
         <w:spacing w:after="0" w:line="240" w:lineRule="auto"/>
         <w:jc w:val="both"/>
         <w:rPr>
           <w:rFonts w:ascii="Arial Narrow" w:eastAsia="Arial Narrow" w:hAnsi="Arial Narrow" w:cs="Arial Narrow"/>
-          <w:kern w:val="0"/>
-          <w:sz w:val="22"/>
-          <w:szCs w:val="22"/>
-          <w:u w:val="single"/>
-          <w14:ligatures w14:val="none"/>
-        </w:rPr>
-      </w:pPr>
-    </w:p>
-    <w:p>
-      <w:pPr>
-        <w:suppressAutoHyphens/>
-        <w:spacing w:after="0" w:line="240" w:lineRule="auto"/>
-        <w:jc w:val="both"/>
-        <w:rPr>
-          <w:rFonts w:ascii="Arial Narrow" w:eastAsia="Arial Narrow" w:hAnsi="Arial Narrow" w:cs="Arial Narrow"/>
           <w:color w:val="000000"/>
           <w:kern w:val="0"/>
           <w:sz w:val="22"/>
@@ -7799,8 +7823,8 @@
     </w:p>
     <w:p>
       <w:pPr>
+        <w:spacing w:before="0" w:after="0" w:line="240" w:lineRule="auto"/>
         <w:suppressAutoHyphens/>
-        <w:spacing w:after="0" w:line="240" w:lineRule="auto"/>
         <w:jc w:val="both"/>
         <w:rPr>
           <w:rFonts w:ascii="Arial Narrow" w:eastAsia="Arial Narrow" w:hAnsi="Arial Narrow" w:cs="Arial Narrow"/>
@@ -8542,34 +8566,50 @@
           <w:sz w:val="16"/>
           <w:szCs w:val="16"/>
         </w:rPr>
+        <w:t xml:space="preserve"/>
+      </w:r>
+      <w:r>
+        <w:rPr>
+          <w:rFonts w:ascii="Arial Narrow" w:eastAsia="Arial Narrow" w:hAnsi="Arial Narrow" w:cs="Arial Narrow"/>
+          <w:sz w:val="16"/>
+          <w:szCs w:val="16"/>
+        </w:rPr>
         <w:tab/>
-        <w:t xml:space="preserve"/>
-      </w:r>
-      <w:r>
-        <w:rPr>
-          <w:rFonts w:ascii="Arial Narrow" w:eastAsia="Arial Narrow" w:hAnsi="Arial Narrow" w:cs="Arial Narrow"/>
-          <w:sz w:val="16"/>
-          <w:szCs w:val="16"/>
-        </w:rPr>
-        <w:tab/>
-        <w:t>Publicado</w:t>
-      </w:r>
-      <w:r>
-        <w:rPr>
-          <w:rFonts w:ascii="Arial Narrow" w:eastAsia="Arial Narrow" w:hAnsi="Arial Narrow" w:cs="Arial Narrow"/>
-          <w:b/>
-          <w:sz w:val="16"/>
-          <w:szCs w:val="16"/>
-        </w:rPr>
-        <w:t xml:space="preserve"> </w:t>
-      </w:r>
-      <w:r>
-        <w:rPr>
-          <w:rFonts w:ascii="Arial Narrow" w:eastAsia="Arial Narrow" w:hAnsi="Arial Narrow" w:cs="Arial Narrow"/>
-          <w:sz w:val="16"/>
-          <w:szCs w:val="16"/>
-        </w:rPr>
-        <w:t xml:space="preserve">el 2 de setiembre de 2010 en el Diario Oficial El Peruano, vigente desde el 2 de octubre de 2010 y modificado por Decreto Legislativo 1308.</w:t>
+        <w:t xml:space="preserve">Denuncia remitida a esta Comisión mediante MEMORANDUM </w:t>
+      </w:r>
+      <w:r>
+        <w:rPr>
+          <w:rFonts w:ascii="Arial Narrow" w:eastAsia="Arial Narrow" w:hAnsi="Arial Narrow" w:cs="Arial Narrow"/>
+          <w:sz w:val="16"/>
+          <w:szCs w:val="16"/>
+        </w:rPr>
+        <w:t xml:space="preserve">002808-2025-CC2/INDECOPI de fecha 17 de octubre de 2025, </w:t>
+      </w:r>
+      <w:proofErr w:type="spellStart"/>
+      <w:r>
+        <w:rPr>
+          <w:rFonts w:ascii="Arial Narrow" w:eastAsia="Arial Narrow" w:hAnsi="Arial Narrow" w:cs="Arial Narrow"/>
+          <w:sz w:val="16"/>
+          <w:szCs w:val="16"/>
+        </w:rPr>
+        <w:t xml:space="preserve">recibida</w:t>
+      </w:r>
+      <w:proofErr w:type="spellEnd"/>
+      <w:r>
+        <w:rPr>
+          <w:rFonts w:ascii="Arial Narrow" w:eastAsia="Arial Narrow" w:hAnsi="Arial Narrow" w:cs="Arial Narrow"/>
+          <w:sz w:val="16"/>
+          <w:szCs w:val="16"/>
+        </w:rPr>
+        <w:t xml:space="preserve"> el 17 de octubre de 2025</w:t>
+      </w:r>
+      <w:r>
+        <w:rPr>
+          <w:rFonts w:ascii="Arial Narrow" w:eastAsia="Arial Narrow" w:hAnsi="Arial Narrow" w:cs="Arial Narrow"/>
+          <w:sz w:val="16"/>
+          <w:szCs w:val="16"/>
+        </w:rPr>
+        <w:t>.</w:t>
       </w:r>
     </w:p>
     <w:p>
@@ -8616,51 +8656,33 @@
           <w:sz w:val="16"/>
           <w:szCs w:val="16"/>
         </w:rPr>
+        <w:t xml:space="preserve"/>
+      </w:r>
+      <w:r>
+        <w:rPr>
+          <w:rFonts w:ascii="Arial Narrow" w:eastAsia="Arial Narrow" w:hAnsi="Arial Narrow" w:cs="Arial Narrow"/>
+          <w:sz w:val="16"/>
+          <w:szCs w:val="16"/>
+        </w:rPr>
         <w:tab/>
-        <w:t xml:space="preserve"/>
-      </w:r>
-      <w:r>
-        <w:rPr>
-          <w:rFonts w:ascii="Arial Narrow" w:eastAsia="Arial Narrow" w:hAnsi="Arial Narrow" w:cs="Arial Narrow"/>
-          <w:sz w:val="16"/>
-          <w:szCs w:val="16"/>
-        </w:rPr>
-        <w:tab/>
-        <w:t xml:space="preserve">Denuncia remitida a esta Comisión mediante MEMORANDUM </w:t>
-      </w:r>
-      <w:r>
-        <w:rPr>
-          <w:rFonts w:ascii="Arial Narrow" w:eastAsia="Arial Narrow" w:hAnsi="Arial Narrow" w:cs="Arial Narrow"/>
-          <w:sz w:val="16"/>
-          <w:szCs w:val="16"/>
-        </w:rPr>
-        <w:t xml:space="preserve">002808-2025-CC2/INDECOPI de fecha 17 de octubre de 2025, </w:t>
-      </w:r>
-      <w:proofErr w:type="spellStart"/>
-      <w:r>
-        <w:rPr>
-          <w:rFonts w:ascii="Arial Narrow" w:eastAsia="Arial Narrow" w:hAnsi="Arial Narrow" w:cs="Arial Narrow"/>
-          <w:sz w:val="16"/>
-          <w:szCs w:val="16"/>
-        </w:rPr>
-        <w:t xml:space="preserve">recibida</w:t>
-      </w:r>
-      <w:proofErr w:type="spellEnd"/>
-      <w:r>
-        <w:rPr>
-          <w:rFonts w:ascii="Arial Narrow" w:eastAsia="Arial Narrow" w:hAnsi="Arial Narrow" w:cs="Arial Narrow"/>
-          <w:sz w:val="16"/>
-          <w:szCs w:val="16"/>
-        </w:rPr>
-        <w:t xml:space="preserve"> el 17 de octubre de 2025</w:t>
-      </w:r>
-      <w:r>
-        <w:rPr>
-          <w:rFonts w:ascii="Arial Narrow" w:eastAsia="Arial Narrow" w:hAnsi="Arial Narrow" w:cs="Arial Narrow"/>
-          <w:sz w:val="16"/>
-          <w:szCs w:val="16"/>
-        </w:rPr>
-        <w:t>.</w:t>
+        <w:t>Publicado</w:t>
+      </w:r>
+      <w:r>
+        <w:rPr>
+          <w:rFonts w:ascii="Arial Narrow" w:eastAsia="Arial Narrow" w:hAnsi="Arial Narrow" w:cs="Arial Narrow"/>
+          <w:b/>
+          <w:sz w:val="16"/>
+          <w:szCs w:val="16"/>
+        </w:rPr>
+        <w:t xml:space="preserve"> </w:t>
+      </w:r>
+      <w:r>
+        <w:rPr>
+          <w:rFonts w:ascii="Arial Narrow" w:eastAsia="Arial Narrow" w:hAnsi="Arial Narrow" w:cs="Arial Narrow"/>
+          <w:sz w:val="16"/>
+          <w:szCs w:val="16"/>
+        </w:rPr>
+        <w:t xml:space="preserve">el 2 de setiembre de 2010 en el Diario Oficial El Peruano, vigente desde el 2 de octubre de 2010 y modificado por Decreto Legislativo 1308.</w:t>
       </w:r>
     </w:p>
     <w:p>
@@ -8709,25 +8731,24 @@
           <w:sz w:val="16"/>
           <w:szCs w:val="16"/>
         </w:rPr>
+        <w:t xml:space="preserve"/>
+      </w:r>
+      <w:r>
+        <w:rPr>
+          <w:rFonts w:ascii="Arial Narrow" w:eastAsia="Arial Narrow" w:hAnsi="Arial Narrow" w:cs="Arial Narrow"/>
+          <w:sz w:val="16"/>
+          <w:szCs w:val="16"/>
+        </w:rPr>
+      </w:r>
+      <w:r>
+        <w:rPr>
+          <w:rFonts w:ascii="Arial Narrow" w:eastAsia="Arial Narrow" w:hAnsi="Arial Narrow" w:cs="Arial Narrow"/>
+          <w:b/>
+          <w:bCs/>
+          <w:sz w:val="16"/>
+          <w:szCs w:val="16"/>
+        </w:rPr>
         <w:tab/>
-        <w:t xml:space="preserve"/>
-      </w:r>
-      <w:r>
-        <w:rPr>
-          <w:rFonts w:ascii="Arial Narrow" w:eastAsia="Arial Narrow" w:hAnsi="Arial Narrow" w:cs="Arial Narrow"/>
-          <w:sz w:val="16"/>
-          <w:szCs w:val="16"/>
-        </w:rPr>
-        <w:tab/>
-      </w:r>
-      <w:r>
-        <w:rPr>
-          <w:rFonts w:ascii="Arial Narrow" w:eastAsia="Arial Narrow" w:hAnsi="Arial Narrow" w:cs="Arial Narrow"/>
-          <w:b/>
-          <w:bCs/>
-          <w:sz w:val="16"/>
-          <w:szCs w:val="16"/>
-        </w:rPr>
         <w:t xml:space="preserve">LEY 29571, CÓDIGO DE PROTECCIÓN Y DEFENSA DEL CONSUMIDOR, publicado el 2 de setiembre de 2010 y modificado por Decreto Legislativo 1308 </w:t>
       </w:r>
     </w:p>
@@ -8935,25 +8956,24 @@
           <w:sz w:val="16"/>
           <w:szCs w:val="16"/>
         </w:rPr>
+        <w:t xml:space="preserve"/>
+      </w:r>
+      <w:r>
+        <w:rPr>
+          <w:rFonts w:ascii="Arial Narrow" w:eastAsia="Arial Narrow" w:hAnsi="Arial Narrow" w:cs="Arial Narrow"/>
+          <w:sz w:val="16"/>
+          <w:szCs w:val="16"/>
+        </w:rPr>
+      </w:r>
+      <w:r>
+        <w:rPr>
+          <w:rFonts w:ascii="Arial Narrow" w:eastAsia="Arial Narrow" w:hAnsi="Arial Narrow" w:cs="Arial Narrow"/>
+          <w:b/>
+          <w:bCs/>
+          <w:sz w:val="16"/>
+          <w:szCs w:val="16"/>
+        </w:rPr>
         <w:tab/>
-        <w:t xml:space="preserve"/>
-      </w:r>
-      <w:r>
-        <w:rPr>
-          <w:rFonts w:ascii="Arial Narrow" w:eastAsia="Arial Narrow" w:hAnsi="Arial Narrow" w:cs="Arial Narrow"/>
-          <w:sz w:val="16"/>
-          <w:szCs w:val="16"/>
-        </w:rPr>
-        <w:tab/>
-      </w:r>
-      <w:r>
-        <w:rPr>
-          <w:rFonts w:ascii="Arial Narrow" w:eastAsia="Arial Narrow" w:hAnsi="Arial Narrow" w:cs="Arial Narrow"/>
-          <w:b/>
-          <w:bCs/>
-          <w:sz w:val="16"/>
-          <w:szCs w:val="16"/>
-        </w:rPr>
         <w:t xml:space="preserve">DECRETO SUPREMO </w:t>
       </w:r>
       <w:proofErr w:type="spellStart"/>
@@ -9181,25 +9201,24 @@
           <w:sz w:val="16"/>
           <w:szCs w:val="16"/>
         </w:rPr>
+        <w:t xml:space="preserve"/>
+      </w:r>
+      <w:r>
+        <w:rPr>
+          <w:rFonts w:ascii="Arial Narrow" w:eastAsia="Arial Narrow" w:hAnsi="Arial Narrow" w:cs="Arial Narrow"/>
+          <w:sz w:val="16"/>
+          <w:szCs w:val="16"/>
+        </w:rPr>
+      </w:r>
+      <w:r>
+        <w:rPr>
+          <w:rFonts w:ascii="Arial Narrow" w:eastAsia="Arial Narrow" w:hAnsi="Arial Narrow" w:cs="Arial Narrow"/>
+          <w:b/>
+          <w:bCs/>
+          <w:sz w:val="16"/>
+          <w:szCs w:val="16"/>
+        </w:rPr>
         <w:tab/>
-        <w:t xml:space="preserve"/>
-      </w:r>
-      <w:r>
-        <w:rPr>
-          <w:rFonts w:ascii="Arial Narrow" w:eastAsia="Arial Narrow" w:hAnsi="Arial Narrow" w:cs="Arial Narrow"/>
-          <w:sz w:val="16"/>
-          <w:szCs w:val="16"/>
-        </w:rPr>
-        <w:tab/>
-      </w:r>
-      <w:r>
-        <w:rPr>
-          <w:rFonts w:ascii="Arial Narrow" w:eastAsia="Arial Narrow" w:hAnsi="Arial Narrow" w:cs="Arial Narrow"/>
-          <w:b/>
-          <w:bCs/>
-          <w:sz w:val="16"/>
-          <w:szCs w:val="16"/>
-        </w:rPr>
         <w:t xml:space="preserve">LEY 29571, CÓDIGO DE PROTECCIÓN Y DEFENSA DEL CONSUMIDOR, publicado el 2 de setiembre de 2010 y modificado por Decreto Legislativo 1308 </w:t>
       </w:r>
     </w:p>
@@ -9747,25 +9766,24 @@
           <w:sz w:val="16"/>
           <w:szCs w:val="16"/>
         </w:rPr>
+        <w:t xml:space="preserve"/>
+      </w:r>
+      <w:r>
+        <w:rPr>
+          <w:rFonts w:ascii="Arial Narrow" w:eastAsia="Arial Narrow" w:hAnsi="Arial Narrow" w:cs="Arial Narrow"/>
+          <w:sz w:val="16"/>
+          <w:szCs w:val="16"/>
+        </w:rPr>
+      </w:r>
+      <w:r>
+        <w:rPr>
+          <w:rFonts w:ascii="Arial Narrow" w:eastAsia="Arial Narrow" w:hAnsi="Arial Narrow" w:cs="Arial Narrow"/>
+          <w:b/>
+          <w:bCs/>
+          <w:sz w:val="16"/>
+          <w:szCs w:val="16"/>
+        </w:rPr>
         <w:tab/>
-        <w:t xml:space="preserve"/>
-      </w:r>
-      <w:r>
-        <w:rPr>
-          <w:rFonts w:ascii="Arial Narrow" w:eastAsia="Arial Narrow" w:hAnsi="Arial Narrow" w:cs="Arial Narrow"/>
-          <w:sz w:val="16"/>
-          <w:szCs w:val="16"/>
-        </w:rPr>
-        <w:tab/>
-      </w:r>
-      <w:r>
-        <w:rPr>
-          <w:rFonts w:ascii="Arial Narrow" w:eastAsia="Arial Narrow" w:hAnsi="Arial Narrow" w:cs="Arial Narrow"/>
-          <w:b/>
-          <w:bCs/>
-          <w:sz w:val="16"/>
-          <w:szCs w:val="16"/>
-        </w:rPr>
         <w:t xml:space="preserve">LEY 29571, CÓDIGO DE PROTECCIÓN Y DEFENSA DEL CONSUMIDOR, publicado el 2 de setiembre de 2010 y modificado por Decreto Legislativo 1308 </w:t>
       </w:r>
     </w:p>
@@ -9989,25 +10007,24 @@
           <w:sz w:val="16"/>
           <w:szCs w:val="16"/>
         </w:rPr>
+        <w:t xml:space="preserve"/>
+      </w:r>
+      <w:r>
+        <w:rPr>
+          <w:rFonts w:ascii="Arial Narrow" w:eastAsia="Arial Narrow" w:hAnsi="Arial Narrow" w:cs="Arial Narrow"/>
+          <w:sz w:val="16"/>
+          <w:szCs w:val="16"/>
+        </w:rPr>
+      </w:r>
+      <w:r>
+        <w:rPr>
+          <w:rFonts w:ascii="Arial Narrow" w:eastAsia="Arial Narrow" w:hAnsi="Arial Narrow" w:cs="Arial Narrow"/>
+          <w:b/>
+          <w:bCs/>
+          <w:sz w:val="16"/>
+          <w:szCs w:val="16"/>
+        </w:rPr>
         <w:tab/>
-        <w:t xml:space="preserve"/>
-      </w:r>
-      <w:r>
-        <w:rPr>
-          <w:rFonts w:ascii="Arial Narrow" w:eastAsia="Arial Narrow" w:hAnsi="Arial Narrow" w:cs="Arial Narrow"/>
-          <w:sz w:val="16"/>
-          <w:szCs w:val="16"/>
-        </w:rPr>
-        <w:tab/>
-      </w:r>
-      <w:r>
-        <w:rPr>
-          <w:rFonts w:ascii="Arial Narrow" w:eastAsia="Arial Narrow" w:hAnsi="Arial Narrow" w:cs="Arial Narrow"/>
-          <w:b/>
-          <w:bCs/>
-          <w:sz w:val="16"/>
-          <w:szCs w:val="16"/>
-        </w:rPr>
         <w:t xml:space="preserve">LEY 29571, CÓDIGO DE PROTECCIÓN Y DEFENSA DEL CONSUMIDOR, publicado el 2 de setiembre de 2010 y modificado por Decreto Legislativo 1308 </w:t>
       </w:r>
     </w:p>
@@ -10166,25 +10183,24 @@
           <w:sz w:val="16"/>
           <w:szCs w:val="16"/>
         </w:rPr>
+        <w:t xml:space="preserve"/>
+      </w:r>
+      <w:r>
+        <w:rPr>
+          <w:rFonts w:ascii="Arial Narrow" w:eastAsia="Arial Narrow" w:hAnsi="Arial Narrow" w:cs="Arial Narrow"/>
+          <w:sz w:val="16"/>
+          <w:szCs w:val="16"/>
+        </w:rPr>
+      </w:r>
+      <w:r>
+        <w:rPr>
+          <w:rFonts w:ascii="Arial Narrow" w:eastAsia="Arial Narrow" w:hAnsi="Arial Narrow" w:cs="Arial Narrow"/>
+          <w:b/>
+          <w:bCs/>
+          <w:sz w:val="16"/>
+          <w:szCs w:val="16"/>
+        </w:rPr>
         <w:tab/>
-        <w:t xml:space="preserve"/>
-      </w:r>
-      <w:r>
-        <w:rPr>
-          <w:rFonts w:ascii="Arial Narrow" w:eastAsia="Arial Narrow" w:hAnsi="Arial Narrow" w:cs="Arial Narrow"/>
-          <w:sz w:val="16"/>
-          <w:szCs w:val="16"/>
-        </w:rPr>
-        <w:tab/>
-      </w:r>
-      <w:r>
-        <w:rPr>
-          <w:rFonts w:ascii="Arial Narrow" w:eastAsia="Arial Narrow" w:hAnsi="Arial Narrow" w:cs="Arial Narrow"/>
-          <w:b/>
-          <w:bCs/>
-          <w:sz w:val="16"/>
-          <w:szCs w:val="16"/>
-        </w:rPr>
         <w:t>LEY SOBRE FACULTADES, NORMAS Y ORGANIZACIÓN DEL INDECOPI, APROBADA POR DECRETO LEGISLATIVO 807 Artículo 24.-</w:t>
       </w:r>
       <w:r>
@@ -10315,7 +10331,6 @@
           <w:sz w:val="16"/>
           <w:szCs w:val="16"/>
         </w:rPr>
-        <w:tab/>
         <w:t xml:space="preserve"/>
       </w:r>
       <w:r>
@@ -10390,24 +10405,23 @@
           <w:sz w:val="16"/>
           <w:szCs w:val="16"/>
         </w:rPr>
+        <w:t xml:space="preserve"/>
+      </w:r>
+      <w:r>
+        <w:rPr>
+          <w:rFonts w:ascii="Arial Narrow" w:eastAsia="Arial Narrow" w:hAnsi="Arial Narrow" w:cs="Arial Narrow"/>
+          <w:sz w:val="16"/>
+          <w:szCs w:val="16"/>
+        </w:rPr>
+      </w:r>
+      <w:r>
+        <w:rPr>
+          <w:rFonts w:ascii="Arial Narrow" w:eastAsia="Arial Narrow" w:hAnsi="Arial Narrow" w:cs="Arial Narrow"/>
+          <w:b/>
+          <w:sz w:val="16"/>
+          <w:szCs w:val="16"/>
+        </w:rPr>
         <w:tab/>
-        <w:t xml:space="preserve"/>
-      </w:r>
-      <w:r>
-        <w:rPr>
-          <w:rFonts w:ascii="Arial Narrow" w:eastAsia="Arial Narrow" w:hAnsi="Arial Narrow" w:cs="Arial Narrow"/>
-          <w:sz w:val="16"/>
-          <w:szCs w:val="16"/>
-        </w:rPr>
-        <w:tab/>
-      </w:r>
-      <w:r>
-        <w:rPr>
-          <w:rFonts w:ascii="Arial Narrow" w:eastAsia="Arial Narrow" w:hAnsi="Arial Narrow" w:cs="Arial Narrow"/>
-          <w:b/>
-          <w:sz w:val="16"/>
-          <w:szCs w:val="16"/>
-        </w:rPr>
         <w:t>LEY 29571, CÓDIGO DE PROTECCIÓN Y DEFENSA DEL CONSUMIDOR</w:t>
       </w:r>
       <w:r>
@@ -10792,32 +10806,31 @@
           <w:szCs w:val="16"/>
           <w:vertAlign w:val="superscript"/>
         </w:rPr>
+        <w:t xml:space="preserve"/>
+      </w:r>
+      <w:r>
+        <w:rPr>
+          <w:rFonts w:ascii="Arial Narrow" w:eastAsia="Arial Narrow" w:hAnsi="Arial Narrow" w:cs="Arial Narrow"/>
+          <w:sz w:val="16"/>
+          <w:szCs w:val="16"/>
+        </w:rPr>
+        <w:t xml:space="preserve"/>
+      </w:r>
+      <w:r>
+        <w:rPr>
+          <w:rFonts w:ascii="Arial Narrow" w:eastAsia="Arial Narrow" w:hAnsi="Arial Narrow" w:cs="Arial Narrow"/>
+          <w:sz w:val="16"/>
+          <w:szCs w:val="16"/>
+        </w:rPr>
+      </w:r>
+      <w:r>
+        <w:rPr>
+          <w:rFonts w:ascii="Arial Narrow" w:eastAsia="Arial Narrow" w:hAnsi="Arial Narrow" w:cs="Arial Narrow"/>
+          <w:b/>
+          <w:sz w:val="16"/>
+          <w:szCs w:val="16"/>
+        </w:rPr>
         <w:tab/>
-        <w:t xml:space="preserve"/>
-      </w:r>
-      <w:r>
-        <w:rPr>
-          <w:rFonts w:ascii="Arial Narrow" w:eastAsia="Arial Narrow" w:hAnsi="Arial Narrow" w:cs="Arial Narrow"/>
-          <w:sz w:val="16"/>
-          <w:szCs w:val="16"/>
-        </w:rPr>
-        <w:t xml:space="preserve"> </w:t>
-      </w:r>
-      <w:r>
-        <w:rPr>
-          <w:rFonts w:ascii="Arial Narrow" w:eastAsia="Arial Narrow" w:hAnsi="Arial Narrow" w:cs="Arial Narrow"/>
-          <w:sz w:val="16"/>
-          <w:szCs w:val="16"/>
-        </w:rPr>
-        <w:tab/>
-      </w:r>
-      <w:r>
-        <w:rPr>
-          <w:rFonts w:ascii="Arial Narrow" w:eastAsia="Arial Narrow" w:hAnsi="Arial Narrow" w:cs="Arial Narrow"/>
-          <w:b/>
-          <w:sz w:val="16"/>
-          <w:szCs w:val="16"/>
-        </w:rPr>
         <w:t>LEY 29571, CÓDIGO DE PROTECCIÓN Y DEFENSA DEL CONSUMIDOR</w:t>
       </w:r>
       <w:r>
@@ -11021,25 +11034,24 @@
           <w:sz w:val="16"/>
           <w:szCs w:val="16"/>
         </w:rPr>
+        <w:t xml:space="preserve"/>
+      </w:r>
+      <w:r>
+        <w:rPr>
+          <w:rFonts w:ascii="Arial Narrow" w:eastAsia="Arial Narrow" w:hAnsi="Arial Narrow" w:cs="Arial Narrow"/>
+          <w:sz w:val="16"/>
+          <w:szCs w:val="16"/>
+        </w:rPr>
+      </w:r>
+      <w:r>
+        <w:rPr>
+          <w:rFonts w:ascii="Arial Narrow" w:eastAsia="Arial Narrow" w:hAnsi="Arial Narrow" w:cs="Arial Narrow"/>
+          <w:b/>
+          <w:bCs/>
+          <w:sz w:val="16"/>
+          <w:szCs w:val="16"/>
+        </w:rPr>
         <w:tab/>
-        <w:t xml:space="preserve"/>
-      </w:r>
-      <w:r>
-        <w:rPr>
-          <w:rFonts w:ascii="Arial Narrow" w:eastAsia="Arial Narrow" w:hAnsi="Arial Narrow" w:cs="Arial Narrow"/>
-          <w:sz w:val="16"/>
-          <w:szCs w:val="16"/>
-        </w:rPr>
-        <w:tab/>
-      </w:r>
-      <w:r>
-        <w:rPr>
-          <w:rFonts w:ascii="Arial Narrow" w:eastAsia="Arial Narrow" w:hAnsi="Arial Narrow" w:cs="Arial Narrow"/>
-          <w:b/>
-          <w:bCs/>
-          <w:sz w:val="16"/>
-          <w:szCs w:val="16"/>
-        </w:rPr>
         <w:t xml:space="preserve">LEY 29571, CÓDIGO DE PROTECCIÓN Y DEFENSA DEL CONSUMIDOR, publicado el 2 de setiembre de 2010 y modificado por Decreto Legislativo 1308 </w:t>
       </w:r>
     </w:p>
@@ -11840,24 +11852,23 @@
           <w:sz w:val="16"/>
           <w:szCs w:val="16"/>
         </w:rPr>
+        <w:t xml:space="preserve"/>
+      </w:r>
+      <w:r>
+        <w:rPr>
+          <w:rFonts w:ascii="Arial Narrow" w:eastAsia="Arial Narrow" w:hAnsi="Arial Narrow" w:cs="Arial Narrow"/>
+          <w:sz w:val="16"/>
+          <w:szCs w:val="16"/>
+        </w:rPr>
+      </w:r>
+      <w:r>
+        <w:rPr>
+          <w:rFonts w:ascii="Arial Narrow" w:eastAsia="Arial Narrow" w:hAnsi="Arial Narrow" w:cs="Arial Narrow"/>
+          <w:b/>
+          <w:sz w:val="16"/>
+          <w:szCs w:val="16"/>
+        </w:rPr>
         <w:tab/>
-        <w:t xml:space="preserve"/>
-      </w:r>
-      <w:r>
-        <w:rPr>
-          <w:rFonts w:ascii="Arial Narrow" w:eastAsia="Arial Narrow" w:hAnsi="Arial Narrow" w:cs="Arial Narrow"/>
-          <w:sz w:val="16"/>
-          <w:szCs w:val="16"/>
-        </w:rPr>
-        <w:tab/>
-      </w:r>
-      <w:r>
-        <w:rPr>
-          <w:rFonts w:ascii="Arial Narrow" w:eastAsia="Arial Narrow" w:hAnsi="Arial Narrow" w:cs="Arial Narrow"/>
-          <w:b/>
-          <w:sz w:val="16"/>
-          <w:szCs w:val="16"/>
-        </w:rPr>
         <w:t>LEY 29571, CÓDIGO DE PROTECCIÓN Y DEFENSA DEL CONSUMIDOR</w:t>
       </w:r>
       <w:r>
@@ -12072,7 +12083,6 @@
           <w:sz w:val="16"/>
           <w:szCs w:val="16"/>
         </w:rPr>
-        <w:tab/>
         <w:t xml:space="preserve"/>
       </w:r>
       <w:r>

--- a/plantillas_maestras/17_seguro_no_especificado/discriminacion/1_ddo_aseguradora/varon/TPL_2664_2025_SEGURO_NO_ESPECIFICADO_DISCRIMINACION_ASEGURADORA_VARON_R1.docx
+++ b/plantillas_maestras/17_seguro_no_especificado/discriminacion/1_ddo_aseguradora/varon/TPL_2664_2025_SEGURO_NO_ESPECIFICADO_DISCRIMINACION_ASEGURADORA_VARON_R1.docx
@@ -6963,7 +6963,7 @@
           <w:sz w:val="22"/>
           <w:szCs w:val="22"/>
         </w:rPr>
-        <w:t xml:space="preserve">correr traslado de la presente resolución a Interseguro Compañía de Seguros S.A. para que, de conformidad con lo dispuesto por el artículo 26 de la Ley sobre Facultades, Normas y Organización del Indecopi, aprobada por Decreto Legislativo 807</w:t>
+        <w:t xml:space="preserve">correr traslado de la denuncia del 6 de setiembre de 2025, complementado mediante el escrito del 10 de setiembre de 2025 a Interseguro Compañía de Seguros S.A. para que, de conformidad con lo dispuesto por el artículo 26 de la Ley sobre Facultades, Normas y Organización del Indecopi, aprobada por Decreto Legislativo 807</w:t>
       </w:r>
       <w:r>
         <w:rPr>
